--- a/Buffet - SENAC/Documentação_Técnica_Buffet.docx
+++ b/Buffet - SENAC/Documentação_Técnica_Buffet.docx
@@ -15725,6 +15725,11 @@
         <w:spacing w:line="360" w:lineRule="auto"/>
         <w:ind w:firstLine="709"/>
         <w:jc w:val="both"/>
+        <w:rPr>
+          <w:i/>
+          <w:iCs/>
+          <w:color w:val="808080"/>
+        </w:rPr>
       </w:pPr>
       <w:r>
         <w:rPr>
@@ -15733,6 +15738,625 @@
           <w:color w:val="808080"/>
         </w:rPr>
         <w:t>[Descreva os relacionamentos entre as tabelas (1:N, N:N, tabelas associativas), indicando as chaves estrangeiras envolvidas e a regra de negócio que cada relacionamento representa.]</w:t>
+      </w:r>
+    </w:p>
+    <w:p>
+      <w:pPr>
+        <w:spacing w:line="360" w:lineRule="auto"/>
+        <w:ind w:firstLine="709"/>
+        <w:jc w:val="both"/>
+      </w:pPr>
+      <w:r>
+        <w:t>O modelo de dados do Sistema de Buffet é composto predominantemente por relacionamentos do tipo 1:N, refletindo a estrutura hierárquica das solicitações de buffet e de seus itens associados. Os principais relacionamentos são descritos a seguir.</w:t>
+      </w:r>
+    </w:p>
+    <w:p>
+      <w:pPr>
+        <w:pStyle w:val="PargrafodaLista"/>
+        <w:numPr>
+          <w:ilvl w:val="0"/>
+          <w:numId w:val="5"/>
+        </w:numPr>
+        <w:spacing w:line="360" w:lineRule="auto"/>
+        <w:jc w:val="both"/>
+      </w:pPr>
+      <w:r>
+        <w:t>BUF_DESCRICAO X BUF_ESPECIFICACAO (1)</w:t>
+      </w:r>
+    </w:p>
+    <w:p>
+      <w:pPr>
+        <w:pStyle w:val="PargrafodaLista"/>
+        <w:numPr>
+          <w:ilvl w:val="1"/>
+          <w:numId w:val="5"/>
+        </w:numPr>
+        <w:spacing w:line="360" w:lineRule="auto"/>
+        <w:jc w:val="both"/>
+      </w:pPr>
+      <w:r>
+        <w:t>PK – BUF_DESCRICAO.id_desc</w:t>
+      </w:r>
+    </w:p>
+    <w:p>
+      <w:pPr>
+        <w:pStyle w:val="PargrafodaLista"/>
+        <w:numPr>
+          <w:ilvl w:val="1"/>
+          <w:numId w:val="5"/>
+        </w:numPr>
+        <w:spacing w:line="360" w:lineRule="auto"/>
+        <w:jc w:val="both"/>
+      </w:pPr>
+      <w:r>
+        <w:t>FK – BUF_ESPECIFICACAO.fk_id_desc</w:t>
+      </w:r>
+    </w:p>
+    <w:p>
+      <w:pPr>
+        <w:spacing w:line="360" w:lineRule="auto"/>
+        <w:ind w:left="1429"/>
+        <w:jc w:val="both"/>
+      </w:pPr>
+      <w:r>
+        <w:t>Um item de buffet pode possuir nenhuma, uma ou várias especificações associadas, enquanto cada especificação pertence a um único item de buffet. Esse relacionamento permite armazenar informações complementares e detalhadas sobre cada item disponível para solicitação.</w:t>
+      </w:r>
+    </w:p>
+    <w:p>
+      <w:pPr>
+        <w:spacing w:line="360" w:lineRule="auto"/>
+        <w:ind w:left="1429"/>
+        <w:jc w:val="both"/>
+      </w:pPr>
+    </w:p>
+    <w:p>
+      <w:pPr>
+        <w:pStyle w:val="PargrafodaLista"/>
+        <w:numPr>
+          <w:ilvl w:val="0"/>
+          <w:numId w:val="5"/>
+        </w:numPr>
+        <w:spacing w:line="360" w:lineRule="auto"/>
+        <w:jc w:val="both"/>
+      </w:pPr>
+      <w:r>
+        <w:t>BUF_SOLICITACAO X BUF_ITEM_SOLICITACAO (1)</w:t>
+      </w:r>
+    </w:p>
+    <w:p>
+      <w:pPr>
+        <w:pStyle w:val="PargrafodaLista"/>
+        <w:numPr>
+          <w:ilvl w:val="1"/>
+          <w:numId w:val="5"/>
+        </w:numPr>
+        <w:spacing w:line="360" w:lineRule="auto"/>
+        <w:jc w:val="both"/>
+      </w:pPr>
+      <w:r>
+        <w:t>PK – BUF_SOLICITACAO.id_solicitacao</w:t>
+      </w:r>
+    </w:p>
+    <w:p>
+      <w:pPr>
+        <w:pStyle w:val="PargrafodaLista"/>
+        <w:numPr>
+          <w:ilvl w:val="1"/>
+          <w:numId w:val="5"/>
+        </w:numPr>
+        <w:spacing w:line="360" w:lineRule="auto"/>
+        <w:jc w:val="both"/>
+      </w:pPr>
+      <w:r>
+        <w:t>FK – BUF_ITEM_SOLICITACAO.fk_id_desc</w:t>
+      </w:r>
+    </w:p>
+    <w:p>
+      <w:pPr>
+        <w:spacing w:line="360" w:lineRule="auto"/>
+        <w:ind w:left="1416"/>
+        <w:jc w:val="both"/>
+      </w:pPr>
+      <w:r>
+        <w:t>Uma solicitação de buffet pode conter vários itens solicitados, enquanto cada item pertence a uma única solicitação. Esse relacionamento representa a composição do pedido realizado pelo solicitante.</w:t>
+      </w:r>
+    </w:p>
+    <w:p>
+      <w:pPr>
+        <w:spacing w:line="360" w:lineRule="auto"/>
+        <w:ind w:left="1416"/>
+        <w:jc w:val="both"/>
+      </w:pPr>
+    </w:p>
+    <w:p>
+      <w:pPr>
+        <w:pStyle w:val="PargrafodaLista"/>
+        <w:numPr>
+          <w:ilvl w:val="0"/>
+          <w:numId w:val="5"/>
+        </w:numPr>
+        <w:spacing w:line="360" w:lineRule="auto"/>
+        <w:jc w:val="both"/>
+      </w:pPr>
+      <w:r>
+        <w:t>BUF_DESCRICAO X BUF_ITEM_SOLICITACAO (1)</w:t>
+      </w:r>
+    </w:p>
+    <w:p>
+      <w:pPr>
+        <w:pStyle w:val="PargrafodaLista"/>
+        <w:numPr>
+          <w:ilvl w:val="1"/>
+          <w:numId w:val="5"/>
+        </w:numPr>
+        <w:spacing w:line="360" w:lineRule="auto"/>
+        <w:jc w:val="both"/>
+      </w:pPr>
+      <w:r>
+        <w:lastRenderedPageBreak/>
+        <w:t>PK – BUF_DESCRICAO.id_desc</w:t>
+      </w:r>
+    </w:p>
+    <w:p>
+      <w:pPr>
+        <w:pStyle w:val="PargrafodaLista"/>
+        <w:numPr>
+          <w:ilvl w:val="1"/>
+          <w:numId w:val="5"/>
+        </w:numPr>
+        <w:spacing w:line="360" w:lineRule="auto"/>
+        <w:jc w:val="both"/>
+      </w:pPr>
+      <w:r>
+        <w:t>FK – BUF_ITEM_SOLICITACAO.fk_id_desc</w:t>
+      </w:r>
+    </w:p>
+    <w:p>
+      <w:pPr>
+        <w:spacing w:line="360" w:lineRule="auto"/>
+        <w:ind w:left="1416"/>
+        <w:jc w:val="both"/>
+      </w:pPr>
+      <w:r>
+        <w:t>Um item de buffet cadastrado pode ser utilizado em diversas solicitações</w:t>
+      </w:r>
+      <w:r>
+        <w:t>, enquanto cada item solicitado referencia um único item do catálogo de buffet. Esse relacionamento vincula o pedido ao item contratado correspondente.</w:t>
+      </w:r>
+    </w:p>
+    <w:p>
+      <w:pPr>
+        <w:spacing w:line="360" w:lineRule="auto"/>
+        <w:ind w:left="1416"/>
+        <w:jc w:val="both"/>
+      </w:pPr>
+    </w:p>
+    <w:p>
+      <w:pPr>
+        <w:pStyle w:val="PargrafodaLista"/>
+        <w:numPr>
+          <w:ilvl w:val="0"/>
+          <w:numId w:val="5"/>
+        </w:numPr>
+        <w:spacing w:line="360" w:lineRule="auto"/>
+        <w:jc w:val="both"/>
+      </w:pPr>
+      <w:r>
+        <w:t>BUF_ITEM_SOLICITACAO X BUF_HOR_ITEM (1)</w:t>
+      </w:r>
+    </w:p>
+    <w:p>
+      <w:pPr>
+        <w:pStyle w:val="PargrafodaLista"/>
+        <w:numPr>
+          <w:ilvl w:val="1"/>
+          <w:numId w:val="5"/>
+        </w:numPr>
+        <w:spacing w:line="360" w:lineRule="auto"/>
+        <w:jc w:val="both"/>
+      </w:pPr>
+      <w:r>
+        <w:t>PK – BUF_ITEM_SOLICITACAO.id_item</w:t>
+      </w:r>
+    </w:p>
+    <w:p>
+      <w:pPr>
+        <w:pStyle w:val="PargrafodaLista"/>
+        <w:numPr>
+          <w:ilvl w:val="1"/>
+          <w:numId w:val="5"/>
+        </w:numPr>
+        <w:spacing w:line="360" w:lineRule="auto"/>
+        <w:jc w:val="both"/>
+      </w:pPr>
+      <w:r>
+        <w:t>FK – BUF_HOR_ITEM.fk_id_item</w:t>
+      </w:r>
+    </w:p>
+    <w:p>
+      <w:pPr>
+        <w:spacing w:line="360" w:lineRule="auto"/>
+        <w:ind w:left="1416"/>
+        <w:jc w:val="both"/>
+      </w:pPr>
+      <w:r>
+        <w:t>Um item solicitado pode possuir um ou mais horários de atendimento associados, permitindo a divisão da quantidade solicitada em diferentes horários dentro do mesmo evento. Cada horário pertence a um único item solicitado.</w:t>
+      </w:r>
+    </w:p>
+    <w:p>
+      <w:pPr>
+        <w:spacing w:line="360" w:lineRule="auto"/>
+        <w:ind w:left="1416"/>
+        <w:jc w:val="both"/>
+      </w:pPr>
+    </w:p>
+    <w:p>
+      <w:pPr>
+        <w:pStyle w:val="PargrafodaLista"/>
+        <w:numPr>
+          <w:ilvl w:val="0"/>
+          <w:numId w:val="5"/>
+        </w:numPr>
+        <w:spacing w:line="360" w:lineRule="auto"/>
+        <w:jc w:val="both"/>
+      </w:pPr>
+      <w:r>
+        <w:t>BUF_SOLICITACAO X BUF_ANEXO (1)</w:t>
+      </w:r>
+    </w:p>
+    <w:p>
+      <w:pPr>
+        <w:pStyle w:val="PargrafodaLista"/>
+        <w:numPr>
+          <w:ilvl w:val="1"/>
+          <w:numId w:val="5"/>
+        </w:numPr>
+        <w:spacing w:line="360" w:lineRule="auto"/>
+        <w:jc w:val="both"/>
+      </w:pPr>
+      <w:r>
+        <w:t>PK – BUF_SOLICITACAO.id_solicitacao</w:t>
+      </w:r>
+    </w:p>
+    <w:p>
+      <w:pPr>
+        <w:pStyle w:val="PargrafodaLista"/>
+        <w:numPr>
+          <w:ilvl w:val="1"/>
+          <w:numId w:val="5"/>
+        </w:numPr>
+        <w:spacing w:line="360" w:lineRule="auto"/>
+        <w:jc w:val="both"/>
+      </w:pPr>
+      <w:r>
+        <w:t>FK – BUF_ANEXO.fk_id_solicitacao</w:t>
+      </w:r>
+    </w:p>
+    <w:p>
+      <w:pPr>
+        <w:spacing w:line="360" w:lineRule="auto"/>
+        <w:ind w:left="1416"/>
+        <w:jc w:val="both"/>
+      </w:pPr>
+      <w:r>
+        <w:t>Uma solicitação pode possuir nenhum, um ou vários documentos anexados, enquanto cada anexo está vinculado a uma única solicitação. Esse relacionamento é utilizado para armazenar documentos encaminhados à DGER ou relacionados ao processo administrativo do evento.</w:t>
+      </w:r>
+    </w:p>
+    <w:p>
+      <w:pPr>
+        <w:spacing w:line="360" w:lineRule="auto"/>
+        <w:ind w:left="1416"/>
+        <w:jc w:val="both"/>
+      </w:pPr>
+    </w:p>
+    <w:p>
+      <w:pPr>
+        <w:pStyle w:val="PargrafodaLista"/>
+        <w:numPr>
+          <w:ilvl w:val="0"/>
+          <w:numId w:val="5"/>
+        </w:numPr>
+        <w:spacing w:line="360" w:lineRule="auto"/>
+        <w:jc w:val="both"/>
+      </w:pPr>
+      <w:r>
+        <w:t>BUF_SOLICITACAO_EXT X BUF_ITEM_SOLICITACAO_EXT (1)</w:t>
+      </w:r>
+    </w:p>
+    <w:p>
+      <w:pPr>
+        <w:pStyle w:val="PargrafodaLista"/>
+        <w:numPr>
+          <w:ilvl w:val="1"/>
+          <w:numId w:val="5"/>
+        </w:numPr>
+        <w:spacing w:line="360" w:lineRule="auto"/>
+        <w:jc w:val="both"/>
+      </w:pPr>
+      <w:r>
+        <w:t>PK – BUF_SOLICITACAO_EXT.id_solicitacao_ext</w:t>
+      </w:r>
+    </w:p>
+    <w:p>
+      <w:pPr>
+        <w:pStyle w:val="PargrafodaLista"/>
+        <w:numPr>
+          <w:ilvl w:val="1"/>
+          <w:numId w:val="5"/>
+        </w:numPr>
+        <w:spacing w:line="360" w:lineRule="auto"/>
+        <w:jc w:val="both"/>
+      </w:pPr>
+      <w:r>
+        <w:t>FK – BUF_ITEM_SOLICITACAO_EXT.fk_id_solicitacao_ext</w:t>
+      </w:r>
+    </w:p>
+    <w:p>
+      <w:pPr>
+        <w:spacing w:line="360" w:lineRule="auto"/>
+        <w:ind w:left="1416"/>
+        <w:jc w:val="both"/>
+      </w:pPr>
+      <w:r>
+        <w:t>Um evento externo pode possuir vários itens associados, enquanto cada item externo pertence a um único evento externo. Esse relacionamento permite registrar eventos realizados fora do contrato do Senac.</w:t>
+      </w:r>
+    </w:p>
+    <w:p>
+      <w:pPr>
+        <w:spacing w:line="360" w:lineRule="auto"/>
+        <w:ind w:left="1416"/>
+        <w:jc w:val="both"/>
+      </w:pPr>
+    </w:p>
+    <w:p>
+      <w:pPr>
+        <w:pStyle w:val="PargrafodaLista"/>
+        <w:numPr>
+          <w:ilvl w:val="0"/>
+          <w:numId w:val="5"/>
+        </w:numPr>
+        <w:spacing w:line="360" w:lineRule="auto"/>
+        <w:jc w:val="both"/>
+      </w:pPr>
+      <w:r>
+        <w:t>BUF_DESCRICAO X BUF_ITEM_SOLICITACAO_EXT (1)</w:t>
+      </w:r>
+    </w:p>
+    <w:p>
+      <w:pPr>
+        <w:pStyle w:val="PargrafodaLista"/>
+        <w:numPr>
+          <w:ilvl w:val="1"/>
+          <w:numId w:val="5"/>
+        </w:numPr>
+        <w:spacing w:line="360" w:lineRule="auto"/>
+        <w:jc w:val="both"/>
+      </w:pPr>
+      <w:r>
+        <w:t>PK – BUF_DESCRICAO.id_desc</w:t>
+      </w:r>
+    </w:p>
+    <w:p>
+      <w:pPr>
+        <w:pStyle w:val="PargrafodaLista"/>
+        <w:numPr>
+          <w:ilvl w:val="1"/>
+          <w:numId w:val="5"/>
+        </w:numPr>
+        <w:spacing w:line="360" w:lineRule="auto"/>
+        <w:jc w:val="both"/>
+      </w:pPr>
+      <w:r>
+        <w:t>FK – BUF_ITEM_SOLICITACAO_EXT.fk_id_desc</w:t>
+      </w:r>
+    </w:p>
+    <w:p>
+      <w:pPr>
+        <w:spacing w:line="360" w:lineRule="auto"/>
+        <w:ind w:left="1416"/>
+        <w:jc w:val="both"/>
+      </w:pPr>
+      <w:r>
+        <w:t>Um item de buffet pode ser utilizado em diversos eventos externos, enquanto cada item externo referencia um único item do catálogo de buffet.</w:t>
+      </w:r>
+    </w:p>
+    <w:p>
+      <w:pPr>
+        <w:spacing w:line="360" w:lineRule="auto"/>
+        <w:ind w:left="1416"/>
+        <w:jc w:val="both"/>
+      </w:pPr>
+    </w:p>
+    <w:p>
+      <w:pPr>
+        <w:pStyle w:val="PargrafodaLista"/>
+        <w:numPr>
+          <w:ilvl w:val="0"/>
+          <w:numId w:val="5"/>
+        </w:numPr>
+        <w:spacing w:line="360" w:lineRule="auto"/>
+        <w:jc w:val="both"/>
+      </w:pPr>
+      <w:r>
+        <w:t>BUF_SOLICITACAO X BUF_FEEDBACK (1:1)</w:t>
+      </w:r>
+    </w:p>
+    <w:p>
+      <w:pPr>
+        <w:pStyle w:val="PargrafodaLista"/>
+        <w:numPr>
+          <w:ilvl w:val="1"/>
+          <w:numId w:val="5"/>
+        </w:numPr>
+        <w:spacing w:line="360" w:lineRule="auto"/>
+        <w:jc w:val="both"/>
+      </w:pPr>
+      <w:r>
+        <w:t>PK – BUF_SOLICITACAO.id_solicitacao</w:t>
+      </w:r>
+    </w:p>
+    <w:p>
+      <w:pPr>
+        <w:pStyle w:val="PargrafodaLista"/>
+        <w:numPr>
+          <w:ilvl w:val="1"/>
+          <w:numId w:val="5"/>
+        </w:numPr>
+        <w:spacing w:line="360" w:lineRule="auto"/>
+        <w:jc w:val="both"/>
+      </w:pPr>
+      <w:r>
+        <w:t>FK – BUF_FEEDBACK.fk_id_solicitacao</w:t>
+      </w:r>
+    </w:p>
+    <w:p>
+      <w:pPr>
+        <w:spacing w:line="360" w:lineRule="auto"/>
+        <w:ind w:left="1416"/>
+        <w:jc w:val="both"/>
+      </w:pPr>
+      <w:r>
+        <w:t>Cada solicitação pode possuir, no máximo, um registro de avaliação associado, enquanto cada feedback pertence a uma única solicitação. Esse relacionamento representa a avaliação do serviço realizada pelo solicitante após a execução do evento.</w:t>
+      </w:r>
+    </w:p>
+    <w:p>
+      <w:pPr>
+        <w:spacing w:line="360" w:lineRule="auto"/>
+        <w:jc w:val="both"/>
+      </w:pPr>
+      <w:r>
+        <w:tab/>
+      </w:r>
+      <w:r>
+        <w:tab/>
+      </w:r>
+    </w:p>
+    <w:p>
+      <w:pPr>
+        <w:pStyle w:val="PargrafodaLista"/>
+        <w:numPr>
+          <w:ilvl w:val="0"/>
+          <w:numId w:val="5"/>
+        </w:numPr>
+        <w:spacing w:line="360" w:lineRule="auto"/>
+        <w:jc w:val="both"/>
+      </w:pPr>
+      <w:r>
+        <w:t>BUF_SOLICITACAO X BUF_ITEM_SOLICITACAO_TEMP (1)</w:t>
+      </w:r>
+    </w:p>
+    <w:p>
+      <w:pPr>
+        <w:pStyle w:val="PargrafodaLista"/>
+        <w:numPr>
+          <w:ilvl w:val="1"/>
+          <w:numId w:val="5"/>
+        </w:numPr>
+        <w:spacing w:line="360" w:lineRule="auto"/>
+        <w:jc w:val="both"/>
+      </w:pPr>
+      <w:r>
+        <w:t>PK – BUF_SOLICITACAO.id_solicitacao</w:t>
+      </w:r>
+    </w:p>
+    <w:p>
+      <w:pPr>
+        <w:pStyle w:val="PargrafodaLista"/>
+        <w:numPr>
+          <w:ilvl w:val="1"/>
+          <w:numId w:val="5"/>
+        </w:numPr>
+        <w:spacing w:line="360" w:lineRule="auto"/>
+        <w:jc w:val="both"/>
+      </w:pPr>
+      <w:r>
+        <w:t>FK – BUF_ITEM_SOLICITACAO_TEMP.fk_id_solicitacao</w:t>
+      </w:r>
+    </w:p>
+    <w:p>
+      <w:pPr>
+        <w:spacing w:line="360" w:lineRule="auto"/>
+        <w:ind w:left="1416"/>
+        <w:jc w:val="both"/>
+      </w:pPr>
+      <w:r>
+        <w:t>Uma solicitação pode possuir registros temporários de alteração de seus itens, utilizados durante o processo de análise antes da confirmação definitiva das modificações.</w:t>
+      </w:r>
+    </w:p>
+    <w:p>
+      <w:pPr>
+        <w:spacing w:line="360" w:lineRule="auto"/>
+        <w:ind w:left="1416"/>
+        <w:jc w:val="both"/>
+      </w:pPr>
+    </w:p>
+    <w:p>
+      <w:pPr>
+        <w:pStyle w:val="PargrafodaLista"/>
+        <w:numPr>
+          <w:ilvl w:val="0"/>
+          <w:numId w:val="5"/>
+        </w:numPr>
+        <w:spacing w:line="360" w:lineRule="auto"/>
+        <w:jc w:val="both"/>
+      </w:pPr>
+      <w:r>
+        <w:t>BUF_DESCRICAO X BUF_ITEM_SOLICITACAO_TEMP (1)</w:t>
+      </w:r>
+    </w:p>
+    <w:p>
+      <w:pPr>
+        <w:pStyle w:val="PargrafodaLista"/>
+        <w:numPr>
+          <w:ilvl w:val="1"/>
+          <w:numId w:val="5"/>
+        </w:numPr>
+        <w:spacing w:line="360" w:lineRule="auto"/>
+        <w:jc w:val="both"/>
+      </w:pPr>
+      <w:r>
+        <w:t>PK – BUF_DESCRICAO.id_desc</w:t>
+      </w:r>
+    </w:p>
+    <w:p>
+      <w:pPr>
+        <w:pStyle w:val="PargrafodaLista"/>
+        <w:numPr>
+          <w:ilvl w:val="1"/>
+          <w:numId w:val="5"/>
+        </w:numPr>
+        <w:spacing w:line="360" w:lineRule="auto"/>
+        <w:jc w:val="both"/>
+      </w:pPr>
+      <w:r>
+        <w:t>FK – BUF_ITEM_SOLICITACAO_TEMP.fk_id_desc</w:t>
+      </w:r>
+    </w:p>
+    <w:p>
+      <w:pPr>
+        <w:spacing w:line="360" w:lineRule="auto"/>
+        <w:ind w:left="1416"/>
+        <w:jc w:val="both"/>
+      </w:pPr>
+      <w:r>
+        <w:t>Cada registro temporário referencia um item do catálogo de buffet, permitindo armazenar alterações propostas antes da atualização da tabela principal.</w:t>
+      </w:r>
+    </w:p>
+    <w:p>
+      <w:pPr>
+        <w:spacing w:line="360" w:lineRule="auto"/>
+        <w:ind w:left="1416"/>
+        <w:jc w:val="both"/>
+      </w:pPr>
+    </w:p>
+    <w:p>
+      <w:pPr>
+        <w:spacing w:line="360" w:lineRule="auto"/>
+        <w:ind w:firstLine="708"/>
+        <w:jc w:val="both"/>
+      </w:pPr>
+      <w:r>
+        <w:t>Em conjunto, esses relacionamentos permitem representar o ciclo completo das solicitações de buffet, desde o catálogo de itens disponíveis, passando pelo registro dos pedidos e horários de atendimento, até o armazenamento de documentos, avaliações e eventos externos ao contrato do Senac.</w:t>
       </w:r>
     </w:p>
     <w:p>
@@ -16079,7 +16703,6 @@
       </w:pPr>
       <w:bookmarkStart w:id="11" w:name="_Toc236119061"/>
       <w:r>
-        <w:lastRenderedPageBreak/>
         <w:t>4.1 Segurança</w:t>
       </w:r>
       <w:bookmarkEnd w:id="11"/>
@@ -16517,6 +17140,7 @@
       </w:pPr>
       <w:bookmarkStart w:id="14" w:name="_Toc236119064"/>
       <w:r>
+        <w:lastRenderedPageBreak/>
         <w:t>4.4 Templates</w:t>
       </w:r>
       <w:bookmarkEnd w:id="14"/>
@@ -16595,7 +17219,6 @@
       </w:pPr>
       <w:bookmarkStart w:id="17" w:name="_Toc236119067"/>
       <w:r>
-        <w:lastRenderedPageBreak/>
         <w:t>4.7 Plugins</w:t>
       </w:r>
       <w:bookmarkEnd w:id="17"/>
@@ -16706,6 +17329,7 @@
       </w:pPr>
       <w:bookmarkStart w:id="22" w:name="_Toc236119072"/>
       <w:r>
+        <w:lastRenderedPageBreak/>
         <w:t>5.1.1 Visão Geral do Fluxo</w:t>
       </w:r>
       <w:bookmarkEnd w:id="22"/>
@@ -16783,7 +17407,6 @@
         <w:jc w:val="both"/>
       </w:pPr>
       <w:r>
-        <w:lastRenderedPageBreak/>
         <w:t>O Quadro 5 resume as páginas que compõem este fluxo, e os subitens seguintes detalham cada uma delas.</w:t>
       </w:r>
     </w:p>
@@ -17283,6 +17906,7 @@
           <w:iCs/>
           <w:color w:val="808080"/>
         </w:rPr>
+        <w:lastRenderedPageBreak/>
         <w:t>[descreva validações, computações e processos PL/SQL executados nesta página, incluindo o momento de execução (before header, after submit, etc.).]</w:t>
       </w:r>
     </w:p>
@@ -17403,7 +18027,6 @@
           <w:iCs/>
           <w:color w:val="808080"/>
         </w:rPr>
-        <w:lastRenderedPageBreak/>
         <w:t>[Descreva pontos de atenção identificados durante o desenvolvimento, dívidas técnicas conhecidas, limitações do sistema e sugestões de melhoria para versões futuras.]</w:t>
       </w:r>
     </w:p>
@@ -17630,6 +18253,345 @@
 <file path=word/numbering.xml><?xml version="1.0" encoding="utf-8"?>
 <w:numbering xmlns:wpc="http://schemas.microsoft.com/office/word/2010/wordprocessingCanvas" xmlns:cx="http://schemas.microsoft.com/office/drawing/2014/chartex" xmlns:cx1="http://schemas.microsoft.com/office/drawing/2015/9/8/chartex" xmlns:cx2="http://schemas.microsoft.com/office/drawing/2015/10/21/chartex" xmlns:cx3="http://schemas.microsoft.com/office/drawing/2016/5/9/chartex" xmlns:cx4="http://schemas.microsoft.com/office/drawing/2016/5/10/chartex" xmlns:cx5="http://schemas.microsoft.com/office/drawing/2016/5/11/chartex" xmlns:cx6="http://schemas.microsoft.com/office/drawing/2016/5/12/chartex" xmlns:cx7="http://schemas.microsoft.com/office/drawing/2016/5/13/chartex" xmlns:cx8="http://schemas.microsoft.com/office/drawing/2016/5/14/chartex" xmlns:mc="http://schemas.openxmlformats.org/markup-compatibility/2006" xmlns:aink="http://schemas.microsoft.com/office/drawing/2016/ink" xmlns:am3d="http://schemas.microsoft.com/office/drawing/2017/model3d" xmlns:o="urn:schemas-microsoft-com:office:office" xmlns:oel="http://schemas.microsoft.com/office/2019/extlst" xmlns:r="http://schemas.openxmlformats.org/officeDocument/2006/relationships" xmlns:m="http://schemas.openxmlformats.org/officeDocument/2006/math" xmlns:v="urn:schemas-microsoft-com:vml" xmlns:wp14="http://schemas.microsoft.com/office/word/2010/wordprocessingDrawing" xmlns:wp="http://schemas.openxmlformats.org/drawingml/2006/wordprocessingDrawing" xmlns:w10="urn:schemas-microsoft-com:office:word" xmlns:w="http://schemas.openxmlformats.org/wordprocessingml/2006/main" xmlns:w14="http://schemas.microsoft.com/office/word/2010/wordml" xmlns:w15="http://schemas.microsoft.com/office/word/2012/wordml" xmlns:w16cex="http://schemas.microsoft.com/office/word/2018/wordml/cex" xmlns:w16cid="http://schemas.microsoft.com/office/word/2016/wordml/cid" xmlns:w16="http://schemas.microsoft.com/office/word/2018/wordml" xmlns:w16du="http://schemas.microsoft.com/office/word/2023/wordml/word16du" xmlns:w16sdtdh="http://schemas.microsoft.com/office/word/2020/wordml/sdtdatahash" xmlns:w16sdtfl="http://schemas.microsoft.com/office/word/2024/wordml/sdtformatlock" xmlns:w16se="http://schemas.microsoft.com/office/word/2015/wordml/symex" xmlns:wpg="http://schemas.microsoft.com/office/word/2010/wordprocessingGroup" xmlns:wpi="http://schemas.microsoft.com/office/word/2010/wordprocessingInk" xmlns:wne="http://schemas.microsoft.com/office/word/2006/wordml" xmlns:wps="http://schemas.microsoft.com/office/word/2010/wordprocessingShape" mc:Ignorable="w14 w15 w16se w16cid w16 w16cex w16sdtdh w16sdtfl w16du wp14">
   <w:abstractNum w:abstractNumId="0" w15:restartNumberingAfterBreak="0">
+    <w:nsid w:val="0B7B3097"/>
+    <w:multiLevelType w:val="hybridMultilevel"/>
+    <w:tmpl w:val="B55E5E08"/>
+    <w:lvl w:ilvl="0" w:tplc="04160001">
+      <w:start w:val="1"/>
+      <w:numFmt w:val="bullet"/>
+      <w:lvlText w:val=""/>
+      <w:lvlJc w:val="left"/>
+      <w:pPr>
+        <w:ind w:left="1069" w:hanging="360"/>
+      </w:pPr>
+      <w:rPr>
+        <w:rFonts w:ascii="Symbol" w:hAnsi="Symbol" w:hint="default"/>
+      </w:rPr>
+    </w:lvl>
+    <w:lvl w:ilvl="1" w:tplc="04160003" w:tentative="1">
+      <w:start w:val="1"/>
+      <w:numFmt w:val="bullet"/>
+      <w:lvlText w:val="o"/>
+      <w:lvlJc w:val="left"/>
+      <w:pPr>
+        <w:ind w:left="1789" w:hanging="360"/>
+      </w:pPr>
+      <w:rPr>
+        <w:rFonts w:ascii="Courier New" w:hAnsi="Courier New" w:cs="Courier New" w:hint="default"/>
+      </w:rPr>
+    </w:lvl>
+    <w:lvl w:ilvl="2" w:tplc="04160005" w:tentative="1">
+      <w:start w:val="1"/>
+      <w:numFmt w:val="bullet"/>
+      <w:lvlText w:val=""/>
+      <w:lvlJc w:val="left"/>
+      <w:pPr>
+        <w:ind w:left="2509" w:hanging="360"/>
+      </w:pPr>
+      <w:rPr>
+        <w:rFonts w:ascii="Wingdings" w:hAnsi="Wingdings" w:hint="default"/>
+      </w:rPr>
+    </w:lvl>
+    <w:lvl w:ilvl="3" w:tplc="04160001" w:tentative="1">
+      <w:start w:val="1"/>
+      <w:numFmt w:val="bullet"/>
+      <w:lvlText w:val=""/>
+      <w:lvlJc w:val="left"/>
+      <w:pPr>
+        <w:ind w:left="3229" w:hanging="360"/>
+      </w:pPr>
+      <w:rPr>
+        <w:rFonts w:ascii="Symbol" w:hAnsi="Symbol" w:hint="default"/>
+      </w:rPr>
+    </w:lvl>
+    <w:lvl w:ilvl="4" w:tplc="04160003" w:tentative="1">
+      <w:start w:val="1"/>
+      <w:numFmt w:val="bullet"/>
+      <w:lvlText w:val="o"/>
+      <w:lvlJc w:val="left"/>
+      <w:pPr>
+        <w:ind w:left="3949" w:hanging="360"/>
+      </w:pPr>
+      <w:rPr>
+        <w:rFonts w:ascii="Courier New" w:hAnsi="Courier New" w:cs="Courier New" w:hint="default"/>
+      </w:rPr>
+    </w:lvl>
+    <w:lvl w:ilvl="5" w:tplc="04160005" w:tentative="1">
+      <w:start w:val="1"/>
+      <w:numFmt w:val="bullet"/>
+      <w:lvlText w:val=""/>
+      <w:lvlJc w:val="left"/>
+      <w:pPr>
+        <w:ind w:left="4669" w:hanging="360"/>
+      </w:pPr>
+      <w:rPr>
+        <w:rFonts w:ascii="Wingdings" w:hAnsi="Wingdings" w:hint="default"/>
+      </w:rPr>
+    </w:lvl>
+    <w:lvl w:ilvl="6" w:tplc="04160001" w:tentative="1">
+      <w:start w:val="1"/>
+      <w:numFmt w:val="bullet"/>
+      <w:lvlText w:val=""/>
+      <w:lvlJc w:val="left"/>
+      <w:pPr>
+        <w:ind w:left="5389" w:hanging="360"/>
+      </w:pPr>
+      <w:rPr>
+        <w:rFonts w:ascii="Symbol" w:hAnsi="Symbol" w:hint="default"/>
+      </w:rPr>
+    </w:lvl>
+    <w:lvl w:ilvl="7" w:tplc="04160003" w:tentative="1">
+      <w:start w:val="1"/>
+      <w:numFmt w:val="bullet"/>
+      <w:lvlText w:val="o"/>
+      <w:lvlJc w:val="left"/>
+      <w:pPr>
+        <w:ind w:left="6109" w:hanging="360"/>
+      </w:pPr>
+      <w:rPr>
+        <w:rFonts w:ascii="Courier New" w:hAnsi="Courier New" w:cs="Courier New" w:hint="default"/>
+      </w:rPr>
+    </w:lvl>
+    <w:lvl w:ilvl="8" w:tplc="04160005" w:tentative="1">
+      <w:start w:val="1"/>
+      <w:numFmt w:val="bullet"/>
+      <w:lvlText w:val=""/>
+      <w:lvlJc w:val="left"/>
+      <w:pPr>
+        <w:ind w:left="6829" w:hanging="360"/>
+      </w:pPr>
+      <w:rPr>
+        <w:rFonts w:ascii="Wingdings" w:hAnsi="Wingdings" w:hint="default"/>
+      </w:rPr>
+    </w:lvl>
+  </w:abstractNum>
+  <w:abstractNum w:abstractNumId="1" w15:restartNumberingAfterBreak="0">
+    <w:nsid w:val="0C821895"/>
+    <w:multiLevelType w:val="hybridMultilevel"/>
+    <w:tmpl w:val="CDB06356"/>
+    <w:lvl w:ilvl="0" w:tplc="04160001">
+      <w:start w:val="1"/>
+      <w:numFmt w:val="bullet"/>
+      <w:lvlText w:val=""/>
+      <w:lvlJc w:val="left"/>
+      <w:pPr>
+        <w:ind w:left="1429" w:hanging="360"/>
+      </w:pPr>
+      <w:rPr>
+        <w:rFonts w:ascii="Symbol" w:hAnsi="Symbol" w:hint="default"/>
+      </w:rPr>
+    </w:lvl>
+    <w:lvl w:ilvl="1" w:tplc="04160003">
+      <w:start w:val="1"/>
+      <w:numFmt w:val="bullet"/>
+      <w:lvlText w:val="o"/>
+      <w:lvlJc w:val="left"/>
+      <w:pPr>
+        <w:ind w:left="2149" w:hanging="360"/>
+      </w:pPr>
+      <w:rPr>
+        <w:rFonts w:ascii="Courier New" w:hAnsi="Courier New" w:cs="Courier New" w:hint="default"/>
+      </w:rPr>
+    </w:lvl>
+    <w:lvl w:ilvl="2" w:tplc="04160005">
+      <w:start w:val="1"/>
+      <w:numFmt w:val="bullet"/>
+      <w:lvlText w:val=""/>
+      <w:lvlJc w:val="left"/>
+      <w:pPr>
+        <w:ind w:left="2869" w:hanging="360"/>
+      </w:pPr>
+      <w:rPr>
+        <w:rFonts w:ascii="Wingdings" w:hAnsi="Wingdings" w:hint="default"/>
+      </w:rPr>
+    </w:lvl>
+    <w:lvl w:ilvl="3" w:tplc="04160001" w:tentative="1">
+      <w:start w:val="1"/>
+      <w:numFmt w:val="bullet"/>
+      <w:lvlText w:val=""/>
+      <w:lvlJc w:val="left"/>
+      <w:pPr>
+        <w:ind w:left="3589" w:hanging="360"/>
+      </w:pPr>
+      <w:rPr>
+        <w:rFonts w:ascii="Symbol" w:hAnsi="Symbol" w:hint="default"/>
+      </w:rPr>
+    </w:lvl>
+    <w:lvl w:ilvl="4" w:tplc="04160003" w:tentative="1">
+      <w:start w:val="1"/>
+      <w:numFmt w:val="bullet"/>
+      <w:lvlText w:val="o"/>
+      <w:lvlJc w:val="left"/>
+      <w:pPr>
+        <w:ind w:left="4309" w:hanging="360"/>
+      </w:pPr>
+      <w:rPr>
+        <w:rFonts w:ascii="Courier New" w:hAnsi="Courier New" w:cs="Courier New" w:hint="default"/>
+      </w:rPr>
+    </w:lvl>
+    <w:lvl w:ilvl="5" w:tplc="04160005" w:tentative="1">
+      <w:start w:val="1"/>
+      <w:numFmt w:val="bullet"/>
+      <w:lvlText w:val=""/>
+      <w:lvlJc w:val="left"/>
+      <w:pPr>
+        <w:ind w:left="5029" w:hanging="360"/>
+      </w:pPr>
+      <w:rPr>
+        <w:rFonts w:ascii="Wingdings" w:hAnsi="Wingdings" w:hint="default"/>
+      </w:rPr>
+    </w:lvl>
+    <w:lvl w:ilvl="6" w:tplc="04160001" w:tentative="1">
+      <w:start w:val="1"/>
+      <w:numFmt w:val="bullet"/>
+      <w:lvlText w:val=""/>
+      <w:lvlJc w:val="left"/>
+      <w:pPr>
+        <w:ind w:left="5749" w:hanging="360"/>
+      </w:pPr>
+      <w:rPr>
+        <w:rFonts w:ascii="Symbol" w:hAnsi="Symbol" w:hint="default"/>
+      </w:rPr>
+    </w:lvl>
+    <w:lvl w:ilvl="7" w:tplc="04160003" w:tentative="1">
+      <w:start w:val="1"/>
+      <w:numFmt w:val="bullet"/>
+      <w:lvlText w:val="o"/>
+      <w:lvlJc w:val="left"/>
+      <w:pPr>
+        <w:ind w:left="6469" w:hanging="360"/>
+      </w:pPr>
+      <w:rPr>
+        <w:rFonts w:ascii="Courier New" w:hAnsi="Courier New" w:cs="Courier New" w:hint="default"/>
+      </w:rPr>
+    </w:lvl>
+    <w:lvl w:ilvl="8" w:tplc="04160005" w:tentative="1">
+      <w:start w:val="1"/>
+      <w:numFmt w:val="bullet"/>
+      <w:lvlText w:val=""/>
+      <w:lvlJc w:val="left"/>
+      <w:pPr>
+        <w:ind w:left="7189" w:hanging="360"/>
+      </w:pPr>
+      <w:rPr>
+        <w:rFonts w:ascii="Wingdings" w:hAnsi="Wingdings" w:hint="default"/>
+      </w:rPr>
+    </w:lvl>
+  </w:abstractNum>
+  <w:abstractNum w:abstractNumId="2" w15:restartNumberingAfterBreak="0">
+    <w:nsid w:val="2D043CDE"/>
+    <w:multiLevelType w:val="hybridMultilevel"/>
+    <w:tmpl w:val="A4F8318A"/>
+    <w:lvl w:ilvl="0" w:tplc="04160001">
+      <w:start w:val="1"/>
+      <w:numFmt w:val="bullet"/>
+      <w:lvlText w:val=""/>
+      <w:lvlJc w:val="left"/>
+      <w:pPr>
+        <w:ind w:left="1429" w:hanging="360"/>
+      </w:pPr>
+      <w:rPr>
+        <w:rFonts w:ascii="Symbol" w:hAnsi="Symbol" w:hint="default"/>
+      </w:rPr>
+    </w:lvl>
+    <w:lvl w:ilvl="1" w:tplc="04160003" w:tentative="1">
+      <w:start w:val="1"/>
+      <w:numFmt w:val="bullet"/>
+      <w:lvlText w:val="o"/>
+      <w:lvlJc w:val="left"/>
+      <w:pPr>
+        <w:ind w:left="2149" w:hanging="360"/>
+      </w:pPr>
+      <w:rPr>
+        <w:rFonts w:ascii="Courier New" w:hAnsi="Courier New" w:cs="Courier New" w:hint="default"/>
+      </w:rPr>
+    </w:lvl>
+    <w:lvl w:ilvl="2" w:tplc="04160005" w:tentative="1">
+      <w:start w:val="1"/>
+      <w:numFmt w:val="bullet"/>
+      <w:lvlText w:val=""/>
+      <w:lvlJc w:val="left"/>
+      <w:pPr>
+        <w:ind w:left="2869" w:hanging="360"/>
+      </w:pPr>
+      <w:rPr>
+        <w:rFonts w:ascii="Wingdings" w:hAnsi="Wingdings" w:hint="default"/>
+      </w:rPr>
+    </w:lvl>
+    <w:lvl w:ilvl="3" w:tplc="04160001" w:tentative="1">
+      <w:start w:val="1"/>
+      <w:numFmt w:val="bullet"/>
+      <w:lvlText w:val=""/>
+      <w:lvlJc w:val="left"/>
+      <w:pPr>
+        <w:ind w:left="3589" w:hanging="360"/>
+      </w:pPr>
+      <w:rPr>
+        <w:rFonts w:ascii="Symbol" w:hAnsi="Symbol" w:hint="default"/>
+      </w:rPr>
+    </w:lvl>
+    <w:lvl w:ilvl="4" w:tplc="04160003" w:tentative="1">
+      <w:start w:val="1"/>
+      <w:numFmt w:val="bullet"/>
+      <w:lvlText w:val="o"/>
+      <w:lvlJc w:val="left"/>
+      <w:pPr>
+        <w:ind w:left="4309" w:hanging="360"/>
+      </w:pPr>
+      <w:rPr>
+        <w:rFonts w:ascii="Courier New" w:hAnsi="Courier New" w:cs="Courier New" w:hint="default"/>
+      </w:rPr>
+    </w:lvl>
+    <w:lvl w:ilvl="5" w:tplc="04160005" w:tentative="1">
+      <w:start w:val="1"/>
+      <w:numFmt w:val="bullet"/>
+      <w:lvlText w:val=""/>
+      <w:lvlJc w:val="left"/>
+      <w:pPr>
+        <w:ind w:left="5029" w:hanging="360"/>
+      </w:pPr>
+      <w:rPr>
+        <w:rFonts w:ascii="Wingdings" w:hAnsi="Wingdings" w:hint="default"/>
+      </w:rPr>
+    </w:lvl>
+    <w:lvl w:ilvl="6" w:tplc="04160001" w:tentative="1">
+      <w:start w:val="1"/>
+      <w:numFmt w:val="bullet"/>
+      <w:lvlText w:val=""/>
+      <w:lvlJc w:val="left"/>
+      <w:pPr>
+        <w:ind w:left="5749" w:hanging="360"/>
+      </w:pPr>
+      <w:rPr>
+        <w:rFonts w:ascii="Symbol" w:hAnsi="Symbol" w:hint="default"/>
+      </w:rPr>
+    </w:lvl>
+    <w:lvl w:ilvl="7" w:tplc="04160003" w:tentative="1">
+      <w:start w:val="1"/>
+      <w:numFmt w:val="bullet"/>
+      <w:lvlText w:val="o"/>
+      <w:lvlJc w:val="left"/>
+      <w:pPr>
+        <w:ind w:left="6469" w:hanging="360"/>
+      </w:pPr>
+      <w:rPr>
+        <w:rFonts w:ascii="Courier New" w:hAnsi="Courier New" w:cs="Courier New" w:hint="default"/>
+      </w:rPr>
+    </w:lvl>
+    <w:lvl w:ilvl="8" w:tplc="04160005" w:tentative="1">
+      <w:start w:val="1"/>
+      <w:numFmt w:val="bullet"/>
+      <w:lvlText w:val=""/>
+      <w:lvlJc w:val="left"/>
+      <w:pPr>
+        <w:ind w:left="7189" w:hanging="360"/>
+      </w:pPr>
+      <w:rPr>
+        <w:rFonts w:ascii="Wingdings" w:hAnsi="Wingdings" w:hint="default"/>
+      </w:rPr>
+    </w:lvl>
+  </w:abstractNum>
+  <w:abstractNum w:abstractNumId="3" w15:restartNumberingAfterBreak="0">
     <w:nsid w:val="79A503BC"/>
     <w:multiLevelType w:val="hybridMultilevel"/>
     <w:tmpl w:val="79CE5F4C"/>
@@ -17715,7 +18677,7 @@
       </w:pPr>
     </w:lvl>
   </w:abstractNum>
-  <w:abstractNum w:abstractNumId="1" w15:restartNumberingAfterBreak="0">
+  <w:abstractNum w:abstractNumId="4" w15:restartNumberingAfterBreak="0">
     <w:nsid w:val="7DC42220"/>
     <w:multiLevelType w:val="hybridMultilevel"/>
     <w:tmpl w:val="CEC62954"/>
@@ -17770,16 +18732,25 @@
     </w:lvl>
   </w:abstractNum>
   <w:num w:numId="1" w16cid:durableId="976297489">
-    <w:abstractNumId w:val="0"/>
+    <w:abstractNumId w:val="3"/>
     <w:lvlOverride w:ilvl="0">
       <w:startOverride w:val="1"/>
     </w:lvlOverride>
   </w:num>
   <w:num w:numId="2" w16cid:durableId="228269688">
-    <w:abstractNumId w:val="1"/>
+    <w:abstractNumId w:val="4"/>
     <w:lvlOverride w:ilvl="0">
       <w:startOverride w:val="1"/>
     </w:lvlOverride>
+  </w:num>
+  <w:num w:numId="3" w16cid:durableId="1100025073">
+    <w:abstractNumId w:val="2"/>
+  </w:num>
+  <w:num w:numId="4" w16cid:durableId="1924605423">
+    <w:abstractNumId w:val="0"/>
+  </w:num>
+  <w:num w:numId="5" w16cid:durableId="1304696773">
+    <w:abstractNumId w:val="1"/>
   </w:num>
 </w:numbering>
 </file>

--- a/Buffet - SENAC/Documentação_Técnica_Buffet.docx
+++ b/Buffet - SENAC/Documentação_Técnica_Buffet.docx
@@ -1969,8 +1969,13 @@
       <w:r>
         <w:t xml:space="preserve">Este documento tem como objetivo registrar, de forma técnica e padronizada, as características do sistema </w:t>
       </w:r>
-      <w:r>
-        <w:t>Sistema de Buffet</w:t>
+      <w:proofErr w:type="spellStart"/>
+      <w:r>
+        <w:t>Sistema</w:t>
+      </w:r>
+      <w:proofErr w:type="spellEnd"/>
+      <w:r>
+        <w:t xml:space="preserve"> de Buffet</w:t>
       </w:r>
       <w:r>
         <w:t xml:space="preserve">, desenvolvido na plataforma Oracle APEX no âmbito das atividades de estágio realizadas em </w:t>
@@ -5927,7 +5932,15 @@
               <w:spacing w:line="276" w:lineRule="auto"/>
             </w:pPr>
             <w:r>
-              <w:t>Email(s) do(s) responsável(is).</w:t>
+              <w:t>Email(s) do(s) responsável(</w:t>
+            </w:r>
+            <w:proofErr w:type="spellStart"/>
+            <w:r>
+              <w:t>is</w:t>
+            </w:r>
+            <w:proofErr w:type="spellEnd"/>
+            <w:r>
+              <w:t>).</w:t>
             </w:r>
           </w:p>
         </w:tc>
@@ -6761,7 +6774,15 @@
               <w:spacing w:line="276" w:lineRule="auto"/>
             </w:pPr>
             <w:r>
-              <w:t>Extensão do arquivo do email com o Senac.</w:t>
+              <w:t xml:space="preserve">Extensão do arquivo do </w:t>
+            </w:r>
+            <w:proofErr w:type="spellStart"/>
+            <w:r>
+              <w:t>email</w:t>
+            </w:r>
+            <w:proofErr w:type="spellEnd"/>
+            <w:r>
+              <w:t xml:space="preserve"> com o Senac.</w:t>
             </w:r>
           </w:p>
         </w:tc>
@@ -6880,7 +6901,15 @@
               <w:spacing w:line="276" w:lineRule="auto"/>
             </w:pPr>
             <w:r>
-              <w:t>Nome do arquivo do email com o Senac.</w:t>
+              <w:t xml:space="preserve">Nome do arquivo do </w:t>
+            </w:r>
+            <w:proofErr w:type="spellStart"/>
+            <w:r>
+              <w:t>email</w:t>
+            </w:r>
+            <w:proofErr w:type="spellEnd"/>
+            <w:r>
+              <w:t xml:space="preserve"> com o Senac.</w:t>
             </w:r>
           </w:p>
         </w:tc>
@@ -15775,8 +15804,13 @@
         <w:jc w:val="both"/>
       </w:pPr>
       <w:r>
-        <w:t>PK – BUF_DESCRICAO.id_desc</w:t>
-      </w:r>
+        <w:t xml:space="preserve">PK – </w:t>
+      </w:r>
+      <w:proofErr w:type="spellStart"/>
+      <w:r>
+        <w:t>BUF_DESCRICAO.id_desc</w:t>
+      </w:r>
+      <w:proofErr w:type="spellEnd"/>
     </w:p>
     <w:p>
       <w:pPr>
@@ -15789,8 +15823,13 @@
         <w:jc w:val="both"/>
       </w:pPr>
       <w:r>
-        <w:t>FK – BUF_ESPECIFICACAO.fk_id_desc</w:t>
-      </w:r>
+        <w:t xml:space="preserve">FK – </w:t>
+      </w:r>
+      <w:proofErr w:type="spellStart"/>
+      <w:r>
+        <w:t>BUF_ESPECIFICACAO.fk_id_desc</w:t>
+      </w:r>
+      <w:proofErr w:type="spellEnd"/>
     </w:p>
     <w:p>
       <w:pPr>
@@ -15834,8 +15873,13 @@
         <w:jc w:val="both"/>
       </w:pPr>
       <w:r>
-        <w:t>PK – BUF_SOLICITACAO.id_solicitacao</w:t>
-      </w:r>
+        <w:t xml:space="preserve">PK – </w:t>
+      </w:r>
+      <w:proofErr w:type="spellStart"/>
+      <w:r>
+        <w:t>BUF_SOLICITACAO.id_solicitacao</w:t>
+      </w:r>
+      <w:proofErr w:type="spellEnd"/>
     </w:p>
     <w:p>
       <w:pPr>
@@ -15848,8 +15892,13 @@
         <w:jc w:val="both"/>
       </w:pPr>
       <w:r>
-        <w:t>FK – BUF_ITEM_SOLICITACAO.fk_id_desc</w:t>
-      </w:r>
+        <w:t xml:space="preserve">FK – </w:t>
+      </w:r>
+      <w:proofErr w:type="spellStart"/>
+      <w:r>
+        <w:t>BUF_ITEM_SOLICITACAO.fk_id_desc</w:t>
+      </w:r>
+      <w:proofErr w:type="spellEnd"/>
     </w:p>
     <w:p>
       <w:pPr>
@@ -15894,8 +15943,13 @@
       </w:pPr>
       <w:r>
         <w:lastRenderedPageBreak/>
-        <w:t>PK – BUF_DESCRICAO.id_desc</w:t>
-      </w:r>
+        <w:t xml:space="preserve">PK – </w:t>
+      </w:r>
+      <w:proofErr w:type="spellStart"/>
+      <w:r>
+        <w:t>BUF_DESCRICAO.id_desc</w:t>
+      </w:r>
+      <w:proofErr w:type="spellEnd"/>
     </w:p>
     <w:p>
       <w:pPr>
@@ -15908,8 +15962,13 @@
         <w:jc w:val="both"/>
       </w:pPr>
       <w:r>
-        <w:t>FK – BUF_ITEM_SOLICITACAO.fk_id_desc</w:t>
-      </w:r>
+        <w:t xml:space="preserve">FK – </w:t>
+      </w:r>
+      <w:proofErr w:type="spellStart"/>
+      <w:r>
+        <w:t>BUF_ITEM_SOLICITACAO.fk_id_desc</w:t>
+      </w:r>
+      <w:proofErr w:type="spellEnd"/>
     </w:p>
     <w:p>
       <w:pPr>
@@ -15956,8 +16015,13 @@
         <w:jc w:val="both"/>
       </w:pPr>
       <w:r>
-        <w:t>PK – BUF_ITEM_SOLICITACAO.id_item</w:t>
-      </w:r>
+        <w:t xml:space="preserve">PK – </w:t>
+      </w:r>
+      <w:proofErr w:type="spellStart"/>
+      <w:r>
+        <w:t>BUF_ITEM_SOLICITACAO.id_item</w:t>
+      </w:r>
+      <w:proofErr w:type="spellEnd"/>
     </w:p>
     <w:p>
       <w:pPr>
@@ -15970,8 +16034,13 @@
         <w:jc w:val="both"/>
       </w:pPr>
       <w:r>
-        <w:t>FK – BUF_HOR_ITEM.fk_id_item</w:t>
-      </w:r>
+        <w:t xml:space="preserve">FK – </w:t>
+      </w:r>
+      <w:proofErr w:type="spellStart"/>
+      <w:r>
+        <w:t>BUF_HOR_ITEM.fk_id_item</w:t>
+      </w:r>
+      <w:proofErr w:type="spellEnd"/>
     </w:p>
     <w:p>
       <w:pPr>
@@ -16015,8 +16084,13 @@
         <w:jc w:val="both"/>
       </w:pPr>
       <w:r>
-        <w:t>PK – BUF_SOLICITACAO.id_solicitacao</w:t>
-      </w:r>
+        <w:t xml:space="preserve">PK – </w:t>
+      </w:r>
+      <w:proofErr w:type="spellStart"/>
+      <w:r>
+        <w:t>BUF_SOLICITACAO.id_solicitacao</w:t>
+      </w:r>
+      <w:proofErr w:type="spellEnd"/>
     </w:p>
     <w:p>
       <w:pPr>
@@ -16029,8 +16103,13 @@
         <w:jc w:val="both"/>
       </w:pPr>
       <w:r>
-        <w:t>FK – BUF_ANEXO.fk_id_solicitacao</w:t>
-      </w:r>
+        <w:t xml:space="preserve">FK – </w:t>
+      </w:r>
+      <w:proofErr w:type="spellStart"/>
+      <w:r>
+        <w:t>BUF_ANEXO.fk_id_solicitacao</w:t>
+      </w:r>
+      <w:proofErr w:type="spellEnd"/>
     </w:p>
     <w:p>
       <w:pPr>
@@ -16074,8 +16153,13 @@
         <w:jc w:val="both"/>
       </w:pPr>
       <w:r>
-        <w:t>PK – BUF_SOLICITACAO_EXT.id_solicitacao_ext</w:t>
-      </w:r>
+        <w:t xml:space="preserve">PK – </w:t>
+      </w:r>
+      <w:proofErr w:type="spellStart"/>
+      <w:r>
+        <w:t>BUF_SOLICITACAO_EXT.id_solicitacao_ext</w:t>
+      </w:r>
+      <w:proofErr w:type="spellEnd"/>
     </w:p>
     <w:p>
       <w:pPr>
@@ -16088,8 +16172,13 @@
         <w:jc w:val="both"/>
       </w:pPr>
       <w:r>
-        <w:t>FK – BUF_ITEM_SOLICITACAO_EXT.fk_id_solicitacao_ext</w:t>
-      </w:r>
+        <w:t xml:space="preserve">FK – </w:t>
+      </w:r>
+      <w:proofErr w:type="spellStart"/>
+      <w:r>
+        <w:t>BUF_ITEM_SOLICITACAO_EXT.fk_id_solicitacao_ext</w:t>
+      </w:r>
+      <w:proofErr w:type="spellEnd"/>
     </w:p>
     <w:p>
       <w:pPr>
@@ -16133,8 +16222,13 @@
         <w:jc w:val="both"/>
       </w:pPr>
       <w:r>
-        <w:t>PK – BUF_DESCRICAO.id_desc</w:t>
-      </w:r>
+        <w:t xml:space="preserve">PK – </w:t>
+      </w:r>
+      <w:proofErr w:type="spellStart"/>
+      <w:r>
+        <w:t>BUF_DESCRICAO.id_desc</w:t>
+      </w:r>
+      <w:proofErr w:type="spellEnd"/>
     </w:p>
     <w:p>
       <w:pPr>
@@ -16147,8 +16241,13 @@
         <w:jc w:val="both"/>
       </w:pPr>
       <w:r>
-        <w:t>FK – BUF_ITEM_SOLICITACAO_EXT.fk_id_desc</w:t>
-      </w:r>
+        <w:t xml:space="preserve">FK – </w:t>
+      </w:r>
+      <w:proofErr w:type="spellStart"/>
+      <w:r>
+        <w:t>BUF_ITEM_SOLICITACAO_EXT.fk_id_desc</w:t>
+      </w:r>
+      <w:proofErr w:type="spellEnd"/>
     </w:p>
     <w:p>
       <w:pPr>
@@ -16192,8 +16291,13 @@
         <w:jc w:val="both"/>
       </w:pPr>
       <w:r>
-        <w:t>PK – BUF_SOLICITACAO.id_solicitacao</w:t>
-      </w:r>
+        <w:t xml:space="preserve">PK – </w:t>
+      </w:r>
+      <w:proofErr w:type="spellStart"/>
+      <w:r>
+        <w:t>BUF_SOLICITACAO.id_solicitacao</w:t>
+      </w:r>
+      <w:proofErr w:type="spellEnd"/>
     </w:p>
     <w:p>
       <w:pPr>
@@ -16206,8 +16310,13 @@
         <w:jc w:val="both"/>
       </w:pPr>
       <w:r>
-        <w:t>FK – BUF_FEEDBACK.fk_id_solicitacao</w:t>
-      </w:r>
+        <w:t xml:space="preserve">FK – </w:t>
+      </w:r>
+      <w:proofErr w:type="spellStart"/>
+      <w:r>
+        <w:t>BUF_FEEDBACK.fk_id_solicitacao</w:t>
+      </w:r>
+      <w:proofErr w:type="spellEnd"/>
     </w:p>
     <w:p>
       <w:pPr>
@@ -16256,8 +16365,13 @@
         <w:jc w:val="both"/>
       </w:pPr>
       <w:r>
-        <w:t>PK – BUF_SOLICITACAO.id_solicitacao</w:t>
-      </w:r>
+        <w:t xml:space="preserve">PK – </w:t>
+      </w:r>
+      <w:proofErr w:type="spellStart"/>
+      <w:r>
+        <w:t>BUF_SOLICITACAO.id_solicitacao</w:t>
+      </w:r>
+      <w:proofErr w:type="spellEnd"/>
     </w:p>
     <w:p>
       <w:pPr>
@@ -16270,8 +16384,13 @@
         <w:jc w:val="both"/>
       </w:pPr>
       <w:r>
-        <w:t>FK – BUF_ITEM_SOLICITACAO_TEMP.fk_id_solicitacao</w:t>
-      </w:r>
+        <w:t xml:space="preserve">FK – </w:t>
+      </w:r>
+      <w:proofErr w:type="spellStart"/>
+      <w:r>
+        <w:t>BUF_ITEM_SOLICITACAO_TEMP.fk_id_solicitacao</w:t>
+      </w:r>
+      <w:proofErr w:type="spellEnd"/>
     </w:p>
     <w:p>
       <w:pPr>
@@ -16315,8 +16434,13 @@
         <w:jc w:val="both"/>
       </w:pPr>
       <w:r>
-        <w:t>PK – BUF_DESCRICAO.id_desc</w:t>
-      </w:r>
+        <w:t xml:space="preserve">PK – </w:t>
+      </w:r>
+      <w:proofErr w:type="spellStart"/>
+      <w:r>
+        <w:t>BUF_DESCRICAO.id_desc</w:t>
+      </w:r>
+      <w:proofErr w:type="spellEnd"/>
     </w:p>
     <w:p>
       <w:pPr>
@@ -16329,8 +16453,13 @@
         <w:jc w:val="both"/>
       </w:pPr>
       <w:r>
-        <w:t>FK – BUF_ITEM_SOLICITACAO_TEMP.fk_id_desc</w:t>
-      </w:r>
+        <w:t xml:space="preserve">FK – </w:t>
+      </w:r>
+      <w:proofErr w:type="spellStart"/>
+      <w:r>
+        <w:t>BUF_ITEM_SOLICITACAO_TEMP.fk_id_desc</w:t>
+      </w:r>
+      <w:proofErr w:type="spellEnd"/>
     </w:p>
     <w:p>
       <w:pPr>
@@ -16361,12 +16490,12 @@
     </w:p>
     <w:p>
       <w:pPr>
-        <w:pStyle w:val="Ttulo2"/>
+        <w:pStyle w:val="Ttulo1"/>
         <w:spacing w:line="360" w:lineRule="auto"/>
       </w:pPr>
-      <w:bookmarkStart w:id="9" w:name="_Toc236119059"/>
-      <w:r>
-        <w:t>3.4 Objetos Auxiliares de Banco de Dados</w:t>
+      <w:bookmarkStart w:id="9" w:name="_Toc236119060"/>
+      <w:r>
+        <w:t>4 COMPONENTES COMPARTILHADOS</w:t>
       </w:r>
       <w:bookmarkEnd w:id="9"/>
     </w:p>
@@ -16377,293 +16506,19 @@
         <w:jc w:val="both"/>
       </w:pPr>
       <w:r>
-        <w:t>Além das tabelas, o sistema utiliza os objetos de banco de dados descritos no Quadro 3.</w:t>
-      </w:r>
-    </w:p>
-    <w:p>
-      <w:pPr>
-        <w:spacing w:after="240"/>
-      </w:pPr>
-    </w:p>
-    <w:tbl>
-      <w:tblPr>
-        <w:tblW w:w="9000" w:type="dxa"/>
-        <w:tblBorders>
-          <w:top w:val="single" w:sz="4" w:space="0" w:color="auto"/>
-          <w:left w:val="single" w:sz="4" w:space="0" w:color="auto"/>
-          <w:bottom w:val="single" w:sz="4" w:space="0" w:color="auto"/>
-          <w:right w:val="single" w:sz="4" w:space="0" w:color="auto"/>
-          <w:insideH w:val="single" w:sz="4" w:space="0" w:color="auto"/>
-          <w:insideV w:val="single" w:sz="4" w:space="0" w:color="auto"/>
-        </w:tblBorders>
-        <w:tblCellMar>
-          <w:left w:w="10" w:type="dxa"/>
-          <w:right w:w="10" w:type="dxa"/>
-        </w:tblCellMar>
-        <w:tblLook w:val="0000" w:firstRow="0" w:lastRow="0" w:firstColumn="0" w:lastColumn="0" w:noHBand="0" w:noVBand="0"/>
-      </w:tblPr>
-      <w:tblGrid>
-        <w:gridCol w:w="2800"/>
-        <w:gridCol w:w="1800"/>
-        <w:gridCol w:w="4400"/>
-      </w:tblGrid>
-      <w:tr>
-        <w:trPr>
-          <w:tblHeader/>
-        </w:trPr>
-        <w:tc>
-          <w:tcPr>
-            <w:tcW w:w="2800" w:type="dxa"/>
-            <w:shd w:val="clear" w:color="auto" w:fill="D9D9D9"/>
-            <w:tcMar>
-              <w:top w:w="80" w:type="dxa"/>
-              <w:left w:w="100" w:type="dxa"/>
-              <w:bottom w:w="80" w:type="dxa"/>
-              <w:right w:w="100" w:type="dxa"/>
-            </w:tcMar>
-            <w:vAlign w:val="center"/>
-          </w:tcPr>
-          <w:p>
-            <w:pPr>
-              <w:spacing w:line="276" w:lineRule="auto"/>
-            </w:pPr>
-            <w:r>
-              <w:rPr>
-                <w:b/>
-                <w:bCs/>
-                <w:sz w:val="20"/>
-                <w:szCs w:val="20"/>
-              </w:rPr>
-              <w:t>Objeto</w:t>
-            </w:r>
-          </w:p>
-        </w:tc>
-        <w:tc>
-          <w:tcPr>
-            <w:tcW w:w="1800" w:type="dxa"/>
-            <w:shd w:val="clear" w:color="auto" w:fill="D9D9D9"/>
-            <w:tcMar>
-              <w:top w:w="80" w:type="dxa"/>
-              <w:left w:w="100" w:type="dxa"/>
-              <w:bottom w:w="80" w:type="dxa"/>
-              <w:right w:w="100" w:type="dxa"/>
-            </w:tcMar>
-            <w:vAlign w:val="center"/>
-          </w:tcPr>
-          <w:p>
-            <w:pPr>
-              <w:spacing w:line="276" w:lineRule="auto"/>
-            </w:pPr>
-            <w:r>
-              <w:rPr>
-                <w:b/>
-                <w:bCs/>
-                <w:sz w:val="20"/>
-                <w:szCs w:val="20"/>
-              </w:rPr>
-              <w:t>Tipo</w:t>
-            </w:r>
-          </w:p>
-        </w:tc>
-        <w:tc>
-          <w:tcPr>
-            <w:tcW w:w="4400" w:type="dxa"/>
-            <w:shd w:val="clear" w:color="auto" w:fill="D9D9D9"/>
-            <w:tcMar>
-              <w:top w:w="80" w:type="dxa"/>
-              <w:left w:w="100" w:type="dxa"/>
-              <w:bottom w:w="80" w:type="dxa"/>
-              <w:right w:w="100" w:type="dxa"/>
-            </w:tcMar>
-            <w:vAlign w:val="center"/>
-          </w:tcPr>
-          <w:p>
-            <w:pPr>
-              <w:spacing w:line="276" w:lineRule="auto"/>
-            </w:pPr>
-            <w:r>
-              <w:rPr>
-                <w:b/>
-                <w:bCs/>
-                <w:sz w:val="20"/>
-                <w:szCs w:val="20"/>
-              </w:rPr>
-              <w:t>Finalidade</w:t>
-            </w:r>
-          </w:p>
-        </w:tc>
-      </w:tr>
-      <w:tr>
-        <w:tc>
-          <w:tcPr>
-            <w:tcW w:w="2800" w:type="dxa"/>
-            <w:tcMar>
-              <w:top w:w="80" w:type="dxa"/>
-              <w:left w:w="100" w:type="dxa"/>
-              <w:bottom w:w="80" w:type="dxa"/>
-              <w:right w:w="100" w:type="dxa"/>
-            </w:tcMar>
-            <w:vAlign w:val="center"/>
-          </w:tcPr>
-          <w:p>
-            <w:pPr>
-              <w:spacing w:line="276" w:lineRule="auto"/>
-            </w:pPr>
-          </w:p>
-        </w:tc>
-        <w:tc>
-          <w:tcPr>
-            <w:tcW w:w="1800" w:type="dxa"/>
-            <w:tcMar>
-              <w:top w:w="80" w:type="dxa"/>
-              <w:left w:w="100" w:type="dxa"/>
-              <w:bottom w:w="80" w:type="dxa"/>
-              <w:right w:w="100" w:type="dxa"/>
-            </w:tcMar>
-            <w:vAlign w:val="center"/>
-          </w:tcPr>
-          <w:p>
-            <w:pPr>
-              <w:spacing w:line="276" w:lineRule="auto"/>
-            </w:pPr>
-          </w:p>
-        </w:tc>
-        <w:tc>
-          <w:tcPr>
-            <w:tcW w:w="4400" w:type="dxa"/>
-            <w:tcMar>
-              <w:top w:w="80" w:type="dxa"/>
-              <w:left w:w="100" w:type="dxa"/>
-              <w:bottom w:w="80" w:type="dxa"/>
-              <w:right w:w="100" w:type="dxa"/>
-            </w:tcMar>
-            <w:vAlign w:val="center"/>
-          </w:tcPr>
-          <w:p>
-            <w:pPr>
-              <w:spacing w:line="276" w:lineRule="auto"/>
-            </w:pPr>
-          </w:p>
-        </w:tc>
-      </w:tr>
-      <w:tr>
-        <w:tc>
-          <w:tcPr>
-            <w:tcW w:w="2800" w:type="dxa"/>
-            <w:tcMar>
-              <w:top w:w="80" w:type="dxa"/>
-              <w:left w:w="100" w:type="dxa"/>
-              <w:bottom w:w="80" w:type="dxa"/>
-              <w:right w:w="100" w:type="dxa"/>
-            </w:tcMar>
-            <w:vAlign w:val="center"/>
-          </w:tcPr>
-          <w:p>
-            <w:pPr>
-              <w:spacing w:line="276" w:lineRule="auto"/>
-            </w:pPr>
-          </w:p>
-        </w:tc>
-        <w:tc>
-          <w:tcPr>
-            <w:tcW w:w="1800" w:type="dxa"/>
-            <w:tcMar>
-              <w:top w:w="80" w:type="dxa"/>
-              <w:left w:w="100" w:type="dxa"/>
-              <w:bottom w:w="80" w:type="dxa"/>
-              <w:right w:w="100" w:type="dxa"/>
-            </w:tcMar>
-            <w:vAlign w:val="center"/>
-          </w:tcPr>
-          <w:p>
-            <w:pPr>
-              <w:spacing w:line="276" w:lineRule="auto"/>
-            </w:pPr>
-          </w:p>
-        </w:tc>
-        <w:tc>
-          <w:tcPr>
-            <w:tcW w:w="4400" w:type="dxa"/>
-            <w:tcMar>
-              <w:top w:w="80" w:type="dxa"/>
-              <w:left w:w="100" w:type="dxa"/>
-              <w:bottom w:w="80" w:type="dxa"/>
-              <w:right w:w="100" w:type="dxa"/>
-            </w:tcMar>
-            <w:vAlign w:val="center"/>
-          </w:tcPr>
-          <w:p>
-            <w:pPr>
-              <w:spacing w:line="276" w:lineRule="auto"/>
-            </w:pPr>
-          </w:p>
-        </w:tc>
-      </w:tr>
-      <w:tr>
-        <w:tc>
-          <w:tcPr>
-            <w:tcW w:w="2800" w:type="dxa"/>
-            <w:tcMar>
-              <w:top w:w="80" w:type="dxa"/>
-              <w:left w:w="100" w:type="dxa"/>
-              <w:bottom w:w="80" w:type="dxa"/>
-              <w:right w:w="100" w:type="dxa"/>
-            </w:tcMar>
-            <w:vAlign w:val="center"/>
-          </w:tcPr>
-          <w:p>
-            <w:pPr>
-              <w:spacing w:line="276" w:lineRule="auto"/>
-            </w:pPr>
-          </w:p>
-        </w:tc>
-        <w:tc>
-          <w:tcPr>
-            <w:tcW w:w="1800" w:type="dxa"/>
-            <w:tcMar>
-              <w:top w:w="80" w:type="dxa"/>
-              <w:left w:w="100" w:type="dxa"/>
-              <w:bottom w:w="80" w:type="dxa"/>
-              <w:right w:w="100" w:type="dxa"/>
-            </w:tcMar>
-            <w:vAlign w:val="center"/>
-          </w:tcPr>
-          <w:p>
-            <w:pPr>
-              <w:spacing w:line="276" w:lineRule="auto"/>
-            </w:pPr>
-          </w:p>
-        </w:tc>
-        <w:tc>
-          <w:tcPr>
-            <w:tcW w:w="4400" w:type="dxa"/>
-            <w:tcMar>
-              <w:top w:w="80" w:type="dxa"/>
-              <w:left w:w="100" w:type="dxa"/>
-              <w:bottom w:w="80" w:type="dxa"/>
-              <w:right w:w="100" w:type="dxa"/>
-            </w:tcMar>
-            <w:vAlign w:val="center"/>
-          </w:tcPr>
-          <w:p>
-            <w:pPr>
-              <w:spacing w:line="276" w:lineRule="auto"/>
-            </w:pPr>
-          </w:p>
-        </w:tc>
-      </w:tr>
-    </w:tbl>
-    <w:p>
-      <w:pPr>
-        <w:spacing w:after="240"/>
-      </w:pPr>
-      <w:r>
-        <w:rPr>
-          <w:sz w:val="20"/>
-          <w:szCs w:val="20"/>
-        </w:rPr>
-        <w:t>Fonte: elaborado pelo autor (2026).</w:t>
-      </w:r>
+        <w:t>Esta seção documenta os componentes compartilhados (Shared Components) configurados na aplicação Oracle APEX, ou seja, elementos reutilizados por múltiplas páginas do sistema.</w:t>
+      </w:r>
+    </w:p>
+    <w:p>
+      <w:pPr>
+        <w:pStyle w:val="Ttulo2"/>
+        <w:spacing w:line="360" w:lineRule="auto"/>
+      </w:pPr>
+      <w:bookmarkStart w:id="10" w:name="_Toc236119061"/>
+      <w:r>
+        <w:t>4.1 Segurança</w:t>
+      </w:r>
+      <w:bookmarkEnd w:id="10"/>
     </w:p>
     <w:p>
       <w:pPr>
@@ -16672,19 +16527,23 @@
         <w:jc w:val="both"/>
       </w:pPr>
       <w:r>
-        <w:t>Tipos sugeridos: sequence, trigger, view, procedure, function, package. Inclua índices relevantes, se houver otimizações específicas de performance.</w:t>
-      </w:r>
-    </w:p>
-    <w:p>
-      <w:pPr>
-        <w:pStyle w:val="Ttulo1"/>
-        <w:spacing w:line="360" w:lineRule="auto"/>
-      </w:pPr>
-      <w:bookmarkStart w:id="10" w:name="_Toc236119060"/>
-      <w:r>
-        <w:t>4 COMPONENTES COMPARTILHADOS</w:t>
-      </w:r>
-      <w:bookmarkEnd w:id="10"/>
+        <w:lastRenderedPageBreak/>
+        <w:t xml:space="preserve">O </w:t>
+      </w:r>
+      <w:r>
+        <w:t xml:space="preserve">Sistema de Buffet </w:t>
+      </w:r>
+      <w:r>
+        <w:t xml:space="preserve">utiliza o esquema de autenticação </w:t>
+      </w:r>
+      <w:proofErr w:type="spellStart"/>
+      <w:r>
+        <w:t>Autenticação</w:t>
+      </w:r>
+      <w:proofErr w:type="spellEnd"/>
+      <w:r>
+        <w:t xml:space="preserve"> Ordens, configurado com o tipo Acesso Social (Social Sign-In) do Oracle APEX.</w:t>
+      </w:r>
     </w:p>
     <w:p>
       <w:pPr>
@@ -16693,19 +16552,8 @@
         <w:jc w:val="both"/>
       </w:pPr>
       <w:r>
-        <w:t>Esta seção documenta os componentes compartilhados (Shared Components) configurados na aplicação Oracle APEX, ou seja, elementos reutilizados por múltiplas páginas do sistema.</w:t>
-      </w:r>
-    </w:p>
-    <w:p>
-      <w:pPr>
-        <w:pStyle w:val="Ttulo2"/>
-        <w:spacing w:line="360" w:lineRule="auto"/>
-      </w:pPr>
-      <w:bookmarkStart w:id="11" w:name="_Toc236119061"/>
-      <w:r>
-        <w:t>4.1 Segurança</w:t>
-      </w:r>
-      <w:bookmarkEnd w:id="11"/>
+        <w:t>A autenticação é realizada por meio da credencial Credencial_CAS, disponibilizada pelo Prodasen no workspace da ASQUALOG em ambiente de produção. Esse mecanismo integra a aplicação ao serviço institucional de autenticação do Senado Federal, permitindo que os usuários utilizem suas credenciais corporativas para acessar o sistema.</w:t>
+      </w:r>
     </w:p>
     <w:p>
       <w:pPr>
@@ -16714,24 +16562,50 @@
         <w:jc w:val="both"/>
       </w:pPr>
       <w:r>
+        <w:t xml:space="preserve">Dessa forma, não é necessário manter um cadastro de usuários específicos na aplicação, uma vez que a validação das credenciais é delegada ao serviço central de autenticação. Como resultado, usuários autorizados do Senado Federal podem acessar o </w:t>
+      </w:r>
+      <w:r>
+        <w:t>Sistema de Buffet</w:t>
+      </w:r>
+      <w:r>
+        <w:t xml:space="preserve"> utilizando as mesmas credenciais empregadas em outros sistemas corporativos integrados ao serviço de autenticação institucional, como a Central de Serviços.</w:t>
+      </w:r>
+    </w:p>
+    <w:p>
+      <w:pPr>
+        <w:spacing w:line="360" w:lineRule="auto"/>
+        <w:ind w:firstLine="709"/>
+        <w:jc w:val="both"/>
+      </w:pPr>
+      <w:r>
+        <w:t>O sistema não utiliza esquemas de autorização específicos. O controle de acesso é realizado exclusivamente pelo esquema de autenticação institucional, permitindo o acesso aos usuários autenticados pelo serviço corporativo. Entretanto, há uma validação adicional de acesso implementada na Página 1 da aplicação, baseada no setor do usuário.</w:t>
+      </w:r>
+    </w:p>
+    <w:p>
+      <w:pPr>
+        <w:spacing w:line="360" w:lineRule="auto"/>
+        <w:ind w:firstLine="709"/>
+        <w:jc w:val="both"/>
+      </w:pPr>
+      <w:r>
+        <w:t>Caso o usuário não pertença a algum dos setores autorizados, sua navegação permanece restrita à página 1, onde é exibida uma mensagem informando que ele não possui permissão para acessar o sistema. Por outro lado, quando o usuário pertence a um desses setores, a mensagem de restrição não é exibida e no lugar dela, mostra o menu inicial com os ícones para navegação das páginas.</w:t>
+      </w:r>
+    </w:p>
+    <w:p>
+      <w:pPr>
+        <w:pStyle w:val="Ttulo2"/>
+        <w:spacing w:line="360" w:lineRule="auto"/>
         <w:rPr>
           <w:i/>
           <w:iCs/>
           <w:color w:val="808080"/>
         </w:rPr>
-        <w:t>[Descreva o esquema de autenticação (Authentication Scheme) e os esquemas de autorização (Authorization Schemes) utilizados, indicando perfis de acesso e regras associadas.]</w:t>
-      </w:r>
-    </w:p>
-    <w:p>
-      <w:pPr>
-        <w:pStyle w:val="Ttulo2"/>
-        <w:spacing w:line="360" w:lineRule="auto"/>
-      </w:pPr>
-      <w:bookmarkStart w:id="12" w:name="_Toc236119062"/>
+      </w:pPr>
+      <w:bookmarkStart w:id="11" w:name="_Toc236119062"/>
       <w:r>
         <w:t>4.2 Navegação</w:t>
       </w:r>
-      <w:bookmarkEnd w:id="12"/>
+      <w:bookmarkEnd w:id="11"/>
     </w:p>
     <w:p>
       <w:pPr>
@@ -16740,24 +16614,113 @@
         <w:jc w:val="both"/>
       </w:pPr>
       <w:r>
-        <w:rPr>
-          <w:i/>
-          <w:iCs/>
-          <w:color w:val="808080"/>
-        </w:rPr>
-        <w:t>[Descreva os menus de navegação, listas de navegação (Navigation Lists) e breadcrumbs configurados na aplicação.]</w:t>
-      </w:r>
+        <w:t xml:space="preserve">O </w:t>
+      </w:r>
+      <w:r>
+        <w:t>Sistema de Buffet</w:t>
+      </w:r>
+      <w:r>
+        <w:t xml:space="preserve"> não utiliza menu de navegação nem lista de navegação entre as funcionalidades da aplicação. O acesso às páginas é realizado por meio de botões, links e redirecionamentos definidos na lógica da aplicação.</w:t>
+      </w:r>
+    </w:p>
+    <w:p>
+      <w:pPr>
+        <w:spacing w:line="360" w:lineRule="auto"/>
+        <w:ind w:firstLine="709"/>
+        <w:jc w:val="both"/>
+      </w:pPr>
+      <w:r>
+        <w:t>A aplicação utiliza apenas o componente Breadcrumb para indicar a localização do usuário durante a navegação. A estrutura é composta pelos seguintes elementos:</w:t>
+      </w:r>
+    </w:p>
+    <w:p>
+      <w:pPr>
+        <w:pStyle w:val="PargrafodaLista"/>
+        <w:numPr>
+          <w:ilvl w:val="0"/>
+          <w:numId w:val="6"/>
+        </w:numPr>
+        <w:spacing w:line="360" w:lineRule="auto"/>
+        <w:jc w:val="both"/>
+      </w:pPr>
+      <w:r>
+        <w:t>Landing Page (Página 1) – Página de Origem.</w:t>
+      </w:r>
+    </w:p>
+    <w:p>
+      <w:pPr>
+        <w:pStyle w:val="PargrafodaLista"/>
+        <w:numPr>
+          <w:ilvl w:val="0"/>
+          <w:numId w:val="6"/>
+        </w:numPr>
+        <w:spacing w:line="360" w:lineRule="auto"/>
+        <w:jc w:val="both"/>
+      </w:pPr>
+      <w:r>
+        <w:t>Ordens de Serviços (Página 2) – Página de Origem.</w:t>
+      </w:r>
+    </w:p>
+    <w:p>
+      <w:pPr>
+        <w:pStyle w:val="PargrafodaLista"/>
+        <w:numPr>
+          <w:ilvl w:val="0"/>
+          <w:numId w:val="6"/>
+        </w:numPr>
+        <w:spacing w:line="360" w:lineRule="auto"/>
+        <w:jc w:val="both"/>
+      </w:pPr>
+      <w:r>
+        <w:t>Registrar OS, Editar OS e Gráficos (Páginas 3, 4 e 5) – Páginas acessíveis a partir da página 2 (Ordens de Serviços).</w:t>
+      </w:r>
+    </w:p>
+    <w:p>
+      <w:pPr>
+        <w:pStyle w:val="PargrafodaLista"/>
+        <w:spacing w:line="360" w:lineRule="auto"/>
+        <w:ind w:left="720"/>
+        <w:jc w:val="both"/>
+      </w:pPr>
+    </w:p>
+    <w:p>
+      <w:pPr>
+        <w:pStyle w:val="PargrafodaLista"/>
+        <w:spacing w:line="360" w:lineRule="auto"/>
+        <w:ind w:left="720"/>
+        <w:jc w:val="both"/>
+      </w:pPr>
+      <w:r>
+        <w:t>Essa configuração tem como objetivo fornecer ao usuário uma referência da página atual</w:t>
+      </w:r>
+    </w:p>
+    <w:p>
+      <w:pPr>
+        <w:spacing w:line="360" w:lineRule="auto"/>
+        <w:jc w:val="both"/>
+      </w:pPr>
+      <w:r>
+        <w:lastRenderedPageBreak/>
+        <w:t>e de sua localização dentro da estrutura da aplicação, sem utilização de menus tradicionais.</w:t>
+      </w:r>
+    </w:p>
+    <w:p>
+      <w:pPr>
+        <w:spacing w:line="360" w:lineRule="auto"/>
+        <w:ind w:firstLine="709"/>
+        <w:jc w:val="both"/>
+      </w:pPr>
     </w:p>
     <w:p>
       <w:pPr>
         <w:pStyle w:val="Ttulo2"/>
         <w:spacing w:line="360" w:lineRule="auto"/>
       </w:pPr>
-      <w:bookmarkStart w:id="13" w:name="_Toc236119063"/>
+      <w:bookmarkStart w:id="12" w:name="_Toc236119063"/>
       <w:r>
         <w:t>4.3 Listas de Valores (LOVs)</w:t>
       </w:r>
-      <w:bookmarkEnd w:id="13"/>
+      <w:bookmarkEnd w:id="12"/>
     </w:p>
     <w:p>
       <w:pPr>
@@ -17138,12 +17101,11 @@
         <w:pStyle w:val="Ttulo2"/>
         <w:spacing w:line="360" w:lineRule="auto"/>
       </w:pPr>
-      <w:bookmarkStart w:id="14" w:name="_Toc236119064"/>
-      <w:r>
-        <w:lastRenderedPageBreak/>
+      <w:bookmarkStart w:id="13" w:name="_Toc236119064"/>
+      <w:r>
         <w:t>4.4 Templates</w:t>
       </w:r>
-      <w:bookmarkEnd w:id="14"/>
+      <w:bookmarkEnd w:id="13"/>
     </w:p>
     <w:p>
       <w:pPr>
@@ -17165,11 +17127,30 @@
         <w:pStyle w:val="Ttulo2"/>
         <w:spacing w:line="360" w:lineRule="auto"/>
       </w:pPr>
-      <w:bookmarkStart w:id="15" w:name="_Toc236119065"/>
+      <w:bookmarkStart w:id="14" w:name="_Toc236119065"/>
       <w:r>
         <w:t>4.5 Temas e Estilos</w:t>
       </w:r>
-      <w:bookmarkEnd w:id="15"/>
+      <w:bookmarkEnd w:id="14"/>
+    </w:p>
+    <w:p>
+      <w:pPr>
+        <w:spacing w:line="360" w:lineRule="auto"/>
+        <w:ind w:firstLine="708"/>
+        <w:jc w:val="both"/>
+      </w:pPr>
+      <w:r>
+        <w:t xml:space="preserve"> </w:t>
+      </w:r>
+      <w:r>
+        <w:t xml:space="preserve">A aplicação </w:t>
+      </w:r>
+      <w:r>
+        <w:t>Sistema de Buffet</w:t>
+      </w:r>
+      <w:r>
+        <w:t xml:space="preserve"> utiliza o Universal Theme 42 como tema padrão do Oracle APEX. Não foram realizadas customizações ou alterações no Theme Style disponibilizado originalmente pelo framework.</w:t>
+      </w:r>
     </w:p>
     <w:p>
       <w:pPr>
@@ -17178,30 +17159,37 @@
         <w:jc w:val="both"/>
       </w:pPr>
       <w:r>
+        <w:t>As adequações visuais da aplicação são realizadas separadamente por meio de configurações na Página Global (página 0) e de códigos CSS aplicados nas páginas específicas, permitindo a personalização da interface sem modificar a estrutura original do tema.</w:t>
+      </w:r>
+    </w:p>
+    <w:p>
+      <w:pPr>
+        <w:spacing w:line="360" w:lineRule="auto"/>
+        <w:ind w:firstLine="709"/>
+        <w:jc w:val="both"/>
+      </w:pPr>
+    </w:p>
+    <w:p>
+      <w:pPr>
+        <w:pStyle w:val="Ttulo2"/>
+        <w:spacing w:line="360" w:lineRule="auto"/>
+      </w:pPr>
+      <w:bookmarkStart w:id="15" w:name="_Toc236119066"/>
+      <w:r>
+        <w:t>4.6 Processos e Computações Compartilhadas</w:t>
+      </w:r>
+      <w:bookmarkEnd w:id="15"/>
+    </w:p>
+    <w:p>
+      <w:pPr>
+        <w:spacing w:line="360" w:lineRule="auto"/>
+        <w:ind w:firstLine="709"/>
+        <w:jc w:val="both"/>
         <w:rPr>
           <w:i/>
           <w:iCs/>
           <w:color w:val="808080"/>
         </w:rPr>
-        <w:t>[Indique o Theme e o Theme Style (Universal Theme ou customizado) aplicados na aplicação.]</w:t>
-      </w:r>
-    </w:p>
-    <w:p>
-      <w:pPr>
-        <w:pStyle w:val="Ttulo2"/>
-        <w:spacing w:line="360" w:lineRule="auto"/>
-      </w:pPr>
-      <w:bookmarkStart w:id="16" w:name="_Toc236119066"/>
-      <w:r>
-        <w:t>4.6 Processos e Computações Compartilhadas</w:t>
-      </w:r>
-      <w:bookmarkEnd w:id="16"/>
-    </w:p>
-    <w:p>
-      <w:pPr>
-        <w:spacing w:line="360" w:lineRule="auto"/>
-        <w:ind w:firstLine="709"/>
-        <w:jc w:val="both"/>
       </w:pPr>
       <w:r>
         <w:rPr>
@@ -17209,59 +17197,97 @@
           <w:iCs/>
           <w:color w:val="808080"/>
         </w:rPr>
-        <w:t>[Descreva os Application Processes e Application Computations que são executados em mais de uma página ou em nível de aplicação (ex.: on new session, on login, after login).]</w:t>
-      </w:r>
-    </w:p>
-    <w:p>
-      <w:pPr>
-        <w:pStyle w:val="Ttulo2"/>
-        <w:spacing w:line="360" w:lineRule="auto"/>
-      </w:pPr>
-      <w:bookmarkStart w:id="17" w:name="_Toc236119067"/>
-      <w:r>
-        <w:t>4.7 Plugins</w:t>
-      </w:r>
-      <w:bookmarkEnd w:id="17"/>
-    </w:p>
-    <w:p>
-      <w:pPr>
-        <w:spacing w:line="360" w:lineRule="auto"/>
-        <w:ind w:firstLine="709"/>
-        <w:jc w:val="both"/>
-      </w:pPr>
+        <w:t xml:space="preserve">[Descreva os Application Processes e Application </w:t>
+      </w:r>
+      <w:proofErr w:type="spellStart"/>
       <w:r>
         <w:rPr>
           <w:i/>
           <w:iCs/>
           <w:color w:val="808080"/>
         </w:rPr>
-        <w:t>[Caso existam plugins de região, item ou dynamic action customizados, descreva sua finalidade e onde são utilizados. Caso não existam, indicar 'Não se aplica'.]</w:t>
-      </w:r>
-    </w:p>
-    <w:p>
-      <w:pPr>
-        <w:pStyle w:val="Ttulo2"/>
-        <w:spacing w:line="360" w:lineRule="auto"/>
-      </w:pPr>
-      <w:bookmarkStart w:id="18" w:name="_Toc236119068"/>
-      <w:r>
-        <w:t>4.8 Integrações e Fontes de Dados Externas</w:t>
-      </w:r>
-      <w:bookmarkEnd w:id="18"/>
-    </w:p>
-    <w:p>
-      <w:pPr>
-        <w:spacing w:line="360" w:lineRule="auto"/>
-        <w:ind w:firstLine="709"/>
-        <w:jc w:val="both"/>
-      </w:pPr>
+        <w:t>Computations</w:t>
+      </w:r>
+      <w:proofErr w:type="spellEnd"/>
       <w:r>
         <w:rPr>
           <w:i/>
           <w:iCs/>
           <w:color w:val="808080"/>
         </w:rPr>
-        <w:t>[Descreva Web Source Modules, REST Data Sources ou outras integrações externas consumidas pelo sistema.]</w:t>
+        <w:t xml:space="preserve"> que são executados em mais de uma página ou em nível de aplicação (ex.: </w:t>
+      </w:r>
+      <w:proofErr w:type="spellStart"/>
+      <w:r>
+        <w:rPr>
+          <w:i/>
+          <w:iCs/>
+          <w:color w:val="808080"/>
+        </w:rPr>
+        <w:t>on</w:t>
+      </w:r>
+      <w:proofErr w:type="spellEnd"/>
+      <w:r>
+        <w:rPr>
+          <w:i/>
+          <w:iCs/>
+          <w:color w:val="808080"/>
+        </w:rPr>
+        <w:t xml:space="preserve"> new </w:t>
+      </w:r>
+      <w:proofErr w:type="spellStart"/>
+      <w:r>
+        <w:rPr>
+          <w:i/>
+          <w:iCs/>
+          <w:color w:val="808080"/>
+        </w:rPr>
+        <w:t>session</w:t>
+      </w:r>
+      <w:proofErr w:type="spellEnd"/>
+      <w:r>
+        <w:rPr>
+          <w:i/>
+          <w:iCs/>
+          <w:color w:val="808080"/>
+        </w:rPr>
+        <w:t xml:space="preserve">, </w:t>
+      </w:r>
+      <w:proofErr w:type="spellStart"/>
+      <w:r>
+        <w:rPr>
+          <w:i/>
+          <w:iCs/>
+          <w:color w:val="808080"/>
+        </w:rPr>
+        <w:t>on</w:t>
+      </w:r>
+      <w:proofErr w:type="spellEnd"/>
+      <w:r>
+        <w:rPr>
+          <w:i/>
+          <w:iCs/>
+          <w:color w:val="808080"/>
+        </w:rPr>
+        <w:t xml:space="preserve"> login, </w:t>
+      </w:r>
+      <w:proofErr w:type="spellStart"/>
+      <w:r>
+        <w:rPr>
+          <w:i/>
+          <w:iCs/>
+          <w:color w:val="808080"/>
+        </w:rPr>
+        <w:t>after</w:t>
+      </w:r>
+      <w:proofErr w:type="spellEnd"/>
+      <w:r>
+        <w:rPr>
+          <w:i/>
+          <w:iCs/>
+          <w:color w:val="808080"/>
+        </w:rPr>
+        <w:t xml:space="preserve"> login).]</w:t>
       </w:r>
     </w:p>
     <w:p>
@@ -17269,11 +17295,136 @@
         <w:pStyle w:val="Ttulo2"/>
         <w:spacing w:line="360" w:lineRule="auto"/>
       </w:pPr>
-      <w:bookmarkStart w:id="19" w:name="_Toc236119069"/>
+      <w:bookmarkStart w:id="16" w:name="_Toc236119067"/>
+      <w:r>
+        <w:t>4.7 Plugins</w:t>
+      </w:r>
+      <w:bookmarkEnd w:id="16"/>
+    </w:p>
+    <w:p>
+      <w:pPr>
+        <w:spacing w:line="360" w:lineRule="auto"/>
+        <w:ind w:firstLine="709"/>
+        <w:jc w:val="both"/>
+      </w:pPr>
+      <w:r>
+        <w:rPr>
+          <w:i/>
+          <w:iCs/>
+          <w:color w:val="808080"/>
+        </w:rPr>
+        <w:lastRenderedPageBreak/>
+        <w:t xml:space="preserve">[Caso existam plugins de região, item ou </w:t>
+      </w:r>
+      <w:proofErr w:type="spellStart"/>
+      <w:r>
+        <w:rPr>
+          <w:i/>
+          <w:iCs/>
+          <w:color w:val="808080"/>
+        </w:rPr>
+        <w:t>dynamic</w:t>
+      </w:r>
+      <w:proofErr w:type="spellEnd"/>
+      <w:r>
+        <w:rPr>
+          <w:i/>
+          <w:iCs/>
+          <w:color w:val="808080"/>
+        </w:rPr>
+        <w:t xml:space="preserve"> </w:t>
+      </w:r>
+      <w:proofErr w:type="spellStart"/>
+      <w:r>
+        <w:rPr>
+          <w:i/>
+          <w:iCs/>
+          <w:color w:val="808080"/>
+        </w:rPr>
+        <w:t>action</w:t>
+      </w:r>
+      <w:proofErr w:type="spellEnd"/>
+      <w:r>
+        <w:rPr>
+          <w:i/>
+          <w:iCs/>
+          <w:color w:val="808080"/>
+        </w:rPr>
+        <w:t xml:space="preserve"> customizados, descreva sua finalidade e onde são utilizados. Caso não existam, indicar 'Não se aplica'.]</w:t>
+      </w:r>
+    </w:p>
+    <w:p>
+      <w:pPr>
+        <w:pStyle w:val="Ttulo2"/>
+        <w:spacing w:line="360" w:lineRule="auto"/>
+      </w:pPr>
+      <w:bookmarkStart w:id="17" w:name="_Toc236119068"/>
+      <w:r>
+        <w:t>4.8 Integrações e Fontes de Dados Externas</w:t>
+      </w:r>
+      <w:bookmarkEnd w:id="17"/>
+    </w:p>
+    <w:p>
+      <w:pPr>
+        <w:spacing w:line="360" w:lineRule="auto"/>
+        <w:ind w:firstLine="709"/>
+        <w:jc w:val="both"/>
+      </w:pPr>
+      <w:r>
+        <w:rPr>
+          <w:i/>
+          <w:iCs/>
+          <w:color w:val="808080"/>
+        </w:rPr>
+        <w:t xml:space="preserve">[Descreva Web </w:t>
+      </w:r>
+      <w:proofErr w:type="spellStart"/>
+      <w:r>
+        <w:rPr>
+          <w:i/>
+          <w:iCs/>
+          <w:color w:val="808080"/>
+        </w:rPr>
+        <w:t>Source</w:t>
+      </w:r>
+      <w:proofErr w:type="spellEnd"/>
+      <w:r>
+        <w:rPr>
+          <w:i/>
+          <w:iCs/>
+          <w:color w:val="808080"/>
+        </w:rPr>
+        <w:t xml:space="preserve"> Modules, REST Data </w:t>
+      </w:r>
+      <w:proofErr w:type="spellStart"/>
+      <w:r>
+        <w:rPr>
+          <w:i/>
+          <w:iCs/>
+          <w:color w:val="808080"/>
+        </w:rPr>
+        <w:t>Sources</w:t>
+      </w:r>
+      <w:proofErr w:type="spellEnd"/>
+      <w:r>
+        <w:rPr>
+          <w:i/>
+          <w:iCs/>
+          <w:color w:val="808080"/>
+        </w:rPr>
+        <w:t xml:space="preserve"> ou outras integrações externas consumidas pelo sistema.]</w:t>
+      </w:r>
+    </w:p>
+    <w:p>
+      <w:pPr>
+        <w:pStyle w:val="Ttulo2"/>
+        <w:spacing w:line="360" w:lineRule="auto"/>
+      </w:pPr>
+      <w:bookmarkStart w:id="18" w:name="_Toc236119069"/>
       <w:r>
         <w:t>4.9 Variáveis de Aplicação (Application Items)</w:t>
       </w:r>
-      <w:bookmarkEnd w:id="19"/>
+      <w:bookmarkEnd w:id="18"/>
     </w:p>
     <w:p>
       <w:pPr>
@@ -17295,11 +17446,11 @@
         <w:pStyle w:val="Ttulo1"/>
         <w:spacing w:line="360" w:lineRule="auto"/>
       </w:pPr>
-      <w:bookmarkStart w:id="20" w:name="_Toc236119070"/>
+      <w:bookmarkStart w:id="19" w:name="_Toc236119070"/>
       <w:r>
         <w:t>5 FLUXOS DE USO</w:t>
       </w:r>
-      <w:bookmarkEnd w:id="20"/>
+      <w:bookmarkEnd w:id="19"/>
     </w:p>
     <w:p>
       <w:pPr>
@@ -17316,23 +17467,22 @@
         <w:pStyle w:val="Ttulo2"/>
         <w:spacing w:line="360" w:lineRule="auto"/>
       </w:pPr>
-      <w:bookmarkStart w:id="21" w:name="_Toc236119071"/>
+      <w:bookmarkStart w:id="20" w:name="_Toc236119071"/>
       <w:r>
         <w:t>5.1 Fluxo: [Nome do Fluxo — ex.: Cadastro de Solicitação]</w:t>
       </w:r>
-      <w:bookmarkEnd w:id="21"/>
+      <w:bookmarkEnd w:id="20"/>
     </w:p>
     <w:p>
       <w:pPr>
         <w:pStyle w:val="Ttulo3"/>
         <w:spacing w:line="360" w:lineRule="auto"/>
       </w:pPr>
-      <w:bookmarkStart w:id="22" w:name="_Toc236119072"/>
-      <w:r>
-        <w:lastRenderedPageBreak/>
+      <w:bookmarkStart w:id="21" w:name="_Toc236119072"/>
+      <w:r>
         <w:t>5.1.1 Visão Geral do Fluxo</w:t>
       </w:r>
-      <w:bookmarkEnd w:id="22"/>
+      <w:bookmarkEnd w:id="21"/>
     </w:p>
     <w:p>
       <w:pPr>
@@ -17394,11 +17544,11 @@
         <w:pStyle w:val="Ttulo3"/>
         <w:spacing w:line="360" w:lineRule="auto"/>
       </w:pPr>
-      <w:bookmarkStart w:id="23" w:name="_Toc236119073"/>
+      <w:bookmarkStart w:id="22" w:name="_Toc236119073"/>
       <w:r>
         <w:t>5.1.2 Detalhamento das Páginas</w:t>
       </w:r>
-      <w:bookmarkEnd w:id="23"/>
+      <w:bookmarkEnd w:id="22"/>
     </w:p>
     <w:p>
       <w:pPr>
@@ -17407,6 +17557,7 @@
         <w:jc w:val="both"/>
       </w:pPr>
       <w:r>
+        <w:lastRenderedPageBreak/>
         <w:t>O Quadro 5 resume as páginas que compõem este fluxo, e os subitens seguintes detalham cada uma delas.</w:t>
       </w:r>
     </w:p>
@@ -17779,11 +17930,11 @@
         <w:pStyle w:val="Ttulo4"/>
         <w:spacing w:line="360" w:lineRule="auto"/>
       </w:pPr>
-      <w:bookmarkStart w:id="24" w:name="_Toc236119074"/>
+      <w:bookmarkStart w:id="23" w:name="_Toc236119074"/>
       <w:r>
         <w:t>5.1.2.1 Página [Nº] – [Nome da Página]</w:t>
       </w:r>
-      <w:bookmarkEnd w:id="24"/>
+      <w:bookmarkEnd w:id="23"/>
     </w:p>
     <w:p>
       <w:pPr>
@@ -17807,7 +17958,25 @@
           <w:iCs/>
           <w:color w:val="808080"/>
         </w:rPr>
-        <w:t>[relatório interativo / formulário / dashboard / wizard / etc.]</w:t>
+        <w:t xml:space="preserve">[relatório interativo / formulário / dashboard / </w:t>
+      </w:r>
+      <w:proofErr w:type="spellStart"/>
+      <w:r>
+        <w:rPr>
+          <w:i/>
+          <w:iCs/>
+          <w:color w:val="808080"/>
+        </w:rPr>
+        <w:t>wizard</w:t>
+      </w:r>
+      <w:proofErr w:type="spellEnd"/>
+      <w:r>
+        <w:rPr>
+          <w:i/>
+          <w:iCs/>
+          <w:color w:val="808080"/>
+        </w:rPr>
+        <w:t xml:space="preserve"> / etc.]</w:t>
       </w:r>
     </w:p>
     <w:p>
@@ -17906,8 +18075,61 @@
           <w:iCs/>
           <w:color w:val="808080"/>
         </w:rPr>
-        <w:lastRenderedPageBreak/>
-        <w:t>[descreva validações, computações e processos PL/SQL executados nesta página, incluindo o momento de execução (before header, after submit, etc.).]</w:t>
+        <w:t>[descreva validações, computações e processos PL/SQL executados nesta página, incluindo o momento de execução (</w:t>
+      </w:r>
+      <w:proofErr w:type="spellStart"/>
+      <w:r>
+        <w:rPr>
+          <w:i/>
+          <w:iCs/>
+          <w:color w:val="808080"/>
+        </w:rPr>
+        <w:t>before</w:t>
+      </w:r>
+      <w:proofErr w:type="spellEnd"/>
+      <w:r>
+        <w:rPr>
+          <w:i/>
+          <w:iCs/>
+          <w:color w:val="808080"/>
+        </w:rPr>
+        <w:t xml:space="preserve"> header, </w:t>
+      </w:r>
+      <w:proofErr w:type="spellStart"/>
+      <w:r>
+        <w:rPr>
+          <w:i/>
+          <w:iCs/>
+          <w:color w:val="808080"/>
+        </w:rPr>
+        <w:t>after</w:t>
+      </w:r>
+      <w:proofErr w:type="spellEnd"/>
+      <w:r>
+        <w:rPr>
+          <w:i/>
+          <w:iCs/>
+          <w:color w:val="808080"/>
+        </w:rPr>
+        <w:t xml:space="preserve"> </w:t>
+      </w:r>
+      <w:proofErr w:type="spellStart"/>
+      <w:r>
+        <w:rPr>
+          <w:i/>
+          <w:iCs/>
+          <w:color w:val="808080"/>
+        </w:rPr>
+        <w:t>submit</w:t>
+      </w:r>
+      <w:proofErr w:type="spellEnd"/>
+      <w:r>
+        <w:rPr>
+          <w:i/>
+          <w:iCs/>
+          <w:color w:val="808080"/>
+        </w:rPr>
+        <w:t>, etc.).]</w:t>
       </w:r>
     </w:p>
     <w:p>
@@ -17957,7 +18179,43 @@
           <w:iCs/>
           <w:color w:val="808080"/>
         </w:rPr>
-        <w:t>[indique de onde o usuário chega a esta página e para onde é direcionado a seguir (branches), incluindo condições de cada branch.]</w:t>
+        <w:t>[indique de onde o usuário chega a esta página e para onde é direcionado a seguir (</w:t>
+      </w:r>
+      <w:proofErr w:type="spellStart"/>
+      <w:r>
+        <w:rPr>
+          <w:i/>
+          <w:iCs/>
+          <w:color w:val="808080"/>
+        </w:rPr>
+        <w:t>branches</w:t>
+      </w:r>
+      <w:proofErr w:type="spellEnd"/>
+      <w:r>
+        <w:rPr>
+          <w:i/>
+          <w:iCs/>
+          <w:color w:val="808080"/>
+        </w:rPr>
+        <w:t xml:space="preserve">), incluindo condições de cada </w:t>
+      </w:r>
+      <w:proofErr w:type="spellStart"/>
+      <w:r>
+        <w:rPr>
+          <w:i/>
+          <w:iCs/>
+          <w:color w:val="808080"/>
+        </w:rPr>
+        <w:t>branch</w:t>
+      </w:r>
+      <w:proofErr w:type="spellEnd"/>
+      <w:r>
+        <w:rPr>
+          <w:i/>
+          <w:iCs/>
+          <w:color w:val="808080"/>
+        </w:rPr>
+        <w:t>.]</w:t>
       </w:r>
     </w:p>
     <w:p>
@@ -18009,11 +18267,11 @@
         <w:pStyle w:val="Ttulo1"/>
         <w:spacing w:line="360" w:lineRule="auto"/>
       </w:pPr>
-      <w:bookmarkStart w:id="25" w:name="_Toc236119075"/>
+      <w:bookmarkStart w:id="24" w:name="_Toc236119075"/>
       <w:r>
         <w:t>6 CONSIDERAÇÕES FINAIS</w:t>
       </w:r>
-      <w:bookmarkEnd w:id="25"/>
+      <w:bookmarkEnd w:id="24"/>
     </w:p>
     <w:p>
       <w:pPr>
@@ -18027,6 +18285,7 @@
           <w:iCs/>
           <w:color w:val="808080"/>
         </w:rPr>
+        <w:lastRenderedPageBreak/>
         <w:t>[Descreva pontos de atenção identificados durante o desenvolvimento, dívidas técnicas conhecidas, limitações do sistema e sugestões de melhoria para versões futuras.]</w:t>
       </w:r>
     </w:p>
@@ -18034,18 +18293,26 @@
       <w:pPr>
         <w:pStyle w:val="Ttulo1"/>
       </w:pPr>
-      <w:bookmarkStart w:id="26" w:name="_Toc236119076"/>
+      <w:bookmarkStart w:id="25" w:name="_Toc236119076"/>
       <w:r>
         <w:t>REFERÊNCIAS</w:t>
       </w:r>
-      <w:bookmarkEnd w:id="26"/>
+      <w:bookmarkEnd w:id="25"/>
     </w:p>
     <w:p>
       <w:pPr>
         <w:spacing w:after="200"/>
       </w:pPr>
       <w:r>
-        <w:t>ORACLE. Oracle APEX Documentation. Disponível em: https://apex.oracle.com/pls/apex/f?p=44785:1. Acesso em: [data de acesso].</w:t>
+        <w:t xml:space="preserve">ORACLE. Oracle APEX </w:t>
+      </w:r>
+      <w:proofErr w:type="spellStart"/>
+      <w:r>
+        <w:t>Documentation</w:t>
+      </w:r>
+      <w:proofErr w:type="spellEnd"/>
+      <w:r>
+        <w:t>. Disponível em: https://apex.oracle.com/pls/apex/f?p=44785:1. Acesso em: [data de acesso].</w:t>
       </w:r>
     </w:p>
     <w:p>
@@ -18081,12 +18348,12 @@
         <w:pStyle w:val="Ttulo1"/>
         <w:spacing w:before="0"/>
       </w:pPr>
-      <w:bookmarkStart w:id="27" w:name="_Toc236119077"/>
+      <w:bookmarkStart w:id="26" w:name="_Toc236119077"/>
       <w:r>
         <w:lastRenderedPageBreak/>
         <w:t>ANEXOS</w:t>
       </w:r>
-      <w:bookmarkEnd w:id="27"/>
+      <w:bookmarkEnd w:id="26"/>
     </w:p>
     <w:p>
       <w:pPr>
@@ -18253,16 +18520,16 @@
 <file path=word/numbering.xml><?xml version="1.0" encoding="utf-8"?>
 <w:numbering xmlns:wpc="http://schemas.microsoft.com/office/word/2010/wordprocessingCanvas" xmlns:cx="http://schemas.microsoft.com/office/drawing/2014/chartex" xmlns:cx1="http://schemas.microsoft.com/office/drawing/2015/9/8/chartex" xmlns:cx2="http://schemas.microsoft.com/office/drawing/2015/10/21/chartex" xmlns:cx3="http://schemas.microsoft.com/office/drawing/2016/5/9/chartex" xmlns:cx4="http://schemas.microsoft.com/office/drawing/2016/5/10/chartex" xmlns:cx5="http://schemas.microsoft.com/office/drawing/2016/5/11/chartex" xmlns:cx6="http://schemas.microsoft.com/office/drawing/2016/5/12/chartex" xmlns:cx7="http://schemas.microsoft.com/office/drawing/2016/5/13/chartex" xmlns:cx8="http://schemas.microsoft.com/office/drawing/2016/5/14/chartex" xmlns:mc="http://schemas.openxmlformats.org/markup-compatibility/2006" xmlns:aink="http://schemas.microsoft.com/office/drawing/2016/ink" xmlns:am3d="http://schemas.microsoft.com/office/drawing/2017/model3d" xmlns:o="urn:schemas-microsoft-com:office:office" xmlns:oel="http://schemas.microsoft.com/office/2019/extlst" xmlns:r="http://schemas.openxmlformats.org/officeDocument/2006/relationships" xmlns:m="http://schemas.openxmlformats.org/officeDocument/2006/math" xmlns:v="urn:schemas-microsoft-com:vml" xmlns:wp14="http://schemas.microsoft.com/office/word/2010/wordprocessingDrawing" xmlns:wp="http://schemas.openxmlformats.org/drawingml/2006/wordprocessingDrawing" xmlns:w10="urn:schemas-microsoft-com:office:word" xmlns:w="http://schemas.openxmlformats.org/wordprocessingml/2006/main" xmlns:w14="http://schemas.microsoft.com/office/word/2010/wordml" xmlns:w15="http://schemas.microsoft.com/office/word/2012/wordml" xmlns:w16cex="http://schemas.microsoft.com/office/word/2018/wordml/cex" xmlns:w16cid="http://schemas.microsoft.com/office/word/2016/wordml/cid" xmlns:w16="http://schemas.microsoft.com/office/word/2018/wordml" xmlns:w16du="http://schemas.microsoft.com/office/word/2023/wordml/word16du" xmlns:w16sdtdh="http://schemas.microsoft.com/office/word/2020/wordml/sdtdatahash" xmlns:w16sdtfl="http://schemas.microsoft.com/office/word/2024/wordml/sdtformatlock" xmlns:w16se="http://schemas.microsoft.com/office/word/2015/wordml/symex" xmlns:wpg="http://schemas.microsoft.com/office/word/2010/wordprocessingGroup" xmlns:wpi="http://schemas.microsoft.com/office/word/2010/wordprocessingInk" xmlns:wne="http://schemas.microsoft.com/office/word/2006/wordml" xmlns:wps="http://schemas.microsoft.com/office/word/2010/wordprocessingShape" mc:Ignorable="w14 w15 w16se w16cid w16 w16cex w16sdtdh w16sdtfl w16du wp14">
   <w:abstractNum w:abstractNumId="0" w15:restartNumberingAfterBreak="0">
-    <w:nsid w:val="0B7B3097"/>
+    <w:nsid w:val="04707E2D"/>
     <w:multiLevelType w:val="hybridMultilevel"/>
-    <w:tmpl w:val="B55E5E08"/>
+    <w:tmpl w:val="99D04506"/>
     <w:lvl w:ilvl="0" w:tplc="04160001">
       <w:start w:val="1"/>
       <w:numFmt w:val="bullet"/>
       <w:lvlText w:val=""/>
       <w:lvlJc w:val="left"/>
       <w:pPr>
-        <w:ind w:left="1069" w:hanging="360"/>
+        <w:ind w:left="720" w:hanging="360"/>
       </w:pPr>
       <w:rPr>
         <w:rFonts w:ascii="Symbol" w:hAnsi="Symbol" w:hint="default"/>
@@ -18274,7 +18541,7 @@
       <w:lvlText w:val="o"/>
       <w:lvlJc w:val="left"/>
       <w:pPr>
-        <w:ind w:left="1789" w:hanging="360"/>
+        <w:ind w:left="1440" w:hanging="360"/>
       </w:pPr>
       <w:rPr>
         <w:rFonts w:ascii="Courier New" w:hAnsi="Courier New" w:cs="Courier New" w:hint="default"/>
@@ -18286,7 +18553,7 @@
       <w:lvlText w:val=""/>
       <w:lvlJc w:val="left"/>
       <w:pPr>
-        <w:ind w:left="2509" w:hanging="360"/>
+        <w:ind w:left="2160" w:hanging="360"/>
       </w:pPr>
       <w:rPr>
         <w:rFonts w:ascii="Wingdings" w:hAnsi="Wingdings" w:hint="default"/>
@@ -18298,7 +18565,7 @@
       <w:lvlText w:val=""/>
       <w:lvlJc w:val="left"/>
       <w:pPr>
-        <w:ind w:left="3229" w:hanging="360"/>
+        <w:ind w:left="2880" w:hanging="360"/>
       </w:pPr>
       <w:rPr>
         <w:rFonts w:ascii="Symbol" w:hAnsi="Symbol" w:hint="default"/>
@@ -18310,7 +18577,7 @@
       <w:lvlText w:val="o"/>
       <w:lvlJc w:val="left"/>
       <w:pPr>
-        <w:ind w:left="3949" w:hanging="360"/>
+        <w:ind w:left="3600" w:hanging="360"/>
       </w:pPr>
       <w:rPr>
         <w:rFonts w:ascii="Courier New" w:hAnsi="Courier New" w:cs="Courier New" w:hint="default"/>
@@ -18322,7 +18589,7 @@
       <w:lvlText w:val=""/>
       <w:lvlJc w:val="left"/>
       <w:pPr>
-        <w:ind w:left="4669" w:hanging="360"/>
+        <w:ind w:left="4320" w:hanging="360"/>
       </w:pPr>
       <w:rPr>
         <w:rFonts w:ascii="Wingdings" w:hAnsi="Wingdings" w:hint="default"/>
@@ -18334,7 +18601,7 @@
       <w:lvlText w:val=""/>
       <w:lvlJc w:val="left"/>
       <w:pPr>
-        <w:ind w:left="5389" w:hanging="360"/>
+        <w:ind w:left="5040" w:hanging="360"/>
       </w:pPr>
       <w:rPr>
         <w:rFonts w:ascii="Symbol" w:hAnsi="Symbol" w:hint="default"/>
@@ -18346,7 +18613,7 @@
       <w:lvlText w:val="o"/>
       <w:lvlJc w:val="left"/>
       <w:pPr>
-        <w:ind w:left="6109" w:hanging="360"/>
+        <w:ind w:left="5760" w:hanging="360"/>
       </w:pPr>
       <w:rPr>
         <w:rFonts w:ascii="Courier New" w:hAnsi="Courier New" w:cs="Courier New" w:hint="default"/>
@@ -18358,7 +18625,7 @@
       <w:lvlText w:val=""/>
       <w:lvlJc w:val="left"/>
       <w:pPr>
-        <w:ind w:left="6829" w:hanging="360"/>
+        <w:ind w:left="6480" w:hanging="360"/>
       </w:pPr>
       <w:rPr>
         <w:rFonts w:ascii="Wingdings" w:hAnsi="Wingdings" w:hint="default"/>
@@ -18366,6 +18633,119 @@
     </w:lvl>
   </w:abstractNum>
   <w:abstractNum w:abstractNumId="1" w15:restartNumberingAfterBreak="0">
+    <w:nsid w:val="0B7B3097"/>
+    <w:multiLevelType w:val="hybridMultilevel"/>
+    <w:tmpl w:val="B55E5E08"/>
+    <w:lvl w:ilvl="0" w:tplc="04160001">
+      <w:start w:val="1"/>
+      <w:numFmt w:val="bullet"/>
+      <w:lvlText w:val=""/>
+      <w:lvlJc w:val="left"/>
+      <w:pPr>
+        <w:ind w:left="1069" w:hanging="360"/>
+      </w:pPr>
+      <w:rPr>
+        <w:rFonts w:ascii="Symbol" w:hAnsi="Symbol" w:hint="default"/>
+      </w:rPr>
+    </w:lvl>
+    <w:lvl w:ilvl="1" w:tplc="04160003" w:tentative="1">
+      <w:start w:val="1"/>
+      <w:numFmt w:val="bullet"/>
+      <w:lvlText w:val="o"/>
+      <w:lvlJc w:val="left"/>
+      <w:pPr>
+        <w:ind w:left="1789" w:hanging="360"/>
+      </w:pPr>
+      <w:rPr>
+        <w:rFonts w:ascii="Courier New" w:hAnsi="Courier New" w:cs="Courier New" w:hint="default"/>
+      </w:rPr>
+    </w:lvl>
+    <w:lvl w:ilvl="2" w:tplc="04160005" w:tentative="1">
+      <w:start w:val="1"/>
+      <w:numFmt w:val="bullet"/>
+      <w:lvlText w:val=""/>
+      <w:lvlJc w:val="left"/>
+      <w:pPr>
+        <w:ind w:left="2509" w:hanging="360"/>
+      </w:pPr>
+      <w:rPr>
+        <w:rFonts w:ascii="Wingdings" w:hAnsi="Wingdings" w:hint="default"/>
+      </w:rPr>
+    </w:lvl>
+    <w:lvl w:ilvl="3" w:tplc="04160001" w:tentative="1">
+      <w:start w:val="1"/>
+      <w:numFmt w:val="bullet"/>
+      <w:lvlText w:val=""/>
+      <w:lvlJc w:val="left"/>
+      <w:pPr>
+        <w:ind w:left="3229" w:hanging="360"/>
+      </w:pPr>
+      <w:rPr>
+        <w:rFonts w:ascii="Symbol" w:hAnsi="Symbol" w:hint="default"/>
+      </w:rPr>
+    </w:lvl>
+    <w:lvl w:ilvl="4" w:tplc="04160003" w:tentative="1">
+      <w:start w:val="1"/>
+      <w:numFmt w:val="bullet"/>
+      <w:lvlText w:val="o"/>
+      <w:lvlJc w:val="left"/>
+      <w:pPr>
+        <w:ind w:left="3949" w:hanging="360"/>
+      </w:pPr>
+      <w:rPr>
+        <w:rFonts w:ascii="Courier New" w:hAnsi="Courier New" w:cs="Courier New" w:hint="default"/>
+      </w:rPr>
+    </w:lvl>
+    <w:lvl w:ilvl="5" w:tplc="04160005" w:tentative="1">
+      <w:start w:val="1"/>
+      <w:numFmt w:val="bullet"/>
+      <w:lvlText w:val=""/>
+      <w:lvlJc w:val="left"/>
+      <w:pPr>
+        <w:ind w:left="4669" w:hanging="360"/>
+      </w:pPr>
+      <w:rPr>
+        <w:rFonts w:ascii="Wingdings" w:hAnsi="Wingdings" w:hint="default"/>
+      </w:rPr>
+    </w:lvl>
+    <w:lvl w:ilvl="6" w:tplc="04160001" w:tentative="1">
+      <w:start w:val="1"/>
+      <w:numFmt w:val="bullet"/>
+      <w:lvlText w:val=""/>
+      <w:lvlJc w:val="left"/>
+      <w:pPr>
+        <w:ind w:left="5389" w:hanging="360"/>
+      </w:pPr>
+      <w:rPr>
+        <w:rFonts w:ascii="Symbol" w:hAnsi="Symbol" w:hint="default"/>
+      </w:rPr>
+    </w:lvl>
+    <w:lvl w:ilvl="7" w:tplc="04160003" w:tentative="1">
+      <w:start w:val="1"/>
+      <w:numFmt w:val="bullet"/>
+      <w:lvlText w:val="o"/>
+      <w:lvlJc w:val="left"/>
+      <w:pPr>
+        <w:ind w:left="6109" w:hanging="360"/>
+      </w:pPr>
+      <w:rPr>
+        <w:rFonts w:ascii="Courier New" w:hAnsi="Courier New" w:cs="Courier New" w:hint="default"/>
+      </w:rPr>
+    </w:lvl>
+    <w:lvl w:ilvl="8" w:tplc="04160005" w:tentative="1">
+      <w:start w:val="1"/>
+      <w:numFmt w:val="bullet"/>
+      <w:lvlText w:val=""/>
+      <w:lvlJc w:val="left"/>
+      <w:pPr>
+        <w:ind w:left="6829" w:hanging="360"/>
+      </w:pPr>
+      <w:rPr>
+        <w:rFonts w:ascii="Wingdings" w:hAnsi="Wingdings" w:hint="default"/>
+      </w:rPr>
+    </w:lvl>
+  </w:abstractNum>
+  <w:abstractNum w:abstractNumId="2" w15:restartNumberingAfterBreak="0">
     <w:nsid w:val="0C821895"/>
     <w:multiLevelType w:val="hybridMultilevel"/>
     <w:tmpl w:val="CDB06356"/>
@@ -18478,7 +18858,7 @@
       </w:rPr>
     </w:lvl>
   </w:abstractNum>
-  <w:abstractNum w:abstractNumId="2" w15:restartNumberingAfterBreak="0">
+  <w:abstractNum w:abstractNumId="3" w15:restartNumberingAfterBreak="0">
     <w:nsid w:val="2D043CDE"/>
     <w:multiLevelType w:val="hybridMultilevel"/>
     <w:tmpl w:val="A4F8318A"/>
@@ -18591,7 +18971,7 @@
       </w:rPr>
     </w:lvl>
   </w:abstractNum>
-  <w:abstractNum w:abstractNumId="3" w15:restartNumberingAfterBreak="0">
+  <w:abstractNum w:abstractNumId="4" w15:restartNumberingAfterBreak="0">
     <w:nsid w:val="79A503BC"/>
     <w:multiLevelType w:val="hybridMultilevel"/>
     <w:tmpl w:val="79CE5F4C"/>
@@ -18677,7 +19057,7 @@
       </w:pPr>
     </w:lvl>
   </w:abstractNum>
-  <w:abstractNum w:abstractNumId="4" w15:restartNumberingAfterBreak="0">
+  <w:abstractNum w:abstractNumId="5" w15:restartNumberingAfterBreak="0">
     <w:nsid w:val="7DC42220"/>
     <w:multiLevelType w:val="hybridMultilevel"/>
     <w:tmpl w:val="CEC62954"/>
@@ -18732,25 +19112,28 @@
     </w:lvl>
   </w:abstractNum>
   <w:num w:numId="1" w16cid:durableId="976297489">
-    <w:abstractNumId w:val="3"/>
+    <w:abstractNumId w:val="4"/>
     <w:lvlOverride w:ilvl="0">
       <w:startOverride w:val="1"/>
     </w:lvlOverride>
   </w:num>
   <w:num w:numId="2" w16cid:durableId="228269688">
-    <w:abstractNumId w:val="4"/>
+    <w:abstractNumId w:val="5"/>
     <w:lvlOverride w:ilvl="0">
       <w:startOverride w:val="1"/>
     </w:lvlOverride>
   </w:num>
   <w:num w:numId="3" w16cid:durableId="1100025073">
+    <w:abstractNumId w:val="3"/>
+  </w:num>
+  <w:num w:numId="4" w16cid:durableId="1924605423">
+    <w:abstractNumId w:val="1"/>
+  </w:num>
+  <w:num w:numId="5" w16cid:durableId="1304696773">
     <w:abstractNumId w:val="2"/>
   </w:num>
-  <w:num w:numId="4" w16cid:durableId="1924605423">
+  <w:num w:numId="6" w16cid:durableId="839125105">
     <w:abstractNumId w:val="0"/>
-  </w:num>
-  <w:num w:numId="5" w16cid:durableId="1304696773">
-    <w:abstractNumId w:val="1"/>
   </w:num>
 </w:numbering>
 </file>

--- a/Buffet - SENAC/Documentação_Técnica_Buffet.docx
+++ b/Buffet - SENAC/Documentação_Técnica_Buffet.docx
@@ -1968,13 +1968,8 @@
       <w:r>
         <w:t xml:space="preserve">Este documento tem como objetivo registrar, de forma técnica e padronizada, as características do sistema </w:t>
       </w:r>
-      <w:proofErr w:type="spellStart"/>
-      <w:r>
-        <w:t>Sistema</w:t>
-      </w:r>
-      <w:proofErr w:type="spellEnd"/>
-      <w:r>
-        <w:t xml:space="preserve"> de Buffet</w:t>
+      <w:r>
+        <w:t>Sistema de Buffet</w:t>
       </w:r>
       <w:r>
         <w:t xml:space="preserve">, desenvolvido na plataforma Oracle APEX no âmbito das atividades de estágio realizadas em </w:t>
@@ -5931,15 +5926,7 @@
               <w:spacing w:line="276" w:lineRule="auto"/>
             </w:pPr>
             <w:r>
-              <w:t>Email(s) do(s) responsável(</w:t>
-            </w:r>
-            <w:proofErr w:type="spellStart"/>
-            <w:r>
-              <w:t>is</w:t>
-            </w:r>
-            <w:proofErr w:type="spellEnd"/>
-            <w:r>
-              <w:t>).</w:t>
+              <w:t>Email(s) do(s) responsável(is).</w:t>
             </w:r>
           </w:p>
         </w:tc>
@@ -6773,15 +6760,7 @@
               <w:spacing w:line="276" w:lineRule="auto"/>
             </w:pPr>
             <w:r>
-              <w:t xml:space="preserve">Extensão do arquivo do </w:t>
-            </w:r>
-            <w:proofErr w:type="spellStart"/>
-            <w:r>
-              <w:t>email</w:t>
-            </w:r>
-            <w:proofErr w:type="spellEnd"/>
-            <w:r>
-              <w:t xml:space="preserve"> com o Senac.</w:t>
+              <w:t>Extensão do arquivo do email com o Senac.</w:t>
             </w:r>
           </w:p>
         </w:tc>
@@ -6900,15 +6879,7 @@
               <w:spacing w:line="276" w:lineRule="auto"/>
             </w:pPr>
             <w:r>
-              <w:t xml:space="preserve">Nome do arquivo do </w:t>
-            </w:r>
-            <w:proofErr w:type="spellStart"/>
-            <w:r>
-              <w:t>email</w:t>
-            </w:r>
-            <w:proofErr w:type="spellEnd"/>
-            <w:r>
-              <w:t xml:space="preserve"> com o Senac.</w:t>
+              <w:t>Nome do arquivo do email com o Senac.</w:t>
             </w:r>
           </w:p>
         </w:tc>
@@ -15783,13 +15754,8 @@
         <w:jc w:val="both"/>
       </w:pPr>
       <w:r>
-        <w:t xml:space="preserve">PK – </w:t>
-      </w:r>
-      <w:proofErr w:type="spellStart"/>
-      <w:r>
-        <w:t>BUF_DESCRICAO.id_desc</w:t>
-      </w:r>
-      <w:proofErr w:type="spellEnd"/>
+        <w:t>PK – BUF_DESCRICAO.id_desc</w:t>
+      </w:r>
     </w:p>
     <w:p>
       <w:pPr>
@@ -15802,13 +15768,8 @@
         <w:jc w:val="both"/>
       </w:pPr>
       <w:r>
-        <w:t xml:space="preserve">FK – </w:t>
-      </w:r>
-      <w:proofErr w:type="spellStart"/>
-      <w:r>
-        <w:t>BUF_ESPECIFICACAO.fk_id_desc</w:t>
-      </w:r>
-      <w:proofErr w:type="spellEnd"/>
+        <w:t>FK – BUF_ESPECIFICACAO.fk_id_desc</w:t>
+      </w:r>
     </w:p>
     <w:p>
       <w:pPr>
@@ -15852,13 +15813,8 @@
         <w:jc w:val="both"/>
       </w:pPr>
       <w:r>
-        <w:t xml:space="preserve">PK – </w:t>
-      </w:r>
-      <w:proofErr w:type="spellStart"/>
-      <w:r>
-        <w:t>BUF_SOLICITACAO.id_solicitacao</w:t>
-      </w:r>
-      <w:proofErr w:type="spellEnd"/>
+        <w:t>PK – BUF_SOLICITACAO.id_solicitacao</w:t>
+      </w:r>
     </w:p>
     <w:p>
       <w:pPr>
@@ -15871,13 +15827,8 @@
         <w:jc w:val="both"/>
       </w:pPr>
       <w:r>
-        <w:t xml:space="preserve">FK – </w:t>
-      </w:r>
-      <w:proofErr w:type="spellStart"/>
-      <w:r>
-        <w:t>BUF_ITEM_SOLICITACAO.fk_id_desc</w:t>
-      </w:r>
-      <w:proofErr w:type="spellEnd"/>
+        <w:t>FK – BUF_ITEM_SOLICITACAO.fk_id_desc</w:t>
+      </w:r>
     </w:p>
     <w:p>
       <w:pPr>
@@ -15921,13 +15872,8 @@
         <w:jc w:val="both"/>
       </w:pPr>
       <w:r>
-        <w:t xml:space="preserve">PK – </w:t>
-      </w:r>
-      <w:proofErr w:type="spellStart"/>
-      <w:r>
-        <w:t>BUF_DESCRICAO.id_desc</w:t>
-      </w:r>
-      <w:proofErr w:type="spellEnd"/>
+        <w:t>PK – BUF_DESCRICAO.id_desc</w:t>
+      </w:r>
     </w:p>
     <w:p>
       <w:pPr>
@@ -15940,13 +15886,8 @@
         <w:jc w:val="both"/>
       </w:pPr>
       <w:r>
-        <w:t xml:space="preserve">FK – </w:t>
-      </w:r>
-      <w:proofErr w:type="spellStart"/>
-      <w:r>
-        <w:t>BUF_ITEM_SOLICITACAO.fk_id_desc</w:t>
-      </w:r>
-      <w:proofErr w:type="spellEnd"/>
+        <w:t>FK – BUF_ITEM_SOLICITACAO.fk_id_desc</w:t>
+      </w:r>
     </w:p>
     <w:p>
       <w:pPr>
@@ -15959,15 +15900,7 @@
         <w:t>Um item de buffet cadastrado pode ser utilizado em diversas solicitações</w:t>
       </w:r>
       <w:r>
-        <w:t xml:space="preserve">, enquanto cada item solicitado </w:t>
-      </w:r>
-      <w:proofErr w:type="spellStart"/>
-      <w:r>
-        <w:t>referencia</w:t>
-      </w:r>
-      <w:proofErr w:type="spellEnd"/>
-      <w:r>
-        <w:t xml:space="preserve"> um único item do catálogo de buffet. Esse relacionamento vincula o pedido ao item contratado correspondente.</w:t>
+        <w:t>, enquanto cada item solicitado referencia um único item do catálogo de buffet. Esse relacionamento vincula o pedido ao item contratado correspondente.</w:t>
       </w:r>
     </w:p>
     <w:p>
@@ -16002,13 +15935,8 @@
         <w:jc w:val="both"/>
       </w:pPr>
       <w:r>
-        <w:t xml:space="preserve">PK – </w:t>
-      </w:r>
-      <w:proofErr w:type="spellStart"/>
-      <w:r>
-        <w:t>BUF_ITEM_SOLICITACAO.id_item</w:t>
-      </w:r>
-      <w:proofErr w:type="spellEnd"/>
+        <w:t>PK – BUF_ITEM_SOLICITACAO.id_item</w:t>
+      </w:r>
     </w:p>
     <w:p>
       <w:pPr>
@@ -16021,13 +15949,8 @@
         <w:jc w:val="both"/>
       </w:pPr>
       <w:r>
-        <w:t xml:space="preserve">FK – </w:t>
-      </w:r>
-      <w:proofErr w:type="spellStart"/>
-      <w:r>
-        <w:t>BUF_HOR_ITEM.fk_id_item</w:t>
-      </w:r>
-      <w:proofErr w:type="spellEnd"/>
+        <w:t>FK – BUF_HOR_ITEM.fk_id_item</w:t>
+      </w:r>
     </w:p>
     <w:p>
       <w:pPr>
@@ -16071,13 +15994,8 @@
         <w:jc w:val="both"/>
       </w:pPr>
       <w:r>
-        <w:t xml:space="preserve">PK – </w:t>
-      </w:r>
-      <w:proofErr w:type="spellStart"/>
-      <w:r>
-        <w:t>BUF_SOLICITACAO.id_solicitacao</w:t>
-      </w:r>
-      <w:proofErr w:type="spellEnd"/>
+        <w:t>PK – BUF_SOLICITACAO.id_solicitacao</w:t>
+      </w:r>
     </w:p>
     <w:p>
       <w:pPr>
@@ -16090,13 +16008,8 @@
         <w:jc w:val="both"/>
       </w:pPr>
       <w:r>
-        <w:t xml:space="preserve">FK – </w:t>
-      </w:r>
-      <w:proofErr w:type="spellStart"/>
-      <w:r>
-        <w:t>BUF_ANEXO.fk_id_solicitacao</w:t>
-      </w:r>
-      <w:proofErr w:type="spellEnd"/>
+        <w:t>FK – BUF_ANEXO.fk_id_solicitacao</w:t>
+      </w:r>
     </w:p>
     <w:p>
       <w:pPr>
@@ -16140,13 +16053,8 @@
         <w:jc w:val="both"/>
       </w:pPr>
       <w:r>
-        <w:t xml:space="preserve">PK – </w:t>
-      </w:r>
-      <w:proofErr w:type="spellStart"/>
-      <w:r>
-        <w:t>BUF_SOLICITACAO_EXT.id_solicitacao_ext</w:t>
-      </w:r>
-      <w:proofErr w:type="spellEnd"/>
+        <w:t>PK – BUF_SOLICITACAO_EXT.id_solicitacao_ext</w:t>
+      </w:r>
     </w:p>
     <w:p>
       <w:pPr>
@@ -16159,13 +16067,8 @@
         <w:jc w:val="both"/>
       </w:pPr>
       <w:r>
-        <w:t xml:space="preserve">FK – </w:t>
-      </w:r>
-      <w:proofErr w:type="spellStart"/>
-      <w:r>
-        <w:t>BUF_ITEM_SOLICITACAO_EXT.fk_id_solicitacao_ext</w:t>
-      </w:r>
-      <w:proofErr w:type="spellEnd"/>
+        <w:t>FK – BUF_ITEM_SOLICITACAO_EXT.fk_id_solicitacao_ext</w:t>
+      </w:r>
     </w:p>
     <w:p>
       <w:pPr>
@@ -16209,13 +16112,8 @@
         <w:jc w:val="both"/>
       </w:pPr>
       <w:r>
-        <w:t xml:space="preserve">PK – </w:t>
-      </w:r>
-      <w:proofErr w:type="spellStart"/>
-      <w:r>
-        <w:t>BUF_DESCRICAO.id_desc</w:t>
-      </w:r>
-      <w:proofErr w:type="spellEnd"/>
+        <w:t>PK – BUF_DESCRICAO.id_desc</w:t>
+      </w:r>
     </w:p>
     <w:p>
       <w:pPr>
@@ -16228,13 +16126,8 @@
         <w:jc w:val="both"/>
       </w:pPr>
       <w:r>
-        <w:t xml:space="preserve">FK – </w:t>
-      </w:r>
-      <w:proofErr w:type="spellStart"/>
-      <w:r>
-        <w:t>BUF_ITEM_SOLICITACAO_EXT.fk_id_desc</w:t>
-      </w:r>
-      <w:proofErr w:type="spellEnd"/>
+        <w:t>FK – BUF_ITEM_SOLICITACAO_EXT.fk_id_desc</w:t>
+      </w:r>
     </w:p>
     <w:p>
       <w:pPr>
@@ -16243,15 +16136,7 @@
         <w:jc w:val="both"/>
       </w:pPr>
       <w:r>
-        <w:t xml:space="preserve">Um item de buffet pode ser utilizado em diversos eventos externos, enquanto cada item externo </w:t>
-      </w:r>
-      <w:proofErr w:type="spellStart"/>
-      <w:r>
-        <w:t>referencia</w:t>
-      </w:r>
-      <w:proofErr w:type="spellEnd"/>
-      <w:r>
-        <w:t xml:space="preserve"> um único item do catálogo de buffet.</w:t>
+        <w:t>Um item de buffet pode ser utilizado em diversos eventos externos, enquanto cada item externo referencia um único item do catálogo de buffet.</w:t>
       </w:r>
     </w:p>
     <w:p>
@@ -16287,13 +16172,8 @@
       </w:pPr>
       <w:r>
         <w:lastRenderedPageBreak/>
-        <w:t xml:space="preserve">PK – </w:t>
-      </w:r>
-      <w:proofErr w:type="spellStart"/>
-      <w:r>
-        <w:t>BUF_SOLICITACAO.id_solicitacao</w:t>
-      </w:r>
-      <w:proofErr w:type="spellEnd"/>
+        <w:t>PK – BUF_SOLICITACAO.id_solicitacao</w:t>
+      </w:r>
     </w:p>
     <w:p>
       <w:pPr>
@@ -16306,13 +16186,8 @@
         <w:jc w:val="both"/>
       </w:pPr>
       <w:r>
-        <w:t xml:space="preserve">FK – </w:t>
-      </w:r>
-      <w:proofErr w:type="spellStart"/>
-      <w:r>
-        <w:t>BUF_FEEDBACK.fk_id_solicitacao</w:t>
-      </w:r>
-      <w:proofErr w:type="spellEnd"/>
+        <w:t>FK – BUF_FEEDBACK.fk_id_solicitacao</w:t>
+      </w:r>
     </w:p>
     <w:p>
       <w:pPr>
@@ -16361,13 +16236,8 @@
         <w:jc w:val="both"/>
       </w:pPr>
       <w:r>
-        <w:t xml:space="preserve">PK – </w:t>
-      </w:r>
-      <w:proofErr w:type="spellStart"/>
-      <w:r>
-        <w:t>BUF_SOLICITACAO.id_solicitacao</w:t>
-      </w:r>
-      <w:proofErr w:type="spellEnd"/>
+        <w:t>PK – BUF_SOLICITACAO.id_solicitacao</w:t>
+      </w:r>
     </w:p>
     <w:p>
       <w:pPr>
@@ -16380,13 +16250,8 @@
         <w:jc w:val="both"/>
       </w:pPr>
       <w:r>
-        <w:t xml:space="preserve">FK – </w:t>
-      </w:r>
-      <w:proofErr w:type="spellStart"/>
-      <w:r>
-        <w:t>BUF_ITEM_SOLICITACAO_TEMP.fk_id_solicitacao</w:t>
-      </w:r>
-      <w:proofErr w:type="spellEnd"/>
+        <w:t>FK – BUF_ITEM_SOLICITACAO_TEMP.fk_id_solicitacao</w:t>
+      </w:r>
     </w:p>
     <w:p>
       <w:pPr>
@@ -16430,13 +16295,8 @@
         <w:jc w:val="both"/>
       </w:pPr>
       <w:r>
-        <w:t xml:space="preserve">PK – </w:t>
-      </w:r>
-      <w:proofErr w:type="spellStart"/>
-      <w:r>
-        <w:t>BUF_DESCRICAO.id_desc</w:t>
-      </w:r>
-      <w:proofErr w:type="spellEnd"/>
+        <w:t>PK – BUF_DESCRICAO.id_desc</w:t>
+      </w:r>
     </w:p>
     <w:p>
       <w:pPr>
@@ -16449,13 +16309,8 @@
         <w:jc w:val="both"/>
       </w:pPr>
       <w:r>
-        <w:t xml:space="preserve">FK – </w:t>
-      </w:r>
-      <w:proofErr w:type="spellStart"/>
-      <w:r>
-        <w:t>BUF_ITEM_SOLICITACAO_TEMP.fk_id_desc</w:t>
-      </w:r>
-      <w:proofErr w:type="spellEnd"/>
+        <w:t>FK – BUF_ITEM_SOLICITACAO_TEMP.fk_id_desc</w:t>
+      </w:r>
     </w:p>
     <w:p>
       <w:pPr>
@@ -16464,15 +16319,7 @@
         <w:jc w:val="both"/>
       </w:pPr>
       <w:r>
-        <w:t xml:space="preserve">Cada registro temporário </w:t>
-      </w:r>
-      <w:proofErr w:type="spellStart"/>
-      <w:r>
-        <w:t>referencia</w:t>
-      </w:r>
-      <w:proofErr w:type="spellEnd"/>
-      <w:r>
-        <w:t xml:space="preserve"> um item do catálogo de buffet, permitindo armazenar alterações propostas antes da atualização da tabela principal.</w:t>
+        <w:t>Cada registro temporário referencia um item do catálogo de buffet, permitindo armazenar alterações propostas antes da atualização da tabela principal.</w:t>
       </w:r>
     </w:p>
     <w:p>
@@ -16532,15 +16379,7 @@
       </w:pPr>
       <w:r>
         <w:lastRenderedPageBreak/>
-        <w:t xml:space="preserve">O Sistema de Buffet utiliza o esquema de autenticação </w:t>
-      </w:r>
-      <w:proofErr w:type="spellStart"/>
-      <w:r>
-        <w:t>Autenticação</w:t>
-      </w:r>
-      <w:proofErr w:type="spellEnd"/>
-      <w:r>
-        <w:t xml:space="preserve"> Ordens, configurado com o tipo Acesso Social (Social Sign-In) do Oracle APEX.</w:t>
+        <w:t>O Sistema de Buffet utiliza o esquema de autenticação Autenticação Ordens, configurado com o tipo Acesso Social (Social Sign-In) do Oracle APEX.</w:t>
       </w:r>
     </w:p>
     <w:p>
@@ -16658,16 +16497,7 @@
         <w:jc w:val="both"/>
       </w:pPr>
       <w:r>
-        <w:t>Confirmar Solicitação</w:t>
-      </w:r>
-      <w:r>
-        <w:t xml:space="preserve"> (Página </w:t>
-      </w:r>
-      <w:r>
-        <w:t>500</w:t>
-      </w:r>
-      <w:r>
-        <w:t>)</w:t>
+        <w:t>Confirmar Solicitação (Página 500)</w:t>
       </w:r>
     </w:p>
     <w:p>
@@ -16681,16 +16511,7 @@
         <w:jc w:val="both"/>
       </w:pPr>
       <w:r>
-        <w:t>Detalhes do Buffet</w:t>
-      </w:r>
-      <w:r>
-        <w:t xml:space="preserve"> (Página </w:t>
-      </w:r>
-      <w:r>
-        <w:t>100</w:t>
-      </w:r>
-      <w:r>
-        <w:t>)</w:t>
+        <w:t>Detalhes do Buffet (Página 100)</w:t>
       </w:r>
     </w:p>
     <w:p>
@@ -16704,16 +16525,7 @@
         <w:jc w:val="both"/>
       </w:pPr>
       <w:r>
-        <w:t>Enviar E-Mail ao Senac</w:t>
-      </w:r>
-      <w:r>
-        <w:t xml:space="preserve"> (Página </w:t>
-      </w:r>
-      <w:r>
-        <w:t>800</w:t>
-      </w:r>
-      <w:r>
-        <w:t>)</w:t>
+        <w:t>Enviar E-Mail ao Senac (Página 800)</w:t>
       </w:r>
     </w:p>
     <w:p>
@@ -16727,16 +16539,7 @@
         <w:jc w:val="both"/>
       </w:pPr>
       <w:r>
-        <w:t>Minhas Solicitações</w:t>
-      </w:r>
-      <w:r>
-        <w:t xml:space="preserve"> (Página </w:t>
-      </w:r>
-      <w:r>
-        <w:t>300</w:t>
-      </w:r>
-      <w:r>
-        <w:t>)</w:t>
+        <w:t>Minhas Solicitações (Página 300)</w:t>
       </w:r>
     </w:p>
     <w:p>
@@ -16751,16 +16554,7 @@
       </w:pPr>
       <w:r>
         <w:lastRenderedPageBreak/>
-        <w:t>Fazer uma Solicitação</w:t>
-      </w:r>
-      <w:r>
-        <w:t xml:space="preserve"> (Página </w:t>
-      </w:r>
-      <w:r>
-        <w:t>301</w:t>
-      </w:r>
-      <w:r>
-        <w:t>)</w:t>
+        <w:t>Fazer uma Solicitação (Página 301)</w:t>
       </w:r>
     </w:p>
     <w:p>
@@ -16774,16 +16568,7 @@
         <w:jc w:val="both"/>
       </w:pPr>
       <w:r>
-        <w:t>Itens da Solicitação</w:t>
-      </w:r>
-      <w:r>
-        <w:t xml:space="preserve"> (Página </w:t>
-      </w:r>
-      <w:r>
-        <w:t>302</w:t>
-      </w:r>
-      <w:r>
-        <w:t>)</w:t>
+        <w:t>Itens da Solicitação (Página 302)</w:t>
       </w:r>
     </w:p>
     <w:p>
@@ -16797,16 +16582,7 @@
         <w:jc w:val="both"/>
       </w:pPr>
       <w:r>
-        <w:t>Confirmar e Mandar E-mail</w:t>
-      </w:r>
-      <w:r>
-        <w:t xml:space="preserve"> (Página </w:t>
-      </w:r>
-      <w:r>
-        <w:t>303</w:t>
-      </w:r>
-      <w:r>
-        <w:t>)</w:t>
+        <w:t>Confirmar e Mandar E-mail (Página 303)</w:t>
       </w:r>
     </w:p>
     <w:p>
@@ -16820,16 +16596,7 @@
         <w:jc w:val="both"/>
       </w:pPr>
       <w:r>
-        <w:t>Feedback do Evento</w:t>
-      </w:r>
-      <w:r>
-        <w:t xml:space="preserve"> (Página </w:t>
-      </w:r>
-      <w:r>
-        <w:t>700</w:t>
-      </w:r>
-      <w:r>
-        <w:t>)</w:t>
+        <w:t>Feedback do Evento (Página 700)</w:t>
       </w:r>
     </w:p>
     <w:p>
@@ -16843,16 +16610,7 @@
         <w:jc w:val="both"/>
       </w:pPr>
       <w:r>
-        <w:t>Registrar Evento Externo</w:t>
-      </w:r>
-      <w:r>
-        <w:t xml:space="preserve"> (Página </w:t>
-      </w:r>
-      <w:r>
-        <w:t>600</w:t>
-      </w:r>
-      <w:r>
-        <w:t>)</w:t>
+        <w:t>Registrar Evento Externo (Página 600)</w:t>
       </w:r>
     </w:p>
     <w:p>
@@ -16866,16 +16624,7 @@
         <w:jc w:val="both"/>
       </w:pPr>
       <w:r>
-        <w:t>Evento Externo</w:t>
-      </w:r>
-      <w:r>
-        <w:t xml:space="preserve"> (Página </w:t>
-      </w:r>
-      <w:r>
-        <w:t>601</w:t>
-      </w:r>
-      <w:r>
-        <w:t>)</w:t>
+        <w:t>Evento Externo (Página 601)</w:t>
       </w:r>
     </w:p>
     <w:p>
@@ -16889,16 +16638,7 @@
         <w:jc w:val="both"/>
       </w:pPr>
       <w:r>
-        <w:t>Itens do Evento</w:t>
-      </w:r>
-      <w:r>
-        <w:t xml:space="preserve"> (Página </w:t>
-      </w:r>
-      <w:r>
-        <w:t>602</w:t>
-      </w:r>
-      <w:r>
-        <w:t>)</w:t>
+        <w:t>Itens do Evento (Página 602)</w:t>
       </w:r>
     </w:p>
     <w:p>
@@ -16912,16 +16652,7 @@
         <w:jc w:val="both"/>
       </w:pPr>
       <w:r>
-        <w:t>Confirmação</w:t>
-      </w:r>
-      <w:r>
-        <w:t xml:space="preserve"> (Página </w:t>
-      </w:r>
-      <w:r>
-        <w:t>603</w:t>
-      </w:r>
-      <w:r>
-        <w:t>)</w:t>
+        <w:t>Confirmação (Página 603)</w:t>
       </w:r>
     </w:p>
     <w:p>
@@ -16934,19 +16665,8 @@
         <w:spacing w:line="360" w:lineRule="auto"/>
         <w:jc w:val="both"/>
       </w:pPr>
-      <w:proofErr w:type="spellStart"/>
-      <w:r>
-        <w:t>Relatorio</w:t>
-      </w:r>
-      <w:proofErr w:type="spellEnd"/>
-      <w:r>
-        <w:t xml:space="preserve"> (Página </w:t>
-      </w:r>
-      <w:r>
-        <w:t>400</w:t>
-      </w:r>
-      <w:r>
-        <w:t>)</w:t>
+      <w:r>
+        <w:t>Relatorio (Página 400)</w:t>
       </w:r>
     </w:p>
     <w:p>
@@ -16960,16 +16680,7 @@
         <w:jc w:val="both"/>
       </w:pPr>
       <w:r>
-        <w:t>Relatório Feedback</w:t>
-      </w:r>
-      <w:r>
-        <w:t xml:space="preserve"> (Página </w:t>
-      </w:r>
-      <w:r>
-        <w:t>701</w:t>
-      </w:r>
-      <w:r>
-        <w:t>)</w:t>
+        <w:t>Relatório Feedback (Página 701)</w:t>
       </w:r>
     </w:p>
     <w:p>
@@ -16983,16 +16694,7 @@
         <w:jc w:val="both"/>
       </w:pPr>
       <w:r>
-        <w:t>Setores Autorizados</w:t>
-      </w:r>
-      <w:r>
-        <w:t xml:space="preserve"> (Página </w:t>
-      </w:r>
-      <w:r>
-        <w:t>1100</w:t>
-      </w:r>
-      <w:r>
-        <w:t>)</w:t>
+        <w:t>Setores Autorizados (Página 1100)</w:t>
       </w:r>
     </w:p>
     <w:p>
@@ -17006,16 +16708,7 @@
         <w:jc w:val="both"/>
       </w:pPr>
       <w:r>
-        <w:t>Solicitações de Buffet</w:t>
-      </w:r>
-      <w:r>
-        <w:t xml:space="preserve"> (Página </w:t>
-      </w:r>
-      <w:r>
-        <w:t>200</w:t>
-      </w:r>
-      <w:r>
-        <w:t>)</w:t>
+        <w:t>Solicitações de Buffet (Página 200)</w:t>
       </w:r>
     </w:p>
     <w:p>
@@ -17029,16 +16722,7 @@
         <w:jc w:val="both"/>
       </w:pPr>
       <w:r>
-        <w:t>Fazer uma Solicitação – Outro Solicitante</w:t>
-      </w:r>
-      <w:r>
-        <w:t xml:space="preserve"> (Página </w:t>
-      </w:r>
-      <w:r>
-        <w:t>204</w:t>
-      </w:r>
-      <w:r>
-        <w:t>)</w:t>
+        <w:t>Fazer uma Solicitação – Outro Solicitante (Página 204)</w:t>
       </w:r>
     </w:p>
     <w:p>
@@ -17052,16 +16736,7 @@
         <w:jc w:val="both"/>
       </w:pPr>
       <w:r>
-        <w:t>Fazer uma Solicitação SIGAD</w:t>
-      </w:r>
-      <w:r>
-        <w:t xml:space="preserve"> (Página </w:t>
-      </w:r>
-      <w:r>
-        <w:t>201</w:t>
-      </w:r>
-      <w:r>
-        <w:t>)</w:t>
+        <w:t>Fazer uma Solicitação SIGAD (Página 201)</w:t>
       </w:r>
     </w:p>
     <w:p>
@@ -17075,16 +16750,7 @@
         <w:jc w:val="both"/>
       </w:pPr>
       <w:r>
-        <w:t>Itens da Solicitação SIGAD</w:t>
-      </w:r>
-      <w:r>
-        <w:t xml:space="preserve"> (Página </w:t>
-      </w:r>
-      <w:r>
-        <w:t>202</w:t>
-      </w:r>
-      <w:r>
-        <w:t>)</w:t>
+        <w:t>Itens da Solicitação SIGAD (Página 202)</w:t>
       </w:r>
     </w:p>
     <w:p>
@@ -17098,16 +16764,7 @@
         <w:jc w:val="both"/>
       </w:pPr>
       <w:r>
-        <w:t>Confirmar e Mandar E-mail SIGAD</w:t>
-      </w:r>
-      <w:r>
-        <w:t xml:space="preserve"> (Página </w:t>
-      </w:r>
-      <w:r>
-        <w:t>203</w:t>
-      </w:r>
-      <w:r>
-        <w:t>)</w:t>
+        <w:t>Confirmar e Mandar E-mail SIGAD (Página 203)</w:t>
       </w:r>
     </w:p>
     <w:p>
@@ -17121,16 +16778,7 @@
         <w:jc w:val="both"/>
       </w:pPr>
       <w:r>
-        <w:t>Solicitações de Exceção</w:t>
-      </w:r>
-      <w:r>
-        <w:t xml:space="preserve"> (Página </w:t>
-      </w:r>
-      <w:r>
-        <w:t>1000</w:t>
-      </w:r>
-      <w:r>
-        <w:t>)</w:t>
+        <w:t>Solicitações de Exceção (Página 1000)</w:t>
       </w:r>
     </w:p>
     <w:p>
@@ -17573,13 +17221,7 @@
         <w:t xml:space="preserve"> </w:t>
       </w:r>
       <w:r>
-        <w:t xml:space="preserve">A aplicação </w:t>
-      </w:r>
-      <w:r>
-        <w:t>Sistema de Buffet</w:t>
-      </w:r>
-      <w:r>
-        <w:t xml:space="preserve"> utiliza o Universal Theme 42 como tema padrão do Oracle APEX. Não foram realizadas customizações ou alterações no Theme Style disponibilizado originalmente pelo framework.</w:t>
+        <w:t>A aplicação Sistema de Buffet utiliza o Universal Theme 42 como tema padrão do Oracle APEX. Não foram realizadas customizações ou alterações no Theme Style disponibilizado originalmente pelo framework.</w:t>
       </w:r>
     </w:p>
     <w:p>
@@ -17617,31 +17259,7 @@
         <w:jc w:val="both"/>
       </w:pPr>
       <w:r>
-        <w:t xml:space="preserve">A aplicação </w:t>
-      </w:r>
-      <w:r>
-        <w:t>Sistema de Buffet</w:t>
-      </w:r>
-      <w:r>
-        <w:t xml:space="preserve"> possui </w:t>
-      </w:r>
-      <w:r>
-        <w:t>dois</w:t>
-      </w:r>
-      <w:r>
-        <w:t xml:space="preserve"> Processo</w:t>
-      </w:r>
-      <w:r>
-        <w:t>s</w:t>
-      </w:r>
-      <w:r>
-        <w:t xml:space="preserve"> de Aplicativo configurado</w:t>
-      </w:r>
-      <w:r>
-        <w:t>s</w:t>
-      </w:r>
-      <w:r>
-        <w:t xml:space="preserve"> e não utiliza Cálculo de Aplicativo.</w:t>
+        <w:t>A aplicação Sistema de Buffet possui dois Processos de Aplicativo configurados e não utiliza Cálculo de Aplicativo.</w:t>
       </w:r>
     </w:p>
     <w:p>
@@ -17651,13 +17269,7 @@
         <w:jc w:val="both"/>
       </w:pPr>
       <w:r>
-        <w:t>O</w:t>
-      </w:r>
-      <w:r>
-        <w:t xml:space="preserve"> primeiro</w:t>
-      </w:r>
-      <w:r>
-        <w:t xml:space="preserve"> processo de aplicativo denominado Carregar_nome_usuario é executado por meio de um processo PL/SQL Before Header, sendo acionado durante o carregamento das páginas da aplicação.</w:t>
+        <w:t>O primeiro processo de aplicativo denominado Carregar_nome_usuario é executado por meio de um processo PL/SQL Before Header, sendo acionado durante o carregamento das páginas da aplicação.</w:t>
       </w:r>
     </w:p>
     <w:p>
@@ -17681,15 +17293,7 @@
         <w:jc w:val="both"/>
       </w:pPr>
       <w:r>
-        <w:t xml:space="preserve">Já o segundo processo de aplicativo é denominado </w:t>
-      </w:r>
-      <w:proofErr w:type="spellStart"/>
-      <w:r>
-        <w:t>Carregar_setor</w:t>
-      </w:r>
-      <w:proofErr w:type="spellEnd"/>
-      <w:r>
-        <w:t xml:space="preserve"> e é executado por meio de um processo PL/SQL Before Header, sendo acionado durante o carregamento das páginas da aplicação.</w:t>
+        <w:t>Já o segundo processo de aplicativo é denominado Carregar_setor e é executado por meio de um processo PL/SQL Before Header, sendo acionado durante o carregamento das páginas da aplicação.</w:t>
       </w:r>
     </w:p>
     <w:p>
@@ -17772,40 +17376,7 @@
         <w:jc w:val="both"/>
       </w:pPr>
       <w:r>
-        <w:t xml:space="preserve">A aplicação </w:t>
-      </w:r>
-      <w:r>
-        <w:t>Sistema de Buffet</w:t>
-      </w:r>
-      <w:r>
-        <w:t xml:space="preserve"> possui </w:t>
-      </w:r>
-      <w:r>
-        <w:t>dois</w:t>
-      </w:r>
-      <w:r>
-        <w:t xml:space="preserve"> Ite</w:t>
-      </w:r>
-      <w:r>
-        <w:t>ns</w:t>
-      </w:r>
-      <w:r>
-        <w:t xml:space="preserve"> de Aplicativo, denominado</w:t>
-      </w:r>
-      <w:r>
-        <w:t>s</w:t>
-      </w:r>
-      <w:r>
-        <w:t xml:space="preserve"> NOME_USUSARIO</w:t>
-      </w:r>
-      <w:r>
-        <w:t xml:space="preserve"> e SETOR_USUARIO</w:t>
-      </w:r>
-      <w:r>
-        <w:t xml:space="preserve">. </w:t>
-      </w:r>
-      <w:r>
-        <w:t>Tais itens tem seus valores atribuídos por meio dos Processos de Aplicativo citados anteriormente.</w:t>
+        <w:t>A aplicação Sistema de Buffet possui dois Itens de Aplicativo, denominados NOME_USUSARIO e SETOR_USUARIO. Tais itens tem seus valores atribuídos por meio dos Processos de Aplicativo citados anteriormente.</w:t>
       </w:r>
     </w:p>
     <w:p>
@@ -17825,15 +17396,7 @@
         <w:jc w:val="both"/>
       </w:pPr>
       <w:r>
-        <w:t xml:space="preserve">Já o Item de Aplicativo </w:t>
-      </w:r>
-      <w:proofErr w:type="spellStart"/>
-      <w:r>
-        <w:t>Setor_Usuario</w:t>
-      </w:r>
-      <w:proofErr w:type="spellEnd"/>
-      <w:r>
-        <w:t xml:space="preserve"> armazena apenas o setor do usuário permitindo que tal informação permaneça disponível durante a sessão da aplicação. Sua principal finalidade é disponibilizar o setor em todas as páginas da aplicação, caso seja necessário para uma consulta.</w:t>
+        <w:t>Já o Item de Aplicativo Setor_Usuario armazena apenas o setor do usuário permitindo que tal informação permaneça disponível durante a sessão da aplicação. Sua principal finalidade é disponibilizar o setor em todas as páginas da aplicação, caso seja necessário para uma consulta.</w:t>
       </w:r>
     </w:p>
     <w:p>
@@ -17914,13 +17477,7 @@
         <w:jc w:val="both"/>
       </w:pPr>
       <w:r>
-        <w:t xml:space="preserve">No </w:t>
-      </w:r>
-      <w:r>
-        <w:t>Sistema de Buffet</w:t>
-      </w:r>
-      <w:r>
-        <w:t xml:space="preserve"> e em quase todos os outros sistemas que eu fiz, a Página Global é utilizada para implementar os elementos estruturais permanentes da interface, sendo responsável pela definição do cabeçalho e do rodapé exibidos em todas as páginas do sistema.</w:t>
+        <w:t>No Sistema de Buffet e em quase todos os outros sistemas que eu fiz, a Página Global é utilizada para implementar os elementos estruturais permanentes da interface, sendo responsável pela definição do cabeçalho e do rodapé exibidos em todas as páginas do sistema.</w:t>
       </w:r>
     </w:p>
     <w:p>
@@ -18934,25 +18491,7 @@
           <w:iCs/>
           <w:color w:val="808080"/>
         </w:rPr>
-        <w:t xml:space="preserve">[relatório interativo / formulário / dashboard / </w:t>
-      </w:r>
-      <w:proofErr w:type="spellStart"/>
-      <w:r>
-        <w:rPr>
-          <w:i/>
-          <w:iCs/>
-          <w:color w:val="808080"/>
-        </w:rPr>
-        <w:t>wizard</w:t>
-      </w:r>
-      <w:proofErr w:type="spellEnd"/>
-      <w:r>
-        <w:rPr>
-          <w:i/>
-          <w:iCs/>
-          <w:color w:val="808080"/>
-        </w:rPr>
-        <w:t xml:space="preserve"> / etc.]</w:t>
+        <w:t>[relatório interativo / formulário / dashboard / wizard / etc.]</w:t>
       </w:r>
     </w:p>
     <w:p>
@@ -19051,61 +18590,7 @@
           <w:iCs/>
           <w:color w:val="808080"/>
         </w:rPr>
-        <w:t>[descreva validações, computações e processos PL/SQL executados nesta página, incluindo o momento de execução (</w:t>
-      </w:r>
-      <w:proofErr w:type="spellStart"/>
-      <w:r>
-        <w:rPr>
-          <w:i/>
-          <w:iCs/>
-          <w:color w:val="808080"/>
-        </w:rPr>
-        <w:t>before</w:t>
-      </w:r>
-      <w:proofErr w:type="spellEnd"/>
-      <w:r>
-        <w:rPr>
-          <w:i/>
-          <w:iCs/>
-          <w:color w:val="808080"/>
-        </w:rPr>
-        <w:t xml:space="preserve"> header, </w:t>
-      </w:r>
-      <w:proofErr w:type="spellStart"/>
-      <w:r>
-        <w:rPr>
-          <w:i/>
-          <w:iCs/>
-          <w:color w:val="808080"/>
-        </w:rPr>
-        <w:t>after</w:t>
-      </w:r>
-      <w:proofErr w:type="spellEnd"/>
-      <w:r>
-        <w:rPr>
-          <w:i/>
-          <w:iCs/>
-          <w:color w:val="808080"/>
-        </w:rPr>
-        <w:t xml:space="preserve"> </w:t>
-      </w:r>
-      <w:proofErr w:type="spellStart"/>
-      <w:r>
-        <w:rPr>
-          <w:i/>
-          <w:iCs/>
-          <w:color w:val="808080"/>
-        </w:rPr>
-        <w:t>submit</w:t>
-      </w:r>
-      <w:proofErr w:type="spellEnd"/>
-      <w:r>
-        <w:rPr>
-          <w:i/>
-          <w:iCs/>
-          <w:color w:val="808080"/>
-        </w:rPr>
-        <w:t>, etc.).]</w:t>
+        <w:t>[descreva validações, computações e processos PL/SQL executados nesta página, incluindo o momento de execução (before header, after submit, etc.).]</w:t>
       </w:r>
     </w:p>
     <w:p>
@@ -19155,43 +18640,7 @@
           <w:iCs/>
           <w:color w:val="808080"/>
         </w:rPr>
-        <w:t>[indique de onde o usuário chega a esta página e para onde é direcionado a seguir (</w:t>
-      </w:r>
-      <w:proofErr w:type="spellStart"/>
-      <w:r>
-        <w:rPr>
-          <w:i/>
-          <w:iCs/>
-          <w:color w:val="808080"/>
-        </w:rPr>
-        <w:t>branches</w:t>
-      </w:r>
-      <w:proofErr w:type="spellEnd"/>
-      <w:r>
-        <w:rPr>
-          <w:i/>
-          <w:iCs/>
-          <w:color w:val="808080"/>
-        </w:rPr>
-        <w:t xml:space="preserve">), incluindo condições de cada </w:t>
-      </w:r>
-      <w:proofErr w:type="spellStart"/>
-      <w:r>
-        <w:rPr>
-          <w:i/>
-          <w:iCs/>
-          <w:color w:val="808080"/>
-        </w:rPr>
-        <w:t>branch</w:t>
-      </w:r>
-      <w:proofErr w:type="spellEnd"/>
-      <w:r>
-        <w:rPr>
-          <w:i/>
-          <w:iCs/>
-          <w:color w:val="808080"/>
-        </w:rPr>
-        <w:t>.]</w:t>
+        <w:t>[indique de onde o usuário chega a esta página e para onde é direcionado a seguir (branches), incluindo condições de cada branch.]</w:t>
       </w:r>
     </w:p>
     <w:p>
@@ -19248,7 +18697,13 @@
         <w:spacing w:line="360" w:lineRule="auto"/>
       </w:pPr>
       <w:r>
-        <w:t xml:space="preserve">5.1 Fluxo: </w:t>
+        <w:t>5.</w:t>
+      </w:r>
+      <w:r>
+        <w:t>3</w:t>
+      </w:r>
+      <w:r>
+        <w:t xml:space="preserve"> Fluxo: </w:t>
       </w:r>
       <w:r>
         <w:t>Solicitar um Evento / Itens de Buffet</w:t>
@@ -19263,7 +18718,13 @@
         <w:spacing w:line="360" w:lineRule="auto"/>
       </w:pPr>
       <w:r>
-        <w:t>5.1.1 Visão Geral do Fluxo</w:t>
+        <w:t>5.</w:t>
+      </w:r>
+      <w:r>
+        <w:t>3</w:t>
+      </w:r>
+      <w:r>
+        <w:t>.1 Visão Geral do Fluxo</w:t>
       </w:r>
     </w:p>
     <w:p>
@@ -19273,12 +18734,10 @@
         <w:jc w:val="both"/>
       </w:pPr>
       <w:r>
-        <w:rPr>
-          <w:i/>
-          <w:iCs/>
-          <w:color w:val="808080"/>
-        </w:rPr>
-        <w:t>[Descreva o objetivo do fluxo, os perfis de usuário envolvidos e o resultado esperado ao final do processo.]</w:t>
+        <w:t>O flu</w:t>
+      </w:r>
+      <w:r>
+        <w:t>xo de Solicitação de Evento e Itens de Buffet tem como objetivo permitir que os usuários do Senado Federal registrem eventos institucionais e solicitem os serviços de buffet necessários ao seu atendimento, acompanhando todas as etapas iniciais do processo até o encaminhamento da demanda ao Senac.</w:t>
       </w:r>
     </w:p>
     <w:p>
@@ -19288,10 +18747,7 @@
         <w:jc w:val="both"/>
       </w:pPr>
       <w:r>
-        <w:t>O flu</w:t>
-      </w:r>
-      <w:r>
-        <w:t>xo de Solicitação de Evento e Itens de Buffet tem como objetivo permitir que os usuários do Senado Federal registrem eventos institucionais e solicitem os serviços de buffet necessários ao seu atendimento, acompanhando todas as etapas iniciais do processo até o encaminhamento da demanda ao Senac.</w:t>
+        <w:t>Esse fluxo é destinado aos usuários autorizados do Senado Federal, que podem consultar suas solicitações já cadastradas, visualizar os respectivos itens de buffet e registrar novas solicitações.</w:t>
       </w:r>
     </w:p>
     <w:p>
@@ -19301,7 +18757,7 @@
         <w:jc w:val="both"/>
       </w:pPr>
       <w:r>
-        <w:t>Esse fluxo é destinado aos usuários autorizados do Senado Federal, que podem consultar suas solicitações já cadastradas, visualizar os respectivos itens de buffet e registrar novas solicitações.</w:t>
+        <w:t>O processo é iniciado com o cadastro do evento e, em seguida, com a inclusão dos itens de buffet desejados. Durante essa etapa, o sistema disponibiliza um calendário contendo os eventos já registrados, permitindo ao solicitante verificar previamente a existência de conflitos de agenda. Também são apresentadas as regras de antecedência de cada item de buffet, auxiliando o usuário no preenchimento da solicitação em conformidade com as condições estabelecidas pelo contrato.</w:t>
       </w:r>
     </w:p>
     <w:p>
@@ -19311,7 +18767,7 @@
         <w:jc w:val="both"/>
       </w:pPr>
       <w:r>
-        <w:t>O processo é iniciado com o cadastro do evento e, em seguida, com a inclusão dos itens de buffet desejados. Durante essa etapa, o sistema disponibiliza um calendário contendo os eventos já registrados, permitindo ao solicitante verificar previamente a existência de conflitos de agenda. Também são apresentadas as regras de antecedência de cada item de buffet, auxiliando o usuário no preenchimento da solicitação em conformidade com as condições estabelecidas pelo contrato.</w:t>
+        <w:t>Para cada item solicitado, o usuário informa o tipo de serviço, a quantidade desejada, a justificativa para a quantidade solicitada, o local de realização, a data, os horários de atendimento e observações complementares. Uma mesma solicitação pode conter diversos itens de buffet, todos vinculados ao mesmo evento.</w:t>
       </w:r>
     </w:p>
     <w:p>
@@ -19321,7 +18777,10 @@
         <w:jc w:val="both"/>
       </w:pPr>
       <w:r>
-        <w:t>Para cada item solicitado, o usuário informa o tipo de serviço, a quantidade desejada, a justificativa para a quantidade solicitada, o local de realização, a data, os horários de atendimento e observações complementares. Uma mesma solicitação pode conter diversos itens de buffet, todos vinculados ao mesmo evento.</w:t>
+        <w:t xml:space="preserve">Após o cadastramento dos itens, o usuário é direcionado para uma página de confirmação, na qual pode revisar todas as informações </w:t>
+      </w:r>
+      <w:r>
+        <w:t>da solicitação e anexar documentos que serão encaminhados juntamente com a comunicação eletrônica gerada pelo sistema.</w:t>
       </w:r>
     </w:p>
     <w:p>
@@ -19331,10 +18790,7 @@
         <w:jc w:val="both"/>
       </w:pPr>
       <w:r>
-        <w:t xml:space="preserve">Após o cadastramento dos itens, o usuários é direcionado para uma página de confirmação, na qual pode revisar todas as informações </w:t>
-      </w:r>
-      <w:r>
-        <w:t>da solicitação e anexar documentos que serão encaminhados juntamente com a comunicação eletrônica gerada pelo sistema.</w:t>
+        <w:t>Ao concluir o processo, a aplicação realiza automaticamente a validação das principais regras de negócio previstas no contrato, verificando, entre outros critérios, o cumprimento do prazo mínimo de antecedência, a utilização de locais permitidos e a existência de conflitos de agenda para a data solicitada.</w:t>
       </w:r>
     </w:p>
     <w:p>
@@ -19344,8 +18800,7 @@
         <w:jc w:val="both"/>
       </w:pPr>
       <w:r>
-        <w:lastRenderedPageBreak/>
-        <w:t>Ao concluir o processo, a aplicação realiza automaticamente a validação das principais regras de negócio previstas no contrato, verificando, entre outros critérios, o cumprimento do prazo mínimo de antecedência, a utilização de locais permitidos e a existência de conflitos de agenda para a data solicitada.</w:t>
+        <w:t>Quando todas as validações são atendidas, a solicitação segue o fluxo padrão, no qual o sistema encaminha automaticamente uma solicitação de autorização à DGER e envia uma confirmação de recebimento ao solicitante. Após a autorização da DGER, a ASQUALOG encaminha a demanda ao Senac para execução do serviço.</w:t>
       </w:r>
     </w:p>
     <w:p>
@@ -19355,7 +18810,10 @@
         <w:jc w:val="both"/>
       </w:pPr>
       <w:r>
-        <w:t>Quando todas as validações são atendidas, a solicitação segue o fluxo padrão, no qual o sistema encaminha automaticamente uma solicitação de autorização à DGER e envia uma confirmação de recebimento ao solicitante. Após a autorização da DGER, a ASQUALOG encaminha a demanda ao Senac para execução do serviço.</w:t>
+        <w:t xml:space="preserve">Caso alguma regra contratual seja violada, a solicitação é automaticamente direcionada para o fluxo de exceção. Nessa situação, o sistema encaminha inicialmente a demanda as Senac, </w:t>
+      </w:r>
+      <w:r>
+        <w:t>que avalia a viabilidade de atendimento mesmo diante da exceção identificada. Somente após o retorno do fornecedor, e caso a solicitação seja considerada viável, o processo segue para autorização da DGER e, posteriormente, retorna ao Senac para execução.</w:t>
       </w:r>
     </w:p>
     <w:p>
@@ -19365,7 +18823,7 @@
         <w:jc w:val="both"/>
       </w:pPr>
       <w:r>
-        <w:t xml:space="preserve">Caso alguma regra contratual seja violada, a solicitação é automaticamente direcionada para o fluxo de exceção. Nessa situação, o sistema encaminha inicialmente a demanda as Senac, </w:t>
+        <w:t>Ao final do fluxo, espera-se que a solicitação seja corretamente registrada, validada e encaminhada ao fluxo de aprovação correspondente, garantindo que todas as comunicações entre solicitante, DGER, ASQUALOG e Senac sejam realizadas de forma automatizada e em conformidade com as regras estabelecidas pelo contrato.</w:t>
       </w:r>
     </w:p>
     <w:p>
@@ -19379,7 +18837,13 @@
         <w:spacing w:line="360" w:lineRule="auto"/>
       </w:pPr>
       <w:r>
-        <w:t>5.1.2 Detalhamento das Páginas</w:t>
+        <w:t>5.</w:t>
+      </w:r>
+      <w:r>
+        <w:t>3</w:t>
+      </w:r>
+      <w:r>
+        <w:t>.2 Detalhamento das Páginas</w:t>
       </w:r>
     </w:p>
     <w:p>
@@ -19762,7 +19226,13 @@
         <w:spacing w:line="360" w:lineRule="auto"/>
       </w:pPr>
       <w:r>
-        <w:t>5.1.2.1 Página [Nº] – [Nome da Página]</w:t>
+        <w:t>5.</w:t>
+      </w:r>
+      <w:r>
+        <w:t>3</w:t>
+      </w:r>
+      <w:r>
+        <w:t>.2.1 Página [Nº] – [Nome da Página]</w:t>
       </w:r>
     </w:p>
     <w:p>
@@ -19787,25 +19257,7 @@
           <w:iCs/>
           <w:color w:val="808080"/>
         </w:rPr>
-        <w:t xml:space="preserve">[relatório interativo / formulário / dashboard / </w:t>
-      </w:r>
-      <w:proofErr w:type="spellStart"/>
-      <w:r>
-        <w:rPr>
-          <w:i/>
-          <w:iCs/>
-          <w:color w:val="808080"/>
-        </w:rPr>
-        <w:t>wizard</w:t>
-      </w:r>
-      <w:proofErr w:type="spellEnd"/>
-      <w:r>
-        <w:rPr>
-          <w:i/>
-          <w:iCs/>
-          <w:color w:val="808080"/>
-        </w:rPr>
-        <w:t xml:space="preserve"> / etc.]</w:t>
+        <w:t>[relatório interativo / formulário / dashboard / wizard / etc.]</w:t>
       </w:r>
     </w:p>
     <w:p>
@@ -19904,61 +19356,7 @@
           <w:iCs/>
           <w:color w:val="808080"/>
         </w:rPr>
-        <w:t>[descreva validações, computações e processos PL/SQL executados nesta página, incluindo o momento de execução (</w:t>
-      </w:r>
-      <w:proofErr w:type="spellStart"/>
-      <w:r>
-        <w:rPr>
-          <w:i/>
-          <w:iCs/>
-          <w:color w:val="808080"/>
-        </w:rPr>
-        <w:t>before</w:t>
-      </w:r>
-      <w:proofErr w:type="spellEnd"/>
-      <w:r>
-        <w:rPr>
-          <w:i/>
-          <w:iCs/>
-          <w:color w:val="808080"/>
-        </w:rPr>
-        <w:t xml:space="preserve"> header, </w:t>
-      </w:r>
-      <w:proofErr w:type="spellStart"/>
-      <w:r>
-        <w:rPr>
-          <w:i/>
-          <w:iCs/>
-          <w:color w:val="808080"/>
-        </w:rPr>
-        <w:t>after</w:t>
-      </w:r>
-      <w:proofErr w:type="spellEnd"/>
-      <w:r>
-        <w:rPr>
-          <w:i/>
-          <w:iCs/>
-          <w:color w:val="808080"/>
-        </w:rPr>
-        <w:t xml:space="preserve"> </w:t>
-      </w:r>
-      <w:proofErr w:type="spellStart"/>
-      <w:r>
-        <w:rPr>
-          <w:i/>
-          <w:iCs/>
-          <w:color w:val="808080"/>
-        </w:rPr>
-        <w:t>submit</w:t>
-      </w:r>
-      <w:proofErr w:type="spellEnd"/>
-      <w:r>
-        <w:rPr>
-          <w:i/>
-          <w:iCs/>
-          <w:color w:val="808080"/>
-        </w:rPr>
-        <w:t>, etc.).]</w:t>
+        <w:t>[descreva validações, computações e processos PL/SQL executados nesta página, incluindo o momento de execução (before header, after submit, etc.).]</w:t>
       </w:r>
     </w:p>
     <w:p>
@@ -19968,7 +19366,6 @@
         <w:jc w:val="both"/>
       </w:pPr>
       <w:r>
-        <w:lastRenderedPageBreak/>
         <w:t xml:space="preserve">Dynamic Actions relevantes: </w:t>
       </w:r>
     </w:p>
@@ -20009,43 +19406,7 @@
           <w:iCs/>
           <w:color w:val="808080"/>
         </w:rPr>
-        <w:t>[indique de onde o usuário chega a esta página e para onde é direcionado a seguir (</w:t>
-      </w:r>
-      <w:proofErr w:type="spellStart"/>
-      <w:r>
-        <w:rPr>
-          <w:i/>
-          <w:iCs/>
-          <w:color w:val="808080"/>
-        </w:rPr>
-        <w:t>branches</w:t>
-      </w:r>
-      <w:proofErr w:type="spellEnd"/>
-      <w:r>
-        <w:rPr>
-          <w:i/>
-          <w:iCs/>
-          <w:color w:val="808080"/>
-        </w:rPr>
-        <w:t xml:space="preserve">), incluindo condições de cada </w:t>
-      </w:r>
-      <w:proofErr w:type="spellStart"/>
-      <w:r>
-        <w:rPr>
-          <w:i/>
-          <w:iCs/>
-          <w:color w:val="808080"/>
-        </w:rPr>
-        <w:t>branch</w:t>
-      </w:r>
-      <w:proofErr w:type="spellEnd"/>
-      <w:r>
-        <w:rPr>
-          <w:i/>
-          <w:iCs/>
-          <w:color w:val="808080"/>
-        </w:rPr>
-        <w:t>.]</w:t>
+        <w:t>[indique de onde o usuário chega a esta página e para onde é direcionado a seguir (branches), incluindo condições de cada branch.]</w:t>
       </w:r>
     </w:p>
     <w:p>
@@ -20102,11 +19463,20 @@
         <w:spacing w:line="360" w:lineRule="auto"/>
       </w:pPr>
       <w:r>
-        <w:t xml:space="preserve">5.1 Fluxo: </w:t>
+        <w:t>5.</w:t>
+      </w:r>
+      <w:r>
+        <w:t>4</w:t>
+      </w:r>
+      <w:r>
+        <w:t xml:space="preserve"> Fluxo: </w:t>
       </w:r>
       <w:r>
         <w:t>Visualização da ASQUALOG</w:t>
       </w:r>
+      <w:r>
+        <w:t xml:space="preserve"> (ASQUALOG)</w:t>
+      </w:r>
     </w:p>
     <w:p>
       <w:pPr>
@@ -20114,7 +19484,13 @@
         <w:spacing w:line="360" w:lineRule="auto"/>
       </w:pPr>
       <w:r>
-        <w:t>5.1.1 Visão Geral do Fluxo</w:t>
+        <w:t>5.</w:t>
+      </w:r>
+      <w:r>
+        <w:t>4</w:t>
+      </w:r>
+      <w:r>
+        <w:t>.1 Visão Geral do Fluxo</w:t>
       </w:r>
     </w:p>
     <w:p>
@@ -20124,12 +19500,10 @@
         <w:jc w:val="both"/>
       </w:pPr>
       <w:r>
-        <w:rPr>
-          <w:i/>
-          <w:iCs/>
-          <w:color w:val="808080"/>
-        </w:rPr>
-        <w:t>[Descreva o objetivo do fluxo, os perfis de usuário envolvidos e o resultado esperado ao final do processo.]</w:t>
+        <w:t xml:space="preserve">O fluxo de Visualização da ASQUALOG </w:t>
+      </w:r>
+      <w:r>
+        <w:t>tem como objetivo disponibilizar aos usuários da ASQUALOG uma visão gerencial e operacional de todas as solicitações de buffet registradas na aplicação, permitindo o acompanhamento integral do ciclo de vida das demandas e o acesso às principais informações utilizadas na administração do contrato com o Senac.</w:t>
       </w:r>
     </w:p>
     <w:p>
@@ -20139,38 +19513,56 @@
         <w:jc w:val="both"/>
       </w:pPr>
       <w:r>
-        <w:t>A Figura 2 apresenta o fluxograma do processo, indicando a sequência de páginas e as decisões tomadas pelo usuário ou pelo sistema.</w:t>
-      </w:r>
-    </w:p>
-    <w:p>
-      <w:pPr>
-        <w:spacing w:after="1440"/>
-      </w:pPr>
-    </w:p>
-    <w:p>
-      <w:pPr>
-        <w:spacing w:before="120" w:after="240"/>
-        <w:jc w:val="center"/>
-      </w:pPr>
-      <w:r>
-        <w:rPr>
-          <w:sz w:val="20"/>
-          <w:szCs w:val="20"/>
-        </w:rPr>
-        <w:t>Figura 2 – Fluxograma do processo [Nome do Fluxo]</w:t>
+        <w:t>Esse fluxo é destinado exclusivamente aos usuários pertencentes à ASQUALOG, que desempenham o papel de administradores da aplicação e são responsáveis pelo gerenciamento das solicitações, pelo acompanhamento das aprovações e pela comunicação com os demais envolvidos no processo.</w:t>
+      </w:r>
+    </w:p>
+    <w:p>
+      <w:pPr>
+        <w:spacing w:line="360" w:lineRule="auto"/>
+        <w:ind w:firstLine="709"/>
+        <w:jc w:val="both"/>
+      </w:pPr>
+      <w:r>
+        <w:t>Por meio desse fluxo, os usuários podem consultar todas as solicitações cadastradas no sistema, independentemente do solicitante, visualizando seus respectivos itens de buffet, o histórico das etapas do processo, os status de atendimento, os documentos anexados e as demais informações necessárias para o gerenciamento das demandas.</w:t>
+      </w:r>
+    </w:p>
+    <w:p>
+      <w:pPr>
+        <w:spacing w:line="360" w:lineRule="auto"/>
+        <w:ind w:firstLine="709"/>
+        <w:jc w:val="both"/>
+      </w:pPr>
+      <w:r>
+        <w:t>Além da consulta operacional, o fluxo disponibiliza o acesso aos feedbacks registrados pelos solicitantes após a realização dos eventos, permitindo que a ASQUALOG acompanhe a qualidade dos serviços prestados pelo fornecedor e identifique oportunidades de melhoria na execução do contrato.</w:t>
+      </w:r>
+    </w:p>
+    <w:p>
+      <w:pPr>
+        <w:spacing w:line="360" w:lineRule="auto"/>
+        <w:ind w:firstLine="709"/>
+        <w:jc w:val="both"/>
+      </w:pPr>
+      <w:r>
+        <w:t>O fluxo também contempla uma área de relatórios gerenciais, composta por indicadores (KPIs) e gráficos que consolidam as informações armazenadas na aplicação. Esses recursos permitem analisar aspectos como o volume de solicitações, a utilização dos itens de buffet, o consumo dos quantitativos previstos em contrato, o andamento das solicitações e outros indicadores relevantes para o acompanhamento da execução contratual.</w:t>
+      </w:r>
+    </w:p>
+    <w:p>
+      <w:pPr>
+        <w:spacing w:line="360" w:lineRule="auto"/>
+        <w:ind w:firstLine="709"/>
+        <w:jc w:val="both"/>
+      </w:pPr>
+      <w:r>
+        <w:t xml:space="preserve">Ao final do fluxo, espera-se que os usuários da ASQUALOG disponham </w:t>
+      </w:r>
+      <w:r>
+        <w:t>de uma visão completa da operação do sistema, permitindo acompanhar a execução das solicitações, monitorar o consumo dos recursos contratuais, avaliar os serviços prestados pelo Senac e subsidiar a tomada de decisões relacionadas à gestão do contrato.</w:t>
       </w:r>
     </w:p>
     <w:p>
       <w:pPr>
         <w:spacing w:after="240"/>
       </w:pPr>
-      <w:r>
-        <w:rPr>
-          <w:sz w:val="20"/>
-          <w:szCs w:val="20"/>
-        </w:rPr>
-        <w:t>Fonte: elaborado pelo autor (2026).</w:t>
-      </w:r>
     </w:p>
     <w:p>
       <w:pPr>
@@ -20178,7 +19570,13 @@
         <w:spacing w:line="360" w:lineRule="auto"/>
       </w:pPr>
       <w:r>
-        <w:t>5.1.2 Detalhamento das Páginas</w:t>
+        <w:t>5.</w:t>
+      </w:r>
+      <w:r>
+        <w:t>4</w:t>
+      </w:r>
+      <w:r>
+        <w:t>.2 Detalhamento das Páginas</w:t>
       </w:r>
     </w:p>
     <w:p>
@@ -20561,7 +19959,13 @@
         <w:spacing w:line="360" w:lineRule="auto"/>
       </w:pPr>
       <w:r>
-        <w:t>5.1.2.1 Página [Nº] – [Nome da Página]</w:t>
+        <w:t>5.</w:t>
+      </w:r>
+      <w:r>
+        <w:t>4</w:t>
+      </w:r>
+      <w:r>
+        <w:t>.2.1 Página [Nº] – [Nome da Página]</w:t>
       </w:r>
     </w:p>
     <w:p>
@@ -20586,25 +19990,7 @@
           <w:iCs/>
           <w:color w:val="808080"/>
         </w:rPr>
-        <w:t xml:space="preserve">[relatório interativo / formulário / dashboard / </w:t>
-      </w:r>
-      <w:proofErr w:type="spellStart"/>
-      <w:r>
-        <w:rPr>
-          <w:i/>
-          <w:iCs/>
-          <w:color w:val="808080"/>
-        </w:rPr>
-        <w:t>wizard</w:t>
-      </w:r>
-      <w:proofErr w:type="spellEnd"/>
-      <w:r>
-        <w:rPr>
-          <w:i/>
-          <w:iCs/>
-          <w:color w:val="808080"/>
-        </w:rPr>
-        <w:t xml:space="preserve"> / etc.]</w:t>
+        <w:t>[relatório interativo / formulário / dashboard / wizard / etc.]</w:t>
       </w:r>
     </w:p>
     <w:p>
@@ -20703,61 +20089,7 @@
           <w:iCs/>
           <w:color w:val="808080"/>
         </w:rPr>
-        <w:t>[descreva validações, computações e processos PL/SQL executados nesta página, incluindo o momento de execução (</w:t>
-      </w:r>
-      <w:proofErr w:type="spellStart"/>
-      <w:r>
-        <w:rPr>
-          <w:i/>
-          <w:iCs/>
-          <w:color w:val="808080"/>
-        </w:rPr>
-        <w:t>before</w:t>
-      </w:r>
-      <w:proofErr w:type="spellEnd"/>
-      <w:r>
-        <w:rPr>
-          <w:i/>
-          <w:iCs/>
-          <w:color w:val="808080"/>
-        </w:rPr>
-        <w:t xml:space="preserve"> header, </w:t>
-      </w:r>
-      <w:proofErr w:type="spellStart"/>
-      <w:r>
-        <w:rPr>
-          <w:i/>
-          <w:iCs/>
-          <w:color w:val="808080"/>
-        </w:rPr>
-        <w:t>after</w:t>
-      </w:r>
-      <w:proofErr w:type="spellEnd"/>
-      <w:r>
-        <w:rPr>
-          <w:i/>
-          <w:iCs/>
-          <w:color w:val="808080"/>
-        </w:rPr>
-        <w:t xml:space="preserve"> </w:t>
-      </w:r>
-      <w:proofErr w:type="spellStart"/>
-      <w:r>
-        <w:rPr>
-          <w:i/>
-          <w:iCs/>
-          <w:color w:val="808080"/>
-        </w:rPr>
-        <w:t>submit</w:t>
-      </w:r>
-      <w:proofErr w:type="spellEnd"/>
-      <w:r>
-        <w:rPr>
-          <w:i/>
-          <w:iCs/>
-          <w:color w:val="808080"/>
-        </w:rPr>
-        <w:t>, etc.).]</w:t>
+        <w:t>[descreva validações, computações e processos PL/SQL executados nesta página, incluindo o momento de execução (before header, after submit, etc.).]</w:t>
       </w:r>
     </w:p>
     <w:p>
@@ -20807,43 +20139,7 @@
           <w:iCs/>
           <w:color w:val="808080"/>
         </w:rPr>
-        <w:t>[indique de onde o usuário chega a esta página e para onde é direcionado a seguir (</w:t>
-      </w:r>
-      <w:proofErr w:type="spellStart"/>
-      <w:r>
-        <w:rPr>
-          <w:i/>
-          <w:iCs/>
-          <w:color w:val="808080"/>
-        </w:rPr>
-        <w:t>branches</w:t>
-      </w:r>
-      <w:proofErr w:type="spellEnd"/>
-      <w:r>
-        <w:rPr>
-          <w:i/>
-          <w:iCs/>
-          <w:color w:val="808080"/>
-        </w:rPr>
-        <w:t xml:space="preserve">), incluindo condições de cada </w:t>
-      </w:r>
-      <w:proofErr w:type="spellStart"/>
-      <w:r>
-        <w:rPr>
-          <w:i/>
-          <w:iCs/>
-          <w:color w:val="808080"/>
-        </w:rPr>
-        <w:t>branch</w:t>
-      </w:r>
-      <w:proofErr w:type="spellEnd"/>
-      <w:r>
-        <w:rPr>
-          <w:i/>
-          <w:iCs/>
-          <w:color w:val="808080"/>
-        </w:rPr>
-        <w:t>.]</w:t>
+        <w:t>[indique de onde o usuário chega a esta página e para onde é direcionado a seguir (branches), incluindo condições de cada branch.]</w:t>
       </w:r>
     </w:p>
     <w:p>
@@ -20896,11 +20192,20 @@
         <w:spacing w:line="360" w:lineRule="auto"/>
       </w:pPr>
       <w:r>
-        <w:t xml:space="preserve">5.1 Fluxo: </w:t>
+        <w:t>5.</w:t>
+      </w:r>
+      <w:r>
+        <w:t>5</w:t>
+      </w:r>
+      <w:r>
+        <w:t xml:space="preserve"> Fluxo: </w:t>
       </w:r>
       <w:r>
         <w:t>Cadastro de Solicitações Fora do Sistema</w:t>
       </w:r>
+      <w:r>
+        <w:t xml:space="preserve"> (ASQUALOG)</w:t>
+      </w:r>
     </w:p>
     <w:p>
       <w:pPr>
@@ -20908,7 +20213,13 @@
         <w:spacing w:line="360" w:lineRule="auto"/>
       </w:pPr>
       <w:r>
-        <w:t>5.1.1 Visão Geral do Fluxo</w:t>
+        <w:t>5.</w:t>
+      </w:r>
+      <w:r>
+        <w:t>5</w:t>
+      </w:r>
+      <w:r>
+        <w:t>.1 Visão Geral do Fluxo</w:t>
       </w:r>
     </w:p>
     <w:p>
@@ -20918,12 +20229,10 @@
         <w:jc w:val="both"/>
       </w:pPr>
       <w:r>
-        <w:rPr>
-          <w:i/>
-          <w:iCs/>
-          <w:color w:val="808080"/>
-        </w:rPr>
-        <w:t>[Descreva o objetivo do fluxo, os perfis de usuário envolvidos e o resultado esperado ao final do processo.]</w:t>
+        <w:t xml:space="preserve">O </w:t>
+      </w:r>
+      <w:r>
+        <w:t>fluxo de Cadastro de Solicitações Fora do Sistema tem como objetivo permitir que os usuários da ASQUALOG registrem, no Sistema de Buffet, solicitações recebidas por outros meios de comunicação, como correio eletrônico, quando o solicitante não possui acesso à aplicação.</w:t>
       </w:r>
     </w:p>
     <w:p>
@@ -20933,38 +20242,43 @@
         <w:jc w:val="both"/>
       </w:pPr>
       <w:r>
-        <w:t>A Figura 2 apresenta o fluxograma do processo, indicando a sequência de páginas e as decisões tomadas pelo usuário ou pelo sistema.</w:t>
-      </w:r>
-    </w:p>
-    <w:p>
-      <w:pPr>
-        <w:spacing w:after="1440"/>
-      </w:pPr>
-    </w:p>
-    <w:p>
-      <w:pPr>
-        <w:spacing w:before="120" w:after="240"/>
-        <w:jc w:val="center"/>
-      </w:pPr>
-      <w:r>
-        <w:rPr>
-          <w:sz w:val="20"/>
-          <w:szCs w:val="20"/>
-        </w:rPr>
-        <w:t>Figura 2 – Fluxograma do processo [Nome do Fluxo]</w:t>
+        <w:t>Esse fluxo é destinado exclusivamente aos usuários da ASQUALOG, responsáveis pela administração do sistema e pela gestão das solicitações de buffet.</w:t>
+      </w:r>
+    </w:p>
+    <w:p>
+      <w:pPr>
+        <w:spacing w:line="360" w:lineRule="auto"/>
+        <w:ind w:firstLine="709"/>
+        <w:jc w:val="both"/>
+      </w:pPr>
+      <w:r>
+        <w:t>Durante o processo, o usuário da ASQUALOG realiza o cadastro do evento e dos respectivos itens de buffet em nome do solicitante original, utilizando as informações recebidas por e-mail ou por outro canal oficial de comunicação. Dessa forma, são preservados os dados do solicitante, do evento e dos serviços solicitados, garantindo que a demanda seja registrada de forma íntegra na base de dados da aplicação.</w:t>
+      </w:r>
+    </w:p>
+    <w:p>
+      <w:pPr>
+        <w:spacing w:line="360" w:lineRule="auto"/>
+        <w:ind w:firstLine="709"/>
+        <w:jc w:val="both"/>
+      </w:pPr>
+      <w:r>
+        <w:t>Após o cadastramento, a solicitação passa a seguir exatamente o mesmo fluxo de processamento das solicitações registradas diretamente pelos usuários no Sistema de Buffet. As regras de negócio são aplicadas normalmente, incluindo as validações contratuais, a identificação de possíveis exceções, o envio automático das comunicações eletrônicas e as etapas de análise, autorização e encaminhamento ao Senac, quando aplicáveis.</w:t>
+      </w:r>
+    </w:p>
+    <w:p>
+      <w:pPr>
+        <w:spacing w:line="360" w:lineRule="auto"/>
+        <w:ind w:firstLine="709"/>
+        <w:jc w:val="both"/>
+      </w:pPr>
+      <w:r>
+        <w:t>Ao final do fluxo, espera-se que a solicitação esteja devidamente registrada no sistema, mantendo a rastreabilidade das demandas e assegurando que todos os eventos atendidos pelo contrato sejam controlados por uma única aplicação, independentemente da forma como a solicitação foi originalmente recebida.</w:t>
       </w:r>
     </w:p>
     <w:p>
       <w:pPr>
         <w:spacing w:after="240"/>
       </w:pPr>
-      <w:r>
-        <w:rPr>
-          <w:sz w:val="20"/>
-          <w:szCs w:val="20"/>
-        </w:rPr>
-        <w:t>Fonte: elaborado pelo autor (2026).</w:t>
-      </w:r>
     </w:p>
     <w:p>
       <w:pPr>
@@ -20972,7 +20286,13 @@
         <w:spacing w:line="360" w:lineRule="auto"/>
       </w:pPr>
       <w:r>
-        <w:t>5.1.2 Detalhamento das Páginas</w:t>
+        <w:t>5.</w:t>
+      </w:r>
+      <w:r>
+        <w:t>5</w:t>
+      </w:r>
+      <w:r>
+        <w:t>.2 Detalhamento das Páginas</w:t>
       </w:r>
     </w:p>
     <w:p>
@@ -21355,7 +20675,13 @@
         <w:spacing w:line="360" w:lineRule="auto"/>
       </w:pPr>
       <w:r>
-        <w:t>5.1.2.1 Página [Nº] – [Nome da Página]</w:t>
+        <w:t>5.</w:t>
+      </w:r>
+      <w:r>
+        <w:t>5</w:t>
+      </w:r>
+      <w:r>
+        <w:t>.2.1 Página [Nº] – [Nome da Página]</w:t>
       </w:r>
     </w:p>
     <w:p>
@@ -21380,25 +20706,7 @@
           <w:iCs/>
           <w:color w:val="808080"/>
         </w:rPr>
-        <w:t xml:space="preserve">[relatório interativo / formulário / dashboard / </w:t>
-      </w:r>
-      <w:proofErr w:type="spellStart"/>
-      <w:r>
-        <w:rPr>
-          <w:i/>
-          <w:iCs/>
-          <w:color w:val="808080"/>
-        </w:rPr>
-        <w:t>wizard</w:t>
-      </w:r>
-      <w:proofErr w:type="spellEnd"/>
-      <w:r>
-        <w:rPr>
-          <w:i/>
-          <w:iCs/>
-          <w:color w:val="808080"/>
-        </w:rPr>
-        <w:t xml:space="preserve"> / etc.]</w:t>
+        <w:t>[relatório interativo / formulário / dashboard / wizard / etc.]</w:t>
       </w:r>
     </w:p>
     <w:p>
@@ -21497,61 +20805,7 @@
           <w:iCs/>
           <w:color w:val="808080"/>
         </w:rPr>
-        <w:t>[descreva validações, computações e processos PL/SQL executados nesta página, incluindo o momento de execução (</w:t>
-      </w:r>
-      <w:proofErr w:type="spellStart"/>
-      <w:r>
-        <w:rPr>
-          <w:i/>
-          <w:iCs/>
-          <w:color w:val="808080"/>
-        </w:rPr>
-        <w:t>before</w:t>
-      </w:r>
-      <w:proofErr w:type="spellEnd"/>
-      <w:r>
-        <w:rPr>
-          <w:i/>
-          <w:iCs/>
-          <w:color w:val="808080"/>
-        </w:rPr>
-        <w:t xml:space="preserve"> header, </w:t>
-      </w:r>
-      <w:proofErr w:type="spellStart"/>
-      <w:r>
-        <w:rPr>
-          <w:i/>
-          <w:iCs/>
-          <w:color w:val="808080"/>
-        </w:rPr>
-        <w:t>after</w:t>
-      </w:r>
-      <w:proofErr w:type="spellEnd"/>
-      <w:r>
-        <w:rPr>
-          <w:i/>
-          <w:iCs/>
-          <w:color w:val="808080"/>
-        </w:rPr>
-        <w:t xml:space="preserve"> </w:t>
-      </w:r>
-      <w:proofErr w:type="spellStart"/>
-      <w:r>
-        <w:rPr>
-          <w:i/>
-          <w:iCs/>
-          <w:color w:val="808080"/>
-        </w:rPr>
-        <w:t>submit</w:t>
-      </w:r>
-      <w:proofErr w:type="spellEnd"/>
-      <w:r>
-        <w:rPr>
-          <w:i/>
-          <w:iCs/>
-          <w:color w:val="808080"/>
-        </w:rPr>
-        <w:t>, etc.).]</w:t>
+        <w:t>[descreva validações, computações e processos PL/SQL executados nesta página, incluindo o momento de execução (before header, after submit, etc.).]</w:t>
       </w:r>
     </w:p>
     <w:p>
@@ -21601,43 +20855,7 @@
           <w:iCs/>
           <w:color w:val="808080"/>
         </w:rPr>
-        <w:t>[indique de onde o usuário chega a esta página e para onde é direcionado a seguir (</w:t>
-      </w:r>
-      <w:proofErr w:type="spellStart"/>
-      <w:r>
-        <w:rPr>
-          <w:i/>
-          <w:iCs/>
-          <w:color w:val="808080"/>
-        </w:rPr>
-        <w:t>branches</w:t>
-      </w:r>
-      <w:proofErr w:type="spellEnd"/>
-      <w:r>
-        <w:rPr>
-          <w:i/>
-          <w:iCs/>
-          <w:color w:val="808080"/>
-        </w:rPr>
-        <w:t xml:space="preserve">), incluindo condições de cada </w:t>
-      </w:r>
-      <w:proofErr w:type="spellStart"/>
-      <w:r>
-        <w:rPr>
-          <w:i/>
-          <w:iCs/>
-          <w:color w:val="808080"/>
-        </w:rPr>
-        <w:t>branch</w:t>
-      </w:r>
-      <w:proofErr w:type="spellEnd"/>
-      <w:r>
-        <w:rPr>
-          <w:i/>
-          <w:iCs/>
-          <w:color w:val="808080"/>
-        </w:rPr>
-        <w:t>.]</w:t>
+        <w:t>[indique de onde o usuário chega a esta página e para onde é direcionado a seguir (branches), incluindo condições de cada branch.]</w:t>
       </w:r>
     </w:p>
     <w:p>
@@ -21690,10 +20908,13 @@
         <w:spacing w:line="360" w:lineRule="auto"/>
       </w:pPr>
       <w:r>
-        <w:t xml:space="preserve">5.1 Fluxo: </w:t>
-      </w:r>
-      <w:r>
-        <w:t>Cadastro de Solicitações Fora do Contrato</w:t>
+        <w:t xml:space="preserve">5.6 Fluxo: </w:t>
+      </w:r>
+      <w:r>
+        <w:t xml:space="preserve">Cadastro de Solicitações </w:t>
+      </w:r>
+      <w:r>
+        <w:t>Via SIGAD (ASQUALOG)</w:t>
       </w:r>
     </w:p>
     <w:p>
@@ -21702,7 +20923,13 @@
         <w:spacing w:line="360" w:lineRule="auto"/>
       </w:pPr>
       <w:r>
-        <w:t>5.1.1 Visão Geral do Fluxo</w:t>
+        <w:t>5.</w:t>
+      </w:r>
+      <w:r>
+        <w:t>6</w:t>
+      </w:r>
+      <w:r>
+        <w:t>.1 Visão Geral do Fluxo</w:t>
       </w:r>
     </w:p>
     <w:p>
@@ -21727,38 +20954,69 @@
         <w:jc w:val="both"/>
       </w:pPr>
       <w:r>
-        <w:t>A Figura 2 apresenta o fluxograma do processo, indicando a sequência de páginas e as decisões tomadas pelo usuário ou pelo sistema.</w:t>
-      </w:r>
-    </w:p>
-    <w:p>
-      <w:pPr>
-        <w:spacing w:after="1440"/>
-      </w:pPr>
-    </w:p>
-    <w:p>
-      <w:pPr>
-        <w:spacing w:before="120" w:after="240"/>
-        <w:jc w:val="center"/>
-      </w:pPr>
-      <w:r>
-        <w:rPr>
-          <w:sz w:val="20"/>
-          <w:szCs w:val="20"/>
-        </w:rPr>
-        <w:t>Figura 2 – Fluxograma do processo [Nome do Fluxo]</w:t>
+        <w:t xml:space="preserve">O fluxo </w:t>
+      </w:r>
+      <w:r>
+        <w:t>de Cadastro de Solicitações via SIGAD tem como objetivo permitir que os usuários da ASQUALOG registrem, no Sistema de Buffet, solicitações de eventos recebidas por meio do SIGAD, garantindo que essas demandas sejam incorporadas ao mesmo processo de gerenciamento das solicitações cadastradas na aplicação.</w:t>
+      </w:r>
+    </w:p>
+    <w:p>
+      <w:pPr>
+        <w:spacing w:line="360" w:lineRule="auto"/>
+        <w:ind w:firstLine="709"/>
+        <w:jc w:val="both"/>
+      </w:pPr>
+      <w:r>
+        <w:t>Esse fluxo é destinado exclusivamente aos usuários da ASQUALOG, responsáveis pela administração do sistema e pelo acompanhamento das solicitações de buffet.</w:t>
+      </w:r>
+    </w:p>
+    <w:p>
+      <w:pPr>
+        <w:spacing w:line="360" w:lineRule="auto"/>
+        <w:ind w:firstLine="709"/>
+        <w:jc w:val="both"/>
+      </w:pPr>
+      <w:r>
+        <w:t>Durante o processo, o usuário realiza o cadastro da solicitação e de seus respectivos itens de buffet utilizando as informações constantes no processo do SIGAD. Após o registro, a solicitação passa a integrar a base de dados da aplicação</w:t>
+      </w:r>
+      <w:r>
+        <w:t>, permitindo seu acompanhamento juntamente com as demais demandas do sistema.</w:t>
+      </w:r>
+    </w:p>
+    <w:p>
+      <w:pPr>
+        <w:spacing w:line="360" w:lineRule="auto"/>
+        <w:ind w:firstLine="709"/>
+        <w:jc w:val="both"/>
+      </w:pPr>
+      <w:r>
+        <w:t>Como as solicitações provenientes do SIGAD podem ou não possuir a autorização da DGER concedida por meio do próprio processo administrativo, o fluxo contempla uma etapa específica para que a ASQUALOG anexe essa autorização à solicitação cadastrada. Essa operação é realizada na mesma funcionalidade utilizada para anexar as autorizações da DGER das solicitações registradas diretamente no Sistema de Buffet, mantendo a padronização do processo de trabalho.</w:t>
+      </w:r>
+    </w:p>
+    <w:p>
+      <w:pPr>
+        <w:spacing w:line="360" w:lineRule="auto"/>
+        <w:ind w:firstLine="709"/>
+        <w:jc w:val="both"/>
+      </w:pPr>
+      <w:r>
+        <w:t>Após a vinculação da autorização, a solicitação segue as etapas finais do fluxo padrão da aplicação, permitindo que a ASQUALOG encaminhe a demanda ao Senac para adoção das providências necessárias ao atendimento do evento.</w:t>
+      </w:r>
+    </w:p>
+    <w:p>
+      <w:pPr>
+        <w:spacing w:line="360" w:lineRule="auto"/>
+        <w:ind w:firstLine="709"/>
+        <w:jc w:val="both"/>
+      </w:pPr>
+      <w:r>
+        <w:t>Ao final do fluxo, espera-se que as solicitações oriundas do SIGAD estejam devidamente registradas no Sistema de Buffet, com sua documentação associada e integradas ao fluxo de acompanhamento da aplicação, assegurando o controle centralizado de todas as demandas atendidas pelo contrato.</w:t>
       </w:r>
     </w:p>
     <w:p>
       <w:pPr>
         <w:spacing w:after="240"/>
       </w:pPr>
-      <w:r>
-        <w:rPr>
-          <w:sz w:val="20"/>
-          <w:szCs w:val="20"/>
-        </w:rPr>
-        <w:t>Fonte: elaborado pelo autor (2026).</w:t>
-      </w:r>
     </w:p>
     <w:p>
       <w:pPr>
@@ -21766,7 +21024,13 @@
         <w:spacing w:line="360" w:lineRule="auto"/>
       </w:pPr>
       <w:r>
-        <w:t>5.1.2 Detalhamento das Páginas</w:t>
+        <w:t>5.</w:t>
+      </w:r>
+      <w:r>
+        <w:t>6</w:t>
+      </w:r>
+      <w:r>
+        <w:t>.2 Detalhamento das Páginas</w:t>
       </w:r>
     </w:p>
     <w:p>
@@ -22149,7 +21413,13 @@
         <w:spacing w:line="360" w:lineRule="auto"/>
       </w:pPr>
       <w:r>
-        <w:t>5.1.2.1 Página [Nº] – [Nome da Página]</w:t>
+        <w:t>5.</w:t>
+      </w:r>
+      <w:r>
+        <w:t>6</w:t>
+      </w:r>
+      <w:r>
+        <w:t>.2.1 Página [Nº] – [Nome da Página]</w:t>
       </w:r>
     </w:p>
     <w:p>
@@ -22174,25 +21444,7 @@
           <w:iCs/>
           <w:color w:val="808080"/>
         </w:rPr>
-        <w:t xml:space="preserve">[relatório interativo / formulário / dashboard / </w:t>
-      </w:r>
-      <w:proofErr w:type="spellStart"/>
-      <w:r>
-        <w:rPr>
-          <w:i/>
-          <w:iCs/>
-          <w:color w:val="808080"/>
-        </w:rPr>
-        <w:t>wizard</w:t>
-      </w:r>
-      <w:proofErr w:type="spellEnd"/>
-      <w:r>
-        <w:rPr>
-          <w:i/>
-          <w:iCs/>
-          <w:color w:val="808080"/>
-        </w:rPr>
-        <w:t xml:space="preserve"> / etc.]</w:t>
+        <w:t>[relatório interativo / formulário / dashboard / wizard / etc.]</w:t>
       </w:r>
     </w:p>
     <w:p>
@@ -22291,61 +21543,7 @@
           <w:iCs/>
           <w:color w:val="808080"/>
         </w:rPr>
-        <w:t>[descreva validações, computações e processos PL/SQL executados nesta página, incluindo o momento de execução (</w:t>
-      </w:r>
-      <w:proofErr w:type="spellStart"/>
-      <w:r>
-        <w:rPr>
-          <w:i/>
-          <w:iCs/>
-          <w:color w:val="808080"/>
-        </w:rPr>
-        <w:t>before</w:t>
-      </w:r>
-      <w:proofErr w:type="spellEnd"/>
-      <w:r>
-        <w:rPr>
-          <w:i/>
-          <w:iCs/>
-          <w:color w:val="808080"/>
-        </w:rPr>
-        <w:t xml:space="preserve"> header, </w:t>
-      </w:r>
-      <w:proofErr w:type="spellStart"/>
-      <w:r>
-        <w:rPr>
-          <w:i/>
-          <w:iCs/>
-          <w:color w:val="808080"/>
-        </w:rPr>
-        <w:t>after</w:t>
-      </w:r>
-      <w:proofErr w:type="spellEnd"/>
-      <w:r>
-        <w:rPr>
-          <w:i/>
-          <w:iCs/>
-          <w:color w:val="808080"/>
-        </w:rPr>
-        <w:t xml:space="preserve"> </w:t>
-      </w:r>
-      <w:proofErr w:type="spellStart"/>
-      <w:r>
-        <w:rPr>
-          <w:i/>
-          <w:iCs/>
-          <w:color w:val="808080"/>
-        </w:rPr>
-        <w:t>submit</w:t>
-      </w:r>
-      <w:proofErr w:type="spellEnd"/>
-      <w:r>
-        <w:rPr>
-          <w:i/>
-          <w:iCs/>
-          <w:color w:val="808080"/>
-        </w:rPr>
-        <w:t>, etc.).]</w:t>
+        <w:t>[descreva validações, computações e processos PL/SQL executados nesta página, incluindo o momento de execução (before header, after submit, etc.).]</w:t>
       </w:r>
     </w:p>
     <w:p>
@@ -22395,43 +21593,7 @@
           <w:iCs/>
           <w:color w:val="808080"/>
         </w:rPr>
-        <w:t>[indique de onde o usuário chega a esta página e para onde é direcionado a seguir (</w:t>
-      </w:r>
-      <w:proofErr w:type="spellStart"/>
-      <w:r>
-        <w:rPr>
-          <w:i/>
-          <w:iCs/>
-          <w:color w:val="808080"/>
-        </w:rPr>
-        <w:t>branches</w:t>
-      </w:r>
-      <w:proofErr w:type="spellEnd"/>
-      <w:r>
-        <w:rPr>
-          <w:i/>
-          <w:iCs/>
-          <w:color w:val="808080"/>
-        </w:rPr>
-        <w:t xml:space="preserve">), incluindo condições de cada </w:t>
-      </w:r>
-      <w:proofErr w:type="spellStart"/>
-      <w:r>
-        <w:rPr>
-          <w:i/>
-          <w:iCs/>
-          <w:color w:val="808080"/>
-        </w:rPr>
-        <w:t>branch</w:t>
-      </w:r>
-      <w:proofErr w:type="spellEnd"/>
-      <w:r>
-        <w:rPr>
-          <w:i/>
-          <w:iCs/>
-          <w:color w:val="808080"/>
-        </w:rPr>
-        <w:t>.]</w:t>
+        <w:t>[indique de onde o usuário chega a esta página e para onde é direcionado a seguir (branches), incluindo condições de cada branch.]</w:t>
       </w:r>
     </w:p>
     <w:p>
@@ -22484,10 +21646,16 @@
         <w:spacing w:line="360" w:lineRule="auto"/>
       </w:pPr>
       <w:r>
-        <w:t xml:space="preserve">5.1 Fluxo: </w:t>
-      </w:r>
-      <w:r>
-        <w:t>Fluxo da DGER</w:t>
+        <w:t>5.</w:t>
+      </w:r>
+      <w:r>
+        <w:t>7</w:t>
+      </w:r>
+      <w:r>
+        <w:t xml:space="preserve"> Fluxo: </w:t>
+      </w:r>
+      <w:r>
+        <w:t>Cadastro de Solicitações Fora do Contrato</w:t>
       </w:r>
     </w:p>
     <w:p>
@@ -22496,7 +21664,13 @@
         <w:spacing w:line="360" w:lineRule="auto"/>
       </w:pPr>
       <w:r>
-        <w:t>5.1.1 Visão Geral do Fluxo</w:t>
+        <w:t>5.</w:t>
+      </w:r>
+      <w:r>
+        <w:t>7</w:t>
+      </w:r>
+      <w:r>
+        <w:t>.1 Visão Geral do Fluxo</w:t>
       </w:r>
     </w:p>
     <w:p>
@@ -22521,38 +21695,56 @@
         <w:jc w:val="both"/>
       </w:pPr>
       <w:r>
-        <w:t>A Figura 2 apresenta o fluxograma do processo, indicando a sequência de páginas e as decisões tomadas pelo usuário ou pelo sistema.</w:t>
-      </w:r>
-    </w:p>
-    <w:p>
-      <w:pPr>
-        <w:spacing w:after="1440"/>
-      </w:pPr>
-    </w:p>
-    <w:p>
-      <w:pPr>
-        <w:spacing w:before="120" w:after="240"/>
-        <w:jc w:val="center"/>
-      </w:pPr>
-      <w:r>
-        <w:rPr>
-          <w:sz w:val="20"/>
-          <w:szCs w:val="20"/>
-        </w:rPr>
-        <w:t>Figura 2 – Fluxograma do processo [Nome do Fluxo]</w:t>
+        <w:t xml:space="preserve">O </w:t>
+      </w:r>
+      <w:r>
+        <w:t>fluxo de Cadastro de Solicitações Fora do Contrato tem como objetivo permitir que os usuários da ASQUALOG registrem, no Sistema de Buffet, eventos atendidos pelo Senac que não estejam vinculados ao contrato vigente com o Senado Federal.</w:t>
+      </w:r>
+    </w:p>
+    <w:p>
+      <w:pPr>
+        <w:spacing w:line="360" w:lineRule="auto"/>
+        <w:ind w:firstLine="709"/>
+        <w:jc w:val="both"/>
+      </w:pPr>
+      <w:r>
+        <w:t>Esse fluxo é destinado exclusivamente aos usuários da ASQUALOG, responsáveis pela administração da aplicação e pelo acompanhamento da execução do contrato.</w:t>
+      </w:r>
+    </w:p>
+    <w:p>
+      <w:pPr>
+        <w:spacing w:line="360" w:lineRule="auto"/>
+        <w:ind w:firstLine="709"/>
+        <w:jc w:val="both"/>
+      </w:pPr>
+      <w:r>
+        <w:t>Durante o processo, o usuário cadastra o evento e seus respectivos itens de buffet, identificando-os como solicitações externas ao contrato. Esses registros passam a compor a agenda da aplicação, sendo considerados na visualização do calendário e nas consultas realizadas pelos usuários, embora não participem do controle dos quantitativos contratuais.</w:t>
+      </w:r>
+    </w:p>
+    <w:p>
+      <w:pPr>
+        <w:spacing w:line="360" w:lineRule="auto"/>
+        <w:ind w:firstLine="709"/>
+        <w:jc w:val="both"/>
+      </w:pPr>
+      <w:r>
+        <w:t>Dessa forma, os itens vinculados a solicitações fora do contrato não reduzem a quantidade disponível dos serviços previstos contratualmente, preservando a consistência do controle de consumo dos recursos do contrato com o Senac. Ao mesmo tempo, esses eventos permanecem visíveis na agenda do sistema, permitindo que os usuários identifiquem datas já ocupadas e evitem conflitos relacionados à regra de realização de eventos.</w:t>
+      </w:r>
+    </w:p>
+    <w:p>
+      <w:pPr>
+        <w:spacing w:line="360" w:lineRule="auto"/>
+        <w:ind w:firstLine="709"/>
+        <w:jc w:val="both"/>
+      </w:pPr>
+      <w:r>
+        <w:t>Ao final do fluxo, espera-se que todas as solicitações atendidas fora do contrato estejam registradas na aplicação, proporcionando uma visão unificada da agenda de eventos e contribuindo para o planejamento das futuras solicitações, sem impactar o gerenciamento dos quantitativos contratuais.</w:t>
       </w:r>
     </w:p>
     <w:p>
       <w:pPr>
         <w:spacing w:after="240"/>
       </w:pPr>
-      <w:r>
-        <w:rPr>
-          <w:sz w:val="20"/>
-          <w:szCs w:val="20"/>
-        </w:rPr>
-        <w:t>Fonte: elaborado pelo autor (2026).</w:t>
-      </w:r>
     </w:p>
     <w:p>
       <w:pPr>
@@ -22560,7 +21752,13 @@
         <w:spacing w:line="360" w:lineRule="auto"/>
       </w:pPr>
       <w:r>
-        <w:t>5.1.2 Detalhamento das Páginas</w:t>
+        <w:t>5.</w:t>
+      </w:r>
+      <w:r>
+        <w:t>7</w:t>
+      </w:r>
+      <w:r>
+        <w:t>.2 Detalhamento das Páginas</w:t>
       </w:r>
     </w:p>
     <w:p>
@@ -22943,7 +22141,13 @@
         <w:spacing w:line="360" w:lineRule="auto"/>
       </w:pPr>
       <w:r>
-        <w:t>5.1.2.1 Página [Nº] – [Nome da Página]</w:t>
+        <w:t>5.</w:t>
+      </w:r>
+      <w:r>
+        <w:t>7</w:t>
+      </w:r>
+      <w:r>
+        <w:t>.2.1 Página [Nº] – [Nome da Página]</w:t>
       </w:r>
     </w:p>
     <w:p>
@@ -22968,25 +22172,7 @@
           <w:iCs/>
           <w:color w:val="808080"/>
         </w:rPr>
-        <w:t xml:space="preserve">[relatório interativo / formulário / dashboard / </w:t>
-      </w:r>
-      <w:proofErr w:type="spellStart"/>
-      <w:r>
-        <w:rPr>
-          <w:i/>
-          <w:iCs/>
-          <w:color w:val="808080"/>
-        </w:rPr>
-        <w:t>wizard</w:t>
-      </w:r>
-      <w:proofErr w:type="spellEnd"/>
-      <w:r>
-        <w:rPr>
-          <w:i/>
-          <w:iCs/>
-          <w:color w:val="808080"/>
-        </w:rPr>
-        <w:t xml:space="preserve"> / etc.]</w:t>
+        <w:t>[relatório interativo / formulário / dashboard / wizard / etc.]</w:t>
       </w:r>
     </w:p>
     <w:p>
@@ -23085,61 +22271,7 @@
           <w:iCs/>
           <w:color w:val="808080"/>
         </w:rPr>
-        <w:t>[descreva validações, computações e processos PL/SQL executados nesta página, incluindo o momento de execução (</w:t>
-      </w:r>
-      <w:proofErr w:type="spellStart"/>
-      <w:r>
-        <w:rPr>
-          <w:i/>
-          <w:iCs/>
-          <w:color w:val="808080"/>
-        </w:rPr>
-        <w:t>before</w:t>
-      </w:r>
-      <w:proofErr w:type="spellEnd"/>
-      <w:r>
-        <w:rPr>
-          <w:i/>
-          <w:iCs/>
-          <w:color w:val="808080"/>
-        </w:rPr>
-        <w:t xml:space="preserve"> header, </w:t>
-      </w:r>
-      <w:proofErr w:type="spellStart"/>
-      <w:r>
-        <w:rPr>
-          <w:i/>
-          <w:iCs/>
-          <w:color w:val="808080"/>
-        </w:rPr>
-        <w:t>after</w:t>
-      </w:r>
-      <w:proofErr w:type="spellEnd"/>
-      <w:r>
-        <w:rPr>
-          <w:i/>
-          <w:iCs/>
-          <w:color w:val="808080"/>
-        </w:rPr>
-        <w:t xml:space="preserve"> </w:t>
-      </w:r>
-      <w:proofErr w:type="spellStart"/>
-      <w:r>
-        <w:rPr>
-          <w:i/>
-          <w:iCs/>
-          <w:color w:val="808080"/>
-        </w:rPr>
-        <w:t>submit</w:t>
-      </w:r>
-      <w:proofErr w:type="spellEnd"/>
-      <w:r>
-        <w:rPr>
-          <w:i/>
-          <w:iCs/>
-          <w:color w:val="808080"/>
-        </w:rPr>
-        <w:t>, etc.).]</w:t>
+        <w:t>[descreva validações, computações e processos PL/SQL executados nesta página, incluindo o momento de execução (before header, after submit, etc.).]</w:t>
       </w:r>
     </w:p>
     <w:p>
@@ -23189,43 +22321,7 @@
           <w:iCs/>
           <w:color w:val="808080"/>
         </w:rPr>
-        <w:t>[indique de onde o usuário chega a esta página e para onde é direcionado a seguir (</w:t>
-      </w:r>
-      <w:proofErr w:type="spellStart"/>
-      <w:r>
-        <w:rPr>
-          <w:i/>
-          <w:iCs/>
-          <w:color w:val="808080"/>
-        </w:rPr>
-        <w:t>branches</w:t>
-      </w:r>
-      <w:proofErr w:type="spellEnd"/>
-      <w:r>
-        <w:rPr>
-          <w:i/>
-          <w:iCs/>
-          <w:color w:val="808080"/>
-        </w:rPr>
-        <w:t xml:space="preserve">), incluindo condições de cada </w:t>
-      </w:r>
-      <w:proofErr w:type="spellStart"/>
-      <w:r>
-        <w:rPr>
-          <w:i/>
-          <w:iCs/>
-          <w:color w:val="808080"/>
-        </w:rPr>
-        <w:t>branch</w:t>
-      </w:r>
-      <w:proofErr w:type="spellEnd"/>
-      <w:r>
-        <w:rPr>
-          <w:i/>
-          <w:iCs/>
-          <w:color w:val="808080"/>
-        </w:rPr>
-        <w:t>.]</w:t>
+        <w:t>[indique de onde o usuário chega a esta página e para onde é direcionado a seguir (branches), incluindo condições de cada branch.]</w:t>
       </w:r>
     </w:p>
     <w:p>
@@ -23278,10 +22374,16 @@
         <w:spacing w:line="360" w:lineRule="auto"/>
       </w:pPr>
       <w:r>
-        <w:t xml:space="preserve">5.1 Fluxo: </w:t>
-      </w:r>
-      <w:r>
-        <w:t>Fluxo da ASQUALOG</w:t>
+        <w:t>5.</w:t>
+      </w:r>
+      <w:r>
+        <w:t>8</w:t>
+      </w:r>
+      <w:r>
+        <w:t xml:space="preserve"> Fluxo: </w:t>
+      </w:r>
+      <w:r>
+        <w:t>Fluxo da DGER</w:t>
       </w:r>
     </w:p>
     <w:p>
@@ -23290,7 +22392,13 @@
         <w:spacing w:line="360" w:lineRule="auto"/>
       </w:pPr>
       <w:r>
-        <w:t>5.1.1 Visão Geral do Fluxo</w:t>
+        <w:t>5.</w:t>
+      </w:r>
+      <w:r>
+        <w:t>8</w:t>
+      </w:r>
+      <w:r>
+        <w:t>.1 Visão Geral do Fluxo</w:t>
       </w:r>
     </w:p>
     <w:p>
@@ -23315,38 +22423,77 @@
         <w:jc w:val="both"/>
       </w:pPr>
       <w:r>
-        <w:t>A Figura 2 apresenta o fluxograma do processo, indicando a sequência de páginas e as decisões tomadas pelo usuário ou pelo sistema.</w:t>
-      </w:r>
-    </w:p>
-    <w:p>
-      <w:pPr>
-        <w:spacing w:after="1440"/>
-      </w:pPr>
-    </w:p>
-    <w:p>
-      <w:pPr>
-        <w:spacing w:before="120" w:after="240"/>
-        <w:jc w:val="center"/>
-      </w:pPr>
-      <w:r>
-        <w:rPr>
-          <w:sz w:val="20"/>
-          <w:szCs w:val="20"/>
-        </w:rPr>
-        <w:t>Figura 2 – Fluxograma do processo [Nome do Fluxo]</w:t>
+        <w:t>O Fluxo da DGER tem como objetivo permitir que os usuários da DGER realizem a análise técnica e a autorização das solicitações de buffet encaminhadas pela aplicação, constituindo uma das principais etapas do processo de atendimento dos eventos.</w:t>
+      </w:r>
+    </w:p>
+    <w:p>
+      <w:pPr>
+        <w:spacing w:line="360" w:lineRule="auto"/>
+        <w:ind w:firstLine="709"/>
+        <w:jc w:val="both"/>
+      </w:pPr>
+      <w:r>
+        <w:t>Esse fluxo é destinado exclusivamente aos usuários da DGER, responsáveis por avaliar as solicitações antes de seu encaminhamento ao Senac.</w:t>
+      </w:r>
+    </w:p>
+    <w:p>
+      <w:pPr>
+        <w:spacing w:line="360" w:lineRule="auto"/>
+        <w:ind w:firstLine="709"/>
+        <w:jc w:val="both"/>
+      </w:pPr>
+      <w:r>
+        <w:t xml:space="preserve">Durante o processo, os usuários podem consultar todas as solicitações pendentes de análise, bem como visualizar os respectivos itens de buffet, suas quantidades, especificações, valores e demais informações necessárias para a tomada de decisão. Também é possível </w:t>
+      </w:r>
+      <w:r>
+        <w:lastRenderedPageBreak/>
+        <w:t>consultar os detalhes completos de cada evento, permitindo uma avaliação criteriosa da demanda.</w:t>
+      </w:r>
+    </w:p>
+    <w:p>
+      <w:pPr>
+        <w:spacing w:line="360" w:lineRule="auto"/>
+        <w:ind w:firstLine="709"/>
+        <w:jc w:val="both"/>
+      </w:pPr>
+      <w:r>
+        <w:t>São disponibilizadas para análise as solicitações que atenderam integralmente às regras contratuais e aquelas que, embora tenham inicialmente ingressado no fluxo de exceção por descumprirem alguma regra do contrato, receberam parecer favorável do Senac quanto à viabilidade de atendimento.</w:t>
+      </w:r>
+    </w:p>
+    <w:p>
+      <w:pPr>
+        <w:spacing w:line="360" w:lineRule="auto"/>
+        <w:ind w:firstLine="709"/>
+        <w:jc w:val="both"/>
+      </w:pPr>
+      <w:r>
+        <w:t>Durante a análise, a DGER pode aprovar a solicitação conforme originalmente cadastrada, alterar os itens de buffet solicitados – ajustando quantidades e/ou substituindo o tipo de serviço – ou cancelar itens específicos da solicitação, de acordo com a necessidade administrativa e a disponibilidade dos recursos contratados.</w:t>
+      </w:r>
+    </w:p>
+    <w:p>
+      <w:pPr>
+        <w:spacing w:line="360" w:lineRule="auto"/>
+        <w:ind w:firstLine="709"/>
+        <w:jc w:val="both"/>
+      </w:pPr>
+      <w:r>
+        <w:t>Após a conclusão da análise, a autorização emitida pela DGER é anexada à solicitação no próprio sistema, registrando formalmente a decisão administrativa. Em seguida, a demanda permanece disponível para que a ASQUALOG realize seu encaminhamento ao Senac, dando continuidade ao fluxo de atendimento do evento.</w:t>
+      </w:r>
+    </w:p>
+    <w:p>
+      <w:pPr>
+        <w:spacing w:line="360" w:lineRule="auto"/>
+        <w:ind w:firstLine="709"/>
+        <w:jc w:val="both"/>
+      </w:pPr>
+      <w:r>
+        <w:t>Ao final do fluxo, espera-se que todas as solicitações analisadas pela DGER estejam devidamente registradas, com sua decisão documentada e a respectiva autorização anexada ao sistema, permitindo o prosseguimento das etapas subsequentes do processo de execução do serviço.</w:t>
       </w:r>
     </w:p>
     <w:p>
       <w:pPr>
         <w:spacing w:after="240"/>
       </w:pPr>
-      <w:r>
-        <w:rPr>
-          <w:sz w:val="20"/>
-          <w:szCs w:val="20"/>
-        </w:rPr>
-        <w:t>Fonte: elaborado pelo autor (2026).</w:t>
-      </w:r>
     </w:p>
     <w:p>
       <w:pPr>
@@ -23354,7 +22501,13 @@
         <w:spacing w:line="360" w:lineRule="auto"/>
       </w:pPr>
       <w:r>
-        <w:t>5.1.2 Detalhamento das Páginas</w:t>
+        <w:t>5.</w:t>
+      </w:r>
+      <w:r>
+        <w:t>8</w:t>
+      </w:r>
+      <w:r>
+        <w:t>.2 Detalhamento das Páginas</w:t>
       </w:r>
     </w:p>
     <w:p>
@@ -23737,7 +22890,13 @@
         <w:spacing w:line="360" w:lineRule="auto"/>
       </w:pPr>
       <w:r>
-        <w:t>5.1.2.1 Página [Nº] – [Nome da Página]</w:t>
+        <w:t>5.</w:t>
+      </w:r>
+      <w:r>
+        <w:t>8</w:t>
+      </w:r>
+      <w:r>
+        <w:t>.2.1 Página [Nº] – [Nome da Página]</w:t>
       </w:r>
     </w:p>
     <w:p>
@@ -23762,178 +22921,107 @@
           <w:iCs/>
           <w:color w:val="808080"/>
         </w:rPr>
-        <w:t xml:space="preserve">[relatório interativo / formulário / dashboard / </w:t>
-      </w:r>
-      <w:proofErr w:type="spellStart"/>
+        <w:t>[relatório interativo / formulário / dashboard / wizard / etc.]</w:t>
+      </w:r>
+    </w:p>
+    <w:p>
+      <w:pPr>
+        <w:spacing w:line="360" w:lineRule="auto"/>
+        <w:ind w:firstLine="709"/>
+        <w:jc w:val="both"/>
+      </w:pPr>
+      <w:r>
+        <w:t xml:space="preserve">Objetivo da página: </w:t>
+      </w:r>
+    </w:p>
+    <w:p>
+      <w:pPr>
+        <w:spacing w:line="360" w:lineRule="auto"/>
+        <w:ind w:firstLine="709"/>
+        <w:jc w:val="both"/>
+      </w:pPr>
       <w:r>
         <w:rPr>
           <w:i/>
           <w:iCs/>
           <w:color w:val="808080"/>
         </w:rPr>
-        <w:t>wizard</w:t>
-      </w:r>
-      <w:proofErr w:type="spellEnd"/>
+        <w:lastRenderedPageBreak/>
+        <w:t>[descreva o que esta página faz dentro do fluxo.]</w:t>
+      </w:r>
+    </w:p>
+    <w:p>
+      <w:pPr>
+        <w:spacing w:line="360" w:lineRule="auto"/>
+        <w:ind w:firstLine="709"/>
+        <w:jc w:val="both"/>
+      </w:pPr>
+      <w:r>
+        <w:t xml:space="preserve">Componentes principais: </w:t>
+      </w:r>
+    </w:p>
+    <w:p>
+      <w:pPr>
+        <w:pStyle w:val="PargrafodaLista"/>
+        <w:numPr>
+          <w:ilvl w:val="0"/>
+          <w:numId w:val="2"/>
+        </w:numPr>
+        <w:spacing w:line="360" w:lineRule="auto"/>
+      </w:pPr>
+      <w:r>
+        <w:t>Regions: [listar regiões principais e seu conteúdo];</w:t>
+      </w:r>
+    </w:p>
+    <w:p>
+      <w:pPr>
+        <w:pStyle w:val="PargrafodaLista"/>
+        <w:numPr>
+          <w:ilvl w:val="0"/>
+          <w:numId w:val="2"/>
+        </w:numPr>
+        <w:spacing w:line="360" w:lineRule="auto"/>
+      </w:pPr>
+      <w:r>
+        <w:t>Itens de destaque: [campos/itens relevantes para o usuário];</w:t>
+      </w:r>
+    </w:p>
+    <w:p>
+      <w:pPr>
+        <w:pStyle w:val="PargrafodaLista"/>
+        <w:numPr>
+          <w:ilvl w:val="0"/>
+          <w:numId w:val="2"/>
+        </w:numPr>
+        <w:spacing w:line="360" w:lineRule="auto"/>
+      </w:pPr>
+      <w:r>
+        <w:t>Botões e ações: [nome do botão → ação executada].</w:t>
+      </w:r>
+    </w:p>
+    <w:p>
+      <w:pPr>
+        <w:spacing w:line="360" w:lineRule="auto"/>
+        <w:ind w:firstLine="709"/>
+        <w:jc w:val="both"/>
+      </w:pPr>
+      <w:r>
+        <w:t xml:space="preserve">Processos de página: </w:t>
+      </w:r>
+    </w:p>
+    <w:p>
+      <w:pPr>
+        <w:spacing w:line="360" w:lineRule="auto"/>
+        <w:ind w:firstLine="709"/>
+        <w:jc w:val="both"/>
+      </w:pPr>
       <w:r>
         <w:rPr>
           <w:i/>
           <w:iCs/>
           <w:color w:val="808080"/>
         </w:rPr>
-        <w:t xml:space="preserve"> / etc.]</w:t>
-      </w:r>
-    </w:p>
-    <w:p>
-      <w:pPr>
-        <w:spacing w:line="360" w:lineRule="auto"/>
-        <w:ind w:firstLine="709"/>
-        <w:jc w:val="both"/>
-      </w:pPr>
-      <w:r>
-        <w:t xml:space="preserve">Objetivo da página: </w:t>
-      </w:r>
-    </w:p>
-    <w:p>
-      <w:pPr>
-        <w:spacing w:line="360" w:lineRule="auto"/>
-        <w:ind w:firstLine="709"/>
-        <w:jc w:val="both"/>
-      </w:pPr>
-      <w:r>
-        <w:rPr>
-          <w:i/>
-          <w:iCs/>
-          <w:color w:val="808080"/>
-        </w:rPr>
-        <w:t>[descreva o que esta página faz dentro do fluxo.]</w:t>
-      </w:r>
-    </w:p>
-    <w:p>
-      <w:pPr>
-        <w:spacing w:line="360" w:lineRule="auto"/>
-        <w:ind w:firstLine="709"/>
-        <w:jc w:val="both"/>
-      </w:pPr>
-      <w:r>
-        <w:t xml:space="preserve">Componentes principais: </w:t>
-      </w:r>
-    </w:p>
-    <w:p>
-      <w:pPr>
-        <w:pStyle w:val="PargrafodaLista"/>
-        <w:numPr>
-          <w:ilvl w:val="0"/>
-          <w:numId w:val="2"/>
-        </w:numPr>
-        <w:spacing w:line="360" w:lineRule="auto"/>
-      </w:pPr>
-      <w:r>
-        <w:t>Regions: [listar regiões principais e seu conteúdo];</w:t>
-      </w:r>
-    </w:p>
-    <w:p>
-      <w:pPr>
-        <w:pStyle w:val="PargrafodaLista"/>
-        <w:numPr>
-          <w:ilvl w:val="0"/>
-          <w:numId w:val="2"/>
-        </w:numPr>
-        <w:spacing w:line="360" w:lineRule="auto"/>
-      </w:pPr>
-      <w:r>
-        <w:t>Itens de destaque: [campos/itens relevantes para o usuário];</w:t>
-      </w:r>
-    </w:p>
-    <w:p>
-      <w:pPr>
-        <w:pStyle w:val="PargrafodaLista"/>
-        <w:numPr>
-          <w:ilvl w:val="0"/>
-          <w:numId w:val="2"/>
-        </w:numPr>
-        <w:spacing w:line="360" w:lineRule="auto"/>
-      </w:pPr>
-      <w:r>
-        <w:t>Botões e ações: [nome do botão → ação executada].</w:t>
-      </w:r>
-    </w:p>
-    <w:p>
-      <w:pPr>
-        <w:spacing w:line="360" w:lineRule="auto"/>
-        <w:ind w:firstLine="709"/>
-        <w:jc w:val="both"/>
-      </w:pPr>
-      <w:r>
-        <w:t xml:space="preserve">Processos de página: </w:t>
-      </w:r>
-    </w:p>
-    <w:p>
-      <w:pPr>
-        <w:spacing w:line="360" w:lineRule="auto"/>
-        <w:ind w:firstLine="709"/>
-        <w:jc w:val="both"/>
-      </w:pPr>
-      <w:r>
-        <w:rPr>
-          <w:i/>
-          <w:iCs/>
-          <w:color w:val="808080"/>
-        </w:rPr>
-        <w:t>[descreva validações, computações e processos PL/SQL executados nesta página, incluindo o momento de execução (</w:t>
-      </w:r>
-      <w:proofErr w:type="spellStart"/>
-      <w:r>
-        <w:rPr>
-          <w:i/>
-          <w:iCs/>
-          <w:color w:val="808080"/>
-        </w:rPr>
-        <w:t>before</w:t>
-      </w:r>
-      <w:proofErr w:type="spellEnd"/>
-      <w:r>
-        <w:rPr>
-          <w:i/>
-          <w:iCs/>
-          <w:color w:val="808080"/>
-        </w:rPr>
-        <w:t xml:space="preserve"> header, </w:t>
-      </w:r>
-      <w:proofErr w:type="spellStart"/>
-      <w:r>
-        <w:rPr>
-          <w:i/>
-          <w:iCs/>
-          <w:color w:val="808080"/>
-        </w:rPr>
-        <w:t>after</w:t>
-      </w:r>
-      <w:proofErr w:type="spellEnd"/>
-      <w:r>
-        <w:rPr>
-          <w:i/>
-          <w:iCs/>
-          <w:color w:val="808080"/>
-        </w:rPr>
-        <w:t xml:space="preserve"> </w:t>
-      </w:r>
-      <w:proofErr w:type="spellStart"/>
-      <w:r>
-        <w:rPr>
-          <w:i/>
-          <w:iCs/>
-          <w:color w:val="808080"/>
-        </w:rPr>
-        <w:t>submit</w:t>
-      </w:r>
-      <w:proofErr w:type="spellEnd"/>
-      <w:r>
-        <w:rPr>
-          <w:i/>
-          <w:iCs/>
-          <w:color w:val="808080"/>
-        </w:rPr>
-        <w:t>, etc.).]</w:t>
+        <w:t>[descreva validações, computações e processos PL/SQL executados nesta página, incluindo o momento de execução (before header, after submit, etc.).]</w:t>
       </w:r>
     </w:p>
     <w:p>
@@ -23983,43 +23071,7 @@
           <w:iCs/>
           <w:color w:val="808080"/>
         </w:rPr>
-        <w:t>[indique de onde o usuário chega a esta página e para onde é direcionado a seguir (</w:t>
-      </w:r>
-      <w:proofErr w:type="spellStart"/>
-      <w:r>
-        <w:rPr>
-          <w:i/>
-          <w:iCs/>
-          <w:color w:val="808080"/>
-        </w:rPr>
-        <w:t>branches</w:t>
-      </w:r>
-      <w:proofErr w:type="spellEnd"/>
-      <w:r>
-        <w:rPr>
-          <w:i/>
-          <w:iCs/>
-          <w:color w:val="808080"/>
-        </w:rPr>
-        <w:t xml:space="preserve">), incluindo condições de cada </w:t>
-      </w:r>
-      <w:proofErr w:type="spellStart"/>
-      <w:r>
-        <w:rPr>
-          <w:i/>
-          <w:iCs/>
-          <w:color w:val="808080"/>
-        </w:rPr>
-        <w:t>branch</w:t>
-      </w:r>
-      <w:proofErr w:type="spellEnd"/>
-      <w:r>
-        <w:rPr>
-          <w:i/>
-          <w:iCs/>
-          <w:color w:val="808080"/>
-        </w:rPr>
-        <w:t>.]</w:t>
+        <w:t>[indique de onde o usuário chega a esta página e para onde é direcionado a seguir (branches), incluindo condições de cada branch.]</w:t>
       </w:r>
     </w:p>
     <w:p>
@@ -24072,7 +23124,16 @@
         <w:spacing w:line="360" w:lineRule="auto"/>
       </w:pPr>
       <w:r>
-        <w:t>5.1 Fluxo: [Nome do Fluxo — ex.: Cadastro de Solicitação]</w:t>
+        <w:t>5.</w:t>
+      </w:r>
+      <w:r>
+        <w:t>9</w:t>
+      </w:r>
+      <w:r>
+        <w:t xml:space="preserve"> Fluxo: </w:t>
+      </w:r>
+      <w:r>
+        <w:t>Fluxo da ASQUALOG</w:t>
       </w:r>
     </w:p>
     <w:p>
@@ -24553,25 +23614,7 @@
           <w:iCs/>
           <w:color w:val="808080"/>
         </w:rPr>
-        <w:t xml:space="preserve">[relatório interativo / formulário / dashboard / </w:t>
-      </w:r>
-      <w:proofErr w:type="spellStart"/>
-      <w:r>
-        <w:rPr>
-          <w:i/>
-          <w:iCs/>
-          <w:color w:val="808080"/>
-        </w:rPr>
-        <w:t>wizard</w:t>
-      </w:r>
-      <w:proofErr w:type="spellEnd"/>
-      <w:r>
-        <w:rPr>
-          <w:i/>
-          <w:iCs/>
-          <w:color w:val="808080"/>
-        </w:rPr>
-        <w:t xml:space="preserve"> / etc.]</w:t>
+        <w:t>[relatório interativo / formulário / dashboard / wizard / etc.]</w:t>
       </w:r>
     </w:p>
     <w:p>
@@ -24670,61 +23713,7 @@
           <w:iCs/>
           <w:color w:val="808080"/>
         </w:rPr>
-        <w:t>[descreva validações, computações e processos PL/SQL executados nesta página, incluindo o momento de execução (</w:t>
-      </w:r>
-      <w:proofErr w:type="spellStart"/>
-      <w:r>
-        <w:rPr>
-          <w:i/>
-          <w:iCs/>
-          <w:color w:val="808080"/>
-        </w:rPr>
-        <w:t>before</w:t>
-      </w:r>
-      <w:proofErr w:type="spellEnd"/>
-      <w:r>
-        <w:rPr>
-          <w:i/>
-          <w:iCs/>
-          <w:color w:val="808080"/>
-        </w:rPr>
-        <w:t xml:space="preserve"> header, </w:t>
-      </w:r>
-      <w:proofErr w:type="spellStart"/>
-      <w:r>
-        <w:rPr>
-          <w:i/>
-          <w:iCs/>
-          <w:color w:val="808080"/>
-        </w:rPr>
-        <w:t>after</w:t>
-      </w:r>
-      <w:proofErr w:type="spellEnd"/>
-      <w:r>
-        <w:rPr>
-          <w:i/>
-          <w:iCs/>
-          <w:color w:val="808080"/>
-        </w:rPr>
-        <w:t xml:space="preserve"> </w:t>
-      </w:r>
-      <w:proofErr w:type="spellStart"/>
-      <w:r>
-        <w:rPr>
-          <w:i/>
-          <w:iCs/>
-          <w:color w:val="808080"/>
-        </w:rPr>
-        <w:t>submit</w:t>
-      </w:r>
-      <w:proofErr w:type="spellEnd"/>
-      <w:r>
-        <w:rPr>
-          <w:i/>
-          <w:iCs/>
-          <w:color w:val="808080"/>
-        </w:rPr>
-        <w:t>, etc.).]</w:t>
+        <w:t>[descreva validações, computações e processos PL/SQL executados nesta página, incluindo o momento de execução (before header, after submit, etc.).]</w:t>
       </w:r>
     </w:p>
     <w:p>
@@ -24774,43 +23763,7 @@
           <w:iCs/>
           <w:color w:val="808080"/>
         </w:rPr>
-        <w:t>[indique de onde o usuário chega a esta página e para onde é direcionado a seguir (</w:t>
-      </w:r>
-      <w:proofErr w:type="spellStart"/>
-      <w:r>
-        <w:rPr>
-          <w:i/>
-          <w:iCs/>
-          <w:color w:val="808080"/>
-        </w:rPr>
-        <w:t>branches</w:t>
-      </w:r>
-      <w:proofErr w:type="spellEnd"/>
-      <w:r>
-        <w:rPr>
-          <w:i/>
-          <w:iCs/>
-          <w:color w:val="808080"/>
-        </w:rPr>
-        <w:t xml:space="preserve">), incluindo condições de cada </w:t>
-      </w:r>
-      <w:proofErr w:type="spellStart"/>
-      <w:r>
-        <w:rPr>
-          <w:i/>
-          <w:iCs/>
-          <w:color w:val="808080"/>
-        </w:rPr>
-        <w:t>branch</w:t>
-      </w:r>
-      <w:proofErr w:type="spellEnd"/>
-      <w:r>
-        <w:rPr>
-          <w:i/>
-          <w:iCs/>
-          <w:color w:val="808080"/>
-        </w:rPr>
-        <w:t>.]</w:t>
+        <w:t>[indique de onde o usuário chega a esta página e para onde é direcionado a seguir (branches), incluindo condições de cada branch.]</w:t>
       </w:r>
     </w:p>
     <w:p>
@@ -24859,6 +23812,695 @@
     </w:p>
     <w:p>
       <w:pPr>
+        <w:pStyle w:val="Ttulo2"/>
+        <w:spacing w:line="360" w:lineRule="auto"/>
+      </w:pPr>
+      <w:r>
+        <w:t>5.1</w:t>
+      </w:r>
+      <w:r>
+        <w:t>0</w:t>
+      </w:r>
+      <w:r>
+        <w:t xml:space="preserve"> Fluxo: [Nome do Fluxo — ex.: Cadastro de Solicitação]</w:t>
+      </w:r>
+    </w:p>
+    <w:p>
+      <w:pPr>
+        <w:pStyle w:val="Ttulo3"/>
+        <w:spacing w:line="360" w:lineRule="auto"/>
+      </w:pPr>
+      <w:r>
+        <w:t>5.1.1 Visão Geral do Fluxo</w:t>
+      </w:r>
+    </w:p>
+    <w:p>
+      <w:pPr>
+        <w:spacing w:line="360" w:lineRule="auto"/>
+        <w:ind w:firstLine="709"/>
+        <w:jc w:val="both"/>
+      </w:pPr>
+      <w:r>
+        <w:rPr>
+          <w:i/>
+          <w:iCs/>
+          <w:color w:val="808080"/>
+        </w:rPr>
+        <w:t>[Descreva o objetivo do fluxo, os perfis de usuário envolvidos e o resultado esperado ao final do processo.]</w:t>
+      </w:r>
+    </w:p>
+    <w:p>
+      <w:pPr>
+        <w:spacing w:line="360" w:lineRule="auto"/>
+        <w:ind w:firstLine="709"/>
+        <w:jc w:val="both"/>
+      </w:pPr>
+      <w:r>
+        <w:t>A Figura 2 apresenta o fluxograma do processo, indicando a sequência de páginas e as decisões tomadas pelo usuário ou pelo sistema.</w:t>
+      </w:r>
+    </w:p>
+    <w:p>
+      <w:pPr>
+        <w:spacing w:after="1440"/>
+      </w:pPr>
+    </w:p>
+    <w:p>
+      <w:pPr>
+        <w:spacing w:before="120" w:after="240"/>
+        <w:jc w:val="center"/>
+      </w:pPr>
+      <w:r>
+        <w:rPr>
+          <w:sz w:val="20"/>
+          <w:szCs w:val="20"/>
+        </w:rPr>
+        <w:t>Figura 2 – Fluxograma do processo [Nome do Fluxo]</w:t>
+      </w:r>
+    </w:p>
+    <w:p>
+      <w:pPr>
+        <w:spacing w:after="240"/>
+      </w:pPr>
+      <w:r>
+        <w:rPr>
+          <w:sz w:val="20"/>
+          <w:szCs w:val="20"/>
+        </w:rPr>
+        <w:t>Fonte: elaborado pelo autor (2026).</w:t>
+      </w:r>
+    </w:p>
+    <w:p>
+      <w:pPr>
+        <w:pStyle w:val="Ttulo3"/>
+        <w:spacing w:line="360" w:lineRule="auto"/>
+      </w:pPr>
+      <w:r>
+        <w:t>5.1.2 Detalhamento das Páginas</w:t>
+      </w:r>
+    </w:p>
+    <w:p>
+      <w:pPr>
+        <w:spacing w:line="360" w:lineRule="auto"/>
+        <w:ind w:firstLine="709"/>
+        <w:jc w:val="both"/>
+      </w:pPr>
+      <w:r>
+        <w:t>O Quadro 5 resume as páginas que compõem este fluxo, e os subitens seguintes detalham cada uma delas.</w:t>
+      </w:r>
+    </w:p>
+    <w:p>
+      <w:pPr>
+        <w:spacing w:after="240"/>
+      </w:pPr>
+    </w:p>
+    <w:tbl>
+      <w:tblPr>
+        <w:tblW w:w="9000" w:type="dxa"/>
+        <w:tblBorders>
+          <w:top w:val="single" w:sz="4" w:space="0" w:color="auto"/>
+          <w:left w:val="single" w:sz="4" w:space="0" w:color="auto"/>
+          <w:bottom w:val="single" w:sz="4" w:space="0" w:color="auto"/>
+          <w:right w:val="single" w:sz="4" w:space="0" w:color="auto"/>
+          <w:insideH w:val="single" w:sz="4" w:space="0" w:color="auto"/>
+          <w:insideV w:val="single" w:sz="4" w:space="0" w:color="auto"/>
+        </w:tblBorders>
+        <w:tblCellMar>
+          <w:left w:w="10" w:type="dxa"/>
+          <w:right w:w="10" w:type="dxa"/>
+        </w:tblCellMar>
+        <w:tblLook w:val="0000" w:firstRow="0" w:lastRow="0" w:firstColumn="0" w:lastColumn="0" w:noHBand="0" w:noVBand="0"/>
+      </w:tblPr>
+      <w:tblGrid>
+        <w:gridCol w:w="1400"/>
+        <w:gridCol w:w="2800"/>
+        <w:gridCol w:w="2200"/>
+        <w:gridCol w:w="2600"/>
+      </w:tblGrid>
+      <w:tr>
+        <w:trPr>
+          <w:tblHeader/>
+        </w:trPr>
+        <w:tc>
+          <w:tcPr>
+            <w:tcW w:w="1400" w:type="dxa"/>
+            <w:shd w:val="clear" w:color="auto" w:fill="D9D9D9"/>
+            <w:tcMar>
+              <w:top w:w="80" w:type="dxa"/>
+              <w:left w:w="100" w:type="dxa"/>
+              <w:bottom w:w="80" w:type="dxa"/>
+              <w:right w:w="100" w:type="dxa"/>
+            </w:tcMar>
+            <w:vAlign w:val="center"/>
+          </w:tcPr>
+          <w:p>
+            <w:pPr>
+              <w:spacing w:line="276" w:lineRule="auto"/>
+            </w:pPr>
+            <w:r>
+              <w:rPr>
+                <w:b/>
+                <w:bCs/>
+                <w:sz w:val="20"/>
+                <w:szCs w:val="20"/>
+              </w:rPr>
+              <w:t>Nº da Página</w:t>
+            </w:r>
+          </w:p>
+        </w:tc>
+        <w:tc>
+          <w:tcPr>
+            <w:tcW w:w="2800" w:type="dxa"/>
+            <w:shd w:val="clear" w:color="auto" w:fill="D9D9D9"/>
+            <w:tcMar>
+              <w:top w:w="80" w:type="dxa"/>
+              <w:left w:w="100" w:type="dxa"/>
+              <w:bottom w:w="80" w:type="dxa"/>
+              <w:right w:w="100" w:type="dxa"/>
+            </w:tcMar>
+            <w:vAlign w:val="center"/>
+          </w:tcPr>
+          <w:p>
+            <w:pPr>
+              <w:spacing w:line="276" w:lineRule="auto"/>
+            </w:pPr>
+            <w:r>
+              <w:rPr>
+                <w:b/>
+                <w:bCs/>
+                <w:sz w:val="20"/>
+                <w:szCs w:val="20"/>
+              </w:rPr>
+              <w:t>Nome da Página</w:t>
+            </w:r>
+          </w:p>
+        </w:tc>
+        <w:tc>
+          <w:tcPr>
+            <w:tcW w:w="2200" w:type="dxa"/>
+            <w:shd w:val="clear" w:color="auto" w:fill="D9D9D9"/>
+            <w:tcMar>
+              <w:top w:w="80" w:type="dxa"/>
+              <w:left w:w="100" w:type="dxa"/>
+              <w:bottom w:w="80" w:type="dxa"/>
+              <w:right w:w="100" w:type="dxa"/>
+            </w:tcMar>
+            <w:vAlign w:val="center"/>
+          </w:tcPr>
+          <w:p>
+            <w:pPr>
+              <w:spacing w:line="276" w:lineRule="auto"/>
+            </w:pPr>
+            <w:r>
+              <w:rPr>
+                <w:b/>
+                <w:bCs/>
+                <w:sz w:val="20"/>
+                <w:szCs w:val="20"/>
+              </w:rPr>
+              <w:t>Tipo</w:t>
+            </w:r>
+          </w:p>
+        </w:tc>
+        <w:tc>
+          <w:tcPr>
+            <w:tcW w:w="2600" w:type="dxa"/>
+            <w:shd w:val="clear" w:color="auto" w:fill="D9D9D9"/>
+            <w:tcMar>
+              <w:top w:w="80" w:type="dxa"/>
+              <w:left w:w="100" w:type="dxa"/>
+              <w:bottom w:w="80" w:type="dxa"/>
+              <w:right w:w="100" w:type="dxa"/>
+            </w:tcMar>
+            <w:vAlign w:val="center"/>
+          </w:tcPr>
+          <w:p>
+            <w:pPr>
+              <w:spacing w:line="276" w:lineRule="auto"/>
+            </w:pPr>
+            <w:r>
+              <w:rPr>
+                <w:b/>
+                <w:bCs/>
+                <w:sz w:val="20"/>
+                <w:szCs w:val="20"/>
+              </w:rPr>
+              <w:t>Objetivo no Fluxo</w:t>
+            </w:r>
+          </w:p>
+        </w:tc>
+      </w:tr>
+      <w:tr>
+        <w:tc>
+          <w:tcPr>
+            <w:tcW w:w="1400" w:type="dxa"/>
+            <w:tcMar>
+              <w:top w:w="80" w:type="dxa"/>
+              <w:left w:w="100" w:type="dxa"/>
+              <w:bottom w:w="80" w:type="dxa"/>
+              <w:right w:w="100" w:type="dxa"/>
+            </w:tcMar>
+            <w:vAlign w:val="center"/>
+          </w:tcPr>
+          <w:p>
+            <w:pPr>
+              <w:spacing w:line="276" w:lineRule="auto"/>
+            </w:pPr>
+          </w:p>
+        </w:tc>
+        <w:tc>
+          <w:tcPr>
+            <w:tcW w:w="2800" w:type="dxa"/>
+            <w:tcMar>
+              <w:top w:w="80" w:type="dxa"/>
+              <w:left w:w="100" w:type="dxa"/>
+              <w:bottom w:w="80" w:type="dxa"/>
+              <w:right w:w="100" w:type="dxa"/>
+            </w:tcMar>
+            <w:vAlign w:val="center"/>
+          </w:tcPr>
+          <w:p>
+            <w:pPr>
+              <w:spacing w:line="276" w:lineRule="auto"/>
+            </w:pPr>
+          </w:p>
+        </w:tc>
+        <w:tc>
+          <w:tcPr>
+            <w:tcW w:w="2200" w:type="dxa"/>
+            <w:tcMar>
+              <w:top w:w="80" w:type="dxa"/>
+              <w:left w:w="100" w:type="dxa"/>
+              <w:bottom w:w="80" w:type="dxa"/>
+              <w:right w:w="100" w:type="dxa"/>
+            </w:tcMar>
+            <w:vAlign w:val="center"/>
+          </w:tcPr>
+          <w:p>
+            <w:pPr>
+              <w:spacing w:line="276" w:lineRule="auto"/>
+            </w:pPr>
+          </w:p>
+        </w:tc>
+        <w:tc>
+          <w:tcPr>
+            <w:tcW w:w="2600" w:type="dxa"/>
+            <w:tcMar>
+              <w:top w:w="80" w:type="dxa"/>
+              <w:left w:w="100" w:type="dxa"/>
+              <w:bottom w:w="80" w:type="dxa"/>
+              <w:right w:w="100" w:type="dxa"/>
+            </w:tcMar>
+            <w:vAlign w:val="center"/>
+          </w:tcPr>
+          <w:p>
+            <w:pPr>
+              <w:spacing w:line="276" w:lineRule="auto"/>
+            </w:pPr>
+          </w:p>
+        </w:tc>
+      </w:tr>
+      <w:tr>
+        <w:tc>
+          <w:tcPr>
+            <w:tcW w:w="1400" w:type="dxa"/>
+            <w:tcMar>
+              <w:top w:w="80" w:type="dxa"/>
+              <w:left w:w="100" w:type="dxa"/>
+              <w:bottom w:w="80" w:type="dxa"/>
+              <w:right w:w="100" w:type="dxa"/>
+            </w:tcMar>
+            <w:vAlign w:val="center"/>
+          </w:tcPr>
+          <w:p>
+            <w:pPr>
+              <w:spacing w:line="276" w:lineRule="auto"/>
+            </w:pPr>
+          </w:p>
+        </w:tc>
+        <w:tc>
+          <w:tcPr>
+            <w:tcW w:w="2800" w:type="dxa"/>
+            <w:tcMar>
+              <w:top w:w="80" w:type="dxa"/>
+              <w:left w:w="100" w:type="dxa"/>
+              <w:bottom w:w="80" w:type="dxa"/>
+              <w:right w:w="100" w:type="dxa"/>
+            </w:tcMar>
+            <w:vAlign w:val="center"/>
+          </w:tcPr>
+          <w:p>
+            <w:pPr>
+              <w:spacing w:line="276" w:lineRule="auto"/>
+            </w:pPr>
+          </w:p>
+        </w:tc>
+        <w:tc>
+          <w:tcPr>
+            <w:tcW w:w="2200" w:type="dxa"/>
+            <w:tcMar>
+              <w:top w:w="80" w:type="dxa"/>
+              <w:left w:w="100" w:type="dxa"/>
+              <w:bottom w:w="80" w:type="dxa"/>
+              <w:right w:w="100" w:type="dxa"/>
+            </w:tcMar>
+            <w:vAlign w:val="center"/>
+          </w:tcPr>
+          <w:p>
+            <w:pPr>
+              <w:spacing w:line="276" w:lineRule="auto"/>
+            </w:pPr>
+          </w:p>
+        </w:tc>
+        <w:tc>
+          <w:tcPr>
+            <w:tcW w:w="2600" w:type="dxa"/>
+            <w:tcMar>
+              <w:top w:w="80" w:type="dxa"/>
+              <w:left w:w="100" w:type="dxa"/>
+              <w:bottom w:w="80" w:type="dxa"/>
+              <w:right w:w="100" w:type="dxa"/>
+            </w:tcMar>
+            <w:vAlign w:val="center"/>
+          </w:tcPr>
+          <w:p>
+            <w:pPr>
+              <w:spacing w:line="276" w:lineRule="auto"/>
+            </w:pPr>
+          </w:p>
+        </w:tc>
+      </w:tr>
+      <w:tr>
+        <w:tc>
+          <w:tcPr>
+            <w:tcW w:w="1400" w:type="dxa"/>
+            <w:tcMar>
+              <w:top w:w="80" w:type="dxa"/>
+              <w:left w:w="100" w:type="dxa"/>
+              <w:bottom w:w="80" w:type="dxa"/>
+              <w:right w:w="100" w:type="dxa"/>
+            </w:tcMar>
+            <w:vAlign w:val="center"/>
+          </w:tcPr>
+          <w:p>
+            <w:pPr>
+              <w:spacing w:line="276" w:lineRule="auto"/>
+            </w:pPr>
+          </w:p>
+        </w:tc>
+        <w:tc>
+          <w:tcPr>
+            <w:tcW w:w="2800" w:type="dxa"/>
+            <w:tcMar>
+              <w:top w:w="80" w:type="dxa"/>
+              <w:left w:w="100" w:type="dxa"/>
+              <w:bottom w:w="80" w:type="dxa"/>
+              <w:right w:w="100" w:type="dxa"/>
+            </w:tcMar>
+            <w:vAlign w:val="center"/>
+          </w:tcPr>
+          <w:p>
+            <w:pPr>
+              <w:spacing w:line="276" w:lineRule="auto"/>
+            </w:pPr>
+          </w:p>
+        </w:tc>
+        <w:tc>
+          <w:tcPr>
+            <w:tcW w:w="2200" w:type="dxa"/>
+            <w:tcMar>
+              <w:top w:w="80" w:type="dxa"/>
+              <w:left w:w="100" w:type="dxa"/>
+              <w:bottom w:w="80" w:type="dxa"/>
+              <w:right w:w="100" w:type="dxa"/>
+            </w:tcMar>
+            <w:vAlign w:val="center"/>
+          </w:tcPr>
+          <w:p>
+            <w:pPr>
+              <w:spacing w:line="276" w:lineRule="auto"/>
+            </w:pPr>
+          </w:p>
+        </w:tc>
+        <w:tc>
+          <w:tcPr>
+            <w:tcW w:w="2600" w:type="dxa"/>
+            <w:tcMar>
+              <w:top w:w="80" w:type="dxa"/>
+              <w:left w:w="100" w:type="dxa"/>
+              <w:bottom w:w="80" w:type="dxa"/>
+              <w:right w:w="100" w:type="dxa"/>
+            </w:tcMar>
+            <w:vAlign w:val="center"/>
+          </w:tcPr>
+          <w:p>
+            <w:pPr>
+              <w:spacing w:line="276" w:lineRule="auto"/>
+            </w:pPr>
+          </w:p>
+        </w:tc>
+      </w:tr>
+    </w:tbl>
+    <w:p>
+      <w:pPr>
+        <w:spacing w:after="240"/>
+      </w:pPr>
+      <w:r>
+        <w:rPr>
+          <w:sz w:val="20"/>
+          <w:szCs w:val="20"/>
+        </w:rPr>
+        <w:t>Fonte: elaborado pelo autor (2026).</w:t>
+      </w:r>
+    </w:p>
+    <w:p>
+      <w:pPr>
+        <w:pStyle w:val="Ttulo4"/>
+        <w:spacing w:line="360" w:lineRule="auto"/>
+      </w:pPr>
+      <w:r>
+        <w:t>5.1.2.1 Página [Nº] – [Nome da Página]</w:t>
+      </w:r>
+    </w:p>
+    <w:p>
+      <w:pPr>
+        <w:spacing w:line="360" w:lineRule="auto"/>
+        <w:ind w:firstLine="709"/>
+        <w:jc w:val="both"/>
+      </w:pPr>
+      <w:r>
+        <w:t xml:space="preserve">Tipo de página: </w:t>
+      </w:r>
+    </w:p>
+    <w:p>
+      <w:pPr>
+        <w:spacing w:line="360" w:lineRule="auto"/>
+        <w:ind w:firstLine="709"/>
+        <w:jc w:val="both"/>
+      </w:pPr>
+      <w:r>
+        <w:rPr>
+          <w:i/>
+          <w:iCs/>
+          <w:color w:val="808080"/>
+        </w:rPr>
+        <w:t>[relatório interativo / formulário / dashboard / wizard / etc.]</w:t>
+      </w:r>
+    </w:p>
+    <w:p>
+      <w:pPr>
+        <w:spacing w:line="360" w:lineRule="auto"/>
+        <w:ind w:firstLine="709"/>
+        <w:jc w:val="both"/>
+      </w:pPr>
+      <w:r>
+        <w:t xml:space="preserve">Objetivo da página: </w:t>
+      </w:r>
+    </w:p>
+    <w:p>
+      <w:pPr>
+        <w:spacing w:line="360" w:lineRule="auto"/>
+        <w:ind w:firstLine="709"/>
+        <w:jc w:val="both"/>
+      </w:pPr>
+      <w:r>
+        <w:rPr>
+          <w:i/>
+          <w:iCs/>
+          <w:color w:val="808080"/>
+        </w:rPr>
+        <w:t>[descreva o que esta página faz dentro do fluxo.]</w:t>
+      </w:r>
+    </w:p>
+    <w:p>
+      <w:pPr>
+        <w:spacing w:line="360" w:lineRule="auto"/>
+        <w:ind w:firstLine="709"/>
+        <w:jc w:val="both"/>
+      </w:pPr>
+      <w:r>
+        <w:t xml:space="preserve">Componentes principais: </w:t>
+      </w:r>
+    </w:p>
+    <w:p>
+      <w:pPr>
+        <w:pStyle w:val="PargrafodaLista"/>
+        <w:numPr>
+          <w:ilvl w:val="0"/>
+          <w:numId w:val="2"/>
+        </w:numPr>
+        <w:spacing w:line="360" w:lineRule="auto"/>
+      </w:pPr>
+      <w:r>
+        <w:t>Regions: [listar regiões principais e seu conteúdo];</w:t>
+      </w:r>
+    </w:p>
+    <w:p>
+      <w:pPr>
+        <w:pStyle w:val="PargrafodaLista"/>
+        <w:numPr>
+          <w:ilvl w:val="0"/>
+          <w:numId w:val="2"/>
+        </w:numPr>
+        <w:spacing w:line="360" w:lineRule="auto"/>
+      </w:pPr>
+      <w:r>
+        <w:t>Itens de destaque: [campos/itens relevantes para o usuário];</w:t>
+      </w:r>
+    </w:p>
+    <w:p>
+      <w:pPr>
+        <w:pStyle w:val="PargrafodaLista"/>
+        <w:numPr>
+          <w:ilvl w:val="0"/>
+          <w:numId w:val="2"/>
+        </w:numPr>
+        <w:spacing w:line="360" w:lineRule="auto"/>
+      </w:pPr>
+      <w:r>
+        <w:t>Botões e ações: [nome do botão → ação executada].</w:t>
+      </w:r>
+    </w:p>
+    <w:p>
+      <w:pPr>
+        <w:spacing w:line="360" w:lineRule="auto"/>
+        <w:ind w:firstLine="709"/>
+        <w:jc w:val="both"/>
+      </w:pPr>
+      <w:r>
+        <w:t xml:space="preserve">Processos de página: </w:t>
+      </w:r>
+    </w:p>
+    <w:p>
+      <w:pPr>
+        <w:spacing w:line="360" w:lineRule="auto"/>
+        <w:ind w:firstLine="709"/>
+        <w:jc w:val="both"/>
+      </w:pPr>
+      <w:r>
+        <w:rPr>
+          <w:i/>
+          <w:iCs/>
+          <w:color w:val="808080"/>
+        </w:rPr>
+        <w:t>[descreva validações, computações e processos PL/SQL executados nesta página, incluindo o momento de execução (before header, after submit, etc.).]</w:t>
+      </w:r>
+    </w:p>
+    <w:p>
+      <w:pPr>
+        <w:spacing w:line="360" w:lineRule="auto"/>
+        <w:ind w:firstLine="709"/>
+        <w:jc w:val="both"/>
+      </w:pPr>
+      <w:r>
+        <w:t xml:space="preserve">Dynamic Actions relevantes: </w:t>
+      </w:r>
+    </w:p>
+    <w:p>
+      <w:pPr>
+        <w:spacing w:line="360" w:lineRule="auto"/>
+        <w:ind w:firstLine="709"/>
+        <w:jc w:val="both"/>
+      </w:pPr>
+      <w:r>
+        <w:rPr>
+          <w:i/>
+          <w:iCs/>
+          <w:color w:val="808080"/>
+        </w:rPr>
+        <w:t>[descreva as principais ações dinâmicas configuradas e o evento que as dispara.]</w:t>
+      </w:r>
+    </w:p>
+    <w:p>
+      <w:pPr>
+        <w:spacing w:line="360" w:lineRule="auto"/>
+        <w:ind w:firstLine="709"/>
+        <w:jc w:val="both"/>
+      </w:pPr>
+      <w:r>
+        <w:t xml:space="preserve">Navegação: </w:t>
+      </w:r>
+    </w:p>
+    <w:p>
+      <w:pPr>
+        <w:spacing w:line="360" w:lineRule="auto"/>
+        <w:ind w:firstLine="709"/>
+        <w:jc w:val="both"/>
+      </w:pPr>
+      <w:r>
+        <w:rPr>
+          <w:i/>
+          <w:iCs/>
+          <w:color w:val="808080"/>
+        </w:rPr>
+        <w:t>[indique de onde o usuário chega a esta página e para onde é direcionado a seguir (branches), incluindo condições de cada branch.]</w:t>
+      </w:r>
+    </w:p>
+    <w:p>
+      <w:pPr>
+        <w:spacing w:line="360" w:lineRule="auto"/>
+        <w:ind w:firstLine="709"/>
+        <w:jc w:val="both"/>
+      </w:pPr>
+      <w:r>
+        <w:t xml:space="preserve">Regras de negócio aplicadas: </w:t>
+      </w:r>
+    </w:p>
+    <w:p>
+      <w:pPr>
+        <w:spacing w:line="360" w:lineRule="auto"/>
+        <w:ind w:firstLine="709"/>
+        <w:jc w:val="both"/>
+      </w:pPr>
+      <w:r>
+        <w:rPr>
+          <w:i/>
+          <w:iCs/>
+          <w:color w:val="808080"/>
+        </w:rPr>
+        <w:t>[descreva validações e regras de negócio específicas desta página.]</w:t>
+      </w:r>
+    </w:p>
+    <w:p>
+      <w:pPr>
+        <w:spacing w:after="240"/>
+      </w:pPr>
+    </w:p>
+    <w:p>
+      <w:pPr>
+        <w:spacing w:line="360" w:lineRule="auto"/>
+        <w:ind w:firstLine="709"/>
+        <w:jc w:val="both"/>
+      </w:pPr>
+      <w:r>
+        <w:rPr>
+          <w:i/>
+          <w:iCs/>
+        </w:rPr>
+        <w:t>Repita a estrutura dos itens 5.1.2.1 em diante para cada página do fluxo, e repita a estrutura da Seção 5.1 (5.2, 5.3...) para cada novo fluxo de uso do sistema.</w:t>
+      </w:r>
+    </w:p>
+    <w:p>
+      <w:pPr>
         <w:spacing w:line="360" w:lineRule="auto"/>
         <w:ind w:firstLine="709"/>
         <w:jc w:val="both"/>
@@ -24912,15 +24554,7 @@
         <w:spacing w:after="200"/>
       </w:pPr>
       <w:r>
-        <w:t xml:space="preserve">ORACLE. Oracle APEX </w:t>
-      </w:r>
-      <w:proofErr w:type="spellStart"/>
-      <w:r>
-        <w:t>Documentation</w:t>
-      </w:r>
-      <w:proofErr w:type="spellEnd"/>
-      <w:r>
-        <w:t>. Disponível em: https://apex.oracle.com/pls/apex/f?p=44785:1. Acesso em: [data de acesso].</w:t>
+        <w:t>ORACLE. Oracle APEX Documentation. Disponível em: https://apex.oracle.com/pls/apex/f?p=44785:1. Acesso em: [data de acesso].</w:t>
       </w:r>
     </w:p>
     <w:p>
@@ -24928,7 +24562,6 @@
         <w:spacing w:after="200"/>
       </w:pPr>
       <w:r>
-        <w:lastRenderedPageBreak/>
         <w:t>ASSOCIAÇÃO BRASILEIRA DE NORMAS TÉCNICAS. NBR 14724: informação e documentação: trabalhos acadêmicos: apresentação. Rio de Janeiro: ABNT, 2011.</w:t>
       </w:r>
     </w:p>
@@ -24944,6 +24577,7 @@
           <w:iCs/>
           <w:color w:val="808080"/>
         </w:rPr>
+        <w:lastRenderedPageBreak/>
         <w:t>[Inclua aqui outras referências utilizadas (manuais internos, documentações complementares, artigos técnicos), em ordem alfabética e conforme a NBR 6023.]</w:t>
       </w:r>
     </w:p>
@@ -26307,7 +25941,6 @@
   <w:style w:type="character" w:default="1" w:styleId="Fontepargpadro">
     <w:name w:val="Default Paragraph Font"/>
     <w:uiPriority w:val="1"/>
-    <w:semiHidden/>
     <w:unhideWhenUsed/>
   </w:style>
   <w:style w:type="table" w:default="1" w:styleId="Tabelanormal">

--- a/Buffet - SENAC/Documentação_Técnica_Buffet.docx
+++ b/Buffet - SENAC/Documentação_Técnica_Buffet.docx
@@ -20908,13 +20908,7 @@
         <w:spacing w:line="360" w:lineRule="auto"/>
       </w:pPr>
       <w:r>
-        <w:t xml:space="preserve">5.6 Fluxo: </w:t>
-      </w:r>
-      <w:r>
-        <w:t xml:space="preserve">Cadastro de Solicitações </w:t>
-      </w:r>
-      <w:r>
-        <w:t>Via SIGAD (ASQUALOG)</w:t>
+        <w:t>5.6 Fluxo: Cadastro de Solicitações Via SIGAD (ASQUALOG)</w:t>
       </w:r>
     </w:p>
     <w:p>
@@ -20923,13 +20917,7 @@
         <w:spacing w:line="360" w:lineRule="auto"/>
       </w:pPr>
       <w:r>
-        <w:t>5.</w:t>
-      </w:r>
-      <w:r>
-        <w:t>6</w:t>
-      </w:r>
-      <w:r>
-        <w:t>.1 Visão Geral do Fluxo</w:t>
+        <w:t>5.6.1 Visão Geral do Fluxo</w:t>
       </w:r>
     </w:p>
     <w:p>
@@ -20939,12 +20927,10 @@
         <w:jc w:val="both"/>
       </w:pPr>
       <w:r>
-        <w:rPr>
-          <w:i/>
-          <w:iCs/>
-          <w:color w:val="808080"/>
-        </w:rPr>
-        <w:t>[Descreva o objetivo do fluxo, os perfis de usuário envolvidos e o resultado esperado ao final do processo.]</w:t>
+        <w:t xml:space="preserve">O fluxo </w:t>
+      </w:r>
+      <w:r>
+        <w:t>de Cadastro de Solicitações via SIGAD tem como objetivo permitir que os usuários da ASQUALOG registrem, no Sistema de Buffet, solicitações de eventos recebidas por meio do SIGAD, garantindo que essas demandas sejam incorporadas ao mesmo processo de gerenciamento das solicitações cadastradas na aplicação.</w:t>
       </w:r>
     </w:p>
     <w:p>
@@ -20954,10 +20940,7 @@
         <w:jc w:val="both"/>
       </w:pPr>
       <w:r>
-        <w:t xml:space="preserve">O fluxo </w:t>
-      </w:r>
-      <w:r>
-        <w:t>de Cadastro de Solicitações via SIGAD tem como objetivo permitir que os usuários da ASQUALOG registrem, no Sistema de Buffet, solicitações de eventos recebidas por meio do SIGAD, garantindo que essas demandas sejam incorporadas ao mesmo processo de gerenciamento das solicitações cadastradas na aplicação.</w:t>
+        <w:t>Esse fluxo é destinado exclusivamente aos usuários da ASQUALOG, responsáveis pela administração do sistema e pelo acompanhamento das solicitações de buffet.</w:t>
       </w:r>
     </w:p>
     <w:p>
@@ -20967,7 +20950,10 @@
         <w:jc w:val="both"/>
       </w:pPr>
       <w:r>
-        <w:t>Esse fluxo é destinado exclusivamente aos usuários da ASQUALOG, responsáveis pela administração do sistema e pelo acompanhamento das solicitações de buffet.</w:t>
+        <w:t>Durante o processo, o usuário realiza o cadastro da solicitação e de seus respectivos itens de buffet utilizando as informações constantes no processo do SIGAD. Após o registro, a solicitação passa a integrar a base de dados da aplicação</w:t>
+      </w:r>
+      <w:r>
+        <w:t>, permitindo seu acompanhamento juntamente com as demais demandas do sistema.</w:t>
       </w:r>
     </w:p>
     <w:p>
@@ -20977,10 +20963,7 @@
         <w:jc w:val="both"/>
       </w:pPr>
       <w:r>
-        <w:t>Durante o processo, o usuário realiza o cadastro da solicitação e de seus respectivos itens de buffet utilizando as informações constantes no processo do SIGAD. Após o registro, a solicitação passa a integrar a base de dados da aplicação</w:t>
-      </w:r>
-      <w:r>
-        <w:t>, permitindo seu acompanhamento juntamente com as demais demandas do sistema.</w:t>
+        <w:t>Como as solicitações provenientes do SIGAD podem ou não possuir a autorização da DGER concedida por meio do próprio processo administrativo, o fluxo contempla uma etapa específica para que a ASQUALOG anexe essa autorização à solicitação cadastrada. Essa operação é realizada na mesma funcionalidade utilizada para anexar as autorizações da DGER das solicitações registradas diretamente no Sistema de Buffet, mantendo a padronização do processo de trabalho.</w:t>
       </w:r>
     </w:p>
     <w:p>
@@ -20990,7 +20973,7 @@
         <w:jc w:val="both"/>
       </w:pPr>
       <w:r>
-        <w:t>Como as solicitações provenientes do SIGAD podem ou não possuir a autorização da DGER concedida por meio do próprio processo administrativo, o fluxo contempla uma etapa específica para que a ASQUALOG anexe essa autorização à solicitação cadastrada. Essa operação é realizada na mesma funcionalidade utilizada para anexar as autorizações da DGER das solicitações registradas diretamente no Sistema de Buffet, mantendo a padronização do processo de trabalho.</w:t>
+        <w:t>Após a vinculação da autorização, a solicitação segue as etapas finais do fluxo padrão da aplicação, permitindo que a ASQUALOG encaminhe a demanda ao Senac para adoção das providências necessárias ao atendimento do evento.</w:t>
       </w:r>
     </w:p>
     <w:p>
@@ -21000,16 +20983,6 @@
         <w:jc w:val="both"/>
       </w:pPr>
       <w:r>
-        <w:t>Após a vinculação da autorização, a solicitação segue as etapas finais do fluxo padrão da aplicação, permitindo que a ASQUALOG encaminhe a demanda ao Senac para adoção das providências necessárias ao atendimento do evento.</w:t>
-      </w:r>
-    </w:p>
-    <w:p>
-      <w:pPr>
-        <w:spacing w:line="360" w:lineRule="auto"/>
-        <w:ind w:firstLine="709"/>
-        <w:jc w:val="both"/>
-      </w:pPr>
-      <w:r>
         <w:t>Ao final do fluxo, espera-se que as solicitações oriundas do SIGAD estejam devidamente registradas no Sistema de Buffet, com sua documentação associada e integradas ao fluxo de acompanhamento da aplicação, assegurando o controle centralizado de todas as demandas atendidas pelo contrato.</w:t>
       </w:r>
     </w:p>
@@ -21024,13 +20997,7 @@
         <w:spacing w:line="360" w:lineRule="auto"/>
       </w:pPr>
       <w:r>
-        <w:t>5.</w:t>
-      </w:r>
-      <w:r>
-        <w:t>6</w:t>
-      </w:r>
-      <w:r>
-        <w:t>.2 Detalhamento das Páginas</w:t>
+        <w:t>5.6.2 Detalhamento das Páginas</w:t>
       </w:r>
     </w:p>
     <w:p>
@@ -21413,13 +21380,7 @@
         <w:spacing w:line="360" w:lineRule="auto"/>
       </w:pPr>
       <w:r>
-        <w:t>5.</w:t>
-      </w:r>
-      <w:r>
-        <w:t>6</w:t>
-      </w:r>
-      <w:r>
-        <w:t>.2.1 Página [Nº] – [Nome da Página]</w:t>
+        <w:t>5.6.2.1 Página [Nº] – [Nome da Página]</w:t>
       </w:r>
     </w:p>
     <w:p>
@@ -21657,6 +21618,9 @@
       <w:r>
         <w:t>Cadastro de Solicitações Fora do Contrato</w:t>
       </w:r>
+      <w:r>
+        <w:t xml:space="preserve"> (ASQUALOG)</w:t>
+      </w:r>
     </w:p>
     <w:p>
       <w:pPr>
@@ -21671,21 +21635,6 @@
       </w:r>
       <w:r>
         <w:t>.1 Visão Geral do Fluxo</w:t>
-      </w:r>
-    </w:p>
-    <w:p>
-      <w:pPr>
-        <w:spacing w:line="360" w:lineRule="auto"/>
-        <w:ind w:firstLine="709"/>
-        <w:jc w:val="both"/>
-      </w:pPr>
-      <w:r>
-        <w:rPr>
-          <w:i/>
-          <w:iCs/>
-          <w:color w:val="808080"/>
-        </w:rPr>
-        <w:t>[Descreva o objetivo do fluxo, os perfis de usuário envolvidos e o resultado esperado ao final do processo.]</w:t>
       </w:r>
     </w:p>
     <w:p>
@@ -22385,6 +22334,9 @@
       <w:r>
         <w:t>Fluxo da DGER</w:t>
       </w:r>
+      <w:r>
+        <w:t xml:space="preserve"> (DGER)</w:t>
+      </w:r>
     </w:p>
     <w:p>
       <w:pPr>
@@ -22408,12 +22360,7 @@
         <w:jc w:val="both"/>
       </w:pPr>
       <w:r>
-        <w:rPr>
-          <w:i/>
-          <w:iCs/>
-          <w:color w:val="808080"/>
-        </w:rPr>
-        <w:t>[Descreva o objetivo do fluxo, os perfis de usuário envolvidos e o resultado esperado ao final do processo.]</w:t>
+        <w:t>O Fluxo da DGER tem como objetivo permitir que os usuários da DGER realizem a análise técnica e a autorização das solicitações de buffet encaminhadas pela aplicação, constituindo uma das principais etapas do processo de atendimento dos eventos.</w:t>
       </w:r>
     </w:p>
     <w:p>
@@ -22423,7 +22370,7 @@
         <w:jc w:val="both"/>
       </w:pPr>
       <w:r>
-        <w:t>O Fluxo da DGER tem como objetivo permitir que os usuários da DGER realizem a análise técnica e a autorização das solicitações de buffet encaminhadas pela aplicação, constituindo uma das principais etapas do processo de atendimento dos eventos.</w:t>
+        <w:t>Esse fluxo é destinado exclusivamente aos usuários da DGER, responsáveis por avaliar as solicitações antes de seu encaminhamento ao Senac.</w:t>
       </w:r>
     </w:p>
     <w:p>
@@ -22433,21 +22380,7 @@
         <w:jc w:val="both"/>
       </w:pPr>
       <w:r>
-        <w:t>Esse fluxo é destinado exclusivamente aos usuários da DGER, responsáveis por avaliar as solicitações antes de seu encaminhamento ao Senac.</w:t>
-      </w:r>
-    </w:p>
-    <w:p>
-      <w:pPr>
-        <w:spacing w:line="360" w:lineRule="auto"/>
-        <w:ind w:firstLine="709"/>
-        <w:jc w:val="both"/>
-      </w:pPr>
-      <w:r>
-        <w:t xml:space="preserve">Durante o processo, os usuários podem consultar todas as solicitações pendentes de análise, bem como visualizar os respectivos itens de buffet, suas quantidades, especificações, valores e demais informações necessárias para a tomada de decisão. Também é possível </w:t>
-      </w:r>
-      <w:r>
-        <w:lastRenderedPageBreak/>
-        <w:t>consultar os detalhes completos de cada evento, permitindo uma avaliação criteriosa da demanda.</w:t>
+        <w:t>Durante o processo, os usuários podem consultar todas as solicitações pendentes de análise, bem como visualizar os respectivos itens de buffet, suas quantidades, especificações, valores e demais informações necessárias para a tomada de decisão. Também é possível consultar os detalhes completos de cada evento, permitindo uma avaliação criteriosa da demanda.</w:t>
       </w:r>
     </w:p>
     <w:p>
@@ -22946,7 +22879,6 @@
           <w:iCs/>
           <w:color w:val="808080"/>
         </w:rPr>
-        <w:lastRenderedPageBreak/>
         <w:t>[descreva o que esta página faz dentro do fluxo.]</w:t>
       </w:r>
     </w:p>
@@ -23135,6 +23067,9 @@
       <w:r>
         <w:t>Fluxo da ASQUALOG</w:t>
       </w:r>
+      <w:r>
+        <w:t xml:space="preserve"> (ASQUALOG)</w:t>
+      </w:r>
     </w:p>
     <w:p>
       <w:pPr>
@@ -23142,7 +23077,13 @@
         <w:spacing w:line="360" w:lineRule="auto"/>
       </w:pPr>
       <w:r>
-        <w:t>5.1.1 Visão Geral do Fluxo</w:t>
+        <w:t>5.</w:t>
+      </w:r>
+      <w:r>
+        <w:t>9</w:t>
+      </w:r>
+      <w:r>
+        <w:t>.1 Visão Geral do Fluxo</w:t>
       </w:r>
     </w:p>
     <w:p>
@@ -23167,38 +23108,67 @@
         <w:jc w:val="both"/>
       </w:pPr>
       <w:r>
-        <w:t>A Figura 2 apresenta o fluxograma do processo, indicando a sequência de páginas e as decisões tomadas pelo usuário ou pelo sistema.</w:t>
-      </w:r>
-    </w:p>
-    <w:p>
-      <w:pPr>
-        <w:spacing w:after="1440"/>
-      </w:pPr>
-    </w:p>
-    <w:p>
-      <w:pPr>
-        <w:spacing w:before="120" w:after="240"/>
-        <w:jc w:val="center"/>
-      </w:pPr>
-      <w:r>
-        <w:rPr>
-          <w:sz w:val="20"/>
-          <w:szCs w:val="20"/>
-        </w:rPr>
-        <w:t>Figura 2 – Fluxograma do processo [Nome do Fluxo]</w:t>
+        <w:t>O Fluxo da ASQUALOG tem como objetivo permitir que os usuários da ASQUALOG realizem, no Sistema de Buffet, e o acompanhamento operacional das solicitações após seu cadastramento, registrando as informações provenientes das interações com o Senac e garantindo que o sistema reflita fielmente o andamento de cada demanda.</w:t>
+      </w:r>
+    </w:p>
+    <w:p>
+      <w:pPr>
+        <w:spacing w:line="360" w:lineRule="auto"/>
+        <w:ind w:firstLine="709"/>
+        <w:jc w:val="both"/>
+      </w:pPr>
+      <w:r>
+        <w:t xml:space="preserve">Esse fluxo é destinado exclusivamente aos usuários da ASQUALOG, que atuam como intermediários entre o Senado Federal e o Senac. Como o Sistema de Buffet é uma aplicação </w:t>
+      </w:r>
+      <w:r>
+        <w:lastRenderedPageBreak/>
+        <w:t>de uso interno do Senado Federal, os representantes do Senac não possuem acesso direto ao sistema. Dessa forma, todas as informações fornecidas pelo fornecedor são registradas manualmente pelos usuários da ASQUALOG.</w:t>
+      </w:r>
+    </w:p>
+    <w:p>
+      <w:pPr>
+        <w:spacing w:line="360" w:lineRule="auto"/>
+        <w:ind w:firstLine="709"/>
+        <w:jc w:val="both"/>
+      </w:pPr>
+      <w:r>
+        <w:t>Uma das principais etapas desse fluxo ocorre quando uma solicitação é direcionada ao fluxo de exceção, em razão do descumprimento de alguma regra contratual. Nessa situação, o sistema encaminha automaticamente uma mensagem ao Senac solicitando a análise da viabilidade de atendimento. Após o recebimento da resposta do fornecedor, um usuário da ASQUALOG registra no sistema as alterações ou decisões informadas pelo Senac. Caso a demanda seja considerada viável, a solicitação é confirmada e passa a seguir o fluxo padrão da aplicação, sendo encaminhada para análise da DGER.</w:t>
+      </w:r>
+    </w:p>
+    <w:p>
+      <w:pPr>
+        <w:spacing w:line="360" w:lineRule="auto"/>
+        <w:ind w:firstLine="709"/>
+        <w:jc w:val="both"/>
+      </w:pPr>
+      <w:r>
+        <w:t>Após a autorização da DGER, a ASQUALOG também é responsável por encaminhar formalmente a solicitação ao Senac. Essa etapa é realizada por meio de uma funcionalidade da aplicação que envia automaticamente ao fornecedor a autorização emitida pela DGER juntamente com os dados da solicitação.</w:t>
+      </w:r>
+    </w:p>
+    <w:p>
+      <w:pPr>
+        <w:spacing w:line="360" w:lineRule="auto"/>
+        <w:ind w:firstLine="709"/>
+        <w:jc w:val="both"/>
+      </w:pPr>
+      <w:r>
+        <w:t>Mesmo após esse encaminhamento, o acompanhamento da demanda permanece sob responsabilidade da ASQUALOG. À medida que novas informações são recebidas do Senac, como envio e aprovação de cardápios, solicitações de ateste, confirmação de execução do serviço, informações sobre faturamento e demais atualizações operacionais, os usuários registram essas informações na aplicação, mantendo o histórico da solicitação permanentemente atualizado.</w:t>
+      </w:r>
+    </w:p>
+    <w:p>
+      <w:pPr>
+        <w:spacing w:line="360" w:lineRule="auto"/>
+        <w:ind w:firstLine="709"/>
+        <w:jc w:val="both"/>
+      </w:pPr>
+      <w:r>
+        <w:t>Ao final do fluxo, espera-se que todas as informações relativas ao atendimento da solicitação estejam devidamente registradas no sistema, permitindo o acompanhamento completo da execução do serviço e garantindo a rastreabilidade das comunicações realizadas entre o Senado Federal e o Senac.</w:t>
       </w:r>
     </w:p>
     <w:p>
       <w:pPr>
         <w:spacing w:after="240"/>
       </w:pPr>
-      <w:r>
-        <w:rPr>
-          <w:sz w:val="20"/>
-          <w:szCs w:val="20"/>
-        </w:rPr>
-        <w:t>Fonte: elaborado pelo autor (2026).</w:t>
-      </w:r>
     </w:p>
     <w:p>
       <w:pPr>
@@ -23206,7 +23176,13 @@
         <w:spacing w:line="360" w:lineRule="auto"/>
       </w:pPr>
       <w:r>
-        <w:t>5.1.2 Detalhamento das Páginas</w:t>
+        <w:t>5.</w:t>
+      </w:r>
+      <w:r>
+        <w:t>9</w:t>
+      </w:r>
+      <w:r>
+        <w:t>.2 Detalhamento das Páginas</w:t>
       </w:r>
     </w:p>
     <w:p>
@@ -23589,7 +23565,13 @@
         <w:spacing w:line="360" w:lineRule="auto"/>
       </w:pPr>
       <w:r>
-        <w:t>5.1.2.1 Página [Nº] – [Nome da Página]</w:t>
+        <w:t>5.</w:t>
+      </w:r>
+      <w:r>
+        <w:t>9</w:t>
+      </w:r>
+      <w:r>
+        <w:t>.2.1 Página [Nº] – [Nome da Página]</w:t>
       </w:r>
     </w:p>
     <w:p>
@@ -24545,6 +24527,7 @@
       </w:pPr>
       <w:bookmarkStart w:id="28" w:name="_Toc236119076"/>
       <w:r>
+        <w:lastRenderedPageBreak/>
         <w:t>REFERÊNCIAS</w:t>
       </w:r>
       <w:bookmarkEnd w:id="28"/>
@@ -24577,7 +24560,6 @@
           <w:iCs/>
           <w:color w:val="808080"/>
         </w:rPr>
-        <w:lastRenderedPageBreak/>
         <w:t>[Inclua aqui outras referências utilizadas (manuais internos, documentações complementares, artigos técnicos), em ordem alfabética e conforme a NBR 6023.]</w:t>
       </w:r>
     </w:p>
@@ -25941,6 +25923,7 @@
   <w:style w:type="character" w:default="1" w:styleId="Fontepargpadro">
     <w:name w:val="Default Paragraph Font"/>
     <w:uiPriority w:val="1"/>
+    <w:semiHidden/>
     <w:unhideWhenUsed/>
   </w:style>
   <w:style w:type="table" w:default="1" w:styleId="Tabelanormal">

--- a/Buffet - SENAC/Documentação_Técnica_Buffet.docx
+++ b/Buffet - SENAC/Documentação_Técnica_Buffet.docx
@@ -1968,8 +1968,13 @@
       <w:r>
         <w:t xml:space="preserve">Este documento tem como objetivo registrar, de forma técnica e padronizada, as características do sistema </w:t>
       </w:r>
-      <w:r>
-        <w:t>Sistema de Buffet</w:t>
+      <w:proofErr w:type="spellStart"/>
+      <w:r>
+        <w:t>Sistema</w:t>
+      </w:r>
+      <w:proofErr w:type="spellEnd"/>
+      <w:r>
+        <w:t xml:space="preserve"> de Buffet</w:t>
       </w:r>
       <w:r>
         <w:t xml:space="preserve">, desenvolvido na plataforma Oracle APEX no âmbito das atividades de estágio realizadas em </w:t>
@@ -5926,7 +5931,15 @@
               <w:spacing w:line="276" w:lineRule="auto"/>
             </w:pPr>
             <w:r>
-              <w:t>Email(s) do(s) responsável(is).</w:t>
+              <w:t>Email(s) do(s) responsável(</w:t>
+            </w:r>
+            <w:proofErr w:type="spellStart"/>
+            <w:r>
+              <w:t>is</w:t>
+            </w:r>
+            <w:proofErr w:type="spellEnd"/>
+            <w:r>
+              <w:t>).</w:t>
             </w:r>
           </w:p>
         </w:tc>
@@ -6760,7 +6773,15 @@
               <w:spacing w:line="276" w:lineRule="auto"/>
             </w:pPr>
             <w:r>
-              <w:t>Extensão do arquivo do email com o Senac.</w:t>
+              <w:t xml:space="preserve">Extensão do arquivo do </w:t>
+            </w:r>
+            <w:proofErr w:type="spellStart"/>
+            <w:r>
+              <w:t>email</w:t>
+            </w:r>
+            <w:proofErr w:type="spellEnd"/>
+            <w:r>
+              <w:t xml:space="preserve"> com o Senac.</w:t>
             </w:r>
           </w:p>
         </w:tc>
@@ -6879,7 +6900,15 @@
               <w:spacing w:line="276" w:lineRule="auto"/>
             </w:pPr>
             <w:r>
-              <w:t>Nome do arquivo do email com o Senac.</w:t>
+              <w:t xml:space="preserve">Nome do arquivo do </w:t>
+            </w:r>
+            <w:proofErr w:type="spellStart"/>
+            <w:r>
+              <w:t>email</w:t>
+            </w:r>
+            <w:proofErr w:type="spellEnd"/>
+            <w:r>
+              <w:t xml:space="preserve"> com o Senac.</w:t>
             </w:r>
           </w:p>
         </w:tc>
@@ -13100,8 +13129,13 @@
               <w:spacing w:line="276" w:lineRule="auto"/>
             </w:pPr>
             <w:r>
-              <w:t>HOR_INICIO</w:t>
-            </w:r>
+              <w:t>HOR_</w:t>
+            </w:r>
+            <w:proofErr w:type="gramStart"/>
+            <w:r>
+              <w:t>INICIO</w:t>
+            </w:r>
+            <w:proofErr w:type="gramEnd"/>
           </w:p>
         </w:tc>
         <w:tc>
@@ -15754,8 +15788,13 @@
         <w:jc w:val="both"/>
       </w:pPr>
       <w:r>
-        <w:t>PK – BUF_DESCRICAO.id_desc</w:t>
-      </w:r>
+        <w:t xml:space="preserve">PK – </w:t>
+      </w:r>
+      <w:proofErr w:type="spellStart"/>
+      <w:r>
+        <w:t>BUF_DESCRICAO.id_desc</w:t>
+      </w:r>
+      <w:proofErr w:type="spellEnd"/>
     </w:p>
     <w:p>
       <w:pPr>
@@ -15768,8 +15807,13 @@
         <w:jc w:val="both"/>
       </w:pPr>
       <w:r>
-        <w:t>FK – BUF_ESPECIFICACAO.fk_id_desc</w:t>
-      </w:r>
+        <w:t xml:space="preserve">FK – </w:t>
+      </w:r>
+      <w:proofErr w:type="spellStart"/>
+      <w:r>
+        <w:t>BUF_ESPECIFICACAO.fk_id_desc</w:t>
+      </w:r>
+      <w:proofErr w:type="spellEnd"/>
     </w:p>
     <w:p>
       <w:pPr>
@@ -15813,8 +15857,13 @@
         <w:jc w:val="both"/>
       </w:pPr>
       <w:r>
-        <w:t>PK – BUF_SOLICITACAO.id_solicitacao</w:t>
-      </w:r>
+        <w:t xml:space="preserve">PK – </w:t>
+      </w:r>
+      <w:proofErr w:type="spellStart"/>
+      <w:r>
+        <w:t>BUF_SOLICITACAO.id_solicitacao</w:t>
+      </w:r>
+      <w:proofErr w:type="spellEnd"/>
     </w:p>
     <w:p>
       <w:pPr>
@@ -15827,8 +15876,13 @@
         <w:jc w:val="both"/>
       </w:pPr>
       <w:r>
-        <w:t>FK – BUF_ITEM_SOLICITACAO.fk_id_desc</w:t>
-      </w:r>
+        <w:t xml:space="preserve">FK – </w:t>
+      </w:r>
+      <w:proofErr w:type="spellStart"/>
+      <w:r>
+        <w:t>BUF_ITEM_SOLICITACAO.fk_id_desc</w:t>
+      </w:r>
+      <w:proofErr w:type="spellEnd"/>
     </w:p>
     <w:p>
       <w:pPr>
@@ -15872,8 +15926,13 @@
         <w:jc w:val="both"/>
       </w:pPr>
       <w:r>
-        <w:t>PK – BUF_DESCRICAO.id_desc</w:t>
-      </w:r>
+        <w:t xml:space="preserve">PK – </w:t>
+      </w:r>
+      <w:proofErr w:type="spellStart"/>
+      <w:r>
+        <w:t>BUF_DESCRICAO.id_desc</w:t>
+      </w:r>
+      <w:proofErr w:type="spellEnd"/>
     </w:p>
     <w:p>
       <w:pPr>
@@ -15886,8 +15945,13 @@
         <w:jc w:val="both"/>
       </w:pPr>
       <w:r>
-        <w:t>FK – BUF_ITEM_SOLICITACAO.fk_id_desc</w:t>
-      </w:r>
+        <w:t xml:space="preserve">FK – </w:t>
+      </w:r>
+      <w:proofErr w:type="spellStart"/>
+      <w:r>
+        <w:t>BUF_ITEM_SOLICITACAO.fk_id_desc</w:t>
+      </w:r>
+      <w:proofErr w:type="spellEnd"/>
     </w:p>
     <w:p>
       <w:pPr>
@@ -15900,7 +15964,17 @@
         <w:t>Um item de buffet cadastrado pode ser utilizado em diversas solicitações</w:t>
       </w:r>
       <w:r>
-        <w:t>, enquanto cada item solicitado referencia um único item do catálogo de buffet. Esse relacionamento vincula o pedido ao item contratado correspondente.</w:t>
+        <w:t xml:space="preserve">, enquanto cada item solicitado </w:t>
+      </w:r>
+      <w:proofErr w:type="spellStart"/>
+      <w:proofErr w:type="gramStart"/>
+      <w:r>
+        <w:t>referencia</w:t>
+      </w:r>
+      <w:proofErr w:type="spellEnd"/>
+      <w:proofErr w:type="gramEnd"/>
+      <w:r>
+        <w:t xml:space="preserve"> um único item do catálogo de buffet. Esse relacionamento vincula o pedido ao item contratado correspondente.</w:t>
       </w:r>
     </w:p>
     <w:p>
@@ -15935,8 +16009,13 @@
         <w:jc w:val="both"/>
       </w:pPr>
       <w:r>
-        <w:t>PK – BUF_ITEM_SOLICITACAO.id_item</w:t>
-      </w:r>
+        <w:t xml:space="preserve">PK – </w:t>
+      </w:r>
+      <w:proofErr w:type="spellStart"/>
+      <w:r>
+        <w:t>BUF_ITEM_SOLICITACAO.id_item</w:t>
+      </w:r>
+      <w:proofErr w:type="spellEnd"/>
     </w:p>
     <w:p>
       <w:pPr>
@@ -15949,8 +16028,13 @@
         <w:jc w:val="both"/>
       </w:pPr>
       <w:r>
-        <w:t>FK – BUF_HOR_ITEM.fk_id_item</w:t>
-      </w:r>
+        <w:t xml:space="preserve">FK – </w:t>
+      </w:r>
+      <w:proofErr w:type="spellStart"/>
+      <w:r>
+        <w:t>BUF_HOR_ITEM.fk_id_item</w:t>
+      </w:r>
+      <w:proofErr w:type="spellEnd"/>
     </w:p>
     <w:p>
       <w:pPr>
@@ -15994,8 +16078,13 @@
         <w:jc w:val="both"/>
       </w:pPr>
       <w:r>
-        <w:t>PK – BUF_SOLICITACAO.id_solicitacao</w:t>
-      </w:r>
+        <w:t xml:space="preserve">PK – </w:t>
+      </w:r>
+      <w:proofErr w:type="spellStart"/>
+      <w:r>
+        <w:t>BUF_SOLICITACAO.id_solicitacao</w:t>
+      </w:r>
+      <w:proofErr w:type="spellEnd"/>
     </w:p>
     <w:p>
       <w:pPr>
@@ -16008,8 +16097,13 @@
         <w:jc w:val="both"/>
       </w:pPr>
       <w:r>
-        <w:t>FK – BUF_ANEXO.fk_id_solicitacao</w:t>
-      </w:r>
+        <w:t xml:space="preserve">FK – </w:t>
+      </w:r>
+      <w:proofErr w:type="spellStart"/>
+      <w:r>
+        <w:t>BUF_ANEXO.fk_id_solicitacao</w:t>
+      </w:r>
+      <w:proofErr w:type="spellEnd"/>
     </w:p>
     <w:p>
       <w:pPr>
@@ -16053,8 +16147,13 @@
         <w:jc w:val="both"/>
       </w:pPr>
       <w:r>
-        <w:t>PK – BUF_SOLICITACAO_EXT.id_solicitacao_ext</w:t>
-      </w:r>
+        <w:t xml:space="preserve">PK – </w:t>
+      </w:r>
+      <w:proofErr w:type="spellStart"/>
+      <w:r>
+        <w:t>BUF_SOLICITACAO_EXT.id_solicitacao_ext</w:t>
+      </w:r>
+      <w:proofErr w:type="spellEnd"/>
     </w:p>
     <w:p>
       <w:pPr>
@@ -16067,8 +16166,13 @@
         <w:jc w:val="both"/>
       </w:pPr>
       <w:r>
-        <w:t>FK – BUF_ITEM_SOLICITACAO_EXT.fk_id_solicitacao_ext</w:t>
-      </w:r>
+        <w:t xml:space="preserve">FK – </w:t>
+      </w:r>
+      <w:proofErr w:type="spellStart"/>
+      <w:r>
+        <w:t>BUF_ITEM_SOLICITACAO_EXT.fk_id_solicitacao_ext</w:t>
+      </w:r>
+      <w:proofErr w:type="spellEnd"/>
     </w:p>
     <w:p>
       <w:pPr>
@@ -16112,8 +16216,13 @@
         <w:jc w:val="both"/>
       </w:pPr>
       <w:r>
-        <w:t>PK – BUF_DESCRICAO.id_desc</w:t>
-      </w:r>
+        <w:t xml:space="preserve">PK – </w:t>
+      </w:r>
+      <w:proofErr w:type="spellStart"/>
+      <w:r>
+        <w:t>BUF_DESCRICAO.id_desc</w:t>
+      </w:r>
+      <w:proofErr w:type="spellEnd"/>
     </w:p>
     <w:p>
       <w:pPr>
@@ -16126,8 +16235,13 @@
         <w:jc w:val="both"/>
       </w:pPr>
       <w:r>
-        <w:t>FK – BUF_ITEM_SOLICITACAO_EXT.fk_id_desc</w:t>
-      </w:r>
+        <w:t xml:space="preserve">FK – </w:t>
+      </w:r>
+      <w:proofErr w:type="spellStart"/>
+      <w:r>
+        <w:t>BUF_ITEM_SOLICITACAO_EXT.fk_id_desc</w:t>
+      </w:r>
+      <w:proofErr w:type="spellEnd"/>
     </w:p>
     <w:p>
       <w:pPr>
@@ -16136,7 +16250,17 @@
         <w:jc w:val="both"/>
       </w:pPr>
       <w:r>
-        <w:t>Um item de buffet pode ser utilizado em diversos eventos externos, enquanto cada item externo referencia um único item do catálogo de buffet.</w:t>
+        <w:t xml:space="preserve">Um item de buffet pode ser utilizado em diversos eventos externos, enquanto cada item externo </w:t>
+      </w:r>
+      <w:proofErr w:type="spellStart"/>
+      <w:proofErr w:type="gramStart"/>
+      <w:r>
+        <w:t>referencia</w:t>
+      </w:r>
+      <w:proofErr w:type="spellEnd"/>
+      <w:proofErr w:type="gramEnd"/>
+      <w:r>
+        <w:t xml:space="preserve"> um único item do catálogo de buffet.</w:t>
       </w:r>
     </w:p>
     <w:p>
@@ -16172,8 +16296,13 @@
       </w:pPr>
       <w:r>
         <w:lastRenderedPageBreak/>
-        <w:t>PK – BUF_SOLICITACAO.id_solicitacao</w:t>
-      </w:r>
+        <w:t xml:space="preserve">PK – </w:t>
+      </w:r>
+      <w:proofErr w:type="spellStart"/>
+      <w:r>
+        <w:t>BUF_SOLICITACAO.id_solicitacao</w:t>
+      </w:r>
+      <w:proofErr w:type="spellEnd"/>
     </w:p>
     <w:p>
       <w:pPr>
@@ -16186,8 +16315,13 @@
         <w:jc w:val="both"/>
       </w:pPr>
       <w:r>
-        <w:t>FK – BUF_FEEDBACK.fk_id_solicitacao</w:t>
-      </w:r>
+        <w:t xml:space="preserve">FK – </w:t>
+      </w:r>
+      <w:proofErr w:type="spellStart"/>
+      <w:r>
+        <w:t>BUF_FEEDBACK.fk_id_solicitacao</w:t>
+      </w:r>
+      <w:proofErr w:type="spellEnd"/>
     </w:p>
     <w:p>
       <w:pPr>
@@ -16236,8 +16370,13 @@
         <w:jc w:val="both"/>
       </w:pPr>
       <w:r>
-        <w:t>PK – BUF_SOLICITACAO.id_solicitacao</w:t>
-      </w:r>
+        <w:t xml:space="preserve">PK – </w:t>
+      </w:r>
+      <w:proofErr w:type="spellStart"/>
+      <w:r>
+        <w:t>BUF_SOLICITACAO.id_solicitacao</w:t>
+      </w:r>
+      <w:proofErr w:type="spellEnd"/>
     </w:p>
     <w:p>
       <w:pPr>
@@ -16250,8 +16389,13 @@
         <w:jc w:val="both"/>
       </w:pPr>
       <w:r>
-        <w:t>FK – BUF_ITEM_SOLICITACAO_TEMP.fk_id_solicitacao</w:t>
-      </w:r>
+        <w:t xml:space="preserve">FK – </w:t>
+      </w:r>
+      <w:proofErr w:type="spellStart"/>
+      <w:r>
+        <w:t>BUF_ITEM_SOLICITACAO_TEMP.fk_id_solicitacao</w:t>
+      </w:r>
+      <w:proofErr w:type="spellEnd"/>
     </w:p>
     <w:p>
       <w:pPr>
@@ -16295,8 +16439,13 @@
         <w:jc w:val="both"/>
       </w:pPr>
       <w:r>
-        <w:t>PK – BUF_DESCRICAO.id_desc</w:t>
-      </w:r>
+        <w:t xml:space="preserve">PK – </w:t>
+      </w:r>
+      <w:proofErr w:type="spellStart"/>
+      <w:r>
+        <w:t>BUF_DESCRICAO.id_desc</w:t>
+      </w:r>
+      <w:proofErr w:type="spellEnd"/>
     </w:p>
     <w:p>
       <w:pPr>
@@ -16309,8 +16458,13 @@
         <w:jc w:val="both"/>
       </w:pPr>
       <w:r>
-        <w:t>FK – BUF_ITEM_SOLICITACAO_TEMP.fk_id_desc</w:t>
-      </w:r>
+        <w:t xml:space="preserve">FK – </w:t>
+      </w:r>
+      <w:proofErr w:type="spellStart"/>
+      <w:r>
+        <w:t>BUF_ITEM_SOLICITACAO_TEMP.fk_id_desc</w:t>
+      </w:r>
+      <w:proofErr w:type="spellEnd"/>
     </w:p>
     <w:p>
       <w:pPr>
@@ -16319,7 +16473,15 @@
         <w:jc w:val="both"/>
       </w:pPr>
       <w:r>
-        <w:t>Cada registro temporário referencia um item do catálogo de buffet, permitindo armazenar alterações propostas antes da atualização da tabela principal.</w:t>
+        <w:t xml:space="preserve">Cada registro temporário </w:t>
+      </w:r>
+      <w:proofErr w:type="spellStart"/>
+      <w:r>
+        <w:t>referencia</w:t>
+      </w:r>
+      <w:proofErr w:type="spellEnd"/>
+      <w:r>
+        <w:t xml:space="preserve"> um item do catálogo de buffet, permitindo armazenar alterações propostas antes da atualização da tabela principal.</w:t>
       </w:r>
     </w:p>
     <w:p>
@@ -16379,7 +16541,15 @@
       </w:pPr>
       <w:r>
         <w:lastRenderedPageBreak/>
-        <w:t>O Sistema de Buffet utiliza o esquema de autenticação Autenticação Ordens, configurado com o tipo Acesso Social (Social Sign-In) do Oracle APEX.</w:t>
+        <w:t xml:space="preserve">O Sistema de Buffet utiliza o esquema de autenticação </w:t>
+      </w:r>
+      <w:proofErr w:type="spellStart"/>
+      <w:r>
+        <w:t>Autenticação</w:t>
+      </w:r>
+      <w:proofErr w:type="spellEnd"/>
+      <w:r>
+        <w:t xml:space="preserve"> Ordens, configurado com o tipo Acesso Social (Social Sign-In) do Oracle APEX.</w:t>
       </w:r>
     </w:p>
     <w:p>
@@ -16665,8 +16835,13 @@
         <w:spacing w:line="360" w:lineRule="auto"/>
         <w:jc w:val="both"/>
       </w:pPr>
-      <w:r>
-        <w:t>Relatorio (Página 400)</w:t>
+      <w:proofErr w:type="spellStart"/>
+      <w:r>
+        <w:t>Relatorio</w:t>
+      </w:r>
+      <w:proofErr w:type="spellEnd"/>
+      <w:r>
+        <w:t xml:space="preserve"> (Página 400)</w:t>
       </w:r>
     </w:p>
     <w:p>
@@ -16837,7 +17012,15 @@
         <w:t>O Quadro 4 apresenta as principais listas de valores estáticas e dinâmicas utilizadas no sistema.</w:t>
       </w:r>
       <w:r>
-        <w:t xml:space="preserve"> Já que o feedback ainda não está em produção, essas listas de valores não tem utilidade.</w:t>
+        <w:t xml:space="preserve"> Já que o feedback ainda não está em produção, </w:t>
+      </w:r>
+      <w:proofErr w:type="gramStart"/>
+      <w:r>
+        <w:t>essas listas de valores não tem</w:t>
+      </w:r>
+      <w:proofErr w:type="gramEnd"/>
+      <w:r>
+        <w:t xml:space="preserve"> utilidade.</w:t>
       </w:r>
     </w:p>
     <w:p>
@@ -17293,7 +17476,15 @@
         <w:jc w:val="both"/>
       </w:pPr>
       <w:r>
-        <w:t>Já o segundo processo de aplicativo é denominado Carregar_setor e é executado por meio de um processo PL/SQL Before Header, sendo acionado durante o carregamento das páginas da aplicação.</w:t>
+        <w:t xml:space="preserve">Já o segundo processo de aplicativo é denominado </w:t>
+      </w:r>
+      <w:proofErr w:type="spellStart"/>
+      <w:r>
+        <w:t>Carregar_setor</w:t>
+      </w:r>
+      <w:proofErr w:type="spellEnd"/>
+      <w:r>
+        <w:t xml:space="preserve"> e é executado por meio de um processo PL/SQL Before Header, sendo acionado durante o carregamento das páginas da aplicação.</w:t>
       </w:r>
     </w:p>
     <w:p>
@@ -17396,7 +17587,15 @@
         <w:jc w:val="both"/>
       </w:pPr>
       <w:r>
-        <w:t>Já o Item de Aplicativo Setor_Usuario armazena apenas o setor do usuário permitindo que tal informação permaneça disponível durante a sessão da aplicação. Sua principal finalidade é disponibilizar o setor em todas as páginas da aplicação, caso seja necessário para uma consulta.</w:t>
+        <w:t xml:space="preserve">Já o Item de Aplicativo </w:t>
+      </w:r>
+      <w:proofErr w:type="spellStart"/>
+      <w:r>
+        <w:t>Setor_Usuario</w:t>
+      </w:r>
+      <w:proofErr w:type="spellEnd"/>
+      <w:r>
+        <w:t xml:space="preserve"> armazena apenas o setor do usuário permitindo que tal informação permaneça disponível durante a sessão da aplicação. Sua principal finalidade é disponibilizar o setor em todas as páginas da aplicação, caso seja necessário para uma consulta.</w:t>
       </w:r>
     </w:p>
     <w:p>
@@ -18030,7 +18229,15 @@
         <w:jc w:val="both"/>
       </w:pPr>
       <w:r>
-        <w:t>Os usuários da ASQUALOG possuem funcionalidades administrativas adicionais, que permitem cadastrar novos itens de buffet, alterar as informações dos itens existentes e atualizar seus quantitativos. Essa funcionalidades possibilitam o gerenciamento contínuo do contrato, incluindo a realização de aditivos para ajuste das quantidades disponíveis.</w:t>
+        <w:t xml:space="preserve">Os usuários da ASQUALOG possuem funcionalidades administrativas adicionais, que permitem cadastrar novos itens de buffet, alterar as informações dos itens existentes e atualizar seus quantitativos. </w:t>
+      </w:r>
+      <w:proofErr w:type="gramStart"/>
+      <w:r>
+        <w:t>Essa funcionalidades</w:t>
+      </w:r>
+      <w:proofErr w:type="gramEnd"/>
+      <w:r>
+        <w:t xml:space="preserve"> possibilitam o gerenciamento contínuo do contrato, incluindo a realização de aditivos para ajuste das quantidades disponíveis.</w:t>
       </w:r>
     </w:p>
     <w:p>
@@ -18491,7 +18698,25 @@
           <w:iCs/>
           <w:color w:val="808080"/>
         </w:rPr>
-        <w:t>[relatório interativo / formulário / dashboard / wizard / etc.]</w:t>
+        <w:t xml:space="preserve">[relatório interativo / formulário / dashboard / </w:t>
+      </w:r>
+      <w:proofErr w:type="spellStart"/>
+      <w:r>
+        <w:rPr>
+          <w:i/>
+          <w:iCs/>
+          <w:color w:val="808080"/>
+        </w:rPr>
+        <w:t>wizard</w:t>
+      </w:r>
+      <w:proofErr w:type="spellEnd"/>
+      <w:r>
+        <w:rPr>
+          <w:i/>
+          <w:iCs/>
+          <w:color w:val="808080"/>
+        </w:rPr>
+        <w:t xml:space="preserve"> / etc.]</w:t>
       </w:r>
     </w:p>
     <w:p>
@@ -18590,7 +18815,71 @@
           <w:iCs/>
           <w:color w:val="808080"/>
         </w:rPr>
-        <w:t>[descreva validações, computações e processos PL/SQL executados nesta página, incluindo o momento de execução (before header, after submit, etc.).]</w:t>
+        <w:t>[descreva validações, computações e processos PL/SQL executados nesta página, incluindo o momento de execução (</w:t>
+      </w:r>
+      <w:proofErr w:type="spellStart"/>
+      <w:r>
+        <w:rPr>
+          <w:i/>
+          <w:iCs/>
+          <w:color w:val="808080"/>
+        </w:rPr>
+        <w:t>before</w:t>
+      </w:r>
+      <w:proofErr w:type="spellEnd"/>
+      <w:r>
+        <w:rPr>
+          <w:i/>
+          <w:iCs/>
+          <w:color w:val="808080"/>
+        </w:rPr>
+        <w:t xml:space="preserve"> header, </w:t>
+      </w:r>
+      <w:proofErr w:type="spellStart"/>
+      <w:r>
+        <w:rPr>
+          <w:i/>
+          <w:iCs/>
+          <w:color w:val="808080"/>
+        </w:rPr>
+        <w:t>after</w:t>
+      </w:r>
+      <w:proofErr w:type="spellEnd"/>
+      <w:r>
+        <w:rPr>
+          <w:i/>
+          <w:iCs/>
+          <w:color w:val="808080"/>
+        </w:rPr>
+        <w:t xml:space="preserve"> </w:t>
+      </w:r>
+      <w:proofErr w:type="spellStart"/>
+      <w:proofErr w:type="gramStart"/>
+      <w:r>
+        <w:rPr>
+          <w:i/>
+          <w:iCs/>
+          <w:color w:val="808080"/>
+        </w:rPr>
+        <w:t>submit</w:t>
+      </w:r>
+      <w:proofErr w:type="spellEnd"/>
+      <w:r>
+        <w:rPr>
+          <w:i/>
+          <w:iCs/>
+          <w:color w:val="808080"/>
+        </w:rPr>
+        <w:t>, etc.</w:t>
+      </w:r>
+      <w:proofErr w:type="gramEnd"/>
+      <w:r>
+        <w:rPr>
+          <w:i/>
+          <w:iCs/>
+          <w:color w:val="808080"/>
+        </w:rPr>
+        <w:t>).]</w:t>
       </w:r>
     </w:p>
     <w:p>
@@ -18640,7 +18929,43 @@
           <w:iCs/>
           <w:color w:val="808080"/>
         </w:rPr>
-        <w:t>[indique de onde o usuário chega a esta página e para onde é direcionado a seguir (branches), incluindo condições de cada branch.]</w:t>
+        <w:t>[indique de onde o usuário chega a esta página e para onde é direcionado a seguir (</w:t>
+      </w:r>
+      <w:proofErr w:type="spellStart"/>
+      <w:r>
+        <w:rPr>
+          <w:i/>
+          <w:iCs/>
+          <w:color w:val="808080"/>
+        </w:rPr>
+        <w:t>branches</w:t>
+      </w:r>
+      <w:proofErr w:type="spellEnd"/>
+      <w:r>
+        <w:rPr>
+          <w:i/>
+          <w:iCs/>
+          <w:color w:val="808080"/>
+        </w:rPr>
+        <w:t xml:space="preserve">), incluindo condições de cada </w:t>
+      </w:r>
+      <w:proofErr w:type="spellStart"/>
+      <w:r>
+        <w:rPr>
+          <w:i/>
+          <w:iCs/>
+          <w:color w:val="808080"/>
+        </w:rPr>
+        <w:t>branch</w:t>
+      </w:r>
+      <w:proofErr w:type="spellEnd"/>
+      <w:r>
+        <w:rPr>
+          <w:i/>
+          <w:iCs/>
+          <w:color w:val="808080"/>
+        </w:rPr>
+        <w:t>.]</w:t>
       </w:r>
     </w:p>
     <w:p>
@@ -19257,7 +19582,25 @@
           <w:iCs/>
           <w:color w:val="808080"/>
         </w:rPr>
-        <w:t>[relatório interativo / formulário / dashboard / wizard / etc.]</w:t>
+        <w:t xml:space="preserve">[relatório interativo / formulário / dashboard / </w:t>
+      </w:r>
+      <w:proofErr w:type="spellStart"/>
+      <w:r>
+        <w:rPr>
+          <w:i/>
+          <w:iCs/>
+          <w:color w:val="808080"/>
+        </w:rPr>
+        <w:t>wizard</w:t>
+      </w:r>
+      <w:proofErr w:type="spellEnd"/>
+      <w:r>
+        <w:rPr>
+          <w:i/>
+          <w:iCs/>
+          <w:color w:val="808080"/>
+        </w:rPr>
+        <w:t xml:space="preserve"> / etc.]</w:t>
       </w:r>
     </w:p>
     <w:p>
@@ -19356,7 +19699,71 @@
           <w:iCs/>
           <w:color w:val="808080"/>
         </w:rPr>
-        <w:t>[descreva validações, computações e processos PL/SQL executados nesta página, incluindo o momento de execução (before header, after submit, etc.).]</w:t>
+        <w:t>[descreva validações, computações e processos PL/SQL executados nesta página, incluindo o momento de execução (</w:t>
+      </w:r>
+      <w:proofErr w:type="spellStart"/>
+      <w:r>
+        <w:rPr>
+          <w:i/>
+          <w:iCs/>
+          <w:color w:val="808080"/>
+        </w:rPr>
+        <w:t>before</w:t>
+      </w:r>
+      <w:proofErr w:type="spellEnd"/>
+      <w:r>
+        <w:rPr>
+          <w:i/>
+          <w:iCs/>
+          <w:color w:val="808080"/>
+        </w:rPr>
+        <w:t xml:space="preserve"> header, </w:t>
+      </w:r>
+      <w:proofErr w:type="spellStart"/>
+      <w:r>
+        <w:rPr>
+          <w:i/>
+          <w:iCs/>
+          <w:color w:val="808080"/>
+        </w:rPr>
+        <w:t>after</w:t>
+      </w:r>
+      <w:proofErr w:type="spellEnd"/>
+      <w:r>
+        <w:rPr>
+          <w:i/>
+          <w:iCs/>
+          <w:color w:val="808080"/>
+        </w:rPr>
+        <w:t xml:space="preserve"> </w:t>
+      </w:r>
+      <w:proofErr w:type="spellStart"/>
+      <w:proofErr w:type="gramStart"/>
+      <w:r>
+        <w:rPr>
+          <w:i/>
+          <w:iCs/>
+          <w:color w:val="808080"/>
+        </w:rPr>
+        <w:t>submit</w:t>
+      </w:r>
+      <w:proofErr w:type="spellEnd"/>
+      <w:r>
+        <w:rPr>
+          <w:i/>
+          <w:iCs/>
+          <w:color w:val="808080"/>
+        </w:rPr>
+        <w:t>, etc.</w:t>
+      </w:r>
+      <w:proofErr w:type="gramEnd"/>
+      <w:r>
+        <w:rPr>
+          <w:i/>
+          <w:iCs/>
+          <w:color w:val="808080"/>
+        </w:rPr>
+        <w:t>).]</w:t>
       </w:r>
     </w:p>
     <w:p>
@@ -19406,7 +19813,43 @@
           <w:iCs/>
           <w:color w:val="808080"/>
         </w:rPr>
-        <w:t>[indique de onde o usuário chega a esta página e para onde é direcionado a seguir (branches), incluindo condições de cada branch.]</w:t>
+        <w:t>[indique de onde o usuário chega a esta página e para onde é direcionado a seguir (</w:t>
+      </w:r>
+      <w:proofErr w:type="spellStart"/>
+      <w:r>
+        <w:rPr>
+          <w:i/>
+          <w:iCs/>
+          <w:color w:val="808080"/>
+        </w:rPr>
+        <w:t>branches</w:t>
+      </w:r>
+      <w:proofErr w:type="spellEnd"/>
+      <w:r>
+        <w:rPr>
+          <w:i/>
+          <w:iCs/>
+          <w:color w:val="808080"/>
+        </w:rPr>
+        <w:t xml:space="preserve">), incluindo condições de cada </w:t>
+      </w:r>
+      <w:proofErr w:type="spellStart"/>
+      <w:r>
+        <w:rPr>
+          <w:i/>
+          <w:iCs/>
+          <w:color w:val="808080"/>
+        </w:rPr>
+        <w:t>branch</w:t>
+      </w:r>
+      <w:proofErr w:type="spellEnd"/>
+      <w:r>
+        <w:rPr>
+          <w:i/>
+          <w:iCs/>
+          <w:color w:val="808080"/>
+        </w:rPr>
+        <w:t>.]</w:t>
       </w:r>
     </w:p>
     <w:p>
@@ -19990,7 +20433,25 @@
           <w:iCs/>
           <w:color w:val="808080"/>
         </w:rPr>
-        <w:t>[relatório interativo / formulário / dashboard / wizard / etc.]</w:t>
+        <w:t xml:space="preserve">[relatório interativo / formulário / dashboard / </w:t>
+      </w:r>
+      <w:proofErr w:type="spellStart"/>
+      <w:r>
+        <w:rPr>
+          <w:i/>
+          <w:iCs/>
+          <w:color w:val="808080"/>
+        </w:rPr>
+        <w:t>wizard</w:t>
+      </w:r>
+      <w:proofErr w:type="spellEnd"/>
+      <w:r>
+        <w:rPr>
+          <w:i/>
+          <w:iCs/>
+          <w:color w:val="808080"/>
+        </w:rPr>
+        <w:t xml:space="preserve"> / etc.]</w:t>
       </w:r>
     </w:p>
     <w:p>
@@ -20089,7 +20550,71 @@
           <w:iCs/>
           <w:color w:val="808080"/>
         </w:rPr>
-        <w:t>[descreva validações, computações e processos PL/SQL executados nesta página, incluindo o momento de execução (before header, after submit, etc.).]</w:t>
+        <w:t>[descreva validações, computações e processos PL/SQL executados nesta página, incluindo o momento de execução (</w:t>
+      </w:r>
+      <w:proofErr w:type="spellStart"/>
+      <w:r>
+        <w:rPr>
+          <w:i/>
+          <w:iCs/>
+          <w:color w:val="808080"/>
+        </w:rPr>
+        <w:t>before</w:t>
+      </w:r>
+      <w:proofErr w:type="spellEnd"/>
+      <w:r>
+        <w:rPr>
+          <w:i/>
+          <w:iCs/>
+          <w:color w:val="808080"/>
+        </w:rPr>
+        <w:t xml:space="preserve"> header, </w:t>
+      </w:r>
+      <w:proofErr w:type="spellStart"/>
+      <w:r>
+        <w:rPr>
+          <w:i/>
+          <w:iCs/>
+          <w:color w:val="808080"/>
+        </w:rPr>
+        <w:t>after</w:t>
+      </w:r>
+      <w:proofErr w:type="spellEnd"/>
+      <w:r>
+        <w:rPr>
+          <w:i/>
+          <w:iCs/>
+          <w:color w:val="808080"/>
+        </w:rPr>
+        <w:t xml:space="preserve"> </w:t>
+      </w:r>
+      <w:proofErr w:type="spellStart"/>
+      <w:proofErr w:type="gramStart"/>
+      <w:r>
+        <w:rPr>
+          <w:i/>
+          <w:iCs/>
+          <w:color w:val="808080"/>
+        </w:rPr>
+        <w:t>submit</w:t>
+      </w:r>
+      <w:proofErr w:type="spellEnd"/>
+      <w:r>
+        <w:rPr>
+          <w:i/>
+          <w:iCs/>
+          <w:color w:val="808080"/>
+        </w:rPr>
+        <w:t>, etc.</w:t>
+      </w:r>
+      <w:proofErr w:type="gramEnd"/>
+      <w:r>
+        <w:rPr>
+          <w:i/>
+          <w:iCs/>
+          <w:color w:val="808080"/>
+        </w:rPr>
+        <w:t>).]</w:t>
       </w:r>
     </w:p>
     <w:p>
@@ -20139,7 +20664,43 @@
           <w:iCs/>
           <w:color w:val="808080"/>
         </w:rPr>
-        <w:t>[indique de onde o usuário chega a esta página e para onde é direcionado a seguir (branches), incluindo condições de cada branch.]</w:t>
+        <w:t>[indique de onde o usuário chega a esta página e para onde é direcionado a seguir (</w:t>
+      </w:r>
+      <w:proofErr w:type="spellStart"/>
+      <w:r>
+        <w:rPr>
+          <w:i/>
+          <w:iCs/>
+          <w:color w:val="808080"/>
+        </w:rPr>
+        <w:t>branches</w:t>
+      </w:r>
+      <w:proofErr w:type="spellEnd"/>
+      <w:r>
+        <w:rPr>
+          <w:i/>
+          <w:iCs/>
+          <w:color w:val="808080"/>
+        </w:rPr>
+        <w:t xml:space="preserve">), incluindo condições de cada </w:t>
+      </w:r>
+      <w:proofErr w:type="spellStart"/>
+      <w:r>
+        <w:rPr>
+          <w:i/>
+          <w:iCs/>
+          <w:color w:val="808080"/>
+        </w:rPr>
+        <w:t>branch</w:t>
+      </w:r>
+      <w:proofErr w:type="spellEnd"/>
+      <w:r>
+        <w:rPr>
+          <w:i/>
+          <w:iCs/>
+          <w:color w:val="808080"/>
+        </w:rPr>
+        <w:t>.]</w:t>
       </w:r>
     </w:p>
     <w:p>
@@ -20706,7 +21267,25 @@
           <w:iCs/>
           <w:color w:val="808080"/>
         </w:rPr>
-        <w:t>[relatório interativo / formulário / dashboard / wizard / etc.]</w:t>
+        <w:t xml:space="preserve">[relatório interativo / formulário / dashboard / </w:t>
+      </w:r>
+      <w:proofErr w:type="spellStart"/>
+      <w:r>
+        <w:rPr>
+          <w:i/>
+          <w:iCs/>
+          <w:color w:val="808080"/>
+        </w:rPr>
+        <w:t>wizard</w:t>
+      </w:r>
+      <w:proofErr w:type="spellEnd"/>
+      <w:r>
+        <w:rPr>
+          <w:i/>
+          <w:iCs/>
+          <w:color w:val="808080"/>
+        </w:rPr>
+        <w:t xml:space="preserve"> / etc.]</w:t>
       </w:r>
     </w:p>
     <w:p>
@@ -20805,7 +21384,71 @@
           <w:iCs/>
           <w:color w:val="808080"/>
         </w:rPr>
-        <w:t>[descreva validações, computações e processos PL/SQL executados nesta página, incluindo o momento de execução (before header, after submit, etc.).]</w:t>
+        <w:t>[descreva validações, computações e processos PL/SQL executados nesta página, incluindo o momento de execução (</w:t>
+      </w:r>
+      <w:proofErr w:type="spellStart"/>
+      <w:r>
+        <w:rPr>
+          <w:i/>
+          <w:iCs/>
+          <w:color w:val="808080"/>
+        </w:rPr>
+        <w:t>before</w:t>
+      </w:r>
+      <w:proofErr w:type="spellEnd"/>
+      <w:r>
+        <w:rPr>
+          <w:i/>
+          <w:iCs/>
+          <w:color w:val="808080"/>
+        </w:rPr>
+        <w:t xml:space="preserve"> header, </w:t>
+      </w:r>
+      <w:proofErr w:type="spellStart"/>
+      <w:r>
+        <w:rPr>
+          <w:i/>
+          <w:iCs/>
+          <w:color w:val="808080"/>
+        </w:rPr>
+        <w:t>after</w:t>
+      </w:r>
+      <w:proofErr w:type="spellEnd"/>
+      <w:r>
+        <w:rPr>
+          <w:i/>
+          <w:iCs/>
+          <w:color w:val="808080"/>
+        </w:rPr>
+        <w:t xml:space="preserve"> </w:t>
+      </w:r>
+      <w:proofErr w:type="spellStart"/>
+      <w:proofErr w:type="gramStart"/>
+      <w:r>
+        <w:rPr>
+          <w:i/>
+          <w:iCs/>
+          <w:color w:val="808080"/>
+        </w:rPr>
+        <w:t>submit</w:t>
+      </w:r>
+      <w:proofErr w:type="spellEnd"/>
+      <w:r>
+        <w:rPr>
+          <w:i/>
+          <w:iCs/>
+          <w:color w:val="808080"/>
+        </w:rPr>
+        <w:t>, etc.</w:t>
+      </w:r>
+      <w:proofErr w:type="gramEnd"/>
+      <w:r>
+        <w:rPr>
+          <w:i/>
+          <w:iCs/>
+          <w:color w:val="808080"/>
+        </w:rPr>
+        <w:t>).]</w:t>
       </w:r>
     </w:p>
     <w:p>
@@ -20855,7 +21498,43 @@
           <w:iCs/>
           <w:color w:val="808080"/>
         </w:rPr>
-        <w:t>[indique de onde o usuário chega a esta página e para onde é direcionado a seguir (branches), incluindo condições de cada branch.]</w:t>
+        <w:t>[indique de onde o usuário chega a esta página e para onde é direcionado a seguir (</w:t>
+      </w:r>
+      <w:proofErr w:type="spellStart"/>
+      <w:r>
+        <w:rPr>
+          <w:i/>
+          <w:iCs/>
+          <w:color w:val="808080"/>
+        </w:rPr>
+        <w:t>branches</w:t>
+      </w:r>
+      <w:proofErr w:type="spellEnd"/>
+      <w:r>
+        <w:rPr>
+          <w:i/>
+          <w:iCs/>
+          <w:color w:val="808080"/>
+        </w:rPr>
+        <w:t xml:space="preserve">), incluindo condições de cada </w:t>
+      </w:r>
+      <w:proofErr w:type="spellStart"/>
+      <w:r>
+        <w:rPr>
+          <w:i/>
+          <w:iCs/>
+          <w:color w:val="808080"/>
+        </w:rPr>
+        <w:t>branch</w:t>
+      </w:r>
+      <w:proofErr w:type="spellEnd"/>
+      <w:r>
+        <w:rPr>
+          <w:i/>
+          <w:iCs/>
+          <w:color w:val="808080"/>
+        </w:rPr>
+        <w:t>.]</w:t>
       </w:r>
     </w:p>
     <w:p>
@@ -21405,7 +22084,25 @@
           <w:iCs/>
           <w:color w:val="808080"/>
         </w:rPr>
-        <w:t>[relatório interativo / formulário / dashboard / wizard / etc.]</w:t>
+        <w:t xml:space="preserve">[relatório interativo / formulário / dashboard / </w:t>
+      </w:r>
+      <w:proofErr w:type="spellStart"/>
+      <w:r>
+        <w:rPr>
+          <w:i/>
+          <w:iCs/>
+          <w:color w:val="808080"/>
+        </w:rPr>
+        <w:t>wizard</w:t>
+      </w:r>
+      <w:proofErr w:type="spellEnd"/>
+      <w:r>
+        <w:rPr>
+          <w:i/>
+          <w:iCs/>
+          <w:color w:val="808080"/>
+        </w:rPr>
+        <w:t xml:space="preserve"> / etc.]</w:t>
       </w:r>
     </w:p>
     <w:p>
@@ -21504,7 +22201,71 @@
           <w:iCs/>
           <w:color w:val="808080"/>
         </w:rPr>
-        <w:t>[descreva validações, computações e processos PL/SQL executados nesta página, incluindo o momento de execução (before header, after submit, etc.).]</w:t>
+        <w:t>[descreva validações, computações e processos PL/SQL executados nesta página, incluindo o momento de execução (</w:t>
+      </w:r>
+      <w:proofErr w:type="spellStart"/>
+      <w:r>
+        <w:rPr>
+          <w:i/>
+          <w:iCs/>
+          <w:color w:val="808080"/>
+        </w:rPr>
+        <w:t>before</w:t>
+      </w:r>
+      <w:proofErr w:type="spellEnd"/>
+      <w:r>
+        <w:rPr>
+          <w:i/>
+          <w:iCs/>
+          <w:color w:val="808080"/>
+        </w:rPr>
+        <w:t xml:space="preserve"> header, </w:t>
+      </w:r>
+      <w:proofErr w:type="spellStart"/>
+      <w:r>
+        <w:rPr>
+          <w:i/>
+          <w:iCs/>
+          <w:color w:val="808080"/>
+        </w:rPr>
+        <w:t>after</w:t>
+      </w:r>
+      <w:proofErr w:type="spellEnd"/>
+      <w:r>
+        <w:rPr>
+          <w:i/>
+          <w:iCs/>
+          <w:color w:val="808080"/>
+        </w:rPr>
+        <w:t xml:space="preserve"> </w:t>
+      </w:r>
+      <w:proofErr w:type="spellStart"/>
+      <w:proofErr w:type="gramStart"/>
+      <w:r>
+        <w:rPr>
+          <w:i/>
+          <w:iCs/>
+          <w:color w:val="808080"/>
+        </w:rPr>
+        <w:t>submit</w:t>
+      </w:r>
+      <w:proofErr w:type="spellEnd"/>
+      <w:r>
+        <w:rPr>
+          <w:i/>
+          <w:iCs/>
+          <w:color w:val="808080"/>
+        </w:rPr>
+        <w:t>, etc.</w:t>
+      </w:r>
+      <w:proofErr w:type="gramEnd"/>
+      <w:r>
+        <w:rPr>
+          <w:i/>
+          <w:iCs/>
+          <w:color w:val="808080"/>
+        </w:rPr>
+        <w:t>).]</w:t>
       </w:r>
     </w:p>
     <w:p>
@@ -21554,7 +22315,43 @@
           <w:iCs/>
           <w:color w:val="808080"/>
         </w:rPr>
-        <w:t>[indique de onde o usuário chega a esta página e para onde é direcionado a seguir (branches), incluindo condições de cada branch.]</w:t>
+        <w:t>[indique de onde o usuário chega a esta página e para onde é direcionado a seguir (</w:t>
+      </w:r>
+      <w:proofErr w:type="spellStart"/>
+      <w:r>
+        <w:rPr>
+          <w:i/>
+          <w:iCs/>
+          <w:color w:val="808080"/>
+        </w:rPr>
+        <w:t>branches</w:t>
+      </w:r>
+      <w:proofErr w:type="spellEnd"/>
+      <w:r>
+        <w:rPr>
+          <w:i/>
+          <w:iCs/>
+          <w:color w:val="808080"/>
+        </w:rPr>
+        <w:t xml:space="preserve">), incluindo condições de cada </w:t>
+      </w:r>
+      <w:proofErr w:type="spellStart"/>
+      <w:r>
+        <w:rPr>
+          <w:i/>
+          <w:iCs/>
+          <w:color w:val="808080"/>
+        </w:rPr>
+        <w:t>branch</w:t>
+      </w:r>
+      <w:proofErr w:type="spellEnd"/>
+      <w:r>
+        <w:rPr>
+          <w:i/>
+          <w:iCs/>
+          <w:color w:val="808080"/>
+        </w:rPr>
+        <w:t>.]</w:t>
       </w:r>
     </w:p>
     <w:p>
@@ -22121,7 +22918,25 @@
           <w:iCs/>
           <w:color w:val="808080"/>
         </w:rPr>
-        <w:t>[relatório interativo / formulário / dashboard / wizard / etc.]</w:t>
+        <w:t xml:space="preserve">[relatório interativo / formulário / dashboard / </w:t>
+      </w:r>
+      <w:proofErr w:type="spellStart"/>
+      <w:r>
+        <w:rPr>
+          <w:i/>
+          <w:iCs/>
+          <w:color w:val="808080"/>
+        </w:rPr>
+        <w:t>wizard</w:t>
+      </w:r>
+      <w:proofErr w:type="spellEnd"/>
+      <w:r>
+        <w:rPr>
+          <w:i/>
+          <w:iCs/>
+          <w:color w:val="808080"/>
+        </w:rPr>
+        <w:t xml:space="preserve"> / etc.]</w:t>
       </w:r>
     </w:p>
     <w:p>
@@ -22220,7 +23035,71 @@
           <w:iCs/>
           <w:color w:val="808080"/>
         </w:rPr>
-        <w:t>[descreva validações, computações e processos PL/SQL executados nesta página, incluindo o momento de execução (before header, after submit, etc.).]</w:t>
+        <w:t>[descreva validações, computações e processos PL/SQL executados nesta página, incluindo o momento de execução (</w:t>
+      </w:r>
+      <w:proofErr w:type="spellStart"/>
+      <w:r>
+        <w:rPr>
+          <w:i/>
+          <w:iCs/>
+          <w:color w:val="808080"/>
+        </w:rPr>
+        <w:t>before</w:t>
+      </w:r>
+      <w:proofErr w:type="spellEnd"/>
+      <w:r>
+        <w:rPr>
+          <w:i/>
+          <w:iCs/>
+          <w:color w:val="808080"/>
+        </w:rPr>
+        <w:t xml:space="preserve"> header, </w:t>
+      </w:r>
+      <w:proofErr w:type="spellStart"/>
+      <w:r>
+        <w:rPr>
+          <w:i/>
+          <w:iCs/>
+          <w:color w:val="808080"/>
+        </w:rPr>
+        <w:t>after</w:t>
+      </w:r>
+      <w:proofErr w:type="spellEnd"/>
+      <w:r>
+        <w:rPr>
+          <w:i/>
+          <w:iCs/>
+          <w:color w:val="808080"/>
+        </w:rPr>
+        <w:t xml:space="preserve"> </w:t>
+      </w:r>
+      <w:proofErr w:type="spellStart"/>
+      <w:proofErr w:type="gramStart"/>
+      <w:r>
+        <w:rPr>
+          <w:i/>
+          <w:iCs/>
+          <w:color w:val="808080"/>
+        </w:rPr>
+        <w:t>submit</w:t>
+      </w:r>
+      <w:proofErr w:type="spellEnd"/>
+      <w:r>
+        <w:rPr>
+          <w:i/>
+          <w:iCs/>
+          <w:color w:val="808080"/>
+        </w:rPr>
+        <w:t>, etc.</w:t>
+      </w:r>
+      <w:proofErr w:type="gramEnd"/>
+      <w:r>
+        <w:rPr>
+          <w:i/>
+          <w:iCs/>
+          <w:color w:val="808080"/>
+        </w:rPr>
+        <w:t>).]</w:t>
       </w:r>
     </w:p>
     <w:p>
@@ -22270,7 +23149,43 @@
           <w:iCs/>
           <w:color w:val="808080"/>
         </w:rPr>
-        <w:t>[indique de onde o usuário chega a esta página e para onde é direcionado a seguir (branches), incluindo condições de cada branch.]</w:t>
+        <w:t>[indique de onde o usuário chega a esta página e para onde é direcionado a seguir (</w:t>
+      </w:r>
+      <w:proofErr w:type="spellStart"/>
+      <w:r>
+        <w:rPr>
+          <w:i/>
+          <w:iCs/>
+          <w:color w:val="808080"/>
+        </w:rPr>
+        <w:t>branches</w:t>
+      </w:r>
+      <w:proofErr w:type="spellEnd"/>
+      <w:r>
+        <w:rPr>
+          <w:i/>
+          <w:iCs/>
+          <w:color w:val="808080"/>
+        </w:rPr>
+        <w:t xml:space="preserve">), incluindo condições de cada </w:t>
+      </w:r>
+      <w:proofErr w:type="spellStart"/>
+      <w:r>
+        <w:rPr>
+          <w:i/>
+          <w:iCs/>
+          <w:color w:val="808080"/>
+        </w:rPr>
+        <w:t>branch</w:t>
+      </w:r>
+      <w:proofErr w:type="spellEnd"/>
+      <w:r>
+        <w:rPr>
+          <w:i/>
+          <w:iCs/>
+          <w:color w:val="808080"/>
+        </w:rPr>
+        <w:t>.]</w:t>
       </w:r>
     </w:p>
     <w:p>
@@ -22854,7 +23769,25 @@
           <w:iCs/>
           <w:color w:val="808080"/>
         </w:rPr>
-        <w:t>[relatório interativo / formulário / dashboard / wizard / etc.]</w:t>
+        <w:t xml:space="preserve">[relatório interativo / formulário / dashboard / </w:t>
+      </w:r>
+      <w:proofErr w:type="spellStart"/>
+      <w:r>
+        <w:rPr>
+          <w:i/>
+          <w:iCs/>
+          <w:color w:val="808080"/>
+        </w:rPr>
+        <w:t>wizard</w:t>
+      </w:r>
+      <w:proofErr w:type="spellEnd"/>
+      <w:r>
+        <w:rPr>
+          <w:i/>
+          <w:iCs/>
+          <w:color w:val="808080"/>
+        </w:rPr>
+        <w:t xml:space="preserve"> / etc.]</w:t>
       </w:r>
     </w:p>
     <w:p>
@@ -22953,7 +23886,71 @@
           <w:iCs/>
           <w:color w:val="808080"/>
         </w:rPr>
-        <w:t>[descreva validações, computações e processos PL/SQL executados nesta página, incluindo o momento de execução (before header, after submit, etc.).]</w:t>
+        <w:t>[descreva validações, computações e processos PL/SQL executados nesta página, incluindo o momento de execução (</w:t>
+      </w:r>
+      <w:proofErr w:type="spellStart"/>
+      <w:r>
+        <w:rPr>
+          <w:i/>
+          <w:iCs/>
+          <w:color w:val="808080"/>
+        </w:rPr>
+        <w:t>before</w:t>
+      </w:r>
+      <w:proofErr w:type="spellEnd"/>
+      <w:r>
+        <w:rPr>
+          <w:i/>
+          <w:iCs/>
+          <w:color w:val="808080"/>
+        </w:rPr>
+        <w:t xml:space="preserve"> header, </w:t>
+      </w:r>
+      <w:proofErr w:type="spellStart"/>
+      <w:r>
+        <w:rPr>
+          <w:i/>
+          <w:iCs/>
+          <w:color w:val="808080"/>
+        </w:rPr>
+        <w:t>after</w:t>
+      </w:r>
+      <w:proofErr w:type="spellEnd"/>
+      <w:r>
+        <w:rPr>
+          <w:i/>
+          <w:iCs/>
+          <w:color w:val="808080"/>
+        </w:rPr>
+        <w:t xml:space="preserve"> </w:t>
+      </w:r>
+      <w:proofErr w:type="spellStart"/>
+      <w:proofErr w:type="gramStart"/>
+      <w:r>
+        <w:rPr>
+          <w:i/>
+          <w:iCs/>
+          <w:color w:val="808080"/>
+        </w:rPr>
+        <w:t>submit</w:t>
+      </w:r>
+      <w:proofErr w:type="spellEnd"/>
+      <w:r>
+        <w:rPr>
+          <w:i/>
+          <w:iCs/>
+          <w:color w:val="808080"/>
+        </w:rPr>
+        <w:t>, etc.</w:t>
+      </w:r>
+      <w:proofErr w:type="gramEnd"/>
+      <w:r>
+        <w:rPr>
+          <w:i/>
+          <w:iCs/>
+          <w:color w:val="808080"/>
+        </w:rPr>
+        <w:t>).]</w:t>
       </w:r>
     </w:p>
     <w:p>
@@ -23003,7 +24000,43 @@
           <w:iCs/>
           <w:color w:val="808080"/>
         </w:rPr>
-        <w:t>[indique de onde o usuário chega a esta página e para onde é direcionado a seguir (branches), incluindo condições de cada branch.]</w:t>
+        <w:t>[indique de onde o usuário chega a esta página e para onde é direcionado a seguir (</w:t>
+      </w:r>
+      <w:proofErr w:type="spellStart"/>
+      <w:r>
+        <w:rPr>
+          <w:i/>
+          <w:iCs/>
+          <w:color w:val="808080"/>
+        </w:rPr>
+        <w:t>branches</w:t>
+      </w:r>
+      <w:proofErr w:type="spellEnd"/>
+      <w:r>
+        <w:rPr>
+          <w:i/>
+          <w:iCs/>
+          <w:color w:val="808080"/>
+        </w:rPr>
+        <w:t xml:space="preserve">), incluindo condições de cada </w:t>
+      </w:r>
+      <w:proofErr w:type="spellStart"/>
+      <w:r>
+        <w:rPr>
+          <w:i/>
+          <w:iCs/>
+          <w:color w:val="808080"/>
+        </w:rPr>
+        <w:t>branch</w:t>
+      </w:r>
+      <w:proofErr w:type="spellEnd"/>
+      <w:r>
+        <w:rPr>
+          <w:i/>
+          <w:iCs/>
+          <w:color w:val="808080"/>
+        </w:rPr>
+        <w:t>.]</w:t>
       </w:r>
     </w:p>
     <w:p>
@@ -23093,12 +24126,7 @@
         <w:jc w:val="both"/>
       </w:pPr>
       <w:r>
-        <w:rPr>
-          <w:i/>
-          <w:iCs/>
-          <w:color w:val="808080"/>
-        </w:rPr>
-        <w:t>[Descreva o objetivo do fluxo, os perfis de usuário envolvidos e o resultado esperado ao final do processo.]</w:t>
+        <w:t>O Fluxo da ASQUALOG tem como objetivo permitir que os usuários da ASQUALOG realizem, no Sistema de Buffet, e o acompanhamento operacional das solicitações após seu cadastramento, registrando as informações provenientes das interações com o Senac e garantindo que o sistema reflita fielmente o andamento de cada demanda.</w:t>
       </w:r>
     </w:p>
     <w:p>
@@ -23108,21 +24136,7 @@
         <w:jc w:val="both"/>
       </w:pPr>
       <w:r>
-        <w:t>O Fluxo da ASQUALOG tem como objetivo permitir que os usuários da ASQUALOG realizem, no Sistema de Buffet, e o acompanhamento operacional das solicitações após seu cadastramento, registrando as informações provenientes das interações com o Senac e garantindo que o sistema reflita fielmente o andamento de cada demanda.</w:t>
-      </w:r>
-    </w:p>
-    <w:p>
-      <w:pPr>
-        <w:spacing w:line="360" w:lineRule="auto"/>
-        <w:ind w:firstLine="709"/>
-        <w:jc w:val="both"/>
-      </w:pPr>
-      <w:r>
-        <w:t xml:space="preserve">Esse fluxo é destinado exclusivamente aos usuários da ASQUALOG, que atuam como intermediários entre o Senado Federal e o Senac. Como o Sistema de Buffet é uma aplicação </w:t>
-      </w:r>
-      <w:r>
-        <w:lastRenderedPageBreak/>
-        <w:t>de uso interno do Senado Federal, os representantes do Senac não possuem acesso direto ao sistema. Dessa forma, todas as informações fornecidas pelo fornecedor são registradas manualmente pelos usuários da ASQUALOG.</w:t>
+        <w:t>Esse fluxo é destinado exclusivamente aos usuários da ASQUALOG, que atuam como intermediários entre o Senado Federal e o Senac. Como o Sistema de Buffet é uma aplicação de uso interno do Senado Federal, os representantes do Senac não possuem acesso direto ao sistema. Dessa forma, todas as informações fornecidas pelo fornecedor são registradas manualmente pelos usuários da ASQUALOG.</w:t>
       </w:r>
     </w:p>
     <w:p>
@@ -23596,7 +24610,25 @@
           <w:iCs/>
           <w:color w:val="808080"/>
         </w:rPr>
-        <w:t>[relatório interativo / formulário / dashboard / wizard / etc.]</w:t>
+        <w:t xml:space="preserve">[relatório interativo / formulário / dashboard / </w:t>
+      </w:r>
+      <w:proofErr w:type="spellStart"/>
+      <w:r>
+        <w:rPr>
+          <w:i/>
+          <w:iCs/>
+          <w:color w:val="808080"/>
+        </w:rPr>
+        <w:t>wizard</w:t>
+      </w:r>
+      <w:proofErr w:type="spellEnd"/>
+      <w:r>
+        <w:rPr>
+          <w:i/>
+          <w:iCs/>
+          <w:color w:val="808080"/>
+        </w:rPr>
+        <w:t xml:space="preserve"> / etc.]</w:t>
       </w:r>
     </w:p>
     <w:p>
@@ -23695,7 +24727,71 @@
           <w:iCs/>
           <w:color w:val="808080"/>
         </w:rPr>
-        <w:t>[descreva validações, computações e processos PL/SQL executados nesta página, incluindo o momento de execução (before header, after submit, etc.).]</w:t>
+        <w:t>[descreva validações, computações e processos PL/SQL executados nesta página, incluindo o momento de execução (</w:t>
+      </w:r>
+      <w:proofErr w:type="spellStart"/>
+      <w:r>
+        <w:rPr>
+          <w:i/>
+          <w:iCs/>
+          <w:color w:val="808080"/>
+        </w:rPr>
+        <w:t>before</w:t>
+      </w:r>
+      <w:proofErr w:type="spellEnd"/>
+      <w:r>
+        <w:rPr>
+          <w:i/>
+          <w:iCs/>
+          <w:color w:val="808080"/>
+        </w:rPr>
+        <w:t xml:space="preserve"> header, </w:t>
+      </w:r>
+      <w:proofErr w:type="spellStart"/>
+      <w:r>
+        <w:rPr>
+          <w:i/>
+          <w:iCs/>
+          <w:color w:val="808080"/>
+        </w:rPr>
+        <w:t>after</w:t>
+      </w:r>
+      <w:proofErr w:type="spellEnd"/>
+      <w:r>
+        <w:rPr>
+          <w:i/>
+          <w:iCs/>
+          <w:color w:val="808080"/>
+        </w:rPr>
+        <w:t xml:space="preserve"> </w:t>
+      </w:r>
+      <w:proofErr w:type="spellStart"/>
+      <w:proofErr w:type="gramStart"/>
+      <w:r>
+        <w:rPr>
+          <w:i/>
+          <w:iCs/>
+          <w:color w:val="808080"/>
+        </w:rPr>
+        <w:t>submit</w:t>
+      </w:r>
+      <w:proofErr w:type="spellEnd"/>
+      <w:r>
+        <w:rPr>
+          <w:i/>
+          <w:iCs/>
+          <w:color w:val="808080"/>
+        </w:rPr>
+        <w:t>, etc.</w:t>
+      </w:r>
+      <w:proofErr w:type="gramEnd"/>
+      <w:r>
+        <w:rPr>
+          <w:i/>
+          <w:iCs/>
+          <w:color w:val="808080"/>
+        </w:rPr>
+        <w:t>).]</w:t>
       </w:r>
     </w:p>
     <w:p>
@@ -23745,7 +24841,43 @@
           <w:iCs/>
           <w:color w:val="808080"/>
         </w:rPr>
-        <w:t>[indique de onde o usuário chega a esta página e para onde é direcionado a seguir (branches), incluindo condições de cada branch.]</w:t>
+        <w:t>[indique de onde o usuário chega a esta página e para onde é direcionado a seguir (</w:t>
+      </w:r>
+      <w:proofErr w:type="spellStart"/>
+      <w:r>
+        <w:rPr>
+          <w:i/>
+          <w:iCs/>
+          <w:color w:val="808080"/>
+        </w:rPr>
+        <w:t>branches</w:t>
+      </w:r>
+      <w:proofErr w:type="spellEnd"/>
+      <w:r>
+        <w:rPr>
+          <w:i/>
+          <w:iCs/>
+          <w:color w:val="808080"/>
+        </w:rPr>
+        <w:t xml:space="preserve">), incluindo condições de cada </w:t>
+      </w:r>
+      <w:proofErr w:type="spellStart"/>
+      <w:r>
+        <w:rPr>
+          <w:i/>
+          <w:iCs/>
+          <w:color w:val="808080"/>
+        </w:rPr>
+        <w:t>branch</w:t>
+      </w:r>
+      <w:proofErr w:type="spellEnd"/>
+      <w:r>
+        <w:rPr>
+          <w:i/>
+          <w:iCs/>
+          <w:color w:val="808080"/>
+        </w:rPr>
+        <w:t>.]</w:t>
       </w:r>
     </w:p>
     <w:p>
@@ -24285,7 +25417,25 @@
           <w:iCs/>
           <w:color w:val="808080"/>
         </w:rPr>
-        <w:t>[relatório interativo / formulário / dashboard / wizard / etc.]</w:t>
+        <w:t xml:space="preserve">[relatório interativo / formulário / dashboard / </w:t>
+      </w:r>
+      <w:proofErr w:type="spellStart"/>
+      <w:r>
+        <w:rPr>
+          <w:i/>
+          <w:iCs/>
+          <w:color w:val="808080"/>
+        </w:rPr>
+        <w:t>wizard</w:t>
+      </w:r>
+      <w:proofErr w:type="spellEnd"/>
+      <w:r>
+        <w:rPr>
+          <w:i/>
+          <w:iCs/>
+          <w:color w:val="808080"/>
+        </w:rPr>
+        <w:t xml:space="preserve"> / etc.]</w:t>
       </w:r>
     </w:p>
     <w:p>
@@ -24384,7 +25534,71 @@
           <w:iCs/>
           <w:color w:val="808080"/>
         </w:rPr>
-        <w:t>[descreva validações, computações e processos PL/SQL executados nesta página, incluindo o momento de execução (before header, after submit, etc.).]</w:t>
+        <w:t>[descreva validações, computações e processos PL/SQL executados nesta página, incluindo o momento de execução (</w:t>
+      </w:r>
+      <w:proofErr w:type="spellStart"/>
+      <w:r>
+        <w:rPr>
+          <w:i/>
+          <w:iCs/>
+          <w:color w:val="808080"/>
+        </w:rPr>
+        <w:t>before</w:t>
+      </w:r>
+      <w:proofErr w:type="spellEnd"/>
+      <w:r>
+        <w:rPr>
+          <w:i/>
+          <w:iCs/>
+          <w:color w:val="808080"/>
+        </w:rPr>
+        <w:t xml:space="preserve"> header, </w:t>
+      </w:r>
+      <w:proofErr w:type="spellStart"/>
+      <w:r>
+        <w:rPr>
+          <w:i/>
+          <w:iCs/>
+          <w:color w:val="808080"/>
+        </w:rPr>
+        <w:t>after</w:t>
+      </w:r>
+      <w:proofErr w:type="spellEnd"/>
+      <w:r>
+        <w:rPr>
+          <w:i/>
+          <w:iCs/>
+          <w:color w:val="808080"/>
+        </w:rPr>
+        <w:t xml:space="preserve"> </w:t>
+      </w:r>
+      <w:proofErr w:type="spellStart"/>
+      <w:proofErr w:type="gramStart"/>
+      <w:r>
+        <w:rPr>
+          <w:i/>
+          <w:iCs/>
+          <w:color w:val="808080"/>
+        </w:rPr>
+        <w:t>submit</w:t>
+      </w:r>
+      <w:proofErr w:type="spellEnd"/>
+      <w:r>
+        <w:rPr>
+          <w:i/>
+          <w:iCs/>
+          <w:color w:val="808080"/>
+        </w:rPr>
+        <w:t>, etc.</w:t>
+      </w:r>
+      <w:proofErr w:type="gramEnd"/>
+      <w:r>
+        <w:rPr>
+          <w:i/>
+          <w:iCs/>
+          <w:color w:val="808080"/>
+        </w:rPr>
+        <w:t>).]</w:t>
       </w:r>
     </w:p>
     <w:p>
@@ -24434,7 +25648,43 @@
           <w:iCs/>
           <w:color w:val="808080"/>
         </w:rPr>
-        <w:t>[indique de onde o usuário chega a esta página e para onde é direcionado a seguir (branches), incluindo condições de cada branch.]</w:t>
+        <w:t>[indique de onde o usuário chega a esta página e para onde é direcionado a seguir (</w:t>
+      </w:r>
+      <w:proofErr w:type="spellStart"/>
+      <w:r>
+        <w:rPr>
+          <w:i/>
+          <w:iCs/>
+          <w:color w:val="808080"/>
+        </w:rPr>
+        <w:t>branches</w:t>
+      </w:r>
+      <w:proofErr w:type="spellEnd"/>
+      <w:r>
+        <w:rPr>
+          <w:i/>
+          <w:iCs/>
+          <w:color w:val="808080"/>
+        </w:rPr>
+        <w:t xml:space="preserve">), incluindo condições de cada </w:t>
+      </w:r>
+      <w:proofErr w:type="spellStart"/>
+      <w:r>
+        <w:rPr>
+          <w:i/>
+          <w:iCs/>
+          <w:color w:val="808080"/>
+        </w:rPr>
+        <w:t>branch</w:t>
+      </w:r>
+      <w:proofErr w:type="spellEnd"/>
+      <w:r>
+        <w:rPr>
+          <w:i/>
+          <w:iCs/>
+          <w:color w:val="808080"/>
+        </w:rPr>
+        <w:t>.]</w:t>
       </w:r>
     </w:p>
     <w:p>
@@ -24527,17 +25777,25 @@
       </w:pPr>
       <w:bookmarkStart w:id="28" w:name="_Toc236119076"/>
       <w:r>
+        <w:t>REFERÊNCIAS</w:t>
+      </w:r>
+      <w:bookmarkEnd w:id="28"/>
+    </w:p>
+    <w:p>
+      <w:pPr>
+        <w:spacing w:after="200"/>
+      </w:pPr>
+      <w:r>
         <w:lastRenderedPageBreak/>
-        <w:t>REFERÊNCIAS</w:t>
-      </w:r>
-      <w:bookmarkEnd w:id="28"/>
-    </w:p>
-    <w:p>
-      <w:pPr>
-        <w:spacing w:after="200"/>
-      </w:pPr>
-      <w:r>
-        <w:t>ORACLE. Oracle APEX Documentation. Disponível em: https://apex.oracle.com/pls/apex/f?p=44785:1. Acesso em: [data de acesso].</w:t>
+        <w:t xml:space="preserve">ORACLE. Oracle APEX </w:t>
+      </w:r>
+      <w:proofErr w:type="spellStart"/>
+      <w:r>
+        <w:t>Documentation</w:t>
+      </w:r>
+      <w:proofErr w:type="spellEnd"/>
+      <w:r>
+        <w:t>. Disponível em: https://apex.oracle.com/pls/apex/f?p=44785:1. Acesso em: [data de acesso].</w:t>
       </w:r>
     </w:p>
     <w:p>

--- a/Buffet - SENAC/Documentação_Técnica_Buffet.docx
+++ b/Buffet - SENAC/Documentação_Técnica_Buffet.docx
@@ -13129,13 +13129,8 @@
               <w:spacing w:line="276" w:lineRule="auto"/>
             </w:pPr>
             <w:r>
-              <w:t>HOR_</w:t>
-            </w:r>
-            <w:proofErr w:type="gramStart"/>
-            <w:r>
-              <w:t>INICIO</w:t>
-            </w:r>
-            <w:proofErr w:type="gramEnd"/>
+              <w:t>HOR_INICIO</w:t>
+            </w:r>
           </w:p>
         </w:tc>
         <w:tc>
@@ -18229,15 +18224,7 @@
         <w:jc w:val="both"/>
       </w:pPr>
       <w:r>
-        <w:t xml:space="preserve">Os usuários da ASQUALOG possuem funcionalidades administrativas adicionais, que permitem cadastrar novos itens de buffet, alterar as informações dos itens existentes e atualizar seus quantitativos. </w:t>
-      </w:r>
-      <w:proofErr w:type="gramStart"/>
-      <w:r>
-        <w:t>Essa funcionalidades</w:t>
-      </w:r>
-      <w:proofErr w:type="gramEnd"/>
-      <w:r>
-        <w:t xml:space="preserve"> possibilitam o gerenciamento contínuo do contrato, incluindo a realização de aditivos para ajuste das quantidades disponíveis.</w:t>
+        <w:t>Os usuários da ASQUALOG possuem funcionalidades administrativas adicionais, que permitem cadastrar novos itens de buffet, alterar as informações dos itens existentes e atualizar seus quantitativos. Essa funcionalidades possibilitam o gerenciamento contínuo do contrato, incluindo a realização de aditivos para ajuste das quantidades disponíveis.</w:t>
       </w:r>
     </w:p>
     <w:p>
@@ -18452,6 +18439,9 @@
             <w:pPr>
               <w:spacing w:line="276" w:lineRule="auto"/>
             </w:pPr>
+            <w:r>
+              <w:t>1</w:t>
+            </w:r>
           </w:p>
         </w:tc>
         <w:tc>
@@ -18469,6 +18459,9 @@
             <w:pPr>
               <w:spacing w:line="276" w:lineRule="auto"/>
             </w:pPr>
+            <w:r>
+              <w:t>Início</w:t>
+            </w:r>
           </w:p>
         </w:tc>
         <w:tc>
@@ -18486,6 +18479,9 @@
             <w:pPr>
               <w:spacing w:line="276" w:lineRule="auto"/>
             </w:pPr>
+            <w:r>
+              <w:t>Relatório Interativo</w:t>
+            </w:r>
           </w:p>
         </w:tc>
         <w:tc>
@@ -18503,6 +18499,9 @@
             <w:pPr>
               <w:spacing w:line="276" w:lineRule="auto"/>
             </w:pPr>
+            <w:r>
+              <w:t>Mostrar os itens com as quantidades baixas.</w:t>
+            </w:r>
           </w:p>
         </w:tc>
       </w:tr>
@@ -18522,6 +18521,9 @@
             <w:pPr>
               <w:spacing w:line="276" w:lineRule="auto"/>
             </w:pPr>
+            <w:r>
+              <w:t>100</w:t>
+            </w:r>
           </w:p>
         </w:tc>
         <w:tc>
@@ -18539,6 +18541,9 @@
             <w:pPr>
               <w:spacing w:line="276" w:lineRule="auto"/>
             </w:pPr>
+            <w:r>
+              <w:t>Detalhes do Buffet</w:t>
+            </w:r>
           </w:p>
         </w:tc>
         <w:tc>
@@ -18556,6 +18561,9 @@
             <w:pPr>
               <w:spacing w:line="276" w:lineRule="auto"/>
             </w:pPr>
+            <w:r>
+              <w:t>Relatório Interativo</w:t>
+            </w:r>
           </w:p>
         </w:tc>
         <w:tc>
@@ -18573,6 +18581,9 @@
             <w:pPr>
               <w:spacing w:line="276" w:lineRule="auto"/>
             </w:pPr>
+            <w:r>
+              <w:t>Mostrar todos os itens de buffet e seus detalhes</w:t>
+            </w:r>
           </w:p>
         </w:tc>
       </w:tr>
@@ -18592,6 +18603,9 @@
             <w:pPr>
               <w:spacing w:line="276" w:lineRule="auto"/>
             </w:pPr>
+            <w:r>
+              <w:t>170</w:t>
+            </w:r>
           </w:p>
         </w:tc>
         <w:tc>
@@ -18609,6 +18623,9 @@
             <w:pPr>
               <w:spacing w:line="276" w:lineRule="auto"/>
             </w:pPr>
+            <w:r>
+              <w:t>Detalhes do Buffet – Editar</w:t>
+            </w:r>
           </w:p>
         </w:tc>
         <w:tc>
@@ -18626,6 +18643,9 @@
             <w:pPr>
               <w:spacing w:line="276" w:lineRule="auto"/>
             </w:pPr>
+            <w:r>
+              <w:t>Formulário</w:t>
+            </w:r>
           </w:p>
         </w:tc>
         <w:tc>
@@ -18643,6 +18663,176 @@
             <w:pPr>
               <w:spacing w:line="276" w:lineRule="auto"/>
             </w:pPr>
+            <w:r>
+              <w:t>Alterar detalhes de um item do buffet</w:t>
+            </w:r>
+            <w:r>
+              <w:t xml:space="preserve"> ou deletá-lo.</w:t>
+            </w:r>
+          </w:p>
+        </w:tc>
+      </w:tr>
+      <w:tr>
+        <w:tc>
+          <w:tcPr>
+            <w:tcW w:w="1400" w:type="dxa"/>
+            <w:tcMar>
+              <w:top w:w="80" w:type="dxa"/>
+              <w:left w:w="100" w:type="dxa"/>
+              <w:bottom w:w="80" w:type="dxa"/>
+              <w:right w:w="100" w:type="dxa"/>
+            </w:tcMar>
+            <w:vAlign w:val="center"/>
+          </w:tcPr>
+          <w:p>
+            <w:pPr>
+              <w:spacing w:line="276" w:lineRule="auto"/>
+            </w:pPr>
+            <w:r>
+              <w:t>171</w:t>
+            </w:r>
+          </w:p>
+        </w:tc>
+        <w:tc>
+          <w:tcPr>
+            <w:tcW w:w="2800" w:type="dxa"/>
+            <w:tcMar>
+              <w:top w:w="80" w:type="dxa"/>
+              <w:left w:w="100" w:type="dxa"/>
+              <w:bottom w:w="80" w:type="dxa"/>
+              <w:right w:w="100" w:type="dxa"/>
+            </w:tcMar>
+            <w:vAlign w:val="center"/>
+          </w:tcPr>
+          <w:p>
+            <w:pPr>
+              <w:spacing w:line="276" w:lineRule="auto"/>
+            </w:pPr>
+            <w:r>
+              <w:t>Detalhes do Buffet – Adicionar</w:t>
+            </w:r>
+          </w:p>
+        </w:tc>
+        <w:tc>
+          <w:tcPr>
+            <w:tcW w:w="2200" w:type="dxa"/>
+            <w:tcMar>
+              <w:top w:w="80" w:type="dxa"/>
+              <w:left w:w="100" w:type="dxa"/>
+              <w:bottom w:w="80" w:type="dxa"/>
+              <w:right w:w="100" w:type="dxa"/>
+            </w:tcMar>
+            <w:vAlign w:val="center"/>
+          </w:tcPr>
+          <w:p>
+            <w:pPr>
+              <w:spacing w:line="276" w:lineRule="auto"/>
+            </w:pPr>
+            <w:r>
+              <w:t>Formulário</w:t>
+            </w:r>
+          </w:p>
+        </w:tc>
+        <w:tc>
+          <w:tcPr>
+            <w:tcW w:w="2600" w:type="dxa"/>
+            <w:tcMar>
+              <w:top w:w="80" w:type="dxa"/>
+              <w:left w:w="100" w:type="dxa"/>
+              <w:bottom w:w="80" w:type="dxa"/>
+              <w:right w:w="100" w:type="dxa"/>
+            </w:tcMar>
+            <w:vAlign w:val="center"/>
+          </w:tcPr>
+          <w:p>
+            <w:pPr>
+              <w:spacing w:line="276" w:lineRule="auto"/>
+            </w:pPr>
+            <w:r>
+              <w:t>Adicionar um novo item de buffet.</w:t>
+            </w:r>
+          </w:p>
+        </w:tc>
+      </w:tr>
+      <w:tr>
+        <w:tc>
+          <w:tcPr>
+            <w:tcW w:w="1400" w:type="dxa"/>
+            <w:tcMar>
+              <w:top w:w="80" w:type="dxa"/>
+              <w:left w:w="100" w:type="dxa"/>
+              <w:bottom w:w="80" w:type="dxa"/>
+              <w:right w:w="100" w:type="dxa"/>
+            </w:tcMar>
+            <w:vAlign w:val="center"/>
+          </w:tcPr>
+          <w:p>
+            <w:pPr>
+              <w:spacing w:line="276" w:lineRule="auto"/>
+            </w:pPr>
+            <w:r>
+              <w:t>900</w:t>
+            </w:r>
+          </w:p>
+        </w:tc>
+        <w:tc>
+          <w:tcPr>
+            <w:tcW w:w="2800" w:type="dxa"/>
+            <w:tcMar>
+              <w:top w:w="80" w:type="dxa"/>
+              <w:left w:w="100" w:type="dxa"/>
+              <w:bottom w:w="80" w:type="dxa"/>
+              <w:right w:w="100" w:type="dxa"/>
+            </w:tcMar>
+            <w:vAlign w:val="center"/>
+          </w:tcPr>
+          <w:p>
+            <w:pPr>
+              <w:spacing w:line="276" w:lineRule="auto"/>
+            </w:pPr>
+            <w:r>
+              <w:t>Aditivo do Buffet</w:t>
+            </w:r>
+          </w:p>
+        </w:tc>
+        <w:tc>
+          <w:tcPr>
+            <w:tcW w:w="2200" w:type="dxa"/>
+            <w:tcMar>
+              <w:top w:w="80" w:type="dxa"/>
+              <w:left w:w="100" w:type="dxa"/>
+              <w:bottom w:w="80" w:type="dxa"/>
+              <w:right w:w="100" w:type="dxa"/>
+            </w:tcMar>
+            <w:vAlign w:val="center"/>
+          </w:tcPr>
+          <w:p>
+            <w:pPr>
+              <w:spacing w:line="276" w:lineRule="auto"/>
+            </w:pPr>
+            <w:r>
+              <w:t>Relatório Interativo</w:t>
+            </w:r>
+          </w:p>
+        </w:tc>
+        <w:tc>
+          <w:tcPr>
+            <w:tcW w:w="2600" w:type="dxa"/>
+            <w:tcMar>
+              <w:top w:w="80" w:type="dxa"/>
+              <w:left w:w="100" w:type="dxa"/>
+              <w:bottom w:w="80" w:type="dxa"/>
+              <w:right w:w="100" w:type="dxa"/>
+            </w:tcMar>
+            <w:vAlign w:val="center"/>
+          </w:tcPr>
+          <w:p>
+            <w:pPr>
+              <w:spacing w:line="276" w:lineRule="auto"/>
+            </w:pPr>
+            <w:r>
+              <w:t>Alterar as quantidades dos itens de buffet.</w:t>
+            </w:r>
           </w:p>
         </w:tc>
       </w:tr>
@@ -18672,9 +18862,18 @@
         <w:t>2</w:t>
       </w:r>
       <w:r>
-        <w:t>.2.1 Página [Nº] – [Nome da Página]</w:t>
+        <w:t xml:space="preserve">.2.1 Página </w:t>
+      </w:r>
+      <w:r>
+        <w:t>1</w:t>
+      </w:r>
+      <w:r>
+        <w:t xml:space="preserve"> – </w:t>
       </w:r>
       <w:bookmarkEnd w:id="26"/>
+      <w:r>
+        <w:t>Início</w:t>
+      </w:r>
     </w:p>
     <w:p>
       <w:pPr>
@@ -18685,6 +18884,9 @@
       <w:r>
         <w:t xml:space="preserve">Tipo de página: </w:t>
       </w:r>
+      <w:r>
+        <w:t>Relatório Interativo e Região Estática</w:t>
+      </w:r>
     </w:p>
     <w:p>
       <w:pPr>
@@ -18693,31 +18895,699 @@
         <w:jc w:val="both"/>
       </w:pPr>
       <w:r>
+        <w:t xml:space="preserve">Objetivo da página: </w:t>
+      </w:r>
+    </w:p>
+    <w:p>
+      <w:pPr>
+        <w:spacing w:line="360" w:lineRule="auto"/>
+        <w:ind w:left="1414"/>
+        <w:jc w:val="both"/>
+      </w:pPr>
+      <w:r>
+        <w:t xml:space="preserve">A </w:t>
+      </w:r>
+      <w:r>
+        <w:t>Página 1 constitui a página inicial do Sistema de Buffet e funciona como o principal ponto de acesso às funcionalidades da aplicação.</w:t>
+      </w:r>
+    </w:p>
+    <w:p>
+      <w:pPr>
+        <w:spacing w:line="360" w:lineRule="auto"/>
+        <w:ind w:left="1414"/>
+        <w:jc w:val="both"/>
+      </w:pPr>
+      <w:r>
+        <w:t>A página disponibiliza, por meio de uma interface baseada em ícones, o acesso aos diferentes módulos do sistema, permitindo que cada usuário visualize apenas as funcionalidades compatíveis com suas permissões. Também é disponibilizada uma barra de pesquisa que facilita a localização dessas funcionalidades e um mecanismo para exibir temporariamente todas as opções de navegação, inclusive aquelas às quais o usuário não possui acesso.</w:t>
+      </w:r>
+    </w:p>
+    <w:p>
+      <w:pPr>
+        <w:spacing w:line="360" w:lineRule="auto"/>
+        <w:ind w:left="1414"/>
+        <w:jc w:val="both"/>
+      </w:pPr>
+      <w:r>
+        <w:t>Além da navegação, a página apresenta, exclusivamente para os usuários da ASQUALOG, um Relatório Interativo contendo os itens de buffet cuja quantidade disponível é inferior a 40% da quantidade originalmente prevista em contrato. Essa funcionalidade permite o acompanhamento do consumo dos recursos contratuais e possibilita o acesso à funcionalidade de realização de aditivos para atualização dos quantitativos.</w:t>
+      </w:r>
+    </w:p>
+    <w:p>
+      <w:pPr>
+        <w:spacing w:line="360" w:lineRule="auto"/>
+        <w:ind w:firstLine="709"/>
+        <w:jc w:val="both"/>
+      </w:pPr>
+      <w:r>
+        <w:t xml:space="preserve">Componentes principais: </w:t>
+      </w:r>
+    </w:p>
+    <w:p>
+      <w:pPr>
+        <w:pStyle w:val="PargrafodaLista"/>
+        <w:numPr>
+          <w:ilvl w:val="2"/>
+          <w:numId w:val="9"/>
+        </w:numPr>
+        <w:spacing w:line="360" w:lineRule="auto"/>
+      </w:pPr>
+      <w:r>
+        <w:t>Regions: [listar regiões principais e seu conteúdo];</w:t>
+      </w:r>
+    </w:p>
+    <w:p>
+      <w:pPr>
+        <w:pStyle w:val="PargrafodaLista"/>
+        <w:numPr>
+          <w:ilvl w:val="3"/>
+          <w:numId w:val="9"/>
+        </w:numPr>
+        <w:spacing w:line="360" w:lineRule="auto"/>
+      </w:pPr>
+      <w:r>
+        <w:t>Barra de Pesquisas (Conteúdo Estático) – Usa um HTML e CSS para montar uma espécie de barra de pesquisa e o botão do olho e funciona a partir do JS da página.</w:t>
+      </w:r>
+    </w:p>
+    <w:p>
+      <w:pPr>
+        <w:pStyle w:val="PargrafodaLista"/>
+        <w:numPr>
+          <w:ilvl w:val="3"/>
+          <w:numId w:val="9"/>
+        </w:numPr>
+        <w:spacing w:line="360" w:lineRule="auto"/>
+      </w:pPr>
+      <w:r>
+        <w:t>Itens de Contrato com Baixa Quantidade (Relatório Interativo) – Mostra, apenas para os usuários da ASQUALOG, os itens com quantidade baixa.</w:t>
+      </w:r>
+    </w:p>
+    <w:p>
+      <w:pPr>
+        <w:pStyle w:val="PargrafodaLista"/>
+        <w:numPr>
+          <w:ilvl w:val="3"/>
+          <w:numId w:val="9"/>
+        </w:numPr>
+        <w:spacing w:line="360" w:lineRule="auto"/>
+      </w:pPr>
+      <w:r>
+        <w:t>Ícones (Conteúdo Estático) – Usa HTML e CSS para montar os ícones que possuem âncoras para as páginas</w:t>
+      </w:r>
+      <w:r>
+        <w:t>, além de um JS que chama os processos AJAX para mostrar os índices de alguns ícones.</w:t>
+      </w:r>
+    </w:p>
+    <w:p>
+      <w:pPr>
+        <w:pStyle w:val="PargrafodaLista"/>
+        <w:numPr>
+          <w:ilvl w:val="3"/>
+          <w:numId w:val="9"/>
+        </w:numPr>
+        <w:spacing w:line="360" w:lineRule="auto"/>
+      </w:pPr>
+      <w:r>
+        <w:t>Alerta (Conteúdo Estático) – Mostra, apenas para os usuários não autorizados, uma mensagem de alerta utilizando HTML e CSS.</w:t>
+      </w:r>
+    </w:p>
+    <w:p>
+      <w:pPr>
+        <w:pStyle w:val="PargrafodaLista"/>
+        <w:numPr>
+          <w:ilvl w:val="2"/>
+          <w:numId w:val="9"/>
+        </w:numPr>
+        <w:spacing w:line="360" w:lineRule="auto"/>
+      </w:pPr>
+      <w:r>
+        <w:t>Itens de destaque: [campos/itens relevantes para o usuário];</w:t>
+      </w:r>
+    </w:p>
+    <w:p>
+      <w:pPr>
+        <w:pStyle w:val="PargrafodaLista"/>
+        <w:numPr>
+          <w:ilvl w:val="3"/>
+          <w:numId w:val="9"/>
+        </w:numPr>
+        <w:spacing w:line="360" w:lineRule="auto"/>
+      </w:pPr>
+      <w:r>
+        <w:t>P1_ASQUALOG (Oculto) – Captura o setor do usuário usando uma query, mas poderia utilizar o item de aplicativo SETOR_USUARIO.</w:t>
+      </w:r>
+    </w:p>
+    <w:p>
+      <w:pPr>
+        <w:pStyle w:val="PargrafodaLista"/>
+        <w:numPr>
+          <w:ilvl w:val="3"/>
+          <w:numId w:val="9"/>
+        </w:numPr>
+        <w:spacing w:line="360" w:lineRule="auto"/>
+      </w:pPr>
+      <w:r>
+        <w:t>P1_SETOR_PERMITIR (Oculto) – Captura todos os setores permitidos a usar o sistema e confere se o setor do usuário (P1_ASQUALOG) está incluso.</w:t>
+      </w:r>
+    </w:p>
+    <w:p>
+      <w:pPr>
+        <w:pStyle w:val="PargrafodaLista"/>
+        <w:numPr>
+          <w:ilvl w:val="2"/>
+          <w:numId w:val="9"/>
+        </w:numPr>
+        <w:spacing w:line="360" w:lineRule="auto"/>
+      </w:pPr>
+      <w:r>
+        <w:t>Botões e ações: [nome do botão → ação executada].</w:t>
+      </w:r>
+    </w:p>
+    <w:p>
+      <w:pPr>
+        <w:pStyle w:val="PargrafodaLista"/>
+        <w:numPr>
+          <w:ilvl w:val="3"/>
+          <w:numId w:val="9"/>
+        </w:numPr>
+        <w:spacing w:line="360" w:lineRule="auto"/>
+      </w:pPr>
+      <w:r>
+        <w:t>‘Olho’ (Barra de Pesquisas) – Roda o JS da página para mostrar/ocultar os ícones que o usuário não tem permissão, da mesma forma que na Central de Serviços.</w:t>
+      </w:r>
+    </w:p>
+    <w:p>
+      <w:pPr>
+        <w:pStyle w:val="PargrafodaLista"/>
+        <w:numPr>
+          <w:ilvl w:val="3"/>
+          <w:numId w:val="9"/>
+        </w:numPr>
+        <w:spacing w:line="360" w:lineRule="auto"/>
+      </w:pPr>
+      <w:proofErr w:type="spellStart"/>
+      <w:r>
+        <w:t>Fazer_Aditivo</w:t>
+      </w:r>
+      <w:proofErr w:type="spellEnd"/>
+      <w:r>
+        <w:t xml:space="preserve"> (Itens do Contrato...) – Redireciona o usuário para a página 900, que permite o usuário a alterar as quantidades.</w:t>
+      </w:r>
+    </w:p>
+    <w:p>
+      <w:pPr>
+        <w:pStyle w:val="PargrafodaLista"/>
+        <w:spacing w:line="360" w:lineRule="auto"/>
+        <w:ind w:left="1440"/>
+      </w:pPr>
+    </w:p>
+    <w:p>
+      <w:pPr>
+        <w:spacing w:line="360" w:lineRule="auto"/>
+        <w:ind w:firstLine="709"/>
+        <w:jc w:val="both"/>
+      </w:pPr>
+      <w:r>
+        <w:t xml:space="preserve">Processos de página: </w:t>
+      </w:r>
+    </w:p>
+    <w:p>
+      <w:pPr>
+        <w:pStyle w:val="PargrafodaLista"/>
+        <w:numPr>
+          <w:ilvl w:val="2"/>
+          <w:numId w:val="10"/>
+        </w:numPr>
+        <w:spacing w:line="360" w:lineRule="auto"/>
+        <w:jc w:val="both"/>
+      </w:pPr>
+      <w:r>
+        <w:t xml:space="preserve">GET_QTDE_PENDENTES (Ajax </w:t>
+      </w:r>
+      <w:proofErr w:type="spellStart"/>
+      <w:r>
+        <w:t>Callback</w:t>
+      </w:r>
+      <w:proofErr w:type="spellEnd"/>
+      <w:r>
+        <w:t xml:space="preserve">) – Captura a quantidade de solicitações/eventos que a DGER tem que analisar. </w:t>
+      </w:r>
+    </w:p>
+    <w:p>
+      <w:pPr>
+        <w:pStyle w:val="PargrafodaLista"/>
+        <w:numPr>
+          <w:ilvl w:val="2"/>
+          <w:numId w:val="10"/>
+        </w:numPr>
+        <w:spacing w:line="360" w:lineRule="auto"/>
+        <w:jc w:val="both"/>
+      </w:pPr>
+      <w:r>
+        <w:t xml:space="preserve">GET_QTDE_PENDENTES_SENAC </w:t>
+      </w:r>
+      <w:r>
+        <w:t xml:space="preserve">(Ajax </w:t>
+      </w:r>
+      <w:proofErr w:type="spellStart"/>
+      <w:r>
+        <w:t>Callback</w:t>
+      </w:r>
+      <w:proofErr w:type="spellEnd"/>
+      <w:r>
+        <w:t xml:space="preserve">) </w:t>
+      </w:r>
+      <w:r>
+        <w:t xml:space="preserve">– Captura a quantidade de solicitações/eventos que </w:t>
+      </w:r>
+      <w:r>
+        <w:t>a ASQUALOG tem que enviar ao Senac.</w:t>
+      </w:r>
+    </w:p>
+    <w:p>
+      <w:pPr>
+        <w:pStyle w:val="PargrafodaLista"/>
+        <w:numPr>
+          <w:ilvl w:val="2"/>
+          <w:numId w:val="10"/>
+        </w:numPr>
+        <w:spacing w:line="360" w:lineRule="auto"/>
+        <w:jc w:val="both"/>
+      </w:pPr>
+      <w:r>
+        <w:t xml:space="preserve">GET_QTDE_EXCECAO_SENAC </w:t>
+      </w:r>
+      <w:r>
+        <w:t xml:space="preserve">(Ajax </w:t>
+      </w:r>
+      <w:proofErr w:type="spellStart"/>
+      <w:r>
+        <w:t>Callback</w:t>
+      </w:r>
+      <w:proofErr w:type="spellEnd"/>
+      <w:r>
+        <w:t xml:space="preserve">) </w:t>
+      </w:r>
+      <w:r>
+        <w:t>– Captura a quantidade de solicitações/eventos que estão no início do fluxo de exceção, que a ASQUALOG tem que pegar a resposta do Senac e colocar no sistema.</w:t>
+      </w:r>
+    </w:p>
+    <w:p>
+      <w:pPr>
+        <w:pStyle w:val="PargrafodaLista"/>
+        <w:numPr>
+          <w:ilvl w:val="2"/>
+          <w:numId w:val="10"/>
+        </w:numPr>
+        <w:spacing w:line="360" w:lineRule="auto"/>
+        <w:jc w:val="both"/>
+      </w:pPr>
+      <w:r>
+        <w:t xml:space="preserve">GET_QTDE_SIGAD </w:t>
+      </w:r>
+      <w:r>
+        <w:t xml:space="preserve">(Ajax </w:t>
+      </w:r>
+      <w:proofErr w:type="spellStart"/>
+      <w:r>
+        <w:t>Callback</w:t>
+      </w:r>
+      <w:proofErr w:type="spellEnd"/>
+      <w:r>
+        <w:t xml:space="preserve">) </w:t>
+      </w:r>
+      <w:r>
+        <w:t>– Captura a quantidade de solicitações/eventos que vieram do SIGAD e a ASQUALOG tem que anexar a autorização da DGER.</w:t>
+      </w:r>
+    </w:p>
+    <w:p>
+      <w:pPr>
+        <w:pStyle w:val="PargrafodaLista"/>
+        <w:spacing w:line="360" w:lineRule="auto"/>
+        <w:ind w:left="1080"/>
+        <w:jc w:val="both"/>
+      </w:pPr>
+    </w:p>
+    <w:p>
+      <w:pPr>
+        <w:spacing w:line="360" w:lineRule="auto"/>
+        <w:ind w:firstLine="709"/>
+        <w:jc w:val="both"/>
+      </w:pPr>
+      <w:r>
+        <w:t xml:space="preserve">Dynamic Actions relevantes: </w:t>
+      </w:r>
+    </w:p>
+    <w:p>
+      <w:pPr>
+        <w:pStyle w:val="PargrafodaLista"/>
+        <w:numPr>
+          <w:ilvl w:val="2"/>
+          <w:numId w:val="11"/>
+        </w:numPr>
+        <w:spacing w:line="360" w:lineRule="auto"/>
+        <w:jc w:val="both"/>
+      </w:pPr>
+      <w:r>
+        <w:t>Remover Pendentes (Carregamento da Página) – Roda dois códigos PL/SQL e um código JS.</w:t>
+      </w:r>
+    </w:p>
+    <w:p>
+      <w:pPr>
+        <w:pStyle w:val="PargrafodaLista"/>
+        <w:numPr>
+          <w:ilvl w:val="3"/>
+          <w:numId w:val="11"/>
+        </w:numPr>
+        <w:spacing w:line="360" w:lineRule="auto"/>
+        <w:jc w:val="both"/>
+      </w:pPr>
+      <w:r>
+        <w:t>PL/SQL - Deleta as solicitações/eventos que foram criados ontem, mas que o solicitante não concluiu seu cadastro.</w:t>
+      </w:r>
+    </w:p>
+    <w:p>
+      <w:pPr>
+        <w:pStyle w:val="PargrafodaLista"/>
+        <w:numPr>
+          <w:ilvl w:val="3"/>
+          <w:numId w:val="11"/>
+        </w:numPr>
+        <w:spacing w:line="360" w:lineRule="auto"/>
+        <w:jc w:val="both"/>
+      </w:pPr>
+      <w:r>
+        <w:t>JS – Oculta ou exibe a região de alerta baseado no valor do item de verificação de setor P1_SETOR_PERMITIR.</w:t>
+      </w:r>
+    </w:p>
+    <w:p>
+      <w:pPr>
+        <w:pStyle w:val="PargrafodaLista"/>
+        <w:numPr>
+          <w:ilvl w:val="3"/>
+          <w:numId w:val="11"/>
+        </w:numPr>
+        <w:spacing w:line="360" w:lineRule="auto"/>
+        <w:jc w:val="both"/>
+      </w:pPr>
+      <w:r>
+        <w:t>PL/SQL – Deleta as solicitações/eventos que foram criados ontem, mas que não tem nenhum item de buffet associado.</w:t>
+      </w:r>
+    </w:p>
+    <w:p>
+      <w:pPr>
+        <w:pStyle w:val="PargrafodaLista"/>
+        <w:spacing w:line="360" w:lineRule="auto"/>
+        <w:ind w:left="1440"/>
+        <w:jc w:val="both"/>
+      </w:pPr>
+    </w:p>
+    <w:p>
+      <w:pPr>
+        <w:spacing w:line="360" w:lineRule="auto"/>
+        <w:ind w:firstLine="709"/>
+        <w:jc w:val="both"/>
+      </w:pPr>
+      <w:r>
+        <w:t>Navegação</w:t>
+      </w:r>
+      <w:r>
+        <w:t xml:space="preserve">: A Página 1 é a página inicial da aplicação e pode ser acessada a partir de </w:t>
+      </w:r>
+    </w:p>
+    <w:p>
+      <w:pPr>
+        <w:spacing w:line="360" w:lineRule="auto"/>
+        <w:ind w:left="1414"/>
+        <w:jc w:val="both"/>
+      </w:pPr>
+      <w:r>
+        <w:t>qualquer outra página do sistema por meio da Breadcrumb. A partir dessa página, o usuário pode acessar as diversas funcionalidades disponibilizadas pela aplicação por meio dos ícones de navegação.</w:t>
+      </w:r>
+      <w:r>
+        <w:t xml:space="preserve"> </w:t>
+      </w:r>
+    </w:p>
+    <w:p>
+      <w:pPr>
+        <w:spacing w:after="240"/>
+      </w:pPr>
+    </w:p>
+    <w:p>
+      <w:pPr>
+        <w:pStyle w:val="Ttulo4"/>
+        <w:spacing w:line="360" w:lineRule="auto"/>
+      </w:pPr>
+      <w:r>
+        <w:t>5.2.2.</w:t>
+      </w:r>
+      <w:r>
+        <w:t>2</w:t>
+      </w:r>
+      <w:r>
+        <w:t xml:space="preserve"> Página 1</w:t>
+      </w:r>
+      <w:r>
+        <w:t>00</w:t>
+      </w:r>
+      <w:r>
+        <w:t xml:space="preserve"> – </w:t>
+      </w:r>
+      <w:r>
+        <w:t>Detalhes do Buffet</w:t>
+      </w:r>
+    </w:p>
+    <w:p>
+      <w:pPr>
+        <w:spacing w:line="360" w:lineRule="auto"/>
+        <w:ind w:firstLine="709"/>
+        <w:jc w:val="both"/>
+      </w:pPr>
+      <w:r>
+        <w:t xml:space="preserve">Tipo de página: </w:t>
+      </w:r>
+      <w:r>
+        <w:t>Relatório Interativo</w:t>
+      </w:r>
+    </w:p>
+    <w:p>
+      <w:pPr>
+        <w:spacing w:line="360" w:lineRule="auto"/>
+        <w:ind w:firstLine="709"/>
+        <w:jc w:val="both"/>
+      </w:pPr>
+      <w:r>
+        <w:t xml:space="preserve">Objetivo da página: </w:t>
+      </w:r>
+    </w:p>
+    <w:p>
+      <w:pPr>
+        <w:spacing w:line="360" w:lineRule="auto"/>
+        <w:ind w:left="1414"/>
+        <w:jc w:val="both"/>
+      </w:pPr>
+      <w:r>
+        <w:t xml:space="preserve">A </w:t>
+      </w:r>
+      <w:r>
+        <w:t xml:space="preserve">Página 100 </w:t>
+      </w:r>
+      <w:r>
+        <w:t>tem como objetivo disponibilizar uma visão completa dos itens de buffet cadastrados no sistema, apresentando suas principais informações contratuais e operacionais, bem como suas respectivas especificações.</w:t>
+      </w:r>
+    </w:p>
+    <w:p>
+      <w:pPr>
+        <w:spacing w:line="360" w:lineRule="auto"/>
+        <w:ind w:left="1414"/>
+        <w:jc w:val="both"/>
+      </w:pPr>
+      <w:r>
+        <w:t>Por meio dessa página, os usuários podem consultar informações como descrição do item, tempo de serviço, valor unitário, quantidade originalmente prevista no contrato, quantidade atualmente disponível e demais especificações cadastradas. Além da consulta, a página centraliza as funcionalidades de manutenção do cadastro, permitindo editar, excluir ou cadastrar novos itens de buffet.</w:t>
+      </w:r>
+    </w:p>
+    <w:p>
+      <w:pPr>
+        <w:spacing w:line="360" w:lineRule="auto"/>
+        <w:ind w:firstLine="709"/>
+        <w:jc w:val="both"/>
+      </w:pPr>
+    </w:p>
+    <w:p>
+      <w:pPr>
+        <w:spacing w:line="360" w:lineRule="auto"/>
+        <w:ind w:firstLine="709"/>
+        <w:jc w:val="both"/>
+      </w:pPr>
+      <w:r>
+        <w:t xml:space="preserve">Componentes principais: </w:t>
+      </w:r>
+    </w:p>
+    <w:p>
+      <w:pPr>
+        <w:pStyle w:val="PargrafodaLista"/>
+        <w:numPr>
+          <w:ilvl w:val="2"/>
+          <w:numId w:val="9"/>
+        </w:numPr>
+        <w:spacing w:line="360" w:lineRule="auto"/>
+      </w:pPr>
+      <w:r>
+        <w:t>Regions: [listar regiões principais e seu conteúdo];</w:t>
+      </w:r>
+    </w:p>
+    <w:p>
+      <w:pPr>
+        <w:pStyle w:val="PargrafodaLista"/>
+        <w:numPr>
+          <w:ilvl w:val="3"/>
+          <w:numId w:val="9"/>
+        </w:numPr>
+        <w:spacing w:line="360" w:lineRule="auto"/>
+      </w:pPr>
+      <w:r>
+        <w:t>Breadcrumb (Breadcrumb): Lista de navegação da página atual, tem seu valor definido nos componentes compartilhados da aplicação.</w:t>
+      </w:r>
+    </w:p>
+    <w:p>
+      <w:pPr>
+        <w:pStyle w:val="PargrafodaLista"/>
+        <w:numPr>
+          <w:ilvl w:val="3"/>
+          <w:numId w:val="9"/>
+        </w:numPr>
+        <w:spacing w:line="360" w:lineRule="auto"/>
+      </w:pPr>
+      <w:r>
+        <w:t>Detalhes do Buffet (Relatório Interativo) – Mostra todos os itens de buffet (</w:t>
+      </w:r>
+      <w:proofErr w:type="spellStart"/>
+      <w:r>
+        <w:t>buf_descricao</w:t>
+      </w:r>
+      <w:proofErr w:type="spellEnd"/>
+      <w:r>
+        <w:t>) e suas especificações (</w:t>
+      </w:r>
+      <w:proofErr w:type="spellStart"/>
+      <w:r>
+        <w:t>buf_especificacao</w:t>
+      </w:r>
+      <w:proofErr w:type="spellEnd"/>
+      <w:r>
+        <w:t>).</w:t>
+      </w:r>
+    </w:p>
+    <w:p>
+      <w:pPr>
+        <w:pStyle w:val="PargrafodaLista"/>
+        <w:numPr>
+          <w:ilvl w:val="2"/>
+          <w:numId w:val="9"/>
+        </w:numPr>
+        <w:spacing w:line="360" w:lineRule="auto"/>
+      </w:pPr>
+      <w:r>
+        <w:t>Itens de destaque: [campos/itens relevantes para o usuário];</w:t>
+      </w:r>
+    </w:p>
+    <w:p>
+      <w:pPr>
+        <w:pStyle w:val="PargrafodaLista"/>
+        <w:numPr>
+          <w:ilvl w:val="2"/>
+          <w:numId w:val="9"/>
+        </w:numPr>
+        <w:spacing w:line="360" w:lineRule="auto"/>
+      </w:pPr>
+      <w:r>
+        <w:t>Botões e ações: [nome do botão → ação executada].</w:t>
+      </w:r>
+    </w:p>
+    <w:p>
+      <w:pPr>
+        <w:pStyle w:val="PargrafodaLista"/>
+        <w:numPr>
+          <w:ilvl w:val="3"/>
+          <w:numId w:val="9"/>
+        </w:numPr>
+        <w:spacing w:line="360" w:lineRule="auto"/>
+      </w:pPr>
+      <w:r>
+        <w:t>Botão do Relatório Interativo – Direciona o usuário para a Página 170 passando o id do item de buffet.</w:t>
+      </w:r>
+    </w:p>
+    <w:p>
+      <w:pPr>
+        <w:pStyle w:val="PargrafodaLista"/>
+        <w:numPr>
+          <w:ilvl w:val="3"/>
+          <w:numId w:val="9"/>
+        </w:numPr>
+        <w:spacing w:line="360" w:lineRule="auto"/>
+      </w:pPr>
+      <w:proofErr w:type="spellStart"/>
+      <w:r>
+        <w:t>Adicionar_Item</w:t>
+      </w:r>
+      <w:proofErr w:type="spellEnd"/>
+      <w:r>
+        <w:t xml:space="preserve"> (Relatório Interativo) – Direciona o usuário para a Página 171.</w:t>
+      </w:r>
+    </w:p>
+    <w:p>
+      <w:pPr>
+        <w:pStyle w:val="PargrafodaLista"/>
+        <w:spacing w:line="360" w:lineRule="auto"/>
+        <w:ind w:left="1440"/>
+      </w:pPr>
+    </w:p>
+    <w:p>
+      <w:pPr>
+        <w:spacing w:line="360" w:lineRule="auto"/>
+        <w:ind w:firstLine="709"/>
+        <w:jc w:val="both"/>
+      </w:pPr>
+      <w:r>
+        <w:t xml:space="preserve">Processos de página: </w:t>
+      </w:r>
+      <w:r>
+        <w:t>Não se aplica.</w:t>
+      </w:r>
+    </w:p>
+    <w:p>
+      <w:pPr>
+        <w:spacing w:line="360" w:lineRule="auto"/>
+        <w:ind w:firstLine="709"/>
+        <w:jc w:val="both"/>
+      </w:pPr>
+      <w:r>
+        <w:t xml:space="preserve">Dynamic Actions relevantes: </w:t>
+      </w:r>
+    </w:p>
+    <w:p>
+      <w:pPr>
+        <w:pStyle w:val="PargrafodaLista"/>
+        <w:numPr>
+          <w:ilvl w:val="2"/>
+          <w:numId w:val="13"/>
+        </w:numPr>
+        <w:spacing w:line="360" w:lineRule="auto"/>
+        <w:jc w:val="both"/>
+      </w:pPr>
+      <w:r>
+        <w:t>Fechar Dialog Edição (Caixa de Diálogo Fechada – Rel. Interativo) – Atualiza o relatório interativo após a edição ou deleção de um item de buffet.</w:t>
+      </w:r>
+    </w:p>
+    <w:p>
+      <w:pPr>
+        <w:spacing w:line="360" w:lineRule="auto"/>
+        <w:ind w:firstLine="709"/>
+        <w:jc w:val="both"/>
         <w:rPr>
           <w:i/>
           <w:iCs/>
           <w:color w:val="808080"/>
         </w:rPr>
-        <w:t xml:space="preserve">[relatório interativo / formulário / dashboard / </w:t>
-      </w:r>
-      <w:proofErr w:type="spellStart"/>
-      <w:r>
-        <w:rPr>
-          <w:i/>
-          <w:iCs/>
-          <w:color w:val="808080"/>
-        </w:rPr>
-        <w:t>wizard</w:t>
-      </w:r>
-      <w:proofErr w:type="spellEnd"/>
-      <w:r>
-        <w:rPr>
-          <w:i/>
-          <w:iCs/>
-          <w:color w:val="808080"/>
-        </w:rPr>
-        <w:t xml:space="preserve"> / etc.]</w:t>
-      </w:r>
+      </w:pPr>
     </w:p>
     <w:p>
       <w:pPr>
@@ -18726,23 +19596,112 @@
         <w:jc w:val="both"/>
       </w:pPr>
       <w:r>
+        <w:t xml:space="preserve">Navegação: </w:t>
+      </w:r>
+      <w:r>
+        <w:t xml:space="preserve">O acesso à Página 100 ocorre a partir da Página 1. A partir dessa página, o </w:t>
+      </w:r>
+    </w:p>
+    <w:p>
+      <w:pPr>
+        <w:spacing w:line="360" w:lineRule="auto"/>
+        <w:ind w:firstLine="709"/>
+        <w:jc w:val="both"/>
+      </w:pPr>
+      <w:r>
+        <w:tab/>
+        <w:t>usuário pode ser direcionado para as páginas 170 ou 171.</w:t>
+      </w:r>
+    </w:p>
+    <w:p>
+      <w:pPr>
+        <w:pStyle w:val="Ttulo4"/>
+        <w:spacing w:line="360" w:lineRule="auto"/>
+      </w:pPr>
+      <w:r>
+        <w:t>5.2.2.</w:t>
+      </w:r>
+      <w:r>
+        <w:t>3</w:t>
+      </w:r>
+      <w:r>
+        <w:t xml:space="preserve"> Página 1</w:t>
+      </w:r>
+      <w:r>
+        <w:t>70</w:t>
+      </w:r>
+      <w:r>
+        <w:t xml:space="preserve"> – </w:t>
+      </w:r>
+      <w:r>
+        <w:t>Detalhes do Buffet - Editar</w:t>
+      </w:r>
+    </w:p>
+    <w:p>
+      <w:pPr>
+        <w:spacing w:line="360" w:lineRule="auto"/>
+        <w:ind w:firstLine="709"/>
+        <w:jc w:val="both"/>
+      </w:pPr>
+      <w:r>
+        <w:t xml:space="preserve">Tipo de página: </w:t>
+      </w:r>
+      <w:r>
+        <w:t>Formulário</w:t>
+      </w:r>
+    </w:p>
+    <w:p>
+      <w:pPr>
+        <w:spacing w:line="360" w:lineRule="auto"/>
+        <w:ind w:firstLine="709"/>
+        <w:jc w:val="both"/>
+      </w:pPr>
+      <w:r>
         <w:t xml:space="preserve">Objetivo da página: </w:t>
       </w:r>
     </w:p>
     <w:p>
       <w:pPr>
         <w:spacing w:line="360" w:lineRule="auto"/>
+        <w:ind w:left="1414"/>
+        <w:jc w:val="both"/>
+      </w:pPr>
+      <w:r>
+        <w:t xml:space="preserve">A </w:t>
+      </w:r>
+      <w:r>
+        <w:t>Página 170 te</w:t>
+      </w:r>
+      <w:r>
+        <w:t>m como objetivo permitir a manutenção dos itens de buffet cadastrados no sistema. Por meio dela, os usuários autorizados podem alterar as informações de um item existente, gerenciar suas especificações e, quando necessário, excluir o cadastro do item e de suas especificações associadas.</w:t>
+      </w:r>
+    </w:p>
+    <w:p>
+      <w:pPr>
+        <w:spacing w:line="360" w:lineRule="auto"/>
+        <w:ind w:left="1414"/>
+        <w:jc w:val="both"/>
+      </w:pPr>
+      <w:r>
+        <w:t>Ao acessar a página, o formulário é carregado com os dados do item de buffet selecionado na Página 100, possibilitando a edição de informações como descrição, tempo de serviço, valor unitário e demais atributos do cadastro. A página também permite adicionar novas especificações ao item e remover especificações já existentes.</w:t>
+      </w:r>
+    </w:p>
+    <w:p>
+      <w:pPr>
+        <w:spacing w:line="360" w:lineRule="auto"/>
+        <w:ind w:left="1414"/>
+        <w:jc w:val="both"/>
+      </w:pPr>
+      <w:r>
+        <w:t>As funcionalidades de edição e exclusão são disponibilizadas exclusivamente aos usuários pertencentes à ASQUALOG. Para os demais usuários, a página apresenta apenas uma mensagem informando que eles não possuem permissão para realizar alterações.</w:t>
+      </w:r>
+    </w:p>
+    <w:p>
+      <w:pPr>
+        <w:spacing w:line="360" w:lineRule="auto"/>
         <w:ind w:firstLine="709"/>
         <w:jc w:val="both"/>
       </w:pPr>
-      <w:r>
-        <w:rPr>
-          <w:i/>
-          <w:iCs/>
-          <w:color w:val="808080"/>
-        </w:rPr>
-        <w:t>[descreva o que esta página faz dentro do fluxo.]</w:t>
-      </w:r>
     </w:p>
     <w:p>
       <w:pPr>
@@ -18758,8 +19717,8 @@
       <w:pPr>
         <w:pStyle w:val="PargrafodaLista"/>
         <w:numPr>
-          <w:ilvl w:val="0"/>
-          <w:numId w:val="2"/>
+          <w:ilvl w:val="2"/>
+          <w:numId w:val="9"/>
         </w:numPr>
         <w:spacing w:line="360" w:lineRule="auto"/>
       </w:pPr>
@@ -18771,116 +19730,1046 @@
       <w:pPr>
         <w:pStyle w:val="PargrafodaLista"/>
         <w:numPr>
-          <w:ilvl w:val="0"/>
-          <w:numId w:val="2"/>
+          <w:ilvl w:val="3"/>
+          <w:numId w:val="9"/>
         </w:numPr>
         <w:spacing w:line="360" w:lineRule="auto"/>
       </w:pPr>
       <w:r>
-        <w:t>Itens de destaque: [campos/itens relevantes para o usuário];</w:t>
+        <w:t xml:space="preserve">Acesso Garantido (Conteúdo Estático) – Região </w:t>
+      </w:r>
+      <w:r>
+        <w:t>exibida para a ASQUALOG.</w:t>
       </w:r>
     </w:p>
     <w:p>
       <w:pPr>
         <w:pStyle w:val="PargrafodaLista"/>
         <w:numPr>
-          <w:ilvl w:val="0"/>
-          <w:numId w:val="2"/>
+          <w:ilvl w:val="4"/>
+          <w:numId w:val="9"/>
         </w:numPr>
         <w:spacing w:line="360" w:lineRule="auto"/>
       </w:pPr>
       <w:r>
+        <w:t>Especificações (Relatório Interativo) – Mostra todas as especificações do item de buffet selecionado.</w:t>
+      </w:r>
+    </w:p>
+    <w:p>
+      <w:pPr>
+        <w:pStyle w:val="PargrafodaLista"/>
+        <w:numPr>
+          <w:ilvl w:val="4"/>
+          <w:numId w:val="9"/>
+        </w:numPr>
+        <w:spacing w:line="360" w:lineRule="auto"/>
+      </w:pPr>
+      <w:proofErr w:type="spellStart"/>
+      <w:r>
+        <w:t>Buttons</w:t>
+      </w:r>
+      <w:proofErr w:type="spellEnd"/>
+      <w:r>
+        <w:t xml:space="preserve"> Container (Conteúdo Estático) – Região separadora.</w:t>
+      </w:r>
+    </w:p>
+    <w:p>
+      <w:pPr>
+        <w:pStyle w:val="PargrafodaLista"/>
+        <w:numPr>
+          <w:ilvl w:val="3"/>
+          <w:numId w:val="9"/>
+        </w:numPr>
+        <w:spacing w:line="360" w:lineRule="auto"/>
+      </w:pPr>
+      <w:r>
+        <w:t>Acesso Negado (Conteúdo Estático) – Alerta exibido para os usuários que não pertencem à ASQUALOG.</w:t>
+      </w:r>
+    </w:p>
+    <w:p>
+      <w:pPr>
+        <w:pStyle w:val="PargrafodaLista"/>
+        <w:numPr>
+          <w:ilvl w:val="2"/>
+          <w:numId w:val="9"/>
+        </w:numPr>
+        <w:spacing w:line="360" w:lineRule="auto"/>
+      </w:pPr>
+      <w:r>
+        <w:t>Itens de destaque: [campos/itens relevantes para o usuário];</w:t>
+      </w:r>
+    </w:p>
+    <w:p>
+      <w:pPr>
+        <w:pStyle w:val="PargrafodaLista"/>
+        <w:numPr>
+          <w:ilvl w:val="3"/>
+          <w:numId w:val="9"/>
+        </w:numPr>
+        <w:spacing w:line="360" w:lineRule="auto"/>
+      </w:pPr>
+      <w:r>
+        <w:t>Acesso Garantido:</w:t>
+      </w:r>
+    </w:p>
+    <w:p>
+      <w:pPr>
+        <w:pStyle w:val="PargrafodaLista"/>
+        <w:numPr>
+          <w:ilvl w:val="4"/>
+          <w:numId w:val="9"/>
+        </w:numPr>
+        <w:spacing w:line="360" w:lineRule="auto"/>
+      </w:pPr>
+      <w:r>
+        <w:t xml:space="preserve">ASQUALOG (Oculto) – </w:t>
+      </w:r>
+      <w:r>
+        <w:t>Captura o setor do usuário.</w:t>
+      </w:r>
+    </w:p>
+    <w:p>
+      <w:pPr>
+        <w:pStyle w:val="PargrafodaLista"/>
+        <w:numPr>
+          <w:ilvl w:val="4"/>
+          <w:numId w:val="9"/>
+        </w:numPr>
+        <w:spacing w:line="360" w:lineRule="auto"/>
+      </w:pPr>
+      <w:r>
+        <w:t>ID (Oculto) – Valor do id do item de buffet passado da Página 100.</w:t>
+      </w:r>
+    </w:p>
+    <w:p>
+      <w:pPr>
+        <w:pStyle w:val="PargrafodaLista"/>
+        <w:numPr>
+          <w:ilvl w:val="4"/>
+          <w:numId w:val="9"/>
+        </w:numPr>
+        <w:spacing w:line="360" w:lineRule="auto"/>
+      </w:pPr>
+      <w:r>
+        <w:t>ID_ESP (Oculto) – Valor do id da especificação que o usuário quer deletar, passado da própria Página 170.</w:t>
+      </w:r>
+    </w:p>
+    <w:p>
+      <w:pPr>
+        <w:pStyle w:val="PargrafodaLista"/>
+        <w:numPr>
+          <w:ilvl w:val="4"/>
+          <w:numId w:val="9"/>
+        </w:numPr>
+        <w:spacing w:line="360" w:lineRule="auto"/>
+      </w:pPr>
+      <w:r>
+        <w:t>DESCRICAO (Campo de Texto) – Valor do nome do item de buffet.</w:t>
+      </w:r>
+    </w:p>
+    <w:p>
+      <w:pPr>
+        <w:pStyle w:val="PargrafodaLista"/>
+        <w:numPr>
+          <w:ilvl w:val="4"/>
+          <w:numId w:val="9"/>
+        </w:numPr>
+        <w:spacing w:line="360" w:lineRule="auto"/>
+      </w:pPr>
+      <w:r>
+        <w:t>TEMPO_SERVICO (Campo de Texto) – Valor do tempo de serviço/duração do item de buffet.</w:t>
+      </w:r>
+    </w:p>
+    <w:p>
+      <w:pPr>
+        <w:pStyle w:val="PargrafodaLista"/>
+        <w:numPr>
+          <w:ilvl w:val="4"/>
+          <w:numId w:val="9"/>
+        </w:numPr>
+        <w:spacing w:line="360" w:lineRule="auto"/>
+      </w:pPr>
+      <w:r>
+        <w:t>VALOR_UNIT (Campo de Texto) – Valor do preço unitário do item de buffet.</w:t>
+      </w:r>
+    </w:p>
+    <w:p>
+      <w:pPr>
+        <w:pStyle w:val="PargrafodaLista"/>
+        <w:numPr>
+          <w:ilvl w:val="4"/>
+          <w:numId w:val="9"/>
+        </w:numPr>
+        <w:spacing w:line="360" w:lineRule="auto"/>
+      </w:pPr>
+      <w:r>
+        <w:t>ESP_NOVA (Caixa de Combinação) – Campo para o usuário digitar especificações novas.</w:t>
+      </w:r>
+    </w:p>
+    <w:p>
+      <w:pPr>
+        <w:pStyle w:val="PargrafodaLista"/>
+        <w:numPr>
+          <w:ilvl w:val="4"/>
+          <w:numId w:val="9"/>
+        </w:numPr>
+        <w:spacing w:line="360" w:lineRule="auto"/>
+      </w:pPr>
+      <w:r>
+        <w:t>ESP_VALOR (Oculto) – Campo que vai capturar tudo que foi digitado na caixa de combinação.</w:t>
+      </w:r>
+    </w:p>
+    <w:p>
+      <w:pPr>
+        <w:pStyle w:val="PargrafodaLista"/>
+        <w:numPr>
+          <w:ilvl w:val="2"/>
+          <w:numId w:val="9"/>
+        </w:numPr>
+        <w:spacing w:line="360" w:lineRule="auto"/>
+      </w:pPr>
+      <w:r>
         <w:t>Botões e ações: [nome do botão → ação executada].</w:t>
       </w:r>
     </w:p>
     <w:p>
       <w:pPr>
+        <w:pStyle w:val="PargrafodaLista"/>
+        <w:numPr>
+          <w:ilvl w:val="3"/>
+          <w:numId w:val="9"/>
+        </w:numPr>
+        <w:spacing w:line="360" w:lineRule="auto"/>
+      </w:pPr>
+      <w:r>
+        <w:t>Botão do Relatório Interativo – Direciona o usuário para a mesma página 170, mas passando o id da especificação para o item de página ID_ESP. A ação dinâmica pega esse valor e deleta a especificação do banco de dados.</w:t>
+      </w:r>
+    </w:p>
+    <w:p>
+      <w:pPr>
+        <w:pStyle w:val="PargrafodaLista"/>
+        <w:numPr>
+          <w:ilvl w:val="3"/>
+          <w:numId w:val="9"/>
+        </w:numPr>
+        <w:spacing w:line="360" w:lineRule="auto"/>
+      </w:pPr>
+      <w:proofErr w:type="spellStart"/>
+      <w:r>
+        <w:t>Deletar_Item</w:t>
+      </w:r>
+      <w:proofErr w:type="spellEnd"/>
+      <w:r>
+        <w:t xml:space="preserve"> (</w:t>
+      </w:r>
+      <w:proofErr w:type="spellStart"/>
+      <w:r>
+        <w:t>Buttons</w:t>
+      </w:r>
+      <w:proofErr w:type="spellEnd"/>
+      <w:r>
+        <w:t xml:space="preserve"> Container) – Submete a página rodando o processo ‘Deletar Item’, que deleta o item de buffet e suas especificações.</w:t>
+      </w:r>
+    </w:p>
+    <w:p>
+      <w:pPr>
+        <w:pStyle w:val="PargrafodaLista"/>
+        <w:numPr>
+          <w:ilvl w:val="3"/>
+          <w:numId w:val="9"/>
+        </w:numPr>
+        <w:spacing w:line="360" w:lineRule="auto"/>
+      </w:pPr>
+      <w:proofErr w:type="spellStart"/>
+      <w:r>
+        <w:t>Confirmar_Edição</w:t>
+      </w:r>
+      <w:proofErr w:type="spellEnd"/>
+      <w:r>
+        <w:t xml:space="preserve"> (</w:t>
+      </w:r>
+      <w:proofErr w:type="spellStart"/>
+      <w:r>
+        <w:t>Buttons</w:t>
+      </w:r>
+      <w:proofErr w:type="spellEnd"/>
+      <w:r>
+        <w:t xml:space="preserve"> Container) – Submete a página, rodando o processo ‘Update Descrição’, que edita os detalhes do item de buffet e adiciona as novas especificações no banco de dados.</w:t>
+      </w:r>
+    </w:p>
+    <w:p>
+      <w:pPr>
         <w:spacing w:line="360" w:lineRule="auto"/>
         <w:ind w:firstLine="709"/>
         <w:jc w:val="both"/>
       </w:pPr>
+    </w:p>
+    <w:p>
+      <w:pPr>
+        <w:spacing w:line="360" w:lineRule="auto"/>
+        <w:ind w:firstLine="709"/>
+        <w:jc w:val="both"/>
+      </w:pPr>
       <w:r>
         <w:t xml:space="preserve">Processos de página: </w:t>
       </w:r>
     </w:p>
     <w:p>
       <w:pPr>
+        <w:pStyle w:val="PargrafodaLista"/>
+        <w:numPr>
+          <w:ilvl w:val="2"/>
+          <w:numId w:val="14"/>
+        </w:numPr>
+        <w:spacing w:line="360" w:lineRule="auto"/>
+        <w:jc w:val="both"/>
+      </w:pPr>
+      <w:r>
+        <w:t>Update Descrição (Após a Submissão) – Atualiza os valores no banco de dados do item de buffet e adiciona as novas especificações dele. Depois disso, volta para a Página 100.</w:t>
+      </w:r>
+    </w:p>
+    <w:p>
+      <w:pPr>
+        <w:pStyle w:val="PargrafodaLista"/>
+        <w:numPr>
+          <w:ilvl w:val="2"/>
+          <w:numId w:val="14"/>
+        </w:numPr>
+        <w:spacing w:line="360" w:lineRule="auto"/>
+        <w:jc w:val="both"/>
+      </w:pPr>
+      <w:r>
+        <w:t>Deletar Item (Após a Submissão) – Deleta o item de buffet e suas especificações do banco de dados. Depois disso, volta para a Página 100.</w:t>
+      </w:r>
+    </w:p>
+    <w:p>
+      <w:pPr>
         <w:spacing w:line="360" w:lineRule="auto"/>
         <w:ind w:firstLine="709"/>
         <w:jc w:val="both"/>
       </w:pPr>
-      <w:r>
-        <w:rPr>
-          <w:i/>
-          <w:iCs/>
-          <w:color w:val="808080"/>
-        </w:rPr>
-        <w:t>[descreva validações, computações e processos PL/SQL executados nesta página, incluindo o momento de execução (</w:t>
-      </w:r>
+    </w:p>
+    <w:p>
+      <w:pPr>
+        <w:spacing w:line="360" w:lineRule="auto"/>
+        <w:ind w:firstLine="709"/>
+        <w:jc w:val="both"/>
+      </w:pPr>
+      <w:r>
+        <w:t xml:space="preserve">Dynamic Actions relevantes: </w:t>
+      </w:r>
+    </w:p>
+    <w:p>
+      <w:pPr>
+        <w:pStyle w:val="PargrafodaLista"/>
+        <w:numPr>
+          <w:ilvl w:val="2"/>
+          <w:numId w:val="15"/>
+        </w:numPr>
+        <w:spacing w:line="360" w:lineRule="auto"/>
+        <w:jc w:val="both"/>
+      </w:pPr>
+      <w:r>
+        <w:t>Permitir ou não a Edição (Carregamento de Página)</w:t>
+      </w:r>
+    </w:p>
+    <w:p>
+      <w:pPr>
+        <w:pStyle w:val="PargrafodaLista"/>
+        <w:numPr>
+          <w:ilvl w:val="3"/>
+          <w:numId w:val="15"/>
+        </w:numPr>
+        <w:spacing w:line="360" w:lineRule="auto"/>
+        <w:jc w:val="both"/>
+      </w:pPr>
+      <w:r>
+        <w:t xml:space="preserve">JS – Compara o valor do item de página do setor do usuário (P170_ASQUALOG) e exibe/oculta </w:t>
+      </w:r>
+      <w:r>
+        <w:t>o alerta.</w:t>
+      </w:r>
+    </w:p>
+    <w:p>
+      <w:pPr>
+        <w:pStyle w:val="PargrafodaLista"/>
+        <w:numPr>
+          <w:ilvl w:val="3"/>
+          <w:numId w:val="15"/>
+        </w:numPr>
+        <w:spacing w:line="360" w:lineRule="auto"/>
+        <w:jc w:val="both"/>
+      </w:pPr>
+      <w:r>
+        <w:t>PL/SQL – Deleta a especificação que teve seu id passado e depois reseta o item de página ID_ESP.</w:t>
+      </w:r>
+    </w:p>
+    <w:p>
+      <w:pPr>
+        <w:pStyle w:val="PargrafodaLista"/>
+        <w:numPr>
+          <w:ilvl w:val="3"/>
+          <w:numId w:val="15"/>
+        </w:numPr>
+        <w:spacing w:line="360" w:lineRule="auto"/>
+        <w:jc w:val="both"/>
+      </w:pPr>
       <w:proofErr w:type="spellStart"/>
       <w:r>
-        <w:rPr>
-          <w:i/>
-          <w:iCs/>
-          <w:color w:val="808080"/>
-        </w:rPr>
-        <w:t>before</w:t>
+        <w:t>Refresh</w:t>
       </w:r>
       <w:proofErr w:type="spellEnd"/>
       <w:r>
-        <w:rPr>
-          <w:i/>
-          <w:iCs/>
-          <w:color w:val="808080"/>
-        </w:rPr>
-        <w:t xml:space="preserve"> header, </w:t>
+        <w:t xml:space="preserve"> – Atualiza o relatório interativo de especificações.</w:t>
+      </w:r>
+    </w:p>
+    <w:p>
+      <w:pPr>
+        <w:spacing w:line="360" w:lineRule="auto"/>
+        <w:jc w:val="both"/>
+      </w:pPr>
+    </w:p>
+    <w:p>
+      <w:pPr>
+        <w:spacing w:line="360" w:lineRule="auto"/>
+        <w:ind w:firstLine="709"/>
+        <w:jc w:val="both"/>
+      </w:pPr>
+      <w:r>
+        <w:t xml:space="preserve">Navegação: </w:t>
+      </w:r>
+      <w:r>
+        <w:t xml:space="preserve">O </w:t>
+      </w:r>
+      <w:r>
+        <w:t xml:space="preserve">acesso à Página 170 ocorre exclusivamente a partir da Página 100. O </w:t>
+      </w:r>
+    </w:p>
+    <w:p>
+      <w:pPr>
+        <w:spacing w:line="360" w:lineRule="auto"/>
+        <w:ind w:left="1416"/>
+        <w:jc w:val="both"/>
+      </w:pPr>
+      <w:r>
+        <w:t xml:space="preserve">usuário </w:t>
       </w:r>
       <w:proofErr w:type="spellStart"/>
       <w:r>
-        <w:rPr>
-          <w:i/>
-          <w:iCs/>
-          <w:color w:val="808080"/>
-        </w:rPr>
-        <w:t>after</w:t>
+        <w:t>é</w:t>
       </w:r>
       <w:proofErr w:type="spellEnd"/>
       <w:r>
-        <w:rPr>
-          <w:i/>
-          <w:iCs/>
-          <w:color w:val="808080"/>
-        </w:rPr>
+        <w:t xml:space="preserve"> redirecionado para a Página 100 após a edição ou exclusão do item de buffet.</w:t>
+      </w:r>
+    </w:p>
+    <w:p>
+      <w:pPr>
+        <w:pStyle w:val="Ttulo4"/>
+        <w:spacing w:line="360" w:lineRule="auto"/>
+      </w:pPr>
+      <w:r>
+        <w:t>5.2.2.</w:t>
+      </w:r>
+      <w:r>
+        <w:t>4</w:t>
+      </w:r>
+      <w:r>
+        <w:t xml:space="preserve"> Página 1</w:t>
+      </w:r>
+      <w:r>
+        <w:t>71</w:t>
+      </w:r>
+      <w:r>
+        <w:t xml:space="preserve"> – </w:t>
+      </w:r>
+      <w:r>
+        <w:t>Detalhes do Buffet - Adicionar</w:t>
+      </w:r>
+    </w:p>
+    <w:p>
+      <w:pPr>
+        <w:spacing w:line="360" w:lineRule="auto"/>
+        <w:ind w:firstLine="709"/>
+        <w:jc w:val="both"/>
+      </w:pPr>
+      <w:r>
+        <w:t xml:space="preserve">Tipo de página: </w:t>
+      </w:r>
+      <w:r>
+        <w:t>Formulário</w:t>
+      </w:r>
+    </w:p>
+    <w:p>
+      <w:pPr>
+        <w:spacing w:line="360" w:lineRule="auto"/>
+        <w:ind w:firstLine="709"/>
+        <w:jc w:val="both"/>
+      </w:pPr>
+      <w:r>
+        <w:t xml:space="preserve">Objetivo da página: </w:t>
+      </w:r>
+    </w:p>
+    <w:p>
+      <w:pPr>
+        <w:spacing w:line="360" w:lineRule="auto"/>
+        <w:ind w:left="1414"/>
+        <w:jc w:val="both"/>
+      </w:pPr>
+      <w:r>
+        <w:t xml:space="preserve">A Página </w:t>
+      </w:r>
+      <w:r>
+        <w:t>171</w:t>
+      </w:r>
+      <w:r>
+        <w:t xml:space="preserve"> tem como objetivo permitir o cadastro de novos itens de buffet no sistema. Por meio dela, os usuários pertencentes à ASQUALOG podem registrar novos serviços previstos no contrato, informando seus dados principais e suas respectivas especificações.</w:t>
+      </w:r>
+    </w:p>
+    <w:p>
+      <w:pPr>
+        <w:spacing w:line="360" w:lineRule="auto"/>
+        <w:ind w:left="1414"/>
+        <w:jc w:val="both"/>
+      </w:pPr>
+      <w:r>
+        <w:t>O formulário possibilita o preenchimento das informações necessárias para a criação do item, como descrição, tempo de serviço, valor unitário e especificações. Após a confirmação, os dados são gravados nas tabelas da aplicação, tornando o novo item imediatamente disponível para consulta e utilização nas solicitações de buffet.</w:t>
+      </w:r>
+    </w:p>
+    <w:p>
+      <w:pPr>
+        <w:spacing w:line="360" w:lineRule="auto"/>
+        <w:ind w:left="1414"/>
+        <w:jc w:val="both"/>
+      </w:pPr>
+      <w:r>
+        <w:t>As funcionalidades de cadastro são disponibilizadas exclusivamente aos usuários autorizados da ASQUALOG. Para os demais usuários, é apresentada apenas uma mensagem informando que eles não possuem permissão para acessar essa funcionalidade.</w:t>
+      </w:r>
+    </w:p>
+    <w:p>
+      <w:pPr>
+        <w:spacing w:line="360" w:lineRule="auto"/>
+        <w:ind w:firstLine="709"/>
+        <w:jc w:val="both"/>
+      </w:pPr>
+    </w:p>
+    <w:p>
+      <w:pPr>
+        <w:spacing w:line="360" w:lineRule="auto"/>
+        <w:ind w:firstLine="709"/>
+        <w:jc w:val="both"/>
+      </w:pPr>
+      <w:r>
+        <w:t xml:space="preserve">Componentes principais: </w:t>
+      </w:r>
+    </w:p>
+    <w:p>
+      <w:pPr>
+        <w:pStyle w:val="PargrafodaLista"/>
+        <w:numPr>
+          <w:ilvl w:val="2"/>
+          <w:numId w:val="9"/>
+        </w:numPr>
+        <w:spacing w:line="360" w:lineRule="auto"/>
+      </w:pPr>
+      <w:r>
+        <w:t>Regions: [listar regiões principais e seu conteúdo];</w:t>
+      </w:r>
+    </w:p>
+    <w:p>
+      <w:pPr>
+        <w:pStyle w:val="PargrafodaLista"/>
+        <w:numPr>
+          <w:ilvl w:val="3"/>
+          <w:numId w:val="9"/>
+        </w:numPr>
+        <w:spacing w:line="360" w:lineRule="auto"/>
+      </w:pPr>
+      <w:r>
+        <w:t>Acesso Garantido (Conteúdo Estático) – Região exibida para a ASQUALOG. Contém os itens de página a serem preenchidos.</w:t>
+      </w:r>
+    </w:p>
+    <w:p>
+      <w:pPr>
+        <w:pStyle w:val="PargrafodaLista"/>
+        <w:numPr>
+          <w:ilvl w:val="4"/>
+          <w:numId w:val="9"/>
+        </w:numPr>
+        <w:spacing w:line="360" w:lineRule="auto"/>
+      </w:pPr>
+      <w:proofErr w:type="spellStart"/>
+      <w:r>
+        <w:t>Buttons</w:t>
+      </w:r>
+      <w:proofErr w:type="spellEnd"/>
+      <w:r>
+        <w:t xml:space="preserve"> Container (Conteúdo Estático) – Região separadora.</w:t>
+      </w:r>
+    </w:p>
+    <w:p>
+      <w:pPr>
+        <w:pStyle w:val="PargrafodaLista"/>
+        <w:numPr>
+          <w:ilvl w:val="3"/>
+          <w:numId w:val="9"/>
+        </w:numPr>
+        <w:spacing w:line="360" w:lineRule="auto"/>
+      </w:pPr>
+      <w:r>
+        <w:t>Acesso Negado (Conteúdo Estático) – Região exibida para usuários externos.</w:t>
+      </w:r>
+    </w:p>
+    <w:p>
+      <w:pPr>
+        <w:pStyle w:val="PargrafodaLista"/>
+        <w:numPr>
+          <w:ilvl w:val="2"/>
+          <w:numId w:val="9"/>
+        </w:numPr>
+        <w:spacing w:line="360" w:lineRule="auto"/>
+      </w:pPr>
+      <w:r>
+        <w:t>Itens de destaque: [campos/itens relevantes para o usuário];</w:t>
+      </w:r>
+    </w:p>
+    <w:p>
+      <w:pPr>
+        <w:pStyle w:val="PargrafodaLista"/>
+        <w:numPr>
+          <w:ilvl w:val="3"/>
+          <w:numId w:val="9"/>
+        </w:numPr>
+        <w:spacing w:line="360" w:lineRule="auto"/>
+      </w:pPr>
+      <w:r>
+        <w:t>ASQUALOG (Oculto) – Captura o setor do usuário.</w:t>
+      </w:r>
+    </w:p>
+    <w:p>
+      <w:pPr>
+        <w:pStyle w:val="PargrafodaLista"/>
+        <w:numPr>
+          <w:ilvl w:val="3"/>
+          <w:numId w:val="9"/>
+        </w:numPr>
+        <w:spacing w:line="360" w:lineRule="auto"/>
+      </w:pPr>
+      <w:r>
+        <w:t>Acesso Garantido:</w:t>
+      </w:r>
+    </w:p>
+    <w:p>
+      <w:pPr>
+        <w:pStyle w:val="PargrafodaLista"/>
+        <w:numPr>
+          <w:ilvl w:val="4"/>
+          <w:numId w:val="9"/>
+        </w:numPr>
+        <w:spacing w:line="360" w:lineRule="auto"/>
+      </w:pPr>
+      <w:r>
+        <w:t>DESC (Campo de Texto) – Digitar o nome do item de buffet.</w:t>
+      </w:r>
+    </w:p>
+    <w:p>
+      <w:pPr>
+        <w:pStyle w:val="PargrafodaLista"/>
+        <w:numPr>
+          <w:ilvl w:val="4"/>
+          <w:numId w:val="9"/>
+        </w:numPr>
+        <w:spacing w:line="360" w:lineRule="auto"/>
+      </w:pPr>
+      <w:r>
+        <w:t>TEMPO_SERVICO (Campo de Texto) – Digitar a duração do item de buffet.</w:t>
+      </w:r>
+    </w:p>
+    <w:p>
+      <w:pPr>
+        <w:pStyle w:val="PargrafodaLista"/>
+        <w:numPr>
+          <w:ilvl w:val="4"/>
+          <w:numId w:val="9"/>
+        </w:numPr>
+        <w:spacing w:line="360" w:lineRule="auto"/>
+      </w:pPr>
+      <w:r>
+        <w:t>VALOR (Campo de Texto) – Digitar o valor unitário do item de buffet.</w:t>
+      </w:r>
+    </w:p>
+    <w:p>
+      <w:pPr>
+        <w:pStyle w:val="PargrafodaLista"/>
+        <w:numPr>
+          <w:ilvl w:val="4"/>
+          <w:numId w:val="9"/>
+        </w:numPr>
+        <w:spacing w:line="360" w:lineRule="auto"/>
+      </w:pPr>
+      <w:r>
+        <w:t>ESP (Caixa de Combinação) – Digitar as especificações.</w:t>
+      </w:r>
+    </w:p>
+    <w:p>
+      <w:pPr>
+        <w:pStyle w:val="PargrafodaLista"/>
+        <w:numPr>
+          <w:ilvl w:val="4"/>
+          <w:numId w:val="9"/>
+        </w:numPr>
+        <w:spacing w:line="360" w:lineRule="auto"/>
+      </w:pPr>
+      <w:r>
+        <w:t>ESP_VALOR (Oculto) – Armazenar as especificações.</w:t>
+      </w:r>
+    </w:p>
+    <w:p>
+      <w:pPr>
+        <w:pStyle w:val="PargrafodaLista"/>
+        <w:numPr>
+          <w:ilvl w:val="2"/>
+          <w:numId w:val="9"/>
+        </w:numPr>
+        <w:spacing w:line="360" w:lineRule="auto"/>
+      </w:pPr>
+      <w:r>
+        <w:t>Botões e ações: [nome do botão → ação executada].</w:t>
+      </w:r>
+    </w:p>
+    <w:p>
+      <w:pPr>
+        <w:pStyle w:val="PargrafodaLista"/>
+        <w:numPr>
+          <w:ilvl w:val="3"/>
+          <w:numId w:val="9"/>
+        </w:numPr>
+        <w:spacing w:line="360" w:lineRule="auto"/>
+      </w:pPr>
+      <w:proofErr w:type="spellStart"/>
+      <w:r>
+        <w:t>Criar_Item</w:t>
+      </w:r>
+      <w:proofErr w:type="spellEnd"/>
+      <w:r>
+        <w:t xml:space="preserve"> (</w:t>
+      </w:r>
+      <w:proofErr w:type="spellStart"/>
+      <w:r>
+        <w:t>Buttons</w:t>
+      </w:r>
+      <w:proofErr w:type="spellEnd"/>
+      <w:r>
+        <w:t xml:space="preserve"> Container) – Submete a página, rodando o processo ‘Adicionar Item’, que adiciona o item de buffet e suas especificações.</w:t>
+      </w:r>
+    </w:p>
+    <w:p>
+      <w:pPr>
+        <w:pStyle w:val="PargrafodaLista"/>
+        <w:spacing w:line="360" w:lineRule="auto"/>
+        <w:ind w:left="1440"/>
+      </w:pPr>
+    </w:p>
+    <w:p>
+      <w:pPr>
+        <w:spacing w:line="360" w:lineRule="auto"/>
+        <w:ind w:firstLine="709"/>
+        <w:jc w:val="both"/>
+      </w:pPr>
+      <w:r>
+        <w:t xml:space="preserve">Processos de página: </w:t>
+      </w:r>
+    </w:p>
+    <w:p>
+      <w:pPr>
+        <w:pStyle w:val="PargrafodaLista"/>
+        <w:numPr>
+          <w:ilvl w:val="2"/>
+          <w:numId w:val="16"/>
+        </w:numPr>
+        <w:spacing w:line="360" w:lineRule="auto"/>
+        <w:jc w:val="both"/>
+      </w:pPr>
+      <w:r>
+        <w:t>Adicionar Item (Após a Submissão) – Roda um PL/SQL que captura os valores digitados nos itens de página, faz um registro no banco de dados e insere ele, adicionando um novo item de buffet e suas especificações.</w:t>
+      </w:r>
+      <w:r>
+        <w:t xml:space="preserve"> Depois retorna para a Página 100.</w:t>
+      </w:r>
+    </w:p>
+    <w:p>
+      <w:pPr>
+        <w:spacing w:line="360" w:lineRule="auto"/>
+        <w:ind w:firstLine="709"/>
+        <w:jc w:val="both"/>
+      </w:pPr>
+    </w:p>
+    <w:p>
+      <w:pPr>
+        <w:spacing w:line="360" w:lineRule="auto"/>
+        <w:ind w:firstLine="709"/>
+        <w:jc w:val="both"/>
+      </w:pPr>
+      <w:r>
+        <w:t xml:space="preserve">Dynamic Actions relevantes: </w:t>
+      </w:r>
+    </w:p>
+    <w:p>
+      <w:pPr>
+        <w:pStyle w:val="PargrafodaLista"/>
+        <w:numPr>
+          <w:ilvl w:val="2"/>
+          <w:numId w:val="16"/>
+        </w:numPr>
+        <w:spacing w:line="360" w:lineRule="auto"/>
+        <w:jc w:val="both"/>
+      </w:pPr>
+      <w:r>
+        <w:t>Permitir ou não a Inserção (Carregamento de Página)</w:t>
+      </w:r>
+    </w:p>
+    <w:p>
+      <w:pPr>
+        <w:pStyle w:val="PargrafodaLista"/>
+        <w:numPr>
+          <w:ilvl w:val="3"/>
+          <w:numId w:val="16"/>
+        </w:numPr>
+        <w:spacing w:line="360" w:lineRule="auto"/>
+        <w:jc w:val="both"/>
+      </w:pPr>
+      <w:r>
+        <w:t>JS – Captura o valor do item de página de setor (ASQUALOG) e verifica se ele pertence a ASQUALOG, exibindo/ocultando as regiões.</w:t>
+      </w:r>
+    </w:p>
+    <w:p>
+      <w:pPr>
+        <w:spacing w:line="360" w:lineRule="auto"/>
+        <w:ind w:firstLine="709"/>
+        <w:jc w:val="both"/>
+      </w:pPr>
+    </w:p>
+    <w:p>
+      <w:pPr>
+        <w:spacing w:line="360" w:lineRule="auto"/>
+        <w:ind w:firstLine="709"/>
+        <w:jc w:val="both"/>
+      </w:pPr>
+      <w:r>
+        <w:t xml:space="preserve">Navegação: </w:t>
+      </w:r>
+      <w:r>
+        <w:t xml:space="preserve">O acesso à Pagina 171 ocorre a partir da Página 100. Após seu </w:t>
+      </w:r>
+    </w:p>
+    <w:p>
+      <w:pPr>
+        <w:spacing w:line="360" w:lineRule="auto"/>
+        <w:ind w:left="707" w:firstLine="709"/>
+        <w:jc w:val="both"/>
+      </w:pPr>
+      <w:r>
+        <w:t xml:space="preserve">processamento, o usuário </w:t>
+      </w:r>
+      <w:proofErr w:type="spellStart"/>
+      <w:r>
+        <w:t>é</w:t>
+      </w:r>
+      <w:proofErr w:type="spellEnd"/>
+      <w:r>
+        <w:t xml:space="preserve"> redirecionado para a página 100.</w:t>
+      </w:r>
+    </w:p>
+    <w:p>
+      <w:pPr>
+        <w:pStyle w:val="Ttulo4"/>
+        <w:spacing w:line="360" w:lineRule="auto"/>
+      </w:pPr>
+      <w:r>
+        <w:t>5.2.2.</w:t>
+      </w:r>
+      <w:r>
+        <w:t>5</w:t>
+      </w:r>
+      <w:r>
+        <w:t xml:space="preserve"> Página </w:t>
+      </w:r>
+      <w:r>
+        <w:t>900</w:t>
+      </w:r>
+      <w:r>
+        <w:t xml:space="preserve"> – Início</w:t>
+      </w:r>
+    </w:p>
+    <w:p>
+      <w:pPr>
+        <w:spacing w:line="360" w:lineRule="auto"/>
+        <w:ind w:firstLine="709"/>
+        <w:jc w:val="both"/>
+      </w:pPr>
+      <w:r>
+        <w:t>Tipo de página: Relatório Interativo</w:t>
+      </w:r>
+    </w:p>
+    <w:p>
+      <w:pPr>
+        <w:spacing w:line="360" w:lineRule="auto"/>
+        <w:ind w:firstLine="709"/>
+        <w:jc w:val="both"/>
+      </w:pPr>
+      <w:r>
+        <w:t xml:space="preserve">Objetivo da página: </w:t>
+      </w:r>
+    </w:p>
+    <w:p>
+      <w:pPr>
+        <w:spacing w:line="360" w:lineRule="auto"/>
+        <w:ind w:left="1414"/>
+        <w:jc w:val="both"/>
+      </w:pPr>
+      <w:r>
+        <w:t xml:space="preserve">A Página </w:t>
+      </w:r>
+      <w:r>
+        <w:t xml:space="preserve">900 tem como objetivo </w:t>
+      </w:r>
+      <w:r>
+        <w:t>permitir que os usuários da ASQUALOG atualizem os quantitativos disponíveis dos itens de buffet, refletindo a situação atual do contrato firmado com o Senac. Essa funcionalidade é utilizada principalmente após a celebração de aditivos contratuais ou outras alterações que impactem a quantidade disponível de cada item.</w:t>
+      </w:r>
+    </w:p>
+    <w:p>
+      <w:pPr>
+        <w:spacing w:line="360" w:lineRule="auto"/>
+        <w:ind w:left="1414"/>
+        <w:jc w:val="both"/>
+      </w:pPr>
+      <w:r>
+        <w:t>Além da atualização dos quantitativos, a página disponibiliza uma visão consolidada dos itens de buffet cadastrados, apresentando seus principais dados e respectivas especificações, permitindo que a conferência das informações seja realizada antes da efetivação das alterações.</w:t>
+      </w:r>
+    </w:p>
+    <w:p>
+      <w:pPr>
+        <w:spacing w:line="360" w:lineRule="auto"/>
+        <w:ind w:left="1414"/>
+        <w:jc w:val="both"/>
+      </w:pPr>
+    </w:p>
+    <w:p>
+      <w:pPr>
+        <w:spacing w:line="360" w:lineRule="auto"/>
+        <w:ind w:firstLine="709"/>
+        <w:jc w:val="both"/>
+      </w:pPr>
+      <w:r>
+        <w:t xml:space="preserve">Componentes principais: </w:t>
+      </w:r>
+    </w:p>
+    <w:p>
+      <w:pPr>
+        <w:pStyle w:val="PargrafodaLista"/>
+        <w:numPr>
+          <w:ilvl w:val="2"/>
+          <w:numId w:val="9"/>
+        </w:numPr>
+        <w:spacing w:line="360" w:lineRule="auto"/>
+      </w:pPr>
+      <w:r>
+        <w:t>Regions: [listar regiões principais e seu conteúdo];</w:t>
+      </w:r>
+    </w:p>
+    <w:p>
+      <w:pPr>
+        <w:pStyle w:val="PargrafodaLista"/>
+        <w:numPr>
+          <w:ilvl w:val="3"/>
+          <w:numId w:val="9"/>
+        </w:numPr>
+        <w:spacing w:line="360" w:lineRule="auto"/>
+      </w:pPr>
+      <w:r>
+        <w:t>Breadcrumb (Breadcrumb): Lista de navegação da página atual, tem seu valor definido nos componentes compartilhados da aplicação.</w:t>
+      </w:r>
+    </w:p>
+    <w:p>
+      <w:pPr>
+        <w:pStyle w:val="PargrafodaLista"/>
+        <w:numPr>
+          <w:ilvl w:val="3"/>
+          <w:numId w:val="9"/>
+        </w:numPr>
+        <w:spacing w:line="360" w:lineRule="auto"/>
+      </w:pPr>
+      <w:r>
+        <w:t xml:space="preserve">Detalhes de Buffet (Relatório Interativo) </w:t>
+      </w:r>
+      <w:r>
+        <w:t>–</w:t>
+      </w:r>
+      <w:r>
         <w:t xml:space="preserve"> </w:t>
       </w:r>
+      <w:r>
+        <w:t xml:space="preserve">Mostra os detalhes e especificações de todos os itens de buffet, juntamente com um campo </w:t>
+      </w:r>
       <w:proofErr w:type="spellStart"/>
-      <w:proofErr w:type="gramStart"/>
-      <w:r>
-        <w:rPr>
-          <w:i/>
-          <w:iCs/>
-          <w:color w:val="808080"/>
-        </w:rPr>
-        <w:t>submit</w:t>
+      <w:r>
+        <w:t>apex_item.text</w:t>
       </w:r>
       <w:proofErr w:type="spellEnd"/>
       <w:r>
-        <w:rPr>
-          <w:i/>
-          <w:iCs/>
-          <w:color w:val="808080"/>
-        </w:rPr>
-        <w:t>, etc.</w:t>
-      </w:r>
-      <w:proofErr w:type="gramEnd"/>
-      <w:r>
-        <w:rPr>
-          <w:i/>
-          <w:iCs/>
-          <w:color w:val="808080"/>
-        </w:rPr>
-        <w:t>).]</w:t>
-      </w:r>
+        <w:t xml:space="preserve"> com o valor da quantidade atual do item, mas permite a alteração desse campo para o novo valor.</w:t>
+      </w:r>
+    </w:p>
+    <w:p>
+      <w:pPr>
+        <w:pStyle w:val="PargrafodaLista"/>
+        <w:numPr>
+          <w:ilvl w:val="2"/>
+          <w:numId w:val="9"/>
+        </w:numPr>
+        <w:spacing w:line="360" w:lineRule="auto"/>
+      </w:pPr>
+      <w:r>
+        <w:t>Itens de destaque: [campos/itens relevantes para o usuário];</w:t>
+      </w:r>
+    </w:p>
+    <w:p>
+      <w:pPr>
+        <w:pStyle w:val="PargrafodaLista"/>
+        <w:numPr>
+          <w:ilvl w:val="2"/>
+          <w:numId w:val="9"/>
+        </w:numPr>
+        <w:spacing w:line="360" w:lineRule="auto"/>
+      </w:pPr>
+      <w:r>
+        <w:t>Botões e ações: [nome do botão → ação executada].</w:t>
+      </w:r>
+    </w:p>
+    <w:p>
+      <w:pPr>
+        <w:pStyle w:val="PargrafodaLista"/>
+        <w:numPr>
+          <w:ilvl w:val="3"/>
+          <w:numId w:val="9"/>
+        </w:numPr>
+        <w:spacing w:line="360" w:lineRule="auto"/>
+      </w:pPr>
+      <w:proofErr w:type="spellStart"/>
+      <w:r>
+        <w:t>Adicionar_Quantidade</w:t>
+      </w:r>
+      <w:proofErr w:type="spellEnd"/>
+      <w:r>
+        <w:t xml:space="preserve"> (Detalhes do Buffet) – Submete a página executando o processo ‘Fazer Aditivos’, que atualiza as quantidades.</w:t>
+      </w:r>
+    </w:p>
+    <w:p>
+      <w:pPr>
+        <w:pStyle w:val="PargrafodaLista"/>
+        <w:spacing w:line="360" w:lineRule="auto"/>
+        <w:ind w:left="1440"/>
+      </w:pPr>
     </w:p>
     <w:p>
       <w:pPr>
@@ -18889,7 +20778,29 @@
         <w:jc w:val="both"/>
       </w:pPr>
       <w:r>
-        <w:t xml:space="preserve">Dynamic Actions relevantes: </w:t>
+        <w:t xml:space="preserve">Processos de página: </w:t>
+      </w:r>
+    </w:p>
+    <w:p>
+      <w:pPr>
+        <w:pStyle w:val="PargrafodaLista"/>
+        <w:numPr>
+          <w:ilvl w:val="2"/>
+          <w:numId w:val="17"/>
+        </w:numPr>
+        <w:spacing w:line="360" w:lineRule="auto"/>
+        <w:jc w:val="both"/>
+      </w:pPr>
+      <w:r>
+        <w:t xml:space="preserve">Fazer Aditivos (Após a Submissão) – Roda um código PL/SQL que captura os valores do </w:t>
+      </w:r>
+      <w:proofErr w:type="spellStart"/>
+      <w:r>
+        <w:t>apex_item.text</w:t>
+      </w:r>
+      <w:proofErr w:type="spellEnd"/>
+      <w:r>
+        <w:t xml:space="preserve"> (com o id do item e a quantidade nova) e percorre um loop fazendo um update da quantidade desses itens de buffet.</w:t>
       </w:r>
     </w:p>
     <w:p>
@@ -18898,14 +20809,6 @@
         <w:ind w:firstLine="709"/>
         <w:jc w:val="both"/>
       </w:pPr>
-      <w:r>
-        <w:rPr>
-          <w:i/>
-          <w:iCs/>
-          <w:color w:val="808080"/>
-        </w:rPr>
-        <w:t>[descreva as principais ações dinâmicas configuradas e o evento que as dispara.]</w:t>
-      </w:r>
     </w:p>
     <w:p>
       <w:pPr>
@@ -18914,89 +20817,37 @@
         <w:jc w:val="both"/>
       </w:pPr>
       <w:r>
+        <w:t>Dynamic Actions relevantes:</w:t>
+      </w:r>
+      <w:r>
+        <w:t xml:space="preserve"> Não se aplica.</w:t>
+      </w:r>
+      <w:r>
+        <w:t xml:space="preserve"> </w:t>
+      </w:r>
+    </w:p>
+    <w:p>
+      <w:pPr>
+        <w:spacing w:line="360" w:lineRule="auto"/>
+        <w:ind w:firstLine="709"/>
+        <w:jc w:val="both"/>
+      </w:pPr>
+      <w:r>
         <w:t xml:space="preserve">Navegação: </w:t>
       </w:r>
-    </w:p>
-    <w:p>
-      <w:pPr>
-        <w:spacing w:line="360" w:lineRule="auto"/>
-        <w:ind w:firstLine="709"/>
-        <w:jc w:val="both"/>
-      </w:pPr>
-      <w:r>
-        <w:rPr>
-          <w:i/>
-          <w:iCs/>
-          <w:color w:val="808080"/>
-        </w:rPr>
-        <w:t>[indique de onde o usuário chega a esta página e para onde é direcionado a seguir (</w:t>
-      </w:r>
-      <w:proofErr w:type="spellStart"/>
-      <w:r>
-        <w:rPr>
-          <w:i/>
-          <w:iCs/>
-          <w:color w:val="808080"/>
-        </w:rPr>
-        <w:t>branches</w:t>
-      </w:r>
-      <w:proofErr w:type="spellEnd"/>
-      <w:r>
-        <w:rPr>
-          <w:i/>
-          <w:iCs/>
-          <w:color w:val="808080"/>
-        </w:rPr>
-        <w:t xml:space="preserve">), incluindo condições de cada </w:t>
-      </w:r>
-      <w:proofErr w:type="spellStart"/>
-      <w:r>
-        <w:rPr>
-          <w:i/>
-          <w:iCs/>
-          <w:color w:val="808080"/>
-        </w:rPr>
-        <w:t>branch</w:t>
-      </w:r>
-      <w:proofErr w:type="spellEnd"/>
-      <w:r>
-        <w:rPr>
-          <w:i/>
-          <w:iCs/>
-          <w:color w:val="808080"/>
-        </w:rPr>
-        <w:t>.]</w:t>
-      </w:r>
-    </w:p>
-    <w:p>
-      <w:pPr>
-        <w:spacing w:line="360" w:lineRule="auto"/>
-        <w:ind w:firstLine="709"/>
-        <w:jc w:val="both"/>
-      </w:pPr>
-      <w:r>
-        <w:t xml:space="preserve">Regras de negócio aplicadas: </w:t>
-      </w:r>
-    </w:p>
-    <w:p>
-      <w:pPr>
-        <w:spacing w:line="360" w:lineRule="auto"/>
-        <w:ind w:firstLine="709"/>
-        <w:jc w:val="both"/>
-      </w:pPr>
-      <w:r>
-        <w:rPr>
-          <w:i/>
-          <w:iCs/>
-          <w:color w:val="808080"/>
-        </w:rPr>
-        <w:t>[descreva validações e regras de negócio específicas desta página.]</w:t>
-      </w:r>
-    </w:p>
-    <w:p>
-      <w:pPr>
-        <w:spacing w:after="240"/>
-      </w:pPr>
+      <w:r>
+        <w:t xml:space="preserve">O acesso à Página 900 ocorre a partir da Página 1, por meio do botão Fazer </w:t>
+      </w:r>
+    </w:p>
+    <w:p>
+      <w:pPr>
+        <w:spacing w:line="360" w:lineRule="auto"/>
+        <w:ind w:left="1414"/>
+        <w:jc w:val="both"/>
+      </w:pPr>
+      <w:r>
+        <w:t>Aditivo, disponível exclusivamente para usuários pertencentes à ASQUALOG. Após a submissão, o usuário é redirecionado para a Página 1.</w:t>
+      </w:r>
     </w:p>
     <w:p>
       <w:pPr>
@@ -19008,13 +20859,6 @@
           <w:iCs/>
         </w:rPr>
       </w:pPr>
-      <w:r>
-        <w:rPr>
-          <w:i/>
-          <w:iCs/>
-        </w:rPr>
-        <w:t>Repita a estrutura dos itens 5.1.2.1 em diante para cada página do fluxo, e repita a estrutura da Seção 5.1 (5.2, 5.3...) para cada novo fluxo de uso do sistema.</w:t>
-      </w:r>
     </w:p>
     <w:p>
       <w:pPr>
@@ -23238,6 +25082,7 @@
         <w:spacing w:line="360" w:lineRule="auto"/>
       </w:pPr>
       <w:r>
+        <w:lastRenderedPageBreak/>
         <w:t>5.</w:t>
       </w:r>
       <w:r>
@@ -25786,7 +27631,6 @@
         <w:spacing w:after="200"/>
       </w:pPr>
       <w:r>
-        <w:lastRenderedPageBreak/>
         <w:t xml:space="preserve">ORACLE. Oracle APEX </w:t>
       </w:r>
       <w:proofErr w:type="spellStart"/>
@@ -26305,6 +28149,571 @@
     </w:lvl>
   </w:abstractNum>
   <w:abstractNum w:abstractNumId="3" w15:restartNumberingAfterBreak="0">
+    <w:nsid w:val="0DD00E52"/>
+    <w:multiLevelType w:val="multilevel"/>
+    <w:tmpl w:val="04160021"/>
+    <w:lvl w:ilvl="0">
+      <w:start w:val="1"/>
+      <w:numFmt w:val="bullet"/>
+      <w:lvlText w:val=""/>
+      <w:lvlJc w:val="left"/>
+      <w:pPr>
+        <w:ind w:left="360" w:hanging="360"/>
+      </w:pPr>
+      <w:rPr>
+        <w:rFonts w:ascii="Wingdings" w:hAnsi="Wingdings" w:hint="default"/>
+      </w:rPr>
+    </w:lvl>
+    <w:lvl w:ilvl="1">
+      <w:start w:val="1"/>
+      <w:numFmt w:val="bullet"/>
+      <w:lvlText w:val=""/>
+      <w:lvlJc w:val="left"/>
+      <w:pPr>
+        <w:ind w:left="720" w:hanging="360"/>
+      </w:pPr>
+      <w:rPr>
+        <w:rFonts w:ascii="Wingdings" w:hAnsi="Wingdings" w:hint="default"/>
+      </w:rPr>
+    </w:lvl>
+    <w:lvl w:ilvl="2">
+      <w:start w:val="1"/>
+      <w:numFmt w:val="bullet"/>
+      <w:lvlText w:val=""/>
+      <w:lvlJc w:val="left"/>
+      <w:pPr>
+        <w:ind w:left="1080" w:hanging="360"/>
+      </w:pPr>
+      <w:rPr>
+        <w:rFonts w:ascii="Wingdings" w:hAnsi="Wingdings" w:hint="default"/>
+      </w:rPr>
+    </w:lvl>
+    <w:lvl w:ilvl="3">
+      <w:start w:val="1"/>
+      <w:numFmt w:val="bullet"/>
+      <w:lvlText w:val=""/>
+      <w:lvlJc w:val="left"/>
+      <w:pPr>
+        <w:ind w:left="1440" w:hanging="360"/>
+      </w:pPr>
+      <w:rPr>
+        <w:rFonts w:ascii="Symbol" w:hAnsi="Symbol" w:hint="default"/>
+      </w:rPr>
+    </w:lvl>
+    <w:lvl w:ilvl="4">
+      <w:start w:val="1"/>
+      <w:numFmt w:val="bullet"/>
+      <w:lvlText w:val=""/>
+      <w:lvlJc w:val="left"/>
+      <w:pPr>
+        <w:ind w:left="1800" w:hanging="360"/>
+      </w:pPr>
+      <w:rPr>
+        <w:rFonts w:ascii="Symbol" w:hAnsi="Symbol" w:hint="default"/>
+      </w:rPr>
+    </w:lvl>
+    <w:lvl w:ilvl="5">
+      <w:start w:val="1"/>
+      <w:numFmt w:val="bullet"/>
+      <w:lvlText w:val=""/>
+      <w:lvlJc w:val="left"/>
+      <w:pPr>
+        <w:ind w:left="2160" w:hanging="360"/>
+      </w:pPr>
+      <w:rPr>
+        <w:rFonts w:ascii="Wingdings" w:hAnsi="Wingdings" w:hint="default"/>
+      </w:rPr>
+    </w:lvl>
+    <w:lvl w:ilvl="6">
+      <w:start w:val="1"/>
+      <w:numFmt w:val="bullet"/>
+      <w:lvlText w:val=""/>
+      <w:lvlJc w:val="left"/>
+      <w:pPr>
+        <w:ind w:left="2520" w:hanging="360"/>
+      </w:pPr>
+      <w:rPr>
+        <w:rFonts w:ascii="Wingdings" w:hAnsi="Wingdings" w:hint="default"/>
+      </w:rPr>
+    </w:lvl>
+    <w:lvl w:ilvl="7">
+      <w:start w:val="1"/>
+      <w:numFmt w:val="bullet"/>
+      <w:lvlText w:val=""/>
+      <w:lvlJc w:val="left"/>
+      <w:pPr>
+        <w:ind w:left="2880" w:hanging="360"/>
+      </w:pPr>
+      <w:rPr>
+        <w:rFonts w:ascii="Symbol" w:hAnsi="Symbol" w:hint="default"/>
+      </w:rPr>
+    </w:lvl>
+    <w:lvl w:ilvl="8">
+      <w:start w:val="1"/>
+      <w:numFmt w:val="bullet"/>
+      <w:lvlText w:val=""/>
+      <w:lvlJc w:val="left"/>
+      <w:pPr>
+        <w:ind w:left="3240" w:hanging="360"/>
+      </w:pPr>
+      <w:rPr>
+        <w:rFonts w:ascii="Symbol" w:hAnsi="Symbol" w:hint="default"/>
+      </w:rPr>
+    </w:lvl>
+  </w:abstractNum>
+  <w:abstractNum w:abstractNumId="4" w15:restartNumberingAfterBreak="0">
+    <w:nsid w:val="0FD340C2"/>
+    <w:multiLevelType w:val="multilevel"/>
+    <w:tmpl w:val="04160021"/>
+    <w:lvl w:ilvl="0">
+      <w:start w:val="1"/>
+      <w:numFmt w:val="bullet"/>
+      <w:lvlText w:val=""/>
+      <w:lvlJc w:val="left"/>
+      <w:pPr>
+        <w:ind w:left="360" w:hanging="360"/>
+      </w:pPr>
+      <w:rPr>
+        <w:rFonts w:ascii="Wingdings" w:hAnsi="Wingdings" w:hint="default"/>
+      </w:rPr>
+    </w:lvl>
+    <w:lvl w:ilvl="1">
+      <w:start w:val="1"/>
+      <w:numFmt w:val="bullet"/>
+      <w:lvlText w:val=""/>
+      <w:lvlJc w:val="left"/>
+      <w:pPr>
+        <w:ind w:left="720" w:hanging="360"/>
+      </w:pPr>
+      <w:rPr>
+        <w:rFonts w:ascii="Wingdings" w:hAnsi="Wingdings" w:hint="default"/>
+      </w:rPr>
+    </w:lvl>
+    <w:lvl w:ilvl="2">
+      <w:start w:val="1"/>
+      <w:numFmt w:val="bullet"/>
+      <w:lvlText w:val=""/>
+      <w:lvlJc w:val="left"/>
+      <w:pPr>
+        <w:ind w:left="1080" w:hanging="360"/>
+      </w:pPr>
+      <w:rPr>
+        <w:rFonts w:ascii="Wingdings" w:hAnsi="Wingdings" w:hint="default"/>
+      </w:rPr>
+    </w:lvl>
+    <w:lvl w:ilvl="3">
+      <w:start w:val="1"/>
+      <w:numFmt w:val="bullet"/>
+      <w:lvlText w:val=""/>
+      <w:lvlJc w:val="left"/>
+      <w:pPr>
+        <w:ind w:left="1440" w:hanging="360"/>
+      </w:pPr>
+      <w:rPr>
+        <w:rFonts w:ascii="Symbol" w:hAnsi="Symbol" w:hint="default"/>
+      </w:rPr>
+    </w:lvl>
+    <w:lvl w:ilvl="4">
+      <w:start w:val="1"/>
+      <w:numFmt w:val="bullet"/>
+      <w:lvlText w:val=""/>
+      <w:lvlJc w:val="left"/>
+      <w:pPr>
+        <w:ind w:left="1800" w:hanging="360"/>
+      </w:pPr>
+      <w:rPr>
+        <w:rFonts w:ascii="Symbol" w:hAnsi="Symbol" w:hint="default"/>
+      </w:rPr>
+    </w:lvl>
+    <w:lvl w:ilvl="5">
+      <w:start w:val="1"/>
+      <w:numFmt w:val="bullet"/>
+      <w:lvlText w:val=""/>
+      <w:lvlJc w:val="left"/>
+      <w:pPr>
+        <w:ind w:left="2160" w:hanging="360"/>
+      </w:pPr>
+      <w:rPr>
+        <w:rFonts w:ascii="Wingdings" w:hAnsi="Wingdings" w:hint="default"/>
+      </w:rPr>
+    </w:lvl>
+    <w:lvl w:ilvl="6">
+      <w:start w:val="1"/>
+      <w:numFmt w:val="bullet"/>
+      <w:lvlText w:val=""/>
+      <w:lvlJc w:val="left"/>
+      <w:pPr>
+        <w:ind w:left="2520" w:hanging="360"/>
+      </w:pPr>
+      <w:rPr>
+        <w:rFonts w:ascii="Wingdings" w:hAnsi="Wingdings" w:hint="default"/>
+      </w:rPr>
+    </w:lvl>
+    <w:lvl w:ilvl="7">
+      <w:start w:val="1"/>
+      <w:numFmt w:val="bullet"/>
+      <w:lvlText w:val=""/>
+      <w:lvlJc w:val="left"/>
+      <w:pPr>
+        <w:ind w:left="2880" w:hanging="360"/>
+      </w:pPr>
+      <w:rPr>
+        <w:rFonts w:ascii="Symbol" w:hAnsi="Symbol" w:hint="default"/>
+      </w:rPr>
+    </w:lvl>
+    <w:lvl w:ilvl="8">
+      <w:start w:val="1"/>
+      <w:numFmt w:val="bullet"/>
+      <w:lvlText w:val=""/>
+      <w:lvlJc w:val="left"/>
+      <w:pPr>
+        <w:ind w:left="3240" w:hanging="360"/>
+      </w:pPr>
+      <w:rPr>
+        <w:rFonts w:ascii="Symbol" w:hAnsi="Symbol" w:hint="default"/>
+      </w:rPr>
+    </w:lvl>
+  </w:abstractNum>
+  <w:abstractNum w:abstractNumId="5" w15:restartNumberingAfterBreak="0">
+    <w:nsid w:val="18F10E8B"/>
+    <w:multiLevelType w:val="multilevel"/>
+    <w:tmpl w:val="04160021"/>
+    <w:lvl w:ilvl="0">
+      <w:start w:val="1"/>
+      <w:numFmt w:val="bullet"/>
+      <w:lvlText w:val=""/>
+      <w:lvlJc w:val="left"/>
+      <w:pPr>
+        <w:ind w:left="360" w:hanging="360"/>
+      </w:pPr>
+      <w:rPr>
+        <w:rFonts w:ascii="Wingdings" w:hAnsi="Wingdings" w:hint="default"/>
+      </w:rPr>
+    </w:lvl>
+    <w:lvl w:ilvl="1">
+      <w:start w:val="1"/>
+      <w:numFmt w:val="bullet"/>
+      <w:lvlText w:val=""/>
+      <w:lvlJc w:val="left"/>
+      <w:pPr>
+        <w:ind w:left="720" w:hanging="360"/>
+      </w:pPr>
+      <w:rPr>
+        <w:rFonts w:ascii="Wingdings" w:hAnsi="Wingdings" w:hint="default"/>
+      </w:rPr>
+    </w:lvl>
+    <w:lvl w:ilvl="2">
+      <w:start w:val="1"/>
+      <w:numFmt w:val="bullet"/>
+      <w:lvlText w:val=""/>
+      <w:lvlJc w:val="left"/>
+      <w:pPr>
+        <w:ind w:left="1080" w:hanging="360"/>
+      </w:pPr>
+      <w:rPr>
+        <w:rFonts w:ascii="Wingdings" w:hAnsi="Wingdings" w:hint="default"/>
+      </w:rPr>
+    </w:lvl>
+    <w:lvl w:ilvl="3">
+      <w:start w:val="1"/>
+      <w:numFmt w:val="bullet"/>
+      <w:lvlText w:val=""/>
+      <w:lvlJc w:val="left"/>
+      <w:pPr>
+        <w:ind w:left="1440" w:hanging="360"/>
+      </w:pPr>
+      <w:rPr>
+        <w:rFonts w:ascii="Symbol" w:hAnsi="Symbol" w:hint="default"/>
+      </w:rPr>
+    </w:lvl>
+    <w:lvl w:ilvl="4">
+      <w:start w:val="1"/>
+      <w:numFmt w:val="bullet"/>
+      <w:lvlText w:val=""/>
+      <w:lvlJc w:val="left"/>
+      <w:pPr>
+        <w:ind w:left="1800" w:hanging="360"/>
+      </w:pPr>
+      <w:rPr>
+        <w:rFonts w:ascii="Symbol" w:hAnsi="Symbol" w:hint="default"/>
+      </w:rPr>
+    </w:lvl>
+    <w:lvl w:ilvl="5">
+      <w:start w:val="1"/>
+      <w:numFmt w:val="bullet"/>
+      <w:lvlText w:val=""/>
+      <w:lvlJc w:val="left"/>
+      <w:pPr>
+        <w:ind w:left="2160" w:hanging="360"/>
+      </w:pPr>
+      <w:rPr>
+        <w:rFonts w:ascii="Wingdings" w:hAnsi="Wingdings" w:hint="default"/>
+      </w:rPr>
+    </w:lvl>
+    <w:lvl w:ilvl="6">
+      <w:start w:val="1"/>
+      <w:numFmt w:val="bullet"/>
+      <w:lvlText w:val=""/>
+      <w:lvlJc w:val="left"/>
+      <w:pPr>
+        <w:ind w:left="2520" w:hanging="360"/>
+      </w:pPr>
+      <w:rPr>
+        <w:rFonts w:ascii="Wingdings" w:hAnsi="Wingdings" w:hint="default"/>
+      </w:rPr>
+    </w:lvl>
+    <w:lvl w:ilvl="7">
+      <w:start w:val="1"/>
+      <w:numFmt w:val="bullet"/>
+      <w:lvlText w:val=""/>
+      <w:lvlJc w:val="left"/>
+      <w:pPr>
+        <w:ind w:left="2880" w:hanging="360"/>
+      </w:pPr>
+      <w:rPr>
+        <w:rFonts w:ascii="Symbol" w:hAnsi="Symbol" w:hint="default"/>
+      </w:rPr>
+    </w:lvl>
+    <w:lvl w:ilvl="8">
+      <w:start w:val="1"/>
+      <w:numFmt w:val="bullet"/>
+      <w:lvlText w:val=""/>
+      <w:lvlJc w:val="left"/>
+      <w:pPr>
+        <w:ind w:left="3240" w:hanging="360"/>
+      </w:pPr>
+      <w:rPr>
+        <w:rFonts w:ascii="Symbol" w:hAnsi="Symbol" w:hint="default"/>
+      </w:rPr>
+    </w:lvl>
+  </w:abstractNum>
+  <w:abstractNum w:abstractNumId="6" w15:restartNumberingAfterBreak="0">
+    <w:nsid w:val="1DDC3D8D"/>
+    <w:multiLevelType w:val="multilevel"/>
+    <w:tmpl w:val="04160021"/>
+    <w:lvl w:ilvl="0">
+      <w:start w:val="1"/>
+      <w:numFmt w:val="bullet"/>
+      <w:lvlText w:val=""/>
+      <w:lvlJc w:val="left"/>
+      <w:pPr>
+        <w:ind w:left="360" w:hanging="360"/>
+      </w:pPr>
+      <w:rPr>
+        <w:rFonts w:ascii="Wingdings" w:hAnsi="Wingdings" w:hint="default"/>
+      </w:rPr>
+    </w:lvl>
+    <w:lvl w:ilvl="1">
+      <w:start w:val="1"/>
+      <w:numFmt w:val="bullet"/>
+      <w:lvlText w:val=""/>
+      <w:lvlJc w:val="left"/>
+      <w:pPr>
+        <w:ind w:left="720" w:hanging="360"/>
+      </w:pPr>
+      <w:rPr>
+        <w:rFonts w:ascii="Wingdings" w:hAnsi="Wingdings" w:hint="default"/>
+      </w:rPr>
+    </w:lvl>
+    <w:lvl w:ilvl="2">
+      <w:start w:val="1"/>
+      <w:numFmt w:val="bullet"/>
+      <w:lvlText w:val=""/>
+      <w:lvlJc w:val="left"/>
+      <w:pPr>
+        <w:ind w:left="1080" w:hanging="360"/>
+      </w:pPr>
+      <w:rPr>
+        <w:rFonts w:ascii="Wingdings" w:hAnsi="Wingdings" w:hint="default"/>
+      </w:rPr>
+    </w:lvl>
+    <w:lvl w:ilvl="3">
+      <w:start w:val="1"/>
+      <w:numFmt w:val="bullet"/>
+      <w:lvlText w:val=""/>
+      <w:lvlJc w:val="left"/>
+      <w:pPr>
+        <w:ind w:left="1440" w:hanging="360"/>
+      </w:pPr>
+      <w:rPr>
+        <w:rFonts w:ascii="Symbol" w:hAnsi="Symbol" w:hint="default"/>
+      </w:rPr>
+    </w:lvl>
+    <w:lvl w:ilvl="4">
+      <w:start w:val="1"/>
+      <w:numFmt w:val="bullet"/>
+      <w:lvlText w:val=""/>
+      <w:lvlJc w:val="left"/>
+      <w:pPr>
+        <w:ind w:left="1800" w:hanging="360"/>
+      </w:pPr>
+      <w:rPr>
+        <w:rFonts w:ascii="Symbol" w:hAnsi="Symbol" w:hint="default"/>
+      </w:rPr>
+    </w:lvl>
+    <w:lvl w:ilvl="5">
+      <w:start w:val="1"/>
+      <w:numFmt w:val="bullet"/>
+      <w:lvlText w:val=""/>
+      <w:lvlJc w:val="left"/>
+      <w:pPr>
+        <w:ind w:left="2160" w:hanging="360"/>
+      </w:pPr>
+      <w:rPr>
+        <w:rFonts w:ascii="Wingdings" w:hAnsi="Wingdings" w:hint="default"/>
+      </w:rPr>
+    </w:lvl>
+    <w:lvl w:ilvl="6">
+      <w:start w:val="1"/>
+      <w:numFmt w:val="bullet"/>
+      <w:lvlText w:val=""/>
+      <w:lvlJc w:val="left"/>
+      <w:pPr>
+        <w:ind w:left="2520" w:hanging="360"/>
+      </w:pPr>
+      <w:rPr>
+        <w:rFonts w:ascii="Wingdings" w:hAnsi="Wingdings" w:hint="default"/>
+      </w:rPr>
+    </w:lvl>
+    <w:lvl w:ilvl="7">
+      <w:start w:val="1"/>
+      <w:numFmt w:val="bullet"/>
+      <w:lvlText w:val=""/>
+      <w:lvlJc w:val="left"/>
+      <w:pPr>
+        <w:ind w:left="2880" w:hanging="360"/>
+      </w:pPr>
+      <w:rPr>
+        <w:rFonts w:ascii="Symbol" w:hAnsi="Symbol" w:hint="default"/>
+      </w:rPr>
+    </w:lvl>
+    <w:lvl w:ilvl="8">
+      <w:start w:val="1"/>
+      <w:numFmt w:val="bullet"/>
+      <w:lvlText w:val=""/>
+      <w:lvlJc w:val="left"/>
+      <w:pPr>
+        <w:ind w:left="3240" w:hanging="360"/>
+      </w:pPr>
+      <w:rPr>
+        <w:rFonts w:ascii="Symbol" w:hAnsi="Symbol" w:hint="default"/>
+      </w:rPr>
+    </w:lvl>
+  </w:abstractNum>
+  <w:abstractNum w:abstractNumId="7" w15:restartNumberingAfterBreak="0">
+    <w:nsid w:val="279F464B"/>
+    <w:multiLevelType w:val="multilevel"/>
+    <w:tmpl w:val="04160021"/>
+    <w:lvl w:ilvl="0">
+      <w:start w:val="1"/>
+      <w:numFmt w:val="bullet"/>
+      <w:lvlText w:val=""/>
+      <w:lvlJc w:val="left"/>
+      <w:pPr>
+        <w:ind w:left="360" w:hanging="360"/>
+      </w:pPr>
+      <w:rPr>
+        <w:rFonts w:ascii="Wingdings" w:hAnsi="Wingdings" w:hint="default"/>
+      </w:rPr>
+    </w:lvl>
+    <w:lvl w:ilvl="1">
+      <w:start w:val="1"/>
+      <w:numFmt w:val="bullet"/>
+      <w:lvlText w:val=""/>
+      <w:lvlJc w:val="left"/>
+      <w:pPr>
+        <w:ind w:left="720" w:hanging="360"/>
+      </w:pPr>
+      <w:rPr>
+        <w:rFonts w:ascii="Wingdings" w:hAnsi="Wingdings" w:hint="default"/>
+      </w:rPr>
+    </w:lvl>
+    <w:lvl w:ilvl="2">
+      <w:start w:val="1"/>
+      <w:numFmt w:val="bullet"/>
+      <w:lvlText w:val=""/>
+      <w:lvlJc w:val="left"/>
+      <w:pPr>
+        <w:ind w:left="1080" w:hanging="360"/>
+      </w:pPr>
+      <w:rPr>
+        <w:rFonts w:ascii="Wingdings" w:hAnsi="Wingdings" w:hint="default"/>
+      </w:rPr>
+    </w:lvl>
+    <w:lvl w:ilvl="3">
+      <w:start w:val="1"/>
+      <w:numFmt w:val="bullet"/>
+      <w:lvlText w:val=""/>
+      <w:lvlJc w:val="left"/>
+      <w:pPr>
+        <w:ind w:left="1440" w:hanging="360"/>
+      </w:pPr>
+      <w:rPr>
+        <w:rFonts w:ascii="Symbol" w:hAnsi="Symbol" w:hint="default"/>
+      </w:rPr>
+    </w:lvl>
+    <w:lvl w:ilvl="4">
+      <w:start w:val="1"/>
+      <w:numFmt w:val="bullet"/>
+      <w:lvlText w:val=""/>
+      <w:lvlJc w:val="left"/>
+      <w:pPr>
+        <w:ind w:left="1800" w:hanging="360"/>
+      </w:pPr>
+      <w:rPr>
+        <w:rFonts w:ascii="Symbol" w:hAnsi="Symbol" w:hint="default"/>
+      </w:rPr>
+    </w:lvl>
+    <w:lvl w:ilvl="5">
+      <w:start w:val="1"/>
+      <w:numFmt w:val="bullet"/>
+      <w:lvlText w:val=""/>
+      <w:lvlJc w:val="left"/>
+      <w:pPr>
+        <w:ind w:left="2160" w:hanging="360"/>
+      </w:pPr>
+      <w:rPr>
+        <w:rFonts w:ascii="Wingdings" w:hAnsi="Wingdings" w:hint="default"/>
+      </w:rPr>
+    </w:lvl>
+    <w:lvl w:ilvl="6">
+      <w:start w:val="1"/>
+      <w:numFmt w:val="bullet"/>
+      <w:lvlText w:val=""/>
+      <w:lvlJc w:val="left"/>
+      <w:pPr>
+        <w:ind w:left="2520" w:hanging="360"/>
+      </w:pPr>
+      <w:rPr>
+        <w:rFonts w:ascii="Wingdings" w:hAnsi="Wingdings" w:hint="default"/>
+      </w:rPr>
+    </w:lvl>
+    <w:lvl w:ilvl="7">
+      <w:start w:val="1"/>
+      <w:numFmt w:val="bullet"/>
+      <w:lvlText w:val=""/>
+      <w:lvlJc w:val="left"/>
+      <w:pPr>
+        <w:ind w:left="2880" w:hanging="360"/>
+      </w:pPr>
+      <w:rPr>
+        <w:rFonts w:ascii="Symbol" w:hAnsi="Symbol" w:hint="default"/>
+      </w:rPr>
+    </w:lvl>
+    <w:lvl w:ilvl="8">
+      <w:start w:val="1"/>
+      <w:numFmt w:val="bullet"/>
+      <w:lvlText w:val=""/>
+      <w:lvlJc w:val="left"/>
+      <w:pPr>
+        <w:ind w:left="3240" w:hanging="360"/>
+      </w:pPr>
+      <w:rPr>
+        <w:rFonts w:ascii="Symbol" w:hAnsi="Symbol" w:hint="default"/>
+      </w:rPr>
+    </w:lvl>
+  </w:abstractNum>
+  <w:abstractNum w:abstractNumId="8" w15:restartNumberingAfterBreak="0">
     <w:nsid w:val="2D043CDE"/>
     <w:multiLevelType w:val="hybridMultilevel"/>
     <w:tmpl w:val="A4F8318A"/>
@@ -26417,7 +28826,346 @@
       </w:rPr>
     </w:lvl>
   </w:abstractNum>
-  <w:abstractNum w:abstractNumId="4" w15:restartNumberingAfterBreak="0">
+  <w:abstractNum w:abstractNumId="9" w15:restartNumberingAfterBreak="0">
+    <w:nsid w:val="3EE814C9"/>
+    <w:multiLevelType w:val="multilevel"/>
+    <w:tmpl w:val="04160021"/>
+    <w:lvl w:ilvl="0">
+      <w:start w:val="1"/>
+      <w:numFmt w:val="bullet"/>
+      <w:lvlText w:val=""/>
+      <w:lvlJc w:val="left"/>
+      <w:pPr>
+        <w:ind w:left="360" w:hanging="360"/>
+      </w:pPr>
+      <w:rPr>
+        <w:rFonts w:ascii="Wingdings" w:hAnsi="Wingdings" w:hint="default"/>
+      </w:rPr>
+    </w:lvl>
+    <w:lvl w:ilvl="1">
+      <w:start w:val="1"/>
+      <w:numFmt w:val="bullet"/>
+      <w:lvlText w:val=""/>
+      <w:lvlJc w:val="left"/>
+      <w:pPr>
+        <w:ind w:left="720" w:hanging="360"/>
+      </w:pPr>
+      <w:rPr>
+        <w:rFonts w:ascii="Wingdings" w:hAnsi="Wingdings" w:hint="default"/>
+      </w:rPr>
+    </w:lvl>
+    <w:lvl w:ilvl="2">
+      <w:start w:val="1"/>
+      <w:numFmt w:val="bullet"/>
+      <w:lvlText w:val=""/>
+      <w:lvlJc w:val="left"/>
+      <w:pPr>
+        <w:ind w:left="1080" w:hanging="360"/>
+      </w:pPr>
+      <w:rPr>
+        <w:rFonts w:ascii="Wingdings" w:hAnsi="Wingdings" w:hint="default"/>
+      </w:rPr>
+    </w:lvl>
+    <w:lvl w:ilvl="3">
+      <w:start w:val="1"/>
+      <w:numFmt w:val="bullet"/>
+      <w:lvlText w:val=""/>
+      <w:lvlJc w:val="left"/>
+      <w:pPr>
+        <w:ind w:left="1440" w:hanging="360"/>
+      </w:pPr>
+      <w:rPr>
+        <w:rFonts w:ascii="Symbol" w:hAnsi="Symbol" w:hint="default"/>
+      </w:rPr>
+    </w:lvl>
+    <w:lvl w:ilvl="4">
+      <w:start w:val="1"/>
+      <w:numFmt w:val="bullet"/>
+      <w:lvlText w:val=""/>
+      <w:lvlJc w:val="left"/>
+      <w:pPr>
+        <w:ind w:left="1800" w:hanging="360"/>
+      </w:pPr>
+      <w:rPr>
+        <w:rFonts w:ascii="Symbol" w:hAnsi="Symbol" w:hint="default"/>
+      </w:rPr>
+    </w:lvl>
+    <w:lvl w:ilvl="5">
+      <w:start w:val="1"/>
+      <w:numFmt w:val="bullet"/>
+      <w:lvlText w:val=""/>
+      <w:lvlJc w:val="left"/>
+      <w:pPr>
+        <w:ind w:left="2160" w:hanging="360"/>
+      </w:pPr>
+      <w:rPr>
+        <w:rFonts w:ascii="Wingdings" w:hAnsi="Wingdings" w:hint="default"/>
+      </w:rPr>
+    </w:lvl>
+    <w:lvl w:ilvl="6">
+      <w:start w:val="1"/>
+      <w:numFmt w:val="bullet"/>
+      <w:lvlText w:val=""/>
+      <w:lvlJc w:val="left"/>
+      <w:pPr>
+        <w:ind w:left="2520" w:hanging="360"/>
+      </w:pPr>
+      <w:rPr>
+        <w:rFonts w:ascii="Wingdings" w:hAnsi="Wingdings" w:hint="default"/>
+      </w:rPr>
+    </w:lvl>
+    <w:lvl w:ilvl="7">
+      <w:start w:val="1"/>
+      <w:numFmt w:val="bullet"/>
+      <w:lvlText w:val=""/>
+      <w:lvlJc w:val="left"/>
+      <w:pPr>
+        <w:ind w:left="2880" w:hanging="360"/>
+      </w:pPr>
+      <w:rPr>
+        <w:rFonts w:ascii="Symbol" w:hAnsi="Symbol" w:hint="default"/>
+      </w:rPr>
+    </w:lvl>
+    <w:lvl w:ilvl="8">
+      <w:start w:val="1"/>
+      <w:numFmt w:val="bullet"/>
+      <w:lvlText w:val=""/>
+      <w:lvlJc w:val="left"/>
+      <w:pPr>
+        <w:ind w:left="3240" w:hanging="360"/>
+      </w:pPr>
+      <w:rPr>
+        <w:rFonts w:ascii="Symbol" w:hAnsi="Symbol" w:hint="default"/>
+      </w:rPr>
+    </w:lvl>
+  </w:abstractNum>
+  <w:abstractNum w:abstractNumId="10" w15:restartNumberingAfterBreak="0">
+    <w:nsid w:val="47E563A1"/>
+    <w:multiLevelType w:val="multilevel"/>
+    <w:tmpl w:val="04160021"/>
+    <w:lvl w:ilvl="0">
+      <w:start w:val="1"/>
+      <w:numFmt w:val="bullet"/>
+      <w:lvlText w:val=""/>
+      <w:lvlJc w:val="left"/>
+      <w:pPr>
+        <w:ind w:left="360" w:hanging="360"/>
+      </w:pPr>
+      <w:rPr>
+        <w:rFonts w:ascii="Wingdings" w:hAnsi="Wingdings" w:hint="default"/>
+      </w:rPr>
+    </w:lvl>
+    <w:lvl w:ilvl="1">
+      <w:start w:val="1"/>
+      <w:numFmt w:val="bullet"/>
+      <w:lvlText w:val=""/>
+      <w:lvlJc w:val="left"/>
+      <w:pPr>
+        <w:ind w:left="720" w:hanging="360"/>
+      </w:pPr>
+      <w:rPr>
+        <w:rFonts w:ascii="Wingdings" w:hAnsi="Wingdings" w:hint="default"/>
+      </w:rPr>
+    </w:lvl>
+    <w:lvl w:ilvl="2">
+      <w:start w:val="1"/>
+      <w:numFmt w:val="bullet"/>
+      <w:lvlText w:val=""/>
+      <w:lvlJc w:val="left"/>
+      <w:pPr>
+        <w:ind w:left="1080" w:hanging="360"/>
+      </w:pPr>
+      <w:rPr>
+        <w:rFonts w:ascii="Wingdings" w:hAnsi="Wingdings" w:hint="default"/>
+      </w:rPr>
+    </w:lvl>
+    <w:lvl w:ilvl="3">
+      <w:start w:val="1"/>
+      <w:numFmt w:val="bullet"/>
+      <w:lvlText w:val=""/>
+      <w:lvlJc w:val="left"/>
+      <w:pPr>
+        <w:ind w:left="1440" w:hanging="360"/>
+      </w:pPr>
+      <w:rPr>
+        <w:rFonts w:ascii="Symbol" w:hAnsi="Symbol" w:hint="default"/>
+      </w:rPr>
+    </w:lvl>
+    <w:lvl w:ilvl="4">
+      <w:start w:val="1"/>
+      <w:numFmt w:val="bullet"/>
+      <w:lvlText w:val=""/>
+      <w:lvlJc w:val="left"/>
+      <w:pPr>
+        <w:ind w:left="1800" w:hanging="360"/>
+      </w:pPr>
+      <w:rPr>
+        <w:rFonts w:ascii="Symbol" w:hAnsi="Symbol" w:hint="default"/>
+      </w:rPr>
+    </w:lvl>
+    <w:lvl w:ilvl="5">
+      <w:start w:val="1"/>
+      <w:numFmt w:val="bullet"/>
+      <w:lvlText w:val=""/>
+      <w:lvlJc w:val="left"/>
+      <w:pPr>
+        <w:ind w:left="2160" w:hanging="360"/>
+      </w:pPr>
+      <w:rPr>
+        <w:rFonts w:ascii="Wingdings" w:hAnsi="Wingdings" w:hint="default"/>
+      </w:rPr>
+    </w:lvl>
+    <w:lvl w:ilvl="6">
+      <w:start w:val="1"/>
+      <w:numFmt w:val="bullet"/>
+      <w:lvlText w:val=""/>
+      <w:lvlJc w:val="left"/>
+      <w:pPr>
+        <w:ind w:left="2520" w:hanging="360"/>
+      </w:pPr>
+      <w:rPr>
+        <w:rFonts w:ascii="Wingdings" w:hAnsi="Wingdings" w:hint="default"/>
+      </w:rPr>
+    </w:lvl>
+    <w:lvl w:ilvl="7">
+      <w:start w:val="1"/>
+      <w:numFmt w:val="bullet"/>
+      <w:lvlText w:val=""/>
+      <w:lvlJc w:val="left"/>
+      <w:pPr>
+        <w:ind w:left="2880" w:hanging="360"/>
+      </w:pPr>
+      <w:rPr>
+        <w:rFonts w:ascii="Symbol" w:hAnsi="Symbol" w:hint="default"/>
+      </w:rPr>
+    </w:lvl>
+    <w:lvl w:ilvl="8">
+      <w:start w:val="1"/>
+      <w:numFmt w:val="bullet"/>
+      <w:lvlText w:val=""/>
+      <w:lvlJc w:val="left"/>
+      <w:pPr>
+        <w:ind w:left="3240" w:hanging="360"/>
+      </w:pPr>
+      <w:rPr>
+        <w:rFonts w:ascii="Symbol" w:hAnsi="Symbol" w:hint="default"/>
+      </w:rPr>
+    </w:lvl>
+  </w:abstractNum>
+  <w:abstractNum w:abstractNumId="11" w15:restartNumberingAfterBreak="0">
+    <w:nsid w:val="64973F4F"/>
+    <w:multiLevelType w:val="multilevel"/>
+    <w:tmpl w:val="04160021"/>
+    <w:lvl w:ilvl="0">
+      <w:start w:val="1"/>
+      <w:numFmt w:val="bullet"/>
+      <w:lvlText w:val=""/>
+      <w:lvlJc w:val="left"/>
+      <w:pPr>
+        <w:ind w:left="360" w:hanging="360"/>
+      </w:pPr>
+      <w:rPr>
+        <w:rFonts w:ascii="Wingdings" w:hAnsi="Wingdings" w:hint="default"/>
+      </w:rPr>
+    </w:lvl>
+    <w:lvl w:ilvl="1">
+      <w:start w:val="1"/>
+      <w:numFmt w:val="bullet"/>
+      <w:lvlText w:val=""/>
+      <w:lvlJc w:val="left"/>
+      <w:pPr>
+        <w:ind w:left="720" w:hanging="360"/>
+      </w:pPr>
+      <w:rPr>
+        <w:rFonts w:ascii="Wingdings" w:hAnsi="Wingdings" w:hint="default"/>
+      </w:rPr>
+    </w:lvl>
+    <w:lvl w:ilvl="2">
+      <w:start w:val="1"/>
+      <w:numFmt w:val="bullet"/>
+      <w:lvlText w:val=""/>
+      <w:lvlJc w:val="left"/>
+      <w:pPr>
+        <w:ind w:left="1080" w:hanging="360"/>
+      </w:pPr>
+      <w:rPr>
+        <w:rFonts w:ascii="Wingdings" w:hAnsi="Wingdings" w:hint="default"/>
+      </w:rPr>
+    </w:lvl>
+    <w:lvl w:ilvl="3">
+      <w:start w:val="1"/>
+      <w:numFmt w:val="bullet"/>
+      <w:lvlText w:val=""/>
+      <w:lvlJc w:val="left"/>
+      <w:pPr>
+        <w:ind w:left="1440" w:hanging="360"/>
+      </w:pPr>
+      <w:rPr>
+        <w:rFonts w:ascii="Symbol" w:hAnsi="Symbol" w:hint="default"/>
+      </w:rPr>
+    </w:lvl>
+    <w:lvl w:ilvl="4">
+      <w:start w:val="1"/>
+      <w:numFmt w:val="bullet"/>
+      <w:lvlText w:val=""/>
+      <w:lvlJc w:val="left"/>
+      <w:pPr>
+        <w:ind w:left="1800" w:hanging="360"/>
+      </w:pPr>
+      <w:rPr>
+        <w:rFonts w:ascii="Symbol" w:hAnsi="Symbol" w:hint="default"/>
+      </w:rPr>
+    </w:lvl>
+    <w:lvl w:ilvl="5">
+      <w:start w:val="1"/>
+      <w:numFmt w:val="bullet"/>
+      <w:lvlText w:val=""/>
+      <w:lvlJc w:val="left"/>
+      <w:pPr>
+        <w:ind w:left="2160" w:hanging="360"/>
+      </w:pPr>
+      <w:rPr>
+        <w:rFonts w:ascii="Wingdings" w:hAnsi="Wingdings" w:hint="default"/>
+      </w:rPr>
+    </w:lvl>
+    <w:lvl w:ilvl="6">
+      <w:start w:val="1"/>
+      <w:numFmt w:val="bullet"/>
+      <w:lvlText w:val=""/>
+      <w:lvlJc w:val="left"/>
+      <w:pPr>
+        <w:ind w:left="2520" w:hanging="360"/>
+      </w:pPr>
+      <w:rPr>
+        <w:rFonts w:ascii="Wingdings" w:hAnsi="Wingdings" w:hint="default"/>
+      </w:rPr>
+    </w:lvl>
+    <w:lvl w:ilvl="7">
+      <w:start w:val="1"/>
+      <w:numFmt w:val="bullet"/>
+      <w:lvlText w:val=""/>
+      <w:lvlJc w:val="left"/>
+      <w:pPr>
+        <w:ind w:left="2880" w:hanging="360"/>
+      </w:pPr>
+      <w:rPr>
+        <w:rFonts w:ascii="Symbol" w:hAnsi="Symbol" w:hint="default"/>
+      </w:rPr>
+    </w:lvl>
+    <w:lvl w:ilvl="8">
+      <w:start w:val="1"/>
+      <w:numFmt w:val="bullet"/>
+      <w:lvlText w:val=""/>
+      <w:lvlJc w:val="left"/>
+      <w:pPr>
+        <w:ind w:left="3240" w:hanging="360"/>
+      </w:pPr>
+      <w:rPr>
+        <w:rFonts w:ascii="Symbol" w:hAnsi="Symbol" w:hint="default"/>
+      </w:rPr>
+    </w:lvl>
+  </w:abstractNum>
+  <w:abstractNum w:abstractNumId="12" w15:restartNumberingAfterBreak="0">
     <w:nsid w:val="6ED105D3"/>
     <w:multiLevelType w:val="multilevel"/>
     <w:tmpl w:val="28B4D074"/>
@@ -26530,7 +29278,7 @@
       </w:rPr>
     </w:lvl>
   </w:abstractNum>
-  <w:abstractNum w:abstractNumId="5" w15:restartNumberingAfterBreak="0">
+  <w:abstractNum w:abstractNumId="13" w15:restartNumberingAfterBreak="0">
     <w:nsid w:val="79A503BC"/>
     <w:multiLevelType w:val="hybridMultilevel"/>
     <w:tmpl w:val="79CE5F4C"/>
@@ -26616,7 +29364,7 @@
       </w:pPr>
     </w:lvl>
   </w:abstractNum>
-  <w:abstractNum w:abstractNumId="6" w15:restartNumberingAfterBreak="0">
+  <w:abstractNum w:abstractNumId="14" w15:restartNumberingAfterBreak="0">
     <w:nsid w:val="7DC42220"/>
     <w:multiLevelType w:val="hybridMultilevel"/>
     <w:tmpl w:val="CEC62954"/>
@@ -26670,20 +29418,133 @@
       <w:lvlJc w:val="left"/>
     </w:lvl>
   </w:abstractNum>
+  <w:abstractNum w:abstractNumId="15" w15:restartNumberingAfterBreak="0">
+    <w:nsid w:val="7E74749D"/>
+    <w:multiLevelType w:val="multilevel"/>
+    <w:tmpl w:val="04160021"/>
+    <w:lvl w:ilvl="0">
+      <w:start w:val="1"/>
+      <w:numFmt w:val="bullet"/>
+      <w:lvlText w:val=""/>
+      <w:lvlJc w:val="left"/>
+      <w:pPr>
+        <w:ind w:left="360" w:hanging="360"/>
+      </w:pPr>
+      <w:rPr>
+        <w:rFonts w:ascii="Wingdings" w:hAnsi="Wingdings" w:hint="default"/>
+      </w:rPr>
+    </w:lvl>
+    <w:lvl w:ilvl="1">
+      <w:start w:val="1"/>
+      <w:numFmt w:val="bullet"/>
+      <w:lvlText w:val=""/>
+      <w:lvlJc w:val="left"/>
+      <w:pPr>
+        <w:ind w:left="720" w:hanging="360"/>
+      </w:pPr>
+      <w:rPr>
+        <w:rFonts w:ascii="Wingdings" w:hAnsi="Wingdings" w:hint="default"/>
+      </w:rPr>
+    </w:lvl>
+    <w:lvl w:ilvl="2">
+      <w:start w:val="1"/>
+      <w:numFmt w:val="bullet"/>
+      <w:lvlText w:val=""/>
+      <w:lvlJc w:val="left"/>
+      <w:pPr>
+        <w:ind w:left="1080" w:hanging="360"/>
+      </w:pPr>
+      <w:rPr>
+        <w:rFonts w:ascii="Wingdings" w:hAnsi="Wingdings" w:hint="default"/>
+      </w:rPr>
+    </w:lvl>
+    <w:lvl w:ilvl="3">
+      <w:start w:val="1"/>
+      <w:numFmt w:val="bullet"/>
+      <w:lvlText w:val=""/>
+      <w:lvlJc w:val="left"/>
+      <w:pPr>
+        <w:ind w:left="1440" w:hanging="360"/>
+      </w:pPr>
+      <w:rPr>
+        <w:rFonts w:ascii="Symbol" w:hAnsi="Symbol" w:hint="default"/>
+      </w:rPr>
+    </w:lvl>
+    <w:lvl w:ilvl="4">
+      <w:start w:val="1"/>
+      <w:numFmt w:val="bullet"/>
+      <w:lvlText w:val=""/>
+      <w:lvlJc w:val="left"/>
+      <w:pPr>
+        <w:ind w:left="1800" w:hanging="360"/>
+      </w:pPr>
+      <w:rPr>
+        <w:rFonts w:ascii="Symbol" w:hAnsi="Symbol" w:hint="default"/>
+      </w:rPr>
+    </w:lvl>
+    <w:lvl w:ilvl="5">
+      <w:start w:val="1"/>
+      <w:numFmt w:val="bullet"/>
+      <w:lvlText w:val=""/>
+      <w:lvlJc w:val="left"/>
+      <w:pPr>
+        <w:ind w:left="2160" w:hanging="360"/>
+      </w:pPr>
+      <w:rPr>
+        <w:rFonts w:ascii="Wingdings" w:hAnsi="Wingdings" w:hint="default"/>
+      </w:rPr>
+    </w:lvl>
+    <w:lvl w:ilvl="6">
+      <w:start w:val="1"/>
+      <w:numFmt w:val="bullet"/>
+      <w:lvlText w:val=""/>
+      <w:lvlJc w:val="left"/>
+      <w:pPr>
+        <w:ind w:left="2520" w:hanging="360"/>
+      </w:pPr>
+      <w:rPr>
+        <w:rFonts w:ascii="Wingdings" w:hAnsi="Wingdings" w:hint="default"/>
+      </w:rPr>
+    </w:lvl>
+    <w:lvl w:ilvl="7">
+      <w:start w:val="1"/>
+      <w:numFmt w:val="bullet"/>
+      <w:lvlText w:val=""/>
+      <w:lvlJc w:val="left"/>
+      <w:pPr>
+        <w:ind w:left="2880" w:hanging="360"/>
+      </w:pPr>
+      <w:rPr>
+        <w:rFonts w:ascii="Symbol" w:hAnsi="Symbol" w:hint="default"/>
+      </w:rPr>
+    </w:lvl>
+    <w:lvl w:ilvl="8">
+      <w:start w:val="1"/>
+      <w:numFmt w:val="bullet"/>
+      <w:lvlText w:val=""/>
+      <w:lvlJc w:val="left"/>
+      <w:pPr>
+        <w:ind w:left="3240" w:hanging="360"/>
+      </w:pPr>
+      <w:rPr>
+        <w:rFonts w:ascii="Symbol" w:hAnsi="Symbol" w:hint="default"/>
+      </w:rPr>
+    </w:lvl>
+  </w:abstractNum>
   <w:num w:numId="1" w16cid:durableId="976297489">
-    <w:abstractNumId w:val="5"/>
+    <w:abstractNumId w:val="13"/>
     <w:lvlOverride w:ilvl="0">
       <w:startOverride w:val="1"/>
     </w:lvlOverride>
   </w:num>
   <w:num w:numId="2" w16cid:durableId="228269688">
-    <w:abstractNumId w:val="6"/>
+    <w:abstractNumId w:val="14"/>
     <w:lvlOverride w:ilvl="0">
       <w:startOverride w:val="1"/>
     </w:lvlOverride>
   </w:num>
   <w:num w:numId="3" w16cid:durableId="1100025073">
-    <w:abstractNumId w:val="3"/>
+    <w:abstractNumId w:val="8"/>
   </w:num>
   <w:num w:numId="4" w16cid:durableId="1924605423">
     <w:abstractNumId w:val="1"/>
@@ -26695,6 +29556,36 @@
     <w:abstractNumId w:val="0"/>
   </w:num>
   <w:num w:numId="7" w16cid:durableId="274292311">
+    <w:abstractNumId w:val="12"/>
+  </w:num>
+  <w:num w:numId="8" w16cid:durableId="1203052605">
+    <w:abstractNumId w:val="14"/>
+  </w:num>
+  <w:num w:numId="9" w16cid:durableId="1773547467">
+    <w:abstractNumId w:val="9"/>
+  </w:num>
+  <w:num w:numId="10" w16cid:durableId="727806479">
+    <w:abstractNumId w:val="15"/>
+  </w:num>
+  <w:num w:numId="11" w16cid:durableId="1684700177">
+    <w:abstractNumId w:val="11"/>
+  </w:num>
+  <w:num w:numId="12" w16cid:durableId="1309558307">
+    <w:abstractNumId w:val="5"/>
+  </w:num>
+  <w:num w:numId="13" w16cid:durableId="1436444225">
+    <w:abstractNumId w:val="3"/>
+  </w:num>
+  <w:num w:numId="14" w16cid:durableId="1976789446">
+    <w:abstractNumId w:val="6"/>
+  </w:num>
+  <w:num w:numId="15" w16cid:durableId="2033531287">
+    <w:abstractNumId w:val="7"/>
+  </w:num>
+  <w:num w:numId="16" w16cid:durableId="559827997">
+    <w:abstractNumId w:val="10"/>
+  </w:num>
+  <w:num w:numId="17" w16cid:durableId="1200170480">
     <w:abstractNumId w:val="4"/>
   </w:num>
 </w:numbering>

--- a/Buffet - SENAC/Documentação_Técnica_Buffet.docx
+++ b/Buffet - SENAC/Documentação_Técnica_Buffet.docx
@@ -1968,13 +1968,8 @@
       <w:r>
         <w:t xml:space="preserve">Este documento tem como objetivo registrar, de forma técnica e padronizada, as características do sistema </w:t>
       </w:r>
-      <w:proofErr w:type="spellStart"/>
-      <w:r>
-        <w:t>Sistema</w:t>
-      </w:r>
-      <w:proofErr w:type="spellEnd"/>
-      <w:r>
-        <w:t xml:space="preserve"> de Buffet</w:t>
+      <w:r>
+        <w:t>Sistema de Buffet</w:t>
       </w:r>
       <w:r>
         <w:t xml:space="preserve">, desenvolvido na plataforma Oracle APEX no âmbito das atividades de estágio realizadas em </w:t>
@@ -5931,15 +5926,7 @@
               <w:spacing w:line="276" w:lineRule="auto"/>
             </w:pPr>
             <w:r>
-              <w:t>Email(s) do(s) responsável(</w:t>
-            </w:r>
-            <w:proofErr w:type="spellStart"/>
-            <w:r>
-              <w:t>is</w:t>
-            </w:r>
-            <w:proofErr w:type="spellEnd"/>
-            <w:r>
-              <w:t>).</w:t>
+              <w:t>Email(s) do(s) responsável(is).</w:t>
             </w:r>
           </w:p>
         </w:tc>
@@ -6773,15 +6760,7 @@
               <w:spacing w:line="276" w:lineRule="auto"/>
             </w:pPr>
             <w:r>
-              <w:t xml:space="preserve">Extensão do arquivo do </w:t>
-            </w:r>
-            <w:proofErr w:type="spellStart"/>
-            <w:r>
-              <w:t>email</w:t>
-            </w:r>
-            <w:proofErr w:type="spellEnd"/>
-            <w:r>
-              <w:t xml:space="preserve"> com o Senac.</w:t>
+              <w:t>Extensão do arquivo do email com o Senac.</w:t>
             </w:r>
           </w:p>
         </w:tc>
@@ -6900,15 +6879,7 @@
               <w:spacing w:line="276" w:lineRule="auto"/>
             </w:pPr>
             <w:r>
-              <w:t xml:space="preserve">Nome do arquivo do </w:t>
-            </w:r>
-            <w:proofErr w:type="spellStart"/>
-            <w:r>
-              <w:t>email</w:t>
-            </w:r>
-            <w:proofErr w:type="spellEnd"/>
-            <w:r>
-              <w:t xml:space="preserve"> com o Senac.</w:t>
+              <w:t>Nome do arquivo do email com o Senac.</w:t>
             </w:r>
           </w:p>
         </w:tc>
@@ -15783,13 +15754,8 @@
         <w:jc w:val="both"/>
       </w:pPr>
       <w:r>
-        <w:t xml:space="preserve">PK – </w:t>
-      </w:r>
-      <w:proofErr w:type="spellStart"/>
-      <w:r>
-        <w:t>BUF_DESCRICAO.id_desc</w:t>
-      </w:r>
-      <w:proofErr w:type="spellEnd"/>
+        <w:t>PK – BUF_DESCRICAO.id_desc</w:t>
+      </w:r>
     </w:p>
     <w:p>
       <w:pPr>
@@ -15802,13 +15768,8 @@
         <w:jc w:val="both"/>
       </w:pPr>
       <w:r>
-        <w:t xml:space="preserve">FK – </w:t>
-      </w:r>
-      <w:proofErr w:type="spellStart"/>
-      <w:r>
-        <w:t>BUF_ESPECIFICACAO.fk_id_desc</w:t>
-      </w:r>
-      <w:proofErr w:type="spellEnd"/>
+        <w:t>FK – BUF_ESPECIFICACAO.fk_id_desc</w:t>
+      </w:r>
     </w:p>
     <w:p>
       <w:pPr>
@@ -15852,13 +15813,8 @@
         <w:jc w:val="both"/>
       </w:pPr>
       <w:r>
-        <w:t xml:space="preserve">PK – </w:t>
-      </w:r>
-      <w:proofErr w:type="spellStart"/>
-      <w:r>
-        <w:t>BUF_SOLICITACAO.id_solicitacao</w:t>
-      </w:r>
-      <w:proofErr w:type="spellEnd"/>
+        <w:t>PK – BUF_SOLICITACAO.id_solicitacao</w:t>
+      </w:r>
     </w:p>
     <w:p>
       <w:pPr>
@@ -15871,13 +15827,8 @@
         <w:jc w:val="both"/>
       </w:pPr>
       <w:r>
-        <w:t xml:space="preserve">FK – </w:t>
-      </w:r>
-      <w:proofErr w:type="spellStart"/>
-      <w:r>
-        <w:t>BUF_ITEM_SOLICITACAO.fk_id_desc</w:t>
-      </w:r>
-      <w:proofErr w:type="spellEnd"/>
+        <w:t>FK – BUF_ITEM_SOLICITACAO.fk_id_desc</w:t>
+      </w:r>
     </w:p>
     <w:p>
       <w:pPr>
@@ -15921,13 +15872,8 @@
         <w:jc w:val="both"/>
       </w:pPr>
       <w:r>
-        <w:t xml:space="preserve">PK – </w:t>
-      </w:r>
-      <w:proofErr w:type="spellStart"/>
-      <w:r>
-        <w:t>BUF_DESCRICAO.id_desc</w:t>
-      </w:r>
-      <w:proofErr w:type="spellEnd"/>
+        <w:t>PK – BUF_DESCRICAO.id_desc</w:t>
+      </w:r>
     </w:p>
     <w:p>
       <w:pPr>
@@ -15940,13 +15886,8 @@
         <w:jc w:val="both"/>
       </w:pPr>
       <w:r>
-        <w:t xml:space="preserve">FK – </w:t>
-      </w:r>
-      <w:proofErr w:type="spellStart"/>
-      <w:r>
-        <w:t>BUF_ITEM_SOLICITACAO.fk_id_desc</w:t>
-      </w:r>
-      <w:proofErr w:type="spellEnd"/>
+        <w:t>FK – BUF_ITEM_SOLICITACAO.fk_id_desc</w:t>
+      </w:r>
     </w:p>
     <w:p>
       <w:pPr>
@@ -15959,17 +15900,7 @@
         <w:t>Um item de buffet cadastrado pode ser utilizado em diversas solicitações</w:t>
       </w:r>
       <w:r>
-        <w:t xml:space="preserve">, enquanto cada item solicitado </w:t>
-      </w:r>
-      <w:proofErr w:type="spellStart"/>
-      <w:proofErr w:type="gramStart"/>
-      <w:r>
-        <w:t>referencia</w:t>
-      </w:r>
-      <w:proofErr w:type="spellEnd"/>
-      <w:proofErr w:type="gramEnd"/>
-      <w:r>
-        <w:t xml:space="preserve"> um único item do catálogo de buffet. Esse relacionamento vincula o pedido ao item contratado correspondente.</w:t>
+        <w:t>, enquanto cada item solicitado referencia um único item do catálogo de buffet. Esse relacionamento vincula o pedido ao item contratado correspondente.</w:t>
       </w:r>
     </w:p>
     <w:p>
@@ -16004,13 +15935,8 @@
         <w:jc w:val="both"/>
       </w:pPr>
       <w:r>
-        <w:t xml:space="preserve">PK – </w:t>
-      </w:r>
-      <w:proofErr w:type="spellStart"/>
-      <w:r>
-        <w:t>BUF_ITEM_SOLICITACAO.id_item</w:t>
-      </w:r>
-      <w:proofErr w:type="spellEnd"/>
+        <w:t>PK – BUF_ITEM_SOLICITACAO.id_item</w:t>
+      </w:r>
     </w:p>
     <w:p>
       <w:pPr>
@@ -16023,13 +15949,8 @@
         <w:jc w:val="both"/>
       </w:pPr>
       <w:r>
-        <w:t xml:space="preserve">FK – </w:t>
-      </w:r>
-      <w:proofErr w:type="spellStart"/>
-      <w:r>
-        <w:t>BUF_HOR_ITEM.fk_id_item</w:t>
-      </w:r>
-      <w:proofErr w:type="spellEnd"/>
+        <w:t>FK – BUF_HOR_ITEM.fk_id_item</w:t>
+      </w:r>
     </w:p>
     <w:p>
       <w:pPr>
@@ -16073,13 +15994,8 @@
         <w:jc w:val="both"/>
       </w:pPr>
       <w:r>
-        <w:t xml:space="preserve">PK – </w:t>
-      </w:r>
-      <w:proofErr w:type="spellStart"/>
-      <w:r>
-        <w:t>BUF_SOLICITACAO.id_solicitacao</w:t>
-      </w:r>
-      <w:proofErr w:type="spellEnd"/>
+        <w:t>PK – BUF_SOLICITACAO.id_solicitacao</w:t>
+      </w:r>
     </w:p>
     <w:p>
       <w:pPr>
@@ -16092,13 +16008,8 @@
         <w:jc w:val="both"/>
       </w:pPr>
       <w:r>
-        <w:t xml:space="preserve">FK – </w:t>
-      </w:r>
-      <w:proofErr w:type="spellStart"/>
-      <w:r>
-        <w:t>BUF_ANEXO.fk_id_solicitacao</w:t>
-      </w:r>
-      <w:proofErr w:type="spellEnd"/>
+        <w:t>FK – BUF_ANEXO.fk_id_solicitacao</w:t>
+      </w:r>
     </w:p>
     <w:p>
       <w:pPr>
@@ -16142,13 +16053,8 @@
         <w:jc w:val="both"/>
       </w:pPr>
       <w:r>
-        <w:t xml:space="preserve">PK – </w:t>
-      </w:r>
-      <w:proofErr w:type="spellStart"/>
-      <w:r>
-        <w:t>BUF_SOLICITACAO_EXT.id_solicitacao_ext</w:t>
-      </w:r>
-      <w:proofErr w:type="spellEnd"/>
+        <w:t>PK – BUF_SOLICITACAO_EXT.id_solicitacao_ext</w:t>
+      </w:r>
     </w:p>
     <w:p>
       <w:pPr>
@@ -16161,13 +16067,8 @@
         <w:jc w:val="both"/>
       </w:pPr>
       <w:r>
-        <w:t xml:space="preserve">FK – </w:t>
-      </w:r>
-      <w:proofErr w:type="spellStart"/>
-      <w:r>
-        <w:t>BUF_ITEM_SOLICITACAO_EXT.fk_id_solicitacao_ext</w:t>
-      </w:r>
-      <w:proofErr w:type="spellEnd"/>
+        <w:t>FK – BUF_ITEM_SOLICITACAO_EXT.fk_id_solicitacao_ext</w:t>
+      </w:r>
     </w:p>
     <w:p>
       <w:pPr>
@@ -16211,13 +16112,8 @@
         <w:jc w:val="both"/>
       </w:pPr>
       <w:r>
-        <w:t xml:space="preserve">PK – </w:t>
-      </w:r>
-      <w:proofErr w:type="spellStart"/>
-      <w:r>
-        <w:t>BUF_DESCRICAO.id_desc</w:t>
-      </w:r>
-      <w:proofErr w:type="spellEnd"/>
+        <w:t>PK – BUF_DESCRICAO.id_desc</w:t>
+      </w:r>
     </w:p>
     <w:p>
       <w:pPr>
@@ -16230,13 +16126,8 @@
         <w:jc w:val="both"/>
       </w:pPr>
       <w:r>
-        <w:t xml:space="preserve">FK – </w:t>
-      </w:r>
-      <w:proofErr w:type="spellStart"/>
-      <w:r>
-        <w:t>BUF_ITEM_SOLICITACAO_EXT.fk_id_desc</w:t>
-      </w:r>
-      <w:proofErr w:type="spellEnd"/>
+        <w:t>FK – BUF_ITEM_SOLICITACAO_EXT.fk_id_desc</w:t>
+      </w:r>
     </w:p>
     <w:p>
       <w:pPr>
@@ -16245,17 +16136,7 @@
         <w:jc w:val="both"/>
       </w:pPr>
       <w:r>
-        <w:t xml:space="preserve">Um item de buffet pode ser utilizado em diversos eventos externos, enquanto cada item externo </w:t>
-      </w:r>
-      <w:proofErr w:type="spellStart"/>
-      <w:proofErr w:type="gramStart"/>
-      <w:r>
-        <w:t>referencia</w:t>
-      </w:r>
-      <w:proofErr w:type="spellEnd"/>
-      <w:proofErr w:type="gramEnd"/>
-      <w:r>
-        <w:t xml:space="preserve"> um único item do catálogo de buffet.</w:t>
+        <w:t>Um item de buffet pode ser utilizado em diversos eventos externos, enquanto cada item externo referencia um único item do catálogo de buffet.</w:t>
       </w:r>
     </w:p>
     <w:p>
@@ -16291,13 +16172,8 @@
       </w:pPr>
       <w:r>
         <w:lastRenderedPageBreak/>
-        <w:t xml:space="preserve">PK – </w:t>
-      </w:r>
-      <w:proofErr w:type="spellStart"/>
-      <w:r>
-        <w:t>BUF_SOLICITACAO.id_solicitacao</w:t>
-      </w:r>
-      <w:proofErr w:type="spellEnd"/>
+        <w:t>PK – BUF_SOLICITACAO.id_solicitacao</w:t>
+      </w:r>
     </w:p>
     <w:p>
       <w:pPr>
@@ -16310,13 +16186,8 @@
         <w:jc w:val="both"/>
       </w:pPr>
       <w:r>
-        <w:t xml:space="preserve">FK – </w:t>
-      </w:r>
-      <w:proofErr w:type="spellStart"/>
-      <w:r>
-        <w:t>BUF_FEEDBACK.fk_id_solicitacao</w:t>
-      </w:r>
-      <w:proofErr w:type="spellEnd"/>
+        <w:t>FK – BUF_FEEDBACK.fk_id_solicitacao</w:t>
+      </w:r>
     </w:p>
     <w:p>
       <w:pPr>
@@ -16365,13 +16236,8 @@
         <w:jc w:val="both"/>
       </w:pPr>
       <w:r>
-        <w:t xml:space="preserve">PK – </w:t>
-      </w:r>
-      <w:proofErr w:type="spellStart"/>
-      <w:r>
-        <w:t>BUF_SOLICITACAO.id_solicitacao</w:t>
-      </w:r>
-      <w:proofErr w:type="spellEnd"/>
+        <w:t>PK – BUF_SOLICITACAO.id_solicitacao</w:t>
+      </w:r>
     </w:p>
     <w:p>
       <w:pPr>
@@ -16384,13 +16250,8 @@
         <w:jc w:val="both"/>
       </w:pPr>
       <w:r>
-        <w:t xml:space="preserve">FK – </w:t>
-      </w:r>
-      <w:proofErr w:type="spellStart"/>
-      <w:r>
-        <w:t>BUF_ITEM_SOLICITACAO_TEMP.fk_id_solicitacao</w:t>
-      </w:r>
-      <w:proofErr w:type="spellEnd"/>
+        <w:t>FK – BUF_ITEM_SOLICITACAO_TEMP.fk_id_solicitacao</w:t>
+      </w:r>
     </w:p>
     <w:p>
       <w:pPr>
@@ -16434,13 +16295,8 @@
         <w:jc w:val="both"/>
       </w:pPr>
       <w:r>
-        <w:t xml:space="preserve">PK – </w:t>
-      </w:r>
-      <w:proofErr w:type="spellStart"/>
-      <w:r>
-        <w:t>BUF_DESCRICAO.id_desc</w:t>
-      </w:r>
-      <w:proofErr w:type="spellEnd"/>
+        <w:t>PK – BUF_DESCRICAO.id_desc</w:t>
+      </w:r>
     </w:p>
     <w:p>
       <w:pPr>
@@ -16453,13 +16309,8 @@
         <w:jc w:val="both"/>
       </w:pPr>
       <w:r>
-        <w:t xml:space="preserve">FK – </w:t>
-      </w:r>
-      <w:proofErr w:type="spellStart"/>
-      <w:r>
-        <w:t>BUF_ITEM_SOLICITACAO_TEMP.fk_id_desc</w:t>
-      </w:r>
-      <w:proofErr w:type="spellEnd"/>
+        <w:t>FK – BUF_ITEM_SOLICITACAO_TEMP.fk_id_desc</w:t>
+      </w:r>
     </w:p>
     <w:p>
       <w:pPr>
@@ -16468,15 +16319,7 @@
         <w:jc w:val="both"/>
       </w:pPr>
       <w:r>
-        <w:t xml:space="preserve">Cada registro temporário </w:t>
-      </w:r>
-      <w:proofErr w:type="spellStart"/>
-      <w:r>
-        <w:t>referencia</w:t>
-      </w:r>
-      <w:proofErr w:type="spellEnd"/>
-      <w:r>
-        <w:t xml:space="preserve"> um item do catálogo de buffet, permitindo armazenar alterações propostas antes da atualização da tabela principal.</w:t>
+        <w:t>Cada registro temporário referencia um item do catálogo de buffet, permitindo armazenar alterações propostas antes da atualização da tabela principal.</w:t>
       </w:r>
     </w:p>
     <w:p>
@@ -16536,15 +16379,7 @@
       </w:pPr>
       <w:r>
         <w:lastRenderedPageBreak/>
-        <w:t xml:space="preserve">O Sistema de Buffet utiliza o esquema de autenticação </w:t>
-      </w:r>
-      <w:proofErr w:type="spellStart"/>
-      <w:r>
-        <w:t>Autenticação</w:t>
-      </w:r>
-      <w:proofErr w:type="spellEnd"/>
-      <w:r>
-        <w:t xml:space="preserve"> Ordens, configurado com o tipo Acesso Social (Social Sign-In) do Oracle APEX.</w:t>
+        <w:t>O Sistema de Buffet utiliza o esquema de autenticação Autenticação Ordens, configurado com o tipo Acesso Social (Social Sign-In) do Oracle APEX.</w:t>
       </w:r>
     </w:p>
     <w:p>
@@ -16830,13 +16665,8 @@
         <w:spacing w:line="360" w:lineRule="auto"/>
         <w:jc w:val="both"/>
       </w:pPr>
-      <w:proofErr w:type="spellStart"/>
-      <w:r>
-        <w:t>Relatorio</w:t>
-      </w:r>
-      <w:proofErr w:type="spellEnd"/>
-      <w:r>
-        <w:t xml:space="preserve"> (Página 400)</w:t>
+      <w:r>
+        <w:t>Relatorio (Página 400)</w:t>
       </w:r>
     </w:p>
     <w:p>
@@ -17007,15 +16837,7 @@
         <w:t>O Quadro 4 apresenta as principais listas de valores estáticas e dinâmicas utilizadas no sistema.</w:t>
       </w:r>
       <w:r>
-        <w:t xml:space="preserve"> Já que o feedback ainda não está em produção, </w:t>
-      </w:r>
-      <w:proofErr w:type="gramStart"/>
-      <w:r>
-        <w:t>essas listas de valores não tem</w:t>
-      </w:r>
-      <w:proofErr w:type="gramEnd"/>
-      <w:r>
-        <w:t xml:space="preserve"> utilidade.</w:t>
+        <w:t xml:space="preserve"> Já que o feedback ainda não está em produção, essas listas de valores não tem utilidade.</w:t>
       </w:r>
     </w:p>
     <w:p>
@@ -17471,15 +17293,7 @@
         <w:jc w:val="both"/>
       </w:pPr>
       <w:r>
-        <w:t xml:space="preserve">Já o segundo processo de aplicativo é denominado </w:t>
-      </w:r>
-      <w:proofErr w:type="spellStart"/>
-      <w:r>
-        <w:t>Carregar_setor</w:t>
-      </w:r>
-      <w:proofErr w:type="spellEnd"/>
-      <w:r>
-        <w:t xml:space="preserve"> e é executado por meio de um processo PL/SQL Before Header, sendo acionado durante o carregamento das páginas da aplicação.</w:t>
+        <w:t>Já o segundo processo de aplicativo é denominado Carregar_setor e é executado por meio de um processo PL/SQL Before Header, sendo acionado durante o carregamento das páginas da aplicação.</w:t>
       </w:r>
     </w:p>
     <w:p>
@@ -17582,15 +17396,7 @@
         <w:jc w:val="both"/>
       </w:pPr>
       <w:r>
-        <w:t xml:space="preserve">Já o Item de Aplicativo </w:t>
-      </w:r>
-      <w:proofErr w:type="spellStart"/>
-      <w:r>
-        <w:t>Setor_Usuario</w:t>
-      </w:r>
-      <w:proofErr w:type="spellEnd"/>
-      <w:r>
-        <w:t xml:space="preserve"> armazena apenas o setor do usuário permitindo que tal informação permaneça disponível durante a sessão da aplicação. Sua principal finalidade é disponibilizar o setor em todas as páginas da aplicação, caso seja necessário para uma consulta.</w:t>
+        <w:t>Já o Item de Aplicativo Setor_Usuario armazena apenas o setor do usuário permitindo que tal informação permaneça disponível durante a sessão da aplicação. Sua principal finalidade é disponibilizar o setor em todas as páginas da aplicação, caso seja necessário para uma consulta.</w:t>
       </w:r>
     </w:p>
     <w:p>
@@ -19083,13 +18889,8 @@
         </w:numPr>
         <w:spacing w:line="360" w:lineRule="auto"/>
       </w:pPr>
-      <w:proofErr w:type="spellStart"/>
-      <w:r>
-        <w:t>Fazer_Aditivo</w:t>
-      </w:r>
-      <w:proofErr w:type="spellEnd"/>
-      <w:r>
-        <w:t xml:space="preserve"> (Itens do Contrato...) – Redireciona o usuário para a página 900, que permite o usuário a alterar as quantidades.</w:t>
+      <w:r>
+        <w:t>Fazer_Aditivo (Itens do Contrato...) – Redireciona o usuário para a página 900, que permite o usuário a alterar as quantidades.</w:t>
       </w:r>
     </w:p>
     <w:p>
@@ -19120,15 +18921,7 @@
         <w:jc w:val="both"/>
       </w:pPr>
       <w:r>
-        <w:t xml:space="preserve">GET_QTDE_PENDENTES (Ajax </w:t>
-      </w:r>
-      <w:proofErr w:type="spellStart"/>
-      <w:r>
-        <w:t>Callback</w:t>
-      </w:r>
-      <w:proofErr w:type="spellEnd"/>
-      <w:r>
-        <w:t xml:space="preserve">) – Captura a quantidade de solicitações/eventos que a DGER tem que analisar. </w:t>
+        <w:t xml:space="preserve">GET_QTDE_PENDENTES (Ajax Callback) – Captura a quantidade de solicitações/eventos que a DGER tem que analisar. </w:t>
       </w:r>
     </w:p>
     <w:p>
@@ -19142,21 +18935,7 @@
         <w:jc w:val="both"/>
       </w:pPr>
       <w:r>
-        <w:t xml:space="preserve">GET_QTDE_PENDENTES_SENAC </w:t>
-      </w:r>
-      <w:r>
-        <w:t xml:space="preserve">(Ajax </w:t>
-      </w:r>
-      <w:proofErr w:type="spellStart"/>
-      <w:r>
-        <w:t>Callback</w:t>
-      </w:r>
-      <w:proofErr w:type="spellEnd"/>
-      <w:r>
-        <w:t xml:space="preserve">) </w:t>
-      </w:r>
-      <w:r>
-        <w:t xml:space="preserve">– Captura a quantidade de solicitações/eventos que </w:t>
+        <w:t xml:space="preserve">GET_QTDE_PENDENTES_SENAC (Ajax Callback) – Captura a quantidade de solicitações/eventos que </w:t>
       </w:r>
       <w:r>
         <w:t>a ASQUALOG tem que enviar ao Senac.</w:t>
@@ -19173,18 +18952,7 @@
         <w:jc w:val="both"/>
       </w:pPr>
       <w:r>
-        <w:t xml:space="preserve">GET_QTDE_EXCECAO_SENAC </w:t>
-      </w:r>
-      <w:r>
-        <w:t xml:space="preserve">(Ajax </w:t>
-      </w:r>
-      <w:proofErr w:type="spellStart"/>
-      <w:r>
-        <w:t>Callback</w:t>
-      </w:r>
-      <w:proofErr w:type="spellEnd"/>
-      <w:r>
-        <w:t xml:space="preserve">) </w:t>
+        <w:t xml:space="preserve">GET_QTDE_EXCECAO_SENAC (Ajax Callback) </w:t>
       </w:r>
       <w:r>
         <w:t>– Captura a quantidade de solicitações/eventos que estão no início do fluxo de exceção, que a ASQUALOG tem que pegar a resposta do Senac e colocar no sistema.</w:t>
@@ -19201,18 +18969,7 @@
         <w:jc w:val="both"/>
       </w:pPr>
       <w:r>
-        <w:t xml:space="preserve">GET_QTDE_SIGAD </w:t>
-      </w:r>
-      <w:r>
-        <w:t xml:space="preserve">(Ajax </w:t>
-      </w:r>
-      <w:proofErr w:type="spellStart"/>
-      <w:r>
-        <w:t>Callback</w:t>
-      </w:r>
-      <w:proofErr w:type="spellEnd"/>
-      <w:r>
-        <w:t xml:space="preserve">) </w:t>
+        <w:t xml:space="preserve">GET_QTDE_SIGAD (Ajax Callback) </w:t>
       </w:r>
       <w:r>
         <w:t>– Captura a quantidade de solicitações/eventos que vieram do SIGAD e a ASQUALOG tem que anexar a autorização da DGER.</w:t>
@@ -19320,10 +19077,7 @@
         <w:jc w:val="both"/>
       </w:pPr>
       <w:r>
-        <w:t>qualquer outra página do sistema por meio da Breadcrumb. A partir dessa página, o usuário pode acessar as diversas funcionalidades disponibilizadas pela aplicação por meio dos ícones de navegação.</w:t>
-      </w:r>
-      <w:r>
-        <w:t xml:space="preserve"> </w:t>
+        <w:t xml:space="preserve">qualquer outra página do sistema por meio da Breadcrumb. A partir dessa página, o usuário pode acessar as diversas funcionalidades disponibilizadas pela aplicação por meio dos ícones de navegação. </w:t>
       </w:r>
     </w:p>
     <w:p>
@@ -19457,23 +19211,7 @@
         <w:spacing w:line="360" w:lineRule="auto"/>
       </w:pPr>
       <w:r>
-        <w:t>Detalhes do Buffet (Relatório Interativo) – Mostra todos os itens de buffet (</w:t>
-      </w:r>
-      <w:proofErr w:type="spellStart"/>
-      <w:r>
-        <w:t>buf_descricao</w:t>
-      </w:r>
-      <w:proofErr w:type="spellEnd"/>
-      <w:r>
-        <w:t>) e suas especificações (</w:t>
-      </w:r>
-      <w:proofErr w:type="spellStart"/>
-      <w:r>
-        <w:t>buf_especificacao</w:t>
-      </w:r>
-      <w:proofErr w:type="spellEnd"/>
-      <w:r>
-        <w:t>).</w:t>
+        <w:t>Detalhes do Buffet (Relatório Interativo) – Mostra todos os itens de buffet (buf_descricao) e suas especificações (buf_especificacao).</w:t>
       </w:r>
     </w:p>
     <w:p>
@@ -19524,13 +19262,8 @@
         </w:numPr>
         <w:spacing w:line="360" w:lineRule="auto"/>
       </w:pPr>
-      <w:proofErr w:type="spellStart"/>
-      <w:r>
-        <w:t>Adicionar_Item</w:t>
-      </w:r>
-      <w:proofErr w:type="spellEnd"/>
-      <w:r>
-        <w:t xml:space="preserve"> (Relatório Interativo) – Direciona o usuário para a Página 171.</w:t>
+      <w:r>
+        <w:t>Adicionar_Item (Relatório Interativo) – Direciona o usuário para a Página 171.</w:t>
       </w:r>
     </w:p>
     <w:p>
@@ -19764,13 +19497,8 @@
         </w:numPr>
         <w:spacing w:line="360" w:lineRule="auto"/>
       </w:pPr>
-      <w:proofErr w:type="spellStart"/>
-      <w:r>
-        <w:t>Buttons</w:t>
-      </w:r>
-      <w:proofErr w:type="spellEnd"/>
-      <w:r>
-        <w:t xml:space="preserve"> Container (Conteúdo Estático) – Região separadora.</w:t>
+      <w:r>
+        <w:t>Buttons Container (Conteúdo Estático) – Região separadora.</w:t>
       </w:r>
     </w:p>
     <w:p>
@@ -19954,21 +19682,8 @@
         </w:numPr>
         <w:spacing w:line="360" w:lineRule="auto"/>
       </w:pPr>
-      <w:proofErr w:type="spellStart"/>
-      <w:r>
-        <w:t>Deletar_Item</w:t>
-      </w:r>
-      <w:proofErr w:type="spellEnd"/>
-      <w:r>
-        <w:t xml:space="preserve"> (</w:t>
-      </w:r>
-      <w:proofErr w:type="spellStart"/>
-      <w:r>
-        <w:t>Buttons</w:t>
-      </w:r>
-      <w:proofErr w:type="spellEnd"/>
-      <w:r>
-        <w:t xml:space="preserve"> Container) – Submete a página rodando o processo ‘Deletar Item’, que deleta o item de buffet e suas especificações.</w:t>
+      <w:r>
+        <w:t>Deletar_Item (Buttons Container) – Submete a página rodando o processo ‘Deletar Item’, que deleta o item de buffet e suas especificações.</w:t>
       </w:r>
     </w:p>
     <w:p>
@@ -19980,21 +19695,8 @@
         </w:numPr>
         <w:spacing w:line="360" w:lineRule="auto"/>
       </w:pPr>
-      <w:proofErr w:type="spellStart"/>
-      <w:r>
-        <w:t>Confirmar_Edição</w:t>
-      </w:r>
-      <w:proofErr w:type="spellEnd"/>
-      <w:r>
-        <w:t xml:space="preserve"> (</w:t>
-      </w:r>
-      <w:proofErr w:type="spellStart"/>
-      <w:r>
-        <w:t>Buttons</w:t>
-      </w:r>
-      <w:proofErr w:type="spellEnd"/>
-      <w:r>
-        <w:t xml:space="preserve"> Container) – Submete a página, rodando o processo ‘Update Descrição’, que edita os detalhes do item de buffet e adiciona as novas especificações no banco de dados.</w:t>
+      <w:r>
+        <w:t>Confirmar_Edição (Buttons Container) – Submete a página, rodando o processo ‘Update Descrição’, que edita os detalhes do item de buffet e adiciona as novas especificações no banco de dados.</w:t>
       </w:r>
     </w:p>
     <w:p>
@@ -20114,13 +19816,8 @@
         <w:spacing w:line="360" w:lineRule="auto"/>
         <w:jc w:val="both"/>
       </w:pPr>
-      <w:proofErr w:type="spellStart"/>
-      <w:r>
-        <w:t>Refresh</w:t>
-      </w:r>
-      <w:proofErr w:type="spellEnd"/>
-      <w:r>
-        <w:t xml:space="preserve"> – Atualiza o relatório interativo de especificações.</w:t>
+      <w:r>
+        <w:t>Refresh – Atualiza o relatório interativo de especificações.</w:t>
       </w:r>
     </w:p>
     <w:p>
@@ -20152,15 +19849,7 @@
         <w:jc w:val="both"/>
       </w:pPr>
       <w:r>
-        <w:t xml:space="preserve">usuário </w:t>
-      </w:r>
-      <w:proofErr w:type="spellStart"/>
-      <w:r>
-        <w:t>é</w:t>
-      </w:r>
-      <w:proofErr w:type="spellEnd"/>
-      <w:r>
-        <w:t xml:space="preserve"> redirecionado para a Página 100 após a edição ou exclusão do item de buffet.</w:t>
+        <w:t>usuário é redirecionado para a Página 100 após a edição ou exclusão do item de buffet.</w:t>
       </w:r>
     </w:p>
     <w:p>
@@ -20298,13 +19987,8 @@
         </w:numPr>
         <w:spacing w:line="360" w:lineRule="auto"/>
       </w:pPr>
-      <w:proofErr w:type="spellStart"/>
-      <w:r>
-        <w:t>Buttons</w:t>
-      </w:r>
-      <w:proofErr w:type="spellEnd"/>
-      <w:r>
-        <w:t xml:space="preserve"> Container (Conteúdo Estático) – Região separadora.</w:t>
+      <w:r>
+        <w:t>Buttons Container (Conteúdo Estático) – Região separadora.</w:t>
       </w:r>
     </w:p>
     <w:p>
@@ -20446,21 +20130,8 @@
         </w:numPr>
         <w:spacing w:line="360" w:lineRule="auto"/>
       </w:pPr>
-      <w:proofErr w:type="spellStart"/>
-      <w:r>
-        <w:t>Criar_Item</w:t>
-      </w:r>
-      <w:proofErr w:type="spellEnd"/>
-      <w:r>
-        <w:t xml:space="preserve"> (</w:t>
-      </w:r>
-      <w:proofErr w:type="spellStart"/>
-      <w:r>
-        <w:t>Buttons</w:t>
-      </w:r>
-      <w:proofErr w:type="spellEnd"/>
-      <w:r>
-        <w:t xml:space="preserve"> Container) – Submete a página, rodando o processo ‘Adicionar Item’, que adiciona o item de buffet e suas especificações.</w:t>
+      <w:r>
+        <w:t>Criar_Item (Buttons Container) – Submete a página, rodando o processo ‘Adicionar Item’, que adiciona o item de buffet e suas especificações.</w:t>
       </w:r>
     </w:p>
     <w:p>
@@ -20569,15 +20240,7 @@
         <w:jc w:val="both"/>
       </w:pPr>
       <w:r>
-        <w:t xml:space="preserve">processamento, o usuário </w:t>
-      </w:r>
-      <w:proofErr w:type="spellStart"/>
-      <w:r>
-        <w:t>é</w:t>
-      </w:r>
-      <w:proofErr w:type="spellEnd"/>
-      <w:r>
-        <w:t xml:space="preserve"> redirecionado para a página 100.</w:t>
+        <w:t>processamento, o usuário é redirecionado para a página 100.</w:t>
       </w:r>
     </w:p>
     <w:p>
@@ -20709,15 +20372,7 @@
         <w:t xml:space="preserve"> </w:t>
       </w:r>
       <w:r>
-        <w:t xml:space="preserve">Mostra os detalhes e especificações de todos os itens de buffet, juntamente com um campo </w:t>
-      </w:r>
-      <w:proofErr w:type="spellStart"/>
-      <w:r>
-        <w:t>apex_item.text</w:t>
-      </w:r>
-      <w:proofErr w:type="spellEnd"/>
-      <w:r>
-        <w:t xml:space="preserve"> com o valor da quantidade atual do item, mas permite a alteração desse campo para o novo valor.</w:t>
+        <w:t>Mostra os detalhes e especificações de todos os itens de buffet, juntamente com um campo apex_item.text com o valor da quantidade atual do item, mas permite a alteração desse campo para o novo valor.</w:t>
       </w:r>
     </w:p>
     <w:p>
@@ -20755,13 +20410,8 @@
         </w:numPr>
         <w:spacing w:line="360" w:lineRule="auto"/>
       </w:pPr>
-      <w:proofErr w:type="spellStart"/>
-      <w:r>
-        <w:t>Adicionar_Quantidade</w:t>
-      </w:r>
-      <w:proofErr w:type="spellEnd"/>
-      <w:r>
-        <w:t xml:space="preserve"> (Detalhes do Buffet) – Submete a página executando o processo ‘Fazer Aditivos’, que atualiza as quantidades.</w:t>
+      <w:r>
+        <w:t>Adicionar_Quantidade (Detalhes do Buffet) – Submete a página executando o processo ‘Fazer Aditivos’, que atualiza as quantidades.</w:t>
       </w:r>
     </w:p>
     <w:p>
@@ -20792,15 +20442,7 @@
         <w:jc w:val="both"/>
       </w:pPr>
       <w:r>
-        <w:t xml:space="preserve">Fazer Aditivos (Após a Submissão) – Roda um código PL/SQL que captura os valores do </w:t>
-      </w:r>
-      <w:proofErr w:type="spellStart"/>
-      <w:r>
-        <w:t>apex_item.text</w:t>
-      </w:r>
-      <w:proofErr w:type="spellEnd"/>
-      <w:r>
-        <w:t xml:space="preserve"> (com o id do item e a quantidade nova) e percorre um loop fazendo um update da quantidade desses itens de buffet.</w:t>
+        <w:t>Fazer Aditivos (Após a Submissão) – Roda um código PL/SQL que captura os valores do apex_item.text (com o id do item e a quantidade nova) e percorre um loop fazendo um update da quantidade desses itens de buffet.</w:t>
       </w:r>
     </w:p>
     <w:p>
@@ -20959,7 +20601,11 @@
         <w:jc w:val="both"/>
       </w:pPr>
       <w:r>
-        <w:t>Ao concluir o processo, a aplicação realiza automaticamente a validação das principais regras de negócio previstas no contrato, verificando, entre outros critérios, o cumprimento do prazo mínimo de antecedência, a utilização de locais permitidos e a existência de conflitos de agenda para a data solicitada.</w:t>
+        <w:t xml:space="preserve">Ao concluir o processo, a aplicação realiza automaticamente a validação das principais regras de negócio previstas no contrato, verificando, entre outros critérios, o cumprimento do </w:t>
+      </w:r>
+      <w:r>
+        <w:lastRenderedPageBreak/>
+        <w:t>prazo mínimo de antecedência, a utilização de locais permitidos e a existência de conflitos de agenda para a data solicitada.</w:t>
       </w:r>
     </w:p>
     <w:p>
@@ -21182,6 +20828,9 @@
             <w:pPr>
               <w:spacing w:line="276" w:lineRule="auto"/>
             </w:pPr>
+            <w:r>
+              <w:t>1</w:t>
+            </w:r>
           </w:p>
         </w:tc>
         <w:tc>
@@ -21199,6 +20848,9 @@
             <w:pPr>
               <w:spacing w:line="276" w:lineRule="auto"/>
             </w:pPr>
+            <w:r>
+              <w:t>Início</w:t>
+            </w:r>
           </w:p>
         </w:tc>
         <w:tc>
@@ -21216,6 +20868,9 @@
             <w:pPr>
               <w:spacing w:line="276" w:lineRule="auto"/>
             </w:pPr>
+            <w:r>
+              <w:t>Cartões</w:t>
+            </w:r>
           </w:p>
         </w:tc>
         <w:tc>
@@ -21233,6 +20888,9 @@
             <w:pPr>
               <w:spacing w:line="276" w:lineRule="auto"/>
             </w:pPr>
+            <w:r>
+              <w:t>Navegar entre as páginas.</w:t>
+            </w:r>
           </w:p>
         </w:tc>
       </w:tr>
@@ -21252,6 +20910,9 @@
             <w:pPr>
               <w:spacing w:line="276" w:lineRule="auto"/>
             </w:pPr>
+            <w:r>
+              <w:t>300</w:t>
+            </w:r>
           </w:p>
         </w:tc>
         <w:tc>
@@ -21269,6 +20930,9 @@
             <w:pPr>
               <w:spacing w:line="276" w:lineRule="auto"/>
             </w:pPr>
+            <w:r>
+              <w:t>Minhas Solicitações</w:t>
+            </w:r>
           </w:p>
         </w:tc>
         <w:tc>
@@ -21286,6 +20950,9 @@
             <w:pPr>
               <w:spacing w:line="276" w:lineRule="auto"/>
             </w:pPr>
+            <w:r>
+              <w:t>Relatório Interativo</w:t>
+            </w:r>
           </w:p>
         </w:tc>
         <w:tc>
@@ -21303,6 +20970,9 @@
             <w:pPr>
               <w:spacing w:line="276" w:lineRule="auto"/>
             </w:pPr>
+            <w:r>
+              <w:t>Exibir eventos do solicitante.</w:t>
+            </w:r>
           </w:p>
         </w:tc>
       </w:tr>
@@ -21322,6 +20992,9 @@
             <w:pPr>
               <w:spacing w:line="276" w:lineRule="auto"/>
             </w:pPr>
+            <w:r>
+              <w:t>371</w:t>
+            </w:r>
           </w:p>
         </w:tc>
         <w:tc>
@@ -21339,6 +21012,9 @@
             <w:pPr>
               <w:spacing w:line="276" w:lineRule="auto"/>
             </w:pPr>
+            <w:r>
+              <w:t>Deletar Item do Pendente</w:t>
+            </w:r>
           </w:p>
         </w:tc>
         <w:tc>
@@ -21356,6 +21032,9 @@
             <w:pPr>
               <w:spacing w:line="276" w:lineRule="auto"/>
             </w:pPr>
+            <w:r>
+              <w:t>Formulário</w:t>
+            </w:r>
           </w:p>
         </w:tc>
         <w:tc>
@@ -21373,6 +21052,830 @@
             <w:pPr>
               <w:spacing w:line="276" w:lineRule="auto"/>
             </w:pPr>
+            <w:r>
+              <w:t>Deletar um item de buffet solicitado antes.</w:t>
+            </w:r>
+          </w:p>
+        </w:tc>
+      </w:tr>
+      <w:tr>
+        <w:tc>
+          <w:tcPr>
+            <w:tcW w:w="1400" w:type="dxa"/>
+            <w:tcMar>
+              <w:top w:w="80" w:type="dxa"/>
+              <w:left w:w="100" w:type="dxa"/>
+              <w:bottom w:w="80" w:type="dxa"/>
+              <w:right w:w="100" w:type="dxa"/>
+            </w:tcMar>
+            <w:vAlign w:val="center"/>
+          </w:tcPr>
+          <w:p>
+            <w:pPr>
+              <w:spacing w:line="276" w:lineRule="auto"/>
+            </w:pPr>
+            <w:r>
+              <w:t>372</w:t>
+            </w:r>
+          </w:p>
+        </w:tc>
+        <w:tc>
+          <w:tcPr>
+            <w:tcW w:w="2800" w:type="dxa"/>
+            <w:tcMar>
+              <w:top w:w="80" w:type="dxa"/>
+              <w:left w:w="100" w:type="dxa"/>
+              <w:bottom w:w="80" w:type="dxa"/>
+              <w:right w:w="100" w:type="dxa"/>
+            </w:tcMar>
+            <w:vAlign w:val="center"/>
+          </w:tcPr>
+          <w:p>
+            <w:pPr>
+              <w:spacing w:line="276" w:lineRule="auto"/>
+            </w:pPr>
+            <w:r>
+              <w:t>Solicitar Deletar</w:t>
+            </w:r>
+          </w:p>
+        </w:tc>
+        <w:tc>
+          <w:tcPr>
+            <w:tcW w:w="2200" w:type="dxa"/>
+            <w:tcMar>
+              <w:top w:w="80" w:type="dxa"/>
+              <w:left w:w="100" w:type="dxa"/>
+              <w:bottom w:w="80" w:type="dxa"/>
+              <w:right w:w="100" w:type="dxa"/>
+            </w:tcMar>
+            <w:vAlign w:val="center"/>
+          </w:tcPr>
+          <w:p>
+            <w:pPr>
+              <w:spacing w:line="276" w:lineRule="auto"/>
+            </w:pPr>
+            <w:r>
+              <w:t>Formulário</w:t>
+            </w:r>
+          </w:p>
+        </w:tc>
+        <w:tc>
+          <w:tcPr>
+            <w:tcW w:w="2600" w:type="dxa"/>
+            <w:tcMar>
+              <w:top w:w="80" w:type="dxa"/>
+              <w:left w:w="100" w:type="dxa"/>
+              <w:bottom w:w="80" w:type="dxa"/>
+              <w:right w:w="100" w:type="dxa"/>
+            </w:tcMar>
+            <w:vAlign w:val="center"/>
+          </w:tcPr>
+          <w:p>
+            <w:pPr>
+              <w:spacing w:line="276" w:lineRule="auto"/>
+            </w:pPr>
+            <w:r>
+              <w:t>Deletar um evento/solicitação toda e enviar um e-mail à ASQUALOG.</w:t>
+            </w:r>
+          </w:p>
+        </w:tc>
+      </w:tr>
+      <w:tr>
+        <w:tc>
+          <w:tcPr>
+            <w:tcW w:w="1400" w:type="dxa"/>
+            <w:tcMar>
+              <w:top w:w="80" w:type="dxa"/>
+              <w:left w:w="100" w:type="dxa"/>
+              <w:bottom w:w="80" w:type="dxa"/>
+              <w:right w:w="100" w:type="dxa"/>
+            </w:tcMar>
+            <w:vAlign w:val="center"/>
+          </w:tcPr>
+          <w:p>
+            <w:pPr>
+              <w:spacing w:line="276" w:lineRule="auto"/>
+            </w:pPr>
+            <w:r>
+              <w:t>301</w:t>
+            </w:r>
+          </w:p>
+        </w:tc>
+        <w:tc>
+          <w:tcPr>
+            <w:tcW w:w="2800" w:type="dxa"/>
+            <w:tcMar>
+              <w:top w:w="80" w:type="dxa"/>
+              <w:left w:w="100" w:type="dxa"/>
+              <w:bottom w:w="80" w:type="dxa"/>
+              <w:right w:w="100" w:type="dxa"/>
+            </w:tcMar>
+            <w:vAlign w:val="center"/>
+          </w:tcPr>
+          <w:p>
+            <w:pPr>
+              <w:spacing w:line="276" w:lineRule="auto"/>
+            </w:pPr>
+            <w:r>
+              <w:t>Fazer uma Solicitação</w:t>
+            </w:r>
+          </w:p>
+        </w:tc>
+        <w:tc>
+          <w:tcPr>
+            <w:tcW w:w="2200" w:type="dxa"/>
+            <w:tcMar>
+              <w:top w:w="80" w:type="dxa"/>
+              <w:left w:w="100" w:type="dxa"/>
+              <w:bottom w:w="80" w:type="dxa"/>
+              <w:right w:w="100" w:type="dxa"/>
+            </w:tcMar>
+            <w:vAlign w:val="center"/>
+          </w:tcPr>
+          <w:p>
+            <w:pPr>
+              <w:spacing w:line="276" w:lineRule="auto"/>
+            </w:pPr>
+            <w:r>
+              <w:t>Formulário</w:t>
+            </w:r>
+          </w:p>
+        </w:tc>
+        <w:tc>
+          <w:tcPr>
+            <w:tcW w:w="2600" w:type="dxa"/>
+            <w:tcMar>
+              <w:top w:w="80" w:type="dxa"/>
+              <w:left w:w="100" w:type="dxa"/>
+              <w:bottom w:w="80" w:type="dxa"/>
+              <w:right w:w="100" w:type="dxa"/>
+            </w:tcMar>
+            <w:vAlign w:val="center"/>
+          </w:tcPr>
+          <w:p>
+            <w:pPr>
+              <w:spacing w:line="276" w:lineRule="auto"/>
+            </w:pPr>
+            <w:r>
+              <w:t>Cadastrar um evento/solicitação.</w:t>
+            </w:r>
+          </w:p>
+        </w:tc>
+      </w:tr>
+      <w:tr>
+        <w:tc>
+          <w:tcPr>
+            <w:tcW w:w="1400" w:type="dxa"/>
+            <w:tcMar>
+              <w:top w:w="80" w:type="dxa"/>
+              <w:left w:w="100" w:type="dxa"/>
+              <w:bottom w:w="80" w:type="dxa"/>
+              <w:right w:w="100" w:type="dxa"/>
+            </w:tcMar>
+            <w:vAlign w:val="center"/>
+          </w:tcPr>
+          <w:p>
+            <w:pPr>
+              <w:spacing w:line="276" w:lineRule="auto"/>
+            </w:pPr>
+            <w:r>
+              <w:lastRenderedPageBreak/>
+              <w:t>302</w:t>
+            </w:r>
+          </w:p>
+        </w:tc>
+        <w:tc>
+          <w:tcPr>
+            <w:tcW w:w="2800" w:type="dxa"/>
+            <w:tcMar>
+              <w:top w:w="80" w:type="dxa"/>
+              <w:left w:w="100" w:type="dxa"/>
+              <w:bottom w:w="80" w:type="dxa"/>
+              <w:right w:w="100" w:type="dxa"/>
+            </w:tcMar>
+            <w:vAlign w:val="center"/>
+          </w:tcPr>
+          <w:p>
+            <w:pPr>
+              <w:spacing w:line="276" w:lineRule="auto"/>
+            </w:pPr>
+            <w:r>
+              <w:t>Itens da Solicitação</w:t>
+            </w:r>
+          </w:p>
+        </w:tc>
+        <w:tc>
+          <w:tcPr>
+            <w:tcW w:w="2200" w:type="dxa"/>
+            <w:tcMar>
+              <w:top w:w="80" w:type="dxa"/>
+              <w:left w:w="100" w:type="dxa"/>
+              <w:bottom w:w="80" w:type="dxa"/>
+              <w:right w:w="100" w:type="dxa"/>
+            </w:tcMar>
+            <w:vAlign w:val="center"/>
+          </w:tcPr>
+          <w:p>
+            <w:pPr>
+              <w:spacing w:line="276" w:lineRule="auto"/>
+            </w:pPr>
+            <w:r>
+              <w:t>Formulário, Calendário e Relatório Interativo</w:t>
+            </w:r>
+          </w:p>
+        </w:tc>
+        <w:tc>
+          <w:tcPr>
+            <w:tcW w:w="2600" w:type="dxa"/>
+            <w:tcMar>
+              <w:top w:w="80" w:type="dxa"/>
+              <w:left w:w="100" w:type="dxa"/>
+              <w:bottom w:w="80" w:type="dxa"/>
+              <w:right w:w="100" w:type="dxa"/>
+            </w:tcMar>
+            <w:vAlign w:val="center"/>
+          </w:tcPr>
+          <w:p>
+            <w:pPr>
+              <w:spacing w:line="276" w:lineRule="auto"/>
+            </w:pPr>
+            <w:r>
+              <w:t>Cadastrar um item de buffet para o evento.</w:t>
+            </w:r>
+          </w:p>
+        </w:tc>
+      </w:tr>
+      <w:tr>
+        <w:tc>
+          <w:tcPr>
+            <w:tcW w:w="1400" w:type="dxa"/>
+            <w:tcMar>
+              <w:top w:w="80" w:type="dxa"/>
+              <w:left w:w="100" w:type="dxa"/>
+              <w:bottom w:w="80" w:type="dxa"/>
+              <w:right w:w="100" w:type="dxa"/>
+            </w:tcMar>
+            <w:vAlign w:val="center"/>
+          </w:tcPr>
+          <w:p>
+            <w:pPr>
+              <w:spacing w:line="276" w:lineRule="auto"/>
+            </w:pPr>
+            <w:r>
+              <w:t>373</w:t>
+            </w:r>
+          </w:p>
+        </w:tc>
+        <w:tc>
+          <w:tcPr>
+            <w:tcW w:w="2800" w:type="dxa"/>
+            <w:tcMar>
+              <w:top w:w="80" w:type="dxa"/>
+              <w:left w:w="100" w:type="dxa"/>
+              <w:bottom w:w="80" w:type="dxa"/>
+              <w:right w:w="100" w:type="dxa"/>
+            </w:tcMar>
+            <w:vAlign w:val="center"/>
+          </w:tcPr>
+          <w:p>
+            <w:pPr>
+              <w:spacing w:line="276" w:lineRule="auto"/>
+            </w:pPr>
+            <w:r>
+              <w:t>Visualizar Item</w:t>
+            </w:r>
+          </w:p>
+        </w:tc>
+        <w:tc>
+          <w:tcPr>
+            <w:tcW w:w="2200" w:type="dxa"/>
+            <w:tcMar>
+              <w:top w:w="80" w:type="dxa"/>
+              <w:left w:w="100" w:type="dxa"/>
+              <w:bottom w:w="80" w:type="dxa"/>
+              <w:right w:w="100" w:type="dxa"/>
+            </w:tcMar>
+            <w:vAlign w:val="center"/>
+          </w:tcPr>
+          <w:p>
+            <w:pPr>
+              <w:spacing w:line="276" w:lineRule="auto"/>
+            </w:pPr>
+            <w:r>
+              <w:t>Formulário</w:t>
+            </w:r>
+          </w:p>
+        </w:tc>
+        <w:tc>
+          <w:tcPr>
+            <w:tcW w:w="2600" w:type="dxa"/>
+            <w:tcMar>
+              <w:top w:w="80" w:type="dxa"/>
+              <w:left w:w="100" w:type="dxa"/>
+              <w:bottom w:w="80" w:type="dxa"/>
+              <w:right w:w="100" w:type="dxa"/>
+            </w:tcMar>
+            <w:vAlign w:val="center"/>
+          </w:tcPr>
+          <w:p>
+            <w:pPr>
+              <w:spacing w:line="276" w:lineRule="auto"/>
+            </w:pPr>
+            <w:r>
+              <w:t>Exibir ao usuário os detalhes de uma reserva de item de buffet de outro usuário.</w:t>
+            </w:r>
+          </w:p>
+        </w:tc>
+      </w:tr>
+      <w:tr>
+        <w:tc>
+          <w:tcPr>
+            <w:tcW w:w="1400" w:type="dxa"/>
+            <w:tcMar>
+              <w:top w:w="80" w:type="dxa"/>
+              <w:left w:w="100" w:type="dxa"/>
+              <w:bottom w:w="80" w:type="dxa"/>
+              <w:right w:w="100" w:type="dxa"/>
+            </w:tcMar>
+            <w:vAlign w:val="center"/>
+          </w:tcPr>
+          <w:p>
+            <w:pPr>
+              <w:spacing w:line="276" w:lineRule="auto"/>
+            </w:pPr>
+            <w:r>
+              <w:t>374</w:t>
+            </w:r>
+          </w:p>
+        </w:tc>
+        <w:tc>
+          <w:tcPr>
+            <w:tcW w:w="2800" w:type="dxa"/>
+            <w:tcMar>
+              <w:top w:w="80" w:type="dxa"/>
+              <w:left w:w="100" w:type="dxa"/>
+              <w:bottom w:w="80" w:type="dxa"/>
+              <w:right w:w="100" w:type="dxa"/>
+            </w:tcMar>
+            <w:vAlign w:val="center"/>
+          </w:tcPr>
+          <w:p>
+            <w:pPr>
+              <w:spacing w:line="276" w:lineRule="auto"/>
+            </w:pPr>
+            <w:r>
+              <w:t>Deletar Item no Cadastro</w:t>
+            </w:r>
+          </w:p>
+        </w:tc>
+        <w:tc>
+          <w:tcPr>
+            <w:tcW w:w="2200" w:type="dxa"/>
+            <w:tcMar>
+              <w:top w:w="80" w:type="dxa"/>
+              <w:left w:w="100" w:type="dxa"/>
+              <w:bottom w:w="80" w:type="dxa"/>
+              <w:right w:w="100" w:type="dxa"/>
+            </w:tcMar>
+            <w:vAlign w:val="center"/>
+          </w:tcPr>
+          <w:p>
+            <w:pPr>
+              <w:spacing w:line="276" w:lineRule="auto"/>
+            </w:pPr>
+            <w:r>
+              <w:t>Formulário</w:t>
+            </w:r>
+          </w:p>
+        </w:tc>
+        <w:tc>
+          <w:tcPr>
+            <w:tcW w:w="2600" w:type="dxa"/>
+            <w:tcMar>
+              <w:top w:w="80" w:type="dxa"/>
+              <w:left w:w="100" w:type="dxa"/>
+              <w:bottom w:w="80" w:type="dxa"/>
+              <w:right w:w="100" w:type="dxa"/>
+            </w:tcMar>
+            <w:vAlign w:val="center"/>
+          </w:tcPr>
+          <w:p>
+            <w:pPr>
+              <w:spacing w:line="276" w:lineRule="auto"/>
+            </w:pPr>
+            <w:r>
+              <w:t>Deletar um item que está sendo cadastrado no momento.</w:t>
+            </w:r>
+          </w:p>
+        </w:tc>
+      </w:tr>
+      <w:tr>
+        <w:tc>
+          <w:tcPr>
+            <w:tcW w:w="1400" w:type="dxa"/>
+            <w:tcMar>
+              <w:top w:w="80" w:type="dxa"/>
+              <w:left w:w="100" w:type="dxa"/>
+              <w:bottom w:w="80" w:type="dxa"/>
+              <w:right w:w="100" w:type="dxa"/>
+            </w:tcMar>
+            <w:vAlign w:val="center"/>
+          </w:tcPr>
+          <w:p>
+            <w:pPr>
+              <w:spacing w:line="276" w:lineRule="auto"/>
+            </w:pPr>
+            <w:r>
+              <w:t>375</w:t>
+            </w:r>
+          </w:p>
+        </w:tc>
+        <w:tc>
+          <w:tcPr>
+            <w:tcW w:w="2800" w:type="dxa"/>
+            <w:tcMar>
+              <w:top w:w="80" w:type="dxa"/>
+              <w:left w:w="100" w:type="dxa"/>
+              <w:bottom w:w="80" w:type="dxa"/>
+              <w:right w:w="100" w:type="dxa"/>
+            </w:tcMar>
+            <w:vAlign w:val="center"/>
+          </w:tcPr>
+          <w:p>
+            <w:pPr>
+              <w:spacing w:line="276" w:lineRule="auto"/>
+            </w:pPr>
+            <w:r>
+              <w:t>Escolher horários</w:t>
+            </w:r>
+          </w:p>
+        </w:tc>
+        <w:tc>
+          <w:tcPr>
+            <w:tcW w:w="2200" w:type="dxa"/>
+            <w:tcMar>
+              <w:top w:w="80" w:type="dxa"/>
+              <w:left w:w="100" w:type="dxa"/>
+              <w:bottom w:w="80" w:type="dxa"/>
+              <w:right w:w="100" w:type="dxa"/>
+            </w:tcMar>
+            <w:vAlign w:val="center"/>
+          </w:tcPr>
+          <w:p>
+            <w:pPr>
+              <w:spacing w:line="276" w:lineRule="auto"/>
+            </w:pPr>
+            <w:r>
+              <w:t>Formulário</w:t>
+            </w:r>
+          </w:p>
+        </w:tc>
+        <w:tc>
+          <w:tcPr>
+            <w:tcW w:w="2600" w:type="dxa"/>
+            <w:tcMar>
+              <w:top w:w="80" w:type="dxa"/>
+              <w:left w:w="100" w:type="dxa"/>
+              <w:bottom w:w="80" w:type="dxa"/>
+              <w:right w:w="100" w:type="dxa"/>
+            </w:tcMar>
+            <w:vAlign w:val="center"/>
+          </w:tcPr>
+          <w:p>
+            <w:pPr>
+              <w:spacing w:line="276" w:lineRule="auto"/>
+            </w:pPr>
+            <w:r>
+              <w:t>Inserir um horário para o item de buffet.</w:t>
+            </w:r>
+          </w:p>
+        </w:tc>
+      </w:tr>
+      <w:tr>
+        <w:tc>
+          <w:tcPr>
+            <w:tcW w:w="1400" w:type="dxa"/>
+            <w:tcMar>
+              <w:top w:w="80" w:type="dxa"/>
+              <w:left w:w="100" w:type="dxa"/>
+              <w:bottom w:w="80" w:type="dxa"/>
+              <w:right w:w="100" w:type="dxa"/>
+            </w:tcMar>
+            <w:vAlign w:val="center"/>
+          </w:tcPr>
+          <w:p>
+            <w:pPr>
+              <w:spacing w:line="276" w:lineRule="auto"/>
+            </w:pPr>
+            <w:r>
+              <w:t>378</w:t>
+            </w:r>
+          </w:p>
+        </w:tc>
+        <w:tc>
+          <w:tcPr>
+            <w:tcW w:w="2800" w:type="dxa"/>
+            <w:tcMar>
+              <w:top w:w="80" w:type="dxa"/>
+              <w:left w:w="100" w:type="dxa"/>
+              <w:bottom w:w="80" w:type="dxa"/>
+              <w:right w:w="100" w:type="dxa"/>
+            </w:tcMar>
+            <w:vAlign w:val="center"/>
+          </w:tcPr>
+          <w:p>
+            <w:pPr>
+              <w:spacing w:line="276" w:lineRule="auto"/>
+            </w:pPr>
+            <w:r>
+              <w:t>Deletar Horário</w:t>
+            </w:r>
+          </w:p>
+        </w:tc>
+        <w:tc>
+          <w:tcPr>
+            <w:tcW w:w="2200" w:type="dxa"/>
+            <w:tcMar>
+              <w:top w:w="80" w:type="dxa"/>
+              <w:left w:w="100" w:type="dxa"/>
+              <w:bottom w:w="80" w:type="dxa"/>
+              <w:right w:w="100" w:type="dxa"/>
+            </w:tcMar>
+            <w:vAlign w:val="center"/>
+          </w:tcPr>
+          <w:p>
+            <w:pPr>
+              <w:spacing w:line="276" w:lineRule="auto"/>
+            </w:pPr>
+            <w:r>
+              <w:t>Formulário</w:t>
+            </w:r>
+          </w:p>
+        </w:tc>
+        <w:tc>
+          <w:tcPr>
+            <w:tcW w:w="2600" w:type="dxa"/>
+            <w:tcMar>
+              <w:top w:w="80" w:type="dxa"/>
+              <w:left w:w="100" w:type="dxa"/>
+              <w:bottom w:w="80" w:type="dxa"/>
+              <w:right w:w="100" w:type="dxa"/>
+            </w:tcMar>
+            <w:vAlign w:val="center"/>
+          </w:tcPr>
+          <w:p>
+            <w:pPr>
+              <w:spacing w:line="276" w:lineRule="auto"/>
+            </w:pPr>
+            <w:r>
+              <w:t>Deletar um horário de um item de buffet.</w:t>
+            </w:r>
+          </w:p>
+        </w:tc>
+      </w:tr>
+      <w:tr>
+        <w:tc>
+          <w:tcPr>
+            <w:tcW w:w="1400" w:type="dxa"/>
+            <w:tcMar>
+              <w:top w:w="80" w:type="dxa"/>
+              <w:left w:w="100" w:type="dxa"/>
+              <w:bottom w:w="80" w:type="dxa"/>
+              <w:right w:w="100" w:type="dxa"/>
+            </w:tcMar>
+            <w:vAlign w:val="center"/>
+          </w:tcPr>
+          <w:p>
+            <w:pPr>
+              <w:spacing w:line="276" w:lineRule="auto"/>
+            </w:pPr>
+            <w:r>
+              <w:t>303</w:t>
+            </w:r>
+          </w:p>
+        </w:tc>
+        <w:tc>
+          <w:tcPr>
+            <w:tcW w:w="2800" w:type="dxa"/>
+            <w:tcMar>
+              <w:top w:w="80" w:type="dxa"/>
+              <w:left w:w="100" w:type="dxa"/>
+              <w:bottom w:w="80" w:type="dxa"/>
+              <w:right w:w="100" w:type="dxa"/>
+            </w:tcMar>
+            <w:vAlign w:val="center"/>
+          </w:tcPr>
+          <w:p>
+            <w:pPr>
+              <w:spacing w:line="276" w:lineRule="auto"/>
+            </w:pPr>
+            <w:r>
+              <w:t>Confirmar e Mandar E-mail</w:t>
+            </w:r>
+          </w:p>
+        </w:tc>
+        <w:tc>
+          <w:tcPr>
+            <w:tcW w:w="2200" w:type="dxa"/>
+            <w:tcMar>
+              <w:top w:w="80" w:type="dxa"/>
+              <w:left w:w="100" w:type="dxa"/>
+              <w:bottom w:w="80" w:type="dxa"/>
+              <w:right w:w="100" w:type="dxa"/>
+            </w:tcMar>
+            <w:vAlign w:val="center"/>
+          </w:tcPr>
+          <w:p>
+            <w:pPr>
+              <w:spacing w:line="276" w:lineRule="auto"/>
+            </w:pPr>
+            <w:r>
+              <w:t>Relatório Interativo</w:t>
+            </w:r>
+          </w:p>
+        </w:tc>
+        <w:tc>
+          <w:tcPr>
+            <w:tcW w:w="2600" w:type="dxa"/>
+            <w:tcMar>
+              <w:top w:w="80" w:type="dxa"/>
+              <w:left w:w="100" w:type="dxa"/>
+              <w:bottom w:w="80" w:type="dxa"/>
+              <w:right w:w="100" w:type="dxa"/>
+            </w:tcMar>
+            <w:vAlign w:val="center"/>
+          </w:tcPr>
+          <w:p>
+            <w:pPr>
+              <w:spacing w:line="276" w:lineRule="auto"/>
+            </w:pPr>
+            <w:r>
+              <w:t>Confirmar a solicitação e enviar os e-mails aos destinatários.</w:t>
+            </w:r>
+          </w:p>
+        </w:tc>
+      </w:tr>
+      <w:tr>
+        <w:tc>
+          <w:tcPr>
+            <w:tcW w:w="1400" w:type="dxa"/>
+            <w:tcMar>
+              <w:top w:w="80" w:type="dxa"/>
+              <w:left w:w="100" w:type="dxa"/>
+              <w:bottom w:w="80" w:type="dxa"/>
+              <w:right w:w="100" w:type="dxa"/>
+            </w:tcMar>
+            <w:vAlign w:val="center"/>
+          </w:tcPr>
+          <w:p>
+            <w:pPr>
+              <w:spacing w:line="276" w:lineRule="auto"/>
+            </w:pPr>
+            <w:r>
+              <w:t>379</w:t>
+            </w:r>
+          </w:p>
+        </w:tc>
+        <w:tc>
+          <w:tcPr>
+            <w:tcW w:w="2800" w:type="dxa"/>
+            <w:tcMar>
+              <w:top w:w="80" w:type="dxa"/>
+              <w:left w:w="100" w:type="dxa"/>
+              <w:bottom w:w="80" w:type="dxa"/>
+              <w:right w:w="100" w:type="dxa"/>
+            </w:tcMar>
+            <w:vAlign w:val="center"/>
+          </w:tcPr>
+          <w:p>
+            <w:pPr>
+              <w:spacing w:line="276" w:lineRule="auto"/>
+            </w:pPr>
+            <w:r>
+              <w:t>Deletar Evento no Cadastro</w:t>
+            </w:r>
+          </w:p>
+        </w:tc>
+        <w:tc>
+          <w:tcPr>
+            <w:tcW w:w="2200" w:type="dxa"/>
+            <w:tcMar>
+              <w:top w:w="80" w:type="dxa"/>
+              <w:left w:w="100" w:type="dxa"/>
+              <w:bottom w:w="80" w:type="dxa"/>
+              <w:right w:w="100" w:type="dxa"/>
+            </w:tcMar>
+            <w:vAlign w:val="center"/>
+          </w:tcPr>
+          <w:p>
+            <w:pPr>
+              <w:spacing w:line="276" w:lineRule="auto"/>
+            </w:pPr>
+            <w:r>
+              <w:t>Formulário</w:t>
+            </w:r>
+          </w:p>
+        </w:tc>
+        <w:tc>
+          <w:tcPr>
+            <w:tcW w:w="2600" w:type="dxa"/>
+            <w:tcMar>
+              <w:top w:w="80" w:type="dxa"/>
+              <w:left w:w="100" w:type="dxa"/>
+              <w:bottom w:w="80" w:type="dxa"/>
+              <w:right w:w="100" w:type="dxa"/>
+            </w:tcMar>
+            <w:vAlign w:val="center"/>
+          </w:tcPr>
+          <w:p>
+            <w:pPr>
+              <w:spacing w:line="276" w:lineRule="auto"/>
+            </w:pPr>
+            <w:r>
+              <w:t>Deletar a solicitação depois de tudo.</w:t>
+            </w:r>
+          </w:p>
+        </w:tc>
+      </w:tr>
+      <w:tr>
+        <w:tc>
+          <w:tcPr>
+            <w:tcW w:w="1400" w:type="dxa"/>
+            <w:tcMar>
+              <w:top w:w="80" w:type="dxa"/>
+              <w:left w:w="100" w:type="dxa"/>
+              <w:bottom w:w="80" w:type="dxa"/>
+              <w:right w:w="100" w:type="dxa"/>
+            </w:tcMar>
+            <w:vAlign w:val="center"/>
+          </w:tcPr>
+          <w:p>
+            <w:pPr>
+              <w:spacing w:line="276" w:lineRule="auto"/>
+            </w:pPr>
+            <w:r>
+              <w:t>377</w:t>
+            </w:r>
+          </w:p>
+        </w:tc>
+        <w:tc>
+          <w:tcPr>
+            <w:tcW w:w="2800" w:type="dxa"/>
+            <w:tcMar>
+              <w:top w:w="80" w:type="dxa"/>
+              <w:left w:w="100" w:type="dxa"/>
+              <w:bottom w:w="80" w:type="dxa"/>
+              <w:right w:w="100" w:type="dxa"/>
+            </w:tcMar>
+            <w:vAlign w:val="center"/>
+          </w:tcPr>
+          <w:p>
+            <w:pPr>
+              <w:spacing w:line="276" w:lineRule="auto"/>
+            </w:pPr>
+            <w:r>
+              <w:t>Adicionar Documento para anexar no Email</w:t>
+            </w:r>
+          </w:p>
+        </w:tc>
+        <w:tc>
+          <w:tcPr>
+            <w:tcW w:w="2200" w:type="dxa"/>
+            <w:tcMar>
+              <w:top w:w="80" w:type="dxa"/>
+              <w:left w:w="100" w:type="dxa"/>
+              <w:bottom w:w="80" w:type="dxa"/>
+              <w:right w:w="100" w:type="dxa"/>
+            </w:tcMar>
+            <w:vAlign w:val="center"/>
+          </w:tcPr>
+          <w:p>
+            <w:pPr>
+              <w:spacing w:line="276" w:lineRule="auto"/>
+            </w:pPr>
+            <w:r>
+              <w:t>Formulário</w:t>
+            </w:r>
+          </w:p>
+        </w:tc>
+        <w:tc>
+          <w:tcPr>
+            <w:tcW w:w="2600" w:type="dxa"/>
+            <w:tcMar>
+              <w:top w:w="80" w:type="dxa"/>
+              <w:left w:w="100" w:type="dxa"/>
+              <w:bottom w:w="80" w:type="dxa"/>
+              <w:right w:w="100" w:type="dxa"/>
+            </w:tcMar>
+            <w:vAlign w:val="center"/>
+          </w:tcPr>
+          <w:p>
+            <w:pPr>
+              <w:spacing w:line="276" w:lineRule="auto"/>
+            </w:pPr>
+            <w:r>
+              <w:t>Fazer upload de um documento para anexar nos e-mails aos destinatários.</w:t>
+            </w:r>
           </w:p>
         </w:tc>
       </w:tr>
@@ -21426,25 +21929,7 @@
           <w:iCs/>
           <w:color w:val="808080"/>
         </w:rPr>
-        <w:t xml:space="preserve">[relatório interativo / formulário / dashboard / </w:t>
-      </w:r>
-      <w:proofErr w:type="spellStart"/>
-      <w:r>
-        <w:rPr>
-          <w:i/>
-          <w:iCs/>
-          <w:color w:val="808080"/>
-        </w:rPr>
-        <w:t>wizard</w:t>
-      </w:r>
-      <w:proofErr w:type="spellEnd"/>
-      <w:r>
-        <w:rPr>
-          <w:i/>
-          <w:iCs/>
-          <w:color w:val="808080"/>
-        </w:rPr>
-        <w:t xml:space="preserve"> / etc.]</w:t>
+        <w:t>[relatório interativo / formulário / dashboard / wizard / etc.]</w:t>
       </w:r>
     </w:p>
     <w:p>
@@ -21543,71 +22028,8 @@
           <w:iCs/>
           <w:color w:val="808080"/>
         </w:rPr>
-        <w:t>[descreva validações, computações e processos PL/SQL executados nesta página, incluindo o momento de execução (</w:t>
-      </w:r>
-      <w:proofErr w:type="spellStart"/>
-      <w:r>
-        <w:rPr>
-          <w:i/>
-          <w:iCs/>
-          <w:color w:val="808080"/>
-        </w:rPr>
-        <w:t>before</w:t>
-      </w:r>
-      <w:proofErr w:type="spellEnd"/>
-      <w:r>
-        <w:rPr>
-          <w:i/>
-          <w:iCs/>
-          <w:color w:val="808080"/>
-        </w:rPr>
-        <w:t xml:space="preserve"> header, </w:t>
-      </w:r>
-      <w:proofErr w:type="spellStart"/>
-      <w:r>
-        <w:rPr>
-          <w:i/>
-          <w:iCs/>
-          <w:color w:val="808080"/>
-        </w:rPr>
-        <w:t>after</w:t>
-      </w:r>
-      <w:proofErr w:type="spellEnd"/>
-      <w:r>
-        <w:rPr>
-          <w:i/>
-          <w:iCs/>
-          <w:color w:val="808080"/>
-        </w:rPr>
-        <w:t xml:space="preserve"> </w:t>
-      </w:r>
-      <w:proofErr w:type="spellStart"/>
-      <w:proofErr w:type="gramStart"/>
-      <w:r>
-        <w:rPr>
-          <w:i/>
-          <w:iCs/>
-          <w:color w:val="808080"/>
-        </w:rPr>
-        <w:t>submit</w:t>
-      </w:r>
-      <w:proofErr w:type="spellEnd"/>
-      <w:r>
-        <w:rPr>
-          <w:i/>
-          <w:iCs/>
-          <w:color w:val="808080"/>
-        </w:rPr>
-        <w:t>, etc.</w:t>
-      </w:r>
-      <w:proofErr w:type="gramEnd"/>
-      <w:r>
-        <w:rPr>
-          <w:i/>
-          <w:iCs/>
-          <w:color w:val="808080"/>
-        </w:rPr>
-        <w:t>).]</w:t>
+        <w:lastRenderedPageBreak/>
+        <w:t>[descreva validações, computações e processos PL/SQL executados nesta página, incluindo o momento de execução (before header, after submit, etc.).]</w:t>
       </w:r>
     </w:p>
     <w:p>
@@ -21657,43 +22079,7 @@
           <w:iCs/>
           <w:color w:val="808080"/>
         </w:rPr>
-        <w:t>[indique de onde o usuário chega a esta página e para onde é direcionado a seguir (</w:t>
-      </w:r>
-      <w:proofErr w:type="spellStart"/>
-      <w:r>
-        <w:rPr>
-          <w:i/>
-          <w:iCs/>
-          <w:color w:val="808080"/>
-        </w:rPr>
-        <w:t>branches</w:t>
-      </w:r>
-      <w:proofErr w:type="spellEnd"/>
-      <w:r>
-        <w:rPr>
-          <w:i/>
-          <w:iCs/>
-          <w:color w:val="808080"/>
-        </w:rPr>
-        <w:t xml:space="preserve">), incluindo condições de cada </w:t>
-      </w:r>
-      <w:proofErr w:type="spellStart"/>
-      <w:r>
-        <w:rPr>
-          <w:i/>
-          <w:iCs/>
-          <w:color w:val="808080"/>
-        </w:rPr>
-        <w:t>branch</w:t>
-      </w:r>
-      <w:proofErr w:type="spellEnd"/>
-      <w:r>
-        <w:rPr>
-          <w:i/>
-          <w:iCs/>
-          <w:color w:val="808080"/>
-        </w:rPr>
-        <w:t>.]</w:t>
+        <w:t>[indique de onde o usuário chega a esta página e para onde é direcionado a seguir (branches), incluindo condições de cada branch.]</w:t>
       </w:r>
     </w:p>
     <w:p>
@@ -22033,6 +22419,9 @@
             <w:pPr>
               <w:spacing w:line="276" w:lineRule="auto"/>
             </w:pPr>
+            <w:r>
+              <w:t>1</w:t>
+            </w:r>
           </w:p>
         </w:tc>
         <w:tc>
@@ -22050,6 +22439,9 @@
             <w:pPr>
               <w:spacing w:line="276" w:lineRule="auto"/>
             </w:pPr>
+            <w:r>
+              <w:t>Início</w:t>
+            </w:r>
           </w:p>
         </w:tc>
         <w:tc>
@@ -22067,6 +22459,9 @@
             <w:pPr>
               <w:spacing w:line="276" w:lineRule="auto"/>
             </w:pPr>
+            <w:r>
+              <w:t>Cartões</w:t>
+            </w:r>
           </w:p>
         </w:tc>
         <w:tc>
@@ -22084,6 +22479,9 @@
             <w:pPr>
               <w:spacing w:line="276" w:lineRule="auto"/>
             </w:pPr>
+            <w:r>
+              <w:t>Navegar entre as páginas.</w:t>
+            </w:r>
           </w:p>
         </w:tc>
       </w:tr>
@@ -22103,6 +22501,9 @@
             <w:pPr>
               <w:spacing w:line="276" w:lineRule="auto"/>
             </w:pPr>
+            <w:r>
+              <w:t>200</w:t>
+            </w:r>
           </w:p>
         </w:tc>
         <w:tc>
@@ -22120,6 +22521,9 @@
             <w:pPr>
               <w:spacing w:line="276" w:lineRule="auto"/>
             </w:pPr>
+            <w:r>
+              <w:t>Solicitações de Buffet</w:t>
+            </w:r>
           </w:p>
         </w:tc>
         <w:tc>
@@ -22137,6 +22541,9 @@
             <w:pPr>
               <w:spacing w:line="276" w:lineRule="auto"/>
             </w:pPr>
+            <w:r>
+              <w:t>Relatório Interativo e Calendário</w:t>
+            </w:r>
           </w:p>
         </w:tc>
         <w:tc>
@@ -22154,6 +22561,9 @@
             <w:pPr>
               <w:spacing w:line="276" w:lineRule="auto"/>
             </w:pPr>
+            <w:r>
+              <w:t>Exibir tudo sobre todas as solicitações de buffet.</w:t>
+            </w:r>
           </w:p>
         </w:tc>
       </w:tr>
@@ -22173,6 +22583,9 @@
             <w:pPr>
               <w:spacing w:line="276" w:lineRule="auto"/>
             </w:pPr>
+            <w:r>
+              <w:t>270</w:t>
+            </w:r>
           </w:p>
         </w:tc>
         <w:tc>
@@ -22190,6 +22603,9 @@
             <w:pPr>
               <w:spacing w:line="276" w:lineRule="auto"/>
             </w:pPr>
+            <w:r>
+              <w:t>Visualizar e Alterar Item</w:t>
+            </w:r>
           </w:p>
         </w:tc>
         <w:tc>
@@ -22207,6 +22623,9 @@
             <w:pPr>
               <w:spacing w:line="276" w:lineRule="auto"/>
             </w:pPr>
+            <w:r>
+              <w:t>Formulário e Relatório Interativo.</w:t>
+            </w:r>
           </w:p>
         </w:tc>
         <w:tc>
@@ -22224,6 +22643,337 @@
             <w:pPr>
               <w:spacing w:line="276" w:lineRule="auto"/>
             </w:pPr>
+            <w:r>
+              <w:t>Editar informações sobre um item de buffet.</w:t>
+            </w:r>
+          </w:p>
+        </w:tc>
+      </w:tr>
+      <w:tr>
+        <w:tc>
+          <w:tcPr>
+            <w:tcW w:w="1400" w:type="dxa"/>
+            <w:tcMar>
+              <w:top w:w="80" w:type="dxa"/>
+              <w:left w:w="100" w:type="dxa"/>
+              <w:bottom w:w="80" w:type="dxa"/>
+              <w:right w:w="100" w:type="dxa"/>
+            </w:tcMar>
+            <w:vAlign w:val="center"/>
+          </w:tcPr>
+          <w:p>
+            <w:pPr>
+              <w:spacing w:line="276" w:lineRule="auto"/>
+            </w:pPr>
+            <w:r>
+              <w:t>276</w:t>
+            </w:r>
+          </w:p>
+        </w:tc>
+        <w:tc>
+          <w:tcPr>
+            <w:tcW w:w="2800" w:type="dxa"/>
+            <w:tcMar>
+              <w:top w:w="80" w:type="dxa"/>
+              <w:left w:w="100" w:type="dxa"/>
+              <w:bottom w:w="80" w:type="dxa"/>
+              <w:right w:w="100" w:type="dxa"/>
+            </w:tcMar>
+            <w:vAlign w:val="center"/>
+          </w:tcPr>
+          <w:p>
+            <w:pPr>
+              <w:spacing w:line="276" w:lineRule="auto"/>
+            </w:pPr>
+            <w:r>
+              <w:t>Adicionar Horário Alterar</w:t>
+            </w:r>
+          </w:p>
+        </w:tc>
+        <w:tc>
+          <w:tcPr>
+            <w:tcW w:w="2200" w:type="dxa"/>
+            <w:tcMar>
+              <w:top w:w="80" w:type="dxa"/>
+              <w:left w:w="100" w:type="dxa"/>
+              <w:bottom w:w="80" w:type="dxa"/>
+              <w:right w:w="100" w:type="dxa"/>
+            </w:tcMar>
+            <w:vAlign w:val="center"/>
+          </w:tcPr>
+          <w:p>
+            <w:pPr>
+              <w:spacing w:line="276" w:lineRule="auto"/>
+            </w:pPr>
+            <w:r>
+              <w:t>Formulário</w:t>
+            </w:r>
+          </w:p>
+        </w:tc>
+        <w:tc>
+          <w:tcPr>
+            <w:tcW w:w="2600" w:type="dxa"/>
+            <w:tcMar>
+              <w:top w:w="80" w:type="dxa"/>
+              <w:left w:w="100" w:type="dxa"/>
+              <w:bottom w:w="80" w:type="dxa"/>
+              <w:right w:w="100" w:type="dxa"/>
+            </w:tcMar>
+            <w:vAlign w:val="center"/>
+          </w:tcPr>
+          <w:p>
+            <w:pPr>
+              <w:spacing w:line="276" w:lineRule="auto"/>
+            </w:pPr>
+            <w:r>
+              <w:t>Adicionar um horário para um item de buffet sem horário.</w:t>
+            </w:r>
+          </w:p>
+        </w:tc>
+      </w:tr>
+      <w:tr>
+        <w:tc>
+          <w:tcPr>
+            <w:tcW w:w="1400" w:type="dxa"/>
+            <w:tcMar>
+              <w:top w:w="80" w:type="dxa"/>
+              <w:left w:w="100" w:type="dxa"/>
+              <w:bottom w:w="80" w:type="dxa"/>
+              <w:right w:w="100" w:type="dxa"/>
+            </w:tcMar>
+            <w:vAlign w:val="center"/>
+          </w:tcPr>
+          <w:p>
+            <w:pPr>
+              <w:spacing w:line="276" w:lineRule="auto"/>
+            </w:pPr>
+            <w:r>
+              <w:t>271</w:t>
+            </w:r>
+          </w:p>
+        </w:tc>
+        <w:tc>
+          <w:tcPr>
+            <w:tcW w:w="2800" w:type="dxa"/>
+            <w:tcMar>
+              <w:top w:w="80" w:type="dxa"/>
+              <w:left w:w="100" w:type="dxa"/>
+              <w:bottom w:w="80" w:type="dxa"/>
+              <w:right w:w="100" w:type="dxa"/>
+            </w:tcMar>
+            <w:vAlign w:val="center"/>
+          </w:tcPr>
+          <w:p>
+            <w:pPr>
+              <w:spacing w:line="276" w:lineRule="auto"/>
+            </w:pPr>
+            <w:r>
+              <w:t>Deletar um Evento</w:t>
+            </w:r>
+          </w:p>
+        </w:tc>
+        <w:tc>
+          <w:tcPr>
+            <w:tcW w:w="2200" w:type="dxa"/>
+            <w:tcMar>
+              <w:top w:w="80" w:type="dxa"/>
+              <w:left w:w="100" w:type="dxa"/>
+              <w:bottom w:w="80" w:type="dxa"/>
+              <w:right w:w="100" w:type="dxa"/>
+            </w:tcMar>
+            <w:vAlign w:val="center"/>
+          </w:tcPr>
+          <w:p>
+            <w:pPr>
+              <w:spacing w:line="276" w:lineRule="auto"/>
+            </w:pPr>
+            <w:r>
+              <w:t>Formulário</w:t>
+            </w:r>
+          </w:p>
+        </w:tc>
+        <w:tc>
+          <w:tcPr>
+            <w:tcW w:w="2600" w:type="dxa"/>
+            <w:tcMar>
+              <w:top w:w="80" w:type="dxa"/>
+              <w:left w:w="100" w:type="dxa"/>
+              <w:bottom w:w="80" w:type="dxa"/>
+              <w:right w:w="100" w:type="dxa"/>
+            </w:tcMar>
+            <w:vAlign w:val="center"/>
+          </w:tcPr>
+          <w:p>
+            <w:pPr>
+              <w:spacing w:line="276" w:lineRule="auto"/>
+            </w:pPr>
+            <w:r>
+              <w:t>Deletar um evento e seus itens de buffet.</w:t>
+            </w:r>
+          </w:p>
+        </w:tc>
+      </w:tr>
+      <w:tr>
+        <w:tc>
+          <w:tcPr>
+            <w:tcW w:w="1400" w:type="dxa"/>
+            <w:tcMar>
+              <w:top w:w="80" w:type="dxa"/>
+              <w:left w:w="100" w:type="dxa"/>
+              <w:bottom w:w="80" w:type="dxa"/>
+              <w:right w:w="100" w:type="dxa"/>
+            </w:tcMar>
+            <w:vAlign w:val="center"/>
+          </w:tcPr>
+          <w:p>
+            <w:pPr>
+              <w:spacing w:line="276" w:lineRule="auto"/>
+            </w:pPr>
+            <w:r>
+              <w:t>701</w:t>
+            </w:r>
+          </w:p>
+        </w:tc>
+        <w:tc>
+          <w:tcPr>
+            <w:tcW w:w="2800" w:type="dxa"/>
+            <w:tcMar>
+              <w:top w:w="80" w:type="dxa"/>
+              <w:left w:w="100" w:type="dxa"/>
+              <w:bottom w:w="80" w:type="dxa"/>
+              <w:right w:w="100" w:type="dxa"/>
+            </w:tcMar>
+            <w:vAlign w:val="center"/>
+          </w:tcPr>
+          <w:p>
+            <w:pPr>
+              <w:spacing w:line="276" w:lineRule="auto"/>
+            </w:pPr>
+            <w:r>
+              <w:t>Relatório Feedback</w:t>
+            </w:r>
+          </w:p>
+        </w:tc>
+        <w:tc>
+          <w:tcPr>
+            <w:tcW w:w="2200" w:type="dxa"/>
+            <w:tcMar>
+              <w:top w:w="80" w:type="dxa"/>
+              <w:left w:w="100" w:type="dxa"/>
+              <w:bottom w:w="80" w:type="dxa"/>
+              <w:right w:w="100" w:type="dxa"/>
+            </w:tcMar>
+            <w:vAlign w:val="center"/>
+          </w:tcPr>
+          <w:p>
+            <w:pPr>
+              <w:spacing w:line="276" w:lineRule="auto"/>
+            </w:pPr>
+            <w:r>
+              <w:t>Dashboard</w:t>
+            </w:r>
+          </w:p>
+        </w:tc>
+        <w:tc>
+          <w:tcPr>
+            <w:tcW w:w="2600" w:type="dxa"/>
+            <w:tcMar>
+              <w:top w:w="80" w:type="dxa"/>
+              <w:left w:w="100" w:type="dxa"/>
+              <w:bottom w:w="80" w:type="dxa"/>
+              <w:right w:w="100" w:type="dxa"/>
+            </w:tcMar>
+            <w:vAlign w:val="center"/>
+          </w:tcPr>
+          <w:p>
+            <w:pPr>
+              <w:spacing w:line="276" w:lineRule="auto"/>
+            </w:pPr>
+            <w:r>
+              <w:t>Exibir feedbacks.</w:t>
+            </w:r>
+          </w:p>
+        </w:tc>
+      </w:tr>
+      <w:tr>
+        <w:tc>
+          <w:tcPr>
+            <w:tcW w:w="1400" w:type="dxa"/>
+            <w:tcMar>
+              <w:top w:w="80" w:type="dxa"/>
+              <w:left w:w="100" w:type="dxa"/>
+              <w:bottom w:w="80" w:type="dxa"/>
+              <w:right w:w="100" w:type="dxa"/>
+            </w:tcMar>
+            <w:vAlign w:val="center"/>
+          </w:tcPr>
+          <w:p>
+            <w:pPr>
+              <w:spacing w:line="276" w:lineRule="auto"/>
+            </w:pPr>
+            <w:r>
+              <w:t>400</w:t>
+            </w:r>
+          </w:p>
+        </w:tc>
+        <w:tc>
+          <w:tcPr>
+            <w:tcW w:w="2800" w:type="dxa"/>
+            <w:tcMar>
+              <w:top w:w="80" w:type="dxa"/>
+              <w:left w:w="100" w:type="dxa"/>
+              <w:bottom w:w="80" w:type="dxa"/>
+              <w:right w:w="100" w:type="dxa"/>
+            </w:tcMar>
+            <w:vAlign w:val="center"/>
+          </w:tcPr>
+          <w:p>
+            <w:pPr>
+              <w:spacing w:line="276" w:lineRule="auto"/>
+            </w:pPr>
+            <w:r>
+              <w:t>Relatorio</w:t>
+            </w:r>
+          </w:p>
+        </w:tc>
+        <w:tc>
+          <w:tcPr>
+            <w:tcW w:w="2200" w:type="dxa"/>
+            <w:tcMar>
+              <w:top w:w="80" w:type="dxa"/>
+              <w:left w:w="100" w:type="dxa"/>
+              <w:bottom w:w="80" w:type="dxa"/>
+              <w:right w:w="100" w:type="dxa"/>
+            </w:tcMar>
+            <w:vAlign w:val="center"/>
+          </w:tcPr>
+          <w:p>
+            <w:pPr>
+              <w:spacing w:line="276" w:lineRule="auto"/>
+            </w:pPr>
+            <w:r>
+              <w:t>Dashboard</w:t>
+            </w:r>
+          </w:p>
+        </w:tc>
+        <w:tc>
+          <w:tcPr>
+            <w:tcW w:w="2600" w:type="dxa"/>
+            <w:tcMar>
+              <w:top w:w="80" w:type="dxa"/>
+              <w:left w:w="100" w:type="dxa"/>
+              <w:bottom w:w="80" w:type="dxa"/>
+              <w:right w:w="100" w:type="dxa"/>
+            </w:tcMar>
+            <w:vAlign w:val="center"/>
+          </w:tcPr>
+          <w:p>
+            <w:pPr>
+              <w:spacing w:line="276" w:lineRule="auto"/>
+            </w:pPr>
+            <w:r>
+              <w:t>Exibir um relatório gerencial sobre as solicitações de buffet.</w:t>
+            </w:r>
           </w:p>
         </w:tc>
       </w:tr>
@@ -22277,25 +23027,7 @@
           <w:iCs/>
           <w:color w:val="808080"/>
         </w:rPr>
-        <w:t xml:space="preserve">[relatório interativo / formulário / dashboard / </w:t>
-      </w:r>
-      <w:proofErr w:type="spellStart"/>
-      <w:r>
-        <w:rPr>
-          <w:i/>
-          <w:iCs/>
-          <w:color w:val="808080"/>
-        </w:rPr>
-        <w:t>wizard</w:t>
-      </w:r>
-      <w:proofErr w:type="spellEnd"/>
-      <w:r>
-        <w:rPr>
-          <w:i/>
-          <w:iCs/>
-          <w:color w:val="808080"/>
-        </w:rPr>
-        <w:t xml:space="preserve"> / etc.]</w:t>
+        <w:t>[relatório interativo / formulário / dashboard / wizard / etc.]</w:t>
       </w:r>
     </w:p>
     <w:p>
@@ -22394,71 +23126,7 @@
           <w:iCs/>
           <w:color w:val="808080"/>
         </w:rPr>
-        <w:t>[descreva validações, computações e processos PL/SQL executados nesta página, incluindo o momento de execução (</w:t>
-      </w:r>
-      <w:proofErr w:type="spellStart"/>
-      <w:r>
-        <w:rPr>
-          <w:i/>
-          <w:iCs/>
-          <w:color w:val="808080"/>
-        </w:rPr>
-        <w:t>before</w:t>
-      </w:r>
-      <w:proofErr w:type="spellEnd"/>
-      <w:r>
-        <w:rPr>
-          <w:i/>
-          <w:iCs/>
-          <w:color w:val="808080"/>
-        </w:rPr>
-        <w:t xml:space="preserve"> header, </w:t>
-      </w:r>
-      <w:proofErr w:type="spellStart"/>
-      <w:r>
-        <w:rPr>
-          <w:i/>
-          <w:iCs/>
-          <w:color w:val="808080"/>
-        </w:rPr>
-        <w:t>after</w:t>
-      </w:r>
-      <w:proofErr w:type="spellEnd"/>
-      <w:r>
-        <w:rPr>
-          <w:i/>
-          <w:iCs/>
-          <w:color w:val="808080"/>
-        </w:rPr>
-        <w:t xml:space="preserve"> </w:t>
-      </w:r>
-      <w:proofErr w:type="spellStart"/>
-      <w:proofErr w:type="gramStart"/>
-      <w:r>
-        <w:rPr>
-          <w:i/>
-          <w:iCs/>
-          <w:color w:val="808080"/>
-        </w:rPr>
-        <w:t>submit</w:t>
-      </w:r>
-      <w:proofErr w:type="spellEnd"/>
-      <w:r>
-        <w:rPr>
-          <w:i/>
-          <w:iCs/>
-          <w:color w:val="808080"/>
-        </w:rPr>
-        <w:t>, etc.</w:t>
-      </w:r>
-      <w:proofErr w:type="gramEnd"/>
-      <w:r>
-        <w:rPr>
-          <w:i/>
-          <w:iCs/>
-          <w:color w:val="808080"/>
-        </w:rPr>
-        <w:t>).]</w:t>
+        <w:t>[descreva validações, computações e processos PL/SQL executados nesta página, incluindo o momento de execução (before header, after submit, etc.).]</w:t>
       </w:r>
     </w:p>
     <w:p>
@@ -22508,43 +23176,7 @@
           <w:iCs/>
           <w:color w:val="808080"/>
         </w:rPr>
-        <w:t>[indique de onde o usuário chega a esta página e para onde é direcionado a seguir (</w:t>
-      </w:r>
-      <w:proofErr w:type="spellStart"/>
-      <w:r>
-        <w:rPr>
-          <w:i/>
-          <w:iCs/>
-          <w:color w:val="808080"/>
-        </w:rPr>
-        <w:t>branches</w:t>
-      </w:r>
-      <w:proofErr w:type="spellEnd"/>
-      <w:r>
-        <w:rPr>
-          <w:i/>
-          <w:iCs/>
-          <w:color w:val="808080"/>
-        </w:rPr>
-        <w:t xml:space="preserve">), incluindo condições de cada </w:t>
-      </w:r>
-      <w:proofErr w:type="spellStart"/>
-      <w:r>
-        <w:rPr>
-          <w:i/>
-          <w:iCs/>
-          <w:color w:val="808080"/>
-        </w:rPr>
-        <w:t>branch</w:t>
-      </w:r>
-      <w:proofErr w:type="spellEnd"/>
-      <w:r>
-        <w:rPr>
-          <w:i/>
-          <w:iCs/>
-          <w:color w:val="808080"/>
-        </w:rPr>
-        <w:t>.]</w:t>
+        <w:t>[indique de onde o usuário chega a esta página e para onde é direcionado a seguir (branches), incluindo condições de cada branch.]</w:t>
       </w:r>
     </w:p>
     <w:p>
@@ -22867,6 +23499,9 @@
             <w:pPr>
               <w:spacing w:line="276" w:lineRule="auto"/>
             </w:pPr>
+            <w:r>
+              <w:t>200</w:t>
+            </w:r>
           </w:p>
         </w:tc>
         <w:tc>
@@ -22884,6 +23519,9 @@
             <w:pPr>
               <w:spacing w:line="276" w:lineRule="auto"/>
             </w:pPr>
+            <w:r>
+              <w:t>Solicitações de Buffet</w:t>
+            </w:r>
           </w:p>
         </w:tc>
         <w:tc>
@@ -22901,6 +23539,9 @@
             <w:pPr>
               <w:spacing w:line="276" w:lineRule="auto"/>
             </w:pPr>
+            <w:r>
+              <w:t>Relatório Interativo</w:t>
+            </w:r>
           </w:p>
         </w:tc>
         <w:tc>
@@ -22918,6 +23559,9 @@
             <w:pPr>
               <w:spacing w:line="276" w:lineRule="auto"/>
             </w:pPr>
+            <w:r>
+              <w:t>Navegar entre páginas.</w:t>
+            </w:r>
           </w:p>
         </w:tc>
       </w:tr>
@@ -22937,6 +23581,9 @@
             <w:pPr>
               <w:spacing w:line="276" w:lineRule="auto"/>
             </w:pPr>
+            <w:r>
+              <w:t>204</w:t>
+            </w:r>
           </w:p>
         </w:tc>
         <w:tc>
@@ -22954,6 +23601,9 @@
             <w:pPr>
               <w:spacing w:line="276" w:lineRule="auto"/>
             </w:pPr>
+            <w:r>
+              <w:t>Fazer uma Solicitação – Outro Solicitante</w:t>
+            </w:r>
           </w:p>
         </w:tc>
         <w:tc>
@@ -22971,6 +23621,9 @@
             <w:pPr>
               <w:spacing w:line="276" w:lineRule="auto"/>
             </w:pPr>
+            <w:r>
+              <w:t>Formulário</w:t>
+            </w:r>
           </w:p>
         </w:tc>
         <w:tc>
@@ -22988,6 +23641,9 @@
             <w:pPr>
               <w:spacing w:line="276" w:lineRule="auto"/>
             </w:pPr>
+            <w:r>
+              <w:t>Cadastrar um evento no nome de outra pessoa sem ser o usuário atual.</w:t>
+            </w:r>
           </w:p>
         </w:tc>
       </w:tr>
@@ -23007,6 +23663,9 @@
             <w:pPr>
               <w:spacing w:line="276" w:lineRule="auto"/>
             </w:pPr>
+            <w:r>
+              <w:t>302</w:t>
+            </w:r>
           </w:p>
         </w:tc>
         <w:tc>
@@ -23024,6 +23683,9 @@
             <w:pPr>
               <w:spacing w:line="276" w:lineRule="auto"/>
             </w:pPr>
+            <w:r>
+              <w:t>Itens da Solicitação</w:t>
+            </w:r>
           </w:p>
         </w:tc>
         <w:tc>
@@ -23041,6 +23703,9 @@
             <w:pPr>
               <w:spacing w:line="276" w:lineRule="auto"/>
             </w:pPr>
+            <w:r>
+              <w:t>Formulário, Calendário e Relatório Interativo.</w:t>
+            </w:r>
           </w:p>
         </w:tc>
         <w:tc>
@@ -23058,6 +23723,91 @@
             <w:pPr>
               <w:spacing w:line="276" w:lineRule="auto"/>
             </w:pPr>
+            <w:r>
+              <w:t>Cadastrar os itens de buffet desse evento.</w:t>
+            </w:r>
+          </w:p>
+        </w:tc>
+      </w:tr>
+      <w:tr>
+        <w:tc>
+          <w:tcPr>
+            <w:tcW w:w="1400" w:type="dxa"/>
+            <w:tcMar>
+              <w:top w:w="80" w:type="dxa"/>
+              <w:left w:w="100" w:type="dxa"/>
+              <w:bottom w:w="80" w:type="dxa"/>
+              <w:right w:w="100" w:type="dxa"/>
+            </w:tcMar>
+            <w:vAlign w:val="center"/>
+          </w:tcPr>
+          <w:p>
+            <w:pPr>
+              <w:spacing w:line="276" w:lineRule="auto"/>
+            </w:pPr>
+            <w:r>
+              <w:t>303</w:t>
+            </w:r>
+          </w:p>
+        </w:tc>
+        <w:tc>
+          <w:tcPr>
+            <w:tcW w:w="2800" w:type="dxa"/>
+            <w:tcMar>
+              <w:top w:w="80" w:type="dxa"/>
+              <w:left w:w="100" w:type="dxa"/>
+              <w:bottom w:w="80" w:type="dxa"/>
+              <w:right w:w="100" w:type="dxa"/>
+            </w:tcMar>
+            <w:vAlign w:val="center"/>
+          </w:tcPr>
+          <w:p>
+            <w:pPr>
+              <w:spacing w:line="276" w:lineRule="auto"/>
+            </w:pPr>
+            <w:r>
+              <w:t>Confirmar e Mandar E-mail</w:t>
+            </w:r>
+          </w:p>
+        </w:tc>
+        <w:tc>
+          <w:tcPr>
+            <w:tcW w:w="2200" w:type="dxa"/>
+            <w:tcMar>
+              <w:top w:w="80" w:type="dxa"/>
+              <w:left w:w="100" w:type="dxa"/>
+              <w:bottom w:w="80" w:type="dxa"/>
+              <w:right w:w="100" w:type="dxa"/>
+            </w:tcMar>
+            <w:vAlign w:val="center"/>
+          </w:tcPr>
+          <w:p>
+            <w:pPr>
+              <w:spacing w:line="276" w:lineRule="auto"/>
+            </w:pPr>
+            <w:r>
+              <w:t>Relatório Interativo</w:t>
+            </w:r>
+          </w:p>
+        </w:tc>
+        <w:tc>
+          <w:tcPr>
+            <w:tcW w:w="2600" w:type="dxa"/>
+            <w:tcMar>
+              <w:top w:w="80" w:type="dxa"/>
+              <w:left w:w="100" w:type="dxa"/>
+              <w:bottom w:w="80" w:type="dxa"/>
+              <w:right w:w="100" w:type="dxa"/>
+            </w:tcMar>
+            <w:vAlign w:val="center"/>
+          </w:tcPr>
+          <w:p>
+            <w:pPr>
+              <w:spacing w:line="276" w:lineRule="auto"/>
+            </w:pPr>
+            <w:r>
+              <w:t>Confirmar o evento e enviar os e-mails aos destinatários.</w:t>
+            </w:r>
           </w:p>
         </w:tc>
       </w:tr>
@@ -23111,25 +23861,7 @@
           <w:iCs/>
           <w:color w:val="808080"/>
         </w:rPr>
-        <w:t xml:space="preserve">[relatório interativo / formulário / dashboard / </w:t>
-      </w:r>
-      <w:proofErr w:type="spellStart"/>
-      <w:r>
-        <w:rPr>
-          <w:i/>
-          <w:iCs/>
-          <w:color w:val="808080"/>
-        </w:rPr>
-        <w:t>wizard</w:t>
-      </w:r>
-      <w:proofErr w:type="spellEnd"/>
-      <w:r>
-        <w:rPr>
-          <w:i/>
-          <w:iCs/>
-          <w:color w:val="808080"/>
-        </w:rPr>
-        <w:t xml:space="preserve"> / etc.]</w:t>
+        <w:t>[relatório interativo / formulário / dashboard / wizard / etc.]</w:t>
       </w:r>
     </w:p>
     <w:p>
@@ -23228,71 +23960,7 @@
           <w:iCs/>
           <w:color w:val="808080"/>
         </w:rPr>
-        <w:t>[descreva validações, computações e processos PL/SQL executados nesta página, incluindo o momento de execução (</w:t>
-      </w:r>
-      <w:proofErr w:type="spellStart"/>
-      <w:r>
-        <w:rPr>
-          <w:i/>
-          <w:iCs/>
-          <w:color w:val="808080"/>
-        </w:rPr>
-        <w:t>before</w:t>
-      </w:r>
-      <w:proofErr w:type="spellEnd"/>
-      <w:r>
-        <w:rPr>
-          <w:i/>
-          <w:iCs/>
-          <w:color w:val="808080"/>
-        </w:rPr>
-        <w:t xml:space="preserve"> header, </w:t>
-      </w:r>
-      <w:proofErr w:type="spellStart"/>
-      <w:r>
-        <w:rPr>
-          <w:i/>
-          <w:iCs/>
-          <w:color w:val="808080"/>
-        </w:rPr>
-        <w:t>after</w:t>
-      </w:r>
-      <w:proofErr w:type="spellEnd"/>
-      <w:r>
-        <w:rPr>
-          <w:i/>
-          <w:iCs/>
-          <w:color w:val="808080"/>
-        </w:rPr>
-        <w:t xml:space="preserve"> </w:t>
-      </w:r>
-      <w:proofErr w:type="spellStart"/>
-      <w:proofErr w:type="gramStart"/>
-      <w:r>
-        <w:rPr>
-          <w:i/>
-          <w:iCs/>
-          <w:color w:val="808080"/>
-        </w:rPr>
-        <w:t>submit</w:t>
-      </w:r>
-      <w:proofErr w:type="spellEnd"/>
-      <w:r>
-        <w:rPr>
-          <w:i/>
-          <w:iCs/>
-          <w:color w:val="808080"/>
-        </w:rPr>
-        <w:t>, etc.</w:t>
-      </w:r>
-      <w:proofErr w:type="gramEnd"/>
-      <w:r>
-        <w:rPr>
-          <w:i/>
-          <w:iCs/>
-          <w:color w:val="808080"/>
-        </w:rPr>
-        <w:t>).]</w:t>
+        <w:t>[descreva validações, computações e processos PL/SQL executados nesta página, incluindo o momento de execução (before header, after submit, etc.).]</w:t>
       </w:r>
     </w:p>
     <w:p>
@@ -23342,43 +24010,7 @@
           <w:iCs/>
           <w:color w:val="808080"/>
         </w:rPr>
-        <w:t>[indique de onde o usuário chega a esta página e para onde é direcionado a seguir (</w:t>
-      </w:r>
-      <w:proofErr w:type="spellStart"/>
-      <w:r>
-        <w:rPr>
-          <w:i/>
-          <w:iCs/>
-          <w:color w:val="808080"/>
-        </w:rPr>
-        <w:t>branches</w:t>
-      </w:r>
-      <w:proofErr w:type="spellEnd"/>
-      <w:r>
-        <w:rPr>
-          <w:i/>
-          <w:iCs/>
-          <w:color w:val="808080"/>
-        </w:rPr>
-        <w:t xml:space="preserve">), incluindo condições de cada </w:t>
-      </w:r>
-      <w:proofErr w:type="spellStart"/>
-      <w:r>
-        <w:rPr>
-          <w:i/>
-          <w:iCs/>
-          <w:color w:val="808080"/>
-        </w:rPr>
-        <w:t>branch</w:t>
-      </w:r>
-      <w:proofErr w:type="spellEnd"/>
-      <w:r>
-        <w:rPr>
-          <w:i/>
-          <w:iCs/>
-          <w:color w:val="808080"/>
-        </w:rPr>
-        <w:t>.]</w:t>
+        <w:t>[indique de onde o usuário chega a esta página e para onde é direcionado a seguir (branches), incluindo condições de cada branch.]</w:t>
       </w:r>
     </w:p>
     <w:p>
@@ -23486,7 +24118,11 @@
         <w:jc w:val="both"/>
       </w:pPr>
       <w:r>
-        <w:t>Como as solicitações provenientes do SIGAD podem ou não possuir a autorização da DGER concedida por meio do próprio processo administrativo, o fluxo contempla uma etapa específica para que a ASQUALOG anexe essa autorização à solicitação cadastrada. Essa operação é realizada na mesma funcionalidade utilizada para anexar as autorizações da DGER das solicitações registradas diretamente no Sistema de Buffet, mantendo a padronização do processo de trabalho.</w:t>
+        <w:t xml:space="preserve">Como as solicitações provenientes do SIGAD podem ou não possuir a autorização da DGER concedida por meio do próprio processo administrativo, o fluxo contempla uma etapa específica para que a ASQUALOG anexe essa autorização à solicitação cadastrada. Essa </w:t>
+      </w:r>
+      <w:r>
+        <w:lastRenderedPageBreak/>
+        <w:t>operação é realizada na mesma funcionalidade utilizada para anexar as autorizações da DGER das solicitações registradas diretamente no Sistema de Buffet, mantendo a padronização do processo de trabalho.</w:t>
       </w:r>
     </w:p>
     <w:p>
@@ -23690,6 +24326,9 @@
             <w:pPr>
               <w:spacing w:line="276" w:lineRule="auto"/>
             </w:pPr>
+            <w:r>
+              <w:t>200</w:t>
+            </w:r>
           </w:p>
         </w:tc>
         <w:tc>
@@ -23707,6 +24346,9 @@
             <w:pPr>
               <w:spacing w:line="276" w:lineRule="auto"/>
             </w:pPr>
+            <w:r>
+              <w:t>Solicitações de Buffet</w:t>
+            </w:r>
           </w:p>
         </w:tc>
         <w:tc>
@@ -23724,6 +24366,9 @@
             <w:pPr>
               <w:spacing w:line="276" w:lineRule="auto"/>
             </w:pPr>
+            <w:r>
+              <w:t>Relatório Interativo</w:t>
+            </w:r>
           </w:p>
         </w:tc>
         <w:tc>
@@ -23741,6 +24386,9 @@
             <w:pPr>
               <w:spacing w:line="276" w:lineRule="auto"/>
             </w:pPr>
+            <w:r>
+              <w:t>Navegar entre as páginas.</w:t>
+            </w:r>
           </w:p>
         </w:tc>
       </w:tr>
@@ -23760,6 +24408,9 @@
             <w:pPr>
               <w:spacing w:line="276" w:lineRule="auto"/>
             </w:pPr>
+            <w:r>
+              <w:t>201</w:t>
+            </w:r>
           </w:p>
         </w:tc>
         <w:tc>
@@ -23777,6 +24428,9 @@
             <w:pPr>
               <w:spacing w:line="276" w:lineRule="auto"/>
             </w:pPr>
+            <w:r>
+              <w:t>Fazer uma Solicitação SIGAD</w:t>
+            </w:r>
           </w:p>
         </w:tc>
         <w:tc>
@@ -23794,6 +24448,9 @@
             <w:pPr>
               <w:spacing w:line="276" w:lineRule="auto"/>
             </w:pPr>
+            <w:r>
+              <w:t>Formulário</w:t>
+            </w:r>
           </w:p>
         </w:tc>
         <w:tc>
@@ -23811,6 +24468,9 @@
             <w:pPr>
               <w:spacing w:line="276" w:lineRule="auto"/>
             </w:pPr>
+            <w:r>
+              <w:t>Cadastrar um evento no nome de outra pessoa, igual ao que está no SIGAD.</w:t>
+            </w:r>
           </w:p>
         </w:tc>
       </w:tr>
@@ -23830,6 +24490,9 @@
             <w:pPr>
               <w:spacing w:line="276" w:lineRule="auto"/>
             </w:pPr>
+            <w:r>
+              <w:t>202</w:t>
+            </w:r>
           </w:p>
         </w:tc>
         <w:tc>
@@ -23847,6 +24510,9 @@
             <w:pPr>
               <w:spacing w:line="276" w:lineRule="auto"/>
             </w:pPr>
+            <w:r>
+              <w:t>Itens da Solicitação SIGAD</w:t>
+            </w:r>
           </w:p>
         </w:tc>
         <w:tc>
@@ -23864,6 +24530,9 @@
             <w:pPr>
               <w:spacing w:line="276" w:lineRule="auto"/>
             </w:pPr>
+            <w:r>
+              <w:t>Formulário, Calendário e Relatório Interativo</w:t>
+            </w:r>
           </w:p>
         </w:tc>
         <w:tc>
@@ -23881,6 +24550,584 @@
             <w:pPr>
               <w:spacing w:line="276" w:lineRule="auto"/>
             </w:pPr>
+            <w:r>
+              <w:t>Cadastrar os itens de buffet igual ao que está no SIGAD.</w:t>
+            </w:r>
+          </w:p>
+        </w:tc>
+      </w:tr>
+      <w:tr>
+        <w:tc>
+          <w:tcPr>
+            <w:tcW w:w="1400" w:type="dxa"/>
+            <w:tcMar>
+              <w:top w:w="80" w:type="dxa"/>
+              <w:left w:w="100" w:type="dxa"/>
+              <w:bottom w:w="80" w:type="dxa"/>
+              <w:right w:w="100" w:type="dxa"/>
+            </w:tcMar>
+            <w:vAlign w:val="center"/>
+          </w:tcPr>
+          <w:p>
+            <w:pPr>
+              <w:spacing w:line="276" w:lineRule="auto"/>
+            </w:pPr>
+            <w:r>
+              <w:t>274</w:t>
+            </w:r>
+          </w:p>
+        </w:tc>
+        <w:tc>
+          <w:tcPr>
+            <w:tcW w:w="2800" w:type="dxa"/>
+            <w:tcMar>
+              <w:top w:w="80" w:type="dxa"/>
+              <w:left w:w="100" w:type="dxa"/>
+              <w:bottom w:w="80" w:type="dxa"/>
+              <w:right w:w="100" w:type="dxa"/>
+            </w:tcMar>
+            <w:vAlign w:val="center"/>
+          </w:tcPr>
+          <w:p>
+            <w:pPr>
+              <w:spacing w:line="276" w:lineRule="auto"/>
+            </w:pPr>
+            <w:r>
+              <w:t>Deletar Item no Cadastro SIGAD</w:t>
+            </w:r>
+          </w:p>
+        </w:tc>
+        <w:tc>
+          <w:tcPr>
+            <w:tcW w:w="2200" w:type="dxa"/>
+            <w:tcMar>
+              <w:top w:w="80" w:type="dxa"/>
+              <w:left w:w="100" w:type="dxa"/>
+              <w:bottom w:w="80" w:type="dxa"/>
+              <w:right w:w="100" w:type="dxa"/>
+            </w:tcMar>
+            <w:vAlign w:val="center"/>
+          </w:tcPr>
+          <w:p>
+            <w:pPr>
+              <w:spacing w:line="276" w:lineRule="auto"/>
+            </w:pPr>
+            <w:r>
+              <w:t>Formulário</w:t>
+            </w:r>
+          </w:p>
+        </w:tc>
+        <w:tc>
+          <w:tcPr>
+            <w:tcW w:w="2600" w:type="dxa"/>
+            <w:tcMar>
+              <w:top w:w="80" w:type="dxa"/>
+              <w:left w:w="100" w:type="dxa"/>
+              <w:bottom w:w="80" w:type="dxa"/>
+              <w:right w:w="100" w:type="dxa"/>
+            </w:tcMar>
+            <w:vAlign w:val="center"/>
+          </w:tcPr>
+          <w:p>
+            <w:pPr>
+              <w:spacing w:line="276" w:lineRule="auto"/>
+            </w:pPr>
+            <w:r>
+              <w:t>Deletar um item de buffet durante o cadastro.</w:t>
+            </w:r>
+          </w:p>
+        </w:tc>
+      </w:tr>
+      <w:tr>
+        <w:tc>
+          <w:tcPr>
+            <w:tcW w:w="1400" w:type="dxa"/>
+            <w:tcMar>
+              <w:top w:w="80" w:type="dxa"/>
+              <w:left w:w="100" w:type="dxa"/>
+              <w:bottom w:w="80" w:type="dxa"/>
+              <w:right w:w="100" w:type="dxa"/>
+            </w:tcMar>
+            <w:vAlign w:val="center"/>
+          </w:tcPr>
+          <w:p>
+            <w:pPr>
+              <w:spacing w:line="276" w:lineRule="auto"/>
+            </w:pPr>
+            <w:r>
+              <w:t>275</w:t>
+            </w:r>
+          </w:p>
+        </w:tc>
+        <w:tc>
+          <w:tcPr>
+            <w:tcW w:w="2800" w:type="dxa"/>
+            <w:tcMar>
+              <w:top w:w="80" w:type="dxa"/>
+              <w:left w:w="100" w:type="dxa"/>
+              <w:bottom w:w="80" w:type="dxa"/>
+              <w:right w:w="100" w:type="dxa"/>
+            </w:tcMar>
+            <w:vAlign w:val="center"/>
+          </w:tcPr>
+          <w:p>
+            <w:pPr>
+              <w:spacing w:line="276" w:lineRule="auto"/>
+            </w:pPr>
+            <w:r>
+              <w:t>Escolher horários SIGAD</w:t>
+            </w:r>
+          </w:p>
+        </w:tc>
+        <w:tc>
+          <w:tcPr>
+            <w:tcW w:w="2200" w:type="dxa"/>
+            <w:tcMar>
+              <w:top w:w="80" w:type="dxa"/>
+              <w:left w:w="100" w:type="dxa"/>
+              <w:bottom w:w="80" w:type="dxa"/>
+              <w:right w:w="100" w:type="dxa"/>
+            </w:tcMar>
+            <w:vAlign w:val="center"/>
+          </w:tcPr>
+          <w:p>
+            <w:pPr>
+              <w:spacing w:line="276" w:lineRule="auto"/>
+            </w:pPr>
+            <w:r>
+              <w:t>Formulário e Relatório Interativo</w:t>
+            </w:r>
+          </w:p>
+        </w:tc>
+        <w:tc>
+          <w:tcPr>
+            <w:tcW w:w="2600" w:type="dxa"/>
+            <w:tcMar>
+              <w:top w:w="80" w:type="dxa"/>
+              <w:left w:w="100" w:type="dxa"/>
+              <w:bottom w:w="80" w:type="dxa"/>
+              <w:right w:w="100" w:type="dxa"/>
+            </w:tcMar>
+            <w:vAlign w:val="center"/>
+          </w:tcPr>
+          <w:p>
+            <w:pPr>
+              <w:spacing w:line="276" w:lineRule="auto"/>
+            </w:pPr>
+            <w:r>
+              <w:t>Selecionar o(s) horário(s) do item.</w:t>
+            </w:r>
+          </w:p>
+        </w:tc>
+      </w:tr>
+      <w:tr>
+        <w:tc>
+          <w:tcPr>
+            <w:tcW w:w="1400" w:type="dxa"/>
+            <w:tcMar>
+              <w:top w:w="80" w:type="dxa"/>
+              <w:left w:w="100" w:type="dxa"/>
+              <w:bottom w:w="80" w:type="dxa"/>
+              <w:right w:w="100" w:type="dxa"/>
+            </w:tcMar>
+            <w:vAlign w:val="center"/>
+          </w:tcPr>
+          <w:p>
+            <w:pPr>
+              <w:spacing w:line="276" w:lineRule="auto"/>
+            </w:pPr>
+            <w:r>
+              <w:t>278</w:t>
+            </w:r>
+          </w:p>
+        </w:tc>
+        <w:tc>
+          <w:tcPr>
+            <w:tcW w:w="2800" w:type="dxa"/>
+            <w:tcMar>
+              <w:top w:w="80" w:type="dxa"/>
+              <w:left w:w="100" w:type="dxa"/>
+              <w:bottom w:w="80" w:type="dxa"/>
+              <w:right w:w="100" w:type="dxa"/>
+            </w:tcMar>
+            <w:vAlign w:val="center"/>
+          </w:tcPr>
+          <w:p>
+            <w:pPr>
+              <w:spacing w:line="276" w:lineRule="auto"/>
+            </w:pPr>
+            <w:r>
+              <w:t>Deletar Horário SIGAD</w:t>
+            </w:r>
+          </w:p>
+        </w:tc>
+        <w:tc>
+          <w:tcPr>
+            <w:tcW w:w="2200" w:type="dxa"/>
+            <w:tcMar>
+              <w:top w:w="80" w:type="dxa"/>
+              <w:left w:w="100" w:type="dxa"/>
+              <w:bottom w:w="80" w:type="dxa"/>
+              <w:right w:w="100" w:type="dxa"/>
+            </w:tcMar>
+            <w:vAlign w:val="center"/>
+          </w:tcPr>
+          <w:p>
+            <w:pPr>
+              <w:spacing w:line="276" w:lineRule="auto"/>
+            </w:pPr>
+            <w:r>
+              <w:t>Formulário</w:t>
+            </w:r>
+          </w:p>
+        </w:tc>
+        <w:tc>
+          <w:tcPr>
+            <w:tcW w:w="2600" w:type="dxa"/>
+            <w:tcMar>
+              <w:top w:w="80" w:type="dxa"/>
+              <w:left w:w="100" w:type="dxa"/>
+              <w:bottom w:w="80" w:type="dxa"/>
+              <w:right w:w="100" w:type="dxa"/>
+            </w:tcMar>
+            <w:vAlign w:val="center"/>
+          </w:tcPr>
+          <w:p>
+            <w:pPr>
+              <w:spacing w:line="276" w:lineRule="auto"/>
+            </w:pPr>
+            <w:r>
+              <w:t>Deletar um horário do item.</w:t>
+            </w:r>
+          </w:p>
+        </w:tc>
+      </w:tr>
+      <w:tr>
+        <w:tc>
+          <w:tcPr>
+            <w:tcW w:w="1400" w:type="dxa"/>
+            <w:tcMar>
+              <w:top w:w="80" w:type="dxa"/>
+              <w:left w:w="100" w:type="dxa"/>
+              <w:bottom w:w="80" w:type="dxa"/>
+              <w:right w:w="100" w:type="dxa"/>
+            </w:tcMar>
+            <w:vAlign w:val="center"/>
+          </w:tcPr>
+          <w:p>
+            <w:pPr>
+              <w:spacing w:line="276" w:lineRule="auto"/>
+            </w:pPr>
+            <w:r>
+              <w:t>370</w:t>
+            </w:r>
+          </w:p>
+        </w:tc>
+        <w:tc>
+          <w:tcPr>
+            <w:tcW w:w="2800" w:type="dxa"/>
+            <w:tcMar>
+              <w:top w:w="80" w:type="dxa"/>
+              <w:left w:w="100" w:type="dxa"/>
+              <w:bottom w:w="80" w:type="dxa"/>
+              <w:right w:w="100" w:type="dxa"/>
+            </w:tcMar>
+            <w:vAlign w:val="center"/>
+          </w:tcPr>
+          <w:p>
+            <w:pPr>
+              <w:spacing w:line="276" w:lineRule="auto"/>
+            </w:pPr>
+            <w:r>
+              <w:t>Adicionar um horário</w:t>
+            </w:r>
+          </w:p>
+        </w:tc>
+        <w:tc>
+          <w:tcPr>
+            <w:tcW w:w="2200" w:type="dxa"/>
+            <w:tcMar>
+              <w:top w:w="80" w:type="dxa"/>
+              <w:left w:w="100" w:type="dxa"/>
+              <w:bottom w:w="80" w:type="dxa"/>
+              <w:right w:w="100" w:type="dxa"/>
+            </w:tcMar>
+            <w:vAlign w:val="center"/>
+          </w:tcPr>
+          <w:p>
+            <w:pPr>
+              <w:spacing w:line="276" w:lineRule="auto"/>
+            </w:pPr>
+            <w:r>
+              <w:t>Formulário</w:t>
+            </w:r>
+          </w:p>
+        </w:tc>
+        <w:tc>
+          <w:tcPr>
+            <w:tcW w:w="2600" w:type="dxa"/>
+            <w:tcMar>
+              <w:top w:w="80" w:type="dxa"/>
+              <w:left w:w="100" w:type="dxa"/>
+              <w:bottom w:w="80" w:type="dxa"/>
+              <w:right w:w="100" w:type="dxa"/>
+            </w:tcMar>
+            <w:vAlign w:val="center"/>
+          </w:tcPr>
+          <w:p>
+            <w:pPr>
+              <w:spacing w:line="276" w:lineRule="auto"/>
+            </w:pPr>
+            <w:r>
+              <w:t>Adicionar um horário e a quantidade dele.</w:t>
+            </w:r>
+          </w:p>
+        </w:tc>
+      </w:tr>
+      <w:tr>
+        <w:tc>
+          <w:tcPr>
+            <w:tcW w:w="1400" w:type="dxa"/>
+            <w:tcMar>
+              <w:top w:w="80" w:type="dxa"/>
+              <w:left w:w="100" w:type="dxa"/>
+              <w:bottom w:w="80" w:type="dxa"/>
+              <w:right w:w="100" w:type="dxa"/>
+            </w:tcMar>
+            <w:vAlign w:val="center"/>
+          </w:tcPr>
+          <w:p>
+            <w:pPr>
+              <w:spacing w:line="276" w:lineRule="auto"/>
+            </w:pPr>
+            <w:r>
+              <w:lastRenderedPageBreak/>
+              <w:t>203</w:t>
+            </w:r>
+          </w:p>
+        </w:tc>
+        <w:tc>
+          <w:tcPr>
+            <w:tcW w:w="2800" w:type="dxa"/>
+            <w:tcMar>
+              <w:top w:w="80" w:type="dxa"/>
+              <w:left w:w="100" w:type="dxa"/>
+              <w:bottom w:w="80" w:type="dxa"/>
+              <w:right w:w="100" w:type="dxa"/>
+            </w:tcMar>
+            <w:vAlign w:val="center"/>
+          </w:tcPr>
+          <w:p>
+            <w:pPr>
+              <w:spacing w:line="276" w:lineRule="auto"/>
+            </w:pPr>
+            <w:r>
+              <w:t>Confirmar e Mandar E-mail SIGAD</w:t>
+            </w:r>
+          </w:p>
+        </w:tc>
+        <w:tc>
+          <w:tcPr>
+            <w:tcW w:w="2200" w:type="dxa"/>
+            <w:tcMar>
+              <w:top w:w="80" w:type="dxa"/>
+              <w:left w:w="100" w:type="dxa"/>
+              <w:bottom w:w="80" w:type="dxa"/>
+              <w:right w:w="100" w:type="dxa"/>
+            </w:tcMar>
+            <w:vAlign w:val="center"/>
+          </w:tcPr>
+          <w:p>
+            <w:pPr>
+              <w:spacing w:line="276" w:lineRule="auto"/>
+            </w:pPr>
+            <w:r>
+              <w:t>Relatório Interativo</w:t>
+            </w:r>
+          </w:p>
+        </w:tc>
+        <w:tc>
+          <w:tcPr>
+            <w:tcW w:w="2600" w:type="dxa"/>
+            <w:tcMar>
+              <w:top w:w="80" w:type="dxa"/>
+              <w:left w:w="100" w:type="dxa"/>
+              <w:bottom w:w="80" w:type="dxa"/>
+              <w:right w:w="100" w:type="dxa"/>
+            </w:tcMar>
+            <w:vAlign w:val="center"/>
+          </w:tcPr>
+          <w:p>
+            <w:pPr>
+              <w:spacing w:line="276" w:lineRule="auto"/>
+            </w:pPr>
+            <w:r>
+              <w:t>Confirmar o evento.</w:t>
+            </w:r>
+          </w:p>
+        </w:tc>
+      </w:tr>
+      <w:tr>
+        <w:tc>
+          <w:tcPr>
+            <w:tcW w:w="1400" w:type="dxa"/>
+            <w:tcMar>
+              <w:top w:w="80" w:type="dxa"/>
+              <w:left w:w="100" w:type="dxa"/>
+              <w:bottom w:w="80" w:type="dxa"/>
+              <w:right w:w="100" w:type="dxa"/>
+            </w:tcMar>
+            <w:vAlign w:val="center"/>
+          </w:tcPr>
+          <w:p>
+            <w:pPr>
+              <w:spacing w:line="276" w:lineRule="auto"/>
+            </w:pPr>
+            <w:r>
+              <w:t>277</w:t>
+            </w:r>
+          </w:p>
+        </w:tc>
+        <w:tc>
+          <w:tcPr>
+            <w:tcW w:w="2800" w:type="dxa"/>
+            <w:tcMar>
+              <w:top w:w="80" w:type="dxa"/>
+              <w:left w:w="100" w:type="dxa"/>
+              <w:bottom w:w="80" w:type="dxa"/>
+              <w:right w:w="100" w:type="dxa"/>
+            </w:tcMar>
+            <w:vAlign w:val="center"/>
+          </w:tcPr>
+          <w:p>
+            <w:pPr>
+              <w:spacing w:line="276" w:lineRule="auto"/>
+            </w:pPr>
+            <w:r>
+              <w:t>Deletar Item no Cadastro SIGAD</w:t>
+            </w:r>
+          </w:p>
+        </w:tc>
+        <w:tc>
+          <w:tcPr>
+            <w:tcW w:w="2200" w:type="dxa"/>
+            <w:tcMar>
+              <w:top w:w="80" w:type="dxa"/>
+              <w:left w:w="100" w:type="dxa"/>
+              <w:bottom w:w="80" w:type="dxa"/>
+              <w:right w:w="100" w:type="dxa"/>
+            </w:tcMar>
+            <w:vAlign w:val="center"/>
+          </w:tcPr>
+          <w:p>
+            <w:pPr>
+              <w:spacing w:line="276" w:lineRule="auto"/>
+            </w:pPr>
+            <w:r>
+              <w:t>Formulário</w:t>
+            </w:r>
+          </w:p>
+        </w:tc>
+        <w:tc>
+          <w:tcPr>
+            <w:tcW w:w="2600" w:type="dxa"/>
+            <w:tcMar>
+              <w:top w:w="80" w:type="dxa"/>
+              <w:left w:w="100" w:type="dxa"/>
+              <w:bottom w:w="80" w:type="dxa"/>
+              <w:right w:w="100" w:type="dxa"/>
+            </w:tcMar>
+            <w:vAlign w:val="center"/>
+          </w:tcPr>
+          <w:p>
+            <w:pPr>
+              <w:spacing w:line="276" w:lineRule="auto"/>
+            </w:pPr>
+            <w:r>
+              <w:t>Deletar um item no cadastro.</w:t>
+            </w:r>
+          </w:p>
+        </w:tc>
+      </w:tr>
+      <w:tr>
+        <w:tc>
+          <w:tcPr>
+            <w:tcW w:w="1400" w:type="dxa"/>
+            <w:tcMar>
+              <w:top w:w="80" w:type="dxa"/>
+              <w:left w:w="100" w:type="dxa"/>
+              <w:bottom w:w="80" w:type="dxa"/>
+              <w:right w:w="100" w:type="dxa"/>
+            </w:tcMar>
+            <w:vAlign w:val="center"/>
+          </w:tcPr>
+          <w:p>
+            <w:pPr>
+              <w:spacing w:line="276" w:lineRule="auto"/>
+            </w:pPr>
+            <w:r>
+              <w:t>279</w:t>
+            </w:r>
+          </w:p>
+        </w:tc>
+        <w:tc>
+          <w:tcPr>
+            <w:tcW w:w="2800" w:type="dxa"/>
+            <w:tcMar>
+              <w:top w:w="80" w:type="dxa"/>
+              <w:left w:w="100" w:type="dxa"/>
+              <w:bottom w:w="80" w:type="dxa"/>
+              <w:right w:w="100" w:type="dxa"/>
+            </w:tcMar>
+            <w:vAlign w:val="center"/>
+          </w:tcPr>
+          <w:p>
+            <w:pPr>
+              <w:spacing w:line="276" w:lineRule="auto"/>
+            </w:pPr>
+            <w:r>
+              <w:t>Deletar Evento no Cadastro SIGAD</w:t>
+            </w:r>
+          </w:p>
+        </w:tc>
+        <w:tc>
+          <w:tcPr>
+            <w:tcW w:w="2200" w:type="dxa"/>
+            <w:tcMar>
+              <w:top w:w="80" w:type="dxa"/>
+              <w:left w:w="100" w:type="dxa"/>
+              <w:bottom w:w="80" w:type="dxa"/>
+              <w:right w:w="100" w:type="dxa"/>
+            </w:tcMar>
+            <w:vAlign w:val="center"/>
+          </w:tcPr>
+          <w:p>
+            <w:pPr>
+              <w:spacing w:line="276" w:lineRule="auto"/>
+            </w:pPr>
+            <w:r>
+              <w:t>Formulário</w:t>
+            </w:r>
+          </w:p>
+        </w:tc>
+        <w:tc>
+          <w:tcPr>
+            <w:tcW w:w="2600" w:type="dxa"/>
+            <w:tcMar>
+              <w:top w:w="80" w:type="dxa"/>
+              <w:left w:w="100" w:type="dxa"/>
+              <w:bottom w:w="80" w:type="dxa"/>
+              <w:right w:w="100" w:type="dxa"/>
+            </w:tcMar>
+            <w:vAlign w:val="center"/>
+          </w:tcPr>
+          <w:p>
+            <w:pPr>
+              <w:spacing w:line="276" w:lineRule="auto"/>
+            </w:pPr>
+            <w:r>
+              <w:t>Deletar um evento/solicitação no cadastro.</w:t>
+            </w:r>
           </w:p>
         </w:tc>
       </w:tr>
@@ -23928,25 +25175,7 @@
           <w:iCs/>
           <w:color w:val="808080"/>
         </w:rPr>
-        <w:t xml:space="preserve">[relatório interativo / formulário / dashboard / </w:t>
-      </w:r>
-      <w:proofErr w:type="spellStart"/>
-      <w:r>
-        <w:rPr>
-          <w:i/>
-          <w:iCs/>
-          <w:color w:val="808080"/>
-        </w:rPr>
-        <w:t>wizard</w:t>
-      </w:r>
-      <w:proofErr w:type="spellEnd"/>
-      <w:r>
-        <w:rPr>
-          <w:i/>
-          <w:iCs/>
-          <w:color w:val="808080"/>
-        </w:rPr>
-        <w:t xml:space="preserve"> / etc.]</w:t>
+        <w:t>[relatório interativo / formulário / dashboard / wizard / etc.]</w:t>
       </w:r>
     </w:p>
     <w:p>
@@ -24045,71 +25274,7 @@
           <w:iCs/>
           <w:color w:val="808080"/>
         </w:rPr>
-        <w:t>[descreva validações, computações e processos PL/SQL executados nesta página, incluindo o momento de execução (</w:t>
-      </w:r>
-      <w:proofErr w:type="spellStart"/>
-      <w:r>
-        <w:rPr>
-          <w:i/>
-          <w:iCs/>
-          <w:color w:val="808080"/>
-        </w:rPr>
-        <w:t>before</w:t>
-      </w:r>
-      <w:proofErr w:type="spellEnd"/>
-      <w:r>
-        <w:rPr>
-          <w:i/>
-          <w:iCs/>
-          <w:color w:val="808080"/>
-        </w:rPr>
-        <w:t xml:space="preserve"> header, </w:t>
-      </w:r>
-      <w:proofErr w:type="spellStart"/>
-      <w:r>
-        <w:rPr>
-          <w:i/>
-          <w:iCs/>
-          <w:color w:val="808080"/>
-        </w:rPr>
-        <w:t>after</w:t>
-      </w:r>
-      <w:proofErr w:type="spellEnd"/>
-      <w:r>
-        <w:rPr>
-          <w:i/>
-          <w:iCs/>
-          <w:color w:val="808080"/>
-        </w:rPr>
-        <w:t xml:space="preserve"> </w:t>
-      </w:r>
-      <w:proofErr w:type="spellStart"/>
-      <w:proofErr w:type="gramStart"/>
-      <w:r>
-        <w:rPr>
-          <w:i/>
-          <w:iCs/>
-          <w:color w:val="808080"/>
-        </w:rPr>
-        <w:t>submit</w:t>
-      </w:r>
-      <w:proofErr w:type="spellEnd"/>
-      <w:r>
-        <w:rPr>
-          <w:i/>
-          <w:iCs/>
-          <w:color w:val="808080"/>
-        </w:rPr>
-        <w:t>, etc.</w:t>
-      </w:r>
-      <w:proofErr w:type="gramEnd"/>
-      <w:r>
-        <w:rPr>
-          <w:i/>
-          <w:iCs/>
-          <w:color w:val="808080"/>
-        </w:rPr>
-        <w:t>).]</w:t>
+        <w:t>[descreva validações, computações e processos PL/SQL executados nesta página, incluindo o momento de execução (before header, after submit, etc.).]</w:t>
       </w:r>
     </w:p>
     <w:p>
@@ -24159,43 +25324,7 @@
           <w:iCs/>
           <w:color w:val="808080"/>
         </w:rPr>
-        <w:t>[indique de onde o usuário chega a esta página e para onde é direcionado a seguir (</w:t>
-      </w:r>
-      <w:proofErr w:type="spellStart"/>
-      <w:r>
-        <w:rPr>
-          <w:i/>
-          <w:iCs/>
-          <w:color w:val="808080"/>
-        </w:rPr>
-        <w:t>branches</w:t>
-      </w:r>
-      <w:proofErr w:type="spellEnd"/>
-      <w:r>
-        <w:rPr>
-          <w:i/>
-          <w:iCs/>
-          <w:color w:val="808080"/>
-        </w:rPr>
-        <w:t xml:space="preserve">), incluindo condições de cada </w:t>
-      </w:r>
-      <w:proofErr w:type="spellStart"/>
-      <w:r>
-        <w:rPr>
-          <w:i/>
-          <w:iCs/>
-          <w:color w:val="808080"/>
-        </w:rPr>
-        <w:t>branch</w:t>
-      </w:r>
-      <w:proofErr w:type="spellEnd"/>
-      <w:r>
-        <w:rPr>
-          <w:i/>
-          <w:iCs/>
-          <w:color w:val="808080"/>
-        </w:rPr>
-        <w:t>.]</w:t>
+        <w:t>[indique de onde o usuário chega a esta página e para onde é direcionado a seguir (branches), incluindo condições de cada branch.]</w:t>
       </w:r>
     </w:p>
     <w:p>
@@ -24762,25 +25891,7 @@
           <w:iCs/>
           <w:color w:val="808080"/>
         </w:rPr>
-        <w:t xml:space="preserve">[relatório interativo / formulário / dashboard / </w:t>
-      </w:r>
-      <w:proofErr w:type="spellStart"/>
-      <w:r>
-        <w:rPr>
-          <w:i/>
-          <w:iCs/>
-          <w:color w:val="808080"/>
-        </w:rPr>
-        <w:t>wizard</w:t>
-      </w:r>
-      <w:proofErr w:type="spellEnd"/>
-      <w:r>
-        <w:rPr>
-          <w:i/>
-          <w:iCs/>
-          <w:color w:val="808080"/>
-        </w:rPr>
-        <w:t xml:space="preserve"> / etc.]</w:t>
+        <w:t>[relatório interativo / formulário / dashboard / wizard / etc.]</w:t>
       </w:r>
     </w:p>
     <w:p>
@@ -24879,71 +25990,7 @@
           <w:iCs/>
           <w:color w:val="808080"/>
         </w:rPr>
-        <w:t>[descreva validações, computações e processos PL/SQL executados nesta página, incluindo o momento de execução (</w:t>
-      </w:r>
-      <w:proofErr w:type="spellStart"/>
-      <w:r>
-        <w:rPr>
-          <w:i/>
-          <w:iCs/>
-          <w:color w:val="808080"/>
-        </w:rPr>
-        <w:t>before</w:t>
-      </w:r>
-      <w:proofErr w:type="spellEnd"/>
-      <w:r>
-        <w:rPr>
-          <w:i/>
-          <w:iCs/>
-          <w:color w:val="808080"/>
-        </w:rPr>
-        <w:t xml:space="preserve"> header, </w:t>
-      </w:r>
-      <w:proofErr w:type="spellStart"/>
-      <w:r>
-        <w:rPr>
-          <w:i/>
-          <w:iCs/>
-          <w:color w:val="808080"/>
-        </w:rPr>
-        <w:t>after</w:t>
-      </w:r>
-      <w:proofErr w:type="spellEnd"/>
-      <w:r>
-        <w:rPr>
-          <w:i/>
-          <w:iCs/>
-          <w:color w:val="808080"/>
-        </w:rPr>
-        <w:t xml:space="preserve"> </w:t>
-      </w:r>
-      <w:proofErr w:type="spellStart"/>
-      <w:proofErr w:type="gramStart"/>
-      <w:r>
-        <w:rPr>
-          <w:i/>
-          <w:iCs/>
-          <w:color w:val="808080"/>
-        </w:rPr>
-        <w:t>submit</w:t>
-      </w:r>
-      <w:proofErr w:type="spellEnd"/>
-      <w:r>
-        <w:rPr>
-          <w:i/>
-          <w:iCs/>
-          <w:color w:val="808080"/>
-        </w:rPr>
-        <w:t>, etc.</w:t>
-      </w:r>
-      <w:proofErr w:type="gramEnd"/>
-      <w:r>
-        <w:rPr>
-          <w:i/>
-          <w:iCs/>
-          <w:color w:val="808080"/>
-        </w:rPr>
-        <w:t>).]</w:t>
+        <w:t>[descreva validações, computações e processos PL/SQL executados nesta página, incluindo o momento de execução (before header, after submit, etc.).]</w:t>
       </w:r>
     </w:p>
     <w:p>
@@ -24993,43 +26040,7 @@
           <w:iCs/>
           <w:color w:val="808080"/>
         </w:rPr>
-        <w:t>[indique de onde o usuário chega a esta página e para onde é direcionado a seguir (</w:t>
-      </w:r>
-      <w:proofErr w:type="spellStart"/>
-      <w:r>
-        <w:rPr>
-          <w:i/>
-          <w:iCs/>
-          <w:color w:val="808080"/>
-        </w:rPr>
-        <w:t>branches</w:t>
-      </w:r>
-      <w:proofErr w:type="spellEnd"/>
-      <w:r>
-        <w:rPr>
-          <w:i/>
-          <w:iCs/>
-          <w:color w:val="808080"/>
-        </w:rPr>
-        <w:t xml:space="preserve">), incluindo condições de cada </w:t>
-      </w:r>
-      <w:proofErr w:type="spellStart"/>
-      <w:r>
-        <w:rPr>
-          <w:i/>
-          <w:iCs/>
-          <w:color w:val="808080"/>
-        </w:rPr>
-        <w:t>branch</w:t>
-      </w:r>
-      <w:proofErr w:type="spellEnd"/>
-      <w:r>
-        <w:rPr>
-          <w:i/>
-          <w:iCs/>
-          <w:color w:val="808080"/>
-        </w:rPr>
-        <w:t>.]</w:t>
+        <w:t>[indique de onde o usuário chega a esta página e para onde é direcionado a seguir (branches), incluindo condições de cada branch.]</w:t>
       </w:r>
     </w:p>
     <w:p>
@@ -25614,25 +26625,7 @@
           <w:iCs/>
           <w:color w:val="808080"/>
         </w:rPr>
-        <w:t xml:space="preserve">[relatório interativo / formulário / dashboard / </w:t>
-      </w:r>
-      <w:proofErr w:type="spellStart"/>
-      <w:r>
-        <w:rPr>
-          <w:i/>
-          <w:iCs/>
-          <w:color w:val="808080"/>
-        </w:rPr>
-        <w:t>wizard</w:t>
-      </w:r>
-      <w:proofErr w:type="spellEnd"/>
-      <w:r>
-        <w:rPr>
-          <w:i/>
-          <w:iCs/>
-          <w:color w:val="808080"/>
-        </w:rPr>
-        <w:t xml:space="preserve"> / etc.]</w:t>
+        <w:t>[relatório interativo / formulário / dashboard / wizard / etc.]</w:t>
       </w:r>
     </w:p>
     <w:p>
@@ -25731,71 +26724,7 @@
           <w:iCs/>
           <w:color w:val="808080"/>
         </w:rPr>
-        <w:t>[descreva validações, computações e processos PL/SQL executados nesta página, incluindo o momento de execução (</w:t>
-      </w:r>
-      <w:proofErr w:type="spellStart"/>
-      <w:r>
-        <w:rPr>
-          <w:i/>
-          <w:iCs/>
-          <w:color w:val="808080"/>
-        </w:rPr>
-        <w:t>before</w:t>
-      </w:r>
-      <w:proofErr w:type="spellEnd"/>
-      <w:r>
-        <w:rPr>
-          <w:i/>
-          <w:iCs/>
-          <w:color w:val="808080"/>
-        </w:rPr>
-        <w:t xml:space="preserve"> header, </w:t>
-      </w:r>
-      <w:proofErr w:type="spellStart"/>
-      <w:r>
-        <w:rPr>
-          <w:i/>
-          <w:iCs/>
-          <w:color w:val="808080"/>
-        </w:rPr>
-        <w:t>after</w:t>
-      </w:r>
-      <w:proofErr w:type="spellEnd"/>
-      <w:r>
-        <w:rPr>
-          <w:i/>
-          <w:iCs/>
-          <w:color w:val="808080"/>
-        </w:rPr>
-        <w:t xml:space="preserve"> </w:t>
-      </w:r>
-      <w:proofErr w:type="spellStart"/>
-      <w:proofErr w:type="gramStart"/>
-      <w:r>
-        <w:rPr>
-          <w:i/>
-          <w:iCs/>
-          <w:color w:val="808080"/>
-        </w:rPr>
-        <w:t>submit</w:t>
-      </w:r>
-      <w:proofErr w:type="spellEnd"/>
-      <w:r>
-        <w:rPr>
-          <w:i/>
-          <w:iCs/>
-          <w:color w:val="808080"/>
-        </w:rPr>
-        <w:t>, etc.</w:t>
-      </w:r>
-      <w:proofErr w:type="gramEnd"/>
-      <w:r>
-        <w:rPr>
-          <w:i/>
-          <w:iCs/>
-          <w:color w:val="808080"/>
-        </w:rPr>
-        <w:t>).]</w:t>
+        <w:t>[descreva validações, computações e processos PL/SQL executados nesta página, incluindo o momento de execução (before header, after submit, etc.).]</w:t>
       </w:r>
     </w:p>
     <w:p>
@@ -25845,43 +26774,7 @@
           <w:iCs/>
           <w:color w:val="808080"/>
         </w:rPr>
-        <w:t>[indique de onde o usuário chega a esta página e para onde é direcionado a seguir (</w:t>
-      </w:r>
-      <w:proofErr w:type="spellStart"/>
-      <w:r>
-        <w:rPr>
-          <w:i/>
-          <w:iCs/>
-          <w:color w:val="808080"/>
-        </w:rPr>
-        <w:t>branches</w:t>
-      </w:r>
-      <w:proofErr w:type="spellEnd"/>
-      <w:r>
-        <w:rPr>
-          <w:i/>
-          <w:iCs/>
-          <w:color w:val="808080"/>
-        </w:rPr>
-        <w:t xml:space="preserve">), incluindo condições de cada </w:t>
-      </w:r>
-      <w:proofErr w:type="spellStart"/>
-      <w:r>
-        <w:rPr>
-          <w:i/>
-          <w:iCs/>
-          <w:color w:val="808080"/>
-        </w:rPr>
-        <w:t>branch</w:t>
-      </w:r>
-      <w:proofErr w:type="spellEnd"/>
-      <w:r>
-        <w:rPr>
-          <w:i/>
-          <w:iCs/>
-          <w:color w:val="808080"/>
-        </w:rPr>
-        <w:t>.]</w:t>
+        <w:t>[indique de onde o usuário chega a esta página e para onde é direcionado a seguir (branches), incluindo condições de cada branch.]</w:t>
       </w:r>
     </w:p>
     <w:p>
@@ -26455,25 +27348,7 @@
           <w:iCs/>
           <w:color w:val="808080"/>
         </w:rPr>
-        <w:t xml:space="preserve">[relatório interativo / formulário / dashboard / </w:t>
-      </w:r>
-      <w:proofErr w:type="spellStart"/>
-      <w:r>
-        <w:rPr>
-          <w:i/>
-          <w:iCs/>
-          <w:color w:val="808080"/>
-        </w:rPr>
-        <w:t>wizard</w:t>
-      </w:r>
-      <w:proofErr w:type="spellEnd"/>
-      <w:r>
-        <w:rPr>
-          <w:i/>
-          <w:iCs/>
-          <w:color w:val="808080"/>
-        </w:rPr>
-        <w:t xml:space="preserve"> / etc.]</w:t>
+        <w:t>[relatório interativo / formulário / dashboard / wizard / etc.]</w:t>
       </w:r>
     </w:p>
     <w:p>
@@ -26572,71 +27447,7 @@
           <w:iCs/>
           <w:color w:val="808080"/>
         </w:rPr>
-        <w:t>[descreva validações, computações e processos PL/SQL executados nesta página, incluindo o momento de execução (</w:t>
-      </w:r>
-      <w:proofErr w:type="spellStart"/>
-      <w:r>
-        <w:rPr>
-          <w:i/>
-          <w:iCs/>
-          <w:color w:val="808080"/>
-        </w:rPr>
-        <w:t>before</w:t>
-      </w:r>
-      <w:proofErr w:type="spellEnd"/>
-      <w:r>
-        <w:rPr>
-          <w:i/>
-          <w:iCs/>
-          <w:color w:val="808080"/>
-        </w:rPr>
-        <w:t xml:space="preserve"> header, </w:t>
-      </w:r>
-      <w:proofErr w:type="spellStart"/>
-      <w:r>
-        <w:rPr>
-          <w:i/>
-          <w:iCs/>
-          <w:color w:val="808080"/>
-        </w:rPr>
-        <w:t>after</w:t>
-      </w:r>
-      <w:proofErr w:type="spellEnd"/>
-      <w:r>
-        <w:rPr>
-          <w:i/>
-          <w:iCs/>
-          <w:color w:val="808080"/>
-        </w:rPr>
-        <w:t xml:space="preserve"> </w:t>
-      </w:r>
-      <w:proofErr w:type="spellStart"/>
-      <w:proofErr w:type="gramStart"/>
-      <w:r>
-        <w:rPr>
-          <w:i/>
-          <w:iCs/>
-          <w:color w:val="808080"/>
-        </w:rPr>
-        <w:t>submit</w:t>
-      </w:r>
-      <w:proofErr w:type="spellEnd"/>
-      <w:r>
-        <w:rPr>
-          <w:i/>
-          <w:iCs/>
-          <w:color w:val="808080"/>
-        </w:rPr>
-        <w:t>, etc.</w:t>
-      </w:r>
-      <w:proofErr w:type="gramEnd"/>
-      <w:r>
-        <w:rPr>
-          <w:i/>
-          <w:iCs/>
-          <w:color w:val="808080"/>
-        </w:rPr>
-        <w:t>).]</w:t>
+        <w:t>[descreva validações, computações e processos PL/SQL executados nesta página, incluindo o momento de execução (before header, after submit, etc.).]</w:t>
       </w:r>
     </w:p>
     <w:p>
@@ -26686,43 +27497,7 @@
           <w:iCs/>
           <w:color w:val="808080"/>
         </w:rPr>
-        <w:t>[indique de onde o usuário chega a esta página e para onde é direcionado a seguir (</w:t>
-      </w:r>
-      <w:proofErr w:type="spellStart"/>
-      <w:r>
-        <w:rPr>
-          <w:i/>
-          <w:iCs/>
-          <w:color w:val="808080"/>
-        </w:rPr>
-        <w:t>branches</w:t>
-      </w:r>
-      <w:proofErr w:type="spellEnd"/>
-      <w:r>
-        <w:rPr>
-          <w:i/>
-          <w:iCs/>
-          <w:color w:val="808080"/>
-        </w:rPr>
-        <w:t xml:space="preserve">), incluindo condições de cada </w:t>
-      </w:r>
-      <w:proofErr w:type="spellStart"/>
-      <w:r>
-        <w:rPr>
-          <w:i/>
-          <w:iCs/>
-          <w:color w:val="808080"/>
-        </w:rPr>
-        <w:t>branch</w:t>
-      </w:r>
-      <w:proofErr w:type="spellEnd"/>
-      <w:r>
-        <w:rPr>
-          <w:i/>
-          <w:iCs/>
-          <w:color w:val="808080"/>
-        </w:rPr>
-        <w:t>.]</w:t>
+        <w:t>[indique de onde o usuário chega a esta página e para onde é direcionado a seguir (branches), incluindo condições de cada branch.]</w:t>
       </w:r>
     </w:p>
     <w:p>
@@ -27262,25 +28037,7 @@
           <w:iCs/>
           <w:color w:val="808080"/>
         </w:rPr>
-        <w:t xml:space="preserve">[relatório interativo / formulário / dashboard / </w:t>
-      </w:r>
-      <w:proofErr w:type="spellStart"/>
-      <w:r>
-        <w:rPr>
-          <w:i/>
-          <w:iCs/>
-          <w:color w:val="808080"/>
-        </w:rPr>
-        <w:t>wizard</w:t>
-      </w:r>
-      <w:proofErr w:type="spellEnd"/>
-      <w:r>
-        <w:rPr>
-          <w:i/>
-          <w:iCs/>
-          <w:color w:val="808080"/>
-        </w:rPr>
-        <w:t xml:space="preserve"> / etc.]</w:t>
+        <w:t>[relatório interativo / formulário / dashboard / wizard / etc.]</w:t>
       </w:r>
     </w:p>
     <w:p>
@@ -27379,71 +28136,7 @@
           <w:iCs/>
           <w:color w:val="808080"/>
         </w:rPr>
-        <w:t>[descreva validações, computações e processos PL/SQL executados nesta página, incluindo o momento de execução (</w:t>
-      </w:r>
-      <w:proofErr w:type="spellStart"/>
-      <w:r>
-        <w:rPr>
-          <w:i/>
-          <w:iCs/>
-          <w:color w:val="808080"/>
-        </w:rPr>
-        <w:t>before</w:t>
-      </w:r>
-      <w:proofErr w:type="spellEnd"/>
-      <w:r>
-        <w:rPr>
-          <w:i/>
-          <w:iCs/>
-          <w:color w:val="808080"/>
-        </w:rPr>
-        <w:t xml:space="preserve"> header, </w:t>
-      </w:r>
-      <w:proofErr w:type="spellStart"/>
-      <w:r>
-        <w:rPr>
-          <w:i/>
-          <w:iCs/>
-          <w:color w:val="808080"/>
-        </w:rPr>
-        <w:t>after</w:t>
-      </w:r>
-      <w:proofErr w:type="spellEnd"/>
-      <w:r>
-        <w:rPr>
-          <w:i/>
-          <w:iCs/>
-          <w:color w:val="808080"/>
-        </w:rPr>
-        <w:t xml:space="preserve"> </w:t>
-      </w:r>
-      <w:proofErr w:type="spellStart"/>
-      <w:proofErr w:type="gramStart"/>
-      <w:r>
-        <w:rPr>
-          <w:i/>
-          <w:iCs/>
-          <w:color w:val="808080"/>
-        </w:rPr>
-        <w:t>submit</w:t>
-      </w:r>
-      <w:proofErr w:type="spellEnd"/>
-      <w:r>
-        <w:rPr>
-          <w:i/>
-          <w:iCs/>
-          <w:color w:val="808080"/>
-        </w:rPr>
-        <w:t>, etc.</w:t>
-      </w:r>
-      <w:proofErr w:type="gramEnd"/>
-      <w:r>
-        <w:rPr>
-          <w:i/>
-          <w:iCs/>
-          <w:color w:val="808080"/>
-        </w:rPr>
-        <w:t>).]</w:t>
+        <w:t>[descreva validações, computações e processos PL/SQL executados nesta página, incluindo o momento de execução (before header, after submit, etc.).]</w:t>
       </w:r>
     </w:p>
     <w:p>
@@ -27493,43 +28186,7 @@
           <w:iCs/>
           <w:color w:val="808080"/>
         </w:rPr>
-        <w:t>[indique de onde o usuário chega a esta página e para onde é direcionado a seguir (</w:t>
-      </w:r>
-      <w:proofErr w:type="spellStart"/>
-      <w:r>
-        <w:rPr>
-          <w:i/>
-          <w:iCs/>
-          <w:color w:val="808080"/>
-        </w:rPr>
-        <w:t>branches</w:t>
-      </w:r>
-      <w:proofErr w:type="spellEnd"/>
-      <w:r>
-        <w:rPr>
-          <w:i/>
-          <w:iCs/>
-          <w:color w:val="808080"/>
-        </w:rPr>
-        <w:t xml:space="preserve">), incluindo condições de cada </w:t>
-      </w:r>
-      <w:proofErr w:type="spellStart"/>
-      <w:r>
-        <w:rPr>
-          <w:i/>
-          <w:iCs/>
-          <w:color w:val="808080"/>
-        </w:rPr>
-        <w:t>branch</w:t>
-      </w:r>
-      <w:proofErr w:type="spellEnd"/>
-      <w:r>
-        <w:rPr>
-          <w:i/>
-          <w:iCs/>
-          <w:color w:val="808080"/>
-        </w:rPr>
-        <w:t>.]</w:t>
+        <w:t>[indique de onde o usuário chega a esta página e para onde é direcionado a seguir (branches), incluindo condições de cada branch.]</w:t>
       </w:r>
     </w:p>
     <w:p>
@@ -27631,15 +28288,7 @@
         <w:spacing w:after="200"/>
       </w:pPr>
       <w:r>
-        <w:t xml:space="preserve">ORACLE. Oracle APEX </w:t>
-      </w:r>
-      <w:proofErr w:type="spellStart"/>
-      <w:r>
-        <w:t>Documentation</w:t>
-      </w:r>
-      <w:proofErr w:type="spellEnd"/>
-      <w:r>
-        <w:t>. Disponível em: https://apex.oracle.com/pls/apex/f?p=44785:1. Acesso em: [data de acesso].</w:t>
+        <w:t>ORACLE. Oracle APEX Documentation. Disponível em: https://apex.oracle.com/pls/apex/f?p=44785:1. Acesso em: [data de acesso].</w:t>
       </w:r>
     </w:p>
     <w:p>

--- a/Buffet - SENAC/Documentação_Técnica_Buffet.docx
+++ b/Buffet - SENAC/Documentação_Técnica_Buffet.docx
@@ -2708,7 +2708,7 @@
         </w:trPr>
         <w:tc>
           <w:tcPr>
-            <w:tcW w:w="1595" w:type="dxa"/>
+            <w:tcW w:w="2228" w:type="dxa"/>
             <w:shd w:val="clear" w:color="auto" w:fill="D9D9D9"/>
             <w:tcMar>
               <w:top w:w="80" w:type="dxa"/>
@@ -2736,7 +2736,7 @@
         </w:tc>
         <w:tc>
           <w:tcPr>
-            <w:tcW w:w="1496" w:type="dxa"/>
+            <w:tcW w:w="1495" w:type="dxa"/>
             <w:shd w:val="clear" w:color="auto" w:fill="D9D9D9"/>
             <w:tcMar>
               <w:top w:w="80" w:type="dxa"/>
@@ -2790,7 +2790,7 @@
         </w:tc>
         <w:tc>
           <w:tcPr>
-            <w:tcW w:w="899" w:type="dxa"/>
+            <w:tcW w:w="848" w:type="dxa"/>
             <w:shd w:val="clear" w:color="auto" w:fill="D9D9D9"/>
             <w:tcMar>
               <w:top w:w="80" w:type="dxa"/>
@@ -2817,7 +2817,7 @@
         </w:tc>
         <w:tc>
           <w:tcPr>
-            <w:tcW w:w="3189" w:type="dxa"/>
+            <w:tcW w:w="2713" w:type="dxa"/>
             <w:shd w:val="clear" w:color="auto" w:fill="D9D9D9"/>
             <w:tcMar>
               <w:top w:w="80" w:type="dxa"/>
@@ -2844,7 +2844,7 @@
         </w:tc>
         <w:tc>
           <w:tcPr>
-            <w:tcW w:w="1198" w:type="dxa"/>
+            <w:tcW w:w="1093" w:type="dxa"/>
             <w:shd w:val="clear" w:color="auto" w:fill="D9D9D9"/>
             <w:tcMar>
               <w:top w:w="80" w:type="dxa"/>
@@ -2873,7 +2873,7 @@
       <w:tr>
         <w:tc>
           <w:tcPr>
-            <w:tcW w:w="1595" w:type="dxa"/>
+            <w:tcW w:w="2228" w:type="dxa"/>
             <w:tcMar>
               <w:top w:w="80" w:type="dxa"/>
               <w:left w:w="100" w:type="dxa"/>
@@ -2893,7 +2893,7 @@
         </w:tc>
         <w:tc>
           <w:tcPr>
-            <w:tcW w:w="1496" w:type="dxa"/>
+            <w:tcW w:w="1495" w:type="dxa"/>
             <w:tcMar>
               <w:top w:w="80" w:type="dxa"/>
               <w:left w:w="100" w:type="dxa"/>
@@ -2930,7 +2930,7 @@
         </w:tc>
         <w:tc>
           <w:tcPr>
-            <w:tcW w:w="899" w:type="dxa"/>
+            <w:tcW w:w="848" w:type="dxa"/>
             <w:tcMar>
               <w:top w:w="80" w:type="dxa"/>
               <w:left w:w="100" w:type="dxa"/>
@@ -2950,7 +2950,7 @@
         </w:tc>
         <w:tc>
           <w:tcPr>
-            <w:tcW w:w="3189" w:type="dxa"/>
+            <w:tcW w:w="2713" w:type="dxa"/>
             <w:tcMar>
               <w:top w:w="80" w:type="dxa"/>
               <w:left w:w="100" w:type="dxa"/>
@@ -2970,7 +2970,7 @@
         </w:tc>
         <w:tc>
           <w:tcPr>
-            <w:tcW w:w="1198" w:type="dxa"/>
+            <w:tcW w:w="1093" w:type="dxa"/>
             <w:tcMar>
               <w:top w:w="80" w:type="dxa"/>
               <w:left w:w="100" w:type="dxa"/>
@@ -2992,7 +2992,7 @@
       <w:tr>
         <w:tc>
           <w:tcPr>
-            <w:tcW w:w="1595" w:type="dxa"/>
+            <w:tcW w:w="2228" w:type="dxa"/>
             <w:tcMar>
               <w:top w:w="80" w:type="dxa"/>
               <w:left w:w="100" w:type="dxa"/>
@@ -3012,7 +3012,7 @@
         </w:tc>
         <w:tc>
           <w:tcPr>
-            <w:tcW w:w="1496" w:type="dxa"/>
+            <w:tcW w:w="1495" w:type="dxa"/>
             <w:tcMar>
               <w:top w:w="80" w:type="dxa"/>
               <w:left w:w="100" w:type="dxa"/>
@@ -3052,7 +3052,7 @@
         </w:tc>
         <w:tc>
           <w:tcPr>
-            <w:tcW w:w="899" w:type="dxa"/>
+            <w:tcW w:w="848" w:type="dxa"/>
             <w:tcMar>
               <w:top w:w="80" w:type="dxa"/>
               <w:left w:w="100" w:type="dxa"/>
@@ -3072,7 +3072,7 @@
         </w:tc>
         <w:tc>
           <w:tcPr>
-            <w:tcW w:w="3189" w:type="dxa"/>
+            <w:tcW w:w="2713" w:type="dxa"/>
             <w:tcMar>
               <w:top w:w="80" w:type="dxa"/>
               <w:left w:w="100" w:type="dxa"/>
@@ -3092,7 +3092,7 @@
         </w:tc>
         <w:tc>
           <w:tcPr>
-            <w:tcW w:w="1198" w:type="dxa"/>
+            <w:tcW w:w="1093" w:type="dxa"/>
             <w:tcMar>
               <w:top w:w="80" w:type="dxa"/>
               <w:left w:w="100" w:type="dxa"/>
@@ -3111,7 +3111,7 @@
       <w:tr>
         <w:tc>
           <w:tcPr>
-            <w:tcW w:w="1595" w:type="dxa"/>
+            <w:tcW w:w="2228" w:type="dxa"/>
             <w:tcMar>
               <w:top w:w="80" w:type="dxa"/>
               <w:left w:w="100" w:type="dxa"/>
@@ -3131,7 +3131,7 @@
         </w:tc>
         <w:tc>
           <w:tcPr>
-            <w:tcW w:w="1496" w:type="dxa"/>
+            <w:tcW w:w="1495" w:type="dxa"/>
             <w:tcMar>
               <w:top w:w="80" w:type="dxa"/>
               <w:left w:w="100" w:type="dxa"/>
@@ -3171,7 +3171,7 @@
         </w:tc>
         <w:tc>
           <w:tcPr>
-            <w:tcW w:w="899" w:type="dxa"/>
+            <w:tcW w:w="848" w:type="dxa"/>
             <w:tcMar>
               <w:top w:w="80" w:type="dxa"/>
               <w:left w:w="100" w:type="dxa"/>
@@ -3191,7 +3191,7 @@
         </w:tc>
         <w:tc>
           <w:tcPr>
-            <w:tcW w:w="3189" w:type="dxa"/>
+            <w:tcW w:w="2713" w:type="dxa"/>
             <w:tcMar>
               <w:top w:w="80" w:type="dxa"/>
               <w:left w:w="100" w:type="dxa"/>
@@ -3211,7 +3211,7 @@
         </w:tc>
         <w:tc>
           <w:tcPr>
-            <w:tcW w:w="1198" w:type="dxa"/>
+            <w:tcW w:w="1093" w:type="dxa"/>
             <w:tcMar>
               <w:top w:w="80" w:type="dxa"/>
               <w:left w:w="100" w:type="dxa"/>
@@ -3230,7 +3230,7 @@
       <w:tr>
         <w:tc>
           <w:tcPr>
-            <w:tcW w:w="1595" w:type="dxa"/>
+            <w:tcW w:w="2228" w:type="dxa"/>
             <w:tcMar>
               <w:top w:w="80" w:type="dxa"/>
               <w:left w:w="100" w:type="dxa"/>
@@ -3250,7 +3250,7 @@
         </w:tc>
         <w:tc>
           <w:tcPr>
-            <w:tcW w:w="1496" w:type="dxa"/>
+            <w:tcW w:w="1495" w:type="dxa"/>
             <w:tcMar>
               <w:top w:w="80" w:type="dxa"/>
               <w:left w:w="100" w:type="dxa"/>
@@ -3287,7 +3287,7 @@
         </w:tc>
         <w:tc>
           <w:tcPr>
-            <w:tcW w:w="899" w:type="dxa"/>
+            <w:tcW w:w="848" w:type="dxa"/>
             <w:tcMar>
               <w:top w:w="80" w:type="dxa"/>
               <w:left w:w="100" w:type="dxa"/>
@@ -3307,7 +3307,7 @@
         </w:tc>
         <w:tc>
           <w:tcPr>
-            <w:tcW w:w="3189" w:type="dxa"/>
+            <w:tcW w:w="2713" w:type="dxa"/>
             <w:tcMar>
               <w:top w:w="80" w:type="dxa"/>
               <w:left w:w="100" w:type="dxa"/>
@@ -3327,7 +3327,7 @@
         </w:tc>
         <w:tc>
           <w:tcPr>
-            <w:tcW w:w="1198" w:type="dxa"/>
+            <w:tcW w:w="1093" w:type="dxa"/>
             <w:tcMar>
               <w:top w:w="80" w:type="dxa"/>
               <w:left w:w="100" w:type="dxa"/>
@@ -3346,7 +3346,7 @@
       <w:tr>
         <w:tc>
           <w:tcPr>
-            <w:tcW w:w="1595" w:type="dxa"/>
+            <w:tcW w:w="2228" w:type="dxa"/>
             <w:tcMar>
               <w:top w:w="80" w:type="dxa"/>
               <w:left w:w="100" w:type="dxa"/>
@@ -3366,7 +3366,7 @@
         </w:tc>
         <w:tc>
           <w:tcPr>
-            <w:tcW w:w="1496" w:type="dxa"/>
+            <w:tcW w:w="1495" w:type="dxa"/>
             <w:tcMar>
               <w:top w:w="80" w:type="dxa"/>
               <w:left w:w="100" w:type="dxa"/>
@@ -3403,7 +3403,7 @@
         </w:tc>
         <w:tc>
           <w:tcPr>
-            <w:tcW w:w="899" w:type="dxa"/>
+            <w:tcW w:w="848" w:type="dxa"/>
             <w:tcMar>
               <w:top w:w="80" w:type="dxa"/>
               <w:left w:w="100" w:type="dxa"/>
@@ -3423,7 +3423,7 @@
         </w:tc>
         <w:tc>
           <w:tcPr>
-            <w:tcW w:w="3189" w:type="dxa"/>
+            <w:tcW w:w="2713" w:type="dxa"/>
             <w:tcMar>
               <w:top w:w="80" w:type="dxa"/>
               <w:left w:w="100" w:type="dxa"/>
@@ -3443,7 +3443,7 @@
         </w:tc>
         <w:tc>
           <w:tcPr>
-            <w:tcW w:w="1198" w:type="dxa"/>
+            <w:tcW w:w="1093" w:type="dxa"/>
             <w:tcMar>
               <w:top w:w="80" w:type="dxa"/>
               <w:left w:w="100" w:type="dxa"/>
@@ -3462,7 +3462,7 @@
       <w:tr>
         <w:tc>
           <w:tcPr>
-            <w:tcW w:w="1595" w:type="dxa"/>
+            <w:tcW w:w="2228" w:type="dxa"/>
             <w:tcMar>
               <w:top w:w="80" w:type="dxa"/>
               <w:left w:w="100" w:type="dxa"/>
@@ -3482,7 +3482,7 @@
         </w:tc>
         <w:tc>
           <w:tcPr>
-            <w:tcW w:w="1496" w:type="dxa"/>
+            <w:tcW w:w="1495" w:type="dxa"/>
             <w:tcMar>
               <w:top w:w="80" w:type="dxa"/>
               <w:left w:w="100" w:type="dxa"/>
@@ -3519,7 +3519,7 @@
         </w:tc>
         <w:tc>
           <w:tcPr>
-            <w:tcW w:w="899" w:type="dxa"/>
+            <w:tcW w:w="848" w:type="dxa"/>
             <w:tcMar>
               <w:top w:w="80" w:type="dxa"/>
               <w:left w:w="100" w:type="dxa"/>
@@ -3539,7 +3539,7 @@
         </w:tc>
         <w:tc>
           <w:tcPr>
-            <w:tcW w:w="3189" w:type="dxa"/>
+            <w:tcW w:w="2713" w:type="dxa"/>
             <w:tcMar>
               <w:top w:w="80" w:type="dxa"/>
               <w:left w:w="100" w:type="dxa"/>
@@ -3559,7 +3559,7 @@
         </w:tc>
         <w:tc>
           <w:tcPr>
-            <w:tcW w:w="1198" w:type="dxa"/>
+            <w:tcW w:w="1093" w:type="dxa"/>
             <w:tcMar>
               <w:top w:w="80" w:type="dxa"/>
               <w:left w:w="100" w:type="dxa"/>
@@ -3578,7 +3578,7 @@
       <w:tr>
         <w:tc>
           <w:tcPr>
-            <w:tcW w:w="1595" w:type="dxa"/>
+            <w:tcW w:w="2228" w:type="dxa"/>
             <w:tcMar>
               <w:top w:w="80" w:type="dxa"/>
               <w:left w:w="100" w:type="dxa"/>
@@ -3598,7 +3598,7 @@
         </w:tc>
         <w:tc>
           <w:tcPr>
-            <w:tcW w:w="1496" w:type="dxa"/>
+            <w:tcW w:w="1495" w:type="dxa"/>
             <w:tcMar>
               <w:top w:w="80" w:type="dxa"/>
               <w:left w:w="100" w:type="dxa"/>
@@ -3635,7 +3635,7 @@
         </w:tc>
         <w:tc>
           <w:tcPr>
-            <w:tcW w:w="899" w:type="dxa"/>
+            <w:tcW w:w="848" w:type="dxa"/>
             <w:tcMar>
               <w:top w:w="80" w:type="dxa"/>
               <w:left w:w="100" w:type="dxa"/>
@@ -3655,7 +3655,7 @@
         </w:tc>
         <w:tc>
           <w:tcPr>
-            <w:tcW w:w="3189" w:type="dxa"/>
+            <w:tcW w:w="2713" w:type="dxa"/>
             <w:tcMar>
               <w:top w:w="80" w:type="dxa"/>
               <w:left w:w="100" w:type="dxa"/>
@@ -3675,7 +3675,7 @@
         </w:tc>
         <w:tc>
           <w:tcPr>
-            <w:tcW w:w="1198" w:type="dxa"/>
+            <w:tcW w:w="1093" w:type="dxa"/>
             <w:tcMar>
               <w:top w:w="80" w:type="dxa"/>
               <w:left w:w="100" w:type="dxa"/>
@@ -3694,7 +3694,7 @@
       <w:tr>
         <w:tc>
           <w:tcPr>
-            <w:tcW w:w="1595" w:type="dxa"/>
+            <w:tcW w:w="2228" w:type="dxa"/>
             <w:tcMar>
               <w:top w:w="80" w:type="dxa"/>
               <w:left w:w="100" w:type="dxa"/>
@@ -3714,7 +3714,7 @@
         </w:tc>
         <w:tc>
           <w:tcPr>
-            <w:tcW w:w="1496" w:type="dxa"/>
+            <w:tcW w:w="1495" w:type="dxa"/>
             <w:tcMar>
               <w:top w:w="80" w:type="dxa"/>
               <w:left w:w="100" w:type="dxa"/>
@@ -3751,7 +3751,7 @@
         </w:tc>
         <w:tc>
           <w:tcPr>
-            <w:tcW w:w="899" w:type="dxa"/>
+            <w:tcW w:w="848" w:type="dxa"/>
             <w:tcMar>
               <w:top w:w="80" w:type="dxa"/>
               <w:left w:w="100" w:type="dxa"/>
@@ -3771,7 +3771,7 @@
         </w:tc>
         <w:tc>
           <w:tcPr>
-            <w:tcW w:w="3189" w:type="dxa"/>
+            <w:tcW w:w="2713" w:type="dxa"/>
             <w:tcMar>
               <w:top w:w="80" w:type="dxa"/>
               <w:left w:w="100" w:type="dxa"/>
@@ -3791,7 +3791,126 @@
         </w:tc>
         <w:tc>
           <w:tcPr>
-            <w:tcW w:w="1198" w:type="dxa"/>
+            <w:tcW w:w="1093" w:type="dxa"/>
+            <w:tcMar>
+              <w:top w:w="80" w:type="dxa"/>
+              <w:left w:w="100" w:type="dxa"/>
+              <w:bottom w:w="80" w:type="dxa"/>
+              <w:right w:w="100" w:type="dxa"/>
+            </w:tcMar>
+            <w:vAlign w:val="center"/>
+          </w:tcPr>
+          <w:p>
+            <w:pPr>
+              <w:spacing w:line="276" w:lineRule="auto"/>
+            </w:pPr>
+          </w:p>
+        </w:tc>
+      </w:tr>
+      <w:tr>
+        <w:tc>
+          <w:tcPr>
+            <w:tcW w:w="2228" w:type="dxa"/>
+            <w:tcMar>
+              <w:top w:w="80" w:type="dxa"/>
+              <w:left w:w="100" w:type="dxa"/>
+              <w:bottom w:w="80" w:type="dxa"/>
+              <w:right w:w="100" w:type="dxa"/>
+            </w:tcMar>
+            <w:vAlign w:val="center"/>
+          </w:tcPr>
+          <w:p>
+            <w:pPr>
+              <w:spacing w:line="276" w:lineRule="auto"/>
+            </w:pPr>
+            <w:r>
+              <w:t>DIA_UTIL</w:t>
+            </w:r>
+          </w:p>
+        </w:tc>
+        <w:tc>
+          <w:tcPr>
+            <w:tcW w:w="1495" w:type="dxa"/>
+            <w:tcMar>
+              <w:top w:w="80" w:type="dxa"/>
+              <w:left w:w="100" w:type="dxa"/>
+              <w:bottom w:w="80" w:type="dxa"/>
+              <w:right w:w="100" w:type="dxa"/>
+            </w:tcMar>
+            <w:vAlign w:val="center"/>
+          </w:tcPr>
+          <w:p>
+            <w:pPr>
+              <w:spacing w:line="276" w:lineRule="auto"/>
+            </w:pPr>
+            <w:r>
+              <w:t>VARCHAR2</w:t>
+            </w:r>
+          </w:p>
+        </w:tc>
+        <w:tc>
+          <w:tcPr>
+            <w:tcW w:w="1023" w:type="dxa"/>
+            <w:tcMar>
+              <w:top w:w="80" w:type="dxa"/>
+              <w:left w:w="100" w:type="dxa"/>
+              <w:bottom w:w="80" w:type="dxa"/>
+              <w:right w:w="100" w:type="dxa"/>
+            </w:tcMar>
+            <w:vAlign w:val="center"/>
+          </w:tcPr>
+          <w:p>
+            <w:pPr>
+              <w:spacing w:line="276" w:lineRule="auto"/>
+            </w:pPr>
+            <w:r>
+              <w:t>1</w:t>
+            </w:r>
+          </w:p>
+        </w:tc>
+        <w:tc>
+          <w:tcPr>
+            <w:tcW w:w="848" w:type="dxa"/>
+            <w:tcMar>
+              <w:top w:w="80" w:type="dxa"/>
+              <w:left w:w="100" w:type="dxa"/>
+              <w:bottom w:w="80" w:type="dxa"/>
+              <w:right w:w="100" w:type="dxa"/>
+            </w:tcMar>
+            <w:vAlign w:val="center"/>
+          </w:tcPr>
+          <w:p>
+            <w:pPr>
+              <w:spacing w:line="276" w:lineRule="auto"/>
+            </w:pPr>
+            <w:r>
+              <w:t>N</w:t>
+            </w:r>
+          </w:p>
+        </w:tc>
+        <w:tc>
+          <w:tcPr>
+            <w:tcW w:w="2713" w:type="dxa"/>
+            <w:tcMar>
+              <w:top w:w="80" w:type="dxa"/>
+              <w:left w:w="100" w:type="dxa"/>
+              <w:bottom w:w="80" w:type="dxa"/>
+              <w:right w:w="100" w:type="dxa"/>
+            </w:tcMar>
+            <w:vAlign w:val="center"/>
+          </w:tcPr>
+          <w:p>
+            <w:pPr>
+              <w:spacing w:line="276" w:lineRule="auto"/>
+            </w:pPr>
+            <w:r>
+              <w:t>Índice confirmando se a antecedência conta apenas dia útil.</w:t>
+            </w:r>
+          </w:p>
+        </w:tc>
+        <w:tc>
+          <w:tcPr>
+            <w:tcW w:w="1093" w:type="dxa"/>
             <w:tcMar>
               <w:top w:w="80" w:type="dxa"/>
               <w:left w:w="100" w:type="dxa"/>
@@ -4483,7 +4602,7 @@
         </w:trPr>
         <w:tc>
           <w:tcPr>
-            <w:tcW w:w="1595" w:type="dxa"/>
+            <w:tcW w:w="2774" w:type="dxa"/>
             <w:shd w:val="clear" w:color="auto" w:fill="D9D9D9"/>
             <w:tcMar>
               <w:top w:w="80" w:type="dxa"/>
@@ -4504,13 +4623,14 @@
                 <w:sz w:val="20"/>
                 <w:szCs w:val="20"/>
               </w:rPr>
+              <w:lastRenderedPageBreak/>
               <w:t>Coluna</w:t>
             </w:r>
           </w:p>
         </w:tc>
         <w:tc>
           <w:tcPr>
-            <w:tcW w:w="1496" w:type="dxa"/>
+            <w:tcW w:w="1494" w:type="dxa"/>
             <w:shd w:val="clear" w:color="auto" w:fill="D9D9D9"/>
             <w:tcMar>
               <w:top w:w="80" w:type="dxa"/>
@@ -4564,7 +4684,7 @@
         </w:tc>
         <w:tc>
           <w:tcPr>
-            <w:tcW w:w="899" w:type="dxa"/>
+            <w:tcW w:w="792" w:type="dxa"/>
             <w:shd w:val="clear" w:color="auto" w:fill="D9D9D9"/>
             <w:tcMar>
               <w:top w:w="80" w:type="dxa"/>
@@ -4591,7 +4711,7 @@
         </w:tc>
         <w:tc>
           <w:tcPr>
-            <w:tcW w:w="3189" w:type="dxa"/>
+            <w:tcW w:w="2341" w:type="dxa"/>
             <w:shd w:val="clear" w:color="auto" w:fill="D9D9D9"/>
             <w:tcMar>
               <w:top w:w="80" w:type="dxa"/>
@@ -4618,7 +4738,7 @@
         </w:tc>
         <w:tc>
           <w:tcPr>
-            <w:tcW w:w="1198" w:type="dxa"/>
+            <w:tcW w:w="976" w:type="dxa"/>
             <w:shd w:val="clear" w:color="auto" w:fill="D9D9D9"/>
             <w:tcMar>
               <w:top w:w="80" w:type="dxa"/>
@@ -4647,7 +4767,7 @@
       <w:tr>
         <w:tc>
           <w:tcPr>
-            <w:tcW w:w="1595" w:type="dxa"/>
+            <w:tcW w:w="2774" w:type="dxa"/>
             <w:tcMar>
               <w:top w:w="80" w:type="dxa"/>
               <w:left w:w="100" w:type="dxa"/>
@@ -4667,7 +4787,7 @@
         </w:tc>
         <w:tc>
           <w:tcPr>
-            <w:tcW w:w="1496" w:type="dxa"/>
+            <w:tcW w:w="1494" w:type="dxa"/>
             <w:tcMar>
               <w:top w:w="80" w:type="dxa"/>
               <w:left w:w="100" w:type="dxa"/>
@@ -4704,7 +4824,7 @@
         </w:tc>
         <w:tc>
           <w:tcPr>
-            <w:tcW w:w="899" w:type="dxa"/>
+            <w:tcW w:w="792" w:type="dxa"/>
             <w:tcMar>
               <w:top w:w="80" w:type="dxa"/>
               <w:left w:w="100" w:type="dxa"/>
@@ -4724,7 +4844,7 @@
         </w:tc>
         <w:tc>
           <w:tcPr>
-            <w:tcW w:w="3189" w:type="dxa"/>
+            <w:tcW w:w="2341" w:type="dxa"/>
             <w:tcMar>
               <w:top w:w="80" w:type="dxa"/>
               <w:left w:w="100" w:type="dxa"/>
@@ -4744,7 +4864,7 @@
         </w:tc>
         <w:tc>
           <w:tcPr>
-            <w:tcW w:w="1198" w:type="dxa"/>
+            <w:tcW w:w="976" w:type="dxa"/>
             <w:tcMar>
               <w:top w:w="80" w:type="dxa"/>
               <w:left w:w="100" w:type="dxa"/>
@@ -4766,28 +4886,27 @@
       <w:tr>
         <w:tc>
           <w:tcPr>
-            <w:tcW w:w="1595" w:type="dxa"/>
-            <w:tcMar>
-              <w:top w:w="80" w:type="dxa"/>
-              <w:left w:w="100" w:type="dxa"/>
-              <w:bottom w:w="80" w:type="dxa"/>
-              <w:right w:w="100" w:type="dxa"/>
-            </w:tcMar>
-            <w:vAlign w:val="center"/>
-          </w:tcPr>
-          <w:p>
-            <w:pPr>
-              <w:spacing w:line="276" w:lineRule="auto"/>
-            </w:pPr>
-            <w:r>
-              <w:lastRenderedPageBreak/>
+            <w:tcW w:w="2774" w:type="dxa"/>
+            <w:tcMar>
+              <w:top w:w="80" w:type="dxa"/>
+              <w:left w:w="100" w:type="dxa"/>
+              <w:bottom w:w="80" w:type="dxa"/>
+              <w:right w:w="100" w:type="dxa"/>
+            </w:tcMar>
+            <w:vAlign w:val="center"/>
+          </w:tcPr>
+          <w:p>
+            <w:pPr>
+              <w:spacing w:line="276" w:lineRule="auto"/>
+            </w:pPr>
+            <w:r>
               <w:t>NOM_SOLICITANTE</w:t>
             </w:r>
           </w:p>
         </w:tc>
         <w:tc>
           <w:tcPr>
-            <w:tcW w:w="1496" w:type="dxa"/>
+            <w:tcW w:w="1494" w:type="dxa"/>
             <w:tcMar>
               <w:top w:w="80" w:type="dxa"/>
               <w:left w:w="100" w:type="dxa"/>
@@ -4827,7 +4946,7 @@
         </w:tc>
         <w:tc>
           <w:tcPr>
-            <w:tcW w:w="899" w:type="dxa"/>
+            <w:tcW w:w="792" w:type="dxa"/>
             <w:tcMar>
               <w:top w:w="80" w:type="dxa"/>
               <w:left w:w="100" w:type="dxa"/>
@@ -4847,7 +4966,7 @@
         </w:tc>
         <w:tc>
           <w:tcPr>
-            <w:tcW w:w="3189" w:type="dxa"/>
+            <w:tcW w:w="2341" w:type="dxa"/>
             <w:tcMar>
               <w:top w:w="80" w:type="dxa"/>
               <w:left w:w="100" w:type="dxa"/>
@@ -4867,7 +4986,7 @@
         </w:tc>
         <w:tc>
           <w:tcPr>
-            <w:tcW w:w="1198" w:type="dxa"/>
+            <w:tcW w:w="976" w:type="dxa"/>
             <w:tcMar>
               <w:top w:w="80" w:type="dxa"/>
               <w:left w:w="100" w:type="dxa"/>
@@ -4886,7 +5005,7 @@
       <w:tr>
         <w:tc>
           <w:tcPr>
-            <w:tcW w:w="1595" w:type="dxa"/>
+            <w:tcW w:w="2774" w:type="dxa"/>
             <w:tcMar>
               <w:top w:w="80" w:type="dxa"/>
               <w:left w:w="100" w:type="dxa"/>
@@ -4906,7 +5025,7 @@
         </w:tc>
         <w:tc>
           <w:tcPr>
-            <w:tcW w:w="1496" w:type="dxa"/>
+            <w:tcW w:w="1494" w:type="dxa"/>
             <w:tcMar>
               <w:top w:w="80" w:type="dxa"/>
               <w:left w:w="100" w:type="dxa"/>
@@ -4946,7 +5065,7 @@
         </w:tc>
         <w:tc>
           <w:tcPr>
-            <w:tcW w:w="899" w:type="dxa"/>
+            <w:tcW w:w="792" w:type="dxa"/>
             <w:tcMar>
               <w:top w:w="80" w:type="dxa"/>
               <w:left w:w="100" w:type="dxa"/>
@@ -4966,7 +5085,7 @@
         </w:tc>
         <w:tc>
           <w:tcPr>
-            <w:tcW w:w="3189" w:type="dxa"/>
+            <w:tcW w:w="2341" w:type="dxa"/>
             <w:tcMar>
               <w:top w:w="80" w:type="dxa"/>
               <w:left w:w="100" w:type="dxa"/>
@@ -4986,7 +5105,7 @@
         </w:tc>
         <w:tc>
           <w:tcPr>
-            <w:tcW w:w="1198" w:type="dxa"/>
+            <w:tcW w:w="976" w:type="dxa"/>
             <w:tcMar>
               <w:top w:w="80" w:type="dxa"/>
               <w:left w:w="100" w:type="dxa"/>
@@ -5005,7 +5124,7 @@
       <w:tr>
         <w:tc>
           <w:tcPr>
-            <w:tcW w:w="1595" w:type="dxa"/>
+            <w:tcW w:w="2774" w:type="dxa"/>
             <w:tcMar>
               <w:top w:w="80" w:type="dxa"/>
               <w:left w:w="100" w:type="dxa"/>
@@ -5025,7 +5144,7 @@
         </w:tc>
         <w:tc>
           <w:tcPr>
-            <w:tcW w:w="1496" w:type="dxa"/>
+            <w:tcW w:w="1494" w:type="dxa"/>
             <w:tcMar>
               <w:top w:w="80" w:type="dxa"/>
               <w:left w:w="100" w:type="dxa"/>
@@ -5065,7 +5184,7 @@
         </w:tc>
         <w:tc>
           <w:tcPr>
-            <w:tcW w:w="899" w:type="dxa"/>
+            <w:tcW w:w="792" w:type="dxa"/>
             <w:tcMar>
               <w:top w:w="80" w:type="dxa"/>
               <w:left w:w="100" w:type="dxa"/>
@@ -5085,7 +5204,7 @@
         </w:tc>
         <w:tc>
           <w:tcPr>
-            <w:tcW w:w="3189" w:type="dxa"/>
+            <w:tcW w:w="2341" w:type="dxa"/>
             <w:tcMar>
               <w:top w:w="80" w:type="dxa"/>
               <w:left w:w="100" w:type="dxa"/>
@@ -5105,7 +5224,7 @@
         </w:tc>
         <w:tc>
           <w:tcPr>
-            <w:tcW w:w="1198" w:type="dxa"/>
+            <w:tcW w:w="976" w:type="dxa"/>
             <w:tcMar>
               <w:top w:w="80" w:type="dxa"/>
               <w:left w:w="100" w:type="dxa"/>
@@ -5124,7 +5243,7 @@
       <w:tr>
         <w:tc>
           <w:tcPr>
-            <w:tcW w:w="1595" w:type="dxa"/>
+            <w:tcW w:w="2774" w:type="dxa"/>
             <w:tcMar>
               <w:top w:w="80" w:type="dxa"/>
               <w:left w:w="100" w:type="dxa"/>
@@ -5144,7 +5263,7 @@
         </w:tc>
         <w:tc>
           <w:tcPr>
-            <w:tcW w:w="1496" w:type="dxa"/>
+            <w:tcW w:w="1494" w:type="dxa"/>
             <w:tcMar>
               <w:top w:w="80" w:type="dxa"/>
               <w:left w:w="100" w:type="dxa"/>
@@ -5184,7 +5303,7 @@
         </w:tc>
         <w:tc>
           <w:tcPr>
-            <w:tcW w:w="899" w:type="dxa"/>
+            <w:tcW w:w="792" w:type="dxa"/>
             <w:tcMar>
               <w:top w:w="80" w:type="dxa"/>
               <w:left w:w="100" w:type="dxa"/>
@@ -5204,7 +5323,7 @@
         </w:tc>
         <w:tc>
           <w:tcPr>
-            <w:tcW w:w="3189" w:type="dxa"/>
+            <w:tcW w:w="2341" w:type="dxa"/>
             <w:tcMar>
               <w:top w:w="80" w:type="dxa"/>
               <w:left w:w="100" w:type="dxa"/>
@@ -5224,7 +5343,7 @@
         </w:tc>
         <w:tc>
           <w:tcPr>
-            <w:tcW w:w="1198" w:type="dxa"/>
+            <w:tcW w:w="976" w:type="dxa"/>
             <w:tcMar>
               <w:top w:w="80" w:type="dxa"/>
               <w:left w:w="100" w:type="dxa"/>
@@ -5243,7 +5362,7 @@
       <w:tr>
         <w:tc>
           <w:tcPr>
-            <w:tcW w:w="1595" w:type="dxa"/>
+            <w:tcW w:w="2774" w:type="dxa"/>
             <w:tcMar>
               <w:top w:w="80" w:type="dxa"/>
               <w:left w:w="100" w:type="dxa"/>
@@ -5263,7 +5382,7 @@
         </w:tc>
         <w:tc>
           <w:tcPr>
-            <w:tcW w:w="1496" w:type="dxa"/>
+            <w:tcW w:w="1494" w:type="dxa"/>
             <w:tcMar>
               <w:top w:w="80" w:type="dxa"/>
               <w:left w:w="100" w:type="dxa"/>
@@ -5300,7 +5419,7 @@
         </w:tc>
         <w:tc>
           <w:tcPr>
-            <w:tcW w:w="899" w:type="dxa"/>
+            <w:tcW w:w="792" w:type="dxa"/>
             <w:tcMar>
               <w:top w:w="80" w:type="dxa"/>
               <w:left w:w="100" w:type="dxa"/>
@@ -5320,7 +5439,7 @@
         </w:tc>
         <w:tc>
           <w:tcPr>
-            <w:tcW w:w="3189" w:type="dxa"/>
+            <w:tcW w:w="2341" w:type="dxa"/>
             <w:tcMar>
               <w:top w:w="80" w:type="dxa"/>
               <w:left w:w="100" w:type="dxa"/>
@@ -5340,7 +5459,7 @@
         </w:tc>
         <w:tc>
           <w:tcPr>
-            <w:tcW w:w="1198" w:type="dxa"/>
+            <w:tcW w:w="976" w:type="dxa"/>
             <w:tcMar>
               <w:top w:w="80" w:type="dxa"/>
               <w:left w:w="100" w:type="dxa"/>
@@ -5359,7 +5478,7 @@
       <w:tr>
         <w:tc>
           <w:tcPr>
-            <w:tcW w:w="1595" w:type="dxa"/>
+            <w:tcW w:w="2774" w:type="dxa"/>
             <w:tcMar>
               <w:top w:w="80" w:type="dxa"/>
               <w:left w:w="100" w:type="dxa"/>
@@ -5379,7 +5498,7 @@
         </w:tc>
         <w:tc>
           <w:tcPr>
-            <w:tcW w:w="1496" w:type="dxa"/>
+            <w:tcW w:w="1494" w:type="dxa"/>
             <w:tcMar>
               <w:top w:w="80" w:type="dxa"/>
               <w:left w:w="100" w:type="dxa"/>
@@ -5419,7 +5538,7 @@
         </w:tc>
         <w:tc>
           <w:tcPr>
-            <w:tcW w:w="899" w:type="dxa"/>
+            <w:tcW w:w="792" w:type="dxa"/>
             <w:tcMar>
               <w:top w:w="80" w:type="dxa"/>
               <w:left w:w="100" w:type="dxa"/>
@@ -5439,7 +5558,7 @@
         </w:tc>
         <w:tc>
           <w:tcPr>
-            <w:tcW w:w="3189" w:type="dxa"/>
+            <w:tcW w:w="2341" w:type="dxa"/>
             <w:tcMar>
               <w:top w:w="80" w:type="dxa"/>
               <w:left w:w="100" w:type="dxa"/>
@@ -5459,7 +5578,7 @@
         </w:tc>
         <w:tc>
           <w:tcPr>
-            <w:tcW w:w="1198" w:type="dxa"/>
+            <w:tcW w:w="976" w:type="dxa"/>
             <w:tcMar>
               <w:top w:w="80" w:type="dxa"/>
               <w:left w:w="100" w:type="dxa"/>
@@ -5478,7 +5597,7 @@
       <w:tr>
         <w:tc>
           <w:tcPr>
-            <w:tcW w:w="1595" w:type="dxa"/>
+            <w:tcW w:w="2774" w:type="dxa"/>
             <w:tcMar>
               <w:top w:w="80" w:type="dxa"/>
               <w:left w:w="100" w:type="dxa"/>
@@ -5498,7 +5617,7 @@
         </w:tc>
         <w:tc>
           <w:tcPr>
-            <w:tcW w:w="1496" w:type="dxa"/>
+            <w:tcW w:w="1494" w:type="dxa"/>
             <w:tcMar>
               <w:top w:w="80" w:type="dxa"/>
               <w:left w:w="100" w:type="dxa"/>
@@ -5538,7 +5657,7 @@
         </w:tc>
         <w:tc>
           <w:tcPr>
-            <w:tcW w:w="899" w:type="dxa"/>
+            <w:tcW w:w="792" w:type="dxa"/>
             <w:tcMar>
               <w:top w:w="80" w:type="dxa"/>
               <w:left w:w="100" w:type="dxa"/>
@@ -5558,7 +5677,7 @@
         </w:tc>
         <w:tc>
           <w:tcPr>
-            <w:tcW w:w="3189" w:type="dxa"/>
+            <w:tcW w:w="2341" w:type="dxa"/>
             <w:tcMar>
               <w:top w:w="80" w:type="dxa"/>
               <w:left w:w="100" w:type="dxa"/>
@@ -5578,7 +5697,7 @@
         </w:tc>
         <w:tc>
           <w:tcPr>
-            <w:tcW w:w="1198" w:type="dxa"/>
+            <w:tcW w:w="976" w:type="dxa"/>
             <w:tcMar>
               <w:top w:w="80" w:type="dxa"/>
               <w:left w:w="100" w:type="dxa"/>
@@ -5597,7 +5716,7 @@
       <w:tr>
         <w:tc>
           <w:tcPr>
-            <w:tcW w:w="1595" w:type="dxa"/>
+            <w:tcW w:w="2774" w:type="dxa"/>
             <w:tcMar>
               <w:top w:w="80" w:type="dxa"/>
               <w:left w:w="100" w:type="dxa"/>
@@ -5617,7 +5736,7 @@
         </w:tc>
         <w:tc>
           <w:tcPr>
-            <w:tcW w:w="1496" w:type="dxa"/>
+            <w:tcW w:w="1494" w:type="dxa"/>
             <w:tcMar>
               <w:top w:w="80" w:type="dxa"/>
               <w:left w:w="100" w:type="dxa"/>
@@ -5657,7 +5776,7 @@
         </w:tc>
         <w:tc>
           <w:tcPr>
-            <w:tcW w:w="899" w:type="dxa"/>
+            <w:tcW w:w="792" w:type="dxa"/>
             <w:tcMar>
               <w:top w:w="80" w:type="dxa"/>
               <w:left w:w="100" w:type="dxa"/>
@@ -5677,7 +5796,7 @@
         </w:tc>
         <w:tc>
           <w:tcPr>
-            <w:tcW w:w="3189" w:type="dxa"/>
+            <w:tcW w:w="2341" w:type="dxa"/>
             <w:tcMar>
               <w:top w:w="80" w:type="dxa"/>
               <w:left w:w="100" w:type="dxa"/>
@@ -5697,7 +5816,7 @@
         </w:tc>
         <w:tc>
           <w:tcPr>
-            <w:tcW w:w="1198" w:type="dxa"/>
+            <w:tcW w:w="976" w:type="dxa"/>
             <w:tcMar>
               <w:top w:w="80" w:type="dxa"/>
               <w:left w:w="100" w:type="dxa"/>
@@ -5716,7 +5835,7 @@
       <w:tr>
         <w:tc>
           <w:tcPr>
-            <w:tcW w:w="1595" w:type="dxa"/>
+            <w:tcW w:w="2774" w:type="dxa"/>
             <w:tcMar>
               <w:top w:w="80" w:type="dxa"/>
               <w:left w:w="100" w:type="dxa"/>
@@ -5736,7 +5855,7 @@
         </w:tc>
         <w:tc>
           <w:tcPr>
-            <w:tcW w:w="1496" w:type="dxa"/>
+            <w:tcW w:w="1494" w:type="dxa"/>
             <w:tcMar>
               <w:top w:w="80" w:type="dxa"/>
               <w:left w:w="100" w:type="dxa"/>
@@ -5773,7 +5892,7 @@
         </w:tc>
         <w:tc>
           <w:tcPr>
-            <w:tcW w:w="899" w:type="dxa"/>
+            <w:tcW w:w="792" w:type="dxa"/>
             <w:tcMar>
               <w:top w:w="80" w:type="dxa"/>
               <w:left w:w="100" w:type="dxa"/>
@@ -5793,7 +5912,7 @@
         </w:tc>
         <w:tc>
           <w:tcPr>
-            <w:tcW w:w="3189" w:type="dxa"/>
+            <w:tcW w:w="2341" w:type="dxa"/>
             <w:tcMar>
               <w:top w:w="80" w:type="dxa"/>
               <w:left w:w="100" w:type="dxa"/>
@@ -5813,7 +5932,7 @@
         </w:tc>
         <w:tc>
           <w:tcPr>
-            <w:tcW w:w="1198" w:type="dxa"/>
+            <w:tcW w:w="976" w:type="dxa"/>
             <w:tcMar>
               <w:top w:w="80" w:type="dxa"/>
               <w:left w:w="100" w:type="dxa"/>
@@ -5832,7 +5951,7 @@
       <w:tr>
         <w:tc>
           <w:tcPr>
-            <w:tcW w:w="1595" w:type="dxa"/>
+            <w:tcW w:w="2774" w:type="dxa"/>
             <w:tcMar>
               <w:top w:w="80" w:type="dxa"/>
               <w:left w:w="100" w:type="dxa"/>
@@ -5852,7 +5971,7 @@
         </w:tc>
         <w:tc>
           <w:tcPr>
-            <w:tcW w:w="1496" w:type="dxa"/>
+            <w:tcW w:w="1494" w:type="dxa"/>
             <w:tcMar>
               <w:top w:w="80" w:type="dxa"/>
               <w:left w:w="100" w:type="dxa"/>
@@ -5892,7 +6011,7 @@
         </w:tc>
         <w:tc>
           <w:tcPr>
-            <w:tcW w:w="899" w:type="dxa"/>
+            <w:tcW w:w="792" w:type="dxa"/>
             <w:tcMar>
               <w:top w:w="80" w:type="dxa"/>
               <w:left w:w="100" w:type="dxa"/>
@@ -5912,7 +6031,7 @@
         </w:tc>
         <w:tc>
           <w:tcPr>
-            <w:tcW w:w="3189" w:type="dxa"/>
+            <w:tcW w:w="2341" w:type="dxa"/>
             <w:tcMar>
               <w:top w:w="80" w:type="dxa"/>
               <w:left w:w="100" w:type="dxa"/>
@@ -5932,7 +6051,7 @@
         </w:tc>
         <w:tc>
           <w:tcPr>
-            <w:tcW w:w="1198" w:type="dxa"/>
+            <w:tcW w:w="976" w:type="dxa"/>
             <w:tcMar>
               <w:top w:w="80" w:type="dxa"/>
               <w:left w:w="100" w:type="dxa"/>
@@ -5951,7 +6070,7 @@
       <w:tr>
         <w:tc>
           <w:tcPr>
-            <w:tcW w:w="1595" w:type="dxa"/>
+            <w:tcW w:w="2774" w:type="dxa"/>
             <w:tcMar>
               <w:top w:w="80" w:type="dxa"/>
               <w:left w:w="100" w:type="dxa"/>
@@ -5971,7 +6090,7 @@
         </w:tc>
         <w:tc>
           <w:tcPr>
-            <w:tcW w:w="1496" w:type="dxa"/>
+            <w:tcW w:w="1494" w:type="dxa"/>
             <w:tcMar>
               <w:top w:w="80" w:type="dxa"/>
               <w:left w:w="100" w:type="dxa"/>
@@ -6011,7 +6130,7 @@
         </w:tc>
         <w:tc>
           <w:tcPr>
-            <w:tcW w:w="899" w:type="dxa"/>
+            <w:tcW w:w="792" w:type="dxa"/>
             <w:tcMar>
               <w:top w:w="80" w:type="dxa"/>
               <w:left w:w="100" w:type="dxa"/>
@@ -6031,7 +6150,7 @@
         </w:tc>
         <w:tc>
           <w:tcPr>
-            <w:tcW w:w="3189" w:type="dxa"/>
+            <w:tcW w:w="2341" w:type="dxa"/>
             <w:tcMar>
               <w:top w:w="80" w:type="dxa"/>
               <w:left w:w="100" w:type="dxa"/>
@@ -6051,7 +6170,7 @@
         </w:tc>
         <w:tc>
           <w:tcPr>
-            <w:tcW w:w="1198" w:type="dxa"/>
+            <w:tcW w:w="976" w:type="dxa"/>
             <w:tcMar>
               <w:top w:w="80" w:type="dxa"/>
               <w:left w:w="100" w:type="dxa"/>
@@ -6070,7 +6189,7 @@
       <w:tr>
         <w:tc>
           <w:tcPr>
-            <w:tcW w:w="1595" w:type="dxa"/>
+            <w:tcW w:w="2774" w:type="dxa"/>
             <w:tcMar>
               <w:top w:w="80" w:type="dxa"/>
               <w:left w:w="100" w:type="dxa"/>
@@ -6090,7 +6209,7 @@
         </w:tc>
         <w:tc>
           <w:tcPr>
-            <w:tcW w:w="1496" w:type="dxa"/>
+            <w:tcW w:w="1494" w:type="dxa"/>
             <w:tcMar>
               <w:top w:w="80" w:type="dxa"/>
               <w:left w:w="100" w:type="dxa"/>
@@ -6130,7 +6249,7 @@
         </w:tc>
         <w:tc>
           <w:tcPr>
-            <w:tcW w:w="899" w:type="dxa"/>
+            <w:tcW w:w="792" w:type="dxa"/>
             <w:tcMar>
               <w:top w:w="80" w:type="dxa"/>
               <w:left w:w="100" w:type="dxa"/>
@@ -6150,7 +6269,7 @@
         </w:tc>
         <w:tc>
           <w:tcPr>
-            <w:tcW w:w="3189" w:type="dxa"/>
+            <w:tcW w:w="2341" w:type="dxa"/>
             <w:tcMar>
               <w:top w:w="80" w:type="dxa"/>
               <w:left w:w="100" w:type="dxa"/>
@@ -6170,7 +6289,7 @@
         </w:tc>
         <w:tc>
           <w:tcPr>
-            <w:tcW w:w="1198" w:type="dxa"/>
+            <w:tcW w:w="976" w:type="dxa"/>
             <w:tcMar>
               <w:top w:w="80" w:type="dxa"/>
               <w:left w:w="100" w:type="dxa"/>
@@ -6189,7 +6308,7 @@
       <w:tr>
         <w:tc>
           <w:tcPr>
-            <w:tcW w:w="1595" w:type="dxa"/>
+            <w:tcW w:w="2774" w:type="dxa"/>
             <w:tcMar>
               <w:top w:w="80" w:type="dxa"/>
               <w:left w:w="100" w:type="dxa"/>
@@ -6209,7 +6328,7 @@
         </w:tc>
         <w:tc>
           <w:tcPr>
-            <w:tcW w:w="1496" w:type="dxa"/>
+            <w:tcW w:w="1494" w:type="dxa"/>
             <w:tcMar>
               <w:top w:w="80" w:type="dxa"/>
               <w:left w:w="100" w:type="dxa"/>
@@ -6249,7 +6368,7 @@
         </w:tc>
         <w:tc>
           <w:tcPr>
-            <w:tcW w:w="899" w:type="dxa"/>
+            <w:tcW w:w="792" w:type="dxa"/>
             <w:tcMar>
               <w:top w:w="80" w:type="dxa"/>
               <w:left w:w="100" w:type="dxa"/>
@@ -6269,7 +6388,7 @@
         </w:tc>
         <w:tc>
           <w:tcPr>
-            <w:tcW w:w="3189" w:type="dxa"/>
+            <w:tcW w:w="2341" w:type="dxa"/>
             <w:tcMar>
               <w:top w:w="80" w:type="dxa"/>
               <w:left w:w="100" w:type="dxa"/>
@@ -6289,7 +6408,7 @@
         </w:tc>
         <w:tc>
           <w:tcPr>
-            <w:tcW w:w="1198" w:type="dxa"/>
+            <w:tcW w:w="976" w:type="dxa"/>
             <w:tcMar>
               <w:top w:w="80" w:type="dxa"/>
               <w:left w:w="100" w:type="dxa"/>
@@ -6308,27 +6427,28 @@
       <w:tr>
         <w:tc>
           <w:tcPr>
-            <w:tcW w:w="1595" w:type="dxa"/>
-            <w:tcMar>
-              <w:top w:w="80" w:type="dxa"/>
-              <w:left w:w="100" w:type="dxa"/>
-              <w:bottom w:w="80" w:type="dxa"/>
-              <w:right w:w="100" w:type="dxa"/>
-            </w:tcMar>
-            <w:vAlign w:val="center"/>
-          </w:tcPr>
-          <w:p>
-            <w:pPr>
-              <w:spacing w:line="276" w:lineRule="auto"/>
-            </w:pPr>
-            <w:r>
+            <w:tcW w:w="2774" w:type="dxa"/>
+            <w:tcMar>
+              <w:top w:w="80" w:type="dxa"/>
+              <w:left w:w="100" w:type="dxa"/>
+              <w:bottom w:w="80" w:type="dxa"/>
+              <w:right w:w="100" w:type="dxa"/>
+            </w:tcMar>
+            <w:vAlign w:val="center"/>
+          </w:tcPr>
+          <w:p>
+            <w:pPr>
+              <w:spacing w:line="276" w:lineRule="auto"/>
+            </w:pPr>
+            <w:r>
+              <w:lastRenderedPageBreak/>
               <w:t>NUP_DGER</w:t>
             </w:r>
           </w:p>
         </w:tc>
         <w:tc>
           <w:tcPr>
-            <w:tcW w:w="1496" w:type="dxa"/>
+            <w:tcW w:w="1494" w:type="dxa"/>
             <w:tcMar>
               <w:top w:w="80" w:type="dxa"/>
               <w:left w:w="100" w:type="dxa"/>
@@ -6368,7 +6488,7 @@
         </w:tc>
         <w:tc>
           <w:tcPr>
-            <w:tcW w:w="899" w:type="dxa"/>
+            <w:tcW w:w="792" w:type="dxa"/>
             <w:tcMar>
               <w:top w:w="80" w:type="dxa"/>
               <w:left w:w="100" w:type="dxa"/>
@@ -6388,7 +6508,7 @@
         </w:tc>
         <w:tc>
           <w:tcPr>
-            <w:tcW w:w="3189" w:type="dxa"/>
+            <w:tcW w:w="2341" w:type="dxa"/>
             <w:tcMar>
               <w:top w:w="80" w:type="dxa"/>
               <w:left w:w="100" w:type="dxa"/>
@@ -6408,7 +6528,7 @@
         </w:tc>
         <w:tc>
           <w:tcPr>
-            <w:tcW w:w="1198" w:type="dxa"/>
+            <w:tcW w:w="976" w:type="dxa"/>
             <w:tcMar>
               <w:top w:w="80" w:type="dxa"/>
               <w:left w:w="100" w:type="dxa"/>
@@ -6427,28 +6547,27 @@
       <w:tr>
         <w:tc>
           <w:tcPr>
-            <w:tcW w:w="1595" w:type="dxa"/>
-            <w:tcMar>
-              <w:top w:w="80" w:type="dxa"/>
-              <w:left w:w="100" w:type="dxa"/>
-              <w:bottom w:w="80" w:type="dxa"/>
-              <w:right w:w="100" w:type="dxa"/>
-            </w:tcMar>
-            <w:vAlign w:val="center"/>
-          </w:tcPr>
-          <w:p>
-            <w:pPr>
-              <w:spacing w:line="276" w:lineRule="auto"/>
-            </w:pPr>
-            <w:r>
-              <w:lastRenderedPageBreak/>
+            <w:tcW w:w="2774" w:type="dxa"/>
+            <w:tcMar>
+              <w:top w:w="80" w:type="dxa"/>
+              <w:left w:w="100" w:type="dxa"/>
+              <w:bottom w:w="80" w:type="dxa"/>
+              <w:right w:w="100" w:type="dxa"/>
+            </w:tcMar>
+            <w:vAlign w:val="center"/>
+          </w:tcPr>
+          <w:p>
+            <w:pPr>
+              <w:spacing w:line="276" w:lineRule="auto"/>
+            </w:pPr>
+            <w:r>
               <w:t>IND_EXCECAO</w:t>
             </w:r>
           </w:p>
         </w:tc>
         <w:tc>
           <w:tcPr>
-            <w:tcW w:w="1496" w:type="dxa"/>
+            <w:tcW w:w="1494" w:type="dxa"/>
             <w:tcMar>
               <w:top w:w="80" w:type="dxa"/>
               <w:left w:w="100" w:type="dxa"/>
@@ -6488,7 +6607,7 @@
         </w:tc>
         <w:tc>
           <w:tcPr>
-            <w:tcW w:w="899" w:type="dxa"/>
+            <w:tcW w:w="792" w:type="dxa"/>
             <w:tcMar>
               <w:top w:w="80" w:type="dxa"/>
               <w:left w:w="100" w:type="dxa"/>
@@ -6508,7 +6627,7 @@
         </w:tc>
         <w:tc>
           <w:tcPr>
-            <w:tcW w:w="3189" w:type="dxa"/>
+            <w:tcW w:w="2341" w:type="dxa"/>
             <w:tcMar>
               <w:top w:w="80" w:type="dxa"/>
               <w:left w:w="100" w:type="dxa"/>
@@ -6531,7 +6650,7 @@
         </w:tc>
         <w:tc>
           <w:tcPr>
-            <w:tcW w:w="1198" w:type="dxa"/>
+            <w:tcW w:w="976" w:type="dxa"/>
             <w:tcMar>
               <w:top w:w="80" w:type="dxa"/>
               <w:left w:w="100" w:type="dxa"/>
@@ -6550,7 +6669,7 @@
       <w:tr>
         <w:tc>
           <w:tcPr>
-            <w:tcW w:w="1595" w:type="dxa"/>
+            <w:tcW w:w="2774" w:type="dxa"/>
             <w:tcMar>
               <w:top w:w="80" w:type="dxa"/>
               <w:left w:w="100" w:type="dxa"/>
@@ -6570,7 +6689,7 @@
         </w:tc>
         <w:tc>
           <w:tcPr>
-            <w:tcW w:w="1496" w:type="dxa"/>
+            <w:tcW w:w="1494" w:type="dxa"/>
             <w:tcMar>
               <w:top w:w="80" w:type="dxa"/>
               <w:left w:w="100" w:type="dxa"/>
@@ -6607,7 +6726,7 @@
         </w:tc>
         <w:tc>
           <w:tcPr>
-            <w:tcW w:w="899" w:type="dxa"/>
+            <w:tcW w:w="792" w:type="dxa"/>
             <w:tcMar>
               <w:top w:w="80" w:type="dxa"/>
               <w:left w:w="100" w:type="dxa"/>
@@ -6627,7 +6746,7 @@
         </w:tc>
         <w:tc>
           <w:tcPr>
-            <w:tcW w:w="3189" w:type="dxa"/>
+            <w:tcW w:w="2341" w:type="dxa"/>
             <w:tcMar>
               <w:top w:w="80" w:type="dxa"/>
               <w:left w:w="100" w:type="dxa"/>
@@ -6647,7 +6766,7 @@
         </w:tc>
         <w:tc>
           <w:tcPr>
-            <w:tcW w:w="1198" w:type="dxa"/>
+            <w:tcW w:w="976" w:type="dxa"/>
             <w:tcMar>
               <w:top w:w="80" w:type="dxa"/>
               <w:left w:w="100" w:type="dxa"/>
@@ -6666,7 +6785,7 @@
       <w:tr>
         <w:tc>
           <w:tcPr>
-            <w:tcW w:w="1595" w:type="dxa"/>
+            <w:tcW w:w="2774" w:type="dxa"/>
             <w:tcMar>
               <w:top w:w="80" w:type="dxa"/>
               <w:left w:w="100" w:type="dxa"/>
@@ -6686,7 +6805,7 @@
         </w:tc>
         <w:tc>
           <w:tcPr>
-            <w:tcW w:w="1496" w:type="dxa"/>
+            <w:tcW w:w="1494" w:type="dxa"/>
             <w:tcMar>
               <w:top w:w="80" w:type="dxa"/>
               <w:left w:w="100" w:type="dxa"/>
@@ -6726,7 +6845,7 @@
         </w:tc>
         <w:tc>
           <w:tcPr>
-            <w:tcW w:w="899" w:type="dxa"/>
+            <w:tcW w:w="792" w:type="dxa"/>
             <w:tcMar>
               <w:top w:w="80" w:type="dxa"/>
               <w:left w:w="100" w:type="dxa"/>
@@ -6746,7 +6865,7 @@
         </w:tc>
         <w:tc>
           <w:tcPr>
-            <w:tcW w:w="3189" w:type="dxa"/>
+            <w:tcW w:w="2341" w:type="dxa"/>
             <w:tcMar>
               <w:top w:w="80" w:type="dxa"/>
               <w:left w:w="100" w:type="dxa"/>
@@ -6766,7 +6885,7 @@
         </w:tc>
         <w:tc>
           <w:tcPr>
-            <w:tcW w:w="1198" w:type="dxa"/>
+            <w:tcW w:w="976" w:type="dxa"/>
             <w:tcMar>
               <w:top w:w="80" w:type="dxa"/>
               <w:left w:w="100" w:type="dxa"/>
@@ -6785,7 +6904,7 @@
       <w:tr>
         <w:tc>
           <w:tcPr>
-            <w:tcW w:w="1595" w:type="dxa"/>
+            <w:tcW w:w="2774" w:type="dxa"/>
             <w:tcMar>
               <w:top w:w="80" w:type="dxa"/>
               <w:left w:w="100" w:type="dxa"/>
@@ -6805,7 +6924,7 @@
         </w:tc>
         <w:tc>
           <w:tcPr>
-            <w:tcW w:w="1496" w:type="dxa"/>
+            <w:tcW w:w="1494" w:type="dxa"/>
             <w:tcMar>
               <w:top w:w="80" w:type="dxa"/>
               <w:left w:w="100" w:type="dxa"/>
@@ -6845,7 +6964,7 @@
         </w:tc>
         <w:tc>
           <w:tcPr>
-            <w:tcW w:w="899" w:type="dxa"/>
+            <w:tcW w:w="792" w:type="dxa"/>
             <w:tcMar>
               <w:top w:w="80" w:type="dxa"/>
               <w:left w:w="100" w:type="dxa"/>
@@ -6865,7 +6984,7 @@
         </w:tc>
         <w:tc>
           <w:tcPr>
-            <w:tcW w:w="3189" w:type="dxa"/>
+            <w:tcW w:w="2341" w:type="dxa"/>
             <w:tcMar>
               <w:top w:w="80" w:type="dxa"/>
               <w:left w:w="100" w:type="dxa"/>
@@ -6885,7 +7004,126 @@
         </w:tc>
         <w:tc>
           <w:tcPr>
-            <w:tcW w:w="1198" w:type="dxa"/>
+            <w:tcW w:w="976" w:type="dxa"/>
+            <w:tcMar>
+              <w:top w:w="80" w:type="dxa"/>
+              <w:left w:w="100" w:type="dxa"/>
+              <w:bottom w:w="80" w:type="dxa"/>
+              <w:right w:w="100" w:type="dxa"/>
+            </w:tcMar>
+            <w:vAlign w:val="center"/>
+          </w:tcPr>
+          <w:p>
+            <w:pPr>
+              <w:spacing w:line="276" w:lineRule="auto"/>
+            </w:pPr>
+          </w:p>
+        </w:tc>
+      </w:tr>
+      <w:tr>
+        <w:tc>
+          <w:tcPr>
+            <w:tcW w:w="2774" w:type="dxa"/>
+            <w:tcMar>
+              <w:top w:w="80" w:type="dxa"/>
+              <w:left w:w="100" w:type="dxa"/>
+              <w:bottom w:w="80" w:type="dxa"/>
+              <w:right w:w="100" w:type="dxa"/>
+            </w:tcMar>
+            <w:vAlign w:val="center"/>
+          </w:tcPr>
+          <w:p>
+            <w:pPr>
+              <w:spacing w:line="276" w:lineRule="auto"/>
+            </w:pPr>
+            <w:r>
+              <w:t>IND_SIGAD</w:t>
+            </w:r>
+          </w:p>
+        </w:tc>
+        <w:tc>
+          <w:tcPr>
+            <w:tcW w:w="1494" w:type="dxa"/>
+            <w:tcMar>
+              <w:top w:w="80" w:type="dxa"/>
+              <w:left w:w="100" w:type="dxa"/>
+              <w:bottom w:w="80" w:type="dxa"/>
+              <w:right w:w="100" w:type="dxa"/>
+            </w:tcMar>
+            <w:vAlign w:val="center"/>
+          </w:tcPr>
+          <w:p>
+            <w:pPr>
+              <w:spacing w:line="276" w:lineRule="auto"/>
+            </w:pPr>
+            <w:r>
+              <w:t>VARCHAR2</w:t>
+            </w:r>
+          </w:p>
+        </w:tc>
+        <w:tc>
+          <w:tcPr>
+            <w:tcW w:w="1023" w:type="dxa"/>
+            <w:tcMar>
+              <w:top w:w="80" w:type="dxa"/>
+              <w:left w:w="100" w:type="dxa"/>
+              <w:bottom w:w="80" w:type="dxa"/>
+              <w:right w:w="100" w:type="dxa"/>
+            </w:tcMar>
+            <w:vAlign w:val="center"/>
+          </w:tcPr>
+          <w:p>
+            <w:pPr>
+              <w:spacing w:line="276" w:lineRule="auto"/>
+            </w:pPr>
+            <w:r>
+              <w:t>1</w:t>
+            </w:r>
+          </w:p>
+        </w:tc>
+        <w:tc>
+          <w:tcPr>
+            <w:tcW w:w="792" w:type="dxa"/>
+            <w:tcMar>
+              <w:top w:w="80" w:type="dxa"/>
+              <w:left w:w="100" w:type="dxa"/>
+              <w:bottom w:w="80" w:type="dxa"/>
+              <w:right w:w="100" w:type="dxa"/>
+            </w:tcMar>
+            <w:vAlign w:val="center"/>
+          </w:tcPr>
+          <w:p>
+            <w:pPr>
+              <w:spacing w:line="276" w:lineRule="auto"/>
+            </w:pPr>
+            <w:r>
+              <w:t>Y</w:t>
+            </w:r>
+          </w:p>
+        </w:tc>
+        <w:tc>
+          <w:tcPr>
+            <w:tcW w:w="2341" w:type="dxa"/>
+            <w:tcMar>
+              <w:top w:w="80" w:type="dxa"/>
+              <w:left w:w="100" w:type="dxa"/>
+              <w:bottom w:w="80" w:type="dxa"/>
+              <w:right w:w="100" w:type="dxa"/>
+            </w:tcMar>
+            <w:vAlign w:val="center"/>
+          </w:tcPr>
+          <w:p>
+            <w:pPr>
+              <w:spacing w:line="276" w:lineRule="auto"/>
+            </w:pPr>
+            <w:r>
+              <w:t>Índice confirmando se a solicitação veio do SIGAD.</w:t>
+            </w:r>
+          </w:p>
+        </w:tc>
+        <w:tc>
+          <w:tcPr>
+            <w:tcW w:w="976" w:type="dxa"/>
             <w:tcMar>
               <w:top w:w="80" w:type="dxa"/>
               <w:left w:w="100" w:type="dxa"/>
@@ -7860,6 +8098,7 @@
               <w:spacing w:line="276" w:lineRule="auto"/>
             </w:pPr>
             <w:r>
+              <w:lastRenderedPageBreak/>
               <w:t>LOCAL</w:t>
             </w:r>
           </w:p>
@@ -8217,7 +8456,6 @@
               <w:spacing w:line="276" w:lineRule="auto"/>
             </w:pPr>
             <w:r>
-              <w:lastRenderedPageBreak/>
               <w:t>IND_NEGADO_SENAC</w:t>
             </w:r>
           </w:p>
@@ -9838,7 +10076,6 @@
                 <w:sz w:val="20"/>
                 <w:szCs w:val="20"/>
               </w:rPr>
-              <w:lastRenderedPageBreak/>
               <w:t>Coluna</w:t>
             </w:r>
           </w:p>
@@ -11539,6 +11776,7 @@
           <w:sz w:val="20"/>
           <w:szCs w:val="20"/>
         </w:rPr>
+        <w:lastRenderedPageBreak/>
         <w:t>Fonte: elaborado pelo autor (2026).</w:t>
       </w:r>
     </w:p>
@@ -11567,7 +11805,6 @@
         <w:spacing w:after="240"/>
       </w:pPr>
       <w:r>
-        <w:lastRenderedPageBreak/>
         <w:t>Armazena eventos externos ao contrato do Senac, permitindo controlar a disponibilidade e evitar conflitos de agenda.</w:t>
       </w:r>
     </w:p>
@@ -13219,6 +13456,7 @@
               <w:spacing w:line="276" w:lineRule="auto"/>
             </w:pPr>
             <w:r>
+              <w:lastRenderedPageBreak/>
               <w:t>HOR_MINUTO</w:t>
             </w:r>
           </w:p>
@@ -15112,6 +15350,7 @@
               <w:spacing w:line="276" w:lineRule="auto"/>
             </w:pPr>
             <w:r>
+              <w:lastRenderedPageBreak/>
               <w:t>QTD_PESSOAS</w:t>
             </w:r>
           </w:p>
@@ -15347,7 +15586,6 @@
               <w:spacing w:line="276" w:lineRule="auto"/>
             </w:pPr>
             <w:r>
-              <w:lastRenderedPageBreak/>
               <w:t>LOCAL</w:t>
             </w:r>
           </w:p>
@@ -15858,6 +16096,7 @@
         <w:jc w:val="both"/>
       </w:pPr>
       <w:r>
+        <w:lastRenderedPageBreak/>
         <w:t>BUF_DESCRICAO X BUF_ITEM_SOLICITACAO (1)</w:t>
       </w:r>
     </w:p>
@@ -15896,7 +16135,6 @@
         <w:jc w:val="both"/>
       </w:pPr>
       <w:r>
-        <w:lastRenderedPageBreak/>
         <w:t>Um item de buffet cadastrado pode ser utilizado em diversas solicitações</w:t>
       </w:r>
       <w:r>
@@ -16136,6 +16374,7 @@
         <w:jc w:val="both"/>
       </w:pPr>
       <w:r>
+        <w:lastRenderedPageBreak/>
         <w:t>Um item de buffet pode ser utilizado em diversos eventos externos, enquanto cada item externo referencia um único item do catálogo de buffet.</w:t>
       </w:r>
     </w:p>
@@ -16171,7 +16410,6 @@
         <w:jc w:val="both"/>
       </w:pPr>
       <w:r>
-        <w:lastRenderedPageBreak/>
         <w:t>PK – BUF_SOLICITACAO.id_solicitacao</w:t>
       </w:r>
     </w:p>
@@ -16367,6 +16605,7 @@
       </w:pPr>
       <w:bookmarkStart w:id="10" w:name="_Toc236119061"/>
       <w:r>
+        <w:lastRenderedPageBreak/>
         <w:t>4.1 Segurança</w:t>
       </w:r>
       <w:bookmarkEnd w:id="10"/>
@@ -16378,7 +16617,6 @@
         <w:jc w:val="both"/>
       </w:pPr>
       <w:r>
-        <w:lastRenderedPageBreak/>
         <w:t>O Sistema de Buffet utiliza o esquema de autenticação Autenticação Ordens, configurado com o tipo Acesso Social (Social Sign-In) do Oracle APEX.</w:t>
       </w:r>
     </w:p>
@@ -16539,6 +16777,7 @@
         <w:jc w:val="both"/>
       </w:pPr>
       <w:r>
+        <w:lastRenderedPageBreak/>
         <w:t>Minhas Solicitações (Página 300)</w:t>
       </w:r>
     </w:p>
@@ -16553,7 +16792,6 @@
         <w:jc w:val="both"/>
       </w:pPr>
       <w:r>
-        <w:lastRenderedPageBreak/>
         <w:t>Fazer uma Solicitação (Página 301)</w:t>
       </w:r>
     </w:p>
@@ -17155,6 +17393,7 @@
           <w:sz w:val="20"/>
           <w:szCs w:val="20"/>
         </w:rPr>
+        <w:lastRenderedPageBreak/>
         <w:t>Fonte: elaborado pelo autor (2026).</w:t>
       </w:r>
     </w:p>
@@ -17165,125 +17404,124 @@
       </w:pPr>
       <w:bookmarkStart w:id="13" w:name="_Toc236119064"/>
       <w:r>
+        <w:t>4.4 Templates</w:t>
+      </w:r>
+      <w:bookmarkEnd w:id="13"/>
+    </w:p>
+    <w:p>
+      <w:pPr>
+        <w:spacing w:line="360" w:lineRule="auto"/>
+        <w:ind w:firstLine="709"/>
+        <w:jc w:val="both"/>
+      </w:pPr>
+      <w:r>
+        <w:t>A aplicação utiliza o recurso de Arquivos de Aplicação Estáticos para armazenar a imagem referente à identidade visual do sistema, sendo utilizada a logomarca institucional do Senado Federal na interface da aplicação.</w:t>
+      </w:r>
+    </w:p>
+    <w:p>
+      <w:pPr>
+        <w:spacing w:line="360" w:lineRule="auto"/>
+        <w:ind w:firstLine="709"/>
+        <w:jc w:val="both"/>
+      </w:pPr>
+      <w:r>
+        <w:t>Não foram realizadas customizações específicas nos templates padrões de página, região, botão ou rótulo disponibilizados pelo Oracle APEX. Os componentes visuais utilizados seguem, em sua maioria, as configurações nativas do tema aplicado.</w:t>
+      </w:r>
+    </w:p>
+    <w:p>
+      <w:pPr>
+        <w:spacing w:line="360" w:lineRule="auto"/>
+        <w:ind w:firstLine="709"/>
+        <w:jc w:val="both"/>
+      </w:pPr>
+      <w:r>
+        <w:t>As customizações relacionadas ao padrão visual da aplicação, como ajustes de layout, estilização e identidade visual, são realizadas por meio da Página Global (página 0) e de código CSS específicos dentro das demais páginas da aplicação. Essa abordagem permite centralizar as definições visuais comuns e aplicar ajustes pontuais conforme a necessidade de cada funcionalidade</w:t>
+      </w:r>
+    </w:p>
+    <w:p>
+      <w:pPr>
+        <w:pStyle w:val="Ttulo2"/>
+        <w:spacing w:line="360" w:lineRule="auto"/>
+      </w:pPr>
+      <w:bookmarkStart w:id="14" w:name="_Toc236119065"/>
+      <w:r>
+        <w:t>4.5 Temas e Estilos</w:t>
+      </w:r>
+      <w:bookmarkEnd w:id="14"/>
+    </w:p>
+    <w:p>
+      <w:pPr>
+        <w:spacing w:line="360" w:lineRule="auto"/>
+        <w:ind w:firstLine="709"/>
+        <w:jc w:val="both"/>
+      </w:pPr>
+      <w:r>
+        <w:t xml:space="preserve"> </w:t>
+      </w:r>
+      <w:r>
+        <w:t>A aplicação Sistema de Buffet utiliza o Universal Theme 42 como tema padrão do Oracle APEX. Não foram realizadas customizações ou alterações no Theme Style disponibilizado originalmente pelo framework.</w:t>
+      </w:r>
+    </w:p>
+    <w:p>
+      <w:pPr>
+        <w:spacing w:line="360" w:lineRule="auto"/>
+        <w:ind w:firstLine="709"/>
+        <w:jc w:val="both"/>
+      </w:pPr>
+      <w:r>
+        <w:t>As adequações visuais da aplicação são realizadas separadamente por meio de configurações na Página Global (página 0) e de códigos CSS aplicados nas páginas específicas, permitindo a personalização da interface sem modificar a estrutura original do tema.</w:t>
+      </w:r>
+    </w:p>
+    <w:p>
+      <w:pPr>
+        <w:spacing w:line="360" w:lineRule="auto"/>
+        <w:ind w:firstLine="708"/>
+        <w:jc w:val="both"/>
+      </w:pPr>
+    </w:p>
+    <w:p>
+      <w:pPr>
+        <w:pStyle w:val="Ttulo2"/>
+        <w:spacing w:line="360" w:lineRule="auto"/>
+      </w:pPr>
+      <w:bookmarkStart w:id="15" w:name="_Toc236119066"/>
+      <w:r>
+        <w:t>4.6 Processos e Computações Compartilhadas</w:t>
+      </w:r>
+      <w:bookmarkEnd w:id="15"/>
+    </w:p>
+    <w:p>
+      <w:pPr>
+        <w:spacing w:line="360" w:lineRule="auto"/>
+        <w:ind w:firstLine="708"/>
+        <w:jc w:val="both"/>
+      </w:pPr>
+      <w:r>
+        <w:t>A aplicação Sistema de Buffet possui dois Processos de Aplicativo configurados e não utiliza Cálculo de Aplicativo.</w:t>
+      </w:r>
+    </w:p>
+    <w:p>
+      <w:pPr>
+        <w:spacing w:line="360" w:lineRule="auto"/>
+        <w:ind w:firstLine="709"/>
+        <w:jc w:val="both"/>
+      </w:pPr>
+      <w:r>
+        <w:t>O primeiro processo de aplicativo denominado Carregar_nome_usuario é executado por meio de um processo PL/SQL Before Header, sendo acionado durante o carregamento das páginas da aplicação.</w:t>
+      </w:r>
+    </w:p>
+    <w:p>
+      <w:pPr>
+        <w:spacing w:line="360" w:lineRule="auto"/>
+        <w:ind w:firstLine="709"/>
+        <w:jc w:val="both"/>
+      </w:pPr>
+      <w:r>
+        <w:t xml:space="preserve">Sua finalidade é obter os dados de identificação do usuário autenticado a partir das tabelas corporativas do Senado Federal. A rotina realiza a consulta utilizando o login do usuário em sessão, recuperando seu nome e CPF e atribuindo essas informações ao Item de Aplicativo </w:t>
+      </w:r>
+      <w:r>
         <w:lastRenderedPageBreak/>
-        <w:t>4.4 Templates</w:t>
-      </w:r>
-      <w:bookmarkEnd w:id="13"/>
-    </w:p>
-    <w:p>
-      <w:pPr>
-        <w:spacing w:line="360" w:lineRule="auto"/>
-        <w:ind w:firstLine="709"/>
-        <w:jc w:val="both"/>
-      </w:pPr>
-      <w:r>
-        <w:t>A aplicação utiliza o recurso de Arquivos de Aplicação Estáticos para armazenar a imagem referente à identidade visual do sistema, sendo utilizada a logomarca institucional do Senado Federal na interface da aplicação.</w:t>
-      </w:r>
-    </w:p>
-    <w:p>
-      <w:pPr>
-        <w:spacing w:line="360" w:lineRule="auto"/>
-        <w:ind w:firstLine="709"/>
-        <w:jc w:val="both"/>
-      </w:pPr>
-      <w:r>
-        <w:t>Não foram realizadas customizações específicas nos templates padrões de página, região, botão ou rótulo disponibilizados pelo Oracle APEX. Os componentes visuais utilizados seguem, em sua maioria, as configurações nativas do tema aplicado.</w:t>
-      </w:r>
-    </w:p>
-    <w:p>
-      <w:pPr>
-        <w:spacing w:line="360" w:lineRule="auto"/>
-        <w:ind w:firstLine="709"/>
-        <w:jc w:val="both"/>
-      </w:pPr>
-      <w:r>
-        <w:t>As customizações relacionadas ao padrão visual da aplicação, como ajustes de layout, estilização e identidade visual, são realizadas por meio da Página Global (página 0) e de código CSS específicos dentro das demais páginas da aplicação. Essa abordagem permite centralizar as definições visuais comuns e aplicar ajustes pontuais conforme a necessidade de cada funcionalidade</w:t>
-      </w:r>
-    </w:p>
-    <w:p>
-      <w:pPr>
-        <w:pStyle w:val="Ttulo2"/>
-        <w:spacing w:line="360" w:lineRule="auto"/>
-      </w:pPr>
-      <w:bookmarkStart w:id="14" w:name="_Toc236119065"/>
-      <w:r>
-        <w:t>4.5 Temas e Estilos</w:t>
-      </w:r>
-      <w:bookmarkEnd w:id="14"/>
-    </w:p>
-    <w:p>
-      <w:pPr>
-        <w:spacing w:line="360" w:lineRule="auto"/>
-        <w:ind w:firstLine="709"/>
-        <w:jc w:val="both"/>
-      </w:pPr>
-      <w:r>
-        <w:t xml:space="preserve"> </w:t>
-      </w:r>
-      <w:r>
-        <w:t>A aplicação Sistema de Buffet utiliza o Universal Theme 42 como tema padrão do Oracle APEX. Não foram realizadas customizações ou alterações no Theme Style disponibilizado originalmente pelo framework.</w:t>
-      </w:r>
-    </w:p>
-    <w:p>
-      <w:pPr>
-        <w:spacing w:line="360" w:lineRule="auto"/>
-        <w:ind w:firstLine="709"/>
-        <w:jc w:val="both"/>
-      </w:pPr>
-      <w:r>
-        <w:t>As adequações visuais da aplicação são realizadas separadamente por meio de configurações na Página Global (página 0) e de códigos CSS aplicados nas páginas específicas, permitindo a personalização da interface sem modificar a estrutura original do tema.</w:t>
-      </w:r>
-    </w:p>
-    <w:p>
-      <w:pPr>
-        <w:spacing w:line="360" w:lineRule="auto"/>
-        <w:ind w:firstLine="708"/>
-        <w:jc w:val="both"/>
-      </w:pPr>
-    </w:p>
-    <w:p>
-      <w:pPr>
-        <w:pStyle w:val="Ttulo2"/>
-        <w:spacing w:line="360" w:lineRule="auto"/>
-      </w:pPr>
-      <w:bookmarkStart w:id="15" w:name="_Toc236119066"/>
-      <w:r>
-        <w:t>4.6 Processos e Computações Compartilhadas</w:t>
-      </w:r>
-      <w:bookmarkEnd w:id="15"/>
-    </w:p>
-    <w:p>
-      <w:pPr>
-        <w:spacing w:line="360" w:lineRule="auto"/>
-        <w:ind w:firstLine="708"/>
-        <w:jc w:val="both"/>
-      </w:pPr>
-      <w:r>
-        <w:t>A aplicação Sistema de Buffet possui dois Processos de Aplicativo configurados e não utiliza Cálculo de Aplicativo.</w:t>
-      </w:r>
-    </w:p>
-    <w:p>
-      <w:pPr>
-        <w:spacing w:line="360" w:lineRule="auto"/>
-        <w:ind w:firstLine="709"/>
-        <w:jc w:val="both"/>
-      </w:pPr>
-      <w:r>
-        <w:t>O primeiro processo de aplicativo denominado Carregar_nome_usuario é executado por meio de um processo PL/SQL Before Header, sendo acionado durante o carregamento das páginas da aplicação.</w:t>
-      </w:r>
-    </w:p>
-    <w:p>
-      <w:pPr>
-        <w:spacing w:line="360" w:lineRule="auto"/>
-        <w:ind w:firstLine="709"/>
-        <w:jc w:val="both"/>
-      </w:pPr>
-      <w:r>
-        <w:t xml:space="preserve">Sua finalidade é obter os dados de identificação do usuário autenticado a partir das tabelas corporativas do Senado Federal. A rotina realiza a consulta utilizando o login do usuário em sessão, recuperando seu nome e CPF e atribuindo essas informações ao Item de Aplicativo denominado NOME_USUARIO. O valor armazenado segue o formato NOME(CPF), </w:t>
-      </w:r>
-      <w:r>
-        <w:lastRenderedPageBreak/>
-        <w:t>permitindo que a identificação do usuário seja disponibilizada de forma padronizada e reutilizável em diferentes páginas da aplicação.</w:t>
+        <w:t>denominado NOME_USUARIO. O valor armazenado segue o formato NOME(CPF), permitindo que a identificação do usuário seja disponibilizada de forma padronizada e reutilizável em diferentes páginas da aplicação.</w:t>
       </w:r>
     </w:p>
     <w:p>
@@ -17413,6 +17651,7 @@
       </w:pPr>
       <w:bookmarkStart w:id="19" w:name="_Toc236119070"/>
       <w:r>
+        <w:lastRenderedPageBreak/>
         <w:t>5 FLUXOS DE USO</w:t>
       </w:r>
       <w:bookmarkEnd w:id="19"/>
@@ -17424,7 +17663,6 @@
         <w:jc w:val="both"/>
       </w:pPr>
       <w:r>
-        <w:lastRenderedPageBreak/>
         <w:t>Esta seção descreve os principais fluxos de uso do sistema, detalhando o objetivo de cada fluxo e as páginas que o compõem. Recomenda-se replicar a estrutura da Seção 5.1 para cada novo fluxo documentado.</w:t>
       </w:r>
     </w:p>
@@ -20601,11 +20839,8 @@
         <w:jc w:val="both"/>
       </w:pPr>
       <w:r>
-        <w:t xml:space="preserve">Ao concluir o processo, a aplicação realiza automaticamente a validação das principais regras de negócio previstas no contrato, verificando, entre outros critérios, o cumprimento do </w:t>
-      </w:r>
-      <w:r>
         <w:lastRenderedPageBreak/>
-        <w:t>prazo mínimo de antecedência, a utilização de locais permitidos e a existência de conflitos de agenda para a data solicitada.</w:t>
+        <w:t>Ao concluir o processo, a aplicação realiza automaticamente a validação das principais regras de negócio previstas no contrato, verificando, entre outros critérios, o cumprimento do prazo mínimo de antecedência, a utilização de locais permitidos e a existência de conflitos de agenda para a data solicitada.</w:t>
       </w:r>
     </w:p>
     <w:p>
@@ -21157,6 +21392,7 @@
               <w:spacing w:line="276" w:lineRule="auto"/>
             </w:pPr>
             <w:r>
+              <w:lastRenderedPageBreak/>
               <w:t>301</w:t>
             </w:r>
           </w:p>
@@ -21239,7 +21475,6 @@
               <w:spacing w:line="276" w:lineRule="auto"/>
             </w:pPr>
             <w:r>
-              <w:lastRenderedPageBreak/>
               <w:t>302</w:t>
             </w:r>
           </w:p>
@@ -22003,6 +22238,7 @@
         <w:spacing w:line="360" w:lineRule="auto"/>
       </w:pPr>
       <w:r>
+        <w:lastRenderedPageBreak/>
         <w:t>Botões e ações: [nome do botão → ação executada].</w:t>
       </w:r>
     </w:p>
@@ -22028,7 +22264,6 @@
           <w:iCs/>
           <w:color w:val="808080"/>
         </w:rPr>
-        <w:lastRenderedPageBreak/>
         <w:t>[descreva validações, computações e processos PL/SQL executados nesta página, incluindo o momento de execução (before header, after submit, etc.).]</w:t>
       </w:r>
     </w:p>
@@ -24118,11 +24353,10 @@
         <w:jc w:val="both"/>
       </w:pPr>
       <w:r>
-        <w:t xml:space="preserve">Como as solicitações provenientes do SIGAD podem ou não possuir a autorização da DGER concedida por meio do próprio processo administrativo, o fluxo contempla uma etapa específica para que a ASQUALOG anexe essa autorização à solicitação cadastrada. Essa </w:t>
-      </w:r>
-      <w:r>
-        <w:lastRenderedPageBreak/>
-        <w:t>operação é realizada na mesma funcionalidade utilizada para anexar as autorizações da DGER das solicitações registradas diretamente no Sistema de Buffet, mantendo a padronização do processo de trabalho.</w:t>
+        <w:t>Como as solicitações provenientes do SIGAD podem ou não possuir a autorização da DGER concedida por meio do próprio processo administrativo, o fluxo contempla uma etapa específica para que a ASQUALOG anexe essa autorização à solicitação cadastrada. Essa operação é realizada</w:t>
+      </w:r>
+      <w:r>
+        <w:t xml:space="preserve"> em uma funcionalidade parecida com o que a DGER utiliza.</w:t>
       </w:r>
     </w:p>
     <w:p>
@@ -24901,7 +25135,6 @@
               <w:spacing w:line="276" w:lineRule="auto"/>
             </w:pPr>
             <w:r>
-              <w:lastRenderedPageBreak/>
               <w:t>203</w:t>
             </w:r>
           </w:p>
@@ -25127,6 +25360,252 @@
             </w:pPr>
             <w:r>
               <w:t>Deletar um evento/solicitação no cadastro.</w:t>
+            </w:r>
+          </w:p>
+        </w:tc>
+      </w:tr>
+      <w:tr>
+        <w:tc>
+          <w:tcPr>
+            <w:tcW w:w="1400" w:type="dxa"/>
+            <w:tcMar>
+              <w:top w:w="80" w:type="dxa"/>
+              <w:left w:w="100" w:type="dxa"/>
+              <w:bottom w:w="80" w:type="dxa"/>
+              <w:right w:w="100" w:type="dxa"/>
+            </w:tcMar>
+            <w:vAlign w:val="center"/>
+          </w:tcPr>
+          <w:p>
+            <w:pPr>
+              <w:spacing w:line="276" w:lineRule="auto"/>
+            </w:pPr>
+            <w:r>
+              <w:t>1200</w:t>
+            </w:r>
+          </w:p>
+        </w:tc>
+        <w:tc>
+          <w:tcPr>
+            <w:tcW w:w="2800" w:type="dxa"/>
+            <w:tcMar>
+              <w:top w:w="80" w:type="dxa"/>
+              <w:left w:w="100" w:type="dxa"/>
+              <w:bottom w:w="80" w:type="dxa"/>
+              <w:right w:w="100" w:type="dxa"/>
+            </w:tcMar>
+            <w:vAlign w:val="center"/>
+          </w:tcPr>
+          <w:p>
+            <w:pPr>
+              <w:spacing w:line="276" w:lineRule="auto"/>
+            </w:pPr>
+            <w:r>
+              <w:t xml:space="preserve">Autorização SIGAD </w:t>
+            </w:r>
+          </w:p>
+        </w:tc>
+        <w:tc>
+          <w:tcPr>
+            <w:tcW w:w="2200" w:type="dxa"/>
+            <w:tcMar>
+              <w:top w:w="80" w:type="dxa"/>
+              <w:left w:w="100" w:type="dxa"/>
+              <w:bottom w:w="80" w:type="dxa"/>
+              <w:right w:w="100" w:type="dxa"/>
+            </w:tcMar>
+            <w:vAlign w:val="center"/>
+          </w:tcPr>
+          <w:p>
+            <w:pPr>
+              <w:spacing w:line="276" w:lineRule="auto"/>
+            </w:pPr>
+            <w:r>
+              <w:t>Relatório Interativo</w:t>
+            </w:r>
+          </w:p>
+        </w:tc>
+        <w:tc>
+          <w:tcPr>
+            <w:tcW w:w="2600" w:type="dxa"/>
+            <w:tcMar>
+              <w:top w:w="80" w:type="dxa"/>
+              <w:left w:w="100" w:type="dxa"/>
+              <w:bottom w:w="80" w:type="dxa"/>
+              <w:right w:w="100" w:type="dxa"/>
+            </w:tcMar>
+            <w:vAlign w:val="center"/>
+          </w:tcPr>
+          <w:p>
+            <w:pPr>
+              <w:spacing w:line="276" w:lineRule="auto"/>
+            </w:pPr>
+            <w:r>
+              <w:t>Permite a ASQUALOG a anexar a autorização da DGER em solicitações vindas do SIGAD.</w:t>
+            </w:r>
+          </w:p>
+        </w:tc>
+      </w:tr>
+      <w:tr>
+        <w:tc>
+          <w:tcPr>
+            <w:tcW w:w="1400" w:type="dxa"/>
+            <w:tcMar>
+              <w:top w:w="80" w:type="dxa"/>
+              <w:left w:w="100" w:type="dxa"/>
+              <w:bottom w:w="80" w:type="dxa"/>
+              <w:right w:w="100" w:type="dxa"/>
+            </w:tcMar>
+            <w:vAlign w:val="center"/>
+          </w:tcPr>
+          <w:p>
+            <w:pPr>
+              <w:spacing w:line="276" w:lineRule="auto"/>
+            </w:pPr>
+            <w:r>
+              <w:t>1270</w:t>
+            </w:r>
+          </w:p>
+        </w:tc>
+        <w:tc>
+          <w:tcPr>
+            <w:tcW w:w="2800" w:type="dxa"/>
+            <w:tcMar>
+              <w:top w:w="80" w:type="dxa"/>
+              <w:left w:w="100" w:type="dxa"/>
+              <w:bottom w:w="80" w:type="dxa"/>
+              <w:right w:w="100" w:type="dxa"/>
+            </w:tcMar>
+            <w:vAlign w:val="center"/>
+          </w:tcPr>
+          <w:p>
+            <w:pPr>
+              <w:spacing w:line="276" w:lineRule="auto"/>
+            </w:pPr>
+            <w:r>
+              <w:t>Confirmar Item SIGAD</w:t>
+            </w:r>
+          </w:p>
+        </w:tc>
+        <w:tc>
+          <w:tcPr>
+            <w:tcW w:w="2200" w:type="dxa"/>
+            <w:tcMar>
+              <w:top w:w="80" w:type="dxa"/>
+              <w:left w:w="100" w:type="dxa"/>
+              <w:bottom w:w="80" w:type="dxa"/>
+              <w:right w:w="100" w:type="dxa"/>
+            </w:tcMar>
+            <w:vAlign w:val="center"/>
+          </w:tcPr>
+          <w:p>
+            <w:pPr>
+              <w:spacing w:line="276" w:lineRule="auto"/>
+            </w:pPr>
+            <w:r>
+              <w:t>Formulário</w:t>
+            </w:r>
+          </w:p>
+        </w:tc>
+        <w:tc>
+          <w:tcPr>
+            <w:tcW w:w="2600" w:type="dxa"/>
+            <w:tcMar>
+              <w:top w:w="80" w:type="dxa"/>
+              <w:left w:w="100" w:type="dxa"/>
+              <w:bottom w:w="80" w:type="dxa"/>
+              <w:right w:w="100" w:type="dxa"/>
+            </w:tcMar>
+            <w:vAlign w:val="center"/>
+          </w:tcPr>
+          <w:p>
+            <w:pPr>
+              <w:spacing w:line="276" w:lineRule="auto"/>
+            </w:pPr>
+            <w:r>
+              <w:t>Permite a ASQUALOG a alterar um item de acordo com a autorização da DGER e contratá-lo.</w:t>
+            </w:r>
+          </w:p>
+        </w:tc>
+      </w:tr>
+      <w:tr>
+        <w:tc>
+          <w:tcPr>
+            <w:tcW w:w="1400" w:type="dxa"/>
+            <w:tcMar>
+              <w:top w:w="80" w:type="dxa"/>
+              <w:left w:w="100" w:type="dxa"/>
+              <w:bottom w:w="80" w:type="dxa"/>
+              <w:right w:w="100" w:type="dxa"/>
+            </w:tcMar>
+            <w:vAlign w:val="center"/>
+          </w:tcPr>
+          <w:p>
+            <w:pPr>
+              <w:spacing w:line="276" w:lineRule="auto"/>
+            </w:pPr>
+            <w:r>
+              <w:t>1271</w:t>
+            </w:r>
+          </w:p>
+        </w:tc>
+        <w:tc>
+          <w:tcPr>
+            <w:tcW w:w="2800" w:type="dxa"/>
+            <w:tcMar>
+              <w:top w:w="80" w:type="dxa"/>
+              <w:left w:w="100" w:type="dxa"/>
+              <w:bottom w:w="80" w:type="dxa"/>
+              <w:right w:w="100" w:type="dxa"/>
+            </w:tcMar>
+            <w:vAlign w:val="center"/>
+          </w:tcPr>
+          <w:p>
+            <w:pPr>
+              <w:spacing w:line="276" w:lineRule="auto"/>
+            </w:pPr>
+            <w:r>
+              <w:t>Anexar Autorização DGER SIGAD</w:t>
+            </w:r>
+          </w:p>
+        </w:tc>
+        <w:tc>
+          <w:tcPr>
+            <w:tcW w:w="2200" w:type="dxa"/>
+            <w:tcMar>
+              <w:top w:w="80" w:type="dxa"/>
+              <w:left w:w="100" w:type="dxa"/>
+              <w:bottom w:w="80" w:type="dxa"/>
+              <w:right w:w="100" w:type="dxa"/>
+            </w:tcMar>
+            <w:vAlign w:val="center"/>
+          </w:tcPr>
+          <w:p>
+            <w:pPr>
+              <w:spacing w:line="276" w:lineRule="auto"/>
+            </w:pPr>
+            <w:r>
+              <w:t>Formulário</w:t>
+            </w:r>
+          </w:p>
+        </w:tc>
+        <w:tc>
+          <w:tcPr>
+            <w:tcW w:w="2600" w:type="dxa"/>
+            <w:tcMar>
+              <w:top w:w="80" w:type="dxa"/>
+              <w:left w:w="100" w:type="dxa"/>
+              <w:bottom w:w="80" w:type="dxa"/>
+              <w:right w:w="100" w:type="dxa"/>
+            </w:tcMar>
+            <w:vAlign w:val="center"/>
+          </w:tcPr>
+          <w:p>
+            <w:pPr>
+              <w:spacing w:line="276" w:lineRule="auto"/>
+            </w:pPr>
+            <w:r>
+              <w:t>Permite a ASQUALOG a anexar a autorização na solicitação.</w:t>
             </w:r>
           </w:p>
         </w:tc>
@@ -25647,6 +26126,9 @@
             <w:pPr>
               <w:spacing w:line="276" w:lineRule="auto"/>
             </w:pPr>
+            <w:r>
+              <w:t>1</w:t>
+            </w:r>
           </w:p>
         </w:tc>
         <w:tc>
@@ -25664,6 +26146,9 @@
             <w:pPr>
               <w:spacing w:line="276" w:lineRule="auto"/>
             </w:pPr>
+            <w:r>
+              <w:t>Início</w:t>
+            </w:r>
           </w:p>
         </w:tc>
         <w:tc>
@@ -25681,6 +26166,9 @@
             <w:pPr>
               <w:spacing w:line="276" w:lineRule="auto"/>
             </w:pPr>
+            <w:r>
+              <w:t>Cartões</w:t>
+            </w:r>
           </w:p>
         </w:tc>
         <w:tc>
@@ -25698,6 +26186,9 @@
             <w:pPr>
               <w:spacing w:line="276" w:lineRule="auto"/>
             </w:pPr>
+            <w:r>
+              <w:t>Navegar entre as páginas.</w:t>
+            </w:r>
           </w:p>
         </w:tc>
       </w:tr>
@@ -25717,6 +26208,9 @@
             <w:pPr>
               <w:spacing w:line="276" w:lineRule="auto"/>
             </w:pPr>
+            <w:r>
+              <w:t>600</w:t>
+            </w:r>
           </w:p>
         </w:tc>
         <w:tc>
@@ -25734,6 +26228,9 @@
             <w:pPr>
               <w:spacing w:line="276" w:lineRule="auto"/>
             </w:pPr>
+            <w:r>
+              <w:t>Registrar Evento Externo</w:t>
+            </w:r>
           </w:p>
         </w:tc>
         <w:tc>
@@ -25751,6 +26248,9 @@
             <w:pPr>
               <w:spacing w:line="276" w:lineRule="auto"/>
             </w:pPr>
+            <w:r>
+              <w:t>Relatório Interativo</w:t>
+            </w:r>
           </w:p>
         </w:tc>
         <w:tc>
@@ -25768,6 +26268,9 @@
             <w:pPr>
               <w:spacing w:line="276" w:lineRule="auto"/>
             </w:pPr>
+            <w:r>
+              <w:t>Exibir todas as solicitações/eventos externos ao contrato.</w:t>
+            </w:r>
           </w:p>
         </w:tc>
       </w:tr>
@@ -25787,6 +26290,9 @@
             <w:pPr>
               <w:spacing w:line="276" w:lineRule="auto"/>
             </w:pPr>
+            <w:r>
+              <w:t>673</w:t>
+            </w:r>
           </w:p>
         </w:tc>
         <w:tc>
@@ -25804,6 +26310,9 @@
             <w:pPr>
               <w:spacing w:line="276" w:lineRule="auto"/>
             </w:pPr>
+            <w:r>
+              <w:t>Deletar Item no Cadastrado</w:t>
+            </w:r>
           </w:p>
         </w:tc>
         <w:tc>
@@ -25821,6 +26330,9 @@
             <w:pPr>
               <w:spacing w:line="276" w:lineRule="auto"/>
             </w:pPr>
+            <w:r>
+              <w:t>Formulário</w:t>
+            </w:r>
           </w:p>
         </w:tc>
         <w:tc>
@@ -25838,6 +26350,665 @@
             <w:pPr>
               <w:spacing w:line="276" w:lineRule="auto"/>
             </w:pPr>
+            <w:r>
+              <w:t>Deletar um item da solicitação.</w:t>
+            </w:r>
+          </w:p>
+        </w:tc>
+      </w:tr>
+      <w:tr>
+        <w:tc>
+          <w:tcPr>
+            <w:tcW w:w="1400" w:type="dxa"/>
+            <w:tcMar>
+              <w:top w:w="80" w:type="dxa"/>
+              <w:left w:w="100" w:type="dxa"/>
+              <w:bottom w:w="80" w:type="dxa"/>
+              <w:right w:w="100" w:type="dxa"/>
+            </w:tcMar>
+            <w:vAlign w:val="center"/>
+          </w:tcPr>
+          <w:p>
+            <w:pPr>
+              <w:spacing w:line="276" w:lineRule="auto"/>
+            </w:pPr>
+            <w:r>
+              <w:t>674</w:t>
+            </w:r>
+          </w:p>
+        </w:tc>
+        <w:tc>
+          <w:tcPr>
+            <w:tcW w:w="2800" w:type="dxa"/>
+            <w:tcMar>
+              <w:top w:w="80" w:type="dxa"/>
+              <w:left w:w="100" w:type="dxa"/>
+              <w:bottom w:w="80" w:type="dxa"/>
+              <w:right w:w="100" w:type="dxa"/>
+            </w:tcMar>
+            <w:vAlign w:val="center"/>
+          </w:tcPr>
+          <w:p>
+            <w:pPr>
+              <w:spacing w:line="276" w:lineRule="auto"/>
+            </w:pPr>
+            <w:r>
+              <w:t>Solicitante Deletar Cadastrado</w:t>
+            </w:r>
+          </w:p>
+        </w:tc>
+        <w:tc>
+          <w:tcPr>
+            <w:tcW w:w="2200" w:type="dxa"/>
+            <w:tcMar>
+              <w:top w:w="80" w:type="dxa"/>
+              <w:left w:w="100" w:type="dxa"/>
+              <w:bottom w:w="80" w:type="dxa"/>
+              <w:right w:w="100" w:type="dxa"/>
+            </w:tcMar>
+            <w:vAlign w:val="center"/>
+          </w:tcPr>
+          <w:p>
+            <w:pPr>
+              <w:spacing w:line="276" w:lineRule="auto"/>
+            </w:pPr>
+            <w:r>
+              <w:t>Formulário</w:t>
+            </w:r>
+          </w:p>
+        </w:tc>
+        <w:tc>
+          <w:tcPr>
+            <w:tcW w:w="2600" w:type="dxa"/>
+            <w:tcMar>
+              <w:top w:w="80" w:type="dxa"/>
+              <w:left w:w="100" w:type="dxa"/>
+              <w:bottom w:w="80" w:type="dxa"/>
+              <w:right w:w="100" w:type="dxa"/>
+            </w:tcMar>
+            <w:vAlign w:val="center"/>
+          </w:tcPr>
+          <w:p>
+            <w:pPr>
+              <w:spacing w:line="276" w:lineRule="auto"/>
+            </w:pPr>
+            <w:r>
+              <w:t>Deletar uma solicitação.</w:t>
+            </w:r>
+          </w:p>
+        </w:tc>
+      </w:tr>
+      <w:tr>
+        <w:tc>
+          <w:tcPr>
+            <w:tcW w:w="1400" w:type="dxa"/>
+            <w:tcMar>
+              <w:top w:w="80" w:type="dxa"/>
+              <w:left w:w="100" w:type="dxa"/>
+              <w:bottom w:w="80" w:type="dxa"/>
+              <w:right w:w="100" w:type="dxa"/>
+            </w:tcMar>
+            <w:vAlign w:val="center"/>
+          </w:tcPr>
+          <w:p>
+            <w:pPr>
+              <w:spacing w:line="276" w:lineRule="auto"/>
+            </w:pPr>
+            <w:r>
+              <w:t>601</w:t>
+            </w:r>
+          </w:p>
+        </w:tc>
+        <w:tc>
+          <w:tcPr>
+            <w:tcW w:w="2800" w:type="dxa"/>
+            <w:tcMar>
+              <w:top w:w="80" w:type="dxa"/>
+              <w:left w:w="100" w:type="dxa"/>
+              <w:bottom w:w="80" w:type="dxa"/>
+              <w:right w:w="100" w:type="dxa"/>
+            </w:tcMar>
+            <w:vAlign w:val="center"/>
+          </w:tcPr>
+          <w:p>
+            <w:pPr>
+              <w:spacing w:line="276" w:lineRule="auto"/>
+            </w:pPr>
+            <w:r>
+              <w:t>Evento Externo</w:t>
+            </w:r>
+          </w:p>
+        </w:tc>
+        <w:tc>
+          <w:tcPr>
+            <w:tcW w:w="2200" w:type="dxa"/>
+            <w:tcMar>
+              <w:top w:w="80" w:type="dxa"/>
+              <w:left w:w="100" w:type="dxa"/>
+              <w:bottom w:w="80" w:type="dxa"/>
+              <w:right w:w="100" w:type="dxa"/>
+            </w:tcMar>
+            <w:vAlign w:val="center"/>
+          </w:tcPr>
+          <w:p>
+            <w:pPr>
+              <w:spacing w:line="276" w:lineRule="auto"/>
+            </w:pPr>
+            <w:r>
+              <w:t>Formulário</w:t>
+            </w:r>
+          </w:p>
+        </w:tc>
+        <w:tc>
+          <w:tcPr>
+            <w:tcW w:w="2600" w:type="dxa"/>
+            <w:tcMar>
+              <w:top w:w="80" w:type="dxa"/>
+              <w:left w:w="100" w:type="dxa"/>
+              <w:bottom w:w="80" w:type="dxa"/>
+              <w:right w:w="100" w:type="dxa"/>
+            </w:tcMar>
+            <w:vAlign w:val="center"/>
+          </w:tcPr>
+          <w:p>
+            <w:pPr>
+              <w:spacing w:line="276" w:lineRule="auto"/>
+            </w:pPr>
+            <w:r>
+              <w:t>Criar a solicitação/evento.</w:t>
+            </w:r>
+          </w:p>
+        </w:tc>
+      </w:tr>
+      <w:tr>
+        <w:tc>
+          <w:tcPr>
+            <w:tcW w:w="1400" w:type="dxa"/>
+            <w:tcMar>
+              <w:top w:w="80" w:type="dxa"/>
+              <w:left w:w="100" w:type="dxa"/>
+              <w:bottom w:w="80" w:type="dxa"/>
+              <w:right w:w="100" w:type="dxa"/>
+            </w:tcMar>
+            <w:vAlign w:val="center"/>
+          </w:tcPr>
+          <w:p>
+            <w:pPr>
+              <w:spacing w:line="276" w:lineRule="auto"/>
+            </w:pPr>
+            <w:r>
+              <w:t>602</w:t>
+            </w:r>
+          </w:p>
+        </w:tc>
+        <w:tc>
+          <w:tcPr>
+            <w:tcW w:w="2800" w:type="dxa"/>
+            <w:tcMar>
+              <w:top w:w="80" w:type="dxa"/>
+              <w:left w:w="100" w:type="dxa"/>
+              <w:bottom w:w="80" w:type="dxa"/>
+              <w:right w:w="100" w:type="dxa"/>
+            </w:tcMar>
+            <w:vAlign w:val="center"/>
+          </w:tcPr>
+          <w:p>
+            <w:pPr>
+              <w:spacing w:line="276" w:lineRule="auto"/>
+            </w:pPr>
+            <w:r>
+              <w:t>Itens do Evento</w:t>
+            </w:r>
+          </w:p>
+        </w:tc>
+        <w:tc>
+          <w:tcPr>
+            <w:tcW w:w="2200" w:type="dxa"/>
+            <w:tcMar>
+              <w:top w:w="80" w:type="dxa"/>
+              <w:left w:w="100" w:type="dxa"/>
+              <w:bottom w:w="80" w:type="dxa"/>
+              <w:right w:w="100" w:type="dxa"/>
+            </w:tcMar>
+            <w:vAlign w:val="center"/>
+          </w:tcPr>
+          <w:p>
+            <w:pPr>
+              <w:spacing w:line="276" w:lineRule="auto"/>
+            </w:pPr>
+            <w:r>
+              <w:t>Formulário, Calendário e Relatório Interativo</w:t>
+            </w:r>
+          </w:p>
+        </w:tc>
+        <w:tc>
+          <w:tcPr>
+            <w:tcW w:w="2600" w:type="dxa"/>
+            <w:tcMar>
+              <w:top w:w="80" w:type="dxa"/>
+              <w:left w:w="100" w:type="dxa"/>
+              <w:bottom w:w="80" w:type="dxa"/>
+              <w:right w:w="100" w:type="dxa"/>
+            </w:tcMar>
+            <w:vAlign w:val="center"/>
+          </w:tcPr>
+          <w:p>
+            <w:pPr>
+              <w:spacing w:line="276" w:lineRule="auto"/>
+            </w:pPr>
+            <w:r>
+              <w:t>Criar os itens de buffet da solicitação/evento.</w:t>
+            </w:r>
+          </w:p>
+        </w:tc>
+      </w:tr>
+      <w:tr>
+        <w:tc>
+          <w:tcPr>
+            <w:tcW w:w="1400" w:type="dxa"/>
+            <w:tcMar>
+              <w:top w:w="80" w:type="dxa"/>
+              <w:left w:w="100" w:type="dxa"/>
+              <w:bottom w:w="80" w:type="dxa"/>
+              <w:right w:w="100" w:type="dxa"/>
+            </w:tcMar>
+            <w:vAlign w:val="center"/>
+          </w:tcPr>
+          <w:p>
+            <w:pPr>
+              <w:spacing w:line="276" w:lineRule="auto"/>
+            </w:pPr>
+            <w:r>
+              <w:t>373</w:t>
+            </w:r>
+          </w:p>
+        </w:tc>
+        <w:tc>
+          <w:tcPr>
+            <w:tcW w:w="2800" w:type="dxa"/>
+            <w:tcMar>
+              <w:top w:w="80" w:type="dxa"/>
+              <w:left w:w="100" w:type="dxa"/>
+              <w:bottom w:w="80" w:type="dxa"/>
+              <w:right w:w="100" w:type="dxa"/>
+            </w:tcMar>
+            <w:vAlign w:val="center"/>
+          </w:tcPr>
+          <w:p>
+            <w:pPr>
+              <w:spacing w:line="276" w:lineRule="auto"/>
+            </w:pPr>
+            <w:r>
+              <w:t>Visualizar Item</w:t>
+            </w:r>
+          </w:p>
+        </w:tc>
+        <w:tc>
+          <w:tcPr>
+            <w:tcW w:w="2200" w:type="dxa"/>
+            <w:tcMar>
+              <w:top w:w="80" w:type="dxa"/>
+              <w:left w:w="100" w:type="dxa"/>
+              <w:bottom w:w="80" w:type="dxa"/>
+              <w:right w:w="100" w:type="dxa"/>
+            </w:tcMar>
+            <w:vAlign w:val="center"/>
+          </w:tcPr>
+          <w:p>
+            <w:pPr>
+              <w:spacing w:line="276" w:lineRule="auto"/>
+            </w:pPr>
+            <w:r>
+              <w:t>Formulário</w:t>
+            </w:r>
+          </w:p>
+        </w:tc>
+        <w:tc>
+          <w:tcPr>
+            <w:tcW w:w="2600" w:type="dxa"/>
+            <w:tcMar>
+              <w:top w:w="80" w:type="dxa"/>
+              <w:left w:w="100" w:type="dxa"/>
+              <w:bottom w:w="80" w:type="dxa"/>
+              <w:right w:w="100" w:type="dxa"/>
+            </w:tcMar>
+            <w:vAlign w:val="center"/>
+          </w:tcPr>
+          <w:p>
+            <w:pPr>
+              <w:spacing w:line="276" w:lineRule="auto"/>
+            </w:pPr>
+            <w:r>
+              <w:t>Exibir detalhes de um item de buffet cadastrado.</w:t>
+            </w:r>
+          </w:p>
+        </w:tc>
+      </w:tr>
+      <w:tr>
+        <w:tc>
+          <w:tcPr>
+            <w:tcW w:w="1400" w:type="dxa"/>
+            <w:tcMar>
+              <w:top w:w="80" w:type="dxa"/>
+              <w:left w:w="100" w:type="dxa"/>
+              <w:bottom w:w="80" w:type="dxa"/>
+              <w:right w:w="100" w:type="dxa"/>
+            </w:tcMar>
+            <w:vAlign w:val="center"/>
+          </w:tcPr>
+          <w:p>
+            <w:pPr>
+              <w:spacing w:line="276" w:lineRule="auto"/>
+            </w:pPr>
+            <w:r>
+              <w:t>670</w:t>
+            </w:r>
+          </w:p>
+        </w:tc>
+        <w:tc>
+          <w:tcPr>
+            <w:tcW w:w="2800" w:type="dxa"/>
+            <w:tcMar>
+              <w:top w:w="80" w:type="dxa"/>
+              <w:left w:w="100" w:type="dxa"/>
+              <w:bottom w:w="80" w:type="dxa"/>
+              <w:right w:w="100" w:type="dxa"/>
+            </w:tcMar>
+            <w:vAlign w:val="center"/>
+          </w:tcPr>
+          <w:p>
+            <w:pPr>
+              <w:spacing w:line="276" w:lineRule="auto"/>
+            </w:pPr>
+            <w:r>
+              <w:t>Verificar Item</w:t>
+            </w:r>
+          </w:p>
+        </w:tc>
+        <w:tc>
+          <w:tcPr>
+            <w:tcW w:w="2200" w:type="dxa"/>
+            <w:tcMar>
+              <w:top w:w="80" w:type="dxa"/>
+              <w:left w:w="100" w:type="dxa"/>
+              <w:bottom w:w="80" w:type="dxa"/>
+              <w:right w:w="100" w:type="dxa"/>
+            </w:tcMar>
+            <w:vAlign w:val="center"/>
+          </w:tcPr>
+          <w:p>
+            <w:pPr>
+              <w:spacing w:line="276" w:lineRule="auto"/>
+            </w:pPr>
+            <w:r>
+              <w:t>Formulário</w:t>
+            </w:r>
+          </w:p>
+        </w:tc>
+        <w:tc>
+          <w:tcPr>
+            <w:tcW w:w="2600" w:type="dxa"/>
+            <w:tcMar>
+              <w:top w:w="80" w:type="dxa"/>
+              <w:left w:w="100" w:type="dxa"/>
+              <w:bottom w:w="80" w:type="dxa"/>
+              <w:right w:w="100" w:type="dxa"/>
+            </w:tcMar>
+            <w:vAlign w:val="center"/>
+          </w:tcPr>
+          <w:p>
+            <w:pPr>
+              <w:spacing w:line="276" w:lineRule="auto"/>
+            </w:pPr>
+            <w:r>
+              <w:t>Confirmar a criação do item de buffet.</w:t>
+            </w:r>
+          </w:p>
+        </w:tc>
+      </w:tr>
+      <w:tr>
+        <w:tc>
+          <w:tcPr>
+            <w:tcW w:w="1400" w:type="dxa"/>
+            <w:tcMar>
+              <w:top w:w="80" w:type="dxa"/>
+              <w:left w:w="100" w:type="dxa"/>
+              <w:bottom w:w="80" w:type="dxa"/>
+              <w:right w:w="100" w:type="dxa"/>
+            </w:tcMar>
+            <w:vAlign w:val="center"/>
+          </w:tcPr>
+          <w:p>
+            <w:pPr>
+              <w:spacing w:line="276" w:lineRule="auto"/>
+            </w:pPr>
+            <w:r>
+              <w:t>671</w:t>
+            </w:r>
+          </w:p>
+        </w:tc>
+        <w:tc>
+          <w:tcPr>
+            <w:tcW w:w="2800" w:type="dxa"/>
+            <w:tcMar>
+              <w:top w:w="80" w:type="dxa"/>
+              <w:left w:w="100" w:type="dxa"/>
+              <w:bottom w:w="80" w:type="dxa"/>
+              <w:right w:w="100" w:type="dxa"/>
+            </w:tcMar>
+            <w:vAlign w:val="center"/>
+          </w:tcPr>
+          <w:p>
+            <w:pPr>
+              <w:spacing w:line="276" w:lineRule="auto"/>
+            </w:pPr>
+            <w:r>
+              <w:t>Deletar Item no Cadastro</w:t>
+            </w:r>
+          </w:p>
+        </w:tc>
+        <w:tc>
+          <w:tcPr>
+            <w:tcW w:w="2200" w:type="dxa"/>
+            <w:tcMar>
+              <w:top w:w="80" w:type="dxa"/>
+              <w:left w:w="100" w:type="dxa"/>
+              <w:bottom w:w="80" w:type="dxa"/>
+              <w:right w:w="100" w:type="dxa"/>
+            </w:tcMar>
+            <w:vAlign w:val="center"/>
+          </w:tcPr>
+          <w:p>
+            <w:pPr>
+              <w:spacing w:line="276" w:lineRule="auto"/>
+            </w:pPr>
+            <w:r>
+              <w:t>Formulário</w:t>
+            </w:r>
+          </w:p>
+        </w:tc>
+        <w:tc>
+          <w:tcPr>
+            <w:tcW w:w="2600" w:type="dxa"/>
+            <w:tcMar>
+              <w:top w:w="80" w:type="dxa"/>
+              <w:left w:w="100" w:type="dxa"/>
+              <w:bottom w:w="80" w:type="dxa"/>
+              <w:right w:w="100" w:type="dxa"/>
+            </w:tcMar>
+            <w:vAlign w:val="center"/>
+          </w:tcPr>
+          <w:p>
+            <w:pPr>
+              <w:spacing w:line="276" w:lineRule="auto"/>
+            </w:pPr>
+            <w:r>
+              <w:t>Deletar um item de buffet já criado.</w:t>
+            </w:r>
+          </w:p>
+        </w:tc>
+      </w:tr>
+      <w:tr>
+        <w:tc>
+          <w:tcPr>
+            <w:tcW w:w="1400" w:type="dxa"/>
+            <w:tcMar>
+              <w:top w:w="80" w:type="dxa"/>
+              <w:left w:w="100" w:type="dxa"/>
+              <w:bottom w:w="80" w:type="dxa"/>
+              <w:right w:w="100" w:type="dxa"/>
+            </w:tcMar>
+            <w:vAlign w:val="center"/>
+          </w:tcPr>
+          <w:p>
+            <w:pPr>
+              <w:spacing w:line="276" w:lineRule="auto"/>
+            </w:pPr>
+            <w:r>
+              <w:t>603</w:t>
+            </w:r>
+          </w:p>
+        </w:tc>
+        <w:tc>
+          <w:tcPr>
+            <w:tcW w:w="2800" w:type="dxa"/>
+            <w:tcMar>
+              <w:top w:w="80" w:type="dxa"/>
+              <w:left w:w="100" w:type="dxa"/>
+              <w:bottom w:w="80" w:type="dxa"/>
+              <w:right w:w="100" w:type="dxa"/>
+            </w:tcMar>
+            <w:vAlign w:val="center"/>
+          </w:tcPr>
+          <w:p>
+            <w:pPr>
+              <w:spacing w:line="276" w:lineRule="auto"/>
+            </w:pPr>
+            <w:r>
+              <w:t>Confirmação</w:t>
+            </w:r>
+          </w:p>
+        </w:tc>
+        <w:tc>
+          <w:tcPr>
+            <w:tcW w:w="2200" w:type="dxa"/>
+            <w:tcMar>
+              <w:top w:w="80" w:type="dxa"/>
+              <w:left w:w="100" w:type="dxa"/>
+              <w:bottom w:w="80" w:type="dxa"/>
+              <w:right w:w="100" w:type="dxa"/>
+            </w:tcMar>
+            <w:vAlign w:val="center"/>
+          </w:tcPr>
+          <w:p>
+            <w:pPr>
+              <w:spacing w:line="276" w:lineRule="auto"/>
+            </w:pPr>
+            <w:r>
+              <w:t>Relatório Interativo</w:t>
+            </w:r>
+          </w:p>
+        </w:tc>
+        <w:tc>
+          <w:tcPr>
+            <w:tcW w:w="2600" w:type="dxa"/>
+            <w:tcMar>
+              <w:top w:w="80" w:type="dxa"/>
+              <w:left w:w="100" w:type="dxa"/>
+              <w:bottom w:w="80" w:type="dxa"/>
+              <w:right w:w="100" w:type="dxa"/>
+            </w:tcMar>
+            <w:vAlign w:val="center"/>
+          </w:tcPr>
+          <w:p>
+            <w:pPr>
+              <w:spacing w:line="276" w:lineRule="auto"/>
+            </w:pPr>
+            <w:r>
+              <w:t>Confirmar a criação da solicitação e seus itens.</w:t>
+            </w:r>
+          </w:p>
+        </w:tc>
+      </w:tr>
+      <w:tr>
+        <w:tc>
+          <w:tcPr>
+            <w:tcW w:w="1400" w:type="dxa"/>
+            <w:tcMar>
+              <w:top w:w="80" w:type="dxa"/>
+              <w:left w:w="100" w:type="dxa"/>
+              <w:bottom w:w="80" w:type="dxa"/>
+              <w:right w:w="100" w:type="dxa"/>
+            </w:tcMar>
+            <w:vAlign w:val="center"/>
+          </w:tcPr>
+          <w:p>
+            <w:pPr>
+              <w:spacing w:line="276" w:lineRule="auto"/>
+            </w:pPr>
+            <w:r>
+              <w:t>672</w:t>
+            </w:r>
+          </w:p>
+        </w:tc>
+        <w:tc>
+          <w:tcPr>
+            <w:tcW w:w="2800" w:type="dxa"/>
+            <w:tcMar>
+              <w:top w:w="80" w:type="dxa"/>
+              <w:left w:w="100" w:type="dxa"/>
+              <w:bottom w:w="80" w:type="dxa"/>
+              <w:right w:w="100" w:type="dxa"/>
+            </w:tcMar>
+            <w:vAlign w:val="center"/>
+          </w:tcPr>
+          <w:p>
+            <w:pPr>
+              <w:spacing w:line="276" w:lineRule="auto"/>
+            </w:pPr>
+            <w:r>
+              <w:t>Solicitante Deletar</w:t>
+            </w:r>
+          </w:p>
+        </w:tc>
+        <w:tc>
+          <w:tcPr>
+            <w:tcW w:w="2200" w:type="dxa"/>
+            <w:tcMar>
+              <w:top w:w="80" w:type="dxa"/>
+              <w:left w:w="100" w:type="dxa"/>
+              <w:bottom w:w="80" w:type="dxa"/>
+              <w:right w:w="100" w:type="dxa"/>
+            </w:tcMar>
+            <w:vAlign w:val="center"/>
+          </w:tcPr>
+          <w:p>
+            <w:pPr>
+              <w:spacing w:line="276" w:lineRule="auto"/>
+            </w:pPr>
+            <w:r>
+              <w:t>Formulário</w:t>
+            </w:r>
+          </w:p>
+        </w:tc>
+        <w:tc>
+          <w:tcPr>
+            <w:tcW w:w="2600" w:type="dxa"/>
+            <w:tcMar>
+              <w:top w:w="80" w:type="dxa"/>
+              <w:left w:w="100" w:type="dxa"/>
+              <w:bottom w:w="80" w:type="dxa"/>
+              <w:right w:w="100" w:type="dxa"/>
+            </w:tcMar>
+            <w:vAlign w:val="center"/>
+          </w:tcPr>
+          <w:p>
+            <w:pPr>
+              <w:spacing w:line="276" w:lineRule="auto"/>
+            </w:pPr>
+            <w:r>
+              <w:t>Deletar a solicitação a ser criada.</w:t>
+            </w:r>
           </w:p>
         </w:tc>
       </w:tr>
@@ -26093,7 +27264,6 @@
         <w:spacing w:line="360" w:lineRule="auto"/>
       </w:pPr>
       <w:r>
-        <w:lastRenderedPageBreak/>
         <w:t>5.</w:t>
       </w:r>
       <w:r>
@@ -26381,6 +27551,9 @@
             <w:pPr>
               <w:spacing w:line="276" w:lineRule="auto"/>
             </w:pPr>
+            <w:r>
+              <w:t>1</w:t>
+            </w:r>
           </w:p>
         </w:tc>
         <w:tc>
@@ -26398,6 +27571,9 @@
             <w:pPr>
               <w:spacing w:line="276" w:lineRule="auto"/>
             </w:pPr>
+            <w:r>
+              <w:t>Início</w:t>
+            </w:r>
           </w:p>
         </w:tc>
         <w:tc>
@@ -26415,6 +27591,9 @@
             <w:pPr>
               <w:spacing w:line="276" w:lineRule="auto"/>
             </w:pPr>
+            <w:r>
+              <w:t>Cartões</w:t>
+            </w:r>
           </w:p>
         </w:tc>
         <w:tc>
@@ -26432,6 +27611,9 @@
             <w:pPr>
               <w:spacing w:line="276" w:lineRule="auto"/>
             </w:pPr>
+            <w:r>
+              <w:t>Navegar entre as páginas.</w:t>
+            </w:r>
           </w:p>
         </w:tc>
       </w:tr>
@@ -26451,6 +27633,9 @@
             <w:pPr>
               <w:spacing w:line="276" w:lineRule="auto"/>
             </w:pPr>
+            <w:r>
+              <w:t>500</w:t>
+            </w:r>
           </w:p>
         </w:tc>
         <w:tc>
@@ -26468,6 +27653,9 @@
             <w:pPr>
               <w:spacing w:line="276" w:lineRule="auto"/>
             </w:pPr>
+            <w:r>
+              <w:t>Confirmar Solicitações</w:t>
+            </w:r>
           </w:p>
         </w:tc>
         <w:tc>
@@ -26485,6 +27673,9 @@
             <w:pPr>
               <w:spacing w:line="276" w:lineRule="auto"/>
             </w:pPr>
+            <w:r>
+              <w:t>Relatório Interativo</w:t>
+            </w:r>
           </w:p>
         </w:tc>
         <w:tc>
@@ -26502,6 +27693,9 @@
             <w:pPr>
               <w:spacing w:line="276" w:lineRule="auto"/>
             </w:pPr>
+            <w:r>
+              <w:t>Permite a DGER analisar os itens de buffet de um evento.</w:t>
+            </w:r>
           </w:p>
         </w:tc>
       </w:tr>
@@ -26521,6 +27715,9 @@
             <w:pPr>
               <w:spacing w:line="276" w:lineRule="auto"/>
             </w:pPr>
+            <w:r>
+              <w:t>271</w:t>
+            </w:r>
           </w:p>
         </w:tc>
         <w:tc>
@@ -26538,6 +27735,9 @@
             <w:pPr>
               <w:spacing w:line="276" w:lineRule="auto"/>
             </w:pPr>
+            <w:r>
+              <w:t>Deletar um Evento</w:t>
+            </w:r>
           </w:p>
         </w:tc>
         <w:tc>
@@ -26555,6 +27755,9 @@
             <w:pPr>
               <w:spacing w:line="276" w:lineRule="auto"/>
             </w:pPr>
+            <w:r>
+              <w:t>Formulário</w:t>
+            </w:r>
           </w:p>
         </w:tc>
         <w:tc>
@@ -26572,6 +27775,173 @@
             <w:pPr>
               <w:spacing w:line="276" w:lineRule="auto"/>
             </w:pPr>
+            <w:r>
+              <w:t>Deletar uma solicitação e seus itens.</w:t>
+            </w:r>
+          </w:p>
+        </w:tc>
+      </w:tr>
+      <w:tr>
+        <w:tc>
+          <w:tcPr>
+            <w:tcW w:w="1400" w:type="dxa"/>
+            <w:tcMar>
+              <w:top w:w="80" w:type="dxa"/>
+              <w:left w:w="100" w:type="dxa"/>
+              <w:bottom w:w="80" w:type="dxa"/>
+              <w:right w:w="100" w:type="dxa"/>
+            </w:tcMar>
+            <w:vAlign w:val="center"/>
+          </w:tcPr>
+          <w:p>
+            <w:pPr>
+              <w:spacing w:line="276" w:lineRule="auto"/>
+            </w:pPr>
+            <w:r>
+              <w:t>571</w:t>
+            </w:r>
+          </w:p>
+        </w:tc>
+        <w:tc>
+          <w:tcPr>
+            <w:tcW w:w="2800" w:type="dxa"/>
+            <w:tcMar>
+              <w:top w:w="80" w:type="dxa"/>
+              <w:left w:w="100" w:type="dxa"/>
+              <w:bottom w:w="80" w:type="dxa"/>
+              <w:right w:w="100" w:type="dxa"/>
+            </w:tcMar>
+            <w:vAlign w:val="center"/>
+          </w:tcPr>
+          <w:p>
+            <w:pPr>
+              <w:spacing w:line="276" w:lineRule="auto"/>
+            </w:pPr>
+            <w:r>
+              <w:t xml:space="preserve">Anexar Autorização DGER </w:t>
+            </w:r>
+          </w:p>
+        </w:tc>
+        <w:tc>
+          <w:tcPr>
+            <w:tcW w:w="2200" w:type="dxa"/>
+            <w:tcMar>
+              <w:top w:w="80" w:type="dxa"/>
+              <w:left w:w="100" w:type="dxa"/>
+              <w:bottom w:w="80" w:type="dxa"/>
+              <w:right w:w="100" w:type="dxa"/>
+            </w:tcMar>
+            <w:vAlign w:val="center"/>
+          </w:tcPr>
+          <w:p>
+            <w:pPr>
+              <w:spacing w:line="276" w:lineRule="auto"/>
+            </w:pPr>
+            <w:r>
+              <w:t>Formulário</w:t>
+            </w:r>
+          </w:p>
+        </w:tc>
+        <w:tc>
+          <w:tcPr>
+            <w:tcW w:w="2600" w:type="dxa"/>
+            <w:tcMar>
+              <w:top w:w="80" w:type="dxa"/>
+              <w:left w:w="100" w:type="dxa"/>
+              <w:bottom w:w="80" w:type="dxa"/>
+              <w:right w:w="100" w:type="dxa"/>
+            </w:tcMar>
+            <w:vAlign w:val="center"/>
+          </w:tcPr>
+          <w:p>
+            <w:pPr>
+              <w:spacing w:line="276" w:lineRule="auto"/>
+            </w:pPr>
+            <w:r>
+              <w:t>Permite a DGER anexar a autorização dela e enviar os e-mails aos destinatários.</w:t>
+            </w:r>
+          </w:p>
+        </w:tc>
+      </w:tr>
+      <w:tr>
+        <w:tc>
+          <w:tcPr>
+            <w:tcW w:w="1400" w:type="dxa"/>
+            <w:tcMar>
+              <w:top w:w="80" w:type="dxa"/>
+              <w:left w:w="100" w:type="dxa"/>
+              <w:bottom w:w="80" w:type="dxa"/>
+              <w:right w:w="100" w:type="dxa"/>
+            </w:tcMar>
+            <w:vAlign w:val="center"/>
+          </w:tcPr>
+          <w:p>
+            <w:pPr>
+              <w:spacing w:line="276" w:lineRule="auto"/>
+            </w:pPr>
+            <w:r>
+              <w:t>570</w:t>
+            </w:r>
+          </w:p>
+        </w:tc>
+        <w:tc>
+          <w:tcPr>
+            <w:tcW w:w="2800" w:type="dxa"/>
+            <w:tcMar>
+              <w:top w:w="80" w:type="dxa"/>
+              <w:left w:w="100" w:type="dxa"/>
+              <w:bottom w:w="80" w:type="dxa"/>
+              <w:right w:w="100" w:type="dxa"/>
+            </w:tcMar>
+            <w:vAlign w:val="center"/>
+          </w:tcPr>
+          <w:p>
+            <w:pPr>
+              <w:spacing w:line="276" w:lineRule="auto"/>
+            </w:pPr>
+            <w:r>
+              <w:t>Confirmar Item</w:t>
+            </w:r>
+          </w:p>
+        </w:tc>
+        <w:tc>
+          <w:tcPr>
+            <w:tcW w:w="2200" w:type="dxa"/>
+            <w:tcMar>
+              <w:top w:w="80" w:type="dxa"/>
+              <w:left w:w="100" w:type="dxa"/>
+              <w:bottom w:w="80" w:type="dxa"/>
+              <w:right w:w="100" w:type="dxa"/>
+            </w:tcMar>
+            <w:vAlign w:val="center"/>
+          </w:tcPr>
+          <w:p>
+            <w:pPr>
+              <w:spacing w:line="276" w:lineRule="auto"/>
+            </w:pPr>
+            <w:r>
+              <w:t>Formulário</w:t>
+            </w:r>
+          </w:p>
+        </w:tc>
+        <w:tc>
+          <w:tcPr>
+            <w:tcW w:w="2600" w:type="dxa"/>
+            <w:tcMar>
+              <w:top w:w="80" w:type="dxa"/>
+              <w:left w:w="100" w:type="dxa"/>
+              <w:bottom w:w="80" w:type="dxa"/>
+              <w:right w:w="100" w:type="dxa"/>
+            </w:tcMar>
+            <w:vAlign w:val="center"/>
+          </w:tcPr>
+          <w:p>
+            <w:pPr>
+              <w:spacing w:line="276" w:lineRule="auto"/>
+            </w:pPr>
+            <w:r>
+              <w:t>Permite a DGER alterar os detalhes de um item de buffet para depois contratar ele.</w:t>
+            </w:r>
           </w:p>
         </w:tc>
       </w:tr>
@@ -26864,7 +28234,13 @@
         <w:jc w:val="both"/>
       </w:pPr>
       <w:r>
-        <w:t>O Fluxo da ASQUALOG tem como objetivo permitir que os usuários da ASQUALOG realizem, no Sistema de Buffet, e o acompanhamento operacional das solicitações após seu cadastramento, registrando as informações provenientes das interações com o Senac e garantindo que o sistema reflita fielmente o andamento de cada demanda.</w:t>
+        <w:t>O Fluxo da ASQUALOG tem como objetivo permitir que os usuários da ASQUALOG realizem, no Sistema de Buffet, o acompanhamento operacional das solicitações após seu cadastr</w:t>
+      </w:r>
+      <w:r>
+        <w:t>o</w:t>
+      </w:r>
+      <w:r>
+        <w:t>, registrando as informações provenientes das interações com o Senac e garantindo que o sistema reflita fielmente o andamento de cada demanda.</w:t>
       </w:r>
     </w:p>
     <w:p>
@@ -26874,6 +28250,7 @@
         <w:jc w:val="both"/>
       </w:pPr>
       <w:r>
+        <w:lastRenderedPageBreak/>
         <w:t>Esse fluxo é destinado exclusivamente aos usuários da ASQUALOG, que atuam como intermediários entre o Senado Federal e o Senac. Como o Sistema de Buffet é uma aplicação de uso interno do Senado Federal, os representantes do Senac não possuem acesso direto ao sistema. Dessa forma, todas as informações fornecidas pelo fornecedor são registradas manualmente pelos usuários da ASQUALOG.</w:t>
       </w:r>
     </w:p>
@@ -27002,6 +28379,7 @@
                 <w:sz w:val="20"/>
                 <w:szCs w:val="20"/>
               </w:rPr>
+              <w:lastRenderedPageBreak/>
               <w:t>Nº da Página</w:t>
             </w:r>
           </w:p>
@@ -27590,6 +28968,7 @@
         <w:jc w:val="both"/>
       </w:pPr>
       <w:r>
+        <w:lastRenderedPageBreak/>
         <w:t>A Figura 2 apresenta o fluxograma do processo, indicando a sequência de páginas e as decisões tomadas pelo usuário ou pelo sistema.</w:t>
       </w:r>
     </w:p>
@@ -28186,6 +29565,7 @@
           <w:iCs/>
           <w:color w:val="808080"/>
         </w:rPr>
+        <w:lastRenderedPageBreak/>
         <w:t>[indique de onde o usuário chega a esta página e para onde é direcionado a seguir (branches), incluindo condições de cada branch.]</w:t>
       </w:r>
     </w:p>

--- a/Buffet - SENAC/Documentação_Técnica_Buffet.docx
+++ b/Buffet - SENAC/Documentação_Técnica_Buffet.docx
@@ -22114,6 +22114,88 @@
           </w:p>
         </w:tc>
       </w:tr>
+      <w:tr>
+        <w:tc>
+          <w:tcPr>
+            <w:tcW w:w="1400" w:type="dxa"/>
+            <w:tcMar>
+              <w:top w:w="80" w:type="dxa"/>
+              <w:left w:w="100" w:type="dxa"/>
+              <w:bottom w:w="80" w:type="dxa"/>
+              <w:right w:w="100" w:type="dxa"/>
+            </w:tcMar>
+            <w:vAlign w:val="center"/>
+          </w:tcPr>
+          <w:p>
+            <w:pPr>
+              <w:spacing w:line="276" w:lineRule="auto"/>
+            </w:pPr>
+            <w:r>
+              <w:t>700</w:t>
+            </w:r>
+          </w:p>
+        </w:tc>
+        <w:tc>
+          <w:tcPr>
+            <w:tcW w:w="2800" w:type="dxa"/>
+            <w:tcMar>
+              <w:top w:w="80" w:type="dxa"/>
+              <w:left w:w="100" w:type="dxa"/>
+              <w:bottom w:w="80" w:type="dxa"/>
+              <w:right w:w="100" w:type="dxa"/>
+            </w:tcMar>
+            <w:vAlign w:val="center"/>
+          </w:tcPr>
+          <w:p>
+            <w:pPr>
+              <w:spacing w:line="276" w:lineRule="auto"/>
+            </w:pPr>
+            <w:r>
+              <w:t>Feedback do Evento</w:t>
+            </w:r>
+          </w:p>
+        </w:tc>
+        <w:tc>
+          <w:tcPr>
+            <w:tcW w:w="2200" w:type="dxa"/>
+            <w:tcMar>
+              <w:top w:w="80" w:type="dxa"/>
+              <w:left w:w="100" w:type="dxa"/>
+              <w:bottom w:w="80" w:type="dxa"/>
+              <w:right w:w="100" w:type="dxa"/>
+            </w:tcMar>
+            <w:vAlign w:val="center"/>
+          </w:tcPr>
+          <w:p>
+            <w:pPr>
+              <w:spacing w:line="276" w:lineRule="auto"/>
+            </w:pPr>
+            <w:r>
+              <w:t>Formulário</w:t>
+            </w:r>
+          </w:p>
+        </w:tc>
+        <w:tc>
+          <w:tcPr>
+            <w:tcW w:w="2600" w:type="dxa"/>
+            <w:tcMar>
+              <w:top w:w="80" w:type="dxa"/>
+              <w:left w:w="100" w:type="dxa"/>
+              <w:bottom w:w="80" w:type="dxa"/>
+              <w:right w:w="100" w:type="dxa"/>
+            </w:tcMar>
+            <w:vAlign w:val="center"/>
+          </w:tcPr>
+          <w:p>
+            <w:pPr>
+              <w:spacing w:line="276" w:lineRule="auto"/>
+            </w:pPr>
+            <w:r>
+              <w:t>Dar o feedback do evento após sua finalização.</w:t>
+            </w:r>
+          </w:p>
+        </w:tc>
+      </w:tr>
     </w:tbl>
     <w:p>
       <w:pPr>
@@ -22212,6 +22294,7 @@
         <w:spacing w:line="360" w:lineRule="auto"/>
       </w:pPr>
       <w:r>
+        <w:lastRenderedPageBreak/>
         <w:t>Regions: [listar regiões principais e seu conteúdo];</w:t>
       </w:r>
     </w:p>
@@ -22238,7 +22321,6 @@
         <w:spacing w:line="360" w:lineRule="auto"/>
       </w:pPr>
       <w:r>
-        <w:lastRenderedPageBreak/>
         <w:t>Botões e ações: [nome do botão → ação executada].</w:t>
       </w:r>
     </w:p>
@@ -28209,6 +28291,9 @@
         <w:t>Fluxo da ASQUALOG</w:t>
       </w:r>
       <w:r>
+        <w:t xml:space="preserve"> - Exceção</w:t>
+      </w:r>
+      <w:r>
         <w:t xml:space="preserve"> (ASQUALOG)</w:t>
       </w:r>
     </w:p>
@@ -28250,7 +28335,6 @@
         <w:jc w:val="both"/>
       </w:pPr>
       <w:r>
-        <w:lastRenderedPageBreak/>
         <w:t>Esse fluxo é destinado exclusivamente aos usuários da ASQUALOG, que atuam como intermediários entre o Senado Federal e o Senac. Como o Sistema de Buffet é uma aplicação de uso interno do Senado Federal, os representantes do Senac não possuem acesso direto ao sistema. Dessa forma, todas as informações fornecidas pelo fornecedor são registradas manualmente pelos usuários da ASQUALOG.</w:t>
       </w:r>
     </w:p>
@@ -28379,7 +28463,6 @@
                 <w:sz w:val="20"/>
                 <w:szCs w:val="20"/>
               </w:rPr>
-              <w:lastRenderedPageBreak/>
               <w:t>Nº da Página</w:t>
             </w:r>
           </w:p>
@@ -28482,6 +28565,9 @@
             <w:pPr>
               <w:spacing w:line="276" w:lineRule="auto"/>
             </w:pPr>
+            <w:r>
+              <w:t>1</w:t>
+            </w:r>
           </w:p>
         </w:tc>
         <w:tc>
@@ -28499,6 +28585,9 @@
             <w:pPr>
               <w:spacing w:line="276" w:lineRule="auto"/>
             </w:pPr>
+            <w:r>
+              <w:t>Início</w:t>
+            </w:r>
           </w:p>
         </w:tc>
         <w:tc>
@@ -28516,6 +28605,9 @@
             <w:pPr>
               <w:spacing w:line="276" w:lineRule="auto"/>
             </w:pPr>
+            <w:r>
+              <w:t>Cartões</w:t>
+            </w:r>
           </w:p>
         </w:tc>
         <w:tc>
@@ -28533,6 +28625,9 @@
             <w:pPr>
               <w:spacing w:line="276" w:lineRule="auto"/>
             </w:pPr>
+            <w:r>
+              <w:t>Navegar entre as páginas.</w:t>
+            </w:r>
           </w:p>
         </w:tc>
       </w:tr>
@@ -28552,6 +28647,9 @@
             <w:pPr>
               <w:spacing w:line="276" w:lineRule="auto"/>
             </w:pPr>
+            <w:r>
+              <w:t>1000</w:t>
+            </w:r>
           </w:p>
         </w:tc>
         <w:tc>
@@ -28569,6 +28667,9 @@
             <w:pPr>
               <w:spacing w:line="276" w:lineRule="auto"/>
             </w:pPr>
+            <w:r>
+              <w:t>Solicitações de Exceção</w:t>
+            </w:r>
           </w:p>
         </w:tc>
         <w:tc>
@@ -28586,6 +28687,9 @@
             <w:pPr>
               <w:spacing w:line="276" w:lineRule="auto"/>
             </w:pPr>
+            <w:r>
+              <w:t>Relatório Interativo</w:t>
+            </w:r>
           </w:p>
         </w:tc>
         <w:tc>
@@ -28603,6 +28707,9 @@
             <w:pPr>
               <w:spacing w:line="276" w:lineRule="auto"/>
             </w:pPr>
+            <w:r>
+              <w:t>Visualizar as solicitações/eventos que estão no fluxo de exceção.</w:t>
+            </w:r>
           </w:p>
         </w:tc>
       </w:tr>
@@ -28622,6 +28729,9 @@
             <w:pPr>
               <w:spacing w:line="276" w:lineRule="auto"/>
             </w:pPr>
+            <w:r>
+              <w:t>271</w:t>
+            </w:r>
           </w:p>
         </w:tc>
         <w:tc>
@@ -28639,6 +28749,9 @@
             <w:pPr>
               <w:spacing w:line="276" w:lineRule="auto"/>
             </w:pPr>
+            <w:r>
+              <w:t>Deletar um Evento</w:t>
+            </w:r>
           </w:p>
         </w:tc>
         <w:tc>
@@ -28656,6 +28769,9 @@
             <w:pPr>
               <w:spacing w:line="276" w:lineRule="auto"/>
             </w:pPr>
+            <w:r>
+              <w:t>Formulário</w:t>
+            </w:r>
           </w:p>
         </w:tc>
         <w:tc>
@@ -28673,6 +28789,173 @@
             <w:pPr>
               <w:spacing w:line="276" w:lineRule="auto"/>
             </w:pPr>
+            <w:r>
+              <w:t>Deletar um evento e seus itens de buffet.</w:t>
+            </w:r>
+          </w:p>
+        </w:tc>
+      </w:tr>
+      <w:tr>
+        <w:tc>
+          <w:tcPr>
+            <w:tcW w:w="1400" w:type="dxa"/>
+            <w:tcMar>
+              <w:top w:w="80" w:type="dxa"/>
+              <w:left w:w="100" w:type="dxa"/>
+              <w:bottom w:w="80" w:type="dxa"/>
+              <w:right w:w="100" w:type="dxa"/>
+            </w:tcMar>
+            <w:vAlign w:val="center"/>
+          </w:tcPr>
+          <w:p>
+            <w:pPr>
+              <w:spacing w:line="276" w:lineRule="auto"/>
+            </w:pPr>
+            <w:r>
+              <w:t>1070</w:t>
+            </w:r>
+          </w:p>
+        </w:tc>
+        <w:tc>
+          <w:tcPr>
+            <w:tcW w:w="2800" w:type="dxa"/>
+            <w:tcMar>
+              <w:top w:w="80" w:type="dxa"/>
+              <w:left w:w="100" w:type="dxa"/>
+              <w:bottom w:w="80" w:type="dxa"/>
+              <w:right w:w="100" w:type="dxa"/>
+            </w:tcMar>
+            <w:vAlign w:val="center"/>
+          </w:tcPr>
+          <w:p>
+            <w:pPr>
+              <w:spacing w:line="276" w:lineRule="auto"/>
+            </w:pPr>
+            <w:r>
+              <w:t>Anexar Print do Email com o Senac</w:t>
+            </w:r>
+          </w:p>
+        </w:tc>
+        <w:tc>
+          <w:tcPr>
+            <w:tcW w:w="2200" w:type="dxa"/>
+            <w:tcMar>
+              <w:top w:w="80" w:type="dxa"/>
+              <w:left w:w="100" w:type="dxa"/>
+              <w:bottom w:w="80" w:type="dxa"/>
+              <w:right w:w="100" w:type="dxa"/>
+            </w:tcMar>
+            <w:vAlign w:val="center"/>
+          </w:tcPr>
+          <w:p>
+            <w:pPr>
+              <w:spacing w:line="276" w:lineRule="auto"/>
+            </w:pPr>
+            <w:r>
+              <w:t>Formulário</w:t>
+            </w:r>
+          </w:p>
+        </w:tc>
+        <w:tc>
+          <w:tcPr>
+            <w:tcW w:w="2600" w:type="dxa"/>
+            <w:tcMar>
+              <w:top w:w="80" w:type="dxa"/>
+              <w:left w:w="100" w:type="dxa"/>
+              <w:bottom w:w="80" w:type="dxa"/>
+              <w:right w:w="100" w:type="dxa"/>
+            </w:tcMar>
+            <w:vAlign w:val="center"/>
+          </w:tcPr>
+          <w:p>
+            <w:pPr>
+              <w:spacing w:line="276" w:lineRule="auto"/>
+            </w:pPr>
+            <w:r>
+              <w:t>Anexar a conversa com o Senac referente ao evento e enviar os e-mails aos destinatários.</w:t>
+            </w:r>
+          </w:p>
+        </w:tc>
+      </w:tr>
+      <w:tr>
+        <w:tc>
+          <w:tcPr>
+            <w:tcW w:w="1400" w:type="dxa"/>
+            <w:tcMar>
+              <w:top w:w="80" w:type="dxa"/>
+              <w:left w:w="100" w:type="dxa"/>
+              <w:bottom w:w="80" w:type="dxa"/>
+              <w:right w:w="100" w:type="dxa"/>
+            </w:tcMar>
+            <w:vAlign w:val="center"/>
+          </w:tcPr>
+          <w:p>
+            <w:pPr>
+              <w:spacing w:line="276" w:lineRule="auto"/>
+            </w:pPr>
+            <w:r>
+              <w:t>1071</w:t>
+            </w:r>
+          </w:p>
+        </w:tc>
+        <w:tc>
+          <w:tcPr>
+            <w:tcW w:w="2800" w:type="dxa"/>
+            <w:tcMar>
+              <w:top w:w="80" w:type="dxa"/>
+              <w:left w:w="100" w:type="dxa"/>
+              <w:bottom w:w="80" w:type="dxa"/>
+              <w:right w:w="100" w:type="dxa"/>
+            </w:tcMar>
+            <w:vAlign w:val="center"/>
+          </w:tcPr>
+          <w:p>
+            <w:pPr>
+              <w:spacing w:line="276" w:lineRule="auto"/>
+            </w:pPr>
+            <w:r>
+              <w:t>Confirmar Item Senac</w:t>
+            </w:r>
+          </w:p>
+        </w:tc>
+        <w:tc>
+          <w:tcPr>
+            <w:tcW w:w="2200" w:type="dxa"/>
+            <w:tcMar>
+              <w:top w:w="80" w:type="dxa"/>
+              <w:left w:w="100" w:type="dxa"/>
+              <w:bottom w:w="80" w:type="dxa"/>
+              <w:right w:w="100" w:type="dxa"/>
+            </w:tcMar>
+            <w:vAlign w:val="center"/>
+          </w:tcPr>
+          <w:p>
+            <w:pPr>
+              <w:spacing w:line="276" w:lineRule="auto"/>
+            </w:pPr>
+            <w:r>
+              <w:t>Formulário</w:t>
+            </w:r>
+          </w:p>
+        </w:tc>
+        <w:tc>
+          <w:tcPr>
+            <w:tcW w:w="2600" w:type="dxa"/>
+            <w:tcMar>
+              <w:top w:w="80" w:type="dxa"/>
+              <w:left w:w="100" w:type="dxa"/>
+              <w:bottom w:w="80" w:type="dxa"/>
+              <w:right w:w="100" w:type="dxa"/>
+            </w:tcMar>
+            <w:vAlign w:val="center"/>
+          </w:tcPr>
+          <w:p>
+            <w:pPr>
+              <w:spacing w:line="276" w:lineRule="auto"/>
+            </w:pPr>
+            <w:r>
+              <w:t>Editar os detalhes de um item de acordo com o Senac e contratá-lo.</w:t>
+            </w:r>
           </w:p>
         </w:tc>
       </w:tr>
@@ -28934,7 +29217,10 @@
         <w:t>0</w:t>
       </w:r>
       <w:r>
-        <w:t xml:space="preserve"> Fluxo: [Nome do Fluxo — ex.: Cadastro de Solicitação]</w:t>
+        <w:t xml:space="preserve"> Fluxo: </w:t>
+      </w:r>
+      <w:r>
+        <w:t>Fluxo da ASQUALOG – Final (ASQUALOG)</w:t>
       </w:r>
     </w:p>
     <w:p>
@@ -28968,7 +29254,6 @@
         <w:jc w:val="both"/>
       </w:pPr>
       <w:r>
-        <w:lastRenderedPageBreak/>
         <w:t>A Figura 2 apresenta o fluxograma do processo, indicando a sequência de páginas e as decisões tomadas pelo usuário ou pelo sistema.</w:t>
       </w:r>
     </w:p>
@@ -29178,6 +29463,9 @@
             <w:pPr>
               <w:spacing w:line="276" w:lineRule="auto"/>
             </w:pPr>
+            <w:r>
+              <w:t>1</w:t>
+            </w:r>
           </w:p>
         </w:tc>
         <w:tc>
@@ -29195,6 +29483,9 @@
             <w:pPr>
               <w:spacing w:line="276" w:lineRule="auto"/>
             </w:pPr>
+            <w:r>
+              <w:t>Início</w:t>
+            </w:r>
           </w:p>
         </w:tc>
         <w:tc>
@@ -29212,6 +29503,9 @@
             <w:pPr>
               <w:spacing w:line="276" w:lineRule="auto"/>
             </w:pPr>
+            <w:r>
+              <w:t>Cartões</w:t>
+            </w:r>
           </w:p>
         </w:tc>
         <w:tc>
@@ -29229,6 +29523,9 @@
             <w:pPr>
               <w:spacing w:line="276" w:lineRule="auto"/>
             </w:pPr>
+            <w:r>
+              <w:t>Navegar entre as páginas.</w:t>
+            </w:r>
           </w:p>
         </w:tc>
       </w:tr>
@@ -29248,6 +29545,9 @@
             <w:pPr>
               <w:spacing w:line="276" w:lineRule="auto"/>
             </w:pPr>
+            <w:r>
+              <w:t>800</w:t>
+            </w:r>
           </w:p>
         </w:tc>
         <w:tc>
@@ -29265,6 +29565,9 @@
             <w:pPr>
               <w:spacing w:line="276" w:lineRule="auto"/>
             </w:pPr>
+            <w:r>
+              <w:t>Enviar E-Mail ao Senac</w:t>
+            </w:r>
           </w:p>
         </w:tc>
         <w:tc>
@@ -29282,6 +29585,9 @@
             <w:pPr>
               <w:spacing w:line="276" w:lineRule="auto"/>
             </w:pPr>
+            <w:r>
+              <w:t>Relatório Interativo</w:t>
+            </w:r>
           </w:p>
         </w:tc>
         <w:tc>
@@ -29299,6 +29605,9 @@
             <w:pPr>
               <w:spacing w:line="276" w:lineRule="auto"/>
             </w:pPr>
+            <w:r>
+              <w:t>Mostrar os eventos que não tiveram o e-mail final enviado ao Senac.</w:t>
+            </w:r>
           </w:p>
         </w:tc>
       </w:tr>
@@ -29318,6 +29627,9 @@
             <w:pPr>
               <w:spacing w:line="276" w:lineRule="auto"/>
             </w:pPr>
+            <w:r>
+              <w:t>871</w:t>
+            </w:r>
           </w:p>
         </w:tc>
         <w:tc>
@@ -29335,6 +29647,9 @@
             <w:pPr>
               <w:spacing w:line="276" w:lineRule="auto"/>
             </w:pPr>
+            <w:r>
+              <w:t>Enviar E-mail pro Senac</w:t>
+            </w:r>
           </w:p>
         </w:tc>
         <w:tc>
@@ -29352,6 +29667,9 @@
             <w:pPr>
               <w:spacing w:line="276" w:lineRule="auto"/>
             </w:pPr>
+            <w:r>
+              <w:t>Formulário</w:t>
+            </w:r>
           </w:p>
         </w:tc>
         <w:tc>
@@ -29369,6 +29687,91 @@
             <w:pPr>
               <w:spacing w:line="276" w:lineRule="auto"/>
             </w:pPr>
+            <w:r>
+              <w:t>Enviar o e-mail ao Senac com a autorização da DGER.</w:t>
+            </w:r>
+          </w:p>
+        </w:tc>
+      </w:tr>
+      <w:tr>
+        <w:tc>
+          <w:tcPr>
+            <w:tcW w:w="1400" w:type="dxa"/>
+            <w:tcMar>
+              <w:top w:w="80" w:type="dxa"/>
+              <w:left w:w="100" w:type="dxa"/>
+              <w:bottom w:w="80" w:type="dxa"/>
+              <w:right w:w="100" w:type="dxa"/>
+            </w:tcMar>
+            <w:vAlign w:val="center"/>
+          </w:tcPr>
+          <w:p>
+            <w:pPr>
+              <w:spacing w:line="276" w:lineRule="auto"/>
+            </w:pPr>
+            <w:r>
+              <w:t>870</w:t>
+            </w:r>
+          </w:p>
+        </w:tc>
+        <w:tc>
+          <w:tcPr>
+            <w:tcW w:w="2800" w:type="dxa"/>
+            <w:tcMar>
+              <w:top w:w="80" w:type="dxa"/>
+              <w:left w:w="100" w:type="dxa"/>
+              <w:bottom w:w="80" w:type="dxa"/>
+              <w:right w:w="100" w:type="dxa"/>
+            </w:tcMar>
+            <w:vAlign w:val="center"/>
+          </w:tcPr>
+          <w:p>
+            <w:pPr>
+              <w:spacing w:line="276" w:lineRule="auto"/>
+            </w:pPr>
+            <w:r>
+              <w:t>Visualizar Item</w:t>
+            </w:r>
+          </w:p>
+        </w:tc>
+        <w:tc>
+          <w:tcPr>
+            <w:tcW w:w="2200" w:type="dxa"/>
+            <w:tcMar>
+              <w:top w:w="80" w:type="dxa"/>
+              <w:left w:w="100" w:type="dxa"/>
+              <w:bottom w:w="80" w:type="dxa"/>
+              <w:right w:w="100" w:type="dxa"/>
+            </w:tcMar>
+            <w:vAlign w:val="center"/>
+          </w:tcPr>
+          <w:p>
+            <w:pPr>
+              <w:spacing w:line="276" w:lineRule="auto"/>
+            </w:pPr>
+            <w:r>
+              <w:t>Formulário</w:t>
+            </w:r>
+          </w:p>
+        </w:tc>
+        <w:tc>
+          <w:tcPr>
+            <w:tcW w:w="2600" w:type="dxa"/>
+            <w:tcMar>
+              <w:top w:w="80" w:type="dxa"/>
+              <w:left w:w="100" w:type="dxa"/>
+              <w:bottom w:w="80" w:type="dxa"/>
+              <w:right w:w="100" w:type="dxa"/>
+            </w:tcMar>
+            <w:vAlign w:val="center"/>
+          </w:tcPr>
+          <w:p>
+            <w:pPr>
+              <w:spacing w:line="276" w:lineRule="auto"/>
+            </w:pPr>
+            <w:r>
+              <w:t>Exibir os detalhes de um item de buffet.</w:t>
+            </w:r>
           </w:p>
         </w:tc>
       </w:tr>
@@ -29565,7 +29968,6 @@
           <w:iCs/>
           <w:color w:val="808080"/>
         </w:rPr>
-        <w:lastRenderedPageBreak/>
         <w:t>[indique de onde o usuário chega a esta página e para onde é direcionado a seguir (branches), incluindo condições de cada branch.]</w:t>
       </w:r>
     </w:p>
@@ -29612,6 +30014,660 @@
         </w:rPr>
         <w:t>Repita a estrutura dos itens 5.1.2.1 em diante para cada página do fluxo, e repita a estrutura da Seção 5.1 (5.2, 5.3...) para cada novo fluxo de uso do sistema.</w:t>
       </w:r>
+    </w:p>
+    <w:p>
+      <w:pPr>
+        <w:pStyle w:val="Ttulo2"/>
+        <w:spacing w:line="360" w:lineRule="auto"/>
+      </w:pPr>
+      <w:r>
+        <w:lastRenderedPageBreak/>
+        <w:t>5.1</w:t>
+      </w:r>
+      <w:r>
+        <w:t>1</w:t>
+      </w:r>
+      <w:r>
+        <w:t xml:space="preserve"> Fluxo: </w:t>
+      </w:r>
+      <w:r>
+        <w:t>Visualizar os Setores Autorizados (Todos)</w:t>
+      </w:r>
+    </w:p>
+    <w:p>
+      <w:pPr>
+        <w:pStyle w:val="Ttulo3"/>
+        <w:spacing w:line="360" w:lineRule="auto"/>
+      </w:pPr>
+      <w:r>
+        <w:t>5.1.1 Visão Geral do Fluxo</w:t>
+      </w:r>
+    </w:p>
+    <w:p>
+      <w:pPr>
+        <w:spacing w:line="360" w:lineRule="auto"/>
+        <w:ind w:firstLine="709"/>
+        <w:jc w:val="both"/>
+      </w:pPr>
+      <w:r>
+        <w:rPr>
+          <w:i/>
+          <w:iCs/>
+          <w:color w:val="808080"/>
+        </w:rPr>
+        <w:t>[Descreva o objetivo do fluxo, os perfis de usuário envolvidos e o resultado esperado ao final do processo.]</w:t>
+      </w:r>
+    </w:p>
+    <w:p>
+      <w:pPr>
+        <w:spacing w:line="360" w:lineRule="auto"/>
+        <w:ind w:firstLine="709"/>
+        <w:jc w:val="both"/>
+      </w:pPr>
+      <w:r>
+        <w:t>A Figura 2 apresenta o fluxograma do processo, indicando a sequência de páginas e as decisões tomadas pelo usuário ou pelo sistema.</w:t>
+      </w:r>
+    </w:p>
+    <w:p>
+      <w:pPr>
+        <w:spacing w:after="1440"/>
+      </w:pPr>
+    </w:p>
+    <w:p>
+      <w:pPr>
+        <w:spacing w:before="120" w:after="240"/>
+        <w:jc w:val="center"/>
+      </w:pPr>
+      <w:r>
+        <w:rPr>
+          <w:sz w:val="20"/>
+          <w:szCs w:val="20"/>
+        </w:rPr>
+        <w:t>Figura 2 – Fluxograma do processo [Nome do Fluxo]</w:t>
+      </w:r>
+    </w:p>
+    <w:p>
+      <w:pPr>
+        <w:spacing w:after="240"/>
+      </w:pPr>
+      <w:r>
+        <w:rPr>
+          <w:sz w:val="20"/>
+          <w:szCs w:val="20"/>
+        </w:rPr>
+        <w:t>Fonte: elaborado pelo autor (2026).</w:t>
+      </w:r>
+    </w:p>
+    <w:p>
+      <w:pPr>
+        <w:pStyle w:val="Ttulo3"/>
+        <w:spacing w:line="360" w:lineRule="auto"/>
+      </w:pPr>
+      <w:r>
+        <w:t>5.1.2 Detalhamento das Páginas</w:t>
+      </w:r>
+    </w:p>
+    <w:p>
+      <w:pPr>
+        <w:spacing w:line="360" w:lineRule="auto"/>
+        <w:ind w:firstLine="709"/>
+        <w:jc w:val="both"/>
+      </w:pPr>
+      <w:r>
+        <w:t>O Quadro 5 resume as páginas que compõem este fluxo, e os subitens seguintes detalham cada uma delas.</w:t>
+      </w:r>
+    </w:p>
+    <w:p>
+      <w:pPr>
+        <w:spacing w:after="240"/>
+      </w:pPr>
+    </w:p>
+    <w:tbl>
+      <w:tblPr>
+        <w:tblW w:w="9000" w:type="dxa"/>
+        <w:tblBorders>
+          <w:top w:val="single" w:sz="4" w:space="0" w:color="auto"/>
+          <w:left w:val="single" w:sz="4" w:space="0" w:color="auto"/>
+          <w:bottom w:val="single" w:sz="4" w:space="0" w:color="auto"/>
+          <w:right w:val="single" w:sz="4" w:space="0" w:color="auto"/>
+          <w:insideH w:val="single" w:sz="4" w:space="0" w:color="auto"/>
+          <w:insideV w:val="single" w:sz="4" w:space="0" w:color="auto"/>
+        </w:tblBorders>
+        <w:tblCellMar>
+          <w:left w:w="10" w:type="dxa"/>
+          <w:right w:w="10" w:type="dxa"/>
+        </w:tblCellMar>
+        <w:tblLook w:val="0000" w:firstRow="0" w:lastRow="0" w:firstColumn="0" w:lastColumn="0" w:noHBand="0" w:noVBand="0"/>
+      </w:tblPr>
+      <w:tblGrid>
+        <w:gridCol w:w="1400"/>
+        <w:gridCol w:w="2800"/>
+        <w:gridCol w:w="2200"/>
+        <w:gridCol w:w="2600"/>
+      </w:tblGrid>
+      <w:tr>
+        <w:trPr>
+          <w:tblHeader/>
+        </w:trPr>
+        <w:tc>
+          <w:tcPr>
+            <w:tcW w:w="1400" w:type="dxa"/>
+            <w:shd w:val="clear" w:color="auto" w:fill="D9D9D9"/>
+            <w:tcMar>
+              <w:top w:w="80" w:type="dxa"/>
+              <w:left w:w="100" w:type="dxa"/>
+              <w:bottom w:w="80" w:type="dxa"/>
+              <w:right w:w="100" w:type="dxa"/>
+            </w:tcMar>
+            <w:vAlign w:val="center"/>
+          </w:tcPr>
+          <w:p>
+            <w:pPr>
+              <w:spacing w:line="276" w:lineRule="auto"/>
+            </w:pPr>
+            <w:r>
+              <w:rPr>
+                <w:b/>
+                <w:bCs/>
+                <w:sz w:val="20"/>
+                <w:szCs w:val="20"/>
+              </w:rPr>
+              <w:t>Nº da Página</w:t>
+            </w:r>
+          </w:p>
+        </w:tc>
+        <w:tc>
+          <w:tcPr>
+            <w:tcW w:w="2800" w:type="dxa"/>
+            <w:shd w:val="clear" w:color="auto" w:fill="D9D9D9"/>
+            <w:tcMar>
+              <w:top w:w="80" w:type="dxa"/>
+              <w:left w:w="100" w:type="dxa"/>
+              <w:bottom w:w="80" w:type="dxa"/>
+              <w:right w:w="100" w:type="dxa"/>
+            </w:tcMar>
+            <w:vAlign w:val="center"/>
+          </w:tcPr>
+          <w:p>
+            <w:pPr>
+              <w:spacing w:line="276" w:lineRule="auto"/>
+            </w:pPr>
+            <w:r>
+              <w:rPr>
+                <w:b/>
+                <w:bCs/>
+                <w:sz w:val="20"/>
+                <w:szCs w:val="20"/>
+              </w:rPr>
+              <w:t>Nome da Página</w:t>
+            </w:r>
+          </w:p>
+        </w:tc>
+        <w:tc>
+          <w:tcPr>
+            <w:tcW w:w="2200" w:type="dxa"/>
+            <w:shd w:val="clear" w:color="auto" w:fill="D9D9D9"/>
+            <w:tcMar>
+              <w:top w:w="80" w:type="dxa"/>
+              <w:left w:w="100" w:type="dxa"/>
+              <w:bottom w:w="80" w:type="dxa"/>
+              <w:right w:w="100" w:type="dxa"/>
+            </w:tcMar>
+            <w:vAlign w:val="center"/>
+          </w:tcPr>
+          <w:p>
+            <w:pPr>
+              <w:spacing w:line="276" w:lineRule="auto"/>
+            </w:pPr>
+            <w:r>
+              <w:rPr>
+                <w:b/>
+                <w:bCs/>
+                <w:sz w:val="20"/>
+                <w:szCs w:val="20"/>
+              </w:rPr>
+              <w:t>Tipo</w:t>
+            </w:r>
+          </w:p>
+        </w:tc>
+        <w:tc>
+          <w:tcPr>
+            <w:tcW w:w="2600" w:type="dxa"/>
+            <w:shd w:val="clear" w:color="auto" w:fill="D9D9D9"/>
+            <w:tcMar>
+              <w:top w:w="80" w:type="dxa"/>
+              <w:left w:w="100" w:type="dxa"/>
+              <w:bottom w:w="80" w:type="dxa"/>
+              <w:right w:w="100" w:type="dxa"/>
+            </w:tcMar>
+            <w:vAlign w:val="center"/>
+          </w:tcPr>
+          <w:p>
+            <w:pPr>
+              <w:spacing w:line="276" w:lineRule="auto"/>
+            </w:pPr>
+            <w:r>
+              <w:rPr>
+                <w:b/>
+                <w:bCs/>
+                <w:sz w:val="20"/>
+                <w:szCs w:val="20"/>
+              </w:rPr>
+              <w:t>Objetivo no Fluxo</w:t>
+            </w:r>
+          </w:p>
+        </w:tc>
+      </w:tr>
+      <w:tr>
+        <w:tc>
+          <w:tcPr>
+            <w:tcW w:w="1400" w:type="dxa"/>
+            <w:tcMar>
+              <w:top w:w="80" w:type="dxa"/>
+              <w:left w:w="100" w:type="dxa"/>
+              <w:bottom w:w="80" w:type="dxa"/>
+              <w:right w:w="100" w:type="dxa"/>
+            </w:tcMar>
+            <w:vAlign w:val="center"/>
+          </w:tcPr>
+          <w:p>
+            <w:pPr>
+              <w:spacing w:line="276" w:lineRule="auto"/>
+            </w:pPr>
+            <w:r>
+              <w:t>1</w:t>
+            </w:r>
+          </w:p>
+        </w:tc>
+        <w:tc>
+          <w:tcPr>
+            <w:tcW w:w="2800" w:type="dxa"/>
+            <w:tcMar>
+              <w:top w:w="80" w:type="dxa"/>
+              <w:left w:w="100" w:type="dxa"/>
+              <w:bottom w:w="80" w:type="dxa"/>
+              <w:right w:w="100" w:type="dxa"/>
+            </w:tcMar>
+            <w:vAlign w:val="center"/>
+          </w:tcPr>
+          <w:p>
+            <w:pPr>
+              <w:spacing w:line="276" w:lineRule="auto"/>
+            </w:pPr>
+            <w:r>
+              <w:t>Início</w:t>
+            </w:r>
+          </w:p>
+        </w:tc>
+        <w:tc>
+          <w:tcPr>
+            <w:tcW w:w="2200" w:type="dxa"/>
+            <w:tcMar>
+              <w:top w:w="80" w:type="dxa"/>
+              <w:left w:w="100" w:type="dxa"/>
+              <w:bottom w:w="80" w:type="dxa"/>
+              <w:right w:w="100" w:type="dxa"/>
+            </w:tcMar>
+            <w:vAlign w:val="center"/>
+          </w:tcPr>
+          <w:p>
+            <w:pPr>
+              <w:spacing w:line="276" w:lineRule="auto"/>
+            </w:pPr>
+            <w:r>
+              <w:t>Cartões</w:t>
+            </w:r>
+          </w:p>
+        </w:tc>
+        <w:tc>
+          <w:tcPr>
+            <w:tcW w:w="2600" w:type="dxa"/>
+            <w:tcMar>
+              <w:top w:w="80" w:type="dxa"/>
+              <w:left w:w="100" w:type="dxa"/>
+              <w:bottom w:w="80" w:type="dxa"/>
+              <w:right w:w="100" w:type="dxa"/>
+            </w:tcMar>
+            <w:vAlign w:val="center"/>
+          </w:tcPr>
+          <w:p>
+            <w:pPr>
+              <w:spacing w:line="276" w:lineRule="auto"/>
+            </w:pPr>
+            <w:r>
+              <w:t>Navegar entre as páginas.</w:t>
+            </w:r>
+          </w:p>
+        </w:tc>
+      </w:tr>
+      <w:tr>
+        <w:tc>
+          <w:tcPr>
+            <w:tcW w:w="1400" w:type="dxa"/>
+            <w:tcMar>
+              <w:top w:w="80" w:type="dxa"/>
+              <w:left w:w="100" w:type="dxa"/>
+              <w:bottom w:w="80" w:type="dxa"/>
+              <w:right w:w="100" w:type="dxa"/>
+            </w:tcMar>
+            <w:vAlign w:val="center"/>
+          </w:tcPr>
+          <w:p>
+            <w:pPr>
+              <w:spacing w:line="276" w:lineRule="auto"/>
+            </w:pPr>
+            <w:r>
+              <w:t>1100</w:t>
+            </w:r>
+          </w:p>
+        </w:tc>
+        <w:tc>
+          <w:tcPr>
+            <w:tcW w:w="2800" w:type="dxa"/>
+            <w:tcMar>
+              <w:top w:w="80" w:type="dxa"/>
+              <w:left w:w="100" w:type="dxa"/>
+              <w:bottom w:w="80" w:type="dxa"/>
+              <w:right w:w="100" w:type="dxa"/>
+            </w:tcMar>
+            <w:vAlign w:val="center"/>
+          </w:tcPr>
+          <w:p>
+            <w:pPr>
+              <w:spacing w:line="276" w:lineRule="auto"/>
+            </w:pPr>
+            <w:r>
+              <w:t>Setores Autorizados</w:t>
+            </w:r>
+          </w:p>
+        </w:tc>
+        <w:tc>
+          <w:tcPr>
+            <w:tcW w:w="2200" w:type="dxa"/>
+            <w:tcMar>
+              <w:top w:w="80" w:type="dxa"/>
+              <w:left w:w="100" w:type="dxa"/>
+              <w:bottom w:w="80" w:type="dxa"/>
+              <w:right w:w="100" w:type="dxa"/>
+            </w:tcMar>
+            <w:vAlign w:val="center"/>
+          </w:tcPr>
+          <w:p>
+            <w:pPr>
+              <w:spacing w:line="276" w:lineRule="auto"/>
+            </w:pPr>
+            <w:r>
+              <w:t>Cartão</w:t>
+            </w:r>
+          </w:p>
+        </w:tc>
+        <w:tc>
+          <w:tcPr>
+            <w:tcW w:w="2600" w:type="dxa"/>
+            <w:tcMar>
+              <w:top w:w="80" w:type="dxa"/>
+              <w:left w:w="100" w:type="dxa"/>
+              <w:bottom w:w="80" w:type="dxa"/>
+              <w:right w:w="100" w:type="dxa"/>
+            </w:tcMar>
+            <w:vAlign w:val="center"/>
+          </w:tcPr>
+          <w:p>
+            <w:pPr>
+              <w:spacing w:line="276" w:lineRule="auto"/>
+            </w:pPr>
+            <w:r>
+              <w:t>Exibir todos os setores autorizados a acessar o Sistema de Buffet.</w:t>
+            </w:r>
+          </w:p>
+        </w:tc>
+      </w:tr>
+    </w:tbl>
+    <w:p>
+      <w:pPr>
+        <w:spacing w:after="240"/>
+      </w:pPr>
+      <w:r>
+        <w:rPr>
+          <w:sz w:val="20"/>
+          <w:szCs w:val="20"/>
+        </w:rPr>
+        <w:t>Fonte: elaborado pelo autor (2026).</w:t>
+      </w:r>
+    </w:p>
+    <w:p>
+      <w:pPr>
+        <w:pStyle w:val="Ttulo4"/>
+        <w:spacing w:line="360" w:lineRule="auto"/>
+      </w:pPr>
+      <w:r>
+        <w:t>5.1.2.1 Página [Nº] – [Nome da Página]</w:t>
+      </w:r>
+    </w:p>
+    <w:p>
+      <w:pPr>
+        <w:spacing w:line="360" w:lineRule="auto"/>
+        <w:ind w:firstLine="709"/>
+        <w:jc w:val="both"/>
+      </w:pPr>
+      <w:r>
+        <w:t xml:space="preserve">Tipo de página: </w:t>
+      </w:r>
+    </w:p>
+    <w:p>
+      <w:pPr>
+        <w:spacing w:line="360" w:lineRule="auto"/>
+        <w:ind w:firstLine="709"/>
+        <w:jc w:val="both"/>
+      </w:pPr>
+      <w:r>
+        <w:rPr>
+          <w:i/>
+          <w:iCs/>
+          <w:color w:val="808080"/>
+        </w:rPr>
+        <w:t>[relatório interativo / formulário / dashboard / wizard / etc.]</w:t>
+      </w:r>
+    </w:p>
+    <w:p>
+      <w:pPr>
+        <w:spacing w:line="360" w:lineRule="auto"/>
+        <w:ind w:firstLine="709"/>
+        <w:jc w:val="both"/>
+      </w:pPr>
+      <w:r>
+        <w:t xml:space="preserve">Objetivo da página: </w:t>
+      </w:r>
+    </w:p>
+    <w:p>
+      <w:pPr>
+        <w:spacing w:line="360" w:lineRule="auto"/>
+        <w:ind w:firstLine="709"/>
+        <w:jc w:val="both"/>
+      </w:pPr>
+      <w:r>
+        <w:rPr>
+          <w:i/>
+          <w:iCs/>
+          <w:color w:val="808080"/>
+        </w:rPr>
+        <w:t>[descreva o que esta página faz dentro do fluxo.]</w:t>
+      </w:r>
+    </w:p>
+    <w:p>
+      <w:pPr>
+        <w:spacing w:line="360" w:lineRule="auto"/>
+        <w:ind w:firstLine="709"/>
+        <w:jc w:val="both"/>
+      </w:pPr>
+      <w:r>
+        <w:t xml:space="preserve">Componentes principais: </w:t>
+      </w:r>
+    </w:p>
+    <w:p>
+      <w:pPr>
+        <w:pStyle w:val="PargrafodaLista"/>
+        <w:numPr>
+          <w:ilvl w:val="0"/>
+          <w:numId w:val="2"/>
+        </w:numPr>
+        <w:spacing w:line="360" w:lineRule="auto"/>
+      </w:pPr>
+      <w:r>
+        <w:t>Regions: [listar regiões principais e seu conteúdo];</w:t>
+      </w:r>
+    </w:p>
+    <w:p>
+      <w:pPr>
+        <w:pStyle w:val="PargrafodaLista"/>
+        <w:numPr>
+          <w:ilvl w:val="0"/>
+          <w:numId w:val="2"/>
+        </w:numPr>
+        <w:spacing w:line="360" w:lineRule="auto"/>
+      </w:pPr>
+      <w:r>
+        <w:t>Itens de destaque: [campos/itens relevantes para o usuário];</w:t>
+      </w:r>
+    </w:p>
+    <w:p>
+      <w:pPr>
+        <w:pStyle w:val="PargrafodaLista"/>
+        <w:numPr>
+          <w:ilvl w:val="0"/>
+          <w:numId w:val="2"/>
+        </w:numPr>
+        <w:spacing w:line="360" w:lineRule="auto"/>
+      </w:pPr>
+      <w:r>
+        <w:t>Botões e ações: [nome do botão → ação executada].</w:t>
+      </w:r>
+    </w:p>
+    <w:p>
+      <w:pPr>
+        <w:spacing w:line="360" w:lineRule="auto"/>
+        <w:ind w:firstLine="709"/>
+        <w:jc w:val="both"/>
+      </w:pPr>
+      <w:r>
+        <w:t xml:space="preserve">Processos de página: </w:t>
+      </w:r>
+    </w:p>
+    <w:p>
+      <w:pPr>
+        <w:spacing w:line="360" w:lineRule="auto"/>
+        <w:ind w:firstLine="709"/>
+        <w:jc w:val="both"/>
+      </w:pPr>
+      <w:r>
+        <w:rPr>
+          <w:i/>
+          <w:iCs/>
+          <w:color w:val="808080"/>
+        </w:rPr>
+        <w:t>[descreva validações, computações e processos PL/SQL executados nesta página, incluindo o momento de execução (before header, after submit, etc.).]</w:t>
+      </w:r>
+    </w:p>
+    <w:p>
+      <w:pPr>
+        <w:spacing w:line="360" w:lineRule="auto"/>
+        <w:ind w:firstLine="709"/>
+        <w:jc w:val="both"/>
+      </w:pPr>
+      <w:r>
+        <w:t xml:space="preserve">Dynamic Actions relevantes: </w:t>
+      </w:r>
+    </w:p>
+    <w:p>
+      <w:pPr>
+        <w:spacing w:line="360" w:lineRule="auto"/>
+        <w:ind w:firstLine="709"/>
+        <w:jc w:val="both"/>
+      </w:pPr>
+      <w:r>
+        <w:rPr>
+          <w:i/>
+          <w:iCs/>
+          <w:color w:val="808080"/>
+        </w:rPr>
+        <w:t>[descreva as principais ações dinâmicas configuradas e o evento que as dispara.]</w:t>
+      </w:r>
+    </w:p>
+    <w:p>
+      <w:pPr>
+        <w:spacing w:line="360" w:lineRule="auto"/>
+        <w:ind w:firstLine="709"/>
+        <w:jc w:val="both"/>
+      </w:pPr>
+      <w:r>
+        <w:t xml:space="preserve">Navegação: </w:t>
+      </w:r>
+    </w:p>
+    <w:p>
+      <w:pPr>
+        <w:spacing w:line="360" w:lineRule="auto"/>
+        <w:ind w:firstLine="709"/>
+        <w:jc w:val="both"/>
+      </w:pPr>
+      <w:r>
+        <w:rPr>
+          <w:i/>
+          <w:iCs/>
+          <w:color w:val="808080"/>
+        </w:rPr>
+        <w:t>[indique de onde o usuário chega a esta página e para onde é direcionado a seguir (branches), incluindo condições de cada branch.]</w:t>
+      </w:r>
+    </w:p>
+    <w:p>
+      <w:pPr>
+        <w:spacing w:line="360" w:lineRule="auto"/>
+        <w:ind w:firstLine="709"/>
+        <w:jc w:val="both"/>
+      </w:pPr>
+      <w:r>
+        <w:t xml:space="preserve">Regras de negócio aplicadas: </w:t>
+      </w:r>
+    </w:p>
+    <w:p>
+      <w:pPr>
+        <w:spacing w:line="360" w:lineRule="auto"/>
+        <w:ind w:firstLine="709"/>
+        <w:jc w:val="both"/>
+      </w:pPr>
+      <w:r>
+        <w:rPr>
+          <w:i/>
+          <w:iCs/>
+          <w:color w:val="808080"/>
+        </w:rPr>
+        <w:t>[descreva validações e regras de negócio específicas desta página.]</w:t>
+      </w:r>
+    </w:p>
+    <w:p>
+      <w:pPr>
+        <w:spacing w:after="240"/>
+      </w:pPr>
+    </w:p>
+    <w:p>
+      <w:pPr>
+        <w:spacing w:line="360" w:lineRule="auto"/>
+        <w:ind w:firstLine="709"/>
+        <w:jc w:val="both"/>
+      </w:pPr>
+      <w:r>
+        <w:rPr>
+          <w:i/>
+          <w:iCs/>
+        </w:rPr>
+        <w:t>Repita a estrutura dos itens 5.1.2.1 em diante para cada página do fluxo, e repita a estrutura da Seção 5.1 (5.2, 5.3...) para cada novo fluxo de uso do sistema.</w:t>
+      </w:r>
+    </w:p>
+    <w:p>
+      <w:pPr>
+        <w:spacing w:line="360" w:lineRule="auto"/>
+        <w:ind w:firstLine="709"/>
+        <w:jc w:val="both"/>
+      </w:pPr>
     </w:p>
     <w:p>
       <w:pPr>

--- a/Buffet - SENAC/Documentação_Técnica_Buffet.docx
+++ b/Buffet - SENAC/Documentação_Técnica_Buffet.docx
@@ -1,6 +1,6 @@
 
 <file path=word/document.xml><?xml version="1.0" encoding="utf-8"?>
-<w:document xmlns:wpc="http://schemas.microsoft.com/office/word/2010/wordprocessingCanvas" xmlns:cx="http://schemas.microsoft.com/office/drawing/2014/chartex" xmlns:cx1="http://schemas.microsoft.com/office/drawing/2015/9/8/chartex" xmlns:cx2="http://schemas.microsoft.com/office/drawing/2015/10/21/chartex" xmlns:cx3="http://schemas.microsoft.com/office/drawing/2016/5/9/chartex" xmlns:cx4="http://schemas.microsoft.com/office/drawing/2016/5/10/chartex" xmlns:cx5="http://schemas.microsoft.com/office/drawing/2016/5/11/chartex" xmlns:cx6="http://schemas.microsoft.com/office/drawing/2016/5/12/chartex" xmlns:cx7="http://schemas.microsoft.com/office/drawing/2016/5/13/chartex" xmlns:cx8="http://schemas.microsoft.com/office/drawing/2016/5/14/chartex" xmlns:mc="http://schemas.openxmlformats.org/markup-compatibility/2006" xmlns:aink="http://schemas.microsoft.com/office/drawing/2016/ink" xmlns:am3d="http://schemas.microsoft.com/office/drawing/2017/model3d" xmlns:o="urn:schemas-microsoft-com:office:office" xmlns:oel="http://schemas.microsoft.com/office/2019/extlst" xmlns:r="http://schemas.openxmlformats.org/officeDocument/2006/relationships" xmlns:m="http://schemas.openxmlformats.org/officeDocument/2006/math" xmlns:v="urn:schemas-microsoft-com:vml" xmlns:wp14="http://schemas.microsoft.com/office/word/2010/wordprocessingDrawing" xmlns:wp="http://schemas.openxmlformats.org/drawingml/2006/wordprocessingDrawing" xmlns:w10="urn:schemas-microsoft-com:office:word" xmlns:w="http://schemas.openxmlformats.org/wordprocessingml/2006/main" xmlns:w14="http://schemas.microsoft.com/office/word/2010/wordml" xmlns:w15="http://schemas.microsoft.com/office/word/2012/wordml" xmlns:w16cei="http://schemas.microsoft.com/office/word/2026/wordml/cei" xmlns:w16cex="http://schemas.microsoft.com/office/word/2018/wordml/cex" xmlns:w16cid="http://schemas.microsoft.com/office/word/2016/wordml/cid" xmlns:w16="http://schemas.microsoft.com/office/word/2018/wordml" xmlns:w16du="http://schemas.microsoft.com/office/word/2023/wordml/word16du" xmlns:w16sdtdh="http://schemas.microsoft.com/office/word/2020/wordml/sdtdatahash" xmlns:w16sdtfl="http://schemas.microsoft.com/office/word/2024/wordml/sdtformatlock" xmlns:w16se="http://schemas.microsoft.com/office/word/2015/wordml/symex" xmlns:wpg="http://schemas.microsoft.com/office/word/2010/wordprocessingGroup" xmlns:wpi="http://schemas.microsoft.com/office/word/2010/wordprocessingInk" xmlns:wne="http://schemas.microsoft.com/office/word/2006/wordml" xmlns:wps="http://schemas.microsoft.com/office/word/2010/wordprocessingShape" mc:Ignorable="w14 w15 w16se w16cid w16 w16cex w16sdtdh w16sdtfl w16du wp14">
+<w:document xmlns:wpc="http://schemas.microsoft.com/office/word/2010/wordprocessingCanvas" xmlns:cx="http://schemas.microsoft.com/office/drawing/2014/chartex" xmlns:cx1="http://schemas.microsoft.com/office/drawing/2015/9/8/chartex" xmlns:cx2="http://schemas.microsoft.com/office/drawing/2015/10/21/chartex" xmlns:cx3="http://schemas.microsoft.com/office/drawing/2016/5/9/chartex" xmlns:cx4="http://schemas.microsoft.com/office/drawing/2016/5/10/chartex" xmlns:cx5="http://schemas.microsoft.com/office/drawing/2016/5/11/chartex" xmlns:cx6="http://schemas.microsoft.com/office/drawing/2016/5/12/chartex" xmlns:cx7="http://schemas.microsoft.com/office/drawing/2016/5/13/chartex" xmlns:cx8="http://schemas.microsoft.com/office/drawing/2016/5/14/chartex" xmlns:mc="http://schemas.openxmlformats.org/markup-compatibility/2006" xmlns:aink="http://schemas.microsoft.com/office/drawing/2016/ink" xmlns:am3d="http://schemas.microsoft.com/office/drawing/2017/model3d" xmlns:o="urn:schemas-microsoft-com:office:office" xmlns:oel="http://schemas.microsoft.com/office/2019/extlst" xmlns:r="http://schemas.openxmlformats.org/officeDocument/2006/relationships" xmlns:m="http://schemas.openxmlformats.org/officeDocument/2006/math" xmlns:v="urn:schemas-microsoft-com:vml" xmlns:wp14="http://schemas.microsoft.com/office/word/2010/wordprocessingDrawing" xmlns:wp="http://schemas.openxmlformats.org/drawingml/2006/wordprocessingDrawing" xmlns:w10="urn:schemas-microsoft-com:office:word" xmlns:w="http://schemas.openxmlformats.org/wordprocessingml/2006/main" xmlns:w14="http://schemas.microsoft.com/office/word/2010/wordml" xmlns:w15="http://schemas.microsoft.com/office/word/2012/wordml" xmlns:w16cex="http://schemas.microsoft.com/office/word/2018/wordml/cex" xmlns:w16cid="http://schemas.microsoft.com/office/word/2016/wordml/cid" xmlns:w16="http://schemas.microsoft.com/office/word/2018/wordml" xmlns:w16du="http://schemas.microsoft.com/office/word/2023/wordml/word16du" xmlns:w16sdtdh="http://schemas.microsoft.com/office/word/2020/wordml/sdtdatahash" xmlns:w16sdtfl="http://schemas.microsoft.com/office/word/2024/wordml/sdtformatlock" xmlns:w16se="http://schemas.microsoft.com/office/word/2015/wordml/symex" xmlns:wpg="http://schemas.microsoft.com/office/word/2010/wordprocessingGroup" xmlns:wpi="http://schemas.microsoft.com/office/word/2010/wordprocessingInk" xmlns:wne="http://schemas.microsoft.com/office/word/2006/wordml" xmlns:wps="http://schemas.microsoft.com/office/word/2010/wordprocessingShape" mc:Ignorable="w14 w15 w16se w16cid w16 w16cex w16sdtdh w16sdtfl w16du wp14">
   <w:body>
     <w:p>
       <w:pPr>
@@ -590,7 +590,7 @@
               <w:rPr>
                 <w:noProof/>
               </w:rPr>
-              <w:t>6</w:t>
+              <w:t>7</w:t>
             </w:r>
             <w:r>
               <w:rPr>
@@ -654,7 +654,7 @@
               <w:rPr>
                 <w:noProof/>
               </w:rPr>
-              <w:t>6</w:t>
+              <w:t>7</w:t>
             </w:r>
             <w:r>
               <w:rPr>
@@ -846,7 +846,7 @@
               <w:rPr>
                 <w:noProof/>
               </w:rPr>
-              <w:t>17</w:t>
+              <w:t>19</w:t>
             </w:r>
             <w:r>
               <w:rPr>
@@ -910,7 +910,7 @@
               <w:rPr>
                 <w:noProof/>
               </w:rPr>
-              <w:t>18</w:t>
+              <w:t>19</w:t>
             </w:r>
             <w:r>
               <w:rPr>
@@ -974,7 +974,7 @@
               <w:rPr>
                 <w:noProof/>
               </w:rPr>
-              <w:t>18</w:t>
+              <w:t>19</w:t>
             </w:r>
             <w:r>
               <w:rPr>
@@ -1038,7 +1038,7 @@
               <w:rPr>
                 <w:noProof/>
               </w:rPr>
-              <w:t>19</w:t>
+              <w:t>20</w:t>
             </w:r>
             <w:r>
               <w:rPr>
@@ -1102,7 +1102,7 @@
               <w:rPr>
                 <w:noProof/>
               </w:rPr>
-              <w:t>20</w:t>
+              <w:t>21</w:t>
             </w:r>
             <w:r>
               <w:rPr>
@@ -1166,7 +1166,7 @@
               <w:rPr>
                 <w:noProof/>
               </w:rPr>
-              <w:t>20</w:t>
+              <w:t>21</w:t>
             </w:r>
             <w:r>
               <w:rPr>
@@ -1230,7 +1230,7 @@
               <w:rPr>
                 <w:noProof/>
               </w:rPr>
-              <w:t>20</w:t>
+              <w:t>21</w:t>
             </w:r>
             <w:r>
               <w:rPr>
@@ -1294,7 +1294,7 @@
               <w:rPr>
                 <w:noProof/>
               </w:rPr>
-              <w:t>21</w:t>
+              <w:t>22</w:t>
             </w:r>
             <w:r>
               <w:rPr>
@@ -1358,7 +1358,7 @@
               <w:rPr>
                 <w:noProof/>
               </w:rPr>
-              <w:t>21</w:t>
+              <w:t>22</w:t>
             </w:r>
             <w:r>
               <w:rPr>
@@ -1422,7 +1422,7 @@
               <w:rPr>
                 <w:noProof/>
               </w:rPr>
-              <w:t>21</w:t>
+              <w:t>22</w:t>
             </w:r>
             <w:r>
               <w:rPr>
@@ -1486,7 +1486,7 @@
               <w:rPr>
                 <w:noProof/>
               </w:rPr>
-              <w:t>22</w:t>
+              <w:t>24</w:t>
             </w:r>
             <w:r>
               <w:rPr>
@@ -1550,7 +1550,7 @@
               <w:rPr>
                 <w:noProof/>
               </w:rPr>
-              <w:t>22</w:t>
+              <w:t>24</w:t>
             </w:r>
             <w:r>
               <w:rPr>
@@ -1614,7 +1614,7 @@
               <w:rPr>
                 <w:noProof/>
               </w:rPr>
-              <w:t>22</w:t>
+              <w:t>24</w:t>
             </w:r>
             <w:r>
               <w:rPr>
@@ -1678,7 +1678,7 @@
               <w:rPr>
                 <w:noProof/>
               </w:rPr>
-              <w:t>22</w:t>
+              <w:t>24</w:t>
             </w:r>
             <w:r>
               <w:rPr>
@@ -1742,7 +1742,7 @@
               <w:rPr>
                 <w:noProof/>
               </w:rPr>
-              <w:t>22</w:t>
+              <w:t>24</w:t>
             </w:r>
             <w:r>
               <w:rPr>
@@ -1806,7 +1806,7 @@
               <w:rPr>
                 <w:noProof/>
               </w:rPr>
-              <w:t>23</w:t>
+              <w:t>25</w:t>
             </w:r>
             <w:r>
               <w:rPr>
@@ -1870,7 +1870,7 @@
               <w:rPr>
                 <w:noProof/>
               </w:rPr>
-              <w:t>23</w:t>
+              <w:t>25</w:t>
             </w:r>
             <w:r>
               <w:rPr>
@@ -1934,7 +1934,7 @@
               <w:rPr>
                 <w:noProof/>
               </w:rPr>
-              <w:t>24</w:t>
+              <w:t>26</w:t>
             </w:r>
             <w:r>
               <w:rPr>
@@ -1998,7 +1998,7 @@
               <w:rPr>
                 <w:noProof/>
               </w:rPr>
-              <w:t>25</w:t>
+              <w:t>27</w:t>
             </w:r>
             <w:r>
               <w:rPr>
@@ -2062,7 +2062,7 @@
               <w:rPr>
                 <w:noProof/>
               </w:rPr>
-              <w:t>27</w:t>
+              <w:t>29</w:t>
             </w:r>
             <w:r>
               <w:rPr>
@@ -2126,7 +2126,7 @@
               <w:rPr>
                 <w:noProof/>
               </w:rPr>
-              <w:t>28</w:t>
+              <w:t>30</w:t>
             </w:r>
             <w:r>
               <w:rPr>
@@ -2190,7 +2190,7 @@
               <w:rPr>
                 <w:noProof/>
               </w:rPr>
-              <w:t>30</w:t>
+              <w:t>32</w:t>
             </w:r>
             <w:r>
               <w:rPr>
@@ -2254,7 +2254,7 @@
               <w:rPr>
                 <w:noProof/>
               </w:rPr>
-              <w:t>31</w:t>
+              <w:t>33</w:t>
             </w:r>
             <w:r>
               <w:rPr>
@@ -2318,7 +2318,7 @@
               <w:rPr>
                 <w:noProof/>
               </w:rPr>
-              <w:t>32</w:t>
+              <w:t>34</w:t>
             </w:r>
             <w:r>
               <w:rPr>
@@ -2382,7 +2382,7 @@
               <w:rPr>
                 <w:noProof/>
               </w:rPr>
-              <w:t>32</w:t>
+              <w:t>34</w:t>
             </w:r>
             <w:r>
               <w:rPr>
@@ -2446,7 +2446,7 @@
               <w:rPr>
                 <w:noProof/>
               </w:rPr>
-              <w:t>34</w:t>
+              <w:t>36</w:t>
             </w:r>
             <w:r>
               <w:rPr>
@@ -2510,7 +2510,7 @@
               <w:rPr>
                 <w:noProof/>
               </w:rPr>
-              <w:t>35</w:t>
+              <w:t>37</w:t>
             </w:r>
             <w:r>
               <w:rPr>
@@ -2574,7 +2574,7 @@
               <w:rPr>
                 <w:noProof/>
               </w:rPr>
-              <w:t>36</w:t>
+              <w:t>43</w:t>
             </w:r>
             <w:r>
               <w:rPr>
@@ -2638,7 +2638,7 @@
               <w:rPr>
                 <w:noProof/>
               </w:rPr>
-              <w:t>36</w:t>
+              <w:t>43</w:t>
             </w:r>
             <w:r>
               <w:rPr>
@@ -2702,7 +2702,7 @@
               <w:rPr>
                 <w:noProof/>
               </w:rPr>
-              <w:t>36</w:t>
+              <w:t>44</w:t>
             </w:r>
             <w:r>
               <w:rPr>
@@ -2766,7 +2766,7 @@
               <w:rPr>
                 <w:noProof/>
               </w:rPr>
-              <w:t>37</w:t>
+              <w:t>45</w:t>
             </w:r>
             <w:r>
               <w:rPr>
@@ -2830,7 +2830,7 @@
               <w:rPr>
                 <w:noProof/>
               </w:rPr>
-              <w:t>38</w:t>
+              <w:t>48</w:t>
             </w:r>
             <w:r>
               <w:rPr>
@@ -2894,7 +2894,7 @@
               <w:rPr>
                 <w:noProof/>
               </w:rPr>
-              <w:t>38</w:t>
+              <w:t>48</w:t>
             </w:r>
             <w:r>
               <w:rPr>
@@ -2958,7 +2958,7 @@
               <w:rPr>
                 <w:noProof/>
               </w:rPr>
-              <w:t>38</w:t>
+              <w:t>49</w:t>
             </w:r>
             <w:r>
               <w:rPr>
@@ -3022,7 +3022,7 @@
               <w:rPr>
                 <w:noProof/>
               </w:rPr>
-              <w:t>39</w:t>
+              <w:t>49</w:t>
             </w:r>
             <w:r>
               <w:rPr>
@@ -3086,7 +3086,7 @@
               <w:rPr>
                 <w:noProof/>
               </w:rPr>
-              <w:t>40</w:t>
+              <w:t>50</w:t>
             </w:r>
             <w:r>
               <w:rPr>
@@ -3150,7 +3150,7 @@
               <w:rPr>
                 <w:noProof/>
               </w:rPr>
-              <w:t>40</w:t>
+              <w:t>50</w:t>
             </w:r>
             <w:r>
               <w:rPr>
@@ -3214,7 +3214,7 @@
               <w:rPr>
                 <w:noProof/>
               </w:rPr>
-              <w:t>40</w:t>
+              <w:t>51</w:t>
             </w:r>
             <w:r>
               <w:rPr>
@@ -3278,7 +3278,7 @@
               <w:rPr>
                 <w:noProof/>
               </w:rPr>
-              <w:t>42</w:t>
+              <w:t>52</w:t>
             </w:r>
             <w:r>
               <w:rPr>
@@ -3342,7 +3342,7 @@
               <w:rPr>
                 <w:noProof/>
               </w:rPr>
-              <w:t>42</w:t>
+              <w:t>58</w:t>
             </w:r>
             <w:r>
               <w:rPr>
@@ -3406,7 +3406,7 @@
               <w:rPr>
                 <w:noProof/>
               </w:rPr>
-              <w:t>42</w:t>
+              <w:t>58</w:t>
             </w:r>
             <w:r>
               <w:rPr>
@@ -3470,7 +3470,7 @@
               <w:rPr>
                 <w:noProof/>
               </w:rPr>
-              <w:t>43</w:t>
+              <w:t>59</w:t>
             </w:r>
             <w:r>
               <w:rPr>
@@ -3534,7 +3534,7 @@
               <w:rPr>
                 <w:noProof/>
               </w:rPr>
-              <w:t>44</w:t>
+              <w:t>60</w:t>
             </w:r>
             <w:r>
               <w:rPr>
@@ -3598,7 +3598,7 @@
               <w:rPr>
                 <w:noProof/>
               </w:rPr>
-              <w:t>45</w:t>
+              <w:t>64</w:t>
             </w:r>
             <w:r>
               <w:rPr>
@@ -3662,7 +3662,7 @@
               <w:rPr>
                 <w:noProof/>
               </w:rPr>
-              <w:t>45</w:t>
+              <w:t>64</w:t>
             </w:r>
             <w:r>
               <w:rPr>
@@ -3726,7 +3726,7 @@
               <w:rPr>
                 <w:noProof/>
               </w:rPr>
-              <w:t>46</w:t>
+              <w:t>65</w:t>
             </w:r>
             <w:r>
               <w:rPr>
@@ -3790,7 +3790,7 @@
               <w:rPr>
                 <w:noProof/>
               </w:rPr>
-              <w:t>46</w:t>
+              <w:t>66</w:t>
             </w:r>
             <w:r>
               <w:rPr>
@@ -3854,7 +3854,7 @@
               <w:rPr>
                 <w:noProof/>
               </w:rPr>
-              <w:t>47</w:t>
+              <w:t>68</w:t>
             </w:r>
             <w:r>
               <w:rPr>
@@ -3918,7 +3918,7 @@
               <w:rPr>
                 <w:noProof/>
               </w:rPr>
-              <w:t>47</w:t>
+              <w:t>68</w:t>
             </w:r>
             <w:r>
               <w:rPr>
@@ -3982,7 +3982,7 @@
               <w:rPr>
                 <w:noProof/>
               </w:rPr>
-              <w:t>48</w:t>
+              <w:t>69</w:t>
             </w:r>
             <w:r>
               <w:rPr>
@@ -4046,7 +4046,7 @@
               <w:rPr>
                 <w:noProof/>
               </w:rPr>
-              <w:t>49</w:t>
+              <w:t>69</w:t>
             </w:r>
             <w:r>
               <w:rPr>
@@ -4110,7 +4110,7 @@
               <w:rPr>
                 <w:noProof/>
               </w:rPr>
-              <w:t>49</w:t>
+              <w:t>71</w:t>
             </w:r>
             <w:r>
               <w:rPr>
@@ -4174,7 +4174,7 @@
               <w:rPr>
                 <w:noProof/>
               </w:rPr>
-              <w:t>49</w:t>
+              <w:t>71</w:t>
             </w:r>
             <w:r>
               <w:rPr>
@@ -4238,7 +4238,7 @@
               <w:rPr>
                 <w:noProof/>
               </w:rPr>
-              <w:t>50</w:t>
+              <w:t>71</w:t>
             </w:r>
             <w:r>
               <w:rPr>
@@ -4302,7 +4302,7 @@
               <w:rPr>
                 <w:noProof/>
               </w:rPr>
-              <w:t>50</w:t>
+              <w:t>72</w:t>
             </w:r>
             <w:r>
               <w:rPr>
@@ -4366,7 +4366,7 @@
               <w:rPr>
                 <w:noProof/>
               </w:rPr>
-              <w:t>51</w:t>
+              <w:t>73</w:t>
             </w:r>
             <w:r>
               <w:rPr>
@@ -4430,7 +4430,7 @@
               <w:rPr>
                 <w:noProof/>
               </w:rPr>
-              <w:t>51</w:t>
+              <w:t>74</w:t>
             </w:r>
             <w:r>
               <w:rPr>
@@ -4494,7 +4494,7 @@
               <w:rPr>
                 <w:noProof/>
               </w:rPr>
-              <w:t>51</w:t>
+              <w:t>74</w:t>
             </w:r>
             <w:r>
               <w:rPr>
@@ -4558,7 +4558,7 @@
               <w:rPr>
                 <w:noProof/>
               </w:rPr>
-              <w:t>52</w:t>
+              <w:t>74</w:t>
             </w:r>
             <w:r>
               <w:rPr>
@@ -4622,7 +4622,7 @@
               <w:rPr>
                 <w:noProof/>
               </w:rPr>
-              <w:t>53</w:t>
+              <w:t>76</w:t>
             </w:r>
             <w:r>
               <w:rPr>
@@ -4686,7 +4686,7 @@
               <w:rPr>
                 <w:noProof/>
               </w:rPr>
-              <w:t>53</w:t>
+              <w:t>76</w:t>
             </w:r>
             <w:r>
               <w:rPr>
@@ -5284,7 +5284,50 @@
         <w:spacing w:line="360" w:lineRule="auto"/>
       </w:pPr>
       <w:bookmarkStart w:id="5" w:name="_Toc236842655"/>
-      <w:r>
+    </w:p>
+    <w:p>
+      <w:pPr>
+        <w:pStyle w:val="Ttulo1"/>
+        <w:spacing w:line="360" w:lineRule="auto"/>
+      </w:pPr>
+    </w:p>
+    <w:p>
+      <w:pPr>
+        <w:pStyle w:val="Ttulo1"/>
+        <w:spacing w:line="360" w:lineRule="auto"/>
+      </w:pPr>
+    </w:p>
+    <w:p>
+      <w:pPr>
+        <w:pStyle w:val="Ttulo1"/>
+        <w:spacing w:line="360" w:lineRule="auto"/>
+      </w:pPr>
+    </w:p>
+    <w:p>
+      <w:pPr>
+        <w:pStyle w:val="Ttulo1"/>
+        <w:spacing w:line="360" w:lineRule="auto"/>
+      </w:pPr>
+    </w:p>
+    <w:p>
+      <w:pPr>
+        <w:pStyle w:val="Ttulo1"/>
+        <w:spacing w:line="360" w:lineRule="auto"/>
+      </w:pPr>
+    </w:p>
+    <w:p>
+      <w:pPr>
+        <w:pStyle w:val="Ttulo1"/>
+        <w:spacing w:line="360" w:lineRule="auto"/>
+      </w:pPr>
+    </w:p>
+    <w:p>
+      <w:pPr>
+        <w:pStyle w:val="Ttulo1"/>
+        <w:spacing w:line="360" w:lineRule="auto"/>
+      </w:pPr>
+      <w:r>
+        <w:lastRenderedPageBreak/>
         <w:t>3 MODELAGEM DO BANCO DE DADOS</w:t>
       </w:r>
       <w:bookmarkEnd w:id="5"/>
@@ -5329,7 +5372,6 @@
         <w:rPr>
           <w:noProof/>
         </w:rPr>
-        <w:lastRenderedPageBreak/>
         <w:drawing>
           <wp:inline distT="0" distB="0" distL="0" distR="0" wp14:anchorId="277824DF" wp14:editId="47A9694B">
             <wp:extent cx="5760085" cy="4284980"/>
@@ -5417,6 +5459,7 @@
         <w:jc w:val="both"/>
       </w:pPr>
       <w:r>
+        <w:lastRenderedPageBreak/>
         <w:t>O dicionário de dados descreve, para cada tabela do sistema, seus atributos, tipos de dados, restrições e finalidade. O Quadro 2 apresenta um modelo a ser replicado para cada tabela documentada.</w:t>
       </w:r>
     </w:p>
@@ -5502,7 +5545,6 @@
                 <w:sz w:val="20"/>
                 <w:szCs w:val="20"/>
               </w:rPr>
-              <w:lastRenderedPageBreak/>
               <w:t>Coluna</w:t>
             </w:r>
           </w:p>
@@ -7194,6 +7236,7 @@
               <w:spacing w:line="276" w:lineRule="auto"/>
             </w:pPr>
             <w:r>
+              <w:lastRenderedPageBreak/>
               <w:t>FK_ID_DESC</w:t>
             </w:r>
           </w:p>
@@ -7396,7 +7439,6 @@
                 <w:sz w:val="20"/>
                 <w:szCs w:val="20"/>
               </w:rPr>
-              <w:lastRenderedPageBreak/>
               <w:t>Coluna</w:t>
             </w:r>
           </w:p>
@@ -8857,6 +8899,7 @@
               <w:spacing w:line="276" w:lineRule="auto"/>
             </w:pPr>
             <w:r>
+              <w:lastRenderedPageBreak/>
               <w:t>RAMAL</w:t>
             </w:r>
           </w:p>
@@ -9214,7 +9257,6 @@
               <w:spacing w:line="276" w:lineRule="auto"/>
             </w:pPr>
             <w:r>
-              <w:lastRenderedPageBreak/>
               <w:t>NUP_DGER</w:t>
             </w:r>
           </w:p>
@@ -10404,6 +10446,7 @@
               <w:spacing w:line="276" w:lineRule="auto"/>
             </w:pPr>
             <w:r>
+              <w:lastRenderedPageBreak/>
               <w:t>FK_ID_DESC</w:t>
             </w:r>
           </w:p>
@@ -10871,7 +10914,6 @@
               <w:spacing w:line="276" w:lineRule="auto"/>
             </w:pPr>
             <w:r>
-              <w:lastRenderedPageBreak/>
               <w:t>LOCAL</w:t>
             </w:r>
           </w:p>
@@ -12415,6 +12457,7 @@
               <w:spacing w:line="276" w:lineRule="auto"/>
             </w:pPr>
             <w:r>
+              <w:lastRenderedPageBreak/>
               <w:t>MOTIVO_QTD</w:t>
             </w:r>
           </w:p>
@@ -13803,6 +13846,7 @@
                 <w:sz w:val="20"/>
                 <w:szCs w:val="20"/>
               </w:rPr>
+              <w:lastRenderedPageBreak/>
               <w:t>Coluna</w:t>
             </w:r>
           </w:p>
@@ -14549,7 +14593,6 @@
           <w:sz w:val="20"/>
           <w:szCs w:val="20"/>
         </w:rPr>
-        <w:lastRenderedPageBreak/>
         <w:t>Fonte: elaborado pelo autor (2026).</w:t>
       </w:r>
     </w:p>
@@ -15353,6 +15396,7 @@
                 <w:sz w:val="20"/>
                 <w:szCs w:val="20"/>
               </w:rPr>
+              <w:lastRenderedPageBreak/>
               <w:t>Coluna</w:t>
             </w:r>
           </w:p>
@@ -16229,7 +16273,6 @@
               <w:spacing w:line="276" w:lineRule="auto"/>
             </w:pPr>
             <w:r>
-              <w:lastRenderedPageBreak/>
               <w:t>HOR_MINUTO</w:t>
             </w:r>
           </w:p>
@@ -18123,7 +18166,6 @@
               <w:spacing w:line="276" w:lineRule="auto"/>
             </w:pPr>
             <w:r>
-              <w:lastRenderedPageBreak/>
               <w:t>QTD_PESSOAS</w:t>
             </w:r>
           </w:p>
@@ -18789,6 +18831,7 @@
         <w:jc w:val="both"/>
       </w:pPr>
       <w:r>
+        <w:lastRenderedPageBreak/>
         <w:t>Um item de buffet pode possuir nenhuma, uma ou várias especificações associadas, enquanto cada especificação pertence a um único item de buffet. Esse relacionamento permite armazenar informações complementares e detalhadas sobre cada item disponível para solicitação.</w:t>
       </w:r>
     </w:p>
@@ -18869,7 +18912,6 @@
         <w:jc w:val="both"/>
       </w:pPr>
       <w:r>
-        <w:lastRenderedPageBreak/>
         <w:t>BUF_DESCRICAO X BUF_ITEM_SOLICITACAO (1)</w:t>
       </w:r>
     </w:p>
@@ -19153,7 +19195,6 @@
         <w:jc w:val="both"/>
       </w:pPr>
       <w:r>
-        <w:lastRenderedPageBreak/>
         <w:t>Um item de buffet pode ser utilizado em diversos eventos externos, enquanto cada item externo referencia um único item do catálogo de buffet.</w:t>
       </w:r>
     </w:p>
@@ -19348,6 +19389,7 @@
         <w:jc w:val="both"/>
       </w:pPr>
       <w:r>
+        <w:lastRenderedPageBreak/>
         <w:t>Cada registro temporário referencia um item do catálogo de buffet, permitindo armazenar alterações propostas antes da atualização da tabela principal.</w:t>
       </w:r>
     </w:p>
@@ -19374,7 +19416,74 @@
         <w:spacing w:line="360" w:lineRule="auto"/>
       </w:pPr>
       <w:bookmarkStart w:id="9" w:name="_Toc236842659"/>
-      <w:r>
+    </w:p>
+    <w:p>
+      <w:pPr>
+        <w:pStyle w:val="Ttulo1"/>
+        <w:spacing w:line="360" w:lineRule="auto"/>
+      </w:pPr>
+    </w:p>
+    <w:p>
+      <w:pPr>
+        <w:pStyle w:val="Ttulo1"/>
+        <w:spacing w:line="360" w:lineRule="auto"/>
+      </w:pPr>
+    </w:p>
+    <w:p>
+      <w:pPr>
+        <w:pStyle w:val="Ttulo1"/>
+        <w:spacing w:line="360" w:lineRule="auto"/>
+      </w:pPr>
+    </w:p>
+    <w:p>
+      <w:pPr>
+        <w:pStyle w:val="Ttulo1"/>
+        <w:spacing w:line="360" w:lineRule="auto"/>
+      </w:pPr>
+    </w:p>
+    <w:p>
+      <w:pPr>
+        <w:pStyle w:val="Ttulo1"/>
+        <w:spacing w:line="360" w:lineRule="auto"/>
+      </w:pPr>
+    </w:p>
+    <w:p>
+      <w:pPr>
+        <w:pStyle w:val="Ttulo1"/>
+        <w:spacing w:line="360" w:lineRule="auto"/>
+      </w:pPr>
+    </w:p>
+    <w:p>
+      <w:pPr>
+        <w:pStyle w:val="Ttulo1"/>
+        <w:spacing w:line="360" w:lineRule="auto"/>
+      </w:pPr>
+    </w:p>
+    <w:p>
+      <w:pPr>
+        <w:pStyle w:val="Ttulo1"/>
+        <w:spacing w:line="360" w:lineRule="auto"/>
+      </w:pPr>
+    </w:p>
+    <w:p>
+      <w:pPr>
+        <w:pStyle w:val="Ttulo1"/>
+        <w:spacing w:line="360" w:lineRule="auto"/>
+      </w:pPr>
+    </w:p>
+    <w:p>
+      <w:pPr>
+        <w:pStyle w:val="Ttulo1"/>
+        <w:spacing w:line="360" w:lineRule="auto"/>
+      </w:pPr>
+    </w:p>
+    <w:p>
+      <w:pPr>
+        <w:pStyle w:val="Ttulo1"/>
+        <w:spacing w:line="360" w:lineRule="auto"/>
+      </w:pPr>
+      <w:r>
+        <w:lastRenderedPageBreak/>
         <w:t>4 COMPONENTES COMPARTILHADOS</w:t>
       </w:r>
       <w:bookmarkEnd w:id="9"/>
@@ -19396,7 +19505,6 @@
       </w:pPr>
       <w:bookmarkStart w:id="10" w:name="_Toc236842660"/>
       <w:r>
-        <w:lastRenderedPageBreak/>
         <w:t>4.1 Segurança</w:t>
       </w:r>
       <w:bookmarkEnd w:id="10"/>
@@ -19484,6 +19592,7 @@
         <w:jc w:val="both"/>
       </w:pPr>
       <w:r>
+        <w:lastRenderedPageBreak/>
         <w:t>A aplicação utiliza apenas o componente Breadcrumb para indicar a localização do usuário durante a navegação. A estrutura é composta pelos seguintes elementos:</w:t>
       </w:r>
     </w:p>
@@ -19568,7 +19677,6 @@
         <w:jc w:val="both"/>
       </w:pPr>
       <w:r>
-        <w:lastRenderedPageBreak/>
         <w:t>Minhas Solicitações (Página 300)</w:t>
       </w:r>
     </w:p>
@@ -20184,110 +20292,110 @@
           <w:sz w:val="20"/>
           <w:szCs w:val="20"/>
         </w:rPr>
+        <w:t>Fonte: elaborado pelo autor (2026).</w:t>
+      </w:r>
+    </w:p>
+    <w:p>
+      <w:pPr>
+        <w:pStyle w:val="Ttulo2"/>
+        <w:spacing w:line="360" w:lineRule="auto"/>
+      </w:pPr>
+      <w:bookmarkStart w:id="13" w:name="_Toc236842663"/>
+      <w:r>
+        <w:t>4.4 Templates</w:t>
+      </w:r>
+      <w:bookmarkEnd w:id="13"/>
+    </w:p>
+    <w:p>
+      <w:pPr>
+        <w:spacing w:line="360" w:lineRule="auto"/>
+        <w:ind w:firstLine="709"/>
+        <w:jc w:val="both"/>
+      </w:pPr>
+      <w:r>
+        <w:t>A aplicação utiliza o recurso de Arquivos de Aplicação Estáticos para armazenar a imagem referente à identidade visual do sistema, sendo utilizada a logomarca institucional do Senado Federal na interface da aplicação.</w:t>
+      </w:r>
+    </w:p>
+    <w:p>
+      <w:pPr>
+        <w:spacing w:line="360" w:lineRule="auto"/>
+        <w:ind w:firstLine="709"/>
+        <w:jc w:val="both"/>
+      </w:pPr>
+      <w:r>
+        <w:t>Não foram realizadas customizações específicas nos templates padrões de página, região, botão ou rótulo disponibilizados pelo Oracle APEX. Os componentes visuais utilizados seguem, em sua maioria, as configurações nativas do tema aplicado.</w:t>
+      </w:r>
+    </w:p>
+    <w:p>
+      <w:pPr>
+        <w:spacing w:line="360" w:lineRule="auto"/>
+        <w:ind w:firstLine="709"/>
+        <w:jc w:val="both"/>
+      </w:pPr>
+      <w:r>
+        <w:t>As customizações relacionadas ao padrão visual da aplicação, como ajustes de layout, estilização e identidade visual, são realizadas por meio da Página Global (página 0) e de código CSS específicos dentro das demais páginas da aplicação. Essa abordagem permite centralizar as definições visuais comuns e aplicar ajustes pontuais conforme a necessidade de cada funcionalidade</w:t>
+      </w:r>
+    </w:p>
+    <w:p>
+      <w:pPr>
+        <w:pStyle w:val="Ttulo2"/>
+        <w:spacing w:line="360" w:lineRule="auto"/>
+      </w:pPr>
+      <w:bookmarkStart w:id="14" w:name="_Toc236842664"/>
+      <w:r>
+        <w:t>4.5 Temas e Estilos</w:t>
+      </w:r>
+      <w:bookmarkEnd w:id="14"/>
+    </w:p>
+    <w:p>
+      <w:pPr>
+        <w:spacing w:line="360" w:lineRule="auto"/>
+        <w:ind w:firstLine="709"/>
+        <w:jc w:val="both"/>
+      </w:pPr>
+      <w:r>
+        <w:t xml:space="preserve"> </w:t>
+      </w:r>
+      <w:r>
+        <w:t>A aplicação Sistema de Buffet utiliza o Universal Theme 42 como tema padrão do Oracle APEX. Não foram realizadas customizações ou alterações no Theme Style disponibilizado originalmente pelo framework.</w:t>
+      </w:r>
+    </w:p>
+    <w:p>
+      <w:pPr>
+        <w:spacing w:line="360" w:lineRule="auto"/>
+        <w:ind w:firstLine="709"/>
+        <w:jc w:val="both"/>
+      </w:pPr>
+      <w:r>
+        <w:t>As adequações visuais da aplicação são realizadas separadamente por meio de configurações na Página Global (página 0) e de códigos CSS aplicados nas páginas específicas, permitindo a personalização da interface sem modificar a estrutura original do tema.</w:t>
+      </w:r>
+    </w:p>
+    <w:p>
+      <w:pPr>
+        <w:spacing w:line="360" w:lineRule="auto"/>
+        <w:ind w:firstLine="708"/>
+        <w:jc w:val="both"/>
+      </w:pPr>
+    </w:p>
+    <w:p>
+      <w:pPr>
+        <w:pStyle w:val="Ttulo2"/>
+        <w:spacing w:line="360" w:lineRule="auto"/>
+      </w:pPr>
+      <w:bookmarkStart w:id="15" w:name="_Toc236842665"/>
+      <w:r>
+        <w:t>4.6 Processos e Computações Compartilhadas</w:t>
+      </w:r>
+      <w:bookmarkEnd w:id="15"/>
+    </w:p>
+    <w:p>
+      <w:pPr>
+        <w:spacing w:line="360" w:lineRule="auto"/>
+        <w:ind w:firstLine="708"/>
+        <w:jc w:val="both"/>
+      </w:pPr>
+      <w:r>
         <w:lastRenderedPageBreak/>
-        <w:t>Fonte: elaborado pelo autor (2026).</w:t>
-      </w:r>
-    </w:p>
-    <w:p>
-      <w:pPr>
-        <w:pStyle w:val="Ttulo2"/>
-        <w:spacing w:line="360" w:lineRule="auto"/>
-      </w:pPr>
-      <w:bookmarkStart w:id="13" w:name="_Toc236842663"/>
-      <w:r>
-        <w:t>4.4 Templates</w:t>
-      </w:r>
-      <w:bookmarkEnd w:id="13"/>
-    </w:p>
-    <w:p>
-      <w:pPr>
-        <w:spacing w:line="360" w:lineRule="auto"/>
-        <w:ind w:firstLine="709"/>
-        <w:jc w:val="both"/>
-      </w:pPr>
-      <w:r>
-        <w:t>A aplicação utiliza o recurso de Arquivos de Aplicação Estáticos para armazenar a imagem referente à identidade visual do sistema, sendo utilizada a logomarca institucional do Senado Federal na interface da aplicação.</w:t>
-      </w:r>
-    </w:p>
-    <w:p>
-      <w:pPr>
-        <w:spacing w:line="360" w:lineRule="auto"/>
-        <w:ind w:firstLine="709"/>
-        <w:jc w:val="both"/>
-      </w:pPr>
-      <w:r>
-        <w:t>Não foram realizadas customizações específicas nos templates padrões de página, região, botão ou rótulo disponibilizados pelo Oracle APEX. Os componentes visuais utilizados seguem, em sua maioria, as configurações nativas do tema aplicado.</w:t>
-      </w:r>
-    </w:p>
-    <w:p>
-      <w:pPr>
-        <w:spacing w:line="360" w:lineRule="auto"/>
-        <w:ind w:firstLine="709"/>
-        <w:jc w:val="both"/>
-      </w:pPr>
-      <w:r>
-        <w:t>As customizações relacionadas ao padrão visual da aplicação, como ajustes de layout, estilização e identidade visual, são realizadas por meio da Página Global (página 0) e de código CSS específicos dentro das demais páginas da aplicação. Essa abordagem permite centralizar as definições visuais comuns e aplicar ajustes pontuais conforme a necessidade de cada funcionalidade</w:t>
-      </w:r>
-    </w:p>
-    <w:p>
-      <w:pPr>
-        <w:pStyle w:val="Ttulo2"/>
-        <w:spacing w:line="360" w:lineRule="auto"/>
-      </w:pPr>
-      <w:bookmarkStart w:id="14" w:name="_Toc236842664"/>
-      <w:r>
-        <w:t>4.5 Temas e Estilos</w:t>
-      </w:r>
-      <w:bookmarkEnd w:id="14"/>
-    </w:p>
-    <w:p>
-      <w:pPr>
-        <w:spacing w:line="360" w:lineRule="auto"/>
-        <w:ind w:firstLine="709"/>
-        <w:jc w:val="both"/>
-      </w:pPr>
-      <w:r>
-        <w:t xml:space="preserve"> </w:t>
-      </w:r>
-      <w:r>
-        <w:t>A aplicação Sistema de Buffet utiliza o Universal Theme 42 como tema padrão do Oracle APEX. Não foram realizadas customizações ou alterações no Theme Style disponibilizado originalmente pelo framework.</w:t>
-      </w:r>
-    </w:p>
-    <w:p>
-      <w:pPr>
-        <w:spacing w:line="360" w:lineRule="auto"/>
-        <w:ind w:firstLine="709"/>
-        <w:jc w:val="both"/>
-      </w:pPr>
-      <w:r>
-        <w:t>As adequações visuais da aplicação são realizadas separadamente por meio de configurações na Página Global (página 0) e de códigos CSS aplicados nas páginas específicas, permitindo a personalização da interface sem modificar a estrutura original do tema.</w:t>
-      </w:r>
-    </w:p>
-    <w:p>
-      <w:pPr>
-        <w:spacing w:line="360" w:lineRule="auto"/>
-        <w:ind w:firstLine="708"/>
-        <w:jc w:val="both"/>
-      </w:pPr>
-    </w:p>
-    <w:p>
-      <w:pPr>
-        <w:pStyle w:val="Ttulo2"/>
-        <w:spacing w:line="360" w:lineRule="auto"/>
-      </w:pPr>
-      <w:bookmarkStart w:id="15" w:name="_Toc236842665"/>
-      <w:r>
-        <w:t>4.6 Processos e Computações Compartilhadas</w:t>
-      </w:r>
-      <w:bookmarkEnd w:id="15"/>
-    </w:p>
-    <w:p>
-      <w:pPr>
-        <w:spacing w:line="360" w:lineRule="auto"/>
-        <w:ind w:firstLine="708"/>
-        <w:jc w:val="both"/>
-      </w:pPr>
-      <w:r>
         <w:t>A aplicação Sistema de Buffet possui dois Processos de Aplicativo configurados e não utiliza Cálculo de Aplicativo.</w:t>
       </w:r>
     </w:p>
@@ -20308,11 +20416,7 @@
         <w:jc w:val="both"/>
       </w:pPr>
       <w:r>
-        <w:t xml:space="preserve">Sua finalidade é obter os dados de identificação do usuário autenticado a partir das tabelas corporativas do Senado Federal. A rotina realiza a consulta utilizando o login do usuário em sessão, recuperando seu nome e CPF e atribuindo essas informações ao Item de Aplicativo </w:t>
-      </w:r>
-      <w:r>
-        <w:lastRenderedPageBreak/>
-        <w:t>denominado NOME_USUARIO. O valor armazenado segue o formato NOME(CPF), permitindo que a identificação do usuário seja disponibilizada de forma padronizada e reutilizável em diferentes páginas da aplicação.</w:t>
+        <w:t>Sua finalidade é obter os dados de identificação do usuário autenticado a partir das tabelas corporativas do Senado Federal. A rotina realiza a consulta utilizando o login do usuário em sessão, recuperando seu nome e CPF e atribuindo essas informações ao Item de Aplicativo denominado NOME_USUARIO. O valor armazenado segue o formato NOME(CPF), permitindo que a identificação do usuário seja disponibilizada de forma padronizada e reutilizável em diferentes páginas da aplicação.</w:t>
       </w:r>
     </w:p>
     <w:p>
@@ -20415,7 +20519,11 @@
         <w:jc w:val="both"/>
       </w:pPr>
       <w:r>
-        <w:t>O Item de Aplicativo Nome_Usuario armazena o nome e o CPF do usuário permitindo que essas informações permaneçam disponíveis durante a sessão da aplicação. Sua principal finalidade é disponibilizar a identificação do usuário no cabeçalho da aplicação, implementado na Página Global (página 0), garantindo a padronização e reutilização dessas informações em todas as páginas do sistema.</w:t>
+        <w:t xml:space="preserve">O Item de Aplicativo Nome_Usuario armazena o nome e o CPF do usuário permitindo que essas informações permaneçam disponíveis durante a sessão da aplicação. Sua principal finalidade é disponibilizar a identificação do usuário no cabeçalho da aplicação, implementado </w:t>
+      </w:r>
+      <w:r>
+        <w:lastRenderedPageBreak/>
+        <w:t>na Página Global (página 0), garantindo a padronização e reutilização dessas informações em todas as páginas do sistema.</w:t>
       </w:r>
     </w:p>
     <w:p>
@@ -20441,6 +20549,72 @@
         <w:spacing w:line="360" w:lineRule="auto"/>
       </w:pPr>
       <w:bookmarkStart w:id="19" w:name="_Toc236842669"/>
+    </w:p>
+    <w:p>
+      <w:pPr>
+        <w:pStyle w:val="Ttulo1"/>
+        <w:spacing w:line="360" w:lineRule="auto"/>
+      </w:pPr>
+    </w:p>
+    <w:p>
+      <w:pPr>
+        <w:pStyle w:val="Ttulo1"/>
+        <w:spacing w:line="360" w:lineRule="auto"/>
+      </w:pPr>
+    </w:p>
+    <w:p>
+      <w:pPr>
+        <w:pStyle w:val="Ttulo1"/>
+        <w:spacing w:line="360" w:lineRule="auto"/>
+      </w:pPr>
+    </w:p>
+    <w:p>
+      <w:pPr>
+        <w:pStyle w:val="Ttulo1"/>
+        <w:spacing w:line="360" w:lineRule="auto"/>
+      </w:pPr>
+    </w:p>
+    <w:p>
+      <w:pPr>
+        <w:pStyle w:val="Ttulo1"/>
+        <w:spacing w:line="360" w:lineRule="auto"/>
+      </w:pPr>
+    </w:p>
+    <w:p>
+      <w:pPr>
+        <w:pStyle w:val="Ttulo1"/>
+        <w:spacing w:line="360" w:lineRule="auto"/>
+      </w:pPr>
+    </w:p>
+    <w:p>
+      <w:pPr>
+        <w:pStyle w:val="Ttulo1"/>
+        <w:spacing w:line="360" w:lineRule="auto"/>
+      </w:pPr>
+    </w:p>
+    <w:p>
+      <w:pPr>
+        <w:pStyle w:val="Ttulo1"/>
+        <w:spacing w:line="360" w:lineRule="auto"/>
+      </w:pPr>
+    </w:p>
+    <w:p>
+      <w:pPr>
+        <w:pStyle w:val="Ttulo1"/>
+        <w:spacing w:line="360" w:lineRule="auto"/>
+      </w:pPr>
+    </w:p>
+    <w:p>
+      <w:pPr>
+        <w:pStyle w:val="Ttulo1"/>
+        <w:spacing w:line="360" w:lineRule="auto"/>
+      </w:pPr>
+    </w:p>
+    <w:p>
+      <w:pPr>
+        <w:pStyle w:val="Ttulo1"/>
+        <w:spacing w:line="360" w:lineRule="auto"/>
+      </w:pPr>
       <w:r>
         <w:lastRenderedPageBreak/>
         <w:t>5 FLUXOS DE USO</w:t>
@@ -20820,6 +20994,7 @@
         <w:jc w:val="both"/>
       </w:pPr>
       <w:r>
+        <w:lastRenderedPageBreak/>
         <w:t xml:space="preserve">Assim como dito anteriormente, o objetivo dela é centralizar a definição de </w:t>
       </w:r>
       <w:r>
@@ -21057,6 +21232,7 @@
         <w:jc w:val="both"/>
       </w:pPr>
       <w:r>
+        <w:lastRenderedPageBreak/>
         <w:t>Esse fluxo é destinado aos usuários da DGER e da ASQUALOG. Ambos os perfis podem consultar os itens cadastrados, visualizando informações como descrição, tempo de serviço, valor unitário, quantidade disponível, quantidade originalmente prevista em contrato e suas respectivas especificações.</w:t>
       </w:r>
     </w:p>
@@ -21614,6 +21790,7 @@
               <w:spacing w:line="276" w:lineRule="auto"/>
             </w:pPr>
             <w:r>
+              <w:lastRenderedPageBreak/>
               <w:t>900</w:t>
             </w:r>
           </w:p>
@@ -21862,6 +22039,7 @@
         <w:spacing w:line="360" w:lineRule="auto"/>
       </w:pPr>
       <w:r>
+        <w:lastRenderedPageBreak/>
         <w:t>Itens de destaque: [campos/itens relevantes para o usuário];</w:t>
       </w:r>
     </w:p>
@@ -22346,6 +22524,7 @@
         <w:jc w:val="both"/>
       </w:pPr>
       <w:r>
+        <w:lastRenderedPageBreak/>
         <w:t>Fechar Dialog Edição (Caixa de Diálogo Fechada – Rel. Interativo) – Atualiza o relatório interativo após a edição ou deleção de um item de buffet.</w:t>
       </w:r>
     </w:p>
@@ -22607,6 +22786,7 @@
         <w:spacing w:line="360" w:lineRule="auto"/>
       </w:pPr>
       <w:r>
+        <w:lastRenderedPageBreak/>
         <w:t>ID (Oculto) – Valor do id do item de buffet passado da Página 100.</w:t>
       </w:r>
     </w:p>
@@ -22844,6 +23024,7 @@
         <w:jc w:val="both"/>
       </w:pPr>
       <w:r>
+        <w:lastRenderedPageBreak/>
         <w:t>PL/SQL – Deleta a especificação que teve seu id passado e depois reseta o item de página ID_ESP.</w:t>
       </w:r>
     </w:p>
@@ -23096,6 +23277,7 @@
         <w:spacing w:line="360" w:lineRule="auto"/>
       </w:pPr>
       <w:r>
+        <w:lastRenderedPageBreak/>
         <w:t>DESC (Campo de Texto) – Digitar o nome do item de buffet.</w:t>
       </w:r>
     </w:p>
@@ -23352,7 +23534,11 @@
         <w:jc w:val="both"/>
       </w:pPr>
       <w:r>
-        <w:t>Além da atualização dos quantitativos, a página disponibiliza uma visão consolidada dos itens de buffet cadastrados, apresentando seus principais dados e respectivas especificações, permitindo que a conferência das informações seja realizada antes da efetivação das alterações.</w:t>
+        <w:t xml:space="preserve">Além da atualização dos quantitativos, a página disponibiliza uma visão consolidada dos itens de buffet cadastrados, apresentando seus principais dados </w:t>
+      </w:r>
+      <w:r>
+        <w:lastRenderedPageBreak/>
+        <w:t>e respectivas especificações, permitindo que a conferência das informações seja realizada antes da efetivação das alterações.</w:t>
       </w:r>
     </w:p>
     <w:p>
@@ -23607,6 +23793,7 @@
         <w:jc w:val="both"/>
       </w:pPr>
       <w:r>
+        <w:lastRenderedPageBreak/>
         <w:t>Esse fluxo é destinado aos usuários autorizados do Senado Federal, que podem consultar suas solicitações já cadastradas, visualizar os respectivos itens de buffet e registrar novas solicitações.</w:t>
       </w:r>
     </w:p>
@@ -23698,6 +23885,7 @@
       </w:pPr>
       <w:bookmarkStart w:id="37" w:name="_Toc236842684"/>
       <w:r>
+        <w:lastRenderedPageBreak/>
         <w:t>5.</w:t>
       </w:r>
       <w:r>
@@ -24778,6 +24966,7 @@
               <w:spacing w:line="276" w:lineRule="auto"/>
             </w:pPr>
             <w:r>
+              <w:lastRenderedPageBreak/>
               <w:t>379</w:t>
             </w:r>
           </w:p>
@@ -25052,35 +25241,17 @@
         <w:spacing w:line="360" w:lineRule="auto"/>
       </w:pPr>
       <w:r>
-        <w:t>5.3.2.</w:t>
-      </w:r>
-      <w:r>
-        <w:t>2</w:t>
-      </w:r>
-      <w:r>
-        <w:t xml:space="preserve"> Página </w:t>
-      </w:r>
-      <w:r>
-        <w:t>300</w:t>
-      </w:r>
-      <w:r>
-        <w:t xml:space="preserve"> – </w:t>
-      </w:r>
-      <w:r>
-        <w:t>Minhas Solicitações</w:t>
-      </w:r>
-    </w:p>
-    <w:p>
-      <w:pPr>
-        <w:spacing w:line="360" w:lineRule="auto"/>
-        <w:ind w:firstLine="709"/>
-        <w:jc w:val="both"/>
-      </w:pPr>
-      <w:r>
-        <w:t xml:space="preserve">Tipo de página: </w:t>
-      </w:r>
-      <w:r>
-        <w:t>Relatório Interativo</w:t>
+        <w:t>5.3.2.2 Página 300 – Minhas Solicitações</w:t>
+      </w:r>
+    </w:p>
+    <w:p>
+      <w:pPr>
+        <w:spacing w:line="360" w:lineRule="auto"/>
+        <w:ind w:firstLine="709"/>
+        <w:jc w:val="both"/>
+      </w:pPr>
+      <w:r>
+        <w:t>Tipo de página: Relatório Interativo</w:t>
       </w:r>
     </w:p>
     <w:p>
@@ -25238,22 +25409,7 @@
         <w:spacing w:line="360" w:lineRule="auto"/>
       </w:pPr>
       <w:r>
-        <w:t>5.3.2.</w:t>
-      </w:r>
-      <w:r>
-        <w:t>3</w:t>
-      </w:r>
-      <w:r>
-        <w:t xml:space="preserve"> Página </w:t>
-      </w:r>
-      <w:r>
-        <w:t>371</w:t>
-      </w:r>
-      <w:r>
-        <w:t xml:space="preserve"> – </w:t>
-      </w:r>
-      <w:r>
-        <w:t>Deletar Item do Pendente</w:t>
+        <w:t>5.3.2.3 Página 371 – Deletar Item do Pendente</w:t>
       </w:r>
       <w:r>
         <w:t xml:space="preserve"> (Modal)</w:t>
@@ -25266,10 +25422,7 @@
         <w:jc w:val="both"/>
       </w:pPr>
       <w:r>
-        <w:t xml:space="preserve">Tipo de página: </w:t>
-      </w:r>
-      <w:r>
-        <w:t>Formulário</w:t>
+        <w:t>Tipo de página: Formulário</w:t>
       </w:r>
     </w:p>
     <w:p>
@@ -25317,6 +25470,7 @@
         <w:spacing w:line="360" w:lineRule="auto"/>
       </w:pPr>
       <w:r>
+        <w:lastRenderedPageBreak/>
         <w:t>Regions: [listar regiões principais e seu conteúdo];</w:t>
       </w:r>
     </w:p>
@@ -25427,22 +25581,7 @@
         <w:spacing w:line="360" w:lineRule="auto"/>
       </w:pPr>
       <w:r>
-        <w:t>5.3.2.</w:t>
-      </w:r>
-      <w:r>
-        <w:t>4</w:t>
-      </w:r>
-      <w:r>
-        <w:t xml:space="preserve"> Página </w:t>
-      </w:r>
-      <w:r>
-        <w:t>372</w:t>
-      </w:r>
-      <w:r>
-        <w:t xml:space="preserve"> – </w:t>
-      </w:r>
-      <w:r>
-        <w:t>Solicitar Deletar</w:t>
+        <w:t>5.3.2.4 Página 372 – Solicitar Deletar</w:t>
       </w:r>
       <w:r>
         <w:t xml:space="preserve"> (Modal)</w:t>
@@ -25455,10 +25594,7 @@
         <w:jc w:val="both"/>
       </w:pPr>
       <w:r>
-        <w:t xml:space="preserve">Tipo de página: </w:t>
-      </w:r>
-      <w:r>
-        <w:t>Formulário</w:t>
+        <w:t>Tipo de página: Formulário</w:t>
       </w:r>
     </w:p>
     <w:p>
@@ -25616,13 +25752,7 @@
         <w:spacing w:line="360" w:lineRule="auto"/>
       </w:pPr>
       <w:r>
-        <w:t>5.3.2</w:t>
-      </w:r>
-      <w:r>
-        <w:t>.5</w:t>
-      </w:r>
-      <w:r>
-        <w:t xml:space="preserve"> Página </w:t>
+        <w:t xml:space="preserve">5.3.2.5 Página </w:t>
       </w:r>
       <w:r>
         <w:t>301</w:t>
@@ -25692,6 +25822,7 @@
         <w:spacing w:line="360" w:lineRule="auto"/>
       </w:pPr>
       <w:r>
+        <w:lastRenderedPageBreak/>
         <w:t>Regions: [listar regiões principais e seu conteúdo];</w:t>
       </w:r>
     </w:p>
@@ -25988,35 +26119,17 @@
         <w:spacing w:line="360" w:lineRule="auto"/>
       </w:pPr>
       <w:r>
-        <w:t>5.3.2.</w:t>
-      </w:r>
-      <w:r>
-        <w:t>7</w:t>
-      </w:r>
-      <w:r>
-        <w:t xml:space="preserve"> Página </w:t>
-      </w:r>
-      <w:r>
-        <w:t>373</w:t>
-      </w:r>
-      <w:r>
-        <w:t xml:space="preserve"> – </w:t>
-      </w:r>
-      <w:r>
-        <w:t>Visualizar Item (Modal)</w:t>
-      </w:r>
-    </w:p>
-    <w:p>
-      <w:pPr>
-        <w:spacing w:line="360" w:lineRule="auto"/>
-        <w:ind w:firstLine="709"/>
-        <w:jc w:val="both"/>
-      </w:pPr>
-      <w:r>
-        <w:t xml:space="preserve">Tipo de página: </w:t>
-      </w:r>
-      <w:r>
-        <w:t>Formulário</w:t>
+        <w:t>5.3.2.7 Página 373 – Visualizar Item (Modal)</w:t>
+      </w:r>
+    </w:p>
+    <w:p>
+      <w:pPr>
+        <w:spacing w:line="360" w:lineRule="auto"/>
+        <w:ind w:firstLine="709"/>
+        <w:jc w:val="both"/>
+      </w:pPr>
+      <w:r>
+        <w:t>Tipo de página: Formulário</w:t>
       </w:r>
     </w:p>
     <w:p>
@@ -26064,6 +26177,7 @@
         <w:spacing w:line="360" w:lineRule="auto"/>
       </w:pPr>
       <w:r>
+        <w:lastRenderedPageBreak/>
         <w:t>Regions: [listar regiões principais e seu conteúdo];</w:t>
       </w:r>
     </w:p>
@@ -26174,35 +26288,17 @@
         <w:spacing w:line="360" w:lineRule="auto"/>
       </w:pPr>
       <w:r>
-        <w:t>5.3.2.</w:t>
-      </w:r>
-      <w:r>
-        <w:t>8</w:t>
-      </w:r>
-      <w:r>
-        <w:t xml:space="preserve"> Página </w:t>
-      </w:r>
-      <w:r>
-        <w:t>374</w:t>
-      </w:r>
-      <w:r>
-        <w:t xml:space="preserve"> – </w:t>
-      </w:r>
-      <w:r>
-        <w:t>Deletar Item no Cadastro (Modal)</w:t>
-      </w:r>
-    </w:p>
-    <w:p>
-      <w:pPr>
-        <w:spacing w:line="360" w:lineRule="auto"/>
-        <w:ind w:firstLine="709"/>
-        <w:jc w:val="both"/>
-      </w:pPr>
-      <w:r>
-        <w:t xml:space="preserve">Tipo de página: </w:t>
-      </w:r>
-      <w:r>
-        <w:t>Formulário</w:t>
+        <w:t>5.3.2.8 Página 374 – Deletar Item no Cadastro (Modal)</w:t>
+      </w:r>
+    </w:p>
+    <w:p>
+      <w:pPr>
+        <w:spacing w:line="360" w:lineRule="auto"/>
+        <w:ind w:firstLine="709"/>
+        <w:jc w:val="both"/>
+      </w:pPr>
+      <w:r>
+        <w:t>Tipo de página: Formulário</w:t>
       </w:r>
     </w:p>
     <w:p>
@@ -26360,35 +26456,17 @@
         <w:spacing w:line="360" w:lineRule="auto"/>
       </w:pPr>
       <w:r>
-        <w:t>5.3.2.</w:t>
-      </w:r>
-      <w:r>
-        <w:t>9</w:t>
-      </w:r>
-      <w:r>
-        <w:t xml:space="preserve"> Página </w:t>
-      </w:r>
-      <w:r>
-        <w:t>375</w:t>
-      </w:r>
-      <w:r>
-        <w:t xml:space="preserve"> – </w:t>
-      </w:r>
-      <w:r>
-        <w:t>Escolher horários (Modal)</w:t>
-      </w:r>
-    </w:p>
-    <w:p>
-      <w:pPr>
-        <w:spacing w:line="360" w:lineRule="auto"/>
-        <w:ind w:firstLine="709"/>
-        <w:jc w:val="both"/>
-      </w:pPr>
-      <w:r>
-        <w:t xml:space="preserve">Tipo de página: </w:t>
-      </w:r>
-      <w:r>
-        <w:t>Formulário</w:t>
+        <w:t>5.3.2.9 Página 375 – Escolher horários (Modal)</w:t>
+      </w:r>
+    </w:p>
+    <w:p>
+      <w:pPr>
+        <w:spacing w:line="360" w:lineRule="auto"/>
+        <w:ind w:firstLine="709"/>
+        <w:jc w:val="both"/>
+      </w:pPr>
+      <w:r>
+        <w:t>Tipo de página: Formulário</w:t>
       </w:r>
     </w:p>
     <w:p>
@@ -26436,6 +26514,7 @@
         <w:spacing w:line="360" w:lineRule="auto"/>
       </w:pPr>
       <w:r>
+        <w:lastRenderedPageBreak/>
         <w:t>Regions: [listar regiões principais e seu conteúdo];</w:t>
       </w:r>
     </w:p>
@@ -26546,35 +26625,17 @@
         <w:spacing w:line="360" w:lineRule="auto"/>
       </w:pPr>
       <w:r>
-        <w:t>5.3.2.1</w:t>
-      </w:r>
-      <w:r>
-        <w:t>0</w:t>
-      </w:r>
-      <w:r>
-        <w:t xml:space="preserve"> Página </w:t>
-      </w:r>
-      <w:r>
-        <w:t>378</w:t>
-      </w:r>
-      <w:r>
-        <w:t xml:space="preserve"> – </w:t>
-      </w:r>
-      <w:r>
-        <w:t>Deletar Horário (Modal)</w:t>
-      </w:r>
-    </w:p>
-    <w:p>
-      <w:pPr>
-        <w:spacing w:line="360" w:lineRule="auto"/>
-        <w:ind w:firstLine="709"/>
-        <w:jc w:val="both"/>
-      </w:pPr>
-      <w:r>
-        <w:t xml:space="preserve">Tipo de página: </w:t>
-      </w:r>
-      <w:r>
-        <w:t>Formulário</w:t>
+        <w:t>5.3.2.10 Página 378 – Deletar Horário (Modal)</w:t>
+      </w:r>
+    </w:p>
+    <w:p>
+      <w:pPr>
+        <w:spacing w:line="360" w:lineRule="auto"/>
+        <w:ind w:firstLine="709"/>
+        <w:jc w:val="both"/>
+      </w:pPr>
+      <w:r>
+        <w:t>Tipo de página: Formulário</w:t>
       </w:r>
     </w:p>
     <w:p>
@@ -26732,35 +26793,17 @@
         <w:spacing w:line="360" w:lineRule="auto"/>
       </w:pPr>
       <w:r>
-        <w:t>5.3.2.</w:t>
-      </w:r>
-      <w:r>
-        <w:t>1</w:t>
-      </w:r>
-      <w:r>
-        <w:t xml:space="preserve">1 Página </w:t>
-      </w:r>
-      <w:r>
-        <w:t>303</w:t>
-      </w:r>
-      <w:r>
-        <w:t xml:space="preserve"> – </w:t>
-      </w:r>
-      <w:r>
-        <w:t>Confirmar e Mandar E-mail</w:t>
-      </w:r>
-    </w:p>
-    <w:p>
-      <w:pPr>
-        <w:spacing w:line="360" w:lineRule="auto"/>
-        <w:ind w:firstLine="709"/>
-        <w:jc w:val="both"/>
-      </w:pPr>
-      <w:r>
-        <w:t xml:space="preserve">Tipo de página: </w:t>
-      </w:r>
-      <w:r>
-        <w:t>Relatório Interativo</w:t>
+        <w:t>5.3.2.11 Página 303 – Confirmar e Mandar E-mail</w:t>
+      </w:r>
+    </w:p>
+    <w:p>
+      <w:pPr>
+        <w:spacing w:line="360" w:lineRule="auto"/>
+        <w:ind w:firstLine="709"/>
+        <w:jc w:val="both"/>
+      </w:pPr>
+      <w:r>
+        <w:t>Tipo de página: Relatório Interativo</w:t>
       </w:r>
     </w:p>
     <w:p>
@@ -26808,6 +26851,7 @@
         <w:spacing w:line="360" w:lineRule="auto"/>
       </w:pPr>
       <w:r>
+        <w:lastRenderedPageBreak/>
         <w:t>Regions: [listar regiões principais e seu conteúdo];</w:t>
       </w:r>
     </w:p>
@@ -26918,35 +26962,17 @@
         <w:spacing w:line="360" w:lineRule="auto"/>
       </w:pPr>
       <w:r>
-        <w:t>5.3.2.1</w:t>
-      </w:r>
-      <w:r>
-        <w:t>2</w:t>
-      </w:r>
-      <w:r>
-        <w:t xml:space="preserve"> Página </w:t>
-      </w:r>
-      <w:r>
-        <w:t>379</w:t>
-      </w:r>
-      <w:r>
-        <w:t xml:space="preserve"> – </w:t>
-      </w:r>
-      <w:r>
-        <w:t>Deletar Evento no Cadastro (Modal)</w:t>
-      </w:r>
-    </w:p>
-    <w:p>
-      <w:pPr>
-        <w:spacing w:line="360" w:lineRule="auto"/>
-        <w:ind w:firstLine="709"/>
-        <w:jc w:val="both"/>
-      </w:pPr>
-      <w:r>
-        <w:t xml:space="preserve">Tipo de página: </w:t>
-      </w:r>
-      <w:r>
-        <w:t>Formulário</w:t>
+        <w:t>5.3.2.12 Página 379 – Deletar Evento no Cadastro (Modal)</w:t>
+      </w:r>
+    </w:p>
+    <w:p>
+      <w:pPr>
+        <w:spacing w:line="360" w:lineRule="auto"/>
+        <w:ind w:firstLine="709"/>
+        <w:jc w:val="both"/>
+      </w:pPr>
+      <w:r>
+        <w:t>Tipo de página: Formulário</w:t>
       </w:r>
     </w:p>
     <w:p>
@@ -27104,35 +27130,17 @@
         <w:spacing w:line="360" w:lineRule="auto"/>
       </w:pPr>
       <w:r>
-        <w:t>5.3.2.1</w:t>
-      </w:r>
-      <w:r>
-        <w:t>3</w:t>
-      </w:r>
-      <w:r>
-        <w:t xml:space="preserve"> Página </w:t>
-      </w:r>
-      <w:r>
-        <w:t>377</w:t>
-      </w:r>
-      <w:r>
-        <w:t xml:space="preserve"> – </w:t>
-      </w:r>
-      <w:r>
-        <w:t>Adicionar Documento para anexar no Email (Modal)</w:t>
-      </w:r>
-    </w:p>
-    <w:p>
-      <w:pPr>
-        <w:spacing w:line="360" w:lineRule="auto"/>
-        <w:ind w:firstLine="709"/>
-        <w:jc w:val="both"/>
-      </w:pPr>
-      <w:r>
-        <w:t xml:space="preserve">Tipo de página: </w:t>
-      </w:r>
-      <w:r>
-        <w:t>Formulário</w:t>
+        <w:t>5.3.2.13 Página 377 – Adicionar Documento para anexar no Email (Modal)</w:t>
+      </w:r>
+    </w:p>
+    <w:p>
+      <w:pPr>
+        <w:spacing w:line="360" w:lineRule="auto"/>
+        <w:ind w:firstLine="709"/>
+        <w:jc w:val="both"/>
+      </w:pPr>
+      <w:r>
+        <w:t>Tipo de página: Formulário</w:t>
       </w:r>
     </w:p>
     <w:p>
@@ -27180,6 +27188,7 @@
         <w:spacing w:line="360" w:lineRule="auto"/>
       </w:pPr>
       <w:r>
+        <w:lastRenderedPageBreak/>
         <w:t>Regions: [listar regiões principais e seu conteúdo];</w:t>
       </w:r>
     </w:p>
@@ -27290,35 +27299,17 @@
         <w:spacing w:line="360" w:lineRule="auto"/>
       </w:pPr>
       <w:r>
-        <w:t>5.3.2.1</w:t>
-      </w:r>
-      <w:r>
-        <w:t>4</w:t>
-      </w:r>
-      <w:r>
-        <w:t xml:space="preserve"> Página </w:t>
-      </w:r>
-      <w:r>
-        <w:t>700</w:t>
-      </w:r>
-      <w:r>
-        <w:t xml:space="preserve"> – </w:t>
-      </w:r>
-      <w:r>
-        <w:t>Feedback do Evento</w:t>
-      </w:r>
-    </w:p>
-    <w:p>
-      <w:pPr>
-        <w:spacing w:line="360" w:lineRule="auto"/>
-        <w:ind w:firstLine="709"/>
-        <w:jc w:val="both"/>
-      </w:pPr>
-      <w:r>
-        <w:t xml:space="preserve">Tipo de página: </w:t>
-      </w:r>
-      <w:r>
-        <w:t>Formulário</w:t>
+        <w:t>5.3.2.14 Página 700 – Feedback do Evento</w:t>
+      </w:r>
+    </w:p>
+    <w:p>
+      <w:pPr>
+        <w:spacing w:line="360" w:lineRule="auto"/>
+        <w:ind w:firstLine="709"/>
+        <w:jc w:val="both"/>
+      </w:pPr>
+      <w:r>
+        <w:t>Tipo de página: Formulário</w:t>
       </w:r>
     </w:p>
     <w:p>
@@ -27523,6 +27514,7 @@
         <w:jc w:val="both"/>
       </w:pPr>
       <w:r>
+        <w:lastRenderedPageBreak/>
         <w:t xml:space="preserve">O fluxo de Visualização da ASQUALOG </w:t>
       </w:r>
       <w:r>
@@ -27669,6 +27661,7 @@
                 <w:sz w:val="20"/>
                 <w:szCs w:val="20"/>
               </w:rPr>
+              <w:lastRenderedPageBreak/>
               <w:t>Nº da Página</w:t>
             </w:r>
           </w:p>
@@ -28374,35 +28367,17 @@
         <w:spacing w:line="360" w:lineRule="auto"/>
       </w:pPr>
       <w:r>
-        <w:t>5.4.2.</w:t>
-      </w:r>
-      <w:r>
-        <w:t>2</w:t>
-      </w:r>
-      <w:r>
-        <w:t xml:space="preserve"> Página </w:t>
-      </w:r>
-      <w:r>
-        <w:t>200</w:t>
-      </w:r>
-      <w:r>
-        <w:t xml:space="preserve"> – </w:t>
-      </w:r>
-      <w:r>
-        <w:t>Solicitações de Buffet</w:t>
-      </w:r>
-    </w:p>
-    <w:p>
-      <w:pPr>
-        <w:spacing w:line="360" w:lineRule="auto"/>
-        <w:ind w:firstLine="709"/>
-        <w:jc w:val="both"/>
-      </w:pPr>
-      <w:r>
-        <w:t xml:space="preserve">Tipo de página: </w:t>
-      </w:r>
-      <w:r>
-        <w:t>Relatório Interativo e Calendário</w:t>
+        <w:t>5.4.2.2 Página 200 – Solicitações de Buffet</w:t>
+      </w:r>
+    </w:p>
+    <w:p>
+      <w:pPr>
+        <w:spacing w:line="360" w:lineRule="auto"/>
+        <w:ind w:firstLine="709"/>
+        <w:jc w:val="both"/>
+      </w:pPr>
+      <w:r>
+        <w:t>Tipo de página: Relatório Interativo e Calendário</w:t>
       </w:r>
     </w:p>
     <w:p>
@@ -28571,6 +28546,7 @@
           <w:iCs/>
           <w:color w:val="808080"/>
         </w:rPr>
+        <w:lastRenderedPageBreak/>
         <w:t>[indique de onde o usuário chega a esta página e para onde é direcionado a seguir (branches), incluindo condições de cada branch.]</w:t>
       </w:r>
     </w:p>
@@ -28953,6 +28929,7 @@
           <w:iCs/>
           <w:color w:val="808080"/>
         </w:rPr>
+        <w:lastRenderedPageBreak/>
         <w:t>[indique de onde o usuário chega a esta página e para onde é direcionado a seguir (branches), incluindo condições de cada branch.]</w:t>
       </w:r>
     </w:p>
@@ -29327,6 +29304,7 @@
         <w:jc w:val="both"/>
       </w:pPr>
       <w:r>
+        <w:lastRenderedPageBreak/>
         <w:t xml:space="preserve">Navegação: </w:t>
       </w:r>
     </w:p>
@@ -29606,7 +29584,11 @@
         <w:jc w:val="both"/>
       </w:pPr>
       <w:r>
-        <w:t>Durante o processo, o usuário da ASQUALOG realiza o cadastro do evento e dos respectivos itens de buffet em nome do solicitante original, utilizando as informações recebidas por e-mail ou por outro canal oficial de comunicação. Dessa forma, são preservados os dados do solicitante, do evento e dos serviços solicitados, garantindo que a demanda seja registrada de forma íntegra na base de dados da aplicação.</w:t>
+        <w:t xml:space="preserve">Durante o processo, o usuário da ASQUALOG realiza o cadastro do evento e dos respectivos itens de buffet em nome do solicitante original, utilizando as informações recebidas por e-mail ou por outro canal oficial de comunicação. Dessa forma, são preservados os dados </w:t>
+      </w:r>
+      <w:r>
+        <w:lastRenderedPageBreak/>
+        <w:t>do solicitante, do evento e dos serviços solicitados, garantindo que a demanda seja registrada de forma íntegra na base de dados da aplicação.</w:t>
       </w:r>
     </w:p>
     <w:p>
@@ -30169,41 +30151,17 @@
         <w:spacing w:line="360" w:lineRule="auto"/>
       </w:pPr>
       <w:r>
-        <w:t>5.5.2.</w:t>
-      </w:r>
-      <w:r>
-        <w:t>2</w:t>
-      </w:r>
-      <w:r>
-        <w:t xml:space="preserve"> Página </w:t>
-      </w:r>
-      <w:r>
-        <w:t>204</w:t>
-      </w:r>
-      <w:r>
-        <w:t xml:space="preserve"> </w:t>
-      </w:r>
-      <w:r>
-        <w:t>–</w:t>
-      </w:r>
-      <w:r>
-        <w:t xml:space="preserve"> </w:t>
-      </w:r>
-      <w:r>
-        <w:t>Fazer uma Solicitação – Outro Solicitante</w:t>
-      </w:r>
-    </w:p>
-    <w:p>
-      <w:pPr>
-        <w:spacing w:line="360" w:lineRule="auto"/>
-        <w:ind w:firstLine="709"/>
-        <w:jc w:val="both"/>
-      </w:pPr>
-      <w:r>
-        <w:t xml:space="preserve">Tipo de página: </w:t>
-      </w:r>
-      <w:r>
-        <w:t>Formulário</w:t>
+        <w:t>5.5.2.2 Página 204 – Fazer uma Solicitação – Outro Solicitante</w:t>
+      </w:r>
+    </w:p>
+    <w:p>
+      <w:pPr>
+        <w:spacing w:line="360" w:lineRule="auto"/>
+        <w:ind w:firstLine="709"/>
+        <w:jc w:val="both"/>
+      </w:pPr>
+      <w:r>
+        <w:t>Tipo de página: Formulário</w:t>
       </w:r>
     </w:p>
     <w:p>
@@ -30228,6 +30186,7 @@
           <w:iCs/>
           <w:color w:val="808080"/>
         </w:rPr>
+        <w:lastRenderedPageBreak/>
         <w:t>[descreva o que esta página faz dentro do fluxo.]</w:t>
       </w:r>
     </w:p>
@@ -30366,28 +30325,7 @@
         <w:spacing w:line="360" w:lineRule="auto"/>
       </w:pPr>
       <w:r>
-        <w:t>5.5.2.</w:t>
-      </w:r>
-      <w:r>
-        <w:t>3</w:t>
-      </w:r>
-      <w:r>
-        <w:t xml:space="preserve"> Página </w:t>
-      </w:r>
-      <w:r>
-        <w:t>302</w:t>
-      </w:r>
-      <w:r>
-        <w:t xml:space="preserve"> </w:t>
-      </w:r>
-      <w:r>
-        <w:t>–</w:t>
-      </w:r>
-      <w:r>
-        <w:t xml:space="preserve"> </w:t>
-      </w:r>
-      <w:r>
-        <w:t>Itens da Solicitação – Explicado no Fluxo 3</w:t>
+        <w:t>5.5.2.3 Página 302 – Itens da Solicitação – Explicado no Fluxo 3</w:t>
       </w:r>
     </w:p>
     <w:p>
@@ -30396,28 +30334,7 @@
         <w:spacing w:line="360" w:lineRule="auto"/>
       </w:pPr>
       <w:r>
-        <w:t>5.5.2.</w:t>
-      </w:r>
-      <w:r>
-        <w:t>4</w:t>
-      </w:r>
-      <w:r>
-        <w:t xml:space="preserve"> Página </w:t>
-      </w:r>
-      <w:r>
-        <w:t>303</w:t>
-      </w:r>
-      <w:r>
-        <w:t xml:space="preserve"> </w:t>
-      </w:r>
-      <w:r>
-        <w:t>–</w:t>
-      </w:r>
-      <w:r>
-        <w:t xml:space="preserve"> </w:t>
-      </w:r>
-      <w:r>
-        <w:t>Confirmar e Mandar E-mail – Explicado no Fluxo 3</w:t>
+        <w:t>5.5.2.4 Página 303 – Confirmar e Mandar E-mail – Explicado no Fluxo 3</w:t>
       </w:r>
     </w:p>
     <w:p>
@@ -30498,6 +30415,7 @@
         <w:jc w:val="both"/>
       </w:pPr>
       <w:r>
+        <w:lastRenderedPageBreak/>
         <w:t>Após a vinculação da autorização, a solicitação segue as etapas finais do fluxo padrão da aplicação, permitindo que a ASQUALOG encaminhe a demanda ao Senac para adoção das providências necessárias ao atendimento do evento.</w:t>
       </w:r>
     </w:p>
@@ -31351,6 +31269,7 @@
               <w:spacing w:line="276" w:lineRule="auto"/>
             </w:pPr>
             <w:r>
+              <w:lastRenderedPageBreak/>
               <w:t>277</w:t>
             </w:r>
           </w:p>
@@ -31783,35 +31702,17 @@
         <w:spacing w:line="360" w:lineRule="auto"/>
       </w:pPr>
       <w:r>
-        <w:t>5.6.2.</w:t>
-      </w:r>
-      <w:r>
-        <w:t>2</w:t>
-      </w:r>
-      <w:r>
-        <w:t xml:space="preserve"> Página </w:t>
-      </w:r>
-      <w:r>
-        <w:t>201</w:t>
-      </w:r>
-      <w:r>
-        <w:t xml:space="preserve"> – </w:t>
-      </w:r>
-      <w:r>
-        <w:t>Fazer uma Solicitação - SIGAD</w:t>
-      </w:r>
-    </w:p>
-    <w:p>
-      <w:pPr>
-        <w:spacing w:line="360" w:lineRule="auto"/>
-        <w:ind w:firstLine="709"/>
-        <w:jc w:val="both"/>
-      </w:pPr>
-      <w:r>
-        <w:t xml:space="preserve">Tipo de página: </w:t>
-      </w:r>
-      <w:r>
-        <w:t>Formulário</w:t>
+        <w:t>5.6.2.2 Página 201 – Fazer uma Solicitação - SIGAD</w:t>
+      </w:r>
+    </w:p>
+    <w:p>
+      <w:pPr>
+        <w:spacing w:line="360" w:lineRule="auto"/>
+        <w:ind w:firstLine="709"/>
+        <w:jc w:val="both"/>
+      </w:pPr>
+      <w:r>
+        <w:t>Tipo de página: Formulário</w:t>
       </w:r>
     </w:p>
     <w:p>
@@ -31960,6 +31861,7 @@
           <w:iCs/>
           <w:color w:val="808080"/>
         </w:rPr>
+        <w:lastRenderedPageBreak/>
         <w:t>[indique de onde o usuário chega a esta página e para onde é direcionado a seguir (branches), incluindo condições de cada branch.]</w:t>
       </w:r>
     </w:p>
@@ -31969,29 +31871,17 @@
         <w:spacing w:line="360" w:lineRule="auto"/>
       </w:pPr>
       <w:r>
-        <w:t>5.6.2.</w:t>
-      </w:r>
-      <w:r>
-        <w:t>3</w:t>
-      </w:r>
-      <w:r>
-        <w:t xml:space="preserve"> Página </w:t>
-      </w:r>
-      <w:r>
-        <w:t>202 – Itens da Solicitação - SIGAD</w:t>
-      </w:r>
-    </w:p>
-    <w:p>
-      <w:pPr>
-        <w:spacing w:line="360" w:lineRule="auto"/>
-        <w:ind w:firstLine="709"/>
-        <w:jc w:val="both"/>
-      </w:pPr>
-      <w:r>
-        <w:t xml:space="preserve">Tipo de página: </w:t>
-      </w:r>
-      <w:r>
-        <w:t>Formulário, Calendário e Relatório Interativo</w:t>
+        <w:t>5.6.2.3 Página 202 – Itens da Solicitação - SIGAD</w:t>
+      </w:r>
+    </w:p>
+    <w:p>
+      <w:pPr>
+        <w:spacing w:line="360" w:lineRule="auto"/>
+        <w:ind w:firstLine="709"/>
+        <w:jc w:val="both"/>
+      </w:pPr>
+      <w:r>
+        <w:t>Tipo de página: Formulário, Calendário e Relatório Interativo</w:t>
       </w:r>
     </w:p>
     <w:p>
@@ -32149,29 +32039,17 @@
         <w:spacing w:line="360" w:lineRule="auto"/>
       </w:pPr>
       <w:r>
-        <w:t>5.6.2.</w:t>
-      </w:r>
-      <w:r>
-        <w:t>4</w:t>
-      </w:r>
-      <w:r>
-        <w:t xml:space="preserve"> Página </w:t>
-      </w:r>
-      <w:r>
-        <w:t>274 – Deletar Item no Cadastro SIGAD (Modal)</w:t>
-      </w:r>
-    </w:p>
-    <w:p>
-      <w:pPr>
-        <w:spacing w:line="360" w:lineRule="auto"/>
-        <w:ind w:firstLine="709"/>
-        <w:jc w:val="both"/>
-      </w:pPr>
-      <w:r>
-        <w:t xml:space="preserve">Tipo de página: </w:t>
-      </w:r>
-      <w:r>
-        <w:t>Formulário</w:t>
+        <w:t>5.6.2.4 Página 274 – Deletar Item no Cadastro SIGAD (Modal)</w:t>
+      </w:r>
+    </w:p>
+    <w:p>
+      <w:pPr>
+        <w:spacing w:line="360" w:lineRule="auto"/>
+        <w:ind w:firstLine="709"/>
+        <w:jc w:val="both"/>
+      </w:pPr>
+      <w:r>
+        <w:t>Tipo de página: Formulário</w:t>
       </w:r>
     </w:p>
     <w:p>
@@ -32320,6 +32198,7 @@
           <w:iCs/>
           <w:color w:val="808080"/>
         </w:rPr>
+        <w:lastRenderedPageBreak/>
         <w:t>[indique de onde o usuário chega a esta página e para onde é direcionado a seguir (branches), incluindo condições de cada branch.]</w:t>
       </w:r>
     </w:p>
@@ -32329,29 +32208,17 @@
         <w:spacing w:line="360" w:lineRule="auto"/>
       </w:pPr>
       <w:r>
-        <w:t>5.6.2.</w:t>
-      </w:r>
-      <w:r>
-        <w:t>5</w:t>
-      </w:r>
-      <w:r>
-        <w:t xml:space="preserve"> Página</w:t>
-      </w:r>
-      <w:r>
-        <w:t xml:space="preserve"> 275 – Escolher horários SIGAD (Modal)</w:t>
-      </w:r>
-    </w:p>
-    <w:p>
-      <w:pPr>
-        <w:spacing w:line="360" w:lineRule="auto"/>
-        <w:ind w:firstLine="709"/>
-        <w:jc w:val="both"/>
-      </w:pPr>
-      <w:r>
-        <w:t xml:space="preserve">Tipo de página: </w:t>
-      </w:r>
-      <w:r>
-        <w:t>Formulário e Relatório Interativo</w:t>
+        <w:t>5.6.2.5 Página 275 – Escolher horários SIGAD (Modal)</w:t>
+      </w:r>
+    </w:p>
+    <w:p>
+      <w:pPr>
+        <w:spacing w:line="360" w:lineRule="auto"/>
+        <w:ind w:firstLine="709"/>
+        <w:jc w:val="both"/>
+      </w:pPr>
+      <w:r>
+        <w:t>Tipo de página: Formulário e Relatório Interativo</w:t>
       </w:r>
     </w:p>
     <w:p>
@@ -32509,29 +32376,17 @@
         <w:spacing w:line="360" w:lineRule="auto"/>
       </w:pPr>
       <w:r>
-        <w:t>5.6.2.</w:t>
-      </w:r>
-      <w:r>
-        <w:t>6</w:t>
-      </w:r>
-      <w:r>
-        <w:t xml:space="preserve"> Página</w:t>
-      </w:r>
-      <w:r>
-        <w:t xml:space="preserve"> 278 – Deletar Horário SIGAD (Modal)</w:t>
-      </w:r>
-    </w:p>
-    <w:p>
-      <w:pPr>
-        <w:spacing w:line="360" w:lineRule="auto"/>
-        <w:ind w:firstLine="709"/>
-        <w:jc w:val="both"/>
-      </w:pPr>
-      <w:r>
-        <w:t xml:space="preserve">Tipo de página: </w:t>
-      </w:r>
-      <w:r>
-        <w:t>Formulário</w:t>
+        <w:t>5.6.2.6 Página 278 – Deletar Horário SIGAD (Modal)</w:t>
+      </w:r>
+    </w:p>
+    <w:p>
+      <w:pPr>
+        <w:spacing w:line="360" w:lineRule="auto"/>
+        <w:ind w:firstLine="709"/>
+        <w:jc w:val="both"/>
+      </w:pPr>
+      <w:r>
+        <w:t>Tipo de página: Formulário</w:t>
       </w:r>
     </w:p>
     <w:p>
@@ -32680,6 +32535,7 @@
           <w:iCs/>
           <w:color w:val="808080"/>
         </w:rPr>
+        <w:lastRenderedPageBreak/>
         <w:t>[indique de onde o usuário chega a esta página e para onde é direcionado a seguir (branches), incluindo condições de cada branch.]</w:t>
       </w:r>
     </w:p>
@@ -32689,29 +32545,17 @@
         <w:spacing w:line="360" w:lineRule="auto"/>
       </w:pPr>
       <w:r>
-        <w:t>5.6.2.</w:t>
-      </w:r>
-      <w:r>
-        <w:t>7</w:t>
-      </w:r>
-      <w:r>
-        <w:t xml:space="preserve"> Página </w:t>
-      </w:r>
-      <w:r>
-        <w:t>370 – Adicionar um horário (Modal)</w:t>
-      </w:r>
-    </w:p>
-    <w:p>
-      <w:pPr>
-        <w:spacing w:line="360" w:lineRule="auto"/>
-        <w:ind w:firstLine="709"/>
-        <w:jc w:val="both"/>
-      </w:pPr>
-      <w:r>
-        <w:t xml:space="preserve">Tipo de página: </w:t>
-      </w:r>
-      <w:r>
-        <w:t>Formulário</w:t>
+        <w:t>5.6.2.7 Página 370 – Adicionar um horário (Modal)</w:t>
+      </w:r>
+    </w:p>
+    <w:p>
+      <w:pPr>
+        <w:spacing w:line="360" w:lineRule="auto"/>
+        <w:ind w:firstLine="709"/>
+        <w:jc w:val="both"/>
+      </w:pPr>
+      <w:r>
+        <w:t>Tipo de página: Formulário</w:t>
       </w:r>
     </w:p>
     <w:p>
@@ -32869,29 +32713,17 @@
         <w:spacing w:line="360" w:lineRule="auto"/>
       </w:pPr>
       <w:r>
-        <w:t>5.6.2.</w:t>
-      </w:r>
-      <w:r>
-        <w:t>8</w:t>
-      </w:r>
-      <w:r>
-        <w:t xml:space="preserve"> Página </w:t>
-      </w:r>
-      <w:r>
-        <w:t>203 – Confirmar e Mandar E-mail SIGAD</w:t>
-      </w:r>
-    </w:p>
-    <w:p>
-      <w:pPr>
-        <w:spacing w:line="360" w:lineRule="auto"/>
-        <w:ind w:firstLine="709"/>
-        <w:jc w:val="both"/>
-      </w:pPr>
-      <w:r>
-        <w:t xml:space="preserve">Tipo de página: </w:t>
-      </w:r>
-      <w:r>
-        <w:t>Relatório Interativo</w:t>
+        <w:t>5.6.2.8 Página 203 – Confirmar e Mandar E-mail SIGAD</w:t>
+      </w:r>
+    </w:p>
+    <w:p>
+      <w:pPr>
+        <w:spacing w:line="360" w:lineRule="auto"/>
+        <w:ind w:firstLine="709"/>
+        <w:jc w:val="both"/>
+      </w:pPr>
+      <w:r>
+        <w:t>Tipo de página: Relatório Interativo</w:t>
       </w:r>
     </w:p>
     <w:p>
@@ -33040,6 +32872,7 @@
           <w:iCs/>
           <w:color w:val="808080"/>
         </w:rPr>
+        <w:lastRenderedPageBreak/>
         <w:t>[indique de onde o usuário chega a esta página e para onde é direcionado a seguir (branches), incluindo condições de cada branch.]</w:t>
       </w:r>
     </w:p>
@@ -33049,29 +32882,17 @@
         <w:spacing w:line="360" w:lineRule="auto"/>
       </w:pPr>
       <w:r>
-        <w:t>5.6.2.</w:t>
-      </w:r>
-      <w:r>
-        <w:t>9</w:t>
-      </w:r>
-      <w:r>
-        <w:t xml:space="preserve"> Página</w:t>
-      </w:r>
-      <w:r>
-        <w:t xml:space="preserve"> 277 – Deletar Item no Cadastro SIGAD (Modal)</w:t>
-      </w:r>
-    </w:p>
-    <w:p>
-      <w:pPr>
-        <w:spacing w:line="360" w:lineRule="auto"/>
-        <w:ind w:firstLine="709"/>
-        <w:jc w:val="both"/>
-      </w:pPr>
-      <w:r>
-        <w:t xml:space="preserve">Tipo de página: </w:t>
-      </w:r>
-      <w:r>
-        <w:t>Formulário</w:t>
+        <w:t>5.6.2.9 Página 277 – Deletar Item no Cadastro SIGAD (Modal)</w:t>
+      </w:r>
+    </w:p>
+    <w:p>
+      <w:pPr>
+        <w:spacing w:line="360" w:lineRule="auto"/>
+        <w:ind w:firstLine="709"/>
+        <w:jc w:val="both"/>
+      </w:pPr>
+      <w:r>
+        <w:t>Tipo de página: Formulário</w:t>
       </w:r>
     </w:p>
     <w:p>
@@ -33229,32 +33050,17 @@
         <w:spacing w:line="360" w:lineRule="auto"/>
       </w:pPr>
       <w:r>
-        <w:t>5.6.2.1</w:t>
-      </w:r>
-      <w:r>
-        <w:t>0</w:t>
-      </w:r>
-      <w:r>
-        <w:t xml:space="preserve"> Página</w:t>
-      </w:r>
-      <w:r>
-        <w:t xml:space="preserve"> 279 – Deletar Evento no Cadastro SIGAD (Modal)</w:t>
-      </w:r>
-      <w:r>
-        <w:t xml:space="preserve"> </w:t>
-      </w:r>
-    </w:p>
-    <w:p>
-      <w:pPr>
-        <w:spacing w:line="360" w:lineRule="auto"/>
-        <w:ind w:firstLine="709"/>
-        <w:jc w:val="both"/>
-      </w:pPr>
-      <w:r>
-        <w:t xml:space="preserve">Tipo de página: </w:t>
-      </w:r>
-      <w:r>
-        <w:t>Formulário</w:t>
+        <w:t xml:space="preserve">5.6.2.10 Página 279 – Deletar Evento no Cadastro SIGAD (Modal) </w:t>
+      </w:r>
+    </w:p>
+    <w:p>
+      <w:pPr>
+        <w:spacing w:line="360" w:lineRule="auto"/>
+        <w:ind w:firstLine="709"/>
+        <w:jc w:val="both"/>
+      </w:pPr>
+      <w:r>
+        <w:t>Tipo de página: Formulário</w:t>
       </w:r>
     </w:p>
     <w:p>
@@ -33403,6 +33209,7 @@
           <w:iCs/>
           <w:color w:val="808080"/>
         </w:rPr>
+        <w:lastRenderedPageBreak/>
         <w:t>[indique de onde o usuário chega a esta página e para onde é direcionado a seguir (branches), incluindo condições de cada branch.]</w:t>
       </w:r>
     </w:p>
@@ -33412,29 +33219,17 @@
         <w:spacing w:line="360" w:lineRule="auto"/>
       </w:pPr>
       <w:r>
-        <w:t>5.6.2.1</w:t>
-      </w:r>
-      <w:r>
-        <w:t>1</w:t>
-      </w:r>
-      <w:r>
-        <w:t xml:space="preserve"> Página </w:t>
-      </w:r>
-      <w:r>
-        <w:t>1200 – Autorização SIGAD</w:t>
-      </w:r>
-    </w:p>
-    <w:p>
-      <w:pPr>
-        <w:spacing w:line="360" w:lineRule="auto"/>
-        <w:ind w:firstLine="709"/>
-        <w:jc w:val="both"/>
-      </w:pPr>
-      <w:r>
-        <w:t xml:space="preserve">Tipo de página: </w:t>
-      </w:r>
-      <w:r>
-        <w:t>Relatório Interativo</w:t>
+        <w:t>5.6.2.11 Página 1200 – Autorização SIGAD</w:t>
+      </w:r>
+    </w:p>
+    <w:p>
+      <w:pPr>
+        <w:spacing w:line="360" w:lineRule="auto"/>
+        <w:ind w:firstLine="709"/>
+        <w:jc w:val="both"/>
+      </w:pPr>
+      <w:r>
+        <w:t>Tipo de página: Relatório Interativo</w:t>
       </w:r>
     </w:p>
     <w:p>
@@ -33592,29 +33387,17 @@
         <w:spacing w:line="360" w:lineRule="auto"/>
       </w:pPr>
       <w:r>
-        <w:t>5.6.2.1</w:t>
-      </w:r>
-      <w:r>
-        <w:t>2</w:t>
-      </w:r>
-      <w:r>
-        <w:t xml:space="preserve"> Página </w:t>
-      </w:r>
-      <w:r>
-        <w:t xml:space="preserve">1270 – Confirmar Item SIGAD (Modal) </w:t>
-      </w:r>
-    </w:p>
-    <w:p>
-      <w:pPr>
-        <w:spacing w:line="360" w:lineRule="auto"/>
-        <w:ind w:firstLine="709"/>
-        <w:jc w:val="both"/>
-      </w:pPr>
-      <w:r>
-        <w:t xml:space="preserve">Tipo de página: </w:t>
-      </w:r>
-      <w:r>
-        <w:t>Formulário</w:t>
+        <w:t xml:space="preserve">5.6.2.12 Página 1270 – Confirmar Item SIGAD (Modal) </w:t>
+      </w:r>
+    </w:p>
+    <w:p>
+      <w:pPr>
+        <w:spacing w:line="360" w:lineRule="auto"/>
+        <w:ind w:firstLine="709"/>
+        <w:jc w:val="both"/>
+      </w:pPr>
+      <w:r>
+        <w:t>Tipo de página: Formulário</w:t>
       </w:r>
     </w:p>
     <w:p>
@@ -33763,6 +33546,7 @@
           <w:iCs/>
           <w:color w:val="808080"/>
         </w:rPr>
+        <w:lastRenderedPageBreak/>
         <w:t>[indique de onde o usuário chega a esta página e para onde é direcionado a seguir (branches), incluindo condições de cada branch.]</w:t>
       </w:r>
     </w:p>
@@ -33772,32 +33556,17 @@
         <w:spacing w:line="360" w:lineRule="auto"/>
       </w:pPr>
       <w:r>
-        <w:t>5.6.2.1</w:t>
-      </w:r>
-      <w:r>
-        <w:t>3</w:t>
-      </w:r>
-      <w:r>
-        <w:t xml:space="preserve"> Página </w:t>
-      </w:r>
-      <w:r>
-        <w:t>1271 – Anexar Autorização DGER SIGAD (Modal)</w:t>
-      </w:r>
-    </w:p>
-    <w:p>
-      <w:pPr>
-        <w:spacing w:line="360" w:lineRule="auto"/>
-        <w:ind w:firstLine="709"/>
-        <w:jc w:val="both"/>
-      </w:pPr>
-      <w:r>
-        <w:t>Tipo de página:</w:t>
-      </w:r>
-      <w:r>
-        <w:t xml:space="preserve"> Formulário</w:t>
-      </w:r>
-      <w:r>
-        <w:t xml:space="preserve"> </w:t>
+        <w:t>5.6.2.13 Página 1271 – Anexar Autorização DGER SIGAD (Modal)</w:t>
+      </w:r>
+    </w:p>
+    <w:p>
+      <w:pPr>
+        <w:spacing w:line="360" w:lineRule="auto"/>
+        <w:ind w:firstLine="709"/>
+        <w:jc w:val="both"/>
+      </w:pPr>
+      <w:r>
+        <w:t xml:space="preserve">Tipo de página: Formulário </w:t>
       </w:r>
     </w:p>
     <w:p>
@@ -34036,6 +33805,7 @@
         <w:jc w:val="both"/>
       </w:pPr>
       <w:r>
+        <w:lastRenderedPageBreak/>
         <w:t>Dessa forma, os itens vinculados a solicitações fora do contrato não reduzem a quantidade disponível dos serviços previstos contratualmente, preservando a consistência do controle de consumo dos recursos do contrato com o Senac. Ao mesmo tempo, esses eventos permanecem visíveis na agenda do sistema, permitindo que os usuários identifiquem datas já ocupadas e evitem conflitos relacionados à regra de realização de eventos.</w:t>
       </w:r>
     </w:p>
@@ -34895,6 +34665,7 @@
               <w:spacing w:line="276" w:lineRule="auto"/>
             </w:pPr>
             <w:r>
+              <w:lastRenderedPageBreak/>
               <w:t>671</w:t>
             </w:r>
           </w:p>
@@ -35172,16 +34943,7 @@
         <w:spacing w:line="360" w:lineRule="auto"/>
       </w:pPr>
       <w:r>
-        <w:t>5.7.2.</w:t>
-      </w:r>
-      <w:r>
-        <w:t>2</w:t>
-      </w:r>
-      <w:r>
-        <w:t xml:space="preserve"> Página </w:t>
-      </w:r>
-      <w:r>
-        <w:t>600 – Registrar Evento Externo</w:t>
+        <w:t>5.7.2.2 Página 600 – Registrar Evento Externo</w:t>
       </w:r>
     </w:p>
     <w:p>
@@ -35352,16 +35114,7 @@
         <w:spacing w:line="360" w:lineRule="auto"/>
       </w:pPr>
       <w:r>
-        <w:t>5.7.2.</w:t>
-      </w:r>
-      <w:r>
-        <w:t>3</w:t>
-      </w:r>
-      <w:r>
-        <w:t xml:space="preserve"> Página </w:t>
-      </w:r>
-      <w:r>
-        <w:t>673 – Deletar Item no Cadastrado (Modal)</w:t>
+        <w:t>5.7.2.3 Página 673 – Deletar Item no Cadastrado (Modal)</w:t>
       </w:r>
     </w:p>
     <w:p>
@@ -35448,6 +35201,7 @@
         <w:spacing w:line="360" w:lineRule="auto"/>
       </w:pPr>
       <w:r>
+        <w:lastRenderedPageBreak/>
         <w:t>Botões e ações: [nome do botão → ação executada].</w:t>
       </w:r>
     </w:p>
@@ -35532,16 +35286,7 @@
         <w:spacing w:line="360" w:lineRule="auto"/>
       </w:pPr>
       <w:r>
-        <w:t>5.7.2.</w:t>
-      </w:r>
-      <w:r>
-        <w:t>4</w:t>
-      </w:r>
-      <w:r>
-        <w:t xml:space="preserve"> Página </w:t>
-      </w:r>
-      <w:r>
-        <w:t>674 – Solicitante Deletar</w:t>
+        <w:t>5.7.2.4 Página 674 – Solicitante Deletar</w:t>
       </w:r>
       <w:r>
         <w:t xml:space="preserve"> Cadastrado (Modal)</w:t>
@@ -35715,13 +35460,7 @@
         <w:spacing w:line="360" w:lineRule="auto"/>
       </w:pPr>
       <w:r>
-        <w:t>5.7.2.</w:t>
-      </w:r>
-      <w:r>
-        <w:t>5</w:t>
-      </w:r>
-      <w:r>
-        <w:t xml:space="preserve"> Página </w:t>
+        <w:t xml:space="preserve">5.7.2.5 Página </w:t>
       </w:r>
       <w:r>
         <w:t>601 – Evento Externo</w:t>
@@ -35811,6 +35550,7 @@
         <w:spacing w:line="360" w:lineRule="auto"/>
       </w:pPr>
       <w:r>
+        <w:lastRenderedPageBreak/>
         <w:t>Botões e ações: [nome do botão → ação executada].</w:t>
       </w:r>
     </w:p>
@@ -35895,13 +35635,7 @@
         <w:spacing w:line="360" w:lineRule="auto"/>
       </w:pPr>
       <w:r>
-        <w:t>5.7.2.</w:t>
-      </w:r>
-      <w:r>
-        <w:t>6</w:t>
-      </w:r>
-      <w:r>
-        <w:t xml:space="preserve"> Página </w:t>
+        <w:t xml:space="preserve">5.7.2.6 Página </w:t>
       </w:r>
       <w:r>
         <w:t>602 – Itens do Evento</w:t>
@@ -36075,13 +35809,7 @@
         <w:spacing w:line="360" w:lineRule="auto"/>
       </w:pPr>
       <w:r>
-        <w:t>5.7.2.</w:t>
-      </w:r>
-      <w:r>
-        <w:t>7</w:t>
-      </w:r>
-      <w:r>
-        <w:t xml:space="preserve"> Página </w:t>
+        <w:t xml:space="preserve">5.7.2.7 Página </w:t>
       </w:r>
       <w:r>
         <w:t>373 – Visualizar Item (Modal) – Explicado no Fluxo 3</w:t>
@@ -36093,13 +35821,7 @@
         <w:spacing w:line="360" w:lineRule="auto"/>
       </w:pPr>
       <w:r>
-        <w:t>5.7.2.</w:t>
-      </w:r>
-      <w:r>
-        <w:t>8</w:t>
-      </w:r>
-      <w:r>
-        <w:t xml:space="preserve"> Página </w:t>
+        <w:t xml:space="preserve">5.7.2.8 Página </w:t>
       </w:r>
       <w:r>
         <w:t>670 – Verificar Item (Modal)</w:t>
@@ -36176,6 +35898,7 @@
         <w:spacing w:line="360" w:lineRule="auto"/>
       </w:pPr>
       <w:r>
+        <w:lastRenderedPageBreak/>
         <w:t>Itens de destaque: [campos/itens relevantes para o usuário];</w:t>
       </w:r>
     </w:p>
@@ -36273,13 +35996,7 @@
         <w:spacing w:line="360" w:lineRule="auto"/>
       </w:pPr>
       <w:r>
-        <w:t>5.7.2.</w:t>
-      </w:r>
-      <w:r>
-        <w:t>9</w:t>
-      </w:r>
-      <w:r>
-        <w:t xml:space="preserve"> Página </w:t>
+        <w:t xml:space="preserve">5.7.2.9 Página </w:t>
       </w:r>
       <w:r>
         <w:t>671 – Deletar Item no Cadastro (Modal)</w:t>
@@ -36453,13 +36170,7 @@
         <w:spacing w:line="360" w:lineRule="auto"/>
       </w:pPr>
       <w:r>
-        <w:t>5.7.2.1</w:t>
-      </w:r>
-      <w:r>
-        <w:t>0</w:t>
-      </w:r>
-      <w:r>
-        <w:t xml:space="preserve"> Página </w:t>
+        <w:t xml:space="preserve">5.7.2.10 Página </w:t>
       </w:r>
       <w:r>
         <w:t>603 - Confirmação</w:t>
@@ -36536,6 +36247,7 @@
         <w:spacing w:line="360" w:lineRule="auto"/>
       </w:pPr>
       <w:r>
+        <w:lastRenderedPageBreak/>
         <w:t>Itens de destaque: [campos/itens relevantes para o usuário];</w:t>
       </w:r>
     </w:p>
@@ -36633,13 +36345,7 @@
         <w:spacing w:line="360" w:lineRule="auto"/>
       </w:pPr>
       <w:r>
-        <w:t>5.7.2.1</w:t>
-      </w:r>
-      <w:r>
-        <w:t>1</w:t>
-      </w:r>
-      <w:r>
-        <w:t xml:space="preserve"> Página </w:t>
+        <w:t xml:space="preserve">5.7.2.11 Página </w:t>
       </w:r>
       <w:r>
         <w:t>672 – Solicitante Deletar (Modal)</w:t>
@@ -36861,6 +36567,7 @@
         <w:jc w:val="both"/>
       </w:pPr>
       <w:r>
+        <w:lastRenderedPageBreak/>
         <w:t>O Fluxo da DGER tem como objetivo permitir que os usuários da DGER realizem a análise técnica e a autorização das solicitações de buffet encaminhadas pela aplicação, constituindo uma das principais etapas do processo de atendimento dos eventos.</w:t>
       </w:r>
     </w:p>
@@ -37011,6 +36718,7 @@
                 <w:sz w:val="20"/>
                 <w:szCs w:val="20"/>
               </w:rPr>
+              <w:lastRenderedPageBreak/>
               <w:t>Nº da Página</w:t>
             </w:r>
           </w:p>
@@ -37546,29 +37254,17 @@
         <w:spacing w:line="360" w:lineRule="auto"/>
       </w:pPr>
       <w:r>
-        <w:t>5.8.2.</w:t>
-      </w:r>
-      <w:r>
-        <w:t>2</w:t>
-      </w:r>
-      <w:r>
-        <w:t xml:space="preserve"> Página </w:t>
-      </w:r>
-      <w:r>
-        <w:t>500 – Confirmar Solicitações</w:t>
-      </w:r>
-    </w:p>
-    <w:p>
-      <w:pPr>
-        <w:spacing w:line="360" w:lineRule="auto"/>
-        <w:ind w:firstLine="709"/>
-        <w:jc w:val="both"/>
-      </w:pPr>
-      <w:r>
-        <w:t xml:space="preserve">Tipo de página: </w:t>
-      </w:r>
-      <w:r>
-        <w:t>Relatório Interativo</w:t>
+        <w:t>5.8.2.2 Página 500 – Confirmar Solicitações</w:t>
+      </w:r>
+    </w:p>
+    <w:p>
+      <w:pPr>
+        <w:spacing w:line="360" w:lineRule="auto"/>
+        <w:ind w:firstLine="709"/>
+        <w:jc w:val="both"/>
+      </w:pPr>
+      <w:r>
+        <w:t>Tipo de página: Relatório Interativo</w:t>
       </w:r>
     </w:p>
     <w:p>
@@ -37726,16 +37422,8 @@
         <w:spacing w:line="360" w:lineRule="auto"/>
       </w:pPr>
       <w:r>
-        <w:t>5.8.2.</w:t>
-      </w:r>
-      <w:r>
-        <w:t>3</w:t>
-      </w:r>
-      <w:r>
-        <w:t xml:space="preserve"> Página </w:t>
-      </w:r>
-      <w:r>
-        <w:t>271 – Deletar um Evento (Modal) – Explicado no Fluxo 4</w:t>
+        <w:lastRenderedPageBreak/>
+        <w:t>5.8.2.3 Página 271 – Deletar um Evento (Modal) – Explicado no Fluxo 4</w:t>
       </w:r>
     </w:p>
     <w:p>
@@ -37744,29 +37432,17 @@
         <w:spacing w:line="360" w:lineRule="auto"/>
       </w:pPr>
       <w:r>
-        <w:t>5.8.2.</w:t>
-      </w:r>
-      <w:r>
-        <w:t>4</w:t>
-      </w:r>
-      <w:r>
-        <w:t xml:space="preserve"> Página </w:t>
-      </w:r>
-      <w:r>
-        <w:t xml:space="preserve"> 571 – Anexar Autorização DGER (Modal)</w:t>
-      </w:r>
-    </w:p>
-    <w:p>
-      <w:pPr>
-        <w:spacing w:line="360" w:lineRule="auto"/>
-        <w:ind w:firstLine="709"/>
-        <w:jc w:val="both"/>
-      </w:pPr>
-      <w:r>
-        <w:t xml:space="preserve">Tipo de página: </w:t>
-      </w:r>
-      <w:r>
-        <w:t>Formulário</w:t>
+        <w:t>5.8.2.4 Página  571 – Anexar Autorização DGER (Modal)</w:t>
+      </w:r>
+    </w:p>
+    <w:p>
+      <w:pPr>
+        <w:spacing w:line="360" w:lineRule="auto"/>
+        <w:ind w:firstLine="709"/>
+        <w:jc w:val="both"/>
+      </w:pPr>
+      <w:r>
+        <w:t>Tipo de página: Formulário</w:t>
       </w:r>
     </w:p>
     <w:p>
@@ -37924,29 +37600,17 @@
         <w:spacing w:line="360" w:lineRule="auto"/>
       </w:pPr>
       <w:r>
-        <w:t>5.8.2.</w:t>
-      </w:r>
-      <w:r>
-        <w:t>5</w:t>
-      </w:r>
-      <w:r>
-        <w:t xml:space="preserve"> Página </w:t>
-      </w:r>
-      <w:r>
-        <w:t>570 – Confirmar Item (Modal)</w:t>
-      </w:r>
-    </w:p>
-    <w:p>
-      <w:pPr>
-        <w:spacing w:line="360" w:lineRule="auto"/>
-        <w:ind w:firstLine="709"/>
-        <w:jc w:val="both"/>
-      </w:pPr>
-      <w:r>
-        <w:t xml:space="preserve">Tipo de página: </w:t>
-      </w:r>
-      <w:r>
-        <w:t>Formulário</w:t>
+        <w:t>5.8.2.5 Página 570 – Confirmar Item (Modal)</w:t>
+      </w:r>
+    </w:p>
+    <w:p>
+      <w:pPr>
+        <w:spacing w:line="360" w:lineRule="auto"/>
+        <w:ind w:firstLine="709"/>
+        <w:jc w:val="both"/>
+      </w:pPr>
+      <w:r>
+        <w:t>Tipo de página: Formulário</w:t>
       </w:r>
     </w:p>
     <w:p>
@@ -38095,6 +37759,7 @@
           <w:iCs/>
           <w:color w:val="808080"/>
         </w:rPr>
+        <w:lastRenderedPageBreak/>
         <w:t>[indique de onde o usuário chega a esta página e para onde é direcionado a seguir (branches), incluindo condições de cada branch.]</w:t>
       </w:r>
     </w:p>
@@ -38211,6 +37876,7 @@
         <w:jc w:val="both"/>
       </w:pPr>
       <w:r>
+        <w:lastRenderedPageBreak/>
         <w:t>Ao final do fluxo, espera-se que todas as informações relativas ao atendimento da solicitação estejam devidamente registradas no sistema, permitindo o acompanhamento completo da execução do serviço e garantindo a rastreabilidade das comunicações realizadas entre o Senado Federal e o Senac.</w:t>
       </w:r>
     </w:p>
@@ -38836,29 +38502,17 @@
         <w:spacing w:line="360" w:lineRule="auto"/>
       </w:pPr>
       <w:r>
-        <w:t>5.9.2.</w:t>
-      </w:r>
-      <w:r>
-        <w:t>2</w:t>
-      </w:r>
-      <w:r>
-        <w:t xml:space="preserve"> Página </w:t>
-      </w:r>
-      <w:r>
-        <w:t>1000 – Solicitações de Exceção</w:t>
-      </w:r>
-    </w:p>
-    <w:p>
-      <w:pPr>
-        <w:spacing w:line="360" w:lineRule="auto"/>
-        <w:ind w:firstLine="709"/>
-        <w:jc w:val="both"/>
-      </w:pPr>
-      <w:r>
-        <w:t xml:space="preserve">Tipo de página: </w:t>
-      </w:r>
-      <w:r>
-        <w:t>Relatório Interativo</w:t>
+        <w:t>5.9.2.2 Página 1000 – Solicitações de Exceção</w:t>
+      </w:r>
+    </w:p>
+    <w:p>
+      <w:pPr>
+        <w:spacing w:line="360" w:lineRule="auto"/>
+        <w:ind w:firstLine="709"/>
+        <w:jc w:val="both"/>
+      </w:pPr>
+      <w:r>
+        <w:t>Tipo de página: Relatório Interativo</w:t>
       </w:r>
     </w:p>
     <w:p>
@@ -38919,6 +38573,7 @@
         <w:spacing w:line="360" w:lineRule="auto"/>
       </w:pPr>
       <w:r>
+        <w:lastRenderedPageBreak/>
         <w:t>Itens de destaque: [campos/itens relevantes para o usuário];</w:t>
       </w:r>
     </w:p>
@@ -39016,16 +38671,7 @@
         <w:spacing w:line="360" w:lineRule="auto"/>
       </w:pPr>
       <w:r>
-        <w:t>5.9.2.</w:t>
-      </w:r>
-      <w:r>
-        <w:t>3</w:t>
-      </w:r>
-      <w:r>
-        <w:t xml:space="preserve"> Página </w:t>
-      </w:r>
-      <w:r>
-        <w:t>271 – Deletar um Evento (Modal) – Explicado no Fluxo 4</w:t>
+        <w:t>5.9.2.3 Página 271 – Deletar um Evento (Modal) – Explicado no Fluxo 4</w:t>
       </w:r>
     </w:p>
     <w:p>
@@ -39034,29 +38680,17 @@
         <w:spacing w:line="360" w:lineRule="auto"/>
       </w:pPr>
       <w:r>
-        <w:t>5.9.2.</w:t>
-      </w:r>
-      <w:r>
-        <w:t>4</w:t>
-      </w:r>
-      <w:r>
-        <w:t xml:space="preserve"> Página </w:t>
-      </w:r>
-      <w:r>
-        <w:t>1070 – Anexar Print do Email com o Senac (Modal)</w:t>
-      </w:r>
-    </w:p>
-    <w:p>
-      <w:pPr>
-        <w:spacing w:line="360" w:lineRule="auto"/>
-        <w:ind w:firstLine="709"/>
-        <w:jc w:val="both"/>
-      </w:pPr>
-      <w:r>
-        <w:t xml:space="preserve">Tipo de página: </w:t>
-      </w:r>
-      <w:r>
-        <w:t>Formulário</w:t>
+        <w:t>5.9.2.4 Página 1070 – Anexar Print do Email com o Senac (Modal)</w:t>
+      </w:r>
+    </w:p>
+    <w:p>
+      <w:pPr>
+        <w:spacing w:line="360" w:lineRule="auto"/>
+        <w:ind w:firstLine="709"/>
+        <w:jc w:val="both"/>
+      </w:pPr>
+      <w:r>
+        <w:t>Tipo de página: Formulário</w:t>
       </w:r>
     </w:p>
     <w:p>
@@ -39214,29 +38848,17 @@
         <w:spacing w:line="360" w:lineRule="auto"/>
       </w:pPr>
       <w:r>
-        <w:t>5.9.2.</w:t>
-      </w:r>
-      <w:r>
-        <w:t>5</w:t>
-      </w:r>
-      <w:r>
-        <w:t xml:space="preserve"> Página </w:t>
-      </w:r>
-      <w:r>
-        <w:t>1071 – Confirmar Item Senac (Modal)</w:t>
-      </w:r>
-    </w:p>
-    <w:p>
-      <w:pPr>
-        <w:spacing w:line="360" w:lineRule="auto"/>
-        <w:ind w:firstLine="709"/>
-        <w:jc w:val="both"/>
-      </w:pPr>
-      <w:r>
-        <w:t xml:space="preserve">Tipo de página: </w:t>
-      </w:r>
-      <w:r>
-        <w:t>Formulário</w:t>
+        <w:t>5.9.2.5 Página 1071 – Confirmar Item Senac (Modal)</w:t>
+      </w:r>
+    </w:p>
+    <w:p>
+      <w:pPr>
+        <w:spacing w:line="360" w:lineRule="auto"/>
+        <w:ind w:firstLine="709"/>
+        <w:jc w:val="both"/>
+      </w:pPr>
+      <w:r>
+        <w:t>Tipo de página: Formulário</w:t>
       </w:r>
     </w:p>
     <w:p>
@@ -39284,6 +38906,7 @@
         <w:spacing w:line="360" w:lineRule="auto"/>
       </w:pPr>
       <w:r>
+        <w:lastRenderedPageBreak/>
         <w:t>Regions: [listar regiões principais e seu conteúdo];</w:t>
       </w:r>
     </w:p>
@@ -39439,53 +39062,33 @@
         <w:jc w:val="both"/>
       </w:pPr>
       <w:r>
-        <w:rPr>
-          <w:i/>
-          <w:iCs/>
-          <w:color w:val="808080"/>
-        </w:rPr>
-        <w:t>[Descreva o objetivo do fluxo, os perfis de usuário envolvidos e o resultado esperado ao final do processo.]</w:t>
-      </w:r>
-    </w:p>
-    <w:p>
-      <w:pPr>
-        <w:spacing w:line="360" w:lineRule="auto"/>
-        <w:ind w:firstLine="709"/>
-        <w:jc w:val="both"/>
-      </w:pPr>
-      <w:r>
-        <w:t>A Figura 2 apresenta o fluxograma do processo, indicando a sequência de páginas e as decisões tomadas pelo usuário ou pelo sistema.</w:t>
-      </w:r>
-    </w:p>
-    <w:p>
-      <w:pPr>
-        <w:spacing w:after="1440"/>
-      </w:pPr>
-    </w:p>
-    <w:p>
-      <w:pPr>
-        <w:spacing w:before="120" w:after="240"/>
-        <w:jc w:val="center"/>
-      </w:pPr>
-      <w:r>
-        <w:rPr>
-          <w:sz w:val="20"/>
-          <w:szCs w:val="20"/>
-        </w:rPr>
-        <w:t>Figura 2 – Fluxograma do processo [Nome do Fluxo]</w:t>
+        <w:t>O Fluxo Final da ASQUALOG tem como objetivo permitir que os usuários da ASQUALOG realizem a última etapa do processo de solicitação de buffet no sistema, encaminhando ao Senac a autorização emitida pela DGER juntamente com as informações necessárias para o atendimento da demanda.</w:t>
+      </w:r>
+    </w:p>
+    <w:p>
+      <w:pPr>
+        <w:spacing w:line="360" w:lineRule="auto"/>
+        <w:ind w:firstLine="709"/>
+        <w:jc w:val="both"/>
+      </w:pPr>
+      <w:r>
+        <w:t>Esse fluxo é destinado aos usuários da ASQUALOG, responsáveis por intermediar a comunicação entre o sistema e o Senac, que não possui acesso direto à aplicação. Após a autorização da DGER, o usuário da ASQUALOG realiza o envio da solicitação ao Senac por meio do sistema, incluindo a documentação de autorização e os dados pertinentes ao evento e aos itens de buffet solicitados.</w:t>
+      </w:r>
+    </w:p>
+    <w:p>
+      <w:pPr>
+        <w:spacing w:line="360" w:lineRule="auto"/>
+        <w:ind w:firstLine="709"/>
+        <w:jc w:val="both"/>
+      </w:pPr>
+      <w:r>
+        <w:t>Ao final do fluxo, espera-se que a solicitação tenha sido devidamente encaminhada ao Senac e que o sistema registre o envio. A partir desse momento, encerra-se a participação do Sistema de Buffet no processo de atendimento da solicitação, passando eventuais tratativas posteriores a ocorrer diretamente por meio de comunicação por e-mail entre o Senac, a ASQUALOG e o solicitante.</w:t>
       </w:r>
     </w:p>
     <w:p>
       <w:pPr>
         <w:spacing w:after="240"/>
       </w:pPr>
-      <w:r>
-        <w:rPr>
-          <w:sz w:val="20"/>
-          <w:szCs w:val="20"/>
-        </w:rPr>
-        <w:t>Fonte: elaborado pelo autor (2026).</w:t>
-      </w:r>
     </w:p>
     <w:p>
       <w:pPr>
@@ -39511,6 +39114,7 @@
         <w:jc w:val="both"/>
       </w:pPr>
       <w:r>
+        <w:lastRenderedPageBreak/>
         <w:t>O Quadro 5 resume as páginas que compõem este fluxo, e os subitens seguintes detalham cada uma delas.</w:t>
       </w:r>
     </w:p>
@@ -40031,16 +39635,7 @@
         <w:t>0</w:t>
       </w:r>
       <w:r>
-        <w:t>.2.</w:t>
-      </w:r>
-      <w:r>
-        <w:t>2</w:t>
-      </w:r>
-      <w:r>
-        <w:t xml:space="preserve"> Página </w:t>
-      </w:r>
-      <w:r>
-        <w:t>800 – Enviar E-Mail ao Senac</w:t>
+        <w:t>.2.2 Página 800 – Enviar E-Mail ao Senac</w:t>
       </w:r>
     </w:p>
     <w:p>
@@ -40222,25 +39817,17 @@
         <w:t>0</w:t>
       </w:r>
       <w:r>
-        <w:t>.2.</w:t>
-      </w:r>
-      <w:r>
-        <w:t>3</w:t>
-      </w:r>
-      <w:r>
-        <w:t xml:space="preserve"> Página </w:t>
-      </w:r>
-      <w:r>
-        <w:t>871 – Enviar E-Mail ao Senac (Modal)</w:t>
-      </w:r>
-    </w:p>
-    <w:p>
-      <w:pPr>
-        <w:spacing w:line="360" w:lineRule="auto"/>
-        <w:ind w:firstLine="709"/>
-        <w:jc w:val="both"/>
-      </w:pPr>
-      <w:r>
+        <w:t>.2.3 Página 871 – Enviar E-Mail ao Senac (Modal)</w:t>
+      </w:r>
+    </w:p>
+    <w:p>
+      <w:pPr>
+        <w:spacing w:line="360" w:lineRule="auto"/>
+        <w:ind w:firstLine="709"/>
+        <w:jc w:val="both"/>
+      </w:pPr>
+      <w:r>
+        <w:lastRenderedPageBreak/>
         <w:t xml:space="preserve">Tipo de página: </w:t>
       </w:r>
       <w:r>
@@ -40413,16 +40000,7 @@
         <w:t>0</w:t>
       </w:r>
       <w:r>
-        <w:t>.2.</w:t>
-      </w:r>
-      <w:r>
-        <w:t>4</w:t>
-      </w:r>
-      <w:r>
-        <w:t xml:space="preserve"> Página </w:t>
-      </w:r>
-      <w:r>
-        <w:t xml:space="preserve">870 </w:t>
+        <w:t xml:space="preserve">.2.4 Página 870 </w:t>
       </w:r>
       <w:r>
         <w:t>–</w:t>
@@ -40614,6 +40192,7 @@
       </w:pPr>
       <w:bookmarkStart w:id="68" w:name="_Toc236842715"/>
       <w:r>
+        <w:lastRenderedPageBreak/>
         <w:t>5.1</w:t>
       </w:r>
       <w:r>
@@ -40627,57 +40206,37 @@
     <w:p>
       <w:pPr>
         <w:spacing w:line="360" w:lineRule="auto"/>
-        <w:ind w:firstLine="709"/>
-        <w:jc w:val="both"/>
-      </w:pPr>
-      <w:r>
-        <w:rPr>
-          <w:i/>
-          <w:iCs/>
-          <w:color w:val="808080"/>
-        </w:rPr>
-        <w:t>[Descreva o objetivo do fluxo, os perfis de usuário envolvidos e o resultado esperado ao final do processo.]</w:t>
-      </w:r>
-    </w:p>
-    <w:p>
-      <w:pPr>
-        <w:spacing w:line="360" w:lineRule="auto"/>
-        <w:ind w:firstLine="709"/>
-        <w:jc w:val="both"/>
-      </w:pPr>
-      <w:r>
-        <w:t>A Figura 2 apresenta o fluxograma do processo, indicando a sequência de páginas e as decisões tomadas pelo usuário ou pelo sistema.</w:t>
-      </w:r>
-    </w:p>
-    <w:p>
-      <w:pPr>
-        <w:spacing w:after="1440"/>
-      </w:pPr>
-    </w:p>
-    <w:p>
-      <w:pPr>
-        <w:spacing w:before="120" w:after="240"/>
-        <w:jc w:val="center"/>
-      </w:pPr>
-      <w:r>
-        <w:rPr>
-          <w:sz w:val="20"/>
-          <w:szCs w:val="20"/>
-        </w:rPr>
-        <w:t>Figura 2 – Fluxograma do processo [Nome do Fluxo]</w:t>
+        <w:ind w:firstLine="708"/>
+        <w:jc w:val="both"/>
+      </w:pPr>
+      <w:r>
+        <w:t>O fluxo de Visualizar os Setores Autorizados tem como objetivo permitir que os usuários que possuem acesso ao Sistema de Buffet consultem quais setores do Senado Federal estão autorizados a utilizar a aplicação.</w:t>
+      </w:r>
+    </w:p>
+    <w:p>
+      <w:pPr>
+        <w:spacing w:line="360" w:lineRule="auto"/>
+        <w:ind w:firstLine="709"/>
+        <w:jc w:val="both"/>
+      </w:pPr>
+      <w:r>
+        <w:t>A funcionalidade disponibiliza uma relação dos setores com permissão de acesso, permitindo que o usuário consulte de forma centralizada as unidades organizacionais habilitadas a realizar solicitações e utilizar as demais funcionalidades disponibilizadas pelo sistema.</w:t>
+      </w:r>
+    </w:p>
+    <w:p>
+      <w:pPr>
+        <w:spacing w:line="360" w:lineRule="auto"/>
+        <w:ind w:firstLine="709"/>
+        <w:jc w:val="both"/>
+      </w:pPr>
+      <w:r>
+        <w:t>O fluxo é destinado aos usuários que já possuem acesso à aplicação, independentemente de seu setor. Ao final, espera-se que o usuário consiga identificar quais setores estão atualmente autorizados a utilizar o Sistema de Buffet.</w:t>
       </w:r>
     </w:p>
     <w:p>
       <w:pPr>
         <w:spacing w:after="240"/>
       </w:pPr>
-      <w:r>
-        <w:rPr>
-          <w:sz w:val="20"/>
-          <w:szCs w:val="20"/>
-        </w:rPr>
-        <w:t>Fonte: elaborado pelo autor (2026).</w:t>
-      </w:r>
     </w:p>
     <w:p>
       <w:pPr>
@@ -41050,29 +40609,17 @@
         <w:spacing w:line="360" w:lineRule="auto"/>
       </w:pPr>
       <w:r>
-        <w:t>5.11.2.</w:t>
-      </w:r>
-      <w:r>
-        <w:t>2</w:t>
-      </w:r>
-      <w:r>
-        <w:t xml:space="preserve"> Página</w:t>
-      </w:r>
-      <w:r>
-        <w:t xml:space="preserve"> 1100 – Setores Autorizados</w:t>
-      </w:r>
-    </w:p>
-    <w:p>
-      <w:pPr>
-        <w:spacing w:line="360" w:lineRule="auto"/>
-        <w:ind w:firstLine="709"/>
-        <w:jc w:val="both"/>
-      </w:pPr>
-      <w:r>
-        <w:t xml:space="preserve">Tipo de página: </w:t>
-      </w:r>
-      <w:r>
-        <w:t>Cartão</w:t>
+        <w:t>5.11.2.2 Página 1100 – Setores Autorizados</w:t>
+      </w:r>
+    </w:p>
+    <w:p>
+      <w:pPr>
+        <w:spacing w:line="360" w:lineRule="auto"/>
+        <w:ind w:firstLine="709"/>
+        <w:jc w:val="both"/>
+      </w:pPr>
+      <w:r>
+        <w:t>Tipo de página: Cartão</w:t>
       </w:r>
     </w:p>
     <w:p>
@@ -41156,6 +40703,7 @@
         <w:jc w:val="both"/>
       </w:pPr>
       <w:r>
+        <w:lastRenderedPageBreak/>
         <w:t xml:space="preserve">Processos de página: </w:t>
       </w:r>
     </w:p>
@@ -41258,7 +40806,62 @@
         <w:spacing w:line="360" w:lineRule="auto"/>
       </w:pPr>
       <w:bookmarkStart w:id="71" w:name="_Toc236842718"/>
-      <w:r>
+    </w:p>
+    <w:p>
+      <w:pPr>
+        <w:pStyle w:val="Ttulo1"/>
+        <w:spacing w:line="360" w:lineRule="auto"/>
+      </w:pPr>
+    </w:p>
+    <w:p>
+      <w:pPr>
+        <w:pStyle w:val="Ttulo1"/>
+        <w:spacing w:line="360" w:lineRule="auto"/>
+      </w:pPr>
+    </w:p>
+    <w:p>
+      <w:pPr>
+        <w:pStyle w:val="Ttulo1"/>
+        <w:spacing w:line="360" w:lineRule="auto"/>
+      </w:pPr>
+    </w:p>
+    <w:p>
+      <w:pPr>
+        <w:pStyle w:val="Ttulo1"/>
+        <w:spacing w:line="360" w:lineRule="auto"/>
+      </w:pPr>
+    </w:p>
+    <w:p>
+      <w:pPr>
+        <w:pStyle w:val="Ttulo1"/>
+        <w:spacing w:line="360" w:lineRule="auto"/>
+      </w:pPr>
+    </w:p>
+    <w:p>
+      <w:pPr>
+        <w:pStyle w:val="Ttulo1"/>
+        <w:spacing w:line="360" w:lineRule="auto"/>
+      </w:pPr>
+    </w:p>
+    <w:p>
+      <w:pPr>
+        <w:pStyle w:val="Ttulo1"/>
+        <w:spacing w:line="360" w:lineRule="auto"/>
+      </w:pPr>
+    </w:p>
+    <w:p>
+      <w:pPr>
+        <w:pStyle w:val="Ttulo1"/>
+        <w:spacing w:line="360" w:lineRule="auto"/>
+      </w:pPr>
+    </w:p>
+    <w:p>
+      <w:pPr>
+        <w:pStyle w:val="Ttulo1"/>
+        <w:spacing w:line="360" w:lineRule="auto"/>
+      </w:pPr>
+      <w:r>
+        <w:lastRenderedPageBreak/>
         <w:t>6 CONSIDERAÇÕES FINAIS</w:t>
       </w:r>
       <w:bookmarkEnd w:id="71"/>
@@ -41275,7 +40878,6 @@
           <w:iCs/>
           <w:color w:val="808080"/>
         </w:rPr>
-        <w:lastRenderedPageBreak/>
         <w:t>[Descreva pontos de atenção identificados durante o desenvolvimento, dívidas técnicas conhecidas, limitações do sistema e sugestões de melhoria para versões futuras.]</w:t>
       </w:r>
     </w:p>
@@ -41333,7 +40935,7 @@
 </file>
 
 <file path=word/endnotes.xml><?xml version="1.0" encoding="utf-8"?>
-<w:endnotes xmlns:wpc="http://schemas.microsoft.com/office/word/2010/wordprocessingCanvas" xmlns:cx="http://schemas.microsoft.com/office/drawing/2014/chartex" xmlns:cx1="http://schemas.microsoft.com/office/drawing/2015/9/8/chartex" xmlns:cx2="http://schemas.microsoft.com/office/drawing/2015/10/21/chartex" xmlns:cx3="http://schemas.microsoft.com/office/drawing/2016/5/9/chartex" xmlns:cx4="http://schemas.microsoft.com/office/drawing/2016/5/10/chartex" xmlns:cx5="http://schemas.microsoft.com/office/drawing/2016/5/11/chartex" xmlns:cx6="http://schemas.microsoft.com/office/drawing/2016/5/12/chartex" xmlns:cx7="http://schemas.microsoft.com/office/drawing/2016/5/13/chartex" xmlns:cx8="http://schemas.microsoft.com/office/drawing/2016/5/14/chartex" xmlns:mc="http://schemas.openxmlformats.org/markup-compatibility/2006" xmlns:aink="http://schemas.microsoft.com/office/drawing/2016/ink" xmlns:am3d="http://schemas.microsoft.com/office/drawing/2017/model3d" xmlns:o="urn:schemas-microsoft-com:office:office" xmlns:oel="http://schemas.microsoft.com/office/2019/extlst" xmlns:r="http://schemas.openxmlformats.org/officeDocument/2006/relationships" xmlns:m="http://schemas.openxmlformats.org/officeDocument/2006/math" xmlns:v="urn:schemas-microsoft-com:vml" xmlns:wp14="http://schemas.microsoft.com/office/word/2010/wordprocessingDrawing" xmlns:wp="http://schemas.openxmlformats.org/drawingml/2006/wordprocessingDrawing" xmlns:w10="urn:schemas-microsoft-com:office:word" xmlns:w="http://schemas.openxmlformats.org/wordprocessingml/2006/main" xmlns:w14="http://schemas.microsoft.com/office/word/2010/wordml" xmlns:w15="http://schemas.microsoft.com/office/word/2012/wordml" xmlns:w16cei="http://schemas.microsoft.com/office/word/2026/wordml/cei" xmlns:w16cex="http://schemas.microsoft.com/office/word/2018/wordml/cex" xmlns:w16cid="http://schemas.microsoft.com/office/word/2016/wordml/cid" xmlns:w16="http://schemas.microsoft.com/office/word/2018/wordml" xmlns:w16du="http://schemas.microsoft.com/office/word/2023/wordml/word16du" xmlns:w16sdtdh="http://schemas.microsoft.com/office/word/2020/wordml/sdtdatahash" xmlns:w16sdtfl="http://schemas.microsoft.com/office/word/2024/wordml/sdtformatlock" xmlns:w16se="http://schemas.microsoft.com/office/word/2015/wordml/symex" xmlns:wpg="http://schemas.microsoft.com/office/word/2010/wordprocessingGroup" xmlns:wpi="http://schemas.microsoft.com/office/word/2010/wordprocessingInk" xmlns:wne="http://schemas.microsoft.com/office/word/2006/wordml" xmlns:wps="http://schemas.microsoft.com/office/word/2010/wordprocessingShape" mc:Ignorable="w14 w15 w16se w16cid w16 w16cex w16sdtdh w16sdtfl w16du wp14">
+<w:endnotes xmlns:wpc="http://schemas.microsoft.com/office/word/2010/wordprocessingCanvas" xmlns:cx="http://schemas.microsoft.com/office/drawing/2014/chartex" xmlns:cx1="http://schemas.microsoft.com/office/drawing/2015/9/8/chartex" xmlns:cx2="http://schemas.microsoft.com/office/drawing/2015/10/21/chartex" xmlns:cx3="http://schemas.microsoft.com/office/drawing/2016/5/9/chartex" xmlns:cx4="http://schemas.microsoft.com/office/drawing/2016/5/10/chartex" xmlns:cx5="http://schemas.microsoft.com/office/drawing/2016/5/11/chartex" xmlns:cx6="http://schemas.microsoft.com/office/drawing/2016/5/12/chartex" xmlns:cx7="http://schemas.microsoft.com/office/drawing/2016/5/13/chartex" xmlns:cx8="http://schemas.microsoft.com/office/drawing/2016/5/14/chartex" xmlns:mc="http://schemas.openxmlformats.org/markup-compatibility/2006" xmlns:aink="http://schemas.microsoft.com/office/drawing/2016/ink" xmlns:am3d="http://schemas.microsoft.com/office/drawing/2017/model3d" xmlns:o="urn:schemas-microsoft-com:office:office" xmlns:oel="http://schemas.microsoft.com/office/2019/extlst" xmlns:r="http://schemas.openxmlformats.org/officeDocument/2006/relationships" xmlns:m="http://schemas.openxmlformats.org/officeDocument/2006/math" xmlns:v="urn:schemas-microsoft-com:vml" xmlns:wp14="http://schemas.microsoft.com/office/word/2010/wordprocessingDrawing" xmlns:wp="http://schemas.openxmlformats.org/drawingml/2006/wordprocessingDrawing" xmlns:w10="urn:schemas-microsoft-com:office:word" xmlns:w="http://schemas.openxmlformats.org/wordprocessingml/2006/main" xmlns:w14="http://schemas.microsoft.com/office/word/2010/wordml" xmlns:w15="http://schemas.microsoft.com/office/word/2012/wordml" xmlns:w16cex="http://schemas.microsoft.com/office/word/2018/wordml/cex" xmlns:w16cid="http://schemas.microsoft.com/office/word/2016/wordml/cid" xmlns:w16="http://schemas.microsoft.com/office/word/2018/wordml" xmlns:w16du="http://schemas.microsoft.com/office/word/2023/wordml/word16du" xmlns:w16sdtdh="http://schemas.microsoft.com/office/word/2020/wordml/sdtdatahash" xmlns:w16sdtfl="http://schemas.microsoft.com/office/word/2024/wordml/sdtformatlock" xmlns:w16se="http://schemas.microsoft.com/office/word/2015/wordml/symex" xmlns:wpg="http://schemas.microsoft.com/office/word/2010/wordprocessingGroup" xmlns:wpi="http://schemas.microsoft.com/office/word/2010/wordprocessingInk" xmlns:wne="http://schemas.microsoft.com/office/word/2006/wordml" xmlns:wps="http://schemas.microsoft.com/office/word/2010/wordprocessingShape" mc:Ignorable="w14 w15 w16se w16cid w16 w16cex w16sdtdh w16sdtfl w16du wp14">
   <w:endnote w:type="separator" w:id="-1">
     <w:p>
       <w:r>
@@ -41352,7 +40954,7 @@
 </file>
 
 <file path=word/footer1.xml><?xml version="1.0" encoding="utf-8"?>
-<w:ftr xmlns:wpc="http://schemas.microsoft.com/office/word/2010/wordprocessingCanvas" xmlns:cx="http://schemas.microsoft.com/office/drawing/2014/chartex" xmlns:cx1="http://schemas.microsoft.com/office/drawing/2015/9/8/chartex" xmlns:cx2="http://schemas.microsoft.com/office/drawing/2015/10/21/chartex" xmlns:cx3="http://schemas.microsoft.com/office/drawing/2016/5/9/chartex" xmlns:cx4="http://schemas.microsoft.com/office/drawing/2016/5/10/chartex" xmlns:cx5="http://schemas.microsoft.com/office/drawing/2016/5/11/chartex" xmlns:cx6="http://schemas.microsoft.com/office/drawing/2016/5/12/chartex" xmlns:cx7="http://schemas.microsoft.com/office/drawing/2016/5/13/chartex" xmlns:cx8="http://schemas.microsoft.com/office/drawing/2016/5/14/chartex" xmlns:mc="http://schemas.openxmlformats.org/markup-compatibility/2006" xmlns:aink="http://schemas.microsoft.com/office/drawing/2016/ink" xmlns:am3d="http://schemas.microsoft.com/office/drawing/2017/model3d" xmlns:o="urn:schemas-microsoft-com:office:office" xmlns:oel="http://schemas.microsoft.com/office/2019/extlst" xmlns:r="http://schemas.openxmlformats.org/officeDocument/2006/relationships" xmlns:m="http://schemas.openxmlformats.org/officeDocument/2006/math" xmlns:v="urn:schemas-microsoft-com:vml" xmlns:wp14="http://schemas.microsoft.com/office/word/2010/wordprocessingDrawing" xmlns:wp="http://schemas.openxmlformats.org/drawingml/2006/wordprocessingDrawing" xmlns:w10="urn:schemas-microsoft-com:office:word" xmlns:w="http://schemas.openxmlformats.org/wordprocessingml/2006/main" xmlns:w14="http://schemas.microsoft.com/office/word/2010/wordml" xmlns:w15="http://schemas.microsoft.com/office/word/2012/wordml" xmlns:w16cei="http://schemas.microsoft.com/office/word/2026/wordml/cei" xmlns:w16cex="http://schemas.microsoft.com/office/word/2018/wordml/cex" xmlns:w16cid="http://schemas.microsoft.com/office/word/2016/wordml/cid" xmlns:w16="http://schemas.microsoft.com/office/word/2018/wordml" xmlns:w16du="http://schemas.microsoft.com/office/word/2023/wordml/word16du" xmlns:w16sdtdh="http://schemas.microsoft.com/office/word/2020/wordml/sdtdatahash" xmlns:w16sdtfl="http://schemas.microsoft.com/office/word/2024/wordml/sdtformatlock" xmlns:w16se="http://schemas.microsoft.com/office/word/2015/wordml/symex" xmlns:wpg="http://schemas.microsoft.com/office/word/2010/wordprocessingGroup" xmlns:wpi="http://schemas.microsoft.com/office/word/2010/wordprocessingInk" xmlns:wne="http://schemas.microsoft.com/office/word/2006/wordml" xmlns:wps="http://schemas.microsoft.com/office/word/2010/wordprocessingShape" mc:Ignorable="w14 w15 w16se w16cid w16 w16cex w16sdtdh w16sdtfl w16du wp14">
+<w:ftr xmlns:wpc="http://schemas.microsoft.com/office/word/2010/wordprocessingCanvas" xmlns:cx="http://schemas.microsoft.com/office/drawing/2014/chartex" xmlns:cx1="http://schemas.microsoft.com/office/drawing/2015/9/8/chartex" xmlns:cx2="http://schemas.microsoft.com/office/drawing/2015/10/21/chartex" xmlns:cx3="http://schemas.microsoft.com/office/drawing/2016/5/9/chartex" xmlns:cx4="http://schemas.microsoft.com/office/drawing/2016/5/10/chartex" xmlns:cx5="http://schemas.microsoft.com/office/drawing/2016/5/11/chartex" xmlns:cx6="http://schemas.microsoft.com/office/drawing/2016/5/12/chartex" xmlns:cx7="http://schemas.microsoft.com/office/drawing/2016/5/13/chartex" xmlns:cx8="http://schemas.microsoft.com/office/drawing/2016/5/14/chartex" xmlns:mc="http://schemas.openxmlformats.org/markup-compatibility/2006" xmlns:aink="http://schemas.microsoft.com/office/drawing/2016/ink" xmlns:am3d="http://schemas.microsoft.com/office/drawing/2017/model3d" xmlns:o="urn:schemas-microsoft-com:office:office" xmlns:oel="http://schemas.microsoft.com/office/2019/extlst" xmlns:r="http://schemas.openxmlformats.org/officeDocument/2006/relationships" xmlns:m="http://schemas.openxmlformats.org/officeDocument/2006/math" xmlns:v="urn:schemas-microsoft-com:vml" xmlns:wp14="http://schemas.microsoft.com/office/word/2010/wordprocessingDrawing" xmlns:wp="http://schemas.openxmlformats.org/drawingml/2006/wordprocessingDrawing" xmlns:w10="urn:schemas-microsoft-com:office:word" xmlns:w="http://schemas.openxmlformats.org/wordprocessingml/2006/main" xmlns:w14="http://schemas.microsoft.com/office/word/2010/wordml" xmlns:w15="http://schemas.microsoft.com/office/word/2012/wordml" xmlns:w16cex="http://schemas.microsoft.com/office/word/2018/wordml/cex" xmlns:w16cid="http://schemas.microsoft.com/office/word/2016/wordml/cid" xmlns:w16="http://schemas.microsoft.com/office/word/2018/wordml" xmlns:w16du="http://schemas.microsoft.com/office/word/2023/wordml/word16du" xmlns:w16sdtdh="http://schemas.microsoft.com/office/word/2020/wordml/sdtdatahash" xmlns:w16sdtfl="http://schemas.microsoft.com/office/word/2024/wordml/sdtformatlock" xmlns:w16se="http://schemas.microsoft.com/office/word/2015/wordml/symex" xmlns:wpg="http://schemas.microsoft.com/office/word/2010/wordprocessingGroup" xmlns:wpi="http://schemas.microsoft.com/office/word/2010/wordprocessingInk" xmlns:wne="http://schemas.microsoft.com/office/word/2006/wordml" xmlns:wps="http://schemas.microsoft.com/office/word/2010/wordprocessingShape" mc:Ignorable="w14 w15 w16se w16cid w16 w16cex w16sdtdh w16sdtfl w16du wp14">
   <w:p>
     <w:pPr>
       <w:jc w:val="center"/>
@@ -41398,7 +41000,7 @@
 </file>
 
 <file path=word/footer2.xml><?xml version="1.0" encoding="utf-8"?>
-<w:ftr xmlns:wpc="http://schemas.microsoft.com/office/word/2010/wordprocessingCanvas" xmlns:cx="http://schemas.microsoft.com/office/drawing/2014/chartex" xmlns:cx1="http://schemas.microsoft.com/office/drawing/2015/9/8/chartex" xmlns:cx2="http://schemas.microsoft.com/office/drawing/2015/10/21/chartex" xmlns:cx3="http://schemas.microsoft.com/office/drawing/2016/5/9/chartex" xmlns:cx4="http://schemas.microsoft.com/office/drawing/2016/5/10/chartex" xmlns:cx5="http://schemas.microsoft.com/office/drawing/2016/5/11/chartex" xmlns:cx6="http://schemas.microsoft.com/office/drawing/2016/5/12/chartex" xmlns:cx7="http://schemas.microsoft.com/office/drawing/2016/5/13/chartex" xmlns:cx8="http://schemas.microsoft.com/office/drawing/2016/5/14/chartex" xmlns:mc="http://schemas.openxmlformats.org/markup-compatibility/2006" xmlns:aink="http://schemas.microsoft.com/office/drawing/2016/ink" xmlns:am3d="http://schemas.microsoft.com/office/drawing/2017/model3d" xmlns:o="urn:schemas-microsoft-com:office:office" xmlns:oel="http://schemas.microsoft.com/office/2019/extlst" xmlns:r="http://schemas.openxmlformats.org/officeDocument/2006/relationships" xmlns:m="http://schemas.openxmlformats.org/officeDocument/2006/math" xmlns:v="urn:schemas-microsoft-com:vml" xmlns:wp14="http://schemas.microsoft.com/office/word/2010/wordprocessingDrawing" xmlns:wp="http://schemas.openxmlformats.org/drawingml/2006/wordprocessingDrawing" xmlns:w10="urn:schemas-microsoft-com:office:word" xmlns:w="http://schemas.openxmlformats.org/wordprocessingml/2006/main" xmlns:w14="http://schemas.microsoft.com/office/word/2010/wordml" xmlns:w15="http://schemas.microsoft.com/office/word/2012/wordml" xmlns:w16cei="http://schemas.microsoft.com/office/word/2026/wordml/cei" xmlns:w16cex="http://schemas.microsoft.com/office/word/2018/wordml/cex" xmlns:w16cid="http://schemas.microsoft.com/office/word/2016/wordml/cid" xmlns:w16="http://schemas.microsoft.com/office/word/2018/wordml" xmlns:w16du="http://schemas.microsoft.com/office/word/2023/wordml/word16du" xmlns:w16sdtdh="http://schemas.microsoft.com/office/word/2020/wordml/sdtdatahash" xmlns:w16sdtfl="http://schemas.microsoft.com/office/word/2024/wordml/sdtformatlock" xmlns:w16se="http://schemas.microsoft.com/office/word/2015/wordml/symex" xmlns:wpg="http://schemas.microsoft.com/office/word/2010/wordprocessingGroup" xmlns:wpi="http://schemas.microsoft.com/office/word/2010/wordprocessingInk" xmlns:wne="http://schemas.microsoft.com/office/word/2006/wordml" xmlns:wps="http://schemas.microsoft.com/office/word/2010/wordprocessingShape" mc:Ignorable="w14 w15 w16se w16cid w16 w16cex w16sdtdh w16sdtfl w16du wp14">
+<w:ftr xmlns:wpc="http://schemas.microsoft.com/office/word/2010/wordprocessingCanvas" xmlns:cx="http://schemas.microsoft.com/office/drawing/2014/chartex" xmlns:cx1="http://schemas.microsoft.com/office/drawing/2015/9/8/chartex" xmlns:cx2="http://schemas.microsoft.com/office/drawing/2015/10/21/chartex" xmlns:cx3="http://schemas.microsoft.com/office/drawing/2016/5/9/chartex" xmlns:cx4="http://schemas.microsoft.com/office/drawing/2016/5/10/chartex" xmlns:cx5="http://schemas.microsoft.com/office/drawing/2016/5/11/chartex" xmlns:cx6="http://schemas.microsoft.com/office/drawing/2016/5/12/chartex" xmlns:cx7="http://schemas.microsoft.com/office/drawing/2016/5/13/chartex" xmlns:cx8="http://schemas.microsoft.com/office/drawing/2016/5/14/chartex" xmlns:mc="http://schemas.openxmlformats.org/markup-compatibility/2006" xmlns:aink="http://schemas.microsoft.com/office/drawing/2016/ink" xmlns:am3d="http://schemas.microsoft.com/office/drawing/2017/model3d" xmlns:o="urn:schemas-microsoft-com:office:office" xmlns:oel="http://schemas.microsoft.com/office/2019/extlst" xmlns:r="http://schemas.openxmlformats.org/officeDocument/2006/relationships" xmlns:m="http://schemas.openxmlformats.org/officeDocument/2006/math" xmlns:v="urn:schemas-microsoft-com:vml" xmlns:wp14="http://schemas.microsoft.com/office/word/2010/wordprocessingDrawing" xmlns:wp="http://schemas.openxmlformats.org/drawingml/2006/wordprocessingDrawing" xmlns:w10="urn:schemas-microsoft-com:office:word" xmlns:w="http://schemas.openxmlformats.org/wordprocessingml/2006/main" xmlns:w14="http://schemas.microsoft.com/office/word/2010/wordml" xmlns:w15="http://schemas.microsoft.com/office/word/2012/wordml" xmlns:w16cex="http://schemas.microsoft.com/office/word/2018/wordml/cex" xmlns:w16cid="http://schemas.microsoft.com/office/word/2016/wordml/cid" xmlns:w16="http://schemas.microsoft.com/office/word/2018/wordml" xmlns:w16du="http://schemas.microsoft.com/office/word/2023/wordml/word16du" xmlns:w16sdtdh="http://schemas.microsoft.com/office/word/2020/wordml/sdtdatahash" xmlns:w16sdtfl="http://schemas.microsoft.com/office/word/2024/wordml/sdtformatlock" xmlns:w16se="http://schemas.microsoft.com/office/word/2015/wordml/symex" xmlns:wpg="http://schemas.microsoft.com/office/word/2010/wordprocessingGroup" xmlns:wpi="http://schemas.microsoft.com/office/word/2010/wordprocessingInk" xmlns:wne="http://schemas.microsoft.com/office/word/2006/wordml" xmlns:wps="http://schemas.microsoft.com/office/word/2010/wordprocessingShape" mc:Ignorable="w14 w15 w16se w16cid w16 w16cex w16sdtdh w16sdtfl w16du wp14">
   <w:p>
     <w:pPr>
       <w:jc w:val="center"/>
@@ -41444,7 +41046,7 @@
 </file>
 
 <file path=word/footnotes.xml><?xml version="1.0" encoding="utf-8"?>
-<w:footnotes xmlns:wpc="http://schemas.microsoft.com/office/word/2010/wordprocessingCanvas" xmlns:cx="http://schemas.microsoft.com/office/drawing/2014/chartex" xmlns:cx1="http://schemas.microsoft.com/office/drawing/2015/9/8/chartex" xmlns:cx2="http://schemas.microsoft.com/office/drawing/2015/10/21/chartex" xmlns:cx3="http://schemas.microsoft.com/office/drawing/2016/5/9/chartex" xmlns:cx4="http://schemas.microsoft.com/office/drawing/2016/5/10/chartex" xmlns:cx5="http://schemas.microsoft.com/office/drawing/2016/5/11/chartex" xmlns:cx6="http://schemas.microsoft.com/office/drawing/2016/5/12/chartex" xmlns:cx7="http://schemas.microsoft.com/office/drawing/2016/5/13/chartex" xmlns:cx8="http://schemas.microsoft.com/office/drawing/2016/5/14/chartex" xmlns:mc="http://schemas.openxmlformats.org/markup-compatibility/2006" xmlns:aink="http://schemas.microsoft.com/office/drawing/2016/ink" xmlns:am3d="http://schemas.microsoft.com/office/drawing/2017/model3d" xmlns:o="urn:schemas-microsoft-com:office:office" xmlns:oel="http://schemas.microsoft.com/office/2019/extlst" xmlns:r="http://schemas.openxmlformats.org/officeDocument/2006/relationships" xmlns:m="http://schemas.openxmlformats.org/officeDocument/2006/math" xmlns:v="urn:schemas-microsoft-com:vml" xmlns:wp14="http://schemas.microsoft.com/office/word/2010/wordprocessingDrawing" xmlns:wp="http://schemas.openxmlformats.org/drawingml/2006/wordprocessingDrawing" xmlns:w10="urn:schemas-microsoft-com:office:word" xmlns:w="http://schemas.openxmlformats.org/wordprocessingml/2006/main" xmlns:w14="http://schemas.microsoft.com/office/word/2010/wordml" xmlns:w15="http://schemas.microsoft.com/office/word/2012/wordml" xmlns:w16cei="http://schemas.microsoft.com/office/word/2026/wordml/cei" xmlns:w16cex="http://schemas.microsoft.com/office/word/2018/wordml/cex" xmlns:w16cid="http://schemas.microsoft.com/office/word/2016/wordml/cid" xmlns:w16="http://schemas.microsoft.com/office/word/2018/wordml" xmlns:w16du="http://schemas.microsoft.com/office/word/2023/wordml/word16du" xmlns:w16sdtdh="http://schemas.microsoft.com/office/word/2020/wordml/sdtdatahash" xmlns:w16sdtfl="http://schemas.microsoft.com/office/word/2024/wordml/sdtformatlock" xmlns:w16se="http://schemas.microsoft.com/office/word/2015/wordml/symex" xmlns:wpg="http://schemas.microsoft.com/office/word/2010/wordprocessingGroup" xmlns:wpi="http://schemas.microsoft.com/office/word/2010/wordprocessingInk" xmlns:wne="http://schemas.microsoft.com/office/word/2006/wordml" xmlns:wps="http://schemas.microsoft.com/office/word/2010/wordprocessingShape" mc:Ignorable="w14 w15 w16se w16cid w16 w16cex w16sdtdh w16sdtfl w16du wp14">
+<w:footnotes xmlns:wpc="http://schemas.microsoft.com/office/word/2010/wordprocessingCanvas" xmlns:cx="http://schemas.microsoft.com/office/drawing/2014/chartex" xmlns:cx1="http://schemas.microsoft.com/office/drawing/2015/9/8/chartex" xmlns:cx2="http://schemas.microsoft.com/office/drawing/2015/10/21/chartex" xmlns:cx3="http://schemas.microsoft.com/office/drawing/2016/5/9/chartex" xmlns:cx4="http://schemas.microsoft.com/office/drawing/2016/5/10/chartex" xmlns:cx5="http://schemas.microsoft.com/office/drawing/2016/5/11/chartex" xmlns:cx6="http://schemas.microsoft.com/office/drawing/2016/5/12/chartex" xmlns:cx7="http://schemas.microsoft.com/office/drawing/2016/5/13/chartex" xmlns:cx8="http://schemas.microsoft.com/office/drawing/2016/5/14/chartex" xmlns:mc="http://schemas.openxmlformats.org/markup-compatibility/2006" xmlns:aink="http://schemas.microsoft.com/office/drawing/2016/ink" xmlns:am3d="http://schemas.microsoft.com/office/drawing/2017/model3d" xmlns:o="urn:schemas-microsoft-com:office:office" xmlns:oel="http://schemas.microsoft.com/office/2019/extlst" xmlns:r="http://schemas.openxmlformats.org/officeDocument/2006/relationships" xmlns:m="http://schemas.openxmlformats.org/officeDocument/2006/math" xmlns:v="urn:schemas-microsoft-com:vml" xmlns:wp14="http://schemas.microsoft.com/office/word/2010/wordprocessingDrawing" xmlns:wp="http://schemas.openxmlformats.org/drawingml/2006/wordprocessingDrawing" xmlns:w10="urn:schemas-microsoft-com:office:word" xmlns:w="http://schemas.openxmlformats.org/wordprocessingml/2006/main" xmlns:w14="http://schemas.microsoft.com/office/word/2010/wordml" xmlns:w15="http://schemas.microsoft.com/office/word/2012/wordml" xmlns:w16cex="http://schemas.microsoft.com/office/word/2018/wordml/cex" xmlns:w16cid="http://schemas.microsoft.com/office/word/2016/wordml/cid" xmlns:w16="http://schemas.microsoft.com/office/word/2018/wordml" xmlns:w16du="http://schemas.microsoft.com/office/word/2023/wordml/word16du" xmlns:w16sdtdh="http://schemas.microsoft.com/office/word/2020/wordml/sdtdatahash" xmlns:w16sdtfl="http://schemas.microsoft.com/office/word/2024/wordml/sdtformatlock" xmlns:w16se="http://schemas.microsoft.com/office/word/2015/wordml/symex" xmlns:wpg="http://schemas.microsoft.com/office/word/2010/wordprocessingGroup" xmlns:wpi="http://schemas.microsoft.com/office/word/2010/wordprocessingInk" xmlns:wne="http://schemas.microsoft.com/office/word/2006/wordml" xmlns:wps="http://schemas.microsoft.com/office/word/2010/wordprocessingShape" mc:Ignorable="w14 w15 w16se w16cid w16 w16cex w16sdtdh w16sdtfl w16du wp14">
   <w:footnote w:type="separator" w:id="-1">
     <w:p>
       <w:r>
@@ -41463,7 +41065,7 @@
 </file>
 
 <file path=word/numbering.xml><?xml version="1.0" encoding="utf-8"?>
-<w:numbering xmlns:wpc="http://schemas.microsoft.com/office/word/2010/wordprocessingCanvas" xmlns:cx="http://schemas.microsoft.com/office/drawing/2014/chartex" xmlns:cx1="http://schemas.microsoft.com/office/drawing/2015/9/8/chartex" xmlns:cx2="http://schemas.microsoft.com/office/drawing/2015/10/21/chartex" xmlns:cx3="http://schemas.microsoft.com/office/drawing/2016/5/9/chartex" xmlns:cx4="http://schemas.microsoft.com/office/drawing/2016/5/10/chartex" xmlns:cx5="http://schemas.microsoft.com/office/drawing/2016/5/11/chartex" xmlns:cx6="http://schemas.microsoft.com/office/drawing/2016/5/12/chartex" xmlns:cx7="http://schemas.microsoft.com/office/drawing/2016/5/13/chartex" xmlns:cx8="http://schemas.microsoft.com/office/drawing/2016/5/14/chartex" xmlns:mc="http://schemas.openxmlformats.org/markup-compatibility/2006" xmlns:aink="http://schemas.microsoft.com/office/drawing/2016/ink" xmlns:am3d="http://schemas.microsoft.com/office/drawing/2017/model3d" xmlns:o="urn:schemas-microsoft-com:office:office" xmlns:oel="http://schemas.microsoft.com/office/2019/extlst" xmlns:r="http://schemas.openxmlformats.org/officeDocument/2006/relationships" xmlns:m="http://schemas.openxmlformats.org/officeDocument/2006/math" xmlns:v="urn:schemas-microsoft-com:vml" xmlns:wp14="http://schemas.microsoft.com/office/word/2010/wordprocessingDrawing" xmlns:wp="http://schemas.openxmlformats.org/drawingml/2006/wordprocessingDrawing" xmlns:w10="urn:schemas-microsoft-com:office:word" xmlns:w="http://schemas.openxmlformats.org/wordprocessingml/2006/main" xmlns:w14="http://schemas.microsoft.com/office/word/2010/wordml" xmlns:w15="http://schemas.microsoft.com/office/word/2012/wordml" xmlns:w16cei="http://schemas.microsoft.com/office/word/2026/wordml/cei" xmlns:w16cex="http://schemas.microsoft.com/office/word/2018/wordml/cex" xmlns:w16cid="http://schemas.microsoft.com/office/word/2016/wordml/cid" xmlns:w16="http://schemas.microsoft.com/office/word/2018/wordml" xmlns:w16du="http://schemas.microsoft.com/office/word/2023/wordml/word16du" xmlns:w16sdtdh="http://schemas.microsoft.com/office/word/2020/wordml/sdtdatahash" xmlns:w16sdtfl="http://schemas.microsoft.com/office/word/2024/wordml/sdtformatlock" xmlns:w16se="http://schemas.microsoft.com/office/word/2015/wordml/symex" xmlns:wpg="http://schemas.microsoft.com/office/word/2010/wordprocessingGroup" xmlns:wpi="http://schemas.microsoft.com/office/word/2010/wordprocessingInk" xmlns:wne="http://schemas.microsoft.com/office/word/2006/wordml" xmlns:wps="http://schemas.microsoft.com/office/word/2010/wordprocessingShape" mc:Ignorable="w14 w15 w16se w16cid w16 w16cex w16sdtdh w16sdtfl w16du wp14">
+<w:numbering xmlns:wpc="http://schemas.microsoft.com/office/word/2010/wordprocessingCanvas" xmlns:cx="http://schemas.microsoft.com/office/drawing/2014/chartex" xmlns:cx1="http://schemas.microsoft.com/office/drawing/2015/9/8/chartex" xmlns:cx2="http://schemas.microsoft.com/office/drawing/2015/10/21/chartex" xmlns:cx3="http://schemas.microsoft.com/office/drawing/2016/5/9/chartex" xmlns:cx4="http://schemas.microsoft.com/office/drawing/2016/5/10/chartex" xmlns:cx5="http://schemas.microsoft.com/office/drawing/2016/5/11/chartex" xmlns:cx6="http://schemas.microsoft.com/office/drawing/2016/5/12/chartex" xmlns:cx7="http://schemas.microsoft.com/office/drawing/2016/5/13/chartex" xmlns:cx8="http://schemas.microsoft.com/office/drawing/2016/5/14/chartex" xmlns:mc="http://schemas.openxmlformats.org/markup-compatibility/2006" xmlns:aink="http://schemas.microsoft.com/office/drawing/2016/ink" xmlns:am3d="http://schemas.microsoft.com/office/drawing/2017/model3d" xmlns:o="urn:schemas-microsoft-com:office:office" xmlns:oel="http://schemas.microsoft.com/office/2019/extlst" xmlns:r="http://schemas.openxmlformats.org/officeDocument/2006/relationships" xmlns:m="http://schemas.openxmlformats.org/officeDocument/2006/math" xmlns:v="urn:schemas-microsoft-com:vml" xmlns:wp14="http://schemas.microsoft.com/office/word/2010/wordprocessingDrawing" xmlns:wp="http://schemas.openxmlformats.org/drawingml/2006/wordprocessingDrawing" xmlns:w10="urn:schemas-microsoft-com:office:word" xmlns:w="http://schemas.openxmlformats.org/wordprocessingml/2006/main" xmlns:w14="http://schemas.microsoft.com/office/word/2010/wordml" xmlns:w15="http://schemas.microsoft.com/office/word/2012/wordml" xmlns:w16cex="http://schemas.microsoft.com/office/word/2018/wordml/cex" xmlns:w16cid="http://schemas.microsoft.com/office/word/2016/wordml/cid" xmlns:w16="http://schemas.microsoft.com/office/word/2018/wordml" xmlns:w16du="http://schemas.microsoft.com/office/word/2023/wordml/word16du" xmlns:w16sdtdh="http://schemas.microsoft.com/office/word/2020/wordml/sdtdatahash" xmlns:w16sdtfl="http://schemas.microsoft.com/office/word/2024/wordml/sdtformatlock" xmlns:w16se="http://schemas.microsoft.com/office/word/2015/wordml/symex" xmlns:wpg="http://schemas.microsoft.com/office/word/2010/wordprocessingGroup" xmlns:wpi="http://schemas.microsoft.com/office/word/2010/wordprocessingInk" xmlns:wne="http://schemas.microsoft.com/office/word/2006/wordml" xmlns:wps="http://schemas.microsoft.com/office/word/2010/wordprocessingShape" mc:Ignorable="w14 w15 w16se w16cid w16 w16cex w16sdtdh w16sdtfl w16du wp14">
   <w:abstractNum w:abstractNumId="0" w15:restartNumberingAfterBreak="0">
     <w:nsid w:val="04707E2D"/>
     <w:multiLevelType w:val="multilevel"/>
